--- a/docs/smart pantry task 2 assignment 1.docx
+++ b/docs/smart pantry task 2 assignment 1.docx
@@ -3,7 +3,2311 @@
 <w:document xmlns:wpc="http://schemas.microsoft.com/office/word/2010/wordprocessingCanvas" xmlns:cx="http://schemas.microsoft.com/office/drawing/2014/chartex" xmlns:cx1="http://schemas.microsoft.com/office/drawing/2015/9/8/chartex" xmlns:cx2="http://schemas.microsoft.com/office/drawing/2015/10/21/chartex" xmlns:cx3="http://schemas.microsoft.com/office/drawing/2016/5/9/chartex" xmlns:cx4="http://schemas.microsoft.com/office/drawing/2016/5/10/chartex" xmlns:cx5="http://schemas.microsoft.com/office/drawing/2016/5/11/chartex" xmlns:cx6="http://schemas.microsoft.com/office/drawing/2016/5/12/chartex" xmlns:cx7="http://schemas.microsoft.com/office/drawing/2016/5/13/chartex" xmlns:cx8="http://schemas.microsoft.com/office/drawing/2016/5/14/chartex" xmlns:mc="http://schemas.openxmlformats.org/markup-compatibility/2006" xmlns:aink="http://schemas.microsoft.com/office/drawing/2016/ink" xmlns:am3d="http://schemas.microsoft.com/office/drawing/2017/model3d" xmlns:o="urn:schemas-microsoft-com:office:office" xmlns:oel="http://schemas.microsoft.com/office/2019/extlst" xmlns:r="http://schemas.openxmlformats.org/officeDocument/2006/relationships" xmlns:m="http://schemas.openxmlformats.org/officeDocument/2006/math" xmlns:v="urn:schemas-microsoft-com:vml" xmlns:wp14="http://schemas.microsoft.com/office/word/2010/wordprocessingDrawing" xmlns:wp="http://schemas.openxmlformats.org/drawingml/2006/wordprocessingDrawing" xmlns:w10="urn:schemas-microsoft-com:office:word" xmlns:w="http://schemas.openxmlformats.org/wordprocessingml/2006/main" xmlns:w14="http://schemas.microsoft.com/office/word/2010/wordml" xmlns:w15="http://schemas.microsoft.com/office/word/2012/wordml" xmlns:w16cex="http://schemas.microsoft.com/office/word/2018/wordml/cex" xmlns:w16cid="http://schemas.microsoft.com/office/word/2016/wordml/cid" xmlns:w16="http://schemas.microsoft.com/office/word/2018/wordml" xmlns:w16du="http://schemas.microsoft.com/office/word/2023/wordml/word16du" xmlns:w16sdtdh="http://schemas.microsoft.com/office/word/2020/wordml/sdtdatahash" xmlns:w16sdtfl="http://schemas.microsoft.com/office/word/2024/wordml/sdtformatlock" xmlns:w16se="http://schemas.microsoft.com/office/word/2015/wordml/symex" xmlns:wpg="http://schemas.microsoft.com/office/word/2010/wordprocessingGroup" xmlns:wpi="http://schemas.microsoft.com/office/word/2010/wordprocessingInk" xmlns:wne="http://schemas.microsoft.com/office/word/2006/wordml" xmlns:wps="http://schemas.microsoft.com/office/word/2010/wordprocessingShape" mc:Ignorable="w14 w15 w16se w16cid w16 w16cex w16sdtdh w16sdtfl w16du wp14">
   <w:body>
     <w:p>
+      <w:pPr>
+        <w:tabs>
+          <w:tab w:val="left" w:pos="3060"/>
+        </w:tabs>
+      </w:pPr>
       <w:r>
+        <w:rPr>
+          <w:noProof/>
+        </w:rPr>
+        <w:drawing>
+          <wp:inline distT="0" distB="0" distL="0" distR="0" wp14:anchorId="56C11732" wp14:editId="48A3C07D">
+            <wp:extent cx="1431985" cy="661819"/>
+            <wp:effectExtent l="0" t="0" r="0" b="0"/>
+            <wp:docPr id="2" name="Picture 2"/>
+            <wp:cNvGraphicFramePr>
+              <a:graphicFrameLocks xmlns:a="http://schemas.openxmlformats.org/drawingml/2006/main" noChangeAspect="1"/>
+            </wp:cNvGraphicFramePr>
+            <a:graphic xmlns:a="http://schemas.openxmlformats.org/drawingml/2006/main">
+              <a:graphicData uri="http://schemas.openxmlformats.org/drawingml/2006/picture">
+                <pic:pic xmlns:pic="http://schemas.openxmlformats.org/drawingml/2006/picture">
+                  <pic:nvPicPr>
+                    <pic:cNvPr id="0" name="HELPGroup_Logos_HU.jpg"/>
+                    <pic:cNvPicPr/>
+                  </pic:nvPicPr>
+                  <pic:blipFill>
+                    <a:blip r:embed="rId7" cstate="print">
+                      <a:extLst>
+                        <a:ext uri="{28A0092B-C50C-407E-A947-70E740481C1C}">
+                          <a14:useLocalDpi xmlns:a14="http://schemas.microsoft.com/office/drawing/2010/main" val="0"/>
+                        </a:ext>
+                      </a:extLst>
+                    </a:blip>
+                    <a:stretch>
+                      <a:fillRect/>
+                    </a:stretch>
+                  </pic:blipFill>
+                  <pic:spPr>
+                    <a:xfrm>
+                      <a:off x="0" y="0"/>
+                      <a:ext cx="1433477" cy="662509"/>
+                    </a:xfrm>
+                    <a:prstGeom prst="rect">
+                      <a:avLst/>
+                    </a:prstGeom>
+                  </pic:spPr>
+                </pic:pic>
+              </a:graphicData>
+            </a:graphic>
+          </wp:inline>
+        </w:drawing>
+      </w:r>
+      <w:r>
+        <w:rPr>
+          <w:b/>
+          <w:sz w:val="56"/>
+          <w:szCs w:val="56"/>
+        </w:rPr>
+        <w:t>Assignment Cover Sheet</w:t>
+      </w:r>
+    </w:p>
+    <w:tbl>
+      <w:tblPr>
+        <w:tblStyle w:val="TableGrid"/>
+        <w:tblW w:w="9288" w:type="dxa"/>
+        <w:tblLook w:val="04A0" w:firstRow="1" w:lastRow="0" w:firstColumn="1" w:lastColumn="0" w:noHBand="0" w:noVBand="1"/>
+      </w:tblPr>
+      <w:tblGrid>
+        <w:gridCol w:w="4428"/>
+        <w:gridCol w:w="2250"/>
+        <w:gridCol w:w="2610"/>
+      </w:tblGrid>
+      <w:tr>
+        <w:trPr>
+          <w:trHeight w:val="432"/>
+        </w:trPr>
+        <w:tc>
+          <w:tcPr>
+            <w:tcW w:w="6678" w:type="dxa"/>
+            <w:gridSpan w:val="2"/>
+            <w:tcBorders>
+              <w:top w:val="single" w:sz="4" w:space="0" w:color="auto"/>
+              <w:left w:val="single" w:sz="4" w:space="0" w:color="auto"/>
+              <w:bottom w:val="single" w:sz="4" w:space="0" w:color="auto"/>
+              <w:right w:val="single" w:sz="4" w:space="0" w:color="auto"/>
+            </w:tcBorders>
+            <w:shd w:val="clear" w:color="auto" w:fill="D9D9D9" w:themeFill="background1" w:themeFillShade="D9"/>
+            <w:vAlign w:val="center"/>
+          </w:tcPr>
+          <w:p>
+            <w:pPr>
+              <w:rPr>
+                <w:szCs w:val="22"/>
+              </w:rPr>
+            </w:pPr>
+            <w:r>
+              <w:rPr>
+                <w:b/>
+                <w:szCs w:val="22"/>
+              </w:rPr>
+              <w:t>Student Information (For group assignment, please state names of all members)</w:t>
+            </w:r>
+          </w:p>
+        </w:tc>
+        <w:tc>
+          <w:tcPr>
+            <w:tcW w:w="2610" w:type="dxa"/>
+            <w:tcBorders>
+              <w:top w:val="single" w:sz="4" w:space="0" w:color="auto"/>
+              <w:left w:val="single" w:sz="4" w:space="0" w:color="auto"/>
+              <w:bottom w:val="single" w:sz="4" w:space="0" w:color="auto"/>
+              <w:right w:val="single" w:sz="4" w:space="0" w:color="auto"/>
+            </w:tcBorders>
+            <w:vAlign w:val="center"/>
+          </w:tcPr>
+          <w:p>
+            <w:pPr>
+              <w:jc w:val="center"/>
+              <w:rPr>
+                <w:b/>
+                <w:szCs w:val="22"/>
+              </w:rPr>
+            </w:pPr>
+            <w:r>
+              <w:rPr>
+                <w:b/>
+                <w:szCs w:val="22"/>
+              </w:rPr>
+              <w:t>Grade/Marks</w:t>
+            </w:r>
+          </w:p>
+        </w:tc>
+      </w:tr>
+      <w:tr>
+        <w:trPr>
+          <w:trHeight w:val="432"/>
+        </w:trPr>
+        <w:tc>
+          <w:tcPr>
+            <w:tcW w:w="4428" w:type="dxa"/>
+            <w:tcBorders>
+              <w:top w:val="single" w:sz="4" w:space="0" w:color="auto"/>
+            </w:tcBorders>
+            <w:vAlign w:val="center"/>
+          </w:tcPr>
+          <w:p>
+            <w:pPr>
+              <w:rPr>
+                <w:b/>
+                <w:szCs w:val="22"/>
+              </w:rPr>
+            </w:pPr>
+            <w:r>
+              <w:rPr>
+                <w:b/>
+                <w:szCs w:val="22"/>
+              </w:rPr>
+              <w:t>Name</w:t>
+            </w:r>
+          </w:p>
+        </w:tc>
+        <w:tc>
+          <w:tcPr>
+            <w:tcW w:w="2250" w:type="dxa"/>
+            <w:tcBorders>
+              <w:top w:val="single" w:sz="4" w:space="0" w:color="auto"/>
+              <w:right w:val="single" w:sz="4" w:space="0" w:color="auto"/>
+            </w:tcBorders>
+            <w:vAlign w:val="center"/>
+          </w:tcPr>
+          <w:p>
+            <w:pPr>
+              <w:rPr>
+                <w:b/>
+                <w:szCs w:val="22"/>
+              </w:rPr>
+            </w:pPr>
+            <w:r>
+              <w:rPr>
+                <w:b/>
+                <w:szCs w:val="22"/>
+              </w:rPr>
+              <w:t>ID</w:t>
+            </w:r>
+          </w:p>
+        </w:tc>
+        <w:tc>
+          <w:tcPr>
+            <w:tcW w:w="2610" w:type="dxa"/>
+            <w:tcBorders>
+              <w:top w:val="single" w:sz="4" w:space="0" w:color="auto"/>
+              <w:left w:val="single" w:sz="4" w:space="0" w:color="auto"/>
+              <w:bottom w:val="nil"/>
+              <w:right w:val="single" w:sz="4" w:space="0" w:color="auto"/>
+            </w:tcBorders>
+            <w:vAlign w:val="center"/>
+          </w:tcPr>
+          <w:p>
+            <w:pPr>
+              <w:rPr>
+                <w:b/>
+                <w:szCs w:val="22"/>
+              </w:rPr>
+            </w:pPr>
+          </w:p>
+        </w:tc>
+      </w:tr>
+      <w:tr>
+        <w:trPr>
+          <w:trHeight w:val="576"/>
+        </w:trPr>
+        <w:tc>
+          <w:tcPr>
+            <w:tcW w:w="4428" w:type="dxa"/>
+            <w:vAlign w:val="center"/>
+          </w:tcPr>
+          <w:p>
+            <w:pPr>
+              <w:rPr>
+                <w:szCs w:val="22"/>
+              </w:rPr>
+            </w:pPr>
+            <w:r>
+              <w:rPr>
+                <w:szCs w:val="22"/>
+              </w:rPr>
+              <w:t>Sujina Tuladhar</w:t>
+            </w:r>
+          </w:p>
+        </w:tc>
+        <w:tc>
+          <w:tcPr>
+            <w:tcW w:w="2250" w:type="dxa"/>
+            <w:tcBorders>
+              <w:right w:val="single" w:sz="4" w:space="0" w:color="auto"/>
+            </w:tcBorders>
+            <w:vAlign w:val="center"/>
+          </w:tcPr>
+          <w:p>
+            <w:pPr>
+              <w:rPr>
+                <w:szCs w:val="22"/>
+              </w:rPr>
+            </w:pPr>
+            <w:r>
+              <w:rPr>
+                <w:szCs w:val="22"/>
+              </w:rPr>
+              <w:t>E2300582</w:t>
+            </w:r>
+          </w:p>
+        </w:tc>
+        <w:tc>
+          <w:tcPr>
+            <w:tcW w:w="2610" w:type="dxa"/>
+            <w:tcBorders>
+              <w:top w:val="nil"/>
+              <w:left w:val="single" w:sz="4" w:space="0" w:color="auto"/>
+              <w:bottom w:val="nil"/>
+              <w:right w:val="single" w:sz="4" w:space="0" w:color="auto"/>
+            </w:tcBorders>
+            <w:vAlign w:val="center"/>
+          </w:tcPr>
+          <w:p>
+            <w:pPr>
+              <w:rPr>
+                <w:szCs w:val="22"/>
+              </w:rPr>
+            </w:pPr>
+          </w:p>
+        </w:tc>
+      </w:tr>
+      <w:tr>
+        <w:trPr>
+          <w:trHeight w:val="576"/>
+        </w:trPr>
+        <w:tc>
+          <w:tcPr>
+            <w:tcW w:w="4428" w:type="dxa"/>
+            <w:vAlign w:val="center"/>
+          </w:tcPr>
+          <w:p>
+            <w:pPr>
+              <w:rPr>
+                <w:szCs w:val="22"/>
+              </w:rPr>
+            </w:pPr>
+            <w:r>
+              <w:rPr>
+                <w:szCs w:val="22"/>
+              </w:rPr>
+              <w:t>Pasang Lama</w:t>
+            </w:r>
+          </w:p>
+        </w:tc>
+        <w:tc>
+          <w:tcPr>
+            <w:tcW w:w="2250" w:type="dxa"/>
+            <w:tcBorders>
+              <w:right w:val="single" w:sz="4" w:space="0" w:color="auto"/>
+            </w:tcBorders>
+            <w:vAlign w:val="center"/>
+          </w:tcPr>
+          <w:p>
+            <w:pPr>
+              <w:rPr>
+                <w:szCs w:val="22"/>
+              </w:rPr>
+            </w:pPr>
+            <w:r>
+              <w:rPr>
+                <w:szCs w:val="22"/>
+              </w:rPr>
+              <w:t>E2400050</w:t>
+            </w:r>
+          </w:p>
+        </w:tc>
+        <w:tc>
+          <w:tcPr>
+            <w:tcW w:w="2610" w:type="dxa"/>
+            <w:tcBorders>
+              <w:top w:val="nil"/>
+              <w:left w:val="single" w:sz="4" w:space="0" w:color="auto"/>
+              <w:bottom w:val="nil"/>
+              <w:right w:val="single" w:sz="4" w:space="0" w:color="auto"/>
+            </w:tcBorders>
+            <w:vAlign w:val="center"/>
+          </w:tcPr>
+          <w:p>
+            <w:pPr>
+              <w:rPr>
+                <w:szCs w:val="22"/>
+              </w:rPr>
+            </w:pPr>
+          </w:p>
+        </w:tc>
+      </w:tr>
+      <w:tr>
+        <w:trPr>
+          <w:trHeight w:val="576"/>
+        </w:trPr>
+        <w:tc>
+          <w:tcPr>
+            <w:tcW w:w="4428" w:type="dxa"/>
+            <w:vAlign w:val="center"/>
+          </w:tcPr>
+          <w:p>
+            <w:pPr>
+              <w:rPr>
+                <w:szCs w:val="22"/>
+              </w:rPr>
+            </w:pPr>
+            <w:r>
+              <w:rPr>
+                <w:szCs w:val="22"/>
+              </w:rPr>
+              <w:t>Manav Rawal</w:t>
+            </w:r>
+          </w:p>
+        </w:tc>
+        <w:tc>
+          <w:tcPr>
+            <w:tcW w:w="2250" w:type="dxa"/>
+            <w:tcBorders>
+              <w:right w:val="single" w:sz="4" w:space="0" w:color="auto"/>
+            </w:tcBorders>
+            <w:vAlign w:val="center"/>
+          </w:tcPr>
+          <w:p>
+            <w:pPr>
+              <w:rPr>
+                <w:szCs w:val="22"/>
+              </w:rPr>
+            </w:pPr>
+            <w:r>
+              <w:rPr>
+                <w:szCs w:val="22"/>
+              </w:rPr>
+              <w:t>E2300560</w:t>
+            </w:r>
+          </w:p>
+        </w:tc>
+        <w:tc>
+          <w:tcPr>
+            <w:tcW w:w="2610" w:type="dxa"/>
+            <w:tcBorders>
+              <w:top w:val="nil"/>
+              <w:left w:val="single" w:sz="4" w:space="0" w:color="auto"/>
+              <w:bottom w:val="nil"/>
+              <w:right w:val="single" w:sz="4" w:space="0" w:color="auto"/>
+            </w:tcBorders>
+            <w:vAlign w:val="center"/>
+          </w:tcPr>
+          <w:p>
+            <w:pPr>
+              <w:rPr>
+                <w:szCs w:val="22"/>
+              </w:rPr>
+            </w:pPr>
+          </w:p>
+        </w:tc>
+      </w:tr>
+      <w:tr>
+        <w:trPr>
+          <w:trHeight w:val="576"/>
+        </w:trPr>
+        <w:tc>
+          <w:tcPr>
+            <w:tcW w:w="4428" w:type="dxa"/>
+            <w:vAlign w:val="center"/>
+          </w:tcPr>
+          <w:p>
+            <w:pPr>
+              <w:rPr>
+                <w:szCs w:val="22"/>
+              </w:rPr>
+            </w:pPr>
+          </w:p>
+        </w:tc>
+        <w:tc>
+          <w:tcPr>
+            <w:tcW w:w="2250" w:type="dxa"/>
+            <w:tcBorders>
+              <w:right w:val="single" w:sz="4" w:space="0" w:color="auto"/>
+            </w:tcBorders>
+            <w:vAlign w:val="center"/>
+          </w:tcPr>
+          <w:p>
+            <w:pPr>
+              <w:rPr>
+                <w:szCs w:val="22"/>
+              </w:rPr>
+            </w:pPr>
+          </w:p>
+        </w:tc>
+        <w:tc>
+          <w:tcPr>
+            <w:tcW w:w="2610" w:type="dxa"/>
+            <w:tcBorders>
+              <w:top w:val="nil"/>
+              <w:left w:val="single" w:sz="4" w:space="0" w:color="auto"/>
+              <w:bottom w:val="nil"/>
+              <w:right w:val="single" w:sz="4" w:space="0" w:color="auto"/>
+            </w:tcBorders>
+            <w:vAlign w:val="center"/>
+          </w:tcPr>
+          <w:p>
+            <w:pPr>
+              <w:rPr>
+                <w:szCs w:val="22"/>
+              </w:rPr>
+            </w:pPr>
+          </w:p>
+        </w:tc>
+      </w:tr>
+      <w:tr>
+        <w:trPr>
+          <w:trHeight w:val="576"/>
+        </w:trPr>
+        <w:tc>
+          <w:tcPr>
+            <w:tcW w:w="4428" w:type="dxa"/>
+            <w:vAlign w:val="center"/>
+          </w:tcPr>
+          <w:p>
+            <w:pPr>
+              <w:rPr>
+                <w:szCs w:val="22"/>
+              </w:rPr>
+            </w:pPr>
+          </w:p>
+        </w:tc>
+        <w:tc>
+          <w:tcPr>
+            <w:tcW w:w="2250" w:type="dxa"/>
+            <w:tcBorders>
+              <w:right w:val="single" w:sz="4" w:space="0" w:color="auto"/>
+            </w:tcBorders>
+            <w:vAlign w:val="center"/>
+          </w:tcPr>
+          <w:p>
+            <w:pPr>
+              <w:rPr>
+                <w:szCs w:val="22"/>
+              </w:rPr>
+            </w:pPr>
+          </w:p>
+        </w:tc>
+        <w:tc>
+          <w:tcPr>
+            <w:tcW w:w="2610" w:type="dxa"/>
+            <w:tcBorders>
+              <w:top w:val="nil"/>
+              <w:left w:val="single" w:sz="4" w:space="0" w:color="auto"/>
+              <w:bottom w:val="nil"/>
+              <w:right w:val="single" w:sz="4" w:space="0" w:color="auto"/>
+            </w:tcBorders>
+            <w:vAlign w:val="center"/>
+          </w:tcPr>
+          <w:p>
+            <w:pPr>
+              <w:rPr>
+                <w:szCs w:val="22"/>
+              </w:rPr>
+            </w:pPr>
+          </w:p>
+        </w:tc>
+      </w:tr>
+      <w:tr>
+        <w:trPr>
+          <w:trHeight w:val="576"/>
+        </w:trPr>
+        <w:tc>
+          <w:tcPr>
+            <w:tcW w:w="4428" w:type="dxa"/>
+            <w:vAlign w:val="center"/>
+          </w:tcPr>
+          <w:p>
+            <w:pPr>
+              <w:rPr>
+                <w:szCs w:val="22"/>
+              </w:rPr>
+            </w:pPr>
+          </w:p>
+        </w:tc>
+        <w:tc>
+          <w:tcPr>
+            <w:tcW w:w="2250" w:type="dxa"/>
+            <w:tcBorders>
+              <w:right w:val="single" w:sz="4" w:space="0" w:color="auto"/>
+            </w:tcBorders>
+            <w:vAlign w:val="center"/>
+          </w:tcPr>
+          <w:p>
+            <w:pPr>
+              <w:rPr>
+                <w:szCs w:val="22"/>
+              </w:rPr>
+            </w:pPr>
+          </w:p>
+        </w:tc>
+        <w:tc>
+          <w:tcPr>
+            <w:tcW w:w="2610" w:type="dxa"/>
+            <w:tcBorders>
+              <w:top w:val="nil"/>
+              <w:left w:val="single" w:sz="4" w:space="0" w:color="auto"/>
+              <w:bottom w:val="nil"/>
+              <w:right w:val="single" w:sz="4" w:space="0" w:color="auto"/>
+            </w:tcBorders>
+            <w:vAlign w:val="center"/>
+          </w:tcPr>
+          <w:p>
+            <w:pPr>
+              <w:rPr>
+                <w:szCs w:val="22"/>
+              </w:rPr>
+            </w:pPr>
+          </w:p>
+        </w:tc>
+      </w:tr>
+    </w:tbl>
+    <w:p>
+      <w:pPr>
+        <w:rPr>
+          <w:sz w:val="20"/>
+          <w:szCs w:val="20"/>
+        </w:rPr>
+      </w:pPr>
+    </w:p>
+    <w:tbl>
+      <w:tblPr>
+        <w:tblStyle w:val="TableGrid"/>
+        <w:tblW w:w="9288" w:type="dxa"/>
+        <w:tblLook w:val="04A0" w:firstRow="1" w:lastRow="0" w:firstColumn="1" w:lastColumn="0" w:noHBand="0" w:noVBand="1"/>
+      </w:tblPr>
+      <w:tblGrid>
+        <w:gridCol w:w="2773"/>
+        <w:gridCol w:w="3955"/>
+        <w:gridCol w:w="2560"/>
+      </w:tblGrid>
+      <w:tr>
+        <w:trPr>
+          <w:trHeight w:val="288"/>
+        </w:trPr>
+        <w:tc>
+          <w:tcPr>
+            <w:tcW w:w="6678" w:type="dxa"/>
+            <w:gridSpan w:val="2"/>
+            <w:tcBorders>
+              <w:top w:val="single" w:sz="4" w:space="0" w:color="auto"/>
+              <w:left w:val="single" w:sz="4" w:space="0" w:color="auto"/>
+              <w:bottom w:val="single" w:sz="4" w:space="0" w:color="auto"/>
+              <w:right w:val="single" w:sz="4" w:space="0" w:color="auto"/>
+            </w:tcBorders>
+            <w:shd w:val="clear" w:color="auto" w:fill="D9D9D9" w:themeFill="background1" w:themeFillShade="D9"/>
+            <w:vAlign w:val="center"/>
+          </w:tcPr>
+          <w:p>
+            <w:pPr>
+              <w:rPr>
+                <w:szCs w:val="22"/>
+              </w:rPr>
+            </w:pPr>
+            <w:r>
+              <w:rPr>
+                <w:b/>
+                <w:szCs w:val="22"/>
+              </w:rPr>
+              <w:t>Module/Subject Information</w:t>
+            </w:r>
+          </w:p>
+        </w:tc>
+        <w:tc>
+          <w:tcPr>
+            <w:tcW w:w="2610" w:type="dxa"/>
+            <w:tcBorders>
+              <w:top w:val="single" w:sz="4" w:space="0" w:color="auto"/>
+              <w:left w:val="single" w:sz="4" w:space="0" w:color="auto"/>
+              <w:bottom w:val="nil"/>
+              <w:right w:val="single" w:sz="4" w:space="0" w:color="auto"/>
+            </w:tcBorders>
+            <w:vAlign w:val="center"/>
+          </w:tcPr>
+          <w:p>
+            <w:pPr>
+              <w:jc w:val="center"/>
+              <w:rPr>
+                <w:b/>
+                <w:szCs w:val="22"/>
+              </w:rPr>
+            </w:pPr>
+            <w:r>
+              <w:rPr>
+                <w:b/>
+                <w:szCs w:val="22"/>
+              </w:rPr>
+              <w:t>Office Acknowledgement</w:t>
+            </w:r>
+          </w:p>
+        </w:tc>
+      </w:tr>
+      <w:tr>
+        <w:trPr>
+          <w:trHeight w:val="432"/>
+        </w:trPr>
+        <w:tc>
+          <w:tcPr>
+            <w:tcW w:w="2448" w:type="dxa"/>
+            <w:tcBorders>
+              <w:top w:val="single" w:sz="4" w:space="0" w:color="auto"/>
+            </w:tcBorders>
+            <w:vAlign w:val="center"/>
+          </w:tcPr>
+          <w:p>
+            <w:pPr>
+              <w:rPr>
+                <w:b/>
+                <w:szCs w:val="22"/>
+              </w:rPr>
+            </w:pPr>
+            <w:r>
+              <w:rPr>
+                <w:b/>
+                <w:szCs w:val="22"/>
+              </w:rPr>
+              <w:t>Module/</w:t>
+            </w:r>
+            <w:r>
+              <w:rPr>
+                <w:b/>
+                <w:szCs w:val="22"/>
+              </w:rPr>
+              <w:t>Subject Code</w:t>
+            </w:r>
+          </w:p>
+        </w:tc>
+        <w:tc>
+          <w:tcPr>
+            <w:tcW w:w="4230" w:type="dxa"/>
+            <w:tcBorders>
+              <w:top w:val="single" w:sz="4" w:space="0" w:color="auto"/>
+              <w:right w:val="single" w:sz="4" w:space="0" w:color="auto"/>
+            </w:tcBorders>
+            <w:vAlign w:val="center"/>
+          </w:tcPr>
+          <w:p>
+            <w:pPr>
+              <w:rPr>
+                <w:szCs w:val="22"/>
+              </w:rPr>
+            </w:pPr>
+            <w:r>
+              <w:rPr>
+                <w:szCs w:val="22"/>
+              </w:rPr>
+              <w:t>BIT216</w:t>
+            </w:r>
+          </w:p>
+        </w:tc>
+        <w:tc>
+          <w:tcPr>
+            <w:tcW w:w="2610" w:type="dxa"/>
+            <w:tcBorders>
+              <w:top w:val="nil"/>
+              <w:left w:val="single" w:sz="4" w:space="0" w:color="auto"/>
+              <w:bottom w:val="nil"/>
+              <w:right w:val="single" w:sz="4" w:space="0" w:color="auto"/>
+            </w:tcBorders>
+            <w:vAlign w:val="center"/>
+          </w:tcPr>
+          <w:p>
+            <w:pPr>
+              <w:rPr>
+                <w:szCs w:val="22"/>
+              </w:rPr>
+            </w:pPr>
+          </w:p>
+        </w:tc>
+      </w:tr>
+      <w:tr>
+        <w:trPr>
+          <w:trHeight w:val="432"/>
+        </w:trPr>
+        <w:tc>
+          <w:tcPr>
+            <w:tcW w:w="2448" w:type="dxa"/>
+            <w:vAlign w:val="center"/>
+          </w:tcPr>
+          <w:p>
+            <w:pPr>
+              <w:rPr>
+                <w:b/>
+                <w:szCs w:val="22"/>
+              </w:rPr>
+            </w:pPr>
+            <w:r>
+              <w:rPr>
+                <w:b/>
+                <w:szCs w:val="22"/>
+              </w:rPr>
+              <w:t>Module/</w:t>
+            </w:r>
+            <w:r>
+              <w:rPr>
+                <w:b/>
+                <w:szCs w:val="22"/>
+              </w:rPr>
+              <w:t>Subject Name</w:t>
+            </w:r>
+          </w:p>
+        </w:tc>
+        <w:tc>
+          <w:tcPr>
+            <w:tcW w:w="4230" w:type="dxa"/>
+            <w:tcBorders>
+              <w:right w:val="single" w:sz="4" w:space="0" w:color="auto"/>
+            </w:tcBorders>
+            <w:vAlign w:val="center"/>
+          </w:tcPr>
+          <w:p>
+            <w:pPr>
+              <w:rPr>
+                <w:szCs w:val="22"/>
+              </w:rPr>
+            </w:pPr>
+            <w:r>
+              <w:rPr>
+                <w:szCs w:val="22"/>
+              </w:rPr>
+              <w:t>Software Engineering Principles</w:t>
+            </w:r>
+          </w:p>
+        </w:tc>
+        <w:tc>
+          <w:tcPr>
+            <w:tcW w:w="2610" w:type="dxa"/>
+            <w:tcBorders>
+              <w:top w:val="nil"/>
+              <w:left w:val="single" w:sz="4" w:space="0" w:color="auto"/>
+              <w:bottom w:val="nil"/>
+              <w:right w:val="single" w:sz="4" w:space="0" w:color="auto"/>
+            </w:tcBorders>
+            <w:vAlign w:val="center"/>
+          </w:tcPr>
+          <w:p>
+            <w:pPr>
+              <w:rPr>
+                <w:szCs w:val="22"/>
+              </w:rPr>
+            </w:pPr>
+          </w:p>
+        </w:tc>
+      </w:tr>
+      <w:tr>
+        <w:trPr>
+          <w:trHeight w:val="432"/>
+        </w:trPr>
+        <w:tc>
+          <w:tcPr>
+            <w:tcW w:w="2448" w:type="dxa"/>
+            <w:vAlign w:val="center"/>
+          </w:tcPr>
+          <w:p>
+            <w:pPr>
+              <w:rPr>
+                <w:b/>
+                <w:szCs w:val="22"/>
+              </w:rPr>
+            </w:pPr>
+            <w:r>
+              <w:rPr>
+                <w:b/>
+                <w:szCs w:val="22"/>
+              </w:rPr>
+              <w:t>Lecturer</w:t>
+            </w:r>
+            <w:r>
+              <w:rPr>
+                <w:b/>
+                <w:szCs w:val="22"/>
+              </w:rPr>
+              <w:t>/</w:t>
+            </w:r>
+            <w:r>
+              <w:rPr>
+                <w:b/>
+                <w:szCs w:val="22"/>
+              </w:rPr>
+              <w:t>Tutor</w:t>
+            </w:r>
+            <w:r>
+              <w:rPr>
+                <w:b/>
+                <w:szCs w:val="22"/>
+              </w:rPr>
+              <w:t>/Facilitator</w:t>
+            </w:r>
+          </w:p>
+        </w:tc>
+        <w:tc>
+          <w:tcPr>
+            <w:tcW w:w="4230" w:type="dxa"/>
+            <w:tcBorders>
+              <w:right w:val="single" w:sz="4" w:space="0" w:color="auto"/>
+            </w:tcBorders>
+            <w:vAlign w:val="center"/>
+          </w:tcPr>
+          <w:p>
+            <w:pPr>
+              <w:rPr>
+                <w:szCs w:val="22"/>
+              </w:rPr>
+            </w:pPr>
+            <w:r>
+              <w:rPr>
+                <w:szCs w:val="22"/>
+              </w:rPr>
+              <w:t xml:space="preserve">Mr. Sudeep Lal </w:t>
+            </w:r>
+            <w:proofErr w:type="spellStart"/>
+            <w:r>
+              <w:rPr>
+                <w:szCs w:val="22"/>
+              </w:rPr>
+              <w:t>Bajimaya</w:t>
+            </w:r>
+            <w:proofErr w:type="spellEnd"/>
+          </w:p>
+        </w:tc>
+        <w:tc>
+          <w:tcPr>
+            <w:tcW w:w="2610" w:type="dxa"/>
+            <w:tcBorders>
+              <w:top w:val="nil"/>
+              <w:left w:val="single" w:sz="4" w:space="0" w:color="auto"/>
+              <w:bottom w:val="nil"/>
+              <w:right w:val="single" w:sz="4" w:space="0" w:color="auto"/>
+            </w:tcBorders>
+            <w:vAlign w:val="center"/>
+          </w:tcPr>
+          <w:p>
+            <w:pPr>
+              <w:rPr>
+                <w:szCs w:val="22"/>
+              </w:rPr>
+            </w:pPr>
+          </w:p>
+        </w:tc>
+      </w:tr>
+      <w:tr>
+        <w:trPr>
+          <w:trHeight w:val="432"/>
+        </w:trPr>
+        <w:tc>
+          <w:tcPr>
+            <w:tcW w:w="2448" w:type="dxa"/>
+            <w:vAlign w:val="center"/>
+          </w:tcPr>
+          <w:p>
+            <w:pPr>
+              <w:rPr>
+                <w:b/>
+                <w:szCs w:val="22"/>
+              </w:rPr>
+            </w:pPr>
+            <w:r>
+              <w:rPr>
+                <w:b/>
+                <w:szCs w:val="22"/>
+              </w:rPr>
+              <w:t>Due Date</w:t>
+            </w:r>
+          </w:p>
+        </w:tc>
+        <w:tc>
+          <w:tcPr>
+            <w:tcW w:w="4230" w:type="dxa"/>
+            <w:tcBorders>
+              <w:right w:val="single" w:sz="4" w:space="0" w:color="auto"/>
+            </w:tcBorders>
+            <w:vAlign w:val="center"/>
+          </w:tcPr>
+          <w:p>
+            <w:pPr>
+              <w:rPr>
+                <w:szCs w:val="22"/>
+              </w:rPr>
+            </w:pPr>
+            <w:r>
+              <w:rPr>
+                <w:szCs w:val="22"/>
+              </w:rPr>
+              <w:t>26</w:t>
+            </w:r>
+            <w:r>
+              <w:rPr>
+                <w:szCs w:val="22"/>
+                <w:vertAlign w:val="superscript"/>
+              </w:rPr>
+              <w:t>th</w:t>
+            </w:r>
+            <w:r>
+              <w:rPr>
+                <w:szCs w:val="22"/>
+              </w:rPr>
+              <w:t xml:space="preserve"> </w:t>
+            </w:r>
+            <w:r>
+              <w:rPr>
+                <w:szCs w:val="22"/>
+              </w:rPr>
+              <w:t xml:space="preserve"> June 2026</w:t>
+            </w:r>
+          </w:p>
+        </w:tc>
+        <w:tc>
+          <w:tcPr>
+            <w:tcW w:w="2610" w:type="dxa"/>
+            <w:tcBorders>
+              <w:top w:val="nil"/>
+              <w:left w:val="single" w:sz="4" w:space="0" w:color="auto"/>
+              <w:bottom w:val="nil"/>
+              <w:right w:val="single" w:sz="4" w:space="0" w:color="auto"/>
+            </w:tcBorders>
+            <w:vAlign w:val="center"/>
+          </w:tcPr>
+          <w:p>
+            <w:pPr>
+              <w:rPr>
+                <w:b/>
+                <w:szCs w:val="22"/>
+              </w:rPr>
+            </w:pPr>
+          </w:p>
+        </w:tc>
+      </w:tr>
+      <w:tr>
+        <w:trPr>
+          <w:trHeight w:val="432"/>
+        </w:trPr>
+        <w:tc>
+          <w:tcPr>
+            <w:tcW w:w="2448" w:type="dxa"/>
+            <w:vAlign w:val="center"/>
+          </w:tcPr>
+          <w:p>
+            <w:pPr>
+              <w:rPr>
+                <w:b/>
+                <w:szCs w:val="22"/>
+              </w:rPr>
+            </w:pPr>
+            <w:r>
+              <w:rPr>
+                <w:b/>
+                <w:szCs w:val="22"/>
+              </w:rPr>
+              <w:t>Assignment Title</w:t>
+            </w:r>
+            <w:r>
+              <w:rPr>
+                <w:b/>
+                <w:szCs w:val="22"/>
+              </w:rPr>
+              <w:t>/</w:t>
+            </w:r>
+            <w:r>
+              <w:rPr>
+                <w:b/>
+                <w:szCs w:val="22"/>
+              </w:rPr>
+              <w:t>Topic</w:t>
+            </w:r>
+          </w:p>
+        </w:tc>
+        <w:tc>
+          <w:tcPr>
+            <w:tcW w:w="4230" w:type="dxa"/>
+            <w:tcBorders>
+              <w:right w:val="single" w:sz="4" w:space="0" w:color="auto"/>
+            </w:tcBorders>
+            <w:vAlign w:val="center"/>
+          </w:tcPr>
+          <w:p>
+            <w:pPr>
+              <w:rPr>
+                <w:szCs w:val="22"/>
+              </w:rPr>
+            </w:pPr>
+            <w:r>
+              <w:rPr>
+                <w:szCs w:val="22"/>
+              </w:rPr>
+              <w:t>Assignment 1- Task 2</w:t>
+            </w:r>
+          </w:p>
+        </w:tc>
+        <w:tc>
+          <w:tcPr>
+            <w:tcW w:w="2610" w:type="dxa"/>
+            <w:tcBorders>
+              <w:top w:val="nil"/>
+              <w:left w:val="single" w:sz="4" w:space="0" w:color="auto"/>
+              <w:bottom w:val="nil"/>
+              <w:right w:val="single" w:sz="4" w:space="0" w:color="auto"/>
+            </w:tcBorders>
+            <w:vAlign w:val="center"/>
+          </w:tcPr>
+          <w:p>
+            <w:pPr>
+              <w:rPr>
+                <w:b/>
+                <w:szCs w:val="22"/>
+              </w:rPr>
+            </w:pPr>
+          </w:p>
+        </w:tc>
+      </w:tr>
+      <w:tr>
+        <w:trPr>
+          <w:trHeight w:val="432"/>
+        </w:trPr>
+        <w:tc>
+          <w:tcPr>
+            <w:tcW w:w="2448" w:type="dxa"/>
+            <w:vAlign w:val="center"/>
+          </w:tcPr>
+          <w:p>
+            <w:pPr>
+              <w:rPr>
+                <w:b/>
+                <w:szCs w:val="22"/>
+              </w:rPr>
+            </w:pPr>
+            <w:r>
+              <w:rPr>
+                <w:b/>
+                <w:szCs w:val="22"/>
+              </w:rPr>
+              <w:t>Intake (where applicable)</w:t>
+            </w:r>
+          </w:p>
+        </w:tc>
+        <w:tc>
+          <w:tcPr>
+            <w:tcW w:w="4230" w:type="dxa"/>
+            <w:tcBorders>
+              <w:right w:val="single" w:sz="4" w:space="0" w:color="auto"/>
+            </w:tcBorders>
+            <w:vAlign w:val="center"/>
+          </w:tcPr>
+          <w:p>
+            <w:pPr>
+              <w:rPr>
+                <w:szCs w:val="22"/>
+              </w:rPr>
+            </w:pPr>
+            <w:r>
+              <w:rPr>
+                <w:szCs w:val="22"/>
+              </w:rPr>
+              <w:t>May 2026</w:t>
+            </w:r>
+          </w:p>
+        </w:tc>
+        <w:tc>
+          <w:tcPr>
+            <w:tcW w:w="2610" w:type="dxa"/>
+            <w:tcBorders>
+              <w:top w:val="nil"/>
+              <w:left w:val="single" w:sz="4" w:space="0" w:color="auto"/>
+              <w:bottom w:val="nil"/>
+              <w:right w:val="single" w:sz="4" w:space="0" w:color="auto"/>
+            </w:tcBorders>
+            <w:vAlign w:val="center"/>
+          </w:tcPr>
+          <w:p>
+            <w:pPr>
+              <w:rPr>
+                <w:b/>
+                <w:szCs w:val="22"/>
+              </w:rPr>
+            </w:pPr>
+          </w:p>
+        </w:tc>
+      </w:tr>
+      <w:tr>
+        <w:trPr>
+          <w:trHeight w:val="432"/>
+        </w:trPr>
+        <w:tc>
+          <w:tcPr>
+            <w:tcW w:w="2448" w:type="dxa"/>
+            <w:vAlign w:val="center"/>
+          </w:tcPr>
+          <w:p>
+            <w:pPr>
+              <w:rPr>
+                <w:b/>
+                <w:szCs w:val="22"/>
+              </w:rPr>
+            </w:pPr>
+            <w:r>
+              <w:rPr>
+                <w:b/>
+                <w:szCs w:val="22"/>
+              </w:rPr>
+              <w:t>Word Count</w:t>
+            </w:r>
+          </w:p>
+        </w:tc>
+        <w:tc>
+          <w:tcPr>
+            <w:tcW w:w="4230" w:type="dxa"/>
+            <w:tcBorders>
+              <w:right w:val="single" w:sz="4" w:space="0" w:color="auto"/>
+            </w:tcBorders>
+            <w:vAlign w:val="center"/>
+          </w:tcPr>
+          <w:p>
+            <w:pPr>
+              <w:rPr>
+                <w:szCs w:val="22"/>
+              </w:rPr>
+            </w:pPr>
+          </w:p>
+        </w:tc>
+        <w:tc>
+          <w:tcPr>
+            <w:tcW w:w="2610" w:type="dxa"/>
+            <w:tcBorders>
+              <w:top w:val="nil"/>
+              <w:left w:val="single" w:sz="4" w:space="0" w:color="auto"/>
+              <w:bottom w:val="single" w:sz="4" w:space="0" w:color="auto"/>
+              <w:right w:val="single" w:sz="4" w:space="0" w:color="auto"/>
+            </w:tcBorders>
+            <w:vAlign w:val="center"/>
+          </w:tcPr>
+          <w:p>
+            <w:pPr>
+              <w:jc w:val="center"/>
+              <w:rPr>
+                <w:b/>
+                <w:szCs w:val="22"/>
+              </w:rPr>
+            </w:pPr>
+            <w:r>
+              <w:rPr>
+                <w:b/>
+                <w:szCs w:val="22"/>
+              </w:rPr>
+              <w:t>Date/Time</w:t>
+            </w:r>
+          </w:p>
+        </w:tc>
+      </w:tr>
+    </w:tbl>
+    <w:p>
+      <w:pPr>
+        <w:tabs>
+          <w:tab w:val="left" w:pos="2340"/>
+          <w:tab w:val="left" w:pos="5040"/>
+        </w:tabs>
+        <w:spacing w:after="0"/>
+        <w:rPr>
+          <w:b/>
+        </w:rPr>
+      </w:pPr>
+      <w:r>
+        <w:rPr>
+          <w:b/>
+        </w:rPr>
+        <w:t>Declaration</w:t>
+      </w:r>
+    </w:p>
+    <w:p>
+      <w:pPr>
+        <w:pStyle w:val="ListParagraph"/>
+        <w:numPr>
+          <w:ilvl w:val="0"/>
+          <w:numId w:val="6"/>
+        </w:numPr>
+        <w:tabs>
+          <w:tab w:val="left" w:pos="2340"/>
+          <w:tab w:val="left" w:pos="5040"/>
+        </w:tabs>
+        <w:spacing w:after="0" w:line="240" w:lineRule="auto"/>
+        <w:ind w:left="360"/>
+        <w:jc w:val="both"/>
+        <w:rPr>
+          <w:sz w:val="20"/>
+          <w:szCs w:val="20"/>
+        </w:rPr>
+      </w:pPr>
+      <w:r>
+        <w:rPr>
+          <w:sz w:val="20"/>
+          <w:szCs w:val="20"/>
+        </w:rPr>
+        <w:t xml:space="preserve">I/We have read and understood the </w:t>
+      </w:r>
+      <w:proofErr w:type="spellStart"/>
+      <w:r>
+        <w:rPr>
+          <w:sz w:val="20"/>
+          <w:szCs w:val="20"/>
+        </w:rPr>
+        <w:t>Programme</w:t>
+      </w:r>
+      <w:proofErr w:type="spellEnd"/>
+      <w:r>
+        <w:rPr>
+          <w:sz w:val="20"/>
+          <w:szCs w:val="20"/>
+        </w:rPr>
+        <w:t xml:space="preserve"> Handbook </w:t>
+      </w:r>
+      <w:r>
+        <w:rPr>
+          <w:sz w:val="20"/>
+          <w:szCs w:val="20"/>
+        </w:rPr>
+        <w:t>that explain</w:t>
+      </w:r>
+      <w:r>
+        <w:rPr>
+          <w:sz w:val="20"/>
+          <w:szCs w:val="20"/>
+        </w:rPr>
+        <w:t>s</w:t>
+      </w:r>
+      <w:r>
+        <w:rPr>
+          <w:sz w:val="20"/>
+          <w:szCs w:val="20"/>
+        </w:rPr>
+        <w:t xml:space="preserve"> </w:t>
+      </w:r>
+      <w:r>
+        <w:rPr>
+          <w:sz w:val="20"/>
+          <w:szCs w:val="20"/>
+        </w:rPr>
+        <w:t xml:space="preserve">on </w:t>
+      </w:r>
+      <w:r>
+        <w:rPr>
+          <w:b/>
+          <w:sz w:val="20"/>
+          <w:szCs w:val="20"/>
+        </w:rPr>
+        <w:t>plagiarism</w:t>
+      </w:r>
+      <w:r>
+        <w:rPr>
+          <w:sz w:val="20"/>
+          <w:szCs w:val="20"/>
+        </w:rPr>
+        <w:t>, and I/we testify that, unless otherwise acknowledged, the work submitted herein is entirely my/our own.</w:t>
+      </w:r>
+    </w:p>
+    <w:p>
+      <w:pPr>
+        <w:pStyle w:val="ListParagraph"/>
+        <w:numPr>
+          <w:ilvl w:val="0"/>
+          <w:numId w:val="6"/>
+        </w:numPr>
+        <w:tabs>
+          <w:tab w:val="left" w:pos="2340"/>
+          <w:tab w:val="left" w:pos="5040"/>
+        </w:tabs>
+        <w:spacing w:after="0" w:line="240" w:lineRule="auto"/>
+        <w:ind w:left="360"/>
+        <w:jc w:val="both"/>
+        <w:rPr>
+          <w:sz w:val="20"/>
+          <w:szCs w:val="20"/>
+        </w:rPr>
+      </w:pPr>
+      <w:r>
+        <w:rPr>
+          <w:sz w:val="20"/>
+          <w:szCs w:val="20"/>
+        </w:rPr>
+        <w:t>I/We declare that no part of this assignment has been written for me/us by any other person(s) except where such collaboration has been authorized by the lecturer concerned.</w:t>
+      </w:r>
+    </w:p>
+    <w:p>
+      <w:pPr>
+        <w:pStyle w:val="ListParagraph"/>
+        <w:numPr>
+          <w:ilvl w:val="0"/>
+          <w:numId w:val="6"/>
+        </w:numPr>
+        <w:tabs>
+          <w:tab w:val="left" w:pos="2340"/>
+          <w:tab w:val="left" w:pos="5040"/>
+        </w:tabs>
+        <w:spacing w:after="0" w:line="240" w:lineRule="auto"/>
+        <w:ind w:left="360"/>
+        <w:jc w:val="both"/>
+        <w:rPr>
+          <w:sz w:val="20"/>
+          <w:szCs w:val="20"/>
+        </w:rPr>
+      </w:pPr>
+      <w:r>
+        <w:rPr>
+          <w:sz w:val="20"/>
+          <w:szCs w:val="20"/>
+        </w:rPr>
+        <w:t>I/We authorize the University to test any work submitted by me/us, using text comparison software, for instances of plagiarism. I/We understand this will involve the University or its contractors copying my/our work and storing it on a database to be used in future to test work submitted by others.</w:t>
+      </w:r>
+    </w:p>
+    <w:p>
+      <w:pPr>
+        <w:tabs>
+          <w:tab w:val="left" w:pos="540"/>
+          <w:tab w:val="left" w:pos="2340"/>
+          <w:tab w:val="left" w:pos="5040"/>
+        </w:tabs>
+        <w:spacing w:after="0"/>
+        <w:ind w:left="810" w:hanging="810"/>
+        <w:jc w:val="both"/>
+        <w:rPr>
+          <w:sz w:val="20"/>
+          <w:szCs w:val="20"/>
+        </w:rPr>
+      </w:pPr>
+      <w:r>
+        <w:rPr>
+          <w:sz w:val="20"/>
+          <w:szCs w:val="20"/>
+        </w:rPr>
+        <w:t>Note:</w:t>
+      </w:r>
+      <w:r>
+        <w:rPr>
+          <w:sz w:val="20"/>
+          <w:szCs w:val="20"/>
+        </w:rPr>
+        <w:tab/>
+        <w:t xml:space="preserve">1) </w:t>
+      </w:r>
+      <w:r>
+        <w:rPr>
+          <w:sz w:val="20"/>
+          <w:szCs w:val="20"/>
+        </w:rPr>
+        <w:t>The attachment of this statement on any electronically submitted assignments will be deemed to have the same authority as a signed statement.</w:t>
+      </w:r>
+    </w:p>
+    <w:p>
+      <w:pPr>
+        <w:tabs>
+          <w:tab w:val="left" w:pos="540"/>
+          <w:tab w:val="left" w:pos="2340"/>
+          <w:tab w:val="left" w:pos="5040"/>
+        </w:tabs>
+        <w:spacing w:after="0"/>
+        <w:ind w:left="810" w:hanging="810"/>
+        <w:jc w:val="both"/>
+        <w:rPr>
+          <w:sz w:val="20"/>
+          <w:szCs w:val="20"/>
+        </w:rPr>
+      </w:pPr>
+      <w:r>
+        <w:rPr>
+          <w:sz w:val="20"/>
+          <w:szCs w:val="20"/>
+        </w:rPr>
+        <w:tab/>
+        <w:t>2) The Group Leader signs the declaration on behalf of all members.</w:t>
+      </w:r>
+    </w:p>
+    <w:tbl>
+      <w:tblPr>
+        <w:tblStyle w:val="TableGrid"/>
+        <w:tblW w:w="0" w:type="auto"/>
+        <w:tblLook w:val="04A0" w:firstRow="1" w:lastRow="0" w:firstColumn="1" w:lastColumn="0" w:noHBand="0" w:noVBand="1"/>
+      </w:tblPr>
+      <w:tblGrid>
+        <w:gridCol w:w="6349"/>
+        <w:gridCol w:w="2667"/>
+      </w:tblGrid>
+      <w:tr>
+        <w:trPr>
+          <w:trHeight w:val="432"/>
+        </w:trPr>
+        <w:tc>
+          <w:tcPr>
+            <w:tcW w:w="6349" w:type="dxa"/>
+            <w:tcBorders>
+              <w:bottom w:val="single" w:sz="4" w:space="0" w:color="auto"/>
+            </w:tcBorders>
+            <w:vAlign w:val="center"/>
+          </w:tcPr>
+          <w:p>
+            <w:pPr>
+              <w:rPr>
+                <w:szCs w:val="22"/>
+              </w:rPr>
+            </w:pPr>
+            <w:r>
+              <w:rPr>
+                <w:szCs w:val="22"/>
+              </w:rPr>
+              <w:t>Signature</w:t>
+            </w:r>
+            <w:r>
+              <w:rPr>
+                <w:szCs w:val="22"/>
+              </w:rPr>
+              <w:t xml:space="preserve">: Sujina Tuladhar </w:t>
+            </w:r>
+          </w:p>
+        </w:tc>
+        <w:tc>
+          <w:tcPr>
+            <w:tcW w:w="2667" w:type="dxa"/>
+            <w:vAlign w:val="center"/>
+          </w:tcPr>
+          <w:p>
+            <w:pPr>
+              <w:rPr>
+                <w:szCs w:val="22"/>
+              </w:rPr>
+            </w:pPr>
+            <w:r>
+              <w:rPr>
+                <w:szCs w:val="22"/>
+              </w:rPr>
+              <w:t>Date</w:t>
+            </w:r>
+            <w:r>
+              <w:rPr>
+                <w:szCs w:val="22"/>
+              </w:rPr>
+              <w:t xml:space="preserve">: </w:t>
+            </w:r>
+            <w:r>
+              <w:rPr>
+                <w:szCs w:val="22"/>
+              </w:rPr>
+              <w:t>26</w:t>
+            </w:r>
+            <w:r>
+              <w:rPr>
+                <w:szCs w:val="22"/>
+                <w:vertAlign w:val="superscript"/>
+              </w:rPr>
+              <w:t>th</w:t>
+            </w:r>
+            <w:r>
+              <w:rPr>
+                <w:szCs w:val="22"/>
+              </w:rPr>
+              <w:t xml:space="preserve"> </w:t>
+            </w:r>
+            <w:r>
+              <w:rPr>
+                <w:szCs w:val="22"/>
+              </w:rPr>
+              <w:t xml:space="preserve"> June 2026</w:t>
+            </w:r>
+          </w:p>
+        </w:tc>
+      </w:tr>
+      <w:tr>
+        <w:trPr>
+          <w:trHeight w:val="432"/>
+        </w:trPr>
+        <w:tc>
+          <w:tcPr>
+            <w:tcW w:w="6349" w:type="dxa"/>
+            <w:tcBorders>
+              <w:right w:val="nil"/>
+            </w:tcBorders>
+            <w:vAlign w:val="center"/>
+          </w:tcPr>
+          <w:p>
+            <w:pPr>
+              <w:rPr>
+                <w:szCs w:val="22"/>
+              </w:rPr>
+            </w:pPr>
+            <w:r>
+              <w:rPr>
+                <w:szCs w:val="22"/>
+              </w:rPr>
+              <w:t>E-mail: sujina.tuladhar23@midvalley.edu.np</w:t>
+            </w:r>
+          </w:p>
+        </w:tc>
+        <w:tc>
+          <w:tcPr>
+            <w:tcW w:w="2667" w:type="dxa"/>
+            <w:tcBorders>
+              <w:left w:val="nil"/>
+            </w:tcBorders>
+            <w:vAlign w:val="center"/>
+          </w:tcPr>
+          <w:p>
+            <w:pPr>
+              <w:rPr>
+                <w:szCs w:val="22"/>
+              </w:rPr>
+            </w:pPr>
+          </w:p>
+        </w:tc>
+      </w:tr>
+    </w:tbl>
+    <w:tbl>
+      <w:tblPr>
+        <w:tblStyle w:val="TableGrid"/>
+        <w:tblpPr w:leftFromText="180" w:rightFromText="180" w:vertAnchor="text" w:horzAnchor="margin" w:tblpY="-143"/>
+        <w:tblW w:w="0" w:type="auto"/>
+        <w:tblLook w:val="04A0" w:firstRow="1" w:lastRow="0" w:firstColumn="1" w:lastColumn="0" w:noHBand="0" w:noVBand="1"/>
+      </w:tblPr>
+      <w:tblGrid>
+        <w:gridCol w:w="9016"/>
+      </w:tblGrid>
+      <w:tr>
+        <w:tc>
+          <w:tcPr>
+            <w:tcW w:w="9016" w:type="dxa"/>
+            <w:tcBorders>
+              <w:bottom w:val="single" w:sz="4" w:space="0" w:color="auto"/>
+            </w:tcBorders>
+            <w:shd w:val="clear" w:color="auto" w:fill="D9D9D9" w:themeFill="background1" w:themeFillShade="D9"/>
+          </w:tcPr>
+          <w:p>
+            <w:pPr>
+              <w:jc w:val="center"/>
+              <w:rPr>
+                <w:b/>
+                <w:szCs w:val="22"/>
+              </w:rPr>
+            </w:pPr>
+            <w:r>
+              <w:rPr>
+                <w:b/>
+                <w:szCs w:val="22"/>
+              </w:rPr>
+              <w:lastRenderedPageBreak/>
+              <w:t>Feedback/Comments</w:t>
+            </w:r>
+            <w:r>
+              <w:rPr>
+                <w:b/>
+                <w:szCs w:val="22"/>
+              </w:rPr>
+              <w:t>*</w:t>
+            </w:r>
+          </w:p>
+        </w:tc>
+      </w:tr>
+      <w:tr>
+        <w:tc>
+          <w:tcPr>
+            <w:tcW w:w="9016" w:type="dxa"/>
+            <w:shd w:val="clear" w:color="auto" w:fill="D9D9D9" w:themeFill="background1" w:themeFillShade="D9"/>
+          </w:tcPr>
+          <w:p>
+            <w:pPr>
+              <w:rPr>
+                <w:b/>
+                <w:szCs w:val="22"/>
+              </w:rPr>
+            </w:pPr>
+            <w:r>
+              <w:rPr>
+                <w:b/>
+                <w:szCs w:val="22"/>
+              </w:rPr>
+              <w:t>Main Strength</w:t>
+            </w:r>
+            <w:r>
+              <w:rPr>
+                <w:b/>
+                <w:szCs w:val="22"/>
+              </w:rPr>
+              <w:t>s</w:t>
+            </w:r>
+          </w:p>
+        </w:tc>
+      </w:tr>
+      <w:tr>
+        <w:trPr>
+          <w:trHeight w:val="432"/>
+        </w:trPr>
+        <w:tc>
+          <w:tcPr>
+            <w:tcW w:w="9016" w:type="dxa"/>
+            <w:vAlign w:val="center"/>
+          </w:tcPr>
+          <w:p/>
+        </w:tc>
+      </w:tr>
+      <w:tr>
+        <w:trPr>
+          <w:trHeight w:val="432"/>
+        </w:trPr>
+        <w:tc>
+          <w:tcPr>
+            <w:tcW w:w="9016" w:type="dxa"/>
+            <w:vAlign w:val="center"/>
+          </w:tcPr>
+          <w:p/>
+        </w:tc>
+      </w:tr>
+      <w:tr>
+        <w:trPr>
+          <w:trHeight w:val="432"/>
+        </w:trPr>
+        <w:tc>
+          <w:tcPr>
+            <w:tcW w:w="9016" w:type="dxa"/>
+            <w:vAlign w:val="center"/>
+          </w:tcPr>
+          <w:p/>
+        </w:tc>
+      </w:tr>
+      <w:tr>
+        <w:trPr>
+          <w:trHeight w:val="432"/>
+        </w:trPr>
+        <w:tc>
+          <w:tcPr>
+            <w:tcW w:w="9016" w:type="dxa"/>
+            <w:vAlign w:val="center"/>
+          </w:tcPr>
+          <w:p/>
+        </w:tc>
+      </w:tr>
+      <w:tr>
+        <w:trPr>
+          <w:trHeight w:val="432"/>
+        </w:trPr>
+        <w:tc>
+          <w:tcPr>
+            <w:tcW w:w="9016" w:type="dxa"/>
+            <w:vAlign w:val="center"/>
+          </w:tcPr>
+          <w:p/>
+        </w:tc>
+      </w:tr>
+      <w:tr>
+        <w:trPr>
+          <w:trHeight w:val="432"/>
+        </w:trPr>
+        <w:tc>
+          <w:tcPr>
+            <w:tcW w:w="9016" w:type="dxa"/>
+            <w:vAlign w:val="center"/>
+          </w:tcPr>
+          <w:p/>
+        </w:tc>
+      </w:tr>
+      <w:tr>
+        <w:trPr>
+          <w:trHeight w:val="432"/>
+        </w:trPr>
+        <w:tc>
+          <w:tcPr>
+            <w:tcW w:w="9016" w:type="dxa"/>
+            <w:tcBorders>
+              <w:bottom w:val="single" w:sz="4" w:space="0" w:color="auto"/>
+            </w:tcBorders>
+            <w:vAlign w:val="center"/>
+          </w:tcPr>
+          <w:p/>
+        </w:tc>
+      </w:tr>
+      <w:tr>
+        <w:tc>
+          <w:tcPr>
+            <w:tcW w:w="9016" w:type="dxa"/>
+            <w:shd w:val="clear" w:color="auto" w:fill="D9D9D9" w:themeFill="background1" w:themeFillShade="D9"/>
+          </w:tcPr>
+          <w:p>
+            <w:pPr>
+              <w:rPr>
+                <w:b/>
+                <w:szCs w:val="22"/>
+              </w:rPr>
+            </w:pPr>
+            <w:r>
+              <w:rPr>
+                <w:b/>
+                <w:szCs w:val="22"/>
+              </w:rPr>
+              <w:t>Main Weakness</w:t>
+            </w:r>
+            <w:r>
+              <w:rPr>
+                <w:b/>
+                <w:szCs w:val="22"/>
+              </w:rPr>
+              <w:t>es</w:t>
+            </w:r>
+          </w:p>
+        </w:tc>
+      </w:tr>
+      <w:tr>
+        <w:trPr>
+          <w:trHeight w:val="432"/>
+        </w:trPr>
+        <w:tc>
+          <w:tcPr>
+            <w:tcW w:w="9016" w:type="dxa"/>
+            <w:vAlign w:val="center"/>
+          </w:tcPr>
+          <w:p/>
+        </w:tc>
+      </w:tr>
+      <w:tr>
+        <w:trPr>
+          <w:trHeight w:val="432"/>
+        </w:trPr>
+        <w:tc>
+          <w:tcPr>
+            <w:tcW w:w="9016" w:type="dxa"/>
+            <w:vAlign w:val="center"/>
+          </w:tcPr>
+          <w:p/>
+        </w:tc>
+      </w:tr>
+      <w:tr>
+        <w:trPr>
+          <w:trHeight w:val="432"/>
+        </w:trPr>
+        <w:tc>
+          <w:tcPr>
+            <w:tcW w:w="9016" w:type="dxa"/>
+            <w:vAlign w:val="center"/>
+          </w:tcPr>
+          <w:p/>
+        </w:tc>
+      </w:tr>
+      <w:tr>
+        <w:trPr>
+          <w:trHeight w:val="432"/>
+        </w:trPr>
+        <w:tc>
+          <w:tcPr>
+            <w:tcW w:w="9016" w:type="dxa"/>
+            <w:vAlign w:val="center"/>
+          </w:tcPr>
+          <w:p/>
+        </w:tc>
+      </w:tr>
+      <w:tr>
+        <w:trPr>
+          <w:trHeight w:val="432"/>
+        </w:trPr>
+        <w:tc>
+          <w:tcPr>
+            <w:tcW w:w="9016" w:type="dxa"/>
+            <w:vAlign w:val="center"/>
+          </w:tcPr>
+          <w:p/>
+        </w:tc>
+      </w:tr>
+      <w:tr>
+        <w:trPr>
+          <w:trHeight w:val="432"/>
+        </w:trPr>
+        <w:tc>
+          <w:tcPr>
+            <w:tcW w:w="9016" w:type="dxa"/>
+            <w:vAlign w:val="center"/>
+          </w:tcPr>
+          <w:p/>
+        </w:tc>
+      </w:tr>
+      <w:tr>
+        <w:tc>
+          <w:tcPr>
+            <w:tcW w:w="9016" w:type="dxa"/>
+            <w:shd w:val="clear" w:color="auto" w:fill="D9D9D9" w:themeFill="background1" w:themeFillShade="D9"/>
+          </w:tcPr>
+          <w:p>
+            <w:pPr>
+              <w:rPr>
+                <w:b/>
+                <w:szCs w:val="22"/>
+              </w:rPr>
+            </w:pPr>
+            <w:r>
+              <w:rPr>
+                <w:b/>
+                <w:szCs w:val="22"/>
+              </w:rPr>
+              <w:t>Suggestion</w:t>
+            </w:r>
+            <w:r>
+              <w:rPr>
+                <w:b/>
+                <w:szCs w:val="22"/>
+              </w:rPr>
+              <w:t>s</w:t>
+            </w:r>
+            <w:r>
+              <w:rPr>
+                <w:b/>
+                <w:szCs w:val="22"/>
+              </w:rPr>
+              <w:t xml:space="preserve"> for improvement</w:t>
+            </w:r>
+          </w:p>
+        </w:tc>
+      </w:tr>
+      <w:tr>
+        <w:trPr>
+          <w:trHeight w:val="432"/>
+        </w:trPr>
+        <w:tc>
+          <w:tcPr>
+            <w:tcW w:w="9016" w:type="dxa"/>
+            <w:vAlign w:val="center"/>
+          </w:tcPr>
+          <w:p/>
+        </w:tc>
+      </w:tr>
+      <w:tr>
+        <w:trPr>
+          <w:trHeight w:val="432"/>
+        </w:trPr>
+        <w:tc>
+          <w:tcPr>
+            <w:tcW w:w="9016" w:type="dxa"/>
+            <w:vAlign w:val="center"/>
+          </w:tcPr>
+          <w:p/>
+        </w:tc>
+      </w:tr>
+      <w:tr>
+        <w:trPr>
+          <w:trHeight w:val="432"/>
+        </w:trPr>
+        <w:tc>
+          <w:tcPr>
+            <w:tcW w:w="9016" w:type="dxa"/>
+            <w:vAlign w:val="center"/>
+          </w:tcPr>
+          <w:p/>
+        </w:tc>
+      </w:tr>
+      <w:tr>
+        <w:trPr>
+          <w:trHeight w:val="432"/>
+        </w:trPr>
+        <w:tc>
+          <w:tcPr>
+            <w:tcW w:w="9016" w:type="dxa"/>
+            <w:vAlign w:val="center"/>
+          </w:tcPr>
+          <w:p/>
+        </w:tc>
+      </w:tr>
+      <w:tr>
+        <w:trPr>
+          <w:trHeight w:val="432"/>
+        </w:trPr>
+        <w:tc>
+          <w:tcPr>
+            <w:tcW w:w="9016" w:type="dxa"/>
+            <w:vAlign w:val="center"/>
+          </w:tcPr>
+          <w:p/>
+        </w:tc>
+      </w:tr>
+      <w:tr>
+        <w:trPr>
+          <w:trHeight w:val="432"/>
+        </w:trPr>
+        <w:tc>
+          <w:tcPr>
+            <w:tcW w:w="9016" w:type="dxa"/>
+            <w:vAlign w:val="center"/>
+          </w:tcPr>
+          <w:p/>
+        </w:tc>
+      </w:tr>
+    </w:tbl>
+    <w:p>
+      <w:pPr>
+        <w:tabs>
+          <w:tab w:val="left" w:pos="6480"/>
+        </w:tabs>
+        <w:rPr>
+          <w:sz w:val="16"/>
+          <w:szCs w:val="16"/>
+        </w:rPr>
+      </w:pPr>
+    </w:p>
+    <w:tbl>
+      <w:tblPr>
+        <w:tblStyle w:val="TableGrid"/>
+        <w:tblW w:w="0" w:type="auto"/>
+        <w:tblLook w:val="04A0" w:firstRow="1" w:lastRow="0" w:firstColumn="1" w:lastColumn="0" w:noHBand="0" w:noVBand="1"/>
+      </w:tblPr>
+      <w:tblGrid>
+        <w:gridCol w:w="4299"/>
+        <w:gridCol w:w="4717"/>
+      </w:tblGrid>
+      <w:tr>
+        <w:tc>
+          <w:tcPr>
+            <w:tcW w:w="4428" w:type="dxa"/>
+            <w:vMerge w:val="restart"/>
+            <w:tcBorders>
+              <w:bottom w:val="nil"/>
+            </w:tcBorders>
+          </w:tcPr>
+          <w:p>
+            <w:pPr>
+              <w:rPr>
+                <w:b/>
+                <w:szCs w:val="22"/>
+              </w:rPr>
+            </w:pPr>
+          </w:p>
+        </w:tc>
+        <w:tc>
+          <w:tcPr>
+            <w:tcW w:w="4815" w:type="dxa"/>
+            <w:shd w:val="clear" w:color="auto" w:fill="D9D9D9" w:themeFill="background1" w:themeFillShade="D9"/>
+          </w:tcPr>
+          <w:p>
+            <w:pPr>
+              <w:rPr>
+                <w:b/>
+                <w:szCs w:val="22"/>
+              </w:rPr>
+            </w:pPr>
+            <w:r>
+              <w:rPr>
+                <w:b/>
+                <w:szCs w:val="22"/>
+              </w:rPr>
+              <w:t>Student a</w:t>
+            </w:r>
+            <w:r>
+              <w:rPr>
+                <w:b/>
+                <w:szCs w:val="22"/>
+              </w:rPr>
+              <w:t>cknowledge feedback/comments</w:t>
+            </w:r>
+          </w:p>
+        </w:tc>
+      </w:tr>
+      <w:tr>
+        <w:trPr>
+          <w:trHeight w:val="712"/>
+        </w:trPr>
+        <w:tc>
+          <w:tcPr>
+            <w:tcW w:w="4428" w:type="dxa"/>
+            <w:vMerge/>
+            <w:tcBorders>
+              <w:bottom w:val="nil"/>
+            </w:tcBorders>
+          </w:tcPr>
+          <w:p/>
+        </w:tc>
+        <w:tc>
+          <w:tcPr>
+            <w:tcW w:w="4815" w:type="dxa"/>
+          </w:tcPr>
+          <w:p/>
+        </w:tc>
+      </w:tr>
+      <w:tr>
+        <w:trPr>
+          <w:trHeight w:val="432"/>
+        </w:trPr>
+        <w:tc>
+          <w:tcPr>
+            <w:tcW w:w="4428" w:type="dxa"/>
+            <w:tcBorders>
+              <w:top w:val="nil"/>
+            </w:tcBorders>
+            <w:vAlign w:val="center"/>
+          </w:tcPr>
+          <w:p>
+            <w:pPr>
+              <w:rPr>
+                <w:szCs w:val="22"/>
+              </w:rPr>
+            </w:pPr>
+            <w:r>
+              <w:rPr>
+                <w:szCs w:val="22"/>
+              </w:rPr>
+              <w:t>Grader</w:t>
+            </w:r>
+            <w:r>
+              <w:rPr>
+                <w:szCs w:val="22"/>
+              </w:rPr>
+              <w:t>’s signature</w:t>
+            </w:r>
+          </w:p>
+        </w:tc>
+        <w:tc>
+          <w:tcPr>
+            <w:tcW w:w="4815" w:type="dxa"/>
+            <w:vAlign w:val="center"/>
+          </w:tcPr>
+          <w:p>
+            <w:pPr>
+              <w:rPr>
+                <w:szCs w:val="22"/>
+              </w:rPr>
+            </w:pPr>
+            <w:r>
+              <w:rPr>
+                <w:szCs w:val="22"/>
+              </w:rPr>
+              <w:t>Student’s signature</w:t>
+            </w:r>
+            <w:r>
+              <w:rPr>
+                <w:szCs w:val="22"/>
+              </w:rPr>
+              <w:t>:</w:t>
+            </w:r>
+          </w:p>
+        </w:tc>
+      </w:tr>
+      <w:tr>
+        <w:trPr>
+          <w:trHeight w:val="432"/>
+        </w:trPr>
+        <w:tc>
+          <w:tcPr>
+            <w:tcW w:w="4428" w:type="dxa"/>
+            <w:vAlign w:val="center"/>
+          </w:tcPr>
+          <w:p>
+            <w:pPr>
+              <w:rPr>
+                <w:szCs w:val="22"/>
+              </w:rPr>
+            </w:pPr>
+            <w:r>
+              <w:rPr>
+                <w:szCs w:val="22"/>
+              </w:rPr>
+              <w:t>Date</w:t>
+            </w:r>
+            <w:r>
+              <w:rPr>
+                <w:szCs w:val="22"/>
+              </w:rPr>
+              <w:t>:</w:t>
+            </w:r>
+          </w:p>
+        </w:tc>
+        <w:tc>
+          <w:tcPr>
+            <w:tcW w:w="4815" w:type="dxa"/>
+            <w:vAlign w:val="center"/>
+          </w:tcPr>
+          <w:p>
+            <w:pPr>
+              <w:rPr>
+                <w:szCs w:val="22"/>
+              </w:rPr>
+            </w:pPr>
+            <w:r>
+              <w:rPr>
+                <w:szCs w:val="22"/>
+              </w:rPr>
+              <w:t>Date</w:t>
+            </w:r>
+            <w:r>
+              <w:rPr>
+                <w:szCs w:val="22"/>
+              </w:rPr>
+              <w:t>:</w:t>
+            </w:r>
+          </w:p>
+        </w:tc>
+      </w:tr>
+    </w:tbl>
+    <w:p>
+      <w:pPr>
+        <w:tabs>
+          <w:tab w:val="left" w:pos="6480"/>
+        </w:tabs>
+        <w:rPr>
+          <w:sz w:val="16"/>
+          <w:szCs w:val="16"/>
+        </w:rPr>
+      </w:pPr>
+      <w:r>
+        <w:rPr>
+          <w:sz w:val="16"/>
+          <w:szCs w:val="16"/>
+        </w:rPr>
+        <w:t>Note:</w:t>
+      </w:r>
+    </w:p>
+    <w:p>
+      <w:pPr>
+        <w:pStyle w:val="ListParagraph"/>
+        <w:numPr>
+          <w:ilvl w:val="0"/>
+          <w:numId w:val="7"/>
+        </w:numPr>
+        <w:tabs>
+          <w:tab w:val="left" w:pos="6480"/>
+        </w:tabs>
+        <w:spacing w:after="0" w:line="240" w:lineRule="auto"/>
+        <w:ind w:left="360"/>
+        <w:rPr>
+          <w:sz w:val="18"/>
+          <w:szCs w:val="18"/>
+        </w:rPr>
+      </w:pPr>
+      <w:r>
+        <w:rPr>
+          <w:sz w:val="18"/>
+          <w:szCs w:val="18"/>
+        </w:rPr>
+        <w:t>A soft and hard copy of the assignment shall be submitted.</w:t>
+      </w:r>
+    </w:p>
+    <w:p>
+      <w:pPr>
+        <w:pStyle w:val="ListParagraph"/>
+        <w:numPr>
+          <w:ilvl w:val="0"/>
+          <w:numId w:val="7"/>
+        </w:numPr>
+        <w:tabs>
+          <w:tab w:val="left" w:pos="6480"/>
+        </w:tabs>
+        <w:spacing w:after="0" w:line="240" w:lineRule="auto"/>
+        <w:ind w:left="360"/>
+        <w:rPr>
+          <w:sz w:val="18"/>
+          <w:szCs w:val="18"/>
+        </w:rPr>
+      </w:pPr>
+      <w:r>
+        <w:rPr>
+          <w:sz w:val="18"/>
+          <w:szCs w:val="18"/>
+        </w:rPr>
+        <w:t>The signed copy of the assignment cover sheet shall be retained by the marker.</w:t>
+      </w:r>
+    </w:p>
+    <w:p>
+      <w:pPr>
+        <w:pStyle w:val="ListParagraph"/>
+        <w:numPr>
+          <w:ilvl w:val="0"/>
+          <w:numId w:val="7"/>
+        </w:numPr>
+        <w:tabs>
+          <w:tab w:val="left" w:pos="6480"/>
+        </w:tabs>
+        <w:spacing w:after="0" w:line="240" w:lineRule="auto"/>
+        <w:ind w:left="360"/>
+        <w:rPr>
+          <w:sz w:val="18"/>
+          <w:szCs w:val="18"/>
+        </w:rPr>
+      </w:pPr>
+      <w:r>
+        <w:rPr>
+          <w:sz w:val="18"/>
+          <w:szCs w:val="18"/>
+        </w:rPr>
+        <w:t xml:space="preserve">If the Turnitin report is required, students have to submit it with the assignment. However, departments may allow students up to </w:t>
+      </w:r>
+      <w:r>
+        <w:rPr>
+          <w:b/>
+          <w:sz w:val="18"/>
+          <w:szCs w:val="18"/>
+        </w:rPr>
+        <w:t>THREE</w:t>
+      </w:r>
+      <w:r>
+        <w:rPr>
+          <w:sz w:val="18"/>
+          <w:szCs w:val="18"/>
+        </w:rPr>
+        <w:t xml:space="preserve"> (3) working days after submission of the assignment to submit the Turnitin report. The assignment shall only be marked upon the submission of the Turnitin report.</w:t>
+      </w:r>
+    </w:p>
+    <w:p>
+      <w:pPr>
+        <w:pStyle w:val="ListParagraph"/>
+        <w:tabs>
+          <w:tab w:val="left" w:pos="6480"/>
+        </w:tabs>
+        <w:ind w:left="360"/>
+        <w:rPr>
+          <w:sz w:val="16"/>
+          <w:szCs w:val="16"/>
+        </w:rPr>
+      </w:pPr>
+    </w:p>
+    <w:p>
+      <w:pPr>
+        <w:tabs>
+          <w:tab w:val="left" w:pos="6480"/>
+        </w:tabs>
+        <w:rPr>
+          <w:sz w:val="18"/>
+          <w:szCs w:val="18"/>
+        </w:rPr>
+      </w:pPr>
+      <w:r>
+        <w:rPr>
+          <w:sz w:val="18"/>
+          <w:szCs w:val="18"/>
+        </w:rPr>
+        <w:t>*Use additional sheets if required.</w:t>
+      </w:r>
+    </w:p>
+    <w:p>
+      <w:pPr>
+        <w:sectPr>
+          <w:pgSz w:w="11906" w:h="16838"/>
+          <w:pgMar w:top="1440" w:right="1440" w:bottom="1440" w:left="1440" w:header="708" w:footer="708" w:gutter="0"/>
+          <w:cols w:space="708"/>
+          <w:docGrid w:linePitch="360"/>
+        </w:sectPr>
+      </w:pPr>
+    </w:p>
+    <w:p>
+      <w:pPr>
+        <w:jc w:val="center"/>
+      </w:pPr>
+      <w:r>
+        <w:lastRenderedPageBreak/>
+        <w:t>Task 2</w:t>
+      </w:r>
+    </w:p>
+    <w:p>
+      <w:pPr>
+        <w:jc w:val="center"/>
+      </w:pPr>
+      <w:proofErr w:type="spellStart"/>
+      <w:r>
+        <w:t>Smartpantry</w:t>
+      </w:r>
+      <w:proofErr w:type="spellEnd"/>
+      <w:r>
+        <w:br w:type="page"/>
+      </w:r>
+    </w:p>
+    <w:p>
+      <w:r>
+        <w:lastRenderedPageBreak/>
         <w:t>Part A : requirements Specification Documents</w:t>
       </w:r>
     </w:p>
@@ -841,6 +3145,918 @@
         <w:t>Done By student A: Sujina Tuladhar (E2300582)</w:t>
       </w:r>
     </w:p>
+    <w:tbl>
+      <w:tblPr>
+        <w:tblStyle w:val="TableGrid"/>
+        <w:tblW w:w="0" w:type="auto"/>
+        <w:tblLook w:val="04A0" w:firstRow="1" w:lastRow="0" w:firstColumn="1" w:lastColumn="0" w:noHBand="0" w:noVBand="1"/>
+      </w:tblPr>
+      <w:tblGrid>
+        <w:gridCol w:w="2547"/>
+        <w:gridCol w:w="6469"/>
+      </w:tblGrid>
+      <w:tr>
+        <w:tc>
+          <w:tcPr>
+            <w:tcW w:w="2547" w:type="dxa"/>
+          </w:tcPr>
+          <w:p>
+            <w:r>
+              <w:t>User Story 1</w:t>
+            </w:r>
+          </w:p>
+        </w:tc>
+        <w:tc>
+          <w:tcPr>
+            <w:tcW w:w="6469" w:type="dxa"/>
+          </w:tcPr>
+          <w:p>
+            <w:r>
+              <w:t>As a new user,</w:t>
+            </w:r>
+          </w:p>
+          <w:p>
+            <w:r>
+              <w:t xml:space="preserve">I need to register an account in </w:t>
+            </w:r>
+            <w:proofErr w:type="spellStart"/>
+            <w:r>
+              <w:t>SmartPantry</w:t>
+            </w:r>
+            <w:proofErr w:type="spellEnd"/>
+            <w:r>
+              <w:t xml:space="preserve"> with my full name, email, password, phone number and household size, </w:t>
+            </w:r>
+          </w:p>
+          <w:p>
+            <w:r>
+              <w:t xml:space="preserve">so that I can use all the </w:t>
+            </w:r>
+            <w:proofErr w:type="spellStart"/>
+            <w:r>
+              <w:t>SmartPantry</w:t>
+            </w:r>
+            <w:proofErr w:type="spellEnd"/>
+            <w:r>
+              <w:t xml:space="preserve"> features</w:t>
+            </w:r>
+          </w:p>
+        </w:tc>
+      </w:tr>
+      <w:tr>
+        <w:tc>
+          <w:tcPr>
+            <w:tcW w:w="2547" w:type="dxa"/>
+          </w:tcPr>
+          <w:p>
+            <w:r>
+              <w:t>Acceptance Criteria</w:t>
+            </w:r>
+          </w:p>
+        </w:tc>
+        <w:tc>
+          <w:tcPr>
+            <w:tcW w:w="6469" w:type="dxa"/>
+          </w:tcPr>
+          <w:p>
+            <w:r>
+              <w:t xml:space="preserve">Given a new user on the registration page, </w:t>
+            </w:r>
+          </w:p>
+          <w:p>
+            <w:r>
+              <w:t>when they submit valid details (name, email, password, phone number),</w:t>
+            </w:r>
+          </w:p>
+          <w:p>
+            <w:r>
+              <w:t xml:space="preserve"> then the system saves their record and sends a 6 digit verification code to their email or phone number</w:t>
+            </w:r>
+          </w:p>
+        </w:tc>
+      </w:tr>
+      <w:tr>
+        <w:tc>
+          <w:tcPr>
+            <w:tcW w:w="2547" w:type="dxa"/>
+          </w:tcPr>
+          <w:p>
+            <w:proofErr w:type="spellStart"/>
+            <w:r>
+              <w:t>MosSCow</w:t>
+            </w:r>
+            <w:proofErr w:type="spellEnd"/>
+          </w:p>
+        </w:tc>
+        <w:tc>
+          <w:tcPr>
+            <w:tcW w:w="6469" w:type="dxa"/>
+          </w:tcPr>
+          <w:p>
+            <w:r>
+              <w:t>Must have (M)</w:t>
+            </w:r>
+          </w:p>
+        </w:tc>
+      </w:tr>
+      <w:tr>
+        <w:tc>
+          <w:tcPr>
+            <w:tcW w:w="2547" w:type="dxa"/>
+          </w:tcPr>
+          <w:p>
+            <w:r>
+              <w:t>Tasks</w:t>
+            </w:r>
+          </w:p>
+        </w:tc>
+        <w:tc>
+          <w:tcPr>
+            <w:tcW w:w="6469" w:type="dxa"/>
+          </w:tcPr>
+          <w:p>
+            <w:pPr>
+              <w:pStyle w:val="ListParagraph"/>
+              <w:numPr>
+                <w:ilvl w:val="0"/>
+                <w:numId w:val="2"/>
+              </w:numPr>
+            </w:pPr>
+            <w:r>
+              <w:t>Designing the registration form UI</w:t>
+            </w:r>
+          </w:p>
+          <w:p>
+            <w:pPr>
+              <w:pStyle w:val="ListParagraph"/>
+              <w:numPr>
+                <w:ilvl w:val="0"/>
+                <w:numId w:val="2"/>
+              </w:numPr>
+            </w:pPr>
+            <w:r>
+              <w:t>Implementing input validation</w:t>
+            </w:r>
+          </w:p>
+          <w:p>
+            <w:pPr>
+              <w:pStyle w:val="ListParagraph"/>
+              <w:numPr>
+                <w:ilvl w:val="0"/>
+                <w:numId w:val="2"/>
+              </w:numPr>
+            </w:pPr>
+            <w:r>
+              <w:t>Building the registration API</w:t>
+            </w:r>
+          </w:p>
+          <w:p>
+            <w:pPr>
+              <w:pStyle w:val="ListParagraph"/>
+              <w:numPr>
+                <w:ilvl w:val="0"/>
+                <w:numId w:val="2"/>
+              </w:numPr>
+            </w:pPr>
+            <w:r>
+              <w:t>Generate and store 6 digit verification code with expiry in database</w:t>
+            </w:r>
+          </w:p>
+          <w:p>
+            <w:pPr>
+              <w:pStyle w:val="ListParagraph"/>
+              <w:numPr>
+                <w:ilvl w:val="0"/>
+                <w:numId w:val="2"/>
+              </w:numPr>
+            </w:pPr>
+            <w:r>
+              <w:t>Activating user account upon successful verification</w:t>
+            </w:r>
+          </w:p>
+        </w:tc>
+      </w:tr>
+      <w:tr>
+        <w:tc>
+          <w:tcPr>
+            <w:tcW w:w="2547" w:type="dxa"/>
+          </w:tcPr>
+          <w:p>
+            <w:r>
+              <w:t>Test Cases</w:t>
+            </w:r>
+          </w:p>
+        </w:tc>
+        <w:tc>
+          <w:tcPr>
+            <w:tcW w:w="6469" w:type="dxa"/>
+          </w:tcPr>
+          <w:p>
+            <w:r>
+              <w:t>-</w:t>
+            </w:r>
+          </w:p>
+        </w:tc>
+      </w:tr>
+      <w:tr>
+        <w:tc>
+          <w:tcPr>
+            <w:tcW w:w="9016" w:type="dxa"/>
+            <w:gridSpan w:val="2"/>
+          </w:tcPr>
+          <w:p/>
+        </w:tc>
+      </w:tr>
+      <w:tr>
+        <w:tc>
+          <w:tcPr>
+            <w:tcW w:w="2547" w:type="dxa"/>
+          </w:tcPr>
+          <w:p>
+            <w:r>
+              <w:t>User Story 2</w:t>
+            </w:r>
+          </w:p>
+        </w:tc>
+        <w:tc>
+          <w:tcPr>
+            <w:tcW w:w="6469" w:type="dxa"/>
+          </w:tcPr>
+          <w:p>
+            <w:r>
+              <w:t xml:space="preserve">As a registered user, </w:t>
+            </w:r>
+          </w:p>
+          <w:p>
+            <w:r>
+              <w:t>I need to enable 2</w:t>
+            </w:r>
+            <w:r>
+              <w:t xml:space="preserve"> Factor Authentication (2FA), </w:t>
+            </w:r>
+          </w:p>
+          <w:p>
+            <w:r>
+              <w:t>so that my account is secure from unauthorized access.</w:t>
+            </w:r>
+          </w:p>
+        </w:tc>
+      </w:tr>
+      <w:tr>
+        <w:tc>
+          <w:tcPr>
+            <w:tcW w:w="2547" w:type="dxa"/>
+          </w:tcPr>
+          <w:p>
+            <w:r>
+              <w:t>Acceptance Criteria</w:t>
+            </w:r>
+          </w:p>
+        </w:tc>
+        <w:tc>
+          <w:tcPr>
+            <w:tcW w:w="6469" w:type="dxa"/>
+          </w:tcPr>
+          <w:p>
+            <w:r>
+              <w:t xml:space="preserve">Given a registered account in the </w:t>
+            </w:r>
+            <w:proofErr w:type="spellStart"/>
+            <w:r>
+              <w:t>SmartPantry</w:t>
+            </w:r>
+            <w:proofErr w:type="spellEnd"/>
+            <w:r>
+              <w:t xml:space="preserve"> application, </w:t>
+            </w:r>
+          </w:p>
+          <w:p>
+            <w:r>
+              <w:t>when they enable 2FA and verify their phone or email,</w:t>
+            </w:r>
+          </w:p>
+          <w:p>
+            <w:r>
+              <w:t xml:space="preserve"> then the system requires a 2FA code on every subsequent login</w:t>
+            </w:r>
+          </w:p>
+        </w:tc>
+      </w:tr>
+      <w:tr>
+        <w:tc>
+          <w:tcPr>
+            <w:tcW w:w="2547" w:type="dxa"/>
+          </w:tcPr>
+          <w:p>
+            <w:proofErr w:type="spellStart"/>
+            <w:r>
+              <w:t>MoSCoW</w:t>
+            </w:r>
+            <w:proofErr w:type="spellEnd"/>
+          </w:p>
+        </w:tc>
+        <w:tc>
+          <w:tcPr>
+            <w:tcW w:w="6469" w:type="dxa"/>
+          </w:tcPr>
+          <w:p>
+            <w:r>
+              <w:t>Must have (M)</w:t>
+            </w:r>
+          </w:p>
+        </w:tc>
+      </w:tr>
+      <w:tr>
+        <w:tc>
+          <w:tcPr>
+            <w:tcW w:w="2547" w:type="dxa"/>
+          </w:tcPr>
+          <w:p>
+            <w:r>
+              <w:t>Tasks</w:t>
+            </w:r>
+          </w:p>
+        </w:tc>
+        <w:tc>
+          <w:tcPr>
+            <w:tcW w:w="6469" w:type="dxa"/>
+          </w:tcPr>
+          <w:p>
+            <w:pPr>
+              <w:pStyle w:val="ListParagraph"/>
+              <w:numPr>
+                <w:ilvl w:val="0"/>
+                <w:numId w:val="3"/>
+              </w:numPr>
+            </w:pPr>
+            <w:r>
+              <w:t>Designing 2FA setup UI</w:t>
+            </w:r>
+          </w:p>
+          <w:p>
+            <w:pPr>
+              <w:pStyle w:val="ListParagraph"/>
+              <w:numPr>
+                <w:ilvl w:val="0"/>
+                <w:numId w:val="3"/>
+              </w:numPr>
+            </w:pPr>
+            <w:r>
+              <w:t>Implementing Time based one time password or email OTP generation</w:t>
+            </w:r>
+          </w:p>
+          <w:p>
+            <w:pPr>
+              <w:pStyle w:val="ListParagraph"/>
+              <w:numPr>
+                <w:ilvl w:val="0"/>
+                <w:numId w:val="3"/>
+              </w:numPr>
+            </w:pPr>
+            <w:r>
+              <w:t>Storing the status of 2FA in the suer profile</w:t>
+            </w:r>
+          </w:p>
+          <w:p>
+            <w:pPr>
+              <w:pStyle w:val="ListParagraph"/>
+              <w:numPr>
+                <w:ilvl w:val="0"/>
+                <w:numId w:val="3"/>
+              </w:numPr>
+            </w:pPr>
+            <w:r>
+              <w:t>Enforcing 2FA on future logins</w:t>
+            </w:r>
+          </w:p>
+        </w:tc>
+      </w:tr>
+      <w:tr>
+        <w:tc>
+          <w:tcPr>
+            <w:tcW w:w="2547" w:type="dxa"/>
+          </w:tcPr>
+          <w:p>
+            <w:r>
+              <w:t>Test Cases</w:t>
+            </w:r>
+          </w:p>
+        </w:tc>
+        <w:tc>
+          <w:tcPr>
+            <w:tcW w:w="6469" w:type="dxa"/>
+          </w:tcPr>
+          <w:p>
+            <w:r>
+              <w:t>-</w:t>
+            </w:r>
+          </w:p>
+        </w:tc>
+      </w:tr>
+      <w:tr>
+        <w:tc>
+          <w:tcPr>
+            <w:tcW w:w="2547" w:type="dxa"/>
+          </w:tcPr>
+          <w:p/>
+        </w:tc>
+        <w:tc>
+          <w:tcPr>
+            <w:tcW w:w="6469" w:type="dxa"/>
+          </w:tcPr>
+          <w:p/>
+        </w:tc>
+      </w:tr>
+      <w:tr>
+        <w:tc>
+          <w:tcPr>
+            <w:tcW w:w="2547" w:type="dxa"/>
+          </w:tcPr>
+          <w:p>
+            <w:r>
+              <w:t>User Story 3</w:t>
+            </w:r>
+          </w:p>
+        </w:tc>
+        <w:tc>
+          <w:tcPr>
+            <w:tcW w:w="6469" w:type="dxa"/>
+          </w:tcPr>
+          <w:p>
+            <w:r>
+              <w:t>As a registered user,</w:t>
+            </w:r>
+          </w:p>
+          <w:p>
+            <w:r>
+              <w:t xml:space="preserve">I need to configure my privacy settings (food listing visibility), </w:t>
+            </w:r>
+          </w:p>
+          <w:p>
+            <w:r>
+              <w:t>So that I can control who sees my food donations</w:t>
+            </w:r>
+          </w:p>
+        </w:tc>
+      </w:tr>
+      <w:tr>
+        <w:tc>
+          <w:tcPr>
+            <w:tcW w:w="2547" w:type="dxa"/>
+          </w:tcPr>
+          <w:p>
+            <w:r>
+              <w:t>Acceptance Criteria</w:t>
+            </w:r>
+          </w:p>
+          <w:p/>
+          <w:p/>
+        </w:tc>
+        <w:tc>
+          <w:tcPr>
+            <w:tcW w:w="6469" w:type="dxa"/>
+          </w:tcPr>
+          <w:p>
+            <w:r>
+              <w:t>Given a logged in user in privacy settings,</w:t>
+            </w:r>
+          </w:p>
+          <w:p>
+            <w:r>
+              <w:t>When they toggle listing visibility to Private,</w:t>
+            </w:r>
+          </w:p>
+          <w:p>
+            <w:r>
+              <w:t>Then their donation listings are hidden from other users</w:t>
+            </w:r>
+          </w:p>
+        </w:tc>
+      </w:tr>
+      <w:tr>
+        <w:tc>
+          <w:tcPr>
+            <w:tcW w:w="2547" w:type="dxa"/>
+          </w:tcPr>
+          <w:p>
+            <w:proofErr w:type="spellStart"/>
+            <w:r>
+              <w:t>MoSCoW</w:t>
+            </w:r>
+            <w:proofErr w:type="spellEnd"/>
+          </w:p>
+        </w:tc>
+        <w:tc>
+          <w:tcPr>
+            <w:tcW w:w="6469" w:type="dxa"/>
+          </w:tcPr>
+          <w:p>
+            <w:r>
+              <w:t>Should Have (S)</w:t>
+            </w:r>
+          </w:p>
+        </w:tc>
+      </w:tr>
+      <w:tr>
+        <w:tc>
+          <w:tcPr>
+            <w:tcW w:w="2547" w:type="dxa"/>
+          </w:tcPr>
+          <w:p>
+            <w:r>
+              <w:t>Tasks</w:t>
+            </w:r>
+          </w:p>
+        </w:tc>
+        <w:tc>
+          <w:tcPr>
+            <w:tcW w:w="6469" w:type="dxa"/>
+          </w:tcPr>
+          <w:p>
+            <w:pPr>
+              <w:pStyle w:val="ListParagraph"/>
+              <w:numPr>
+                <w:ilvl w:val="0"/>
+                <w:numId w:val="5"/>
+              </w:numPr>
+            </w:pPr>
+            <w:r>
+              <w:t>Designing privacy settings UI</w:t>
+            </w:r>
+          </w:p>
+          <w:p>
+            <w:pPr>
+              <w:pStyle w:val="ListParagraph"/>
+              <w:numPr>
+                <w:ilvl w:val="0"/>
+                <w:numId w:val="5"/>
+              </w:numPr>
+            </w:pPr>
+            <w:r>
+              <w:t xml:space="preserve">Storing privacy preferences in </w:t>
+            </w:r>
+            <w:proofErr w:type="spellStart"/>
+            <w:r>
+              <w:t>PostGreSQL</w:t>
+            </w:r>
+            <w:proofErr w:type="spellEnd"/>
+          </w:p>
+        </w:tc>
+      </w:tr>
+      <w:tr>
+        <w:tc>
+          <w:tcPr>
+            <w:tcW w:w="2547" w:type="dxa"/>
+          </w:tcPr>
+          <w:p>
+            <w:r>
+              <w:t>Test Cases</w:t>
+            </w:r>
+          </w:p>
+        </w:tc>
+        <w:tc>
+          <w:tcPr>
+            <w:tcW w:w="6469" w:type="dxa"/>
+          </w:tcPr>
+          <w:p>
+            <w:r>
+              <w:t>-</w:t>
+            </w:r>
+          </w:p>
+        </w:tc>
+      </w:tr>
+    </w:tbl>
+    <w:p/>
+    <w:p/>
+    <w:p>
+      <w:r>
+        <w:lastRenderedPageBreak/>
+        <w:t>2.2 UC4 Food Analytics</w:t>
+      </w:r>
+    </w:p>
+    <w:p>
+      <w:r>
+        <w:t>Done By Sujina Tuladhar (E2300582)</w:t>
+      </w:r>
+    </w:p>
+    <w:tbl>
+      <w:tblPr>
+        <w:tblStyle w:val="TableGrid"/>
+        <w:tblW w:w="0" w:type="auto"/>
+        <w:tblLook w:val="04A0" w:firstRow="1" w:lastRow="0" w:firstColumn="1" w:lastColumn="0" w:noHBand="0" w:noVBand="1"/>
+      </w:tblPr>
+      <w:tblGrid>
+        <w:gridCol w:w="2263"/>
+        <w:gridCol w:w="6753"/>
+      </w:tblGrid>
+      <w:tr>
+        <w:tc>
+          <w:tcPr>
+            <w:tcW w:w="2263" w:type="dxa"/>
+          </w:tcPr>
+          <w:p>
+            <w:r>
+              <w:t>User Story 1</w:t>
+            </w:r>
+          </w:p>
+        </w:tc>
+        <w:tc>
+          <w:tcPr>
+            <w:tcW w:w="6753" w:type="dxa"/>
+          </w:tcPr>
+          <w:p>
+            <w:r>
+              <w:t>As a household user,</w:t>
+            </w:r>
+          </w:p>
+          <w:p>
+            <w:r>
+              <w:t>I need to view a visual dashboard of my food saved,</w:t>
+            </w:r>
+          </w:p>
+          <w:p>
+            <w:r>
+              <w:t>So that I can track my environmental impact and stay motivated.</w:t>
+            </w:r>
+          </w:p>
+        </w:tc>
+      </w:tr>
+      <w:tr>
+        <w:tc>
+          <w:tcPr>
+            <w:tcW w:w="2263" w:type="dxa"/>
+          </w:tcPr>
+          <w:p>
+            <w:r>
+              <w:t>Acceptance Criteria</w:t>
+            </w:r>
+          </w:p>
+        </w:tc>
+        <w:tc>
+          <w:tcPr>
+            <w:tcW w:w="6753" w:type="dxa"/>
+          </w:tcPr>
+          <w:p>
+            <w:r>
+              <w:t>Given a recorded inventory and history of donation,</w:t>
+            </w:r>
+          </w:p>
+          <w:p>
+            <w:r>
+              <w:t>When the user opens analytics dashboard,</w:t>
+            </w:r>
+          </w:p>
+          <w:p>
+            <w:r>
+              <w:t>Then the system displays charts showing total food saved and number of donations made</w:t>
+            </w:r>
+          </w:p>
+        </w:tc>
+      </w:tr>
+      <w:tr>
+        <w:tc>
+          <w:tcPr>
+            <w:tcW w:w="2263" w:type="dxa"/>
+          </w:tcPr>
+          <w:p>
+            <w:proofErr w:type="spellStart"/>
+            <w:r>
+              <w:t>MoSCoW</w:t>
+            </w:r>
+            <w:proofErr w:type="spellEnd"/>
+          </w:p>
+        </w:tc>
+        <w:tc>
+          <w:tcPr>
+            <w:tcW w:w="6753" w:type="dxa"/>
+          </w:tcPr>
+          <w:p>
+            <w:r>
+              <w:t>Must have (M)</w:t>
+            </w:r>
+          </w:p>
+        </w:tc>
+      </w:tr>
+      <w:tr>
+        <w:tc>
+          <w:tcPr>
+            <w:tcW w:w="2263" w:type="dxa"/>
+          </w:tcPr>
+          <w:p>
+            <w:r>
+              <w:t>Tasks</w:t>
+            </w:r>
+          </w:p>
+        </w:tc>
+        <w:tc>
+          <w:tcPr>
+            <w:tcW w:w="6753" w:type="dxa"/>
+          </w:tcPr>
+          <w:p>
+            <w:pPr>
+              <w:pStyle w:val="ListParagraph"/>
+              <w:numPr>
+                <w:ilvl w:val="0"/>
+                <w:numId w:val="4"/>
+              </w:numPr>
+            </w:pPr>
+            <w:r>
+              <w:t xml:space="preserve">Designing analytics dashboard UI </w:t>
+            </w:r>
+          </w:p>
+          <w:p>
+            <w:pPr>
+              <w:pStyle w:val="ListParagraph"/>
+              <w:numPr>
+                <w:ilvl w:val="0"/>
+                <w:numId w:val="4"/>
+              </w:numPr>
+            </w:pPr>
+            <w:r>
+              <w:t>Rendering bar chart for food saved per week using Chart.js or similar</w:t>
+            </w:r>
+          </w:p>
+        </w:tc>
+      </w:tr>
+      <w:tr>
+        <w:tc>
+          <w:tcPr>
+            <w:tcW w:w="2263" w:type="dxa"/>
+          </w:tcPr>
+          <w:p>
+            <w:r>
+              <w:t>Test cases</w:t>
+            </w:r>
+          </w:p>
+        </w:tc>
+        <w:tc>
+          <w:tcPr>
+            <w:tcW w:w="6753" w:type="dxa"/>
+          </w:tcPr>
+          <w:p>
+            <w:r>
+              <w:t>-</w:t>
+            </w:r>
+          </w:p>
+        </w:tc>
+      </w:tr>
+      <w:tr>
+        <w:tc>
+          <w:tcPr>
+            <w:tcW w:w="2263" w:type="dxa"/>
+          </w:tcPr>
+          <w:p/>
+        </w:tc>
+        <w:tc>
+          <w:tcPr>
+            <w:tcW w:w="6753" w:type="dxa"/>
+          </w:tcPr>
+          <w:p/>
+        </w:tc>
+      </w:tr>
+      <w:tr>
+        <w:tc>
+          <w:tcPr>
+            <w:tcW w:w="2263" w:type="dxa"/>
+          </w:tcPr>
+          <w:p>
+            <w:r>
+              <w:t>User Story 2</w:t>
+            </w:r>
+          </w:p>
+        </w:tc>
+        <w:tc>
+          <w:tcPr>
+            <w:tcW w:w="6753" w:type="dxa"/>
+          </w:tcPr>
+          <w:p>
+            <w:r>
+              <w:t xml:space="preserve">As a household user, </w:t>
+            </w:r>
+          </w:p>
+          <w:p>
+            <w:r>
+              <w:t>I need to filter my analytics by date range or category,</w:t>
+            </w:r>
+          </w:p>
+          <w:p>
+            <w:r>
+              <w:t>So that I can see detailed trends for specific time periods</w:t>
+            </w:r>
+          </w:p>
+        </w:tc>
+      </w:tr>
+      <w:tr>
+        <w:tc>
+          <w:tcPr>
+            <w:tcW w:w="2263" w:type="dxa"/>
+          </w:tcPr>
+          <w:p>
+            <w:r>
+              <w:t>Acceptance Criteria</w:t>
+            </w:r>
+          </w:p>
+        </w:tc>
+        <w:tc>
+          <w:tcPr>
+            <w:tcW w:w="6753" w:type="dxa"/>
+          </w:tcPr>
+          <w:p>
+            <w:r>
+              <w:t>Given a user on the analytics dashboard,</w:t>
+            </w:r>
+          </w:p>
+          <w:p>
+            <w:r>
+              <w:t>When they select a date range and apply filters,</w:t>
+            </w:r>
+          </w:p>
+          <w:p>
+            <w:r>
+              <w:t>Then the system updates charts to show only data within that range</w:t>
+            </w:r>
+          </w:p>
+        </w:tc>
+      </w:tr>
+      <w:tr>
+        <w:tc>
+          <w:tcPr>
+            <w:tcW w:w="2263" w:type="dxa"/>
+          </w:tcPr>
+          <w:p>
+            <w:proofErr w:type="spellStart"/>
+            <w:r>
+              <w:t>MoSCoW</w:t>
+            </w:r>
+            <w:proofErr w:type="spellEnd"/>
+          </w:p>
+        </w:tc>
+        <w:tc>
+          <w:tcPr>
+            <w:tcW w:w="6753" w:type="dxa"/>
+          </w:tcPr>
+          <w:p>
+            <w:r>
+              <w:t>Must have (M)</w:t>
+            </w:r>
+          </w:p>
+        </w:tc>
+      </w:tr>
+      <w:tr>
+        <w:tc>
+          <w:tcPr>
+            <w:tcW w:w="2263" w:type="dxa"/>
+          </w:tcPr>
+          <w:p>
+            <w:r>
+              <w:t>Tasks</w:t>
+            </w:r>
+          </w:p>
+        </w:tc>
+        <w:tc>
+          <w:tcPr>
+            <w:tcW w:w="6753" w:type="dxa"/>
+          </w:tcPr>
+          <w:p>
+            <w:r>
+              <w:t>Adding date range picker component</w:t>
+            </w:r>
+          </w:p>
+          <w:p>
+            <w:r>
+              <w:t>Adding category filter dropdown</w:t>
+            </w:r>
+          </w:p>
+          <w:p>
+            <w:r>
+              <w:t>Dynamically updating chart without page reload</w:t>
+            </w:r>
+          </w:p>
+        </w:tc>
+      </w:tr>
+      <w:tr>
+        <w:tc>
+          <w:tcPr>
+            <w:tcW w:w="2263" w:type="dxa"/>
+          </w:tcPr>
+          <w:p>
+            <w:r>
+              <w:t>Test Cases</w:t>
+            </w:r>
+          </w:p>
+        </w:tc>
+        <w:tc>
+          <w:tcPr>
+            <w:tcW w:w="6753" w:type="dxa"/>
+          </w:tcPr>
+          <w:p>
+            <w:r>
+              <w:t>-</w:t>
+            </w:r>
+          </w:p>
+        </w:tc>
+      </w:tr>
+    </w:tbl>
     <w:p/>
     <w:sectPr>
       <w:pgSz w:w="11906" w:h="16838"/>
@@ -852,9 +4068,172 @@
 </w:document>
 </file>
 
+<file path=word/endnotes.xml><?xml version="1.0" encoding="utf-8"?>
+<w:endnotes xmlns:wpc="http://schemas.microsoft.com/office/word/2010/wordprocessingCanvas" xmlns:cx="http://schemas.microsoft.com/office/drawing/2014/chartex" xmlns:cx1="http://schemas.microsoft.com/office/drawing/2015/9/8/chartex" xmlns:cx2="http://schemas.microsoft.com/office/drawing/2015/10/21/chartex" xmlns:cx3="http://schemas.microsoft.com/office/drawing/2016/5/9/chartex" xmlns:cx4="http://schemas.microsoft.com/office/drawing/2016/5/10/chartex" xmlns:cx5="http://schemas.microsoft.com/office/drawing/2016/5/11/chartex" xmlns:cx6="http://schemas.microsoft.com/office/drawing/2016/5/12/chartex" xmlns:cx7="http://schemas.microsoft.com/office/drawing/2016/5/13/chartex" xmlns:cx8="http://schemas.microsoft.com/office/drawing/2016/5/14/chartex" xmlns:mc="http://schemas.openxmlformats.org/markup-compatibility/2006" xmlns:aink="http://schemas.microsoft.com/office/drawing/2016/ink" xmlns:am3d="http://schemas.microsoft.com/office/drawing/2017/model3d" xmlns:o="urn:schemas-microsoft-com:office:office" xmlns:oel="http://schemas.microsoft.com/office/2019/extlst" xmlns:r="http://schemas.openxmlformats.org/officeDocument/2006/relationships" xmlns:m="http://schemas.openxmlformats.org/officeDocument/2006/math" xmlns:v="urn:schemas-microsoft-com:vml" xmlns:wp14="http://schemas.microsoft.com/office/word/2010/wordprocessingDrawing" xmlns:wp="http://schemas.openxmlformats.org/drawingml/2006/wordprocessingDrawing" xmlns:w10="urn:schemas-microsoft-com:office:word" xmlns:w="http://schemas.openxmlformats.org/wordprocessingml/2006/main" xmlns:w14="http://schemas.microsoft.com/office/word/2010/wordml" xmlns:w15="http://schemas.microsoft.com/office/word/2012/wordml" xmlns:w16cex="http://schemas.microsoft.com/office/word/2018/wordml/cex" xmlns:w16cid="http://schemas.microsoft.com/office/word/2016/wordml/cid" xmlns:w16="http://schemas.microsoft.com/office/word/2018/wordml" xmlns:w16du="http://schemas.microsoft.com/office/word/2023/wordml/word16du" xmlns:w16sdtdh="http://schemas.microsoft.com/office/word/2020/wordml/sdtdatahash" xmlns:w16sdtfl="http://schemas.microsoft.com/office/word/2024/wordml/sdtformatlock" xmlns:w16se="http://schemas.microsoft.com/office/word/2015/wordml/symex" xmlns:wpg="http://schemas.microsoft.com/office/word/2010/wordprocessingGroup" xmlns:wpi="http://schemas.microsoft.com/office/word/2010/wordprocessingInk" xmlns:wne="http://schemas.microsoft.com/office/word/2006/wordml" xmlns:wps="http://schemas.microsoft.com/office/word/2010/wordprocessingShape" mc:Ignorable="w14 w15 w16se w16cid w16 w16cex w16sdtdh w16sdtfl w16du wp14">
+  <w:endnote w:type="separator" w:id="-1">
+    <w:p>
+      <w:pPr>
+        <w:spacing w:after="0" w:line="240" w:lineRule="auto"/>
+      </w:pPr>
+      <w:r>
+        <w:separator/>
+      </w:r>
+    </w:p>
+  </w:endnote>
+  <w:endnote w:type="continuationSeparator" w:id="0">
+    <w:p>
+      <w:pPr>
+        <w:spacing w:after="0" w:line="240" w:lineRule="auto"/>
+      </w:pPr>
+      <w:r>
+        <w:continuationSeparator/>
+      </w:r>
+    </w:p>
+  </w:endnote>
+</w:endnotes>
+</file>
+
+<file path=word/footnotes.xml><?xml version="1.0" encoding="utf-8"?>
+<w:footnotes xmlns:wpc="http://schemas.microsoft.com/office/word/2010/wordprocessingCanvas" xmlns:cx="http://schemas.microsoft.com/office/drawing/2014/chartex" xmlns:cx1="http://schemas.microsoft.com/office/drawing/2015/9/8/chartex" xmlns:cx2="http://schemas.microsoft.com/office/drawing/2015/10/21/chartex" xmlns:cx3="http://schemas.microsoft.com/office/drawing/2016/5/9/chartex" xmlns:cx4="http://schemas.microsoft.com/office/drawing/2016/5/10/chartex" xmlns:cx5="http://schemas.microsoft.com/office/drawing/2016/5/11/chartex" xmlns:cx6="http://schemas.microsoft.com/office/drawing/2016/5/12/chartex" xmlns:cx7="http://schemas.microsoft.com/office/drawing/2016/5/13/chartex" xmlns:cx8="http://schemas.microsoft.com/office/drawing/2016/5/14/chartex" xmlns:mc="http://schemas.openxmlformats.org/markup-compatibility/2006" xmlns:aink="http://schemas.microsoft.com/office/drawing/2016/ink" xmlns:am3d="http://schemas.microsoft.com/office/drawing/2017/model3d" xmlns:o="urn:schemas-microsoft-com:office:office" xmlns:oel="http://schemas.microsoft.com/office/2019/extlst" xmlns:r="http://schemas.openxmlformats.org/officeDocument/2006/relationships" xmlns:m="http://schemas.openxmlformats.org/officeDocument/2006/math" xmlns:v="urn:schemas-microsoft-com:vml" xmlns:wp14="http://schemas.microsoft.com/office/word/2010/wordprocessingDrawing" xmlns:wp="http://schemas.openxmlformats.org/drawingml/2006/wordprocessingDrawing" xmlns:w10="urn:schemas-microsoft-com:office:word" xmlns:w="http://schemas.openxmlformats.org/wordprocessingml/2006/main" xmlns:w14="http://schemas.microsoft.com/office/word/2010/wordml" xmlns:w15="http://schemas.microsoft.com/office/word/2012/wordml" xmlns:w16cex="http://schemas.microsoft.com/office/word/2018/wordml/cex" xmlns:w16cid="http://schemas.microsoft.com/office/word/2016/wordml/cid" xmlns:w16="http://schemas.microsoft.com/office/word/2018/wordml" xmlns:w16du="http://schemas.microsoft.com/office/word/2023/wordml/word16du" xmlns:w16sdtdh="http://schemas.microsoft.com/office/word/2020/wordml/sdtdatahash" xmlns:w16sdtfl="http://schemas.microsoft.com/office/word/2024/wordml/sdtformatlock" xmlns:w16se="http://schemas.microsoft.com/office/word/2015/wordml/symex" xmlns:wpg="http://schemas.microsoft.com/office/word/2010/wordprocessingGroup" xmlns:wpi="http://schemas.microsoft.com/office/word/2010/wordprocessingInk" xmlns:wne="http://schemas.microsoft.com/office/word/2006/wordml" xmlns:wps="http://schemas.microsoft.com/office/word/2010/wordprocessingShape" mc:Ignorable="w14 w15 w16se w16cid w16 w16cex w16sdtdh w16sdtfl w16du wp14">
+  <w:footnote w:type="separator" w:id="-1">
+    <w:p>
+      <w:pPr>
+        <w:spacing w:after="0" w:line="240" w:lineRule="auto"/>
+      </w:pPr>
+      <w:r>
+        <w:separator/>
+      </w:r>
+    </w:p>
+  </w:footnote>
+  <w:footnote w:type="continuationSeparator" w:id="0">
+    <w:p>
+      <w:pPr>
+        <w:spacing w:after="0" w:line="240" w:lineRule="auto"/>
+      </w:pPr>
+      <w:r>
+        <w:continuationSeparator/>
+      </w:r>
+    </w:p>
+  </w:footnote>
+</w:footnotes>
+</file>
+
 <file path=word/numbering.xml><?xml version="1.0" encoding="utf-8"?>
 <w:numbering xmlns:wpc="http://schemas.microsoft.com/office/word/2010/wordprocessingCanvas" xmlns:cx="http://schemas.microsoft.com/office/drawing/2014/chartex" xmlns:cx1="http://schemas.microsoft.com/office/drawing/2015/9/8/chartex" xmlns:cx2="http://schemas.microsoft.com/office/drawing/2015/10/21/chartex" xmlns:cx3="http://schemas.microsoft.com/office/drawing/2016/5/9/chartex" xmlns:cx4="http://schemas.microsoft.com/office/drawing/2016/5/10/chartex" xmlns:cx5="http://schemas.microsoft.com/office/drawing/2016/5/11/chartex" xmlns:cx6="http://schemas.microsoft.com/office/drawing/2016/5/12/chartex" xmlns:cx7="http://schemas.microsoft.com/office/drawing/2016/5/13/chartex" xmlns:cx8="http://schemas.microsoft.com/office/drawing/2016/5/14/chartex" xmlns:mc="http://schemas.openxmlformats.org/markup-compatibility/2006" xmlns:aink="http://schemas.microsoft.com/office/drawing/2016/ink" xmlns:am3d="http://schemas.microsoft.com/office/drawing/2017/model3d" xmlns:o="urn:schemas-microsoft-com:office:office" xmlns:oel="http://schemas.microsoft.com/office/2019/extlst" xmlns:r="http://schemas.openxmlformats.org/officeDocument/2006/relationships" xmlns:m="http://schemas.openxmlformats.org/officeDocument/2006/math" xmlns:v="urn:schemas-microsoft-com:vml" xmlns:wp14="http://schemas.microsoft.com/office/word/2010/wordprocessingDrawing" xmlns:wp="http://schemas.openxmlformats.org/drawingml/2006/wordprocessingDrawing" xmlns:w10="urn:schemas-microsoft-com:office:word" xmlns:w="http://schemas.openxmlformats.org/wordprocessingml/2006/main" xmlns:w14="http://schemas.microsoft.com/office/word/2010/wordml" xmlns:w15="http://schemas.microsoft.com/office/word/2012/wordml" xmlns:w16cex="http://schemas.microsoft.com/office/word/2018/wordml/cex" xmlns:w16cid="http://schemas.microsoft.com/office/word/2016/wordml/cid" xmlns:w16="http://schemas.microsoft.com/office/word/2018/wordml" xmlns:w16du="http://schemas.microsoft.com/office/word/2023/wordml/word16du" xmlns:w16sdtdh="http://schemas.microsoft.com/office/word/2020/wordml/sdtdatahash" xmlns:w16sdtfl="http://schemas.microsoft.com/office/word/2024/wordml/sdtformatlock" xmlns:w16se="http://schemas.microsoft.com/office/word/2015/wordml/symex" xmlns:wpg="http://schemas.microsoft.com/office/word/2010/wordprocessingGroup" xmlns:wpi="http://schemas.microsoft.com/office/word/2010/wordprocessingInk" xmlns:wne="http://schemas.microsoft.com/office/word/2006/wordml" xmlns:wps="http://schemas.microsoft.com/office/word/2010/wordprocessingShape" mc:Ignorable="w14 w15 w16se w16cid w16 w16cex w16sdtdh w16sdtfl w16du wp14">
   <w:abstractNum w:abstractNumId="0" w15:restartNumberingAfterBreak="0">
+    <w:nsid w:val="0782353B"/>
+    <w:multiLevelType w:val="hybridMultilevel"/>
+    <w:tmpl w:val="C284EE86"/>
+    <w:lvl w:ilvl="0" w:tplc="04090001">
+      <w:start w:val="1"/>
+      <w:numFmt w:val="bullet"/>
+      <w:lvlText w:val=""/>
+      <w:lvlJc w:val="left"/>
+      <w:pPr>
+        <w:ind w:left="720" w:hanging="360"/>
+      </w:pPr>
+      <w:rPr>
+        <w:rFonts w:ascii="Symbol" w:hAnsi="Symbol" w:hint="default"/>
+      </w:rPr>
+    </w:lvl>
+    <w:lvl w:ilvl="1" w:tplc="04090003" w:tentative="1">
+      <w:start w:val="1"/>
+      <w:numFmt w:val="bullet"/>
+      <w:lvlText w:val="o"/>
+      <w:lvlJc w:val="left"/>
+      <w:pPr>
+        <w:ind w:left="1440" w:hanging="360"/>
+      </w:pPr>
+      <w:rPr>
+        <w:rFonts w:ascii="Courier New" w:hAnsi="Courier New" w:cs="Courier New" w:hint="default"/>
+      </w:rPr>
+    </w:lvl>
+    <w:lvl w:ilvl="2" w:tplc="04090005" w:tentative="1">
+      <w:start w:val="1"/>
+      <w:numFmt w:val="bullet"/>
+      <w:lvlText w:val=""/>
+      <w:lvlJc w:val="left"/>
+      <w:pPr>
+        <w:ind w:left="2160" w:hanging="360"/>
+      </w:pPr>
+      <w:rPr>
+        <w:rFonts w:ascii="Wingdings" w:hAnsi="Wingdings" w:hint="default"/>
+      </w:rPr>
+    </w:lvl>
+    <w:lvl w:ilvl="3" w:tplc="04090001" w:tentative="1">
+      <w:start w:val="1"/>
+      <w:numFmt w:val="bullet"/>
+      <w:lvlText w:val=""/>
+      <w:lvlJc w:val="left"/>
+      <w:pPr>
+        <w:ind w:left="2880" w:hanging="360"/>
+      </w:pPr>
+      <w:rPr>
+        <w:rFonts w:ascii="Symbol" w:hAnsi="Symbol" w:hint="default"/>
+      </w:rPr>
+    </w:lvl>
+    <w:lvl w:ilvl="4" w:tplc="04090003" w:tentative="1">
+      <w:start w:val="1"/>
+      <w:numFmt w:val="bullet"/>
+      <w:lvlText w:val="o"/>
+      <w:lvlJc w:val="left"/>
+      <w:pPr>
+        <w:ind w:left="3600" w:hanging="360"/>
+      </w:pPr>
+      <w:rPr>
+        <w:rFonts w:ascii="Courier New" w:hAnsi="Courier New" w:cs="Courier New" w:hint="default"/>
+      </w:rPr>
+    </w:lvl>
+    <w:lvl w:ilvl="5" w:tplc="04090005" w:tentative="1">
+      <w:start w:val="1"/>
+      <w:numFmt w:val="bullet"/>
+      <w:lvlText w:val=""/>
+      <w:lvlJc w:val="left"/>
+      <w:pPr>
+        <w:ind w:left="4320" w:hanging="360"/>
+      </w:pPr>
+      <w:rPr>
+        <w:rFonts w:ascii="Wingdings" w:hAnsi="Wingdings" w:hint="default"/>
+      </w:rPr>
+    </w:lvl>
+    <w:lvl w:ilvl="6" w:tplc="04090001" w:tentative="1">
+      <w:start w:val="1"/>
+      <w:numFmt w:val="bullet"/>
+      <w:lvlText w:val=""/>
+      <w:lvlJc w:val="left"/>
+      <w:pPr>
+        <w:ind w:left="5040" w:hanging="360"/>
+      </w:pPr>
+      <w:rPr>
+        <w:rFonts w:ascii="Symbol" w:hAnsi="Symbol" w:hint="default"/>
+      </w:rPr>
+    </w:lvl>
+    <w:lvl w:ilvl="7" w:tplc="04090003" w:tentative="1">
+      <w:start w:val="1"/>
+      <w:numFmt w:val="bullet"/>
+      <w:lvlText w:val="o"/>
+      <w:lvlJc w:val="left"/>
+      <w:pPr>
+        <w:ind w:left="5760" w:hanging="360"/>
+      </w:pPr>
+      <w:rPr>
+        <w:rFonts w:ascii="Courier New" w:hAnsi="Courier New" w:cs="Courier New" w:hint="default"/>
+      </w:rPr>
+    </w:lvl>
+    <w:lvl w:ilvl="8" w:tplc="04090005" w:tentative="1">
+      <w:start w:val="1"/>
+      <w:numFmt w:val="bullet"/>
+      <w:lvlText w:val=""/>
+      <w:lvlJc w:val="left"/>
+      <w:pPr>
+        <w:ind w:left="6480" w:hanging="360"/>
+      </w:pPr>
+      <w:rPr>
+        <w:rFonts w:ascii="Wingdings" w:hAnsi="Wingdings" w:hint="default"/>
+      </w:rPr>
+    </w:lvl>
+  </w:abstractNum>
+  <w:abstractNum w:abstractNumId="1" w15:restartNumberingAfterBreak="0">
     <w:nsid w:val="0EEA63B7"/>
     <w:multiLevelType w:val="multilevel"/>
     <w:tmpl w:val="C28291FE"/>
@@ -967,8 +4346,567 @@
       </w:rPr>
     </w:lvl>
   </w:abstractNum>
+  <w:abstractNum w:abstractNumId="2" w15:restartNumberingAfterBreak="0">
+    <w:nsid w:val="38DA4692"/>
+    <w:multiLevelType w:val="hybridMultilevel"/>
+    <w:tmpl w:val="23B40334"/>
+    <w:lvl w:ilvl="0" w:tplc="04090001">
+      <w:start w:val="1"/>
+      <w:numFmt w:val="bullet"/>
+      <w:lvlText w:val=""/>
+      <w:lvlJc w:val="left"/>
+      <w:pPr>
+        <w:ind w:left="720" w:hanging="360"/>
+      </w:pPr>
+      <w:rPr>
+        <w:rFonts w:ascii="Symbol" w:hAnsi="Symbol" w:hint="default"/>
+      </w:rPr>
+    </w:lvl>
+    <w:lvl w:ilvl="1" w:tplc="04090003" w:tentative="1">
+      <w:start w:val="1"/>
+      <w:numFmt w:val="bullet"/>
+      <w:lvlText w:val="o"/>
+      <w:lvlJc w:val="left"/>
+      <w:pPr>
+        <w:ind w:left="1440" w:hanging="360"/>
+      </w:pPr>
+      <w:rPr>
+        <w:rFonts w:ascii="Courier New" w:hAnsi="Courier New" w:cs="Courier New" w:hint="default"/>
+      </w:rPr>
+    </w:lvl>
+    <w:lvl w:ilvl="2" w:tplc="04090005" w:tentative="1">
+      <w:start w:val="1"/>
+      <w:numFmt w:val="bullet"/>
+      <w:lvlText w:val=""/>
+      <w:lvlJc w:val="left"/>
+      <w:pPr>
+        <w:ind w:left="2160" w:hanging="360"/>
+      </w:pPr>
+      <w:rPr>
+        <w:rFonts w:ascii="Wingdings" w:hAnsi="Wingdings" w:hint="default"/>
+      </w:rPr>
+    </w:lvl>
+    <w:lvl w:ilvl="3" w:tplc="04090001" w:tentative="1">
+      <w:start w:val="1"/>
+      <w:numFmt w:val="bullet"/>
+      <w:lvlText w:val=""/>
+      <w:lvlJc w:val="left"/>
+      <w:pPr>
+        <w:ind w:left="2880" w:hanging="360"/>
+      </w:pPr>
+      <w:rPr>
+        <w:rFonts w:ascii="Symbol" w:hAnsi="Symbol" w:hint="default"/>
+      </w:rPr>
+    </w:lvl>
+    <w:lvl w:ilvl="4" w:tplc="04090003" w:tentative="1">
+      <w:start w:val="1"/>
+      <w:numFmt w:val="bullet"/>
+      <w:lvlText w:val="o"/>
+      <w:lvlJc w:val="left"/>
+      <w:pPr>
+        <w:ind w:left="3600" w:hanging="360"/>
+      </w:pPr>
+      <w:rPr>
+        <w:rFonts w:ascii="Courier New" w:hAnsi="Courier New" w:cs="Courier New" w:hint="default"/>
+      </w:rPr>
+    </w:lvl>
+    <w:lvl w:ilvl="5" w:tplc="04090005" w:tentative="1">
+      <w:start w:val="1"/>
+      <w:numFmt w:val="bullet"/>
+      <w:lvlText w:val=""/>
+      <w:lvlJc w:val="left"/>
+      <w:pPr>
+        <w:ind w:left="4320" w:hanging="360"/>
+      </w:pPr>
+      <w:rPr>
+        <w:rFonts w:ascii="Wingdings" w:hAnsi="Wingdings" w:hint="default"/>
+      </w:rPr>
+    </w:lvl>
+    <w:lvl w:ilvl="6" w:tplc="04090001" w:tentative="1">
+      <w:start w:val="1"/>
+      <w:numFmt w:val="bullet"/>
+      <w:lvlText w:val=""/>
+      <w:lvlJc w:val="left"/>
+      <w:pPr>
+        <w:ind w:left="5040" w:hanging="360"/>
+      </w:pPr>
+      <w:rPr>
+        <w:rFonts w:ascii="Symbol" w:hAnsi="Symbol" w:hint="default"/>
+      </w:rPr>
+    </w:lvl>
+    <w:lvl w:ilvl="7" w:tplc="04090003" w:tentative="1">
+      <w:start w:val="1"/>
+      <w:numFmt w:val="bullet"/>
+      <w:lvlText w:val="o"/>
+      <w:lvlJc w:val="left"/>
+      <w:pPr>
+        <w:ind w:left="5760" w:hanging="360"/>
+      </w:pPr>
+      <w:rPr>
+        <w:rFonts w:ascii="Courier New" w:hAnsi="Courier New" w:cs="Courier New" w:hint="default"/>
+      </w:rPr>
+    </w:lvl>
+    <w:lvl w:ilvl="8" w:tplc="04090005" w:tentative="1">
+      <w:start w:val="1"/>
+      <w:numFmt w:val="bullet"/>
+      <w:lvlText w:val=""/>
+      <w:lvlJc w:val="left"/>
+      <w:pPr>
+        <w:ind w:left="6480" w:hanging="360"/>
+      </w:pPr>
+      <w:rPr>
+        <w:rFonts w:ascii="Wingdings" w:hAnsi="Wingdings" w:hint="default"/>
+      </w:rPr>
+    </w:lvl>
+  </w:abstractNum>
+  <w:abstractNum w:abstractNumId="3" w15:restartNumberingAfterBreak="0">
+    <w:nsid w:val="421B55F0"/>
+    <w:multiLevelType w:val="hybridMultilevel"/>
+    <w:tmpl w:val="44362C48"/>
+    <w:lvl w:ilvl="0" w:tplc="04090001">
+      <w:start w:val="1"/>
+      <w:numFmt w:val="bullet"/>
+      <w:lvlText w:val=""/>
+      <w:lvlJc w:val="left"/>
+      <w:pPr>
+        <w:ind w:left="720" w:hanging="360"/>
+      </w:pPr>
+      <w:rPr>
+        <w:rFonts w:ascii="Symbol" w:hAnsi="Symbol" w:hint="default"/>
+      </w:rPr>
+    </w:lvl>
+    <w:lvl w:ilvl="1" w:tplc="04090003" w:tentative="1">
+      <w:start w:val="1"/>
+      <w:numFmt w:val="bullet"/>
+      <w:lvlText w:val="o"/>
+      <w:lvlJc w:val="left"/>
+      <w:pPr>
+        <w:ind w:left="1440" w:hanging="360"/>
+      </w:pPr>
+      <w:rPr>
+        <w:rFonts w:ascii="Courier New" w:hAnsi="Courier New" w:cs="Courier New" w:hint="default"/>
+      </w:rPr>
+    </w:lvl>
+    <w:lvl w:ilvl="2" w:tplc="04090005" w:tentative="1">
+      <w:start w:val="1"/>
+      <w:numFmt w:val="bullet"/>
+      <w:lvlText w:val=""/>
+      <w:lvlJc w:val="left"/>
+      <w:pPr>
+        <w:ind w:left="2160" w:hanging="360"/>
+      </w:pPr>
+      <w:rPr>
+        <w:rFonts w:ascii="Wingdings" w:hAnsi="Wingdings" w:hint="default"/>
+      </w:rPr>
+    </w:lvl>
+    <w:lvl w:ilvl="3" w:tplc="04090001" w:tentative="1">
+      <w:start w:val="1"/>
+      <w:numFmt w:val="bullet"/>
+      <w:lvlText w:val=""/>
+      <w:lvlJc w:val="left"/>
+      <w:pPr>
+        <w:ind w:left="2880" w:hanging="360"/>
+      </w:pPr>
+      <w:rPr>
+        <w:rFonts w:ascii="Symbol" w:hAnsi="Symbol" w:hint="default"/>
+      </w:rPr>
+    </w:lvl>
+    <w:lvl w:ilvl="4" w:tplc="04090003" w:tentative="1">
+      <w:start w:val="1"/>
+      <w:numFmt w:val="bullet"/>
+      <w:lvlText w:val="o"/>
+      <w:lvlJc w:val="left"/>
+      <w:pPr>
+        <w:ind w:left="3600" w:hanging="360"/>
+      </w:pPr>
+      <w:rPr>
+        <w:rFonts w:ascii="Courier New" w:hAnsi="Courier New" w:cs="Courier New" w:hint="default"/>
+      </w:rPr>
+    </w:lvl>
+    <w:lvl w:ilvl="5" w:tplc="04090005" w:tentative="1">
+      <w:start w:val="1"/>
+      <w:numFmt w:val="bullet"/>
+      <w:lvlText w:val=""/>
+      <w:lvlJc w:val="left"/>
+      <w:pPr>
+        <w:ind w:left="4320" w:hanging="360"/>
+      </w:pPr>
+      <w:rPr>
+        <w:rFonts w:ascii="Wingdings" w:hAnsi="Wingdings" w:hint="default"/>
+      </w:rPr>
+    </w:lvl>
+    <w:lvl w:ilvl="6" w:tplc="04090001" w:tentative="1">
+      <w:start w:val="1"/>
+      <w:numFmt w:val="bullet"/>
+      <w:lvlText w:val=""/>
+      <w:lvlJc w:val="left"/>
+      <w:pPr>
+        <w:ind w:left="5040" w:hanging="360"/>
+      </w:pPr>
+      <w:rPr>
+        <w:rFonts w:ascii="Symbol" w:hAnsi="Symbol" w:hint="default"/>
+      </w:rPr>
+    </w:lvl>
+    <w:lvl w:ilvl="7" w:tplc="04090003" w:tentative="1">
+      <w:start w:val="1"/>
+      <w:numFmt w:val="bullet"/>
+      <w:lvlText w:val="o"/>
+      <w:lvlJc w:val="left"/>
+      <w:pPr>
+        <w:ind w:left="5760" w:hanging="360"/>
+      </w:pPr>
+      <w:rPr>
+        <w:rFonts w:ascii="Courier New" w:hAnsi="Courier New" w:cs="Courier New" w:hint="default"/>
+      </w:rPr>
+    </w:lvl>
+    <w:lvl w:ilvl="8" w:tplc="04090005" w:tentative="1">
+      <w:start w:val="1"/>
+      <w:numFmt w:val="bullet"/>
+      <w:lvlText w:val=""/>
+      <w:lvlJc w:val="left"/>
+      <w:pPr>
+        <w:ind w:left="6480" w:hanging="360"/>
+      </w:pPr>
+      <w:rPr>
+        <w:rFonts w:ascii="Wingdings" w:hAnsi="Wingdings" w:hint="default"/>
+      </w:rPr>
+    </w:lvl>
+  </w:abstractNum>
+  <w:abstractNum w:abstractNumId="4" w15:restartNumberingAfterBreak="0">
+    <w:nsid w:val="54515D9C"/>
+    <w:multiLevelType w:val="hybridMultilevel"/>
+    <w:tmpl w:val="0360D938"/>
+    <w:lvl w:ilvl="0" w:tplc="04090001">
+      <w:start w:val="1"/>
+      <w:numFmt w:val="bullet"/>
+      <w:lvlText w:val=""/>
+      <w:lvlJc w:val="left"/>
+      <w:pPr>
+        <w:ind w:left="720" w:hanging="360"/>
+      </w:pPr>
+      <w:rPr>
+        <w:rFonts w:ascii="Symbol" w:hAnsi="Symbol" w:hint="default"/>
+      </w:rPr>
+    </w:lvl>
+    <w:lvl w:ilvl="1" w:tplc="04090003" w:tentative="1">
+      <w:start w:val="1"/>
+      <w:numFmt w:val="bullet"/>
+      <w:lvlText w:val="o"/>
+      <w:lvlJc w:val="left"/>
+      <w:pPr>
+        <w:ind w:left="1440" w:hanging="360"/>
+      </w:pPr>
+      <w:rPr>
+        <w:rFonts w:ascii="Courier New" w:hAnsi="Courier New" w:cs="Courier New" w:hint="default"/>
+      </w:rPr>
+    </w:lvl>
+    <w:lvl w:ilvl="2" w:tplc="04090005" w:tentative="1">
+      <w:start w:val="1"/>
+      <w:numFmt w:val="bullet"/>
+      <w:lvlText w:val=""/>
+      <w:lvlJc w:val="left"/>
+      <w:pPr>
+        <w:ind w:left="2160" w:hanging="360"/>
+      </w:pPr>
+      <w:rPr>
+        <w:rFonts w:ascii="Wingdings" w:hAnsi="Wingdings" w:hint="default"/>
+      </w:rPr>
+    </w:lvl>
+    <w:lvl w:ilvl="3" w:tplc="04090001" w:tentative="1">
+      <w:start w:val="1"/>
+      <w:numFmt w:val="bullet"/>
+      <w:lvlText w:val=""/>
+      <w:lvlJc w:val="left"/>
+      <w:pPr>
+        <w:ind w:left="2880" w:hanging="360"/>
+      </w:pPr>
+      <w:rPr>
+        <w:rFonts w:ascii="Symbol" w:hAnsi="Symbol" w:hint="default"/>
+      </w:rPr>
+    </w:lvl>
+    <w:lvl w:ilvl="4" w:tplc="04090003" w:tentative="1">
+      <w:start w:val="1"/>
+      <w:numFmt w:val="bullet"/>
+      <w:lvlText w:val="o"/>
+      <w:lvlJc w:val="left"/>
+      <w:pPr>
+        <w:ind w:left="3600" w:hanging="360"/>
+      </w:pPr>
+      <w:rPr>
+        <w:rFonts w:ascii="Courier New" w:hAnsi="Courier New" w:cs="Courier New" w:hint="default"/>
+      </w:rPr>
+    </w:lvl>
+    <w:lvl w:ilvl="5" w:tplc="04090005" w:tentative="1">
+      <w:start w:val="1"/>
+      <w:numFmt w:val="bullet"/>
+      <w:lvlText w:val=""/>
+      <w:lvlJc w:val="left"/>
+      <w:pPr>
+        <w:ind w:left="4320" w:hanging="360"/>
+      </w:pPr>
+      <w:rPr>
+        <w:rFonts w:ascii="Wingdings" w:hAnsi="Wingdings" w:hint="default"/>
+      </w:rPr>
+    </w:lvl>
+    <w:lvl w:ilvl="6" w:tplc="04090001" w:tentative="1">
+      <w:start w:val="1"/>
+      <w:numFmt w:val="bullet"/>
+      <w:lvlText w:val=""/>
+      <w:lvlJc w:val="left"/>
+      <w:pPr>
+        <w:ind w:left="5040" w:hanging="360"/>
+      </w:pPr>
+      <w:rPr>
+        <w:rFonts w:ascii="Symbol" w:hAnsi="Symbol" w:hint="default"/>
+      </w:rPr>
+    </w:lvl>
+    <w:lvl w:ilvl="7" w:tplc="04090003" w:tentative="1">
+      <w:start w:val="1"/>
+      <w:numFmt w:val="bullet"/>
+      <w:lvlText w:val="o"/>
+      <w:lvlJc w:val="left"/>
+      <w:pPr>
+        <w:ind w:left="5760" w:hanging="360"/>
+      </w:pPr>
+      <w:rPr>
+        <w:rFonts w:ascii="Courier New" w:hAnsi="Courier New" w:cs="Courier New" w:hint="default"/>
+      </w:rPr>
+    </w:lvl>
+    <w:lvl w:ilvl="8" w:tplc="04090005" w:tentative="1">
+      <w:start w:val="1"/>
+      <w:numFmt w:val="bullet"/>
+      <w:lvlText w:val=""/>
+      <w:lvlJc w:val="left"/>
+      <w:pPr>
+        <w:ind w:left="6480" w:hanging="360"/>
+      </w:pPr>
+      <w:rPr>
+        <w:rFonts w:ascii="Wingdings" w:hAnsi="Wingdings" w:hint="default"/>
+      </w:rPr>
+    </w:lvl>
+  </w:abstractNum>
+  <w:abstractNum w:abstractNumId="5" w15:restartNumberingAfterBreak="0">
+    <w:nsid w:val="78911566"/>
+    <w:multiLevelType w:val="hybridMultilevel"/>
+    <w:tmpl w:val="2FE60820"/>
+    <w:lvl w:ilvl="0" w:tplc="04090001">
+      <w:start w:val="1"/>
+      <w:numFmt w:val="bullet"/>
+      <w:lvlText w:val=""/>
+      <w:lvlJc w:val="left"/>
+      <w:pPr>
+        <w:ind w:left="720" w:hanging="360"/>
+      </w:pPr>
+      <w:rPr>
+        <w:rFonts w:ascii="Symbol" w:hAnsi="Symbol" w:hint="default"/>
+      </w:rPr>
+    </w:lvl>
+    <w:lvl w:ilvl="1" w:tplc="04090003" w:tentative="1">
+      <w:start w:val="1"/>
+      <w:numFmt w:val="bullet"/>
+      <w:lvlText w:val="o"/>
+      <w:lvlJc w:val="left"/>
+      <w:pPr>
+        <w:ind w:left="1440" w:hanging="360"/>
+      </w:pPr>
+      <w:rPr>
+        <w:rFonts w:ascii="Courier New" w:hAnsi="Courier New" w:cs="Courier New" w:hint="default"/>
+      </w:rPr>
+    </w:lvl>
+    <w:lvl w:ilvl="2" w:tplc="04090005" w:tentative="1">
+      <w:start w:val="1"/>
+      <w:numFmt w:val="bullet"/>
+      <w:lvlText w:val=""/>
+      <w:lvlJc w:val="left"/>
+      <w:pPr>
+        <w:ind w:left="2160" w:hanging="360"/>
+      </w:pPr>
+      <w:rPr>
+        <w:rFonts w:ascii="Wingdings" w:hAnsi="Wingdings" w:hint="default"/>
+      </w:rPr>
+    </w:lvl>
+    <w:lvl w:ilvl="3" w:tplc="04090001" w:tentative="1">
+      <w:start w:val="1"/>
+      <w:numFmt w:val="bullet"/>
+      <w:lvlText w:val=""/>
+      <w:lvlJc w:val="left"/>
+      <w:pPr>
+        <w:ind w:left="2880" w:hanging="360"/>
+      </w:pPr>
+      <w:rPr>
+        <w:rFonts w:ascii="Symbol" w:hAnsi="Symbol" w:hint="default"/>
+      </w:rPr>
+    </w:lvl>
+    <w:lvl w:ilvl="4" w:tplc="04090003" w:tentative="1">
+      <w:start w:val="1"/>
+      <w:numFmt w:val="bullet"/>
+      <w:lvlText w:val="o"/>
+      <w:lvlJc w:val="left"/>
+      <w:pPr>
+        <w:ind w:left="3600" w:hanging="360"/>
+      </w:pPr>
+      <w:rPr>
+        <w:rFonts w:ascii="Courier New" w:hAnsi="Courier New" w:cs="Courier New" w:hint="default"/>
+      </w:rPr>
+    </w:lvl>
+    <w:lvl w:ilvl="5" w:tplc="04090005" w:tentative="1">
+      <w:start w:val="1"/>
+      <w:numFmt w:val="bullet"/>
+      <w:lvlText w:val=""/>
+      <w:lvlJc w:val="left"/>
+      <w:pPr>
+        <w:ind w:left="4320" w:hanging="360"/>
+      </w:pPr>
+      <w:rPr>
+        <w:rFonts w:ascii="Wingdings" w:hAnsi="Wingdings" w:hint="default"/>
+      </w:rPr>
+    </w:lvl>
+    <w:lvl w:ilvl="6" w:tplc="04090001" w:tentative="1">
+      <w:start w:val="1"/>
+      <w:numFmt w:val="bullet"/>
+      <w:lvlText w:val=""/>
+      <w:lvlJc w:val="left"/>
+      <w:pPr>
+        <w:ind w:left="5040" w:hanging="360"/>
+      </w:pPr>
+      <w:rPr>
+        <w:rFonts w:ascii="Symbol" w:hAnsi="Symbol" w:hint="default"/>
+      </w:rPr>
+    </w:lvl>
+    <w:lvl w:ilvl="7" w:tplc="04090003" w:tentative="1">
+      <w:start w:val="1"/>
+      <w:numFmt w:val="bullet"/>
+      <w:lvlText w:val="o"/>
+      <w:lvlJc w:val="left"/>
+      <w:pPr>
+        <w:ind w:left="5760" w:hanging="360"/>
+      </w:pPr>
+      <w:rPr>
+        <w:rFonts w:ascii="Courier New" w:hAnsi="Courier New" w:cs="Courier New" w:hint="default"/>
+      </w:rPr>
+    </w:lvl>
+    <w:lvl w:ilvl="8" w:tplc="04090005" w:tentative="1">
+      <w:start w:val="1"/>
+      <w:numFmt w:val="bullet"/>
+      <w:lvlText w:val=""/>
+      <w:lvlJc w:val="left"/>
+      <w:pPr>
+        <w:ind w:left="6480" w:hanging="360"/>
+      </w:pPr>
+      <w:rPr>
+        <w:rFonts w:ascii="Wingdings" w:hAnsi="Wingdings" w:hint="default"/>
+      </w:rPr>
+    </w:lvl>
+  </w:abstractNum>
+  <w:abstractNum w:abstractNumId="6" w15:restartNumberingAfterBreak="0">
+    <w:nsid w:val="78C273A1"/>
+    <w:multiLevelType w:val="hybridMultilevel"/>
+    <w:tmpl w:val="D5DCD97A"/>
+    <w:lvl w:ilvl="0" w:tplc="04090011">
+      <w:start w:val="1"/>
+      <w:numFmt w:val="decimal"/>
+      <w:lvlText w:val="%1)"/>
+      <w:lvlJc w:val="left"/>
+      <w:pPr>
+        <w:ind w:left="720" w:hanging="360"/>
+      </w:pPr>
+      <w:rPr>
+        <w:rFonts w:hint="default"/>
+      </w:rPr>
+    </w:lvl>
+    <w:lvl w:ilvl="1" w:tplc="04090019" w:tentative="1">
+      <w:start w:val="1"/>
+      <w:numFmt w:val="lowerLetter"/>
+      <w:lvlText w:val="%2."/>
+      <w:lvlJc w:val="left"/>
+      <w:pPr>
+        <w:ind w:left="1440" w:hanging="360"/>
+      </w:pPr>
+    </w:lvl>
+    <w:lvl w:ilvl="2" w:tplc="0409001B" w:tentative="1">
+      <w:start w:val="1"/>
+      <w:numFmt w:val="lowerRoman"/>
+      <w:lvlText w:val="%3."/>
+      <w:lvlJc w:val="right"/>
+      <w:pPr>
+        <w:ind w:left="2160" w:hanging="180"/>
+      </w:pPr>
+    </w:lvl>
+    <w:lvl w:ilvl="3" w:tplc="0409000F" w:tentative="1">
+      <w:start w:val="1"/>
+      <w:numFmt w:val="decimal"/>
+      <w:lvlText w:val="%4."/>
+      <w:lvlJc w:val="left"/>
+      <w:pPr>
+        <w:ind w:left="2880" w:hanging="360"/>
+      </w:pPr>
+    </w:lvl>
+    <w:lvl w:ilvl="4" w:tplc="04090019" w:tentative="1">
+      <w:start w:val="1"/>
+      <w:numFmt w:val="lowerLetter"/>
+      <w:lvlText w:val="%5."/>
+      <w:lvlJc w:val="left"/>
+      <w:pPr>
+        <w:ind w:left="3600" w:hanging="360"/>
+      </w:pPr>
+    </w:lvl>
+    <w:lvl w:ilvl="5" w:tplc="0409001B" w:tentative="1">
+      <w:start w:val="1"/>
+      <w:numFmt w:val="lowerRoman"/>
+      <w:lvlText w:val="%6."/>
+      <w:lvlJc w:val="right"/>
+      <w:pPr>
+        <w:ind w:left="4320" w:hanging="180"/>
+      </w:pPr>
+    </w:lvl>
+    <w:lvl w:ilvl="6" w:tplc="0409000F" w:tentative="1">
+      <w:start w:val="1"/>
+      <w:numFmt w:val="decimal"/>
+      <w:lvlText w:val="%7."/>
+      <w:lvlJc w:val="left"/>
+      <w:pPr>
+        <w:ind w:left="5040" w:hanging="360"/>
+      </w:pPr>
+    </w:lvl>
+    <w:lvl w:ilvl="7" w:tplc="04090019" w:tentative="1">
+      <w:start w:val="1"/>
+      <w:numFmt w:val="lowerLetter"/>
+      <w:lvlText w:val="%8."/>
+      <w:lvlJc w:val="left"/>
+      <w:pPr>
+        <w:ind w:left="5760" w:hanging="360"/>
+      </w:pPr>
+    </w:lvl>
+    <w:lvl w:ilvl="8" w:tplc="0409001B" w:tentative="1">
+      <w:start w:val="1"/>
+      <w:numFmt w:val="lowerRoman"/>
+      <w:lvlText w:val="%9."/>
+      <w:lvlJc w:val="right"/>
+      <w:pPr>
+        <w:ind w:left="6480" w:hanging="180"/>
+      </w:pPr>
+    </w:lvl>
+  </w:abstractNum>
   <w:num w:numId="1" w16cid:durableId="526338571">
+    <w:abstractNumId w:val="1"/>
+  </w:num>
+  <w:num w:numId="2" w16cid:durableId="1957444130">
+    <w:abstractNumId w:val="5"/>
+  </w:num>
+  <w:num w:numId="3" w16cid:durableId="2136170512">
     <w:abstractNumId w:val="0"/>
+  </w:num>
+  <w:num w:numId="4" w16cid:durableId="1198784573">
+    <w:abstractNumId w:val="4"/>
+  </w:num>
+  <w:num w:numId="5" w16cid:durableId="491795844">
+    <w:abstractNumId w:val="2"/>
+  </w:num>
+  <w:num w:numId="6" w16cid:durableId="929587852">
+    <w:abstractNumId w:val="3"/>
+  </w:num>
+  <w:num w:numId="7" w16cid:durableId="870806718">
+    <w:abstractNumId w:val="6"/>
   </w:num>
 </w:numbering>
 </file>
@@ -1147,7 +5085,7 @@
     <w:lsdException w:name="Table Web 2" w:semiHidden="1" w:unhideWhenUsed="1"/>
     <w:lsdException w:name="Table Web 3" w:semiHidden="1" w:unhideWhenUsed="1"/>
     <w:lsdException w:name="Balloon Text" w:semiHidden="1" w:unhideWhenUsed="1"/>
-    <w:lsdException w:name="Table Grid" w:uiPriority="39"/>
+    <w:lsdException w:name="Table Grid" w:uiPriority="59"/>
     <w:lsdException w:name="Table Theme" w:semiHidden="1" w:unhideWhenUsed="1"/>
     <w:lsdException w:name="Placeholder Text" w:semiHidden="1"/>
     <w:lsdException w:name="No Spacing" w:uiPriority="1" w:qFormat="1"/>
@@ -1905,7 +5843,7 @@
   <w:style w:type="table" w:styleId="TableGrid">
     <w:name w:val="Table Grid"/>
     <w:basedOn w:val="TableNormal"/>
-    <w:uiPriority w:val="39"/>
+    <w:uiPriority w:val="59"/>
     <w:rsid w:val="002F66B9"/>
     <w:pPr>
       <w:spacing w:after="0" w:line="240" w:lineRule="auto"/>
@@ -1920,6 +5858,64 @@
         <w:insideV w:val="single" w:sz="4" w:space="0" w:color="auto"/>
       </w:tblBorders>
     </w:tblPr>
+  </w:style>
+  <w:style w:type="paragraph" w:styleId="Header">
+    <w:name w:val="header"/>
+    <w:basedOn w:val="Normal"/>
+    <w:link w:val="HeaderChar"/>
+    <w:uiPriority w:val="99"/>
+    <w:unhideWhenUsed/>
+    <w:rsid w:val="004564A5"/>
+    <w:pPr>
+      <w:tabs>
+        <w:tab w:val="center" w:pos="4513"/>
+        <w:tab w:val="right" w:pos="9026"/>
+      </w:tabs>
+      <w:spacing w:after="0" w:line="240" w:lineRule="auto"/>
+    </w:pPr>
+    <w:rPr>
+      <w:rFonts w:cs="Angsana New"/>
+    </w:rPr>
+  </w:style>
+  <w:style w:type="character" w:customStyle="1" w:styleId="HeaderChar">
+    <w:name w:val="Header Char"/>
+    <w:basedOn w:val="DefaultParagraphFont"/>
+    <w:link w:val="Header"/>
+    <w:uiPriority w:val="99"/>
+    <w:rsid w:val="004564A5"/>
+    <w:rPr>
+      <w:rFonts w:cs="Angsana New"/>
+      <w:szCs w:val="24"/>
+    </w:rPr>
+  </w:style>
+  <w:style w:type="paragraph" w:styleId="Footer">
+    <w:name w:val="footer"/>
+    <w:basedOn w:val="Normal"/>
+    <w:link w:val="FooterChar"/>
+    <w:uiPriority w:val="99"/>
+    <w:unhideWhenUsed/>
+    <w:rsid w:val="004564A5"/>
+    <w:pPr>
+      <w:tabs>
+        <w:tab w:val="center" w:pos="4513"/>
+        <w:tab w:val="right" w:pos="9026"/>
+      </w:tabs>
+      <w:spacing w:after="0" w:line="240" w:lineRule="auto"/>
+    </w:pPr>
+    <w:rPr>
+      <w:rFonts w:cs="Angsana New"/>
+    </w:rPr>
+  </w:style>
+  <w:style w:type="character" w:customStyle="1" w:styleId="FooterChar">
+    <w:name w:val="Footer Char"/>
+    <w:basedOn w:val="DefaultParagraphFont"/>
+    <w:link w:val="Footer"/>
+    <w:uiPriority w:val="99"/>
+    <w:rsid w:val="004564A5"/>
+    <w:rPr>
+      <w:rFonts w:cs="Angsana New"/>
+      <w:szCs w:val="24"/>
+    </w:rPr>
   </w:style>
 </w:styles>
 </file>

--- a/docs/smart pantry task 2 assignment 1.docx
+++ b/docs/smart pantry task 2 assignment 1.docx
@@ -1,6 +1,6 @@
 
 <file path=word/document.xml><?xml version="1.0" encoding="utf-8"?>
-<w:document xmlns:wpc="http://schemas.microsoft.com/office/word/2010/wordprocessingCanvas" xmlns:cx="http://schemas.microsoft.com/office/drawing/2014/chartex" xmlns:cx1="http://schemas.microsoft.com/office/drawing/2015/9/8/chartex" xmlns:cx2="http://schemas.microsoft.com/office/drawing/2015/10/21/chartex" xmlns:cx3="http://schemas.microsoft.com/office/drawing/2016/5/9/chartex" xmlns:cx4="http://schemas.microsoft.com/office/drawing/2016/5/10/chartex" xmlns:cx5="http://schemas.microsoft.com/office/drawing/2016/5/11/chartex" xmlns:cx6="http://schemas.microsoft.com/office/drawing/2016/5/12/chartex" xmlns:cx7="http://schemas.microsoft.com/office/drawing/2016/5/13/chartex" xmlns:cx8="http://schemas.microsoft.com/office/drawing/2016/5/14/chartex" xmlns:mc="http://schemas.openxmlformats.org/markup-compatibility/2006" xmlns:aink="http://schemas.microsoft.com/office/drawing/2016/ink" xmlns:am3d="http://schemas.microsoft.com/office/drawing/2017/model3d" xmlns:o="urn:schemas-microsoft-com:office:office" xmlns:oel="http://schemas.microsoft.com/office/2019/extlst" xmlns:r="http://schemas.openxmlformats.org/officeDocument/2006/relationships" xmlns:m="http://schemas.openxmlformats.org/officeDocument/2006/math" xmlns:v="urn:schemas-microsoft-com:vml" xmlns:wp14="http://schemas.microsoft.com/office/word/2010/wordprocessingDrawing" xmlns:wp="http://schemas.openxmlformats.org/drawingml/2006/wordprocessingDrawing" xmlns:w10="urn:schemas-microsoft-com:office:word" xmlns:w="http://schemas.openxmlformats.org/wordprocessingml/2006/main" xmlns:w14="http://schemas.microsoft.com/office/word/2010/wordml" xmlns:w15="http://schemas.microsoft.com/office/word/2012/wordml" xmlns:w16cex="http://schemas.microsoft.com/office/word/2018/wordml/cex" xmlns:w16cid="http://schemas.microsoft.com/office/word/2016/wordml/cid" xmlns:w16="http://schemas.microsoft.com/office/word/2018/wordml" xmlns:w16du="http://schemas.microsoft.com/office/word/2023/wordml/word16du" xmlns:w16sdtdh="http://schemas.microsoft.com/office/word/2020/wordml/sdtdatahash" xmlns:w16sdtfl="http://schemas.microsoft.com/office/word/2024/wordml/sdtformatlock" xmlns:w16se="http://schemas.microsoft.com/office/word/2015/wordml/symex" xmlns:wpg="http://schemas.microsoft.com/office/word/2010/wordprocessingGroup" xmlns:wpi="http://schemas.microsoft.com/office/word/2010/wordprocessingInk" xmlns:wne="http://schemas.microsoft.com/office/word/2006/wordml" xmlns:wps="http://schemas.microsoft.com/office/word/2010/wordprocessingShape" mc:Ignorable="w14 w15 w16se w16cid w16 w16cex w16sdtdh w16sdtfl w16du wp14">
+<w:document xmlns:wpc="http://schemas.microsoft.com/office/word/2010/wordprocessingCanvas" xmlns:cx="http://schemas.microsoft.com/office/drawing/2014/chartex" xmlns:mc="http://schemas.openxmlformats.org/markup-compatibility/2006" xmlns:o="urn:schemas-microsoft-com:office:office" xmlns:r="http://schemas.openxmlformats.org/officeDocument/2006/relationships" xmlns:m="http://schemas.openxmlformats.org/officeDocument/2006/math" xmlns:v="urn:schemas-microsoft-com:vml" xmlns:wp14="http://schemas.microsoft.com/office/word/2010/wordprocessingDrawing" xmlns:wp="http://schemas.openxmlformats.org/drawingml/2006/wordprocessingDrawing" xmlns:w10="urn:schemas-microsoft-com:office:word" xmlns:w="http://schemas.openxmlformats.org/wordprocessingml/2006/main" xmlns:w14="http://schemas.microsoft.com/office/word/2010/wordml" xmlns:w15="http://schemas.microsoft.com/office/word/2012/wordml" xmlns:w16se="http://schemas.microsoft.com/office/word/2015/wordml/symex" xmlns:wpg="http://schemas.microsoft.com/office/word/2010/wordprocessingGroup" xmlns:wpi="http://schemas.microsoft.com/office/word/2010/wordprocessingInk" xmlns:wne="http://schemas.microsoft.com/office/word/2006/wordml" xmlns:wps="http://schemas.microsoft.com/office/word/2010/wordprocessingShape" mc:Ignorable="w14 w15 w16se wp14">
   <w:body>
     <w:p>
       <w:pPr>
@@ -11,6 +11,7 @@
       <w:r>
         <w:rPr>
           <w:noProof/>
+          <w:lang w:bidi="ar-SA"/>
         </w:rPr>
         <w:drawing>
           <wp:inline distT="0" distB="0" distL="0" distR="0" wp14:anchorId="56C11732" wp14:editId="48A3C07D">
@@ -579,8 +580,8 @@
         <w:tblLook w:val="04A0" w:firstRow="1" w:lastRow="0" w:firstColumn="1" w:lastColumn="0" w:noHBand="0" w:noVBand="1"/>
       </w:tblPr>
       <w:tblGrid>
-        <w:gridCol w:w="2773"/>
-        <w:gridCol w:w="3955"/>
+        <w:gridCol w:w="2816"/>
+        <w:gridCol w:w="3912"/>
         <w:gridCol w:w="2560"/>
       </w:tblGrid>
       <w:tr>
@@ -860,16 +861,8 @@
               <w:rPr>
                 <w:szCs w:val="22"/>
               </w:rPr>
-              <w:t xml:space="preserve">Mr. Sudeep Lal </w:t>
-            </w:r>
-            <w:proofErr w:type="spellStart"/>
-            <w:r>
-              <w:rPr>
-                <w:szCs w:val="22"/>
-              </w:rPr>
-              <w:t>Bajimaya</w:t>
-            </w:r>
-            <w:proofErr w:type="spellEnd"/>
+              <w:t>Mr. Sudeep Lal Bajimaya</w:t>
+            </w:r>
           </w:p>
         </w:tc>
         <w:tc>
@@ -1244,21 +1237,12 @@
         </w:rPr>
         <w:t xml:space="preserve">I/We have read and understood the </w:t>
       </w:r>
-      <w:proofErr w:type="spellStart"/>
       <w:r>
         <w:rPr>
           <w:sz w:val="20"/>
           <w:szCs w:val="20"/>
         </w:rPr>
-        <w:t>Programme</w:t>
-      </w:r>
-      <w:proofErr w:type="spellEnd"/>
-      <w:r>
-        <w:rPr>
-          <w:sz w:val="20"/>
-          <w:szCs w:val="20"/>
-        </w:rPr>
-        <w:t xml:space="preserve"> Handbook </w:t>
+        <w:t xml:space="preserve">Programme Handbook </w:t>
       </w:r>
       <w:r>
         <w:rPr>
@@ -1949,8 +1933,8 @@
         <w:tblLook w:val="04A0" w:firstRow="1" w:lastRow="0" w:firstColumn="1" w:lastColumn="0" w:noHBand="0" w:noVBand="1"/>
       </w:tblPr>
       <w:tblGrid>
-        <w:gridCol w:w="4299"/>
-        <w:gridCol w:w="4717"/>
+        <w:gridCol w:w="4298"/>
+        <w:gridCol w:w="4718"/>
       </w:tblGrid>
       <w:tr>
         <w:tc>
@@ -2296,11 +2280,9 @@
       <w:pPr>
         <w:jc w:val="center"/>
       </w:pPr>
-      <w:proofErr w:type="spellStart"/>
       <w:r>
         <w:t>Smartpantry</w:t>
       </w:r>
-      <w:proofErr w:type="spellEnd"/>
       <w:r>
         <w:br w:type="page"/>
       </w:r>
@@ -2330,15 +2312,7 @@
     </w:p>
     <w:p>
       <w:r>
-        <w:t xml:space="preserve">Functional requirements define the specific behaviors and functions the </w:t>
-      </w:r>
-      <w:proofErr w:type="spellStart"/>
-      <w:r>
-        <w:t>SmartPantry</w:t>
-      </w:r>
-      <w:proofErr w:type="spellEnd"/>
-      <w:r>
-        <w:t xml:space="preserve"> system must perform.</w:t>
+        <w:t>Functional requirements define the specific behaviors and functions the SmartPantry system must perform.</w:t>
       </w:r>
     </w:p>
     <w:tbl>
@@ -2786,12 +2760,12 @@
     <w:p/>
     <w:p>
       <w:r>
-        <w:lastRenderedPageBreak/>
         <w:t>1.2 Non Functional Requirements</w:t>
       </w:r>
     </w:p>
     <w:p>
       <w:r>
+        <w:lastRenderedPageBreak/>
         <w:t>Non-functional requirements define the quality attributes and constraints the system must satisfy.</w:t>
       </w:r>
     </w:p>
@@ -2900,23 +2874,7 @@
               <w:t>The passwords of the users should not be stored in a plain text in the database</w:t>
             </w:r>
             <w:r>
-              <w:t xml:space="preserve"> but should be hashed using algorithms like using </w:t>
-            </w:r>
-            <w:proofErr w:type="spellStart"/>
-            <w:r>
-              <w:t>bycrypt</w:t>
-            </w:r>
-            <w:proofErr w:type="spellEnd"/>
-            <w:r>
-              <w:t xml:space="preserve"> </w:t>
-            </w:r>
-            <w:proofErr w:type="spellStart"/>
-            <w:r>
-              <w:t>js</w:t>
-            </w:r>
-            <w:proofErr w:type="spellEnd"/>
-            <w:r>
-              <w:t>.</w:t>
+              <w:t xml:space="preserve"> but should be hashed using algorithms like using bycrypt js.</w:t>
             </w:r>
           </w:p>
         </w:tc>
@@ -3131,7 +3089,6 @@
     <w:p/>
     <w:p>
       <w:r>
-        <w:lastRenderedPageBreak/>
         <w:t>2.0 Requirements Modelling</w:t>
       </w:r>
     </w:p>
@@ -3162,6 +3119,7 @@
           </w:tcPr>
           <w:p>
             <w:r>
+              <w:lastRenderedPageBreak/>
               <w:t>User Story 1</w:t>
             </w:r>
           </w:p>
@@ -3177,28 +3135,12 @@
           </w:p>
           <w:p>
             <w:r>
-              <w:t xml:space="preserve">I need to register an account in </w:t>
-            </w:r>
-            <w:proofErr w:type="spellStart"/>
-            <w:r>
-              <w:t>SmartPantry</w:t>
-            </w:r>
-            <w:proofErr w:type="spellEnd"/>
-            <w:r>
-              <w:t xml:space="preserve"> with my full name, email, password, phone number and household size, </w:t>
-            </w:r>
-          </w:p>
-          <w:p>
-            <w:r>
-              <w:t xml:space="preserve">so that I can use all the </w:t>
-            </w:r>
-            <w:proofErr w:type="spellStart"/>
-            <w:r>
-              <w:t>SmartPantry</w:t>
-            </w:r>
-            <w:proofErr w:type="spellEnd"/>
-            <w:r>
-              <w:t xml:space="preserve"> features</w:t>
+              <w:t xml:space="preserve">I need to register an account in SmartPantry with my full name, email, password, phone number and household size, </w:t>
+            </w:r>
+          </w:p>
+          <w:p>
+            <w:r>
+              <w:t>so that I can use all the SmartPantry features</w:t>
             </w:r>
           </w:p>
         </w:tc>
@@ -3241,11 +3183,9 @@
             <w:tcW w:w="2547" w:type="dxa"/>
           </w:tcPr>
           <w:p>
-            <w:proofErr w:type="spellStart"/>
             <w:r>
               <w:t>MosSCow</w:t>
             </w:r>
-            <w:proofErr w:type="spellEnd"/>
           </w:p>
         </w:tc>
         <w:tc>
@@ -3419,15 +3359,7 @@
           </w:tcPr>
           <w:p>
             <w:r>
-              <w:t xml:space="preserve">Given a registered account in the </w:t>
-            </w:r>
-            <w:proofErr w:type="spellStart"/>
-            <w:r>
-              <w:t>SmartPantry</w:t>
-            </w:r>
-            <w:proofErr w:type="spellEnd"/>
-            <w:r>
-              <w:t xml:space="preserve"> application, </w:t>
+              <w:t xml:space="preserve">Given a registered account in the SmartPantry application, </w:t>
             </w:r>
           </w:p>
           <w:p>
@@ -3448,11 +3380,9 @@
             <w:tcW w:w="2547" w:type="dxa"/>
           </w:tcPr>
           <w:p>
-            <w:proofErr w:type="spellStart"/>
             <w:r>
               <w:t>MoSCoW</w:t>
             </w:r>
-            <w:proofErr w:type="spellEnd"/>
           </w:p>
         </w:tc>
         <w:tc>
@@ -3639,11 +3569,9 @@
             <w:tcW w:w="2547" w:type="dxa"/>
           </w:tcPr>
           <w:p>
-            <w:proofErr w:type="spellStart"/>
             <w:r>
               <w:t>MoSCoW</w:t>
             </w:r>
-            <w:proofErr w:type="spellEnd"/>
           </w:p>
         </w:tc>
         <w:tc>
@@ -3693,13 +3621,8 @@
               </w:numPr>
             </w:pPr>
             <w:r>
-              <w:t xml:space="preserve">Storing privacy preferences in </w:t>
-            </w:r>
-            <w:proofErr w:type="spellStart"/>
-            <w:r>
-              <w:t>PostGreSQL</w:t>
-            </w:r>
-            <w:proofErr w:type="spellEnd"/>
+              <w:t>Storing privacy preferences in PostGreSQL</w:t>
+            </w:r>
           </w:p>
         </w:tc>
       </w:tr>
@@ -3730,7 +3653,6 @@
     <w:p/>
     <w:p>
       <w:r>
-        <w:lastRenderedPageBreak/>
         <w:t>2.2 UC4 Food Analytics</w:t>
       </w:r>
     </w:p>
@@ -3788,6 +3710,7 @@
           </w:tcPr>
           <w:p>
             <w:r>
+              <w:lastRenderedPageBreak/>
               <w:t>Acceptance Criteria</w:t>
             </w:r>
           </w:p>
@@ -3819,11 +3742,9 @@
             <w:tcW w:w="2263" w:type="dxa"/>
           </w:tcPr>
           <w:p>
-            <w:proofErr w:type="spellStart"/>
             <w:r>
               <w:t>MoSCoW</w:t>
             </w:r>
-            <w:proofErr w:type="spellEnd"/>
           </w:p>
         </w:tc>
         <w:tc>
@@ -3984,11 +3905,9 @@
             <w:tcW w:w="2263" w:type="dxa"/>
           </w:tcPr>
           <w:p>
-            <w:proofErr w:type="spellStart"/>
             <w:r>
               <w:t>MoSCoW</w:t>
             </w:r>
-            <w:proofErr w:type="spellEnd"/>
           </w:p>
         </w:tc>
         <w:tc>
@@ -4056,7 +3975,761 @@
           </w:p>
         </w:tc>
       </w:tr>
+      <w:tr>
+        <w:tc>
+          <w:tcPr>
+            <w:tcW w:w="2263" w:type="dxa"/>
+          </w:tcPr>
+          <w:p/>
+        </w:tc>
+        <w:tc>
+          <w:tcPr>
+            <w:tcW w:w="6753" w:type="dxa"/>
+          </w:tcPr>
+          <w:p/>
+        </w:tc>
+      </w:tr>
+      <w:tr>
+        <w:tc>
+          <w:tcPr>
+            <w:tcW w:w="2263" w:type="dxa"/>
+          </w:tcPr>
+          <w:p/>
+        </w:tc>
+        <w:tc>
+          <w:tcPr>
+            <w:tcW w:w="6753" w:type="dxa"/>
+          </w:tcPr>
+          <w:p/>
+        </w:tc>
+      </w:tr>
     </w:tbl>
+    <w:p/>
+    <w:p>
+      <w:bookmarkStart w:id="0" w:name="_GoBack"/>
+      <w:bookmarkEnd w:id="0"/>
+    </w:p>
+    <w:p/>
+    <w:p/>
+    <w:p>
+      <w:r>
+        <w:t>2.5 UC3  Browse Food Items and Donations.</w:t>
+      </w:r>
+    </w:p>
+    <w:p>
+      <w:r>
+        <w:t>Done By student C: Manav Rawal (E2300560)</w:t>
+      </w:r>
+    </w:p>
+    <w:tbl>
+      <w:tblPr>
+        <w:tblStyle w:val="TableGrid"/>
+        <w:tblW w:w="0" w:type="auto"/>
+        <w:tblLook w:val="04A0" w:firstRow="1" w:lastRow="0" w:firstColumn="1" w:lastColumn="0" w:noHBand="0" w:noVBand="1"/>
+      </w:tblPr>
+      <w:tblGrid>
+        <w:gridCol w:w="2547"/>
+        <w:gridCol w:w="6469"/>
+      </w:tblGrid>
+      <w:tr>
+        <w:tc>
+          <w:tcPr>
+            <w:tcW w:w="2547" w:type="dxa"/>
+          </w:tcPr>
+          <w:p>
+            <w:r>
+              <w:t>User Story 1</w:t>
+            </w:r>
+          </w:p>
+        </w:tc>
+        <w:tc>
+          <w:tcPr>
+            <w:tcW w:w="6469" w:type="dxa"/>
+          </w:tcPr>
+          <w:p>
+            <w:r>
+              <w:t>As a household user,</w:t>
+            </w:r>
+          </w:p>
+          <w:p>
+            <w:r>
+              <w:t>I need</w:t>
+            </w:r>
+            <w:r>
+              <w:t xml:space="preserve"> to search through the food donation listings by locati</w:t>
+            </w:r>
+            <w:r>
+              <w:t xml:space="preserve">on, category and expiry date, </w:t>
+            </w:r>
+          </w:p>
+          <w:p>
+            <w:r>
+              <w:t>So that I can</w:t>
+            </w:r>
+            <w:r>
+              <w:t xml:space="preserve"> identify food items that are relevant to my needs.</w:t>
+            </w:r>
+          </w:p>
+          <w:p/>
+        </w:tc>
+      </w:tr>
+      <w:tr>
+        <w:tc>
+          <w:tcPr>
+            <w:tcW w:w="2547" w:type="dxa"/>
+          </w:tcPr>
+          <w:p>
+            <w:r>
+              <w:t>Acceptance Criteria</w:t>
+            </w:r>
+          </w:p>
+        </w:tc>
+        <w:tc>
+          <w:tcPr>
+            <w:tcW w:w="6469" w:type="dxa"/>
+          </w:tcPr>
+          <w:p>
+            <w:r>
+              <w:t>If the user is signed in, and they filter by location, category, and expiry then the system will show them listings of donations that match the filters with the item details.</w:t>
+            </w:r>
+          </w:p>
+        </w:tc>
+      </w:tr>
+      <w:tr>
+        <w:tc>
+          <w:tcPr>
+            <w:tcW w:w="2547" w:type="dxa"/>
+          </w:tcPr>
+          <w:p>
+            <w:r>
+              <w:t>MosSCow</w:t>
+            </w:r>
+          </w:p>
+        </w:tc>
+        <w:tc>
+          <w:tcPr>
+            <w:tcW w:w="6469" w:type="dxa"/>
+          </w:tcPr>
+          <w:p>
+            <w:r>
+              <w:t>Must have (M)</w:t>
+            </w:r>
+          </w:p>
+        </w:tc>
+      </w:tr>
+      <w:tr>
+        <w:tc>
+          <w:tcPr>
+            <w:tcW w:w="2547" w:type="dxa"/>
+          </w:tcPr>
+          <w:p>
+            <w:r>
+              <w:t>Tasks</w:t>
+            </w:r>
+          </w:p>
+        </w:tc>
+        <w:tc>
+          <w:tcPr>
+            <w:tcW w:w="6469" w:type="dxa"/>
+          </w:tcPr>
+          <w:p>
+            <w:pPr>
+              <w:pStyle w:val="ListParagraph"/>
+              <w:numPr>
+                <w:ilvl w:val="0"/>
+                <w:numId w:val="8"/>
+              </w:numPr>
+            </w:pPr>
+            <w:r>
+              <w:t xml:space="preserve">Implement design of Browse Food Items </w:t>
+            </w:r>
+            <w:r>
+              <w:t>page, including filter sidebar.</w:t>
+            </w:r>
+          </w:p>
+          <w:p>
+            <w:pPr>
+              <w:pStyle w:val="ListParagraph"/>
+              <w:numPr>
+                <w:ilvl w:val="0"/>
+                <w:numId w:val="8"/>
+              </w:numPr>
+            </w:pPr>
+            <w:r>
+              <w:t>Show listing cards containing: Item, quantity, expiry date, pick-up location, Poster's Name</w:t>
+            </w:r>
+          </w:p>
+          <w:p>
+            <w:pPr>
+              <w:pStyle w:val="ListParagraph"/>
+              <w:numPr>
+                <w:ilvl w:val="0"/>
+                <w:numId w:val="8"/>
+              </w:numPr>
+            </w:pPr>
+            <w:r>
+              <w:t>If there are no results in the filters, display 'No items found' message.</w:t>
+            </w:r>
+          </w:p>
+        </w:tc>
+      </w:tr>
+      <w:tr>
+        <w:tc>
+          <w:tcPr>
+            <w:tcW w:w="2547" w:type="dxa"/>
+          </w:tcPr>
+          <w:p>
+            <w:r>
+              <w:t>Test Cases</w:t>
+            </w:r>
+          </w:p>
+        </w:tc>
+        <w:tc>
+          <w:tcPr>
+            <w:tcW w:w="6469" w:type="dxa"/>
+          </w:tcPr>
+          <w:p>
+            <w:r>
+              <w:t>-</w:t>
+            </w:r>
+          </w:p>
+        </w:tc>
+      </w:tr>
+      <w:tr>
+        <w:tc>
+          <w:tcPr>
+            <w:tcW w:w="9016" w:type="dxa"/>
+            <w:gridSpan w:val="2"/>
+          </w:tcPr>
+          <w:p/>
+        </w:tc>
+      </w:tr>
+      <w:tr>
+        <w:tc>
+          <w:tcPr>
+            <w:tcW w:w="2547" w:type="dxa"/>
+          </w:tcPr>
+          <w:p>
+            <w:r>
+              <w:t>User Story 2</w:t>
+            </w:r>
+          </w:p>
+        </w:tc>
+        <w:tc>
+          <w:tcPr>
+            <w:tcW w:w="6469" w:type="dxa"/>
+          </w:tcPr>
+          <w:p>
+            <w:r>
+              <w:t>As a household user I need to</w:t>
+            </w:r>
+            <w:r>
+              <w:t xml:space="preserve"> fil</w:t>
+            </w:r>
+            <w:r>
+              <w:t xml:space="preserve">l in a food donation listing, So that i can </w:t>
+            </w:r>
+            <w:r>
+              <w:t>collect the food from the donor.</w:t>
+            </w:r>
+          </w:p>
+        </w:tc>
+      </w:tr>
+      <w:tr>
+        <w:tc>
+          <w:tcPr>
+            <w:tcW w:w="2547" w:type="dxa"/>
+          </w:tcPr>
+          <w:p>
+            <w:r>
+              <w:lastRenderedPageBreak/>
+              <w:t>Acceptance Criteria</w:t>
+            </w:r>
+          </w:p>
+          <w:p/>
+          <w:p/>
+        </w:tc>
+        <w:tc>
+          <w:tcPr>
+            <w:tcW w:w="6469" w:type="dxa"/>
+          </w:tcPr>
+          <w:p>
+            <w:r>
+              <w:t>Assume that the user is a person who is looking at the list of donations and clicks 'Claim Item' and confirms, the system will then be set to "Claimed", a notification will be sent to the donor and the user will then be shown the pickup information.</w:t>
+            </w:r>
+          </w:p>
+          <w:p/>
+        </w:tc>
+      </w:tr>
+      <w:tr>
+        <w:tc>
+          <w:tcPr>
+            <w:tcW w:w="2547" w:type="dxa"/>
+          </w:tcPr>
+          <w:p>
+            <w:r>
+              <w:t>MoSCoW</w:t>
+            </w:r>
+          </w:p>
+        </w:tc>
+        <w:tc>
+          <w:tcPr>
+            <w:tcW w:w="6469" w:type="dxa"/>
+          </w:tcPr>
+          <w:p>
+            <w:r>
+              <w:t>Should Have (M</w:t>
+            </w:r>
+            <w:r>
+              <w:t>)</w:t>
+            </w:r>
+          </w:p>
+        </w:tc>
+      </w:tr>
+      <w:tr>
+        <w:tc>
+          <w:tcPr>
+            <w:tcW w:w="2547" w:type="dxa"/>
+          </w:tcPr>
+          <w:p>
+            <w:r>
+              <w:t>Tasks</w:t>
+            </w:r>
+          </w:p>
+        </w:tc>
+        <w:tc>
+          <w:tcPr>
+            <w:tcW w:w="6469" w:type="dxa"/>
+          </w:tcPr>
+          <w:p>
+            <w:pPr>
+              <w:pStyle w:val="ListParagraph"/>
+              <w:numPr>
+                <w:ilvl w:val="0"/>
+                <w:numId w:val="9"/>
+              </w:numPr>
+            </w:pPr>
+            <w:r>
+              <w:t>Each donation listing card should have a "Claim Item" button.</w:t>
+            </w:r>
+          </w:p>
+          <w:p>
+            <w:pPr>
+              <w:pStyle w:val="ListParagraph"/>
+              <w:numPr>
+                <w:ilvl w:val="0"/>
+                <w:numId w:val="9"/>
+              </w:numPr>
+            </w:pPr>
+            <w:r>
+              <w:t>Use the POST endpoint at /api/donations/:id/claim.</w:t>
+            </w:r>
+          </w:p>
+          <w:p>
+            <w:pPr>
+              <w:pStyle w:val="ListParagraph"/>
+              <w:numPr>
+                <w:ilvl w:val="0"/>
+                <w:numId w:val="9"/>
+              </w:numPr>
+            </w:pPr>
+            <w:r>
+              <w:t>Donations should be marked as "Claimed" and hidden from other users.</w:t>
+            </w:r>
+          </w:p>
+          <w:p>
+            <w:pPr>
+              <w:pStyle w:val="ListParagraph"/>
+              <w:numPr>
+                <w:ilvl w:val="0"/>
+                <w:numId w:val="9"/>
+              </w:numPr>
+            </w:pPr>
+            <w:r>
+              <w:t>Notify the donor of the claim</w:t>
+            </w:r>
+          </w:p>
+          <w:p>
+            <w:pPr>
+              <w:pStyle w:val="ListParagraph"/>
+              <w:numPr>
+                <w:ilvl w:val="0"/>
+                <w:numId w:val="9"/>
+              </w:numPr>
+            </w:pPr>
+            <w:r>
+              <w:t>Show the claimant the pickup place and means of contact.</w:t>
+            </w:r>
+          </w:p>
+        </w:tc>
+      </w:tr>
+      <w:tr>
+        <w:tc>
+          <w:tcPr>
+            <w:tcW w:w="2547" w:type="dxa"/>
+          </w:tcPr>
+          <w:p>
+            <w:r>
+              <w:t>Test Cases</w:t>
+            </w:r>
+          </w:p>
+        </w:tc>
+        <w:tc>
+          <w:tcPr>
+            <w:tcW w:w="6469" w:type="dxa"/>
+          </w:tcPr>
+          <w:p>
+            <w:r>
+              <w:t>-</w:t>
+            </w:r>
+          </w:p>
+        </w:tc>
+      </w:tr>
+    </w:tbl>
+    <w:p/>
+    <w:p/>
+    <w:p/>
+    <w:p/>
+    <w:p>
+      <w:r>
+        <w:t>2.6 UC6: Plan Weekly Meals</w:t>
+      </w:r>
+    </w:p>
+    <w:p>
+      <w:r>
+        <w:t>Done By student C: Manav Rawal (E2300560)</w:t>
+      </w:r>
+    </w:p>
+    <w:tbl>
+      <w:tblPr>
+        <w:tblStyle w:val="TableGrid"/>
+        <w:tblW w:w="0" w:type="auto"/>
+        <w:tblLook w:val="04A0" w:firstRow="1" w:lastRow="0" w:firstColumn="1" w:lastColumn="0" w:noHBand="0" w:noVBand="1"/>
+      </w:tblPr>
+      <w:tblGrid>
+        <w:gridCol w:w="2547"/>
+        <w:gridCol w:w="6469"/>
+      </w:tblGrid>
+      <w:tr>
+        <w:tc>
+          <w:tcPr>
+            <w:tcW w:w="2547" w:type="dxa"/>
+          </w:tcPr>
+          <w:p>
+            <w:r>
+              <w:t>User Story 1</w:t>
+            </w:r>
+          </w:p>
+        </w:tc>
+        <w:tc>
+          <w:tcPr>
+            <w:tcW w:w="6469" w:type="dxa"/>
+          </w:tcPr>
+          <w:p>
+            <w:r>
+              <w:t>As a c</w:t>
+            </w:r>
+            <w:r>
+              <w:t xml:space="preserve">onsumer in a household, I need to </w:t>
+            </w:r>
+            <w:r>
+              <w:t>able to see the calendar of weekly meals and enter meals in time slots and on days so that I can plan my meals in advance and minimise food waste.</w:t>
+            </w:r>
+          </w:p>
+          <w:p/>
+        </w:tc>
+      </w:tr>
+      <w:tr>
+        <w:tc>
+          <w:tcPr>
+            <w:tcW w:w="2547" w:type="dxa"/>
+          </w:tcPr>
+          <w:p>
+            <w:r>
+              <w:t>Acceptance Criteria</w:t>
+            </w:r>
+          </w:p>
+        </w:tc>
+        <w:tc>
+          <w:tcPr>
+            <w:tcW w:w="6469" w:type="dxa"/>
+          </w:tcPr>
+          <w:p>
+            <w:r>
+              <w:t>If a User is logged in and has an updated food inventory, then when they go to 'Plan Weekly Meals', the system should show them a 7-day calendar with the slots for breakfast, lunch, dinner, and snacks.</w:t>
+            </w:r>
+          </w:p>
+          <w:p/>
+        </w:tc>
+      </w:tr>
+      <w:tr>
+        <w:tc>
+          <w:tcPr>
+            <w:tcW w:w="2547" w:type="dxa"/>
+          </w:tcPr>
+          <w:p>
+            <w:r>
+              <w:t>MosSCow</w:t>
+            </w:r>
+          </w:p>
+        </w:tc>
+        <w:tc>
+          <w:tcPr>
+            <w:tcW w:w="6469" w:type="dxa"/>
+          </w:tcPr>
+          <w:p>
+            <w:r>
+              <w:t>Must have (M)</w:t>
+            </w:r>
+          </w:p>
+        </w:tc>
+      </w:tr>
+      <w:tr>
+        <w:tc>
+          <w:tcPr>
+            <w:tcW w:w="2547" w:type="dxa"/>
+          </w:tcPr>
+          <w:p>
+            <w:r>
+              <w:t>Tasks</w:t>
+            </w:r>
+          </w:p>
+        </w:tc>
+        <w:tc>
+          <w:tcPr>
+            <w:tcW w:w="6469" w:type="dxa"/>
+          </w:tcPr>
+          <w:p>
+            <w:pPr>
+              <w:pStyle w:val="ListParagraph"/>
+              <w:numPr>
+                <w:ilvl w:val="0"/>
+                <w:numId w:val="10"/>
+              </w:numPr>
+            </w:pPr>
+            <w:r>
+              <w:t>Create a UI for the week planner calendar that allows for both day and meal slots to be designed.</w:t>
+            </w:r>
+          </w:p>
+          <w:p>
+            <w:pPr>
+              <w:pStyle w:val="ListParagraph"/>
+              <w:numPr>
+                <w:ilvl w:val="0"/>
+                <w:numId w:val="10"/>
+              </w:numPr>
+            </w:pPr>
+            <w:r>
+              <w:t>Let users select a slot and enter/change the name of the meal in the slot.</w:t>
+            </w:r>
+          </w:p>
+          <w:p>
+            <w:pPr>
+              <w:pStyle w:val="ListParagraph"/>
+              <w:numPr>
+                <w:ilvl w:val="0"/>
+                <w:numId w:val="10"/>
+              </w:numPr>
+            </w:pPr>
+            <w:r>
+              <w:t>Show related product information for the items associated with each meal.</w:t>
+            </w:r>
+          </w:p>
+        </w:tc>
+      </w:tr>
+      <w:tr>
+        <w:tc>
+          <w:tcPr>
+            <w:tcW w:w="2547" w:type="dxa"/>
+          </w:tcPr>
+          <w:p>
+            <w:r>
+              <w:t>Test Cases</w:t>
+            </w:r>
+          </w:p>
+        </w:tc>
+        <w:tc>
+          <w:tcPr>
+            <w:tcW w:w="6469" w:type="dxa"/>
+          </w:tcPr>
+          <w:p>
+            <w:r>
+              <w:t>-</w:t>
+            </w:r>
+          </w:p>
+        </w:tc>
+      </w:tr>
+      <w:tr>
+        <w:tc>
+          <w:tcPr>
+            <w:tcW w:w="9016" w:type="dxa"/>
+            <w:gridSpan w:val="2"/>
+          </w:tcPr>
+          <w:p/>
+        </w:tc>
+      </w:tr>
+      <w:tr>
+        <w:tc>
+          <w:tcPr>
+            <w:tcW w:w="2547" w:type="dxa"/>
+          </w:tcPr>
+          <w:p>
+            <w:r>
+              <w:t>User Story 2</w:t>
+            </w:r>
+          </w:p>
+        </w:tc>
+        <w:tc>
+          <w:tcPr>
+            <w:tcW w:w="6469" w:type="dxa"/>
+          </w:tcPr>
+          <w:p>
+            <w:r>
+              <w:t>As a memb</w:t>
+            </w:r>
+            <w:r>
+              <w:t xml:space="preserve">er of a household, I need </w:t>
+            </w:r>
+            <w:r>
+              <w:t>to get recommendations on meals based on the curr</w:t>
+            </w:r>
+            <w:r>
+              <w:t xml:space="preserve">ent food items in my household, So that </w:t>
+            </w:r>
+            <w:r>
+              <w:t>in order to use up food items before they go bad.</w:t>
+            </w:r>
+          </w:p>
+          <w:p/>
+        </w:tc>
+      </w:tr>
+      <w:tr>
+        <w:tc>
+          <w:tcPr>
+            <w:tcW w:w="2547" w:type="dxa"/>
+          </w:tcPr>
+          <w:p>
+            <w:r>
+              <w:t>Acceptance Criteria</w:t>
+            </w:r>
+          </w:p>
+        </w:tc>
+        <w:tc>
+          <w:tcPr>
+            <w:tcW w:w="6469" w:type="dxa"/>
+          </w:tcPr>
+          <w:p>
+            <w:r>
+              <w:t>When meal planner user is provided with items that expire within 5 days, then at least 3 recipe suggestions displayed when the system generates suggestions.</w:t>
+            </w:r>
+          </w:p>
+          <w:p/>
+        </w:tc>
+      </w:tr>
+      <w:tr>
+        <w:tc>
+          <w:tcPr>
+            <w:tcW w:w="2547" w:type="dxa"/>
+          </w:tcPr>
+          <w:p>
+            <w:r>
+              <w:t>MoSCoW</w:t>
+            </w:r>
+          </w:p>
+        </w:tc>
+        <w:tc>
+          <w:tcPr>
+            <w:tcW w:w="6469" w:type="dxa"/>
+          </w:tcPr>
+          <w:p>
+            <w:r>
+              <w:t>Must have (S</w:t>
+            </w:r>
+            <w:r>
+              <w:t>)</w:t>
+            </w:r>
+          </w:p>
+        </w:tc>
+      </w:tr>
+      <w:tr>
+        <w:tc>
+          <w:tcPr>
+            <w:tcW w:w="2547" w:type="dxa"/>
+          </w:tcPr>
+          <w:p>
+            <w:r>
+              <w:lastRenderedPageBreak/>
+              <w:t>Tasks</w:t>
+            </w:r>
+          </w:p>
+        </w:tc>
+        <w:tc>
+          <w:tcPr>
+            <w:tcW w:w="6469" w:type="dxa"/>
+          </w:tcPr>
+          <w:p>
+            <w:pPr>
+              <w:pStyle w:val="ListParagraph"/>
+              <w:numPr>
+                <w:ilvl w:val="0"/>
+                <w:numId w:val="12"/>
+              </w:numPr>
+            </w:pPr>
+            <w:r>
+              <w:t>Create a meal recommendation algorithm using the inventory items that are expiring.</w:t>
+            </w:r>
+          </w:p>
+          <w:p>
+            <w:pPr>
+              <w:pStyle w:val="ListParagraph"/>
+              <w:numPr>
+                <w:ilvl w:val="0"/>
+                <w:numId w:val="12"/>
+              </w:numPr>
+            </w:pPr>
+            <w:r>
+              <w:t>Create recipe cards for design with ingredients and match percentage</w:t>
+            </w:r>
+          </w:p>
+          <w:p>
+            <w:pPr>
+              <w:pStyle w:val="ListParagraph"/>
+              <w:numPr>
+                <w:ilvl w:val="0"/>
+                <w:numId w:val="12"/>
+              </w:numPr>
+            </w:pPr>
+            <w:r>
+              <w:t>Give user the option to add a suggested meal directly to a Calendar slot.</w:t>
+            </w:r>
+          </w:p>
+          <w:p/>
+        </w:tc>
+      </w:tr>
+      <w:tr>
+        <w:tc>
+          <w:tcPr>
+            <w:tcW w:w="2547" w:type="dxa"/>
+          </w:tcPr>
+          <w:p>
+            <w:r>
+              <w:t>Test Cases</w:t>
+            </w:r>
+          </w:p>
+        </w:tc>
+        <w:tc>
+          <w:tcPr>
+            <w:tcW w:w="6469" w:type="dxa"/>
+          </w:tcPr>
+          <w:p>
+            <w:r>
+              <w:t>-</w:t>
+            </w:r>
+          </w:p>
+        </w:tc>
+      </w:tr>
+    </w:tbl>
+    <w:p/>
     <w:p/>
     <w:sectPr>
       <w:pgSz w:w="11906" w:h="16838"/>
@@ -4069,7 +4742,7 @@
 </file>
 
 <file path=word/endnotes.xml><?xml version="1.0" encoding="utf-8"?>
-<w:endnotes xmlns:wpc="http://schemas.microsoft.com/office/word/2010/wordprocessingCanvas" xmlns:cx="http://schemas.microsoft.com/office/drawing/2014/chartex" xmlns:cx1="http://schemas.microsoft.com/office/drawing/2015/9/8/chartex" xmlns:cx2="http://schemas.microsoft.com/office/drawing/2015/10/21/chartex" xmlns:cx3="http://schemas.microsoft.com/office/drawing/2016/5/9/chartex" xmlns:cx4="http://schemas.microsoft.com/office/drawing/2016/5/10/chartex" xmlns:cx5="http://schemas.microsoft.com/office/drawing/2016/5/11/chartex" xmlns:cx6="http://schemas.microsoft.com/office/drawing/2016/5/12/chartex" xmlns:cx7="http://schemas.microsoft.com/office/drawing/2016/5/13/chartex" xmlns:cx8="http://schemas.microsoft.com/office/drawing/2016/5/14/chartex" xmlns:mc="http://schemas.openxmlformats.org/markup-compatibility/2006" xmlns:aink="http://schemas.microsoft.com/office/drawing/2016/ink" xmlns:am3d="http://schemas.microsoft.com/office/drawing/2017/model3d" xmlns:o="urn:schemas-microsoft-com:office:office" xmlns:oel="http://schemas.microsoft.com/office/2019/extlst" xmlns:r="http://schemas.openxmlformats.org/officeDocument/2006/relationships" xmlns:m="http://schemas.openxmlformats.org/officeDocument/2006/math" xmlns:v="urn:schemas-microsoft-com:vml" xmlns:wp14="http://schemas.microsoft.com/office/word/2010/wordprocessingDrawing" xmlns:wp="http://schemas.openxmlformats.org/drawingml/2006/wordprocessingDrawing" xmlns:w10="urn:schemas-microsoft-com:office:word" xmlns:w="http://schemas.openxmlformats.org/wordprocessingml/2006/main" xmlns:w14="http://schemas.microsoft.com/office/word/2010/wordml" xmlns:w15="http://schemas.microsoft.com/office/word/2012/wordml" xmlns:w16cex="http://schemas.microsoft.com/office/word/2018/wordml/cex" xmlns:w16cid="http://schemas.microsoft.com/office/word/2016/wordml/cid" xmlns:w16="http://schemas.microsoft.com/office/word/2018/wordml" xmlns:w16du="http://schemas.microsoft.com/office/word/2023/wordml/word16du" xmlns:w16sdtdh="http://schemas.microsoft.com/office/word/2020/wordml/sdtdatahash" xmlns:w16sdtfl="http://schemas.microsoft.com/office/word/2024/wordml/sdtformatlock" xmlns:w16se="http://schemas.microsoft.com/office/word/2015/wordml/symex" xmlns:wpg="http://schemas.microsoft.com/office/word/2010/wordprocessingGroup" xmlns:wpi="http://schemas.microsoft.com/office/word/2010/wordprocessingInk" xmlns:wne="http://schemas.microsoft.com/office/word/2006/wordml" xmlns:wps="http://schemas.microsoft.com/office/word/2010/wordprocessingShape" mc:Ignorable="w14 w15 w16se w16cid w16 w16cex w16sdtdh w16sdtfl w16du wp14">
+<w:endnotes xmlns:wpc="http://schemas.microsoft.com/office/word/2010/wordprocessingCanvas" xmlns:cx="http://schemas.microsoft.com/office/drawing/2014/chartex" xmlns:mc="http://schemas.openxmlformats.org/markup-compatibility/2006" xmlns:o="urn:schemas-microsoft-com:office:office" xmlns:r="http://schemas.openxmlformats.org/officeDocument/2006/relationships" xmlns:m="http://schemas.openxmlformats.org/officeDocument/2006/math" xmlns:v="urn:schemas-microsoft-com:vml" xmlns:wp14="http://schemas.microsoft.com/office/word/2010/wordprocessingDrawing" xmlns:wp="http://schemas.openxmlformats.org/drawingml/2006/wordprocessingDrawing" xmlns:w10="urn:schemas-microsoft-com:office:word" xmlns:w="http://schemas.openxmlformats.org/wordprocessingml/2006/main" xmlns:w14="http://schemas.microsoft.com/office/word/2010/wordml" xmlns:w15="http://schemas.microsoft.com/office/word/2012/wordml" xmlns:w16se="http://schemas.microsoft.com/office/word/2015/wordml/symex" xmlns:wpg="http://schemas.microsoft.com/office/word/2010/wordprocessingGroup" xmlns:wpi="http://schemas.microsoft.com/office/word/2010/wordprocessingInk" xmlns:wne="http://schemas.microsoft.com/office/word/2006/wordml" xmlns:wps="http://schemas.microsoft.com/office/word/2010/wordprocessingShape" mc:Ignorable="w14 w15 w16se wp14">
   <w:endnote w:type="separator" w:id="-1">
     <w:p>
       <w:pPr>
@@ -4094,7 +4767,7 @@
 </file>
 
 <file path=word/footnotes.xml><?xml version="1.0" encoding="utf-8"?>
-<w:footnotes xmlns:wpc="http://schemas.microsoft.com/office/word/2010/wordprocessingCanvas" xmlns:cx="http://schemas.microsoft.com/office/drawing/2014/chartex" xmlns:cx1="http://schemas.microsoft.com/office/drawing/2015/9/8/chartex" xmlns:cx2="http://schemas.microsoft.com/office/drawing/2015/10/21/chartex" xmlns:cx3="http://schemas.microsoft.com/office/drawing/2016/5/9/chartex" xmlns:cx4="http://schemas.microsoft.com/office/drawing/2016/5/10/chartex" xmlns:cx5="http://schemas.microsoft.com/office/drawing/2016/5/11/chartex" xmlns:cx6="http://schemas.microsoft.com/office/drawing/2016/5/12/chartex" xmlns:cx7="http://schemas.microsoft.com/office/drawing/2016/5/13/chartex" xmlns:cx8="http://schemas.microsoft.com/office/drawing/2016/5/14/chartex" xmlns:mc="http://schemas.openxmlformats.org/markup-compatibility/2006" xmlns:aink="http://schemas.microsoft.com/office/drawing/2016/ink" xmlns:am3d="http://schemas.microsoft.com/office/drawing/2017/model3d" xmlns:o="urn:schemas-microsoft-com:office:office" xmlns:oel="http://schemas.microsoft.com/office/2019/extlst" xmlns:r="http://schemas.openxmlformats.org/officeDocument/2006/relationships" xmlns:m="http://schemas.openxmlformats.org/officeDocument/2006/math" xmlns:v="urn:schemas-microsoft-com:vml" xmlns:wp14="http://schemas.microsoft.com/office/word/2010/wordprocessingDrawing" xmlns:wp="http://schemas.openxmlformats.org/drawingml/2006/wordprocessingDrawing" xmlns:w10="urn:schemas-microsoft-com:office:word" xmlns:w="http://schemas.openxmlformats.org/wordprocessingml/2006/main" xmlns:w14="http://schemas.microsoft.com/office/word/2010/wordml" xmlns:w15="http://schemas.microsoft.com/office/word/2012/wordml" xmlns:w16cex="http://schemas.microsoft.com/office/word/2018/wordml/cex" xmlns:w16cid="http://schemas.microsoft.com/office/word/2016/wordml/cid" xmlns:w16="http://schemas.microsoft.com/office/word/2018/wordml" xmlns:w16du="http://schemas.microsoft.com/office/word/2023/wordml/word16du" xmlns:w16sdtdh="http://schemas.microsoft.com/office/word/2020/wordml/sdtdatahash" xmlns:w16sdtfl="http://schemas.microsoft.com/office/word/2024/wordml/sdtformatlock" xmlns:w16se="http://schemas.microsoft.com/office/word/2015/wordml/symex" xmlns:wpg="http://schemas.microsoft.com/office/word/2010/wordprocessingGroup" xmlns:wpi="http://schemas.microsoft.com/office/word/2010/wordprocessingInk" xmlns:wne="http://schemas.microsoft.com/office/word/2006/wordml" xmlns:wps="http://schemas.microsoft.com/office/word/2010/wordprocessingShape" mc:Ignorable="w14 w15 w16se w16cid w16 w16cex w16sdtdh w16sdtfl w16du wp14">
+<w:footnotes xmlns:wpc="http://schemas.microsoft.com/office/word/2010/wordprocessingCanvas" xmlns:cx="http://schemas.microsoft.com/office/drawing/2014/chartex" xmlns:mc="http://schemas.openxmlformats.org/markup-compatibility/2006" xmlns:o="urn:schemas-microsoft-com:office:office" xmlns:r="http://schemas.openxmlformats.org/officeDocument/2006/relationships" xmlns:m="http://schemas.openxmlformats.org/officeDocument/2006/math" xmlns:v="urn:schemas-microsoft-com:vml" xmlns:wp14="http://schemas.microsoft.com/office/word/2010/wordprocessingDrawing" xmlns:wp="http://schemas.openxmlformats.org/drawingml/2006/wordprocessingDrawing" xmlns:w10="urn:schemas-microsoft-com:office:word" xmlns:w="http://schemas.openxmlformats.org/wordprocessingml/2006/main" xmlns:w14="http://schemas.microsoft.com/office/word/2010/wordml" xmlns:w15="http://schemas.microsoft.com/office/word/2012/wordml" xmlns:w16se="http://schemas.microsoft.com/office/word/2015/wordml/symex" xmlns:wpg="http://schemas.microsoft.com/office/word/2010/wordprocessingGroup" xmlns:wpi="http://schemas.microsoft.com/office/word/2010/wordprocessingInk" xmlns:wne="http://schemas.microsoft.com/office/word/2006/wordml" xmlns:wps="http://schemas.microsoft.com/office/word/2010/wordprocessingShape" mc:Ignorable="w14 w15 w16se wp14">
   <w:footnote w:type="separator" w:id="-1">
     <w:p>
       <w:pPr>
@@ -4119,8 +4792,121 @@
 </file>
 
 <file path=word/numbering.xml><?xml version="1.0" encoding="utf-8"?>
-<w:numbering xmlns:wpc="http://schemas.microsoft.com/office/word/2010/wordprocessingCanvas" xmlns:cx="http://schemas.microsoft.com/office/drawing/2014/chartex" xmlns:cx1="http://schemas.microsoft.com/office/drawing/2015/9/8/chartex" xmlns:cx2="http://schemas.microsoft.com/office/drawing/2015/10/21/chartex" xmlns:cx3="http://schemas.microsoft.com/office/drawing/2016/5/9/chartex" xmlns:cx4="http://schemas.microsoft.com/office/drawing/2016/5/10/chartex" xmlns:cx5="http://schemas.microsoft.com/office/drawing/2016/5/11/chartex" xmlns:cx6="http://schemas.microsoft.com/office/drawing/2016/5/12/chartex" xmlns:cx7="http://schemas.microsoft.com/office/drawing/2016/5/13/chartex" xmlns:cx8="http://schemas.microsoft.com/office/drawing/2016/5/14/chartex" xmlns:mc="http://schemas.openxmlformats.org/markup-compatibility/2006" xmlns:aink="http://schemas.microsoft.com/office/drawing/2016/ink" xmlns:am3d="http://schemas.microsoft.com/office/drawing/2017/model3d" xmlns:o="urn:schemas-microsoft-com:office:office" xmlns:oel="http://schemas.microsoft.com/office/2019/extlst" xmlns:r="http://schemas.openxmlformats.org/officeDocument/2006/relationships" xmlns:m="http://schemas.openxmlformats.org/officeDocument/2006/math" xmlns:v="urn:schemas-microsoft-com:vml" xmlns:wp14="http://schemas.microsoft.com/office/word/2010/wordprocessingDrawing" xmlns:wp="http://schemas.openxmlformats.org/drawingml/2006/wordprocessingDrawing" xmlns:w10="urn:schemas-microsoft-com:office:word" xmlns:w="http://schemas.openxmlformats.org/wordprocessingml/2006/main" xmlns:w14="http://schemas.microsoft.com/office/word/2010/wordml" xmlns:w15="http://schemas.microsoft.com/office/word/2012/wordml" xmlns:w16cex="http://schemas.microsoft.com/office/word/2018/wordml/cex" xmlns:w16cid="http://schemas.microsoft.com/office/word/2016/wordml/cid" xmlns:w16="http://schemas.microsoft.com/office/word/2018/wordml" xmlns:w16du="http://schemas.microsoft.com/office/word/2023/wordml/word16du" xmlns:w16sdtdh="http://schemas.microsoft.com/office/word/2020/wordml/sdtdatahash" xmlns:w16sdtfl="http://schemas.microsoft.com/office/word/2024/wordml/sdtformatlock" xmlns:w16se="http://schemas.microsoft.com/office/word/2015/wordml/symex" xmlns:wpg="http://schemas.microsoft.com/office/word/2010/wordprocessingGroup" xmlns:wpi="http://schemas.microsoft.com/office/word/2010/wordprocessingInk" xmlns:wne="http://schemas.microsoft.com/office/word/2006/wordml" xmlns:wps="http://schemas.microsoft.com/office/word/2010/wordprocessingShape" mc:Ignorable="w14 w15 w16se w16cid w16 w16cex w16sdtdh w16sdtfl w16du wp14">
+<w:numbering xmlns:wpc="http://schemas.microsoft.com/office/word/2010/wordprocessingCanvas" xmlns:cx="http://schemas.microsoft.com/office/drawing/2014/chartex" xmlns:mc="http://schemas.openxmlformats.org/markup-compatibility/2006" xmlns:o="urn:schemas-microsoft-com:office:office" xmlns:r="http://schemas.openxmlformats.org/officeDocument/2006/relationships" xmlns:m="http://schemas.openxmlformats.org/officeDocument/2006/math" xmlns:v="urn:schemas-microsoft-com:vml" xmlns:wp14="http://schemas.microsoft.com/office/word/2010/wordprocessingDrawing" xmlns:wp="http://schemas.openxmlformats.org/drawingml/2006/wordprocessingDrawing" xmlns:w10="urn:schemas-microsoft-com:office:word" xmlns:w="http://schemas.openxmlformats.org/wordprocessingml/2006/main" xmlns:w14="http://schemas.microsoft.com/office/word/2010/wordml" xmlns:w15="http://schemas.microsoft.com/office/word/2012/wordml" xmlns:w16se="http://schemas.microsoft.com/office/word/2015/wordml/symex" xmlns:wpg="http://schemas.microsoft.com/office/word/2010/wordprocessingGroup" xmlns:wpi="http://schemas.microsoft.com/office/word/2010/wordprocessingInk" xmlns:wne="http://schemas.microsoft.com/office/word/2006/wordml" xmlns:wps="http://schemas.microsoft.com/office/word/2010/wordprocessingShape" mc:Ignorable="w14 w15 w16se wp14">
   <w:abstractNum w:abstractNumId="0" w15:restartNumberingAfterBreak="0">
+    <w:nsid w:val="06314042"/>
+    <w:multiLevelType w:val="hybridMultilevel"/>
+    <w:tmpl w:val="CCCC5488"/>
+    <w:lvl w:ilvl="0" w:tplc="04090001">
+      <w:start w:val="1"/>
+      <w:numFmt w:val="bullet"/>
+      <w:lvlText w:val=""/>
+      <w:lvlJc w:val="left"/>
+      <w:pPr>
+        <w:ind w:left="720" w:hanging="360"/>
+      </w:pPr>
+      <w:rPr>
+        <w:rFonts w:ascii="Symbol" w:hAnsi="Symbol" w:hint="default"/>
+      </w:rPr>
+    </w:lvl>
+    <w:lvl w:ilvl="1" w:tplc="04090003" w:tentative="1">
+      <w:start w:val="1"/>
+      <w:numFmt w:val="bullet"/>
+      <w:lvlText w:val="o"/>
+      <w:lvlJc w:val="left"/>
+      <w:pPr>
+        <w:ind w:left="1440" w:hanging="360"/>
+      </w:pPr>
+      <w:rPr>
+        <w:rFonts w:ascii="Courier New" w:hAnsi="Courier New" w:cs="Courier New" w:hint="default"/>
+      </w:rPr>
+    </w:lvl>
+    <w:lvl w:ilvl="2" w:tplc="04090005" w:tentative="1">
+      <w:start w:val="1"/>
+      <w:numFmt w:val="bullet"/>
+      <w:lvlText w:val=""/>
+      <w:lvlJc w:val="left"/>
+      <w:pPr>
+        <w:ind w:left="2160" w:hanging="360"/>
+      </w:pPr>
+      <w:rPr>
+        <w:rFonts w:ascii="Wingdings" w:hAnsi="Wingdings" w:hint="default"/>
+      </w:rPr>
+    </w:lvl>
+    <w:lvl w:ilvl="3" w:tplc="04090001" w:tentative="1">
+      <w:start w:val="1"/>
+      <w:numFmt w:val="bullet"/>
+      <w:lvlText w:val=""/>
+      <w:lvlJc w:val="left"/>
+      <w:pPr>
+        <w:ind w:left="2880" w:hanging="360"/>
+      </w:pPr>
+      <w:rPr>
+        <w:rFonts w:ascii="Symbol" w:hAnsi="Symbol" w:hint="default"/>
+      </w:rPr>
+    </w:lvl>
+    <w:lvl w:ilvl="4" w:tplc="04090003" w:tentative="1">
+      <w:start w:val="1"/>
+      <w:numFmt w:val="bullet"/>
+      <w:lvlText w:val="o"/>
+      <w:lvlJc w:val="left"/>
+      <w:pPr>
+        <w:ind w:left="3600" w:hanging="360"/>
+      </w:pPr>
+      <w:rPr>
+        <w:rFonts w:ascii="Courier New" w:hAnsi="Courier New" w:cs="Courier New" w:hint="default"/>
+      </w:rPr>
+    </w:lvl>
+    <w:lvl w:ilvl="5" w:tplc="04090005" w:tentative="1">
+      <w:start w:val="1"/>
+      <w:numFmt w:val="bullet"/>
+      <w:lvlText w:val=""/>
+      <w:lvlJc w:val="left"/>
+      <w:pPr>
+        <w:ind w:left="4320" w:hanging="360"/>
+      </w:pPr>
+      <w:rPr>
+        <w:rFonts w:ascii="Wingdings" w:hAnsi="Wingdings" w:hint="default"/>
+      </w:rPr>
+    </w:lvl>
+    <w:lvl w:ilvl="6" w:tplc="04090001" w:tentative="1">
+      <w:start w:val="1"/>
+      <w:numFmt w:val="bullet"/>
+      <w:lvlText w:val=""/>
+      <w:lvlJc w:val="left"/>
+      <w:pPr>
+        <w:ind w:left="5040" w:hanging="360"/>
+      </w:pPr>
+      <w:rPr>
+        <w:rFonts w:ascii="Symbol" w:hAnsi="Symbol" w:hint="default"/>
+      </w:rPr>
+    </w:lvl>
+    <w:lvl w:ilvl="7" w:tplc="04090003" w:tentative="1">
+      <w:start w:val="1"/>
+      <w:numFmt w:val="bullet"/>
+      <w:lvlText w:val="o"/>
+      <w:lvlJc w:val="left"/>
+      <w:pPr>
+        <w:ind w:left="5760" w:hanging="360"/>
+      </w:pPr>
+      <w:rPr>
+        <w:rFonts w:ascii="Courier New" w:hAnsi="Courier New" w:cs="Courier New" w:hint="default"/>
+      </w:rPr>
+    </w:lvl>
+    <w:lvl w:ilvl="8" w:tplc="04090005" w:tentative="1">
+      <w:start w:val="1"/>
+      <w:numFmt w:val="bullet"/>
+      <w:lvlText w:val=""/>
+      <w:lvlJc w:val="left"/>
+      <w:pPr>
+        <w:ind w:left="6480" w:hanging="360"/>
+      </w:pPr>
+      <w:rPr>
+        <w:rFonts w:ascii="Wingdings" w:hAnsi="Wingdings" w:hint="default"/>
+      </w:rPr>
+    </w:lvl>
+  </w:abstractNum>
+  <w:abstractNum w:abstractNumId="1" w15:restartNumberingAfterBreak="0">
     <w:nsid w:val="0782353B"/>
     <w:multiLevelType w:val="hybridMultilevel"/>
     <w:tmpl w:val="C284EE86"/>
@@ -4233,7 +5019,120 @@
       </w:rPr>
     </w:lvl>
   </w:abstractNum>
-  <w:abstractNum w:abstractNumId="1" w15:restartNumberingAfterBreak="0">
+  <w:abstractNum w:abstractNumId="2" w15:restartNumberingAfterBreak="0">
+    <w:nsid w:val="09E66233"/>
+    <w:multiLevelType w:val="hybridMultilevel"/>
+    <w:tmpl w:val="23E68570"/>
+    <w:lvl w:ilvl="0" w:tplc="04090001">
+      <w:start w:val="1"/>
+      <w:numFmt w:val="bullet"/>
+      <w:lvlText w:val=""/>
+      <w:lvlJc w:val="left"/>
+      <w:pPr>
+        <w:ind w:left="720" w:hanging="360"/>
+      </w:pPr>
+      <w:rPr>
+        <w:rFonts w:ascii="Symbol" w:hAnsi="Symbol" w:hint="default"/>
+      </w:rPr>
+    </w:lvl>
+    <w:lvl w:ilvl="1" w:tplc="04090003" w:tentative="1">
+      <w:start w:val="1"/>
+      <w:numFmt w:val="bullet"/>
+      <w:lvlText w:val="o"/>
+      <w:lvlJc w:val="left"/>
+      <w:pPr>
+        <w:ind w:left="1440" w:hanging="360"/>
+      </w:pPr>
+      <w:rPr>
+        <w:rFonts w:ascii="Courier New" w:hAnsi="Courier New" w:cs="Courier New" w:hint="default"/>
+      </w:rPr>
+    </w:lvl>
+    <w:lvl w:ilvl="2" w:tplc="04090005" w:tentative="1">
+      <w:start w:val="1"/>
+      <w:numFmt w:val="bullet"/>
+      <w:lvlText w:val=""/>
+      <w:lvlJc w:val="left"/>
+      <w:pPr>
+        <w:ind w:left="2160" w:hanging="360"/>
+      </w:pPr>
+      <w:rPr>
+        <w:rFonts w:ascii="Wingdings" w:hAnsi="Wingdings" w:hint="default"/>
+      </w:rPr>
+    </w:lvl>
+    <w:lvl w:ilvl="3" w:tplc="04090001" w:tentative="1">
+      <w:start w:val="1"/>
+      <w:numFmt w:val="bullet"/>
+      <w:lvlText w:val=""/>
+      <w:lvlJc w:val="left"/>
+      <w:pPr>
+        <w:ind w:left="2880" w:hanging="360"/>
+      </w:pPr>
+      <w:rPr>
+        <w:rFonts w:ascii="Symbol" w:hAnsi="Symbol" w:hint="default"/>
+      </w:rPr>
+    </w:lvl>
+    <w:lvl w:ilvl="4" w:tplc="04090003" w:tentative="1">
+      <w:start w:val="1"/>
+      <w:numFmt w:val="bullet"/>
+      <w:lvlText w:val="o"/>
+      <w:lvlJc w:val="left"/>
+      <w:pPr>
+        <w:ind w:left="3600" w:hanging="360"/>
+      </w:pPr>
+      <w:rPr>
+        <w:rFonts w:ascii="Courier New" w:hAnsi="Courier New" w:cs="Courier New" w:hint="default"/>
+      </w:rPr>
+    </w:lvl>
+    <w:lvl w:ilvl="5" w:tplc="04090005" w:tentative="1">
+      <w:start w:val="1"/>
+      <w:numFmt w:val="bullet"/>
+      <w:lvlText w:val=""/>
+      <w:lvlJc w:val="left"/>
+      <w:pPr>
+        <w:ind w:left="4320" w:hanging="360"/>
+      </w:pPr>
+      <w:rPr>
+        <w:rFonts w:ascii="Wingdings" w:hAnsi="Wingdings" w:hint="default"/>
+      </w:rPr>
+    </w:lvl>
+    <w:lvl w:ilvl="6" w:tplc="04090001" w:tentative="1">
+      <w:start w:val="1"/>
+      <w:numFmt w:val="bullet"/>
+      <w:lvlText w:val=""/>
+      <w:lvlJc w:val="left"/>
+      <w:pPr>
+        <w:ind w:left="5040" w:hanging="360"/>
+      </w:pPr>
+      <w:rPr>
+        <w:rFonts w:ascii="Symbol" w:hAnsi="Symbol" w:hint="default"/>
+      </w:rPr>
+    </w:lvl>
+    <w:lvl w:ilvl="7" w:tplc="04090003" w:tentative="1">
+      <w:start w:val="1"/>
+      <w:numFmt w:val="bullet"/>
+      <w:lvlText w:val="o"/>
+      <w:lvlJc w:val="left"/>
+      <w:pPr>
+        <w:ind w:left="5760" w:hanging="360"/>
+      </w:pPr>
+      <w:rPr>
+        <w:rFonts w:ascii="Courier New" w:hAnsi="Courier New" w:cs="Courier New" w:hint="default"/>
+      </w:rPr>
+    </w:lvl>
+    <w:lvl w:ilvl="8" w:tplc="04090005" w:tentative="1">
+      <w:start w:val="1"/>
+      <w:numFmt w:val="bullet"/>
+      <w:lvlText w:val=""/>
+      <w:lvlJc w:val="left"/>
+      <w:pPr>
+        <w:ind w:left="6480" w:hanging="360"/>
+      </w:pPr>
+      <w:rPr>
+        <w:rFonts w:ascii="Wingdings" w:hAnsi="Wingdings" w:hint="default"/>
+      </w:rPr>
+    </w:lvl>
+  </w:abstractNum>
+  <w:abstractNum w:abstractNumId="3" w15:restartNumberingAfterBreak="0">
     <w:nsid w:val="0EEA63B7"/>
     <w:multiLevelType w:val="multilevel"/>
     <w:tmpl w:val="C28291FE"/>
@@ -4346,7 +5245,233 @@
       </w:rPr>
     </w:lvl>
   </w:abstractNum>
-  <w:abstractNum w:abstractNumId="2" w15:restartNumberingAfterBreak="0">
+  <w:abstractNum w:abstractNumId="4" w15:restartNumberingAfterBreak="0">
+    <w:nsid w:val="10CB6E49"/>
+    <w:multiLevelType w:val="hybridMultilevel"/>
+    <w:tmpl w:val="70A048F2"/>
+    <w:lvl w:ilvl="0" w:tplc="04090001">
+      <w:start w:val="1"/>
+      <w:numFmt w:val="bullet"/>
+      <w:lvlText w:val=""/>
+      <w:lvlJc w:val="left"/>
+      <w:pPr>
+        <w:ind w:left="720" w:hanging="360"/>
+      </w:pPr>
+      <w:rPr>
+        <w:rFonts w:ascii="Symbol" w:hAnsi="Symbol" w:hint="default"/>
+      </w:rPr>
+    </w:lvl>
+    <w:lvl w:ilvl="1" w:tplc="04090003" w:tentative="1">
+      <w:start w:val="1"/>
+      <w:numFmt w:val="bullet"/>
+      <w:lvlText w:val="o"/>
+      <w:lvlJc w:val="left"/>
+      <w:pPr>
+        <w:ind w:left="1440" w:hanging="360"/>
+      </w:pPr>
+      <w:rPr>
+        <w:rFonts w:ascii="Courier New" w:hAnsi="Courier New" w:cs="Courier New" w:hint="default"/>
+      </w:rPr>
+    </w:lvl>
+    <w:lvl w:ilvl="2" w:tplc="04090005" w:tentative="1">
+      <w:start w:val="1"/>
+      <w:numFmt w:val="bullet"/>
+      <w:lvlText w:val=""/>
+      <w:lvlJc w:val="left"/>
+      <w:pPr>
+        <w:ind w:left="2160" w:hanging="360"/>
+      </w:pPr>
+      <w:rPr>
+        <w:rFonts w:ascii="Wingdings" w:hAnsi="Wingdings" w:hint="default"/>
+      </w:rPr>
+    </w:lvl>
+    <w:lvl w:ilvl="3" w:tplc="04090001" w:tentative="1">
+      <w:start w:val="1"/>
+      <w:numFmt w:val="bullet"/>
+      <w:lvlText w:val=""/>
+      <w:lvlJc w:val="left"/>
+      <w:pPr>
+        <w:ind w:left="2880" w:hanging="360"/>
+      </w:pPr>
+      <w:rPr>
+        <w:rFonts w:ascii="Symbol" w:hAnsi="Symbol" w:hint="default"/>
+      </w:rPr>
+    </w:lvl>
+    <w:lvl w:ilvl="4" w:tplc="04090003" w:tentative="1">
+      <w:start w:val="1"/>
+      <w:numFmt w:val="bullet"/>
+      <w:lvlText w:val="o"/>
+      <w:lvlJc w:val="left"/>
+      <w:pPr>
+        <w:ind w:left="3600" w:hanging="360"/>
+      </w:pPr>
+      <w:rPr>
+        <w:rFonts w:ascii="Courier New" w:hAnsi="Courier New" w:cs="Courier New" w:hint="default"/>
+      </w:rPr>
+    </w:lvl>
+    <w:lvl w:ilvl="5" w:tplc="04090005" w:tentative="1">
+      <w:start w:val="1"/>
+      <w:numFmt w:val="bullet"/>
+      <w:lvlText w:val=""/>
+      <w:lvlJc w:val="left"/>
+      <w:pPr>
+        <w:ind w:left="4320" w:hanging="360"/>
+      </w:pPr>
+      <w:rPr>
+        <w:rFonts w:ascii="Wingdings" w:hAnsi="Wingdings" w:hint="default"/>
+      </w:rPr>
+    </w:lvl>
+    <w:lvl w:ilvl="6" w:tplc="04090001" w:tentative="1">
+      <w:start w:val="1"/>
+      <w:numFmt w:val="bullet"/>
+      <w:lvlText w:val=""/>
+      <w:lvlJc w:val="left"/>
+      <w:pPr>
+        <w:ind w:left="5040" w:hanging="360"/>
+      </w:pPr>
+      <w:rPr>
+        <w:rFonts w:ascii="Symbol" w:hAnsi="Symbol" w:hint="default"/>
+      </w:rPr>
+    </w:lvl>
+    <w:lvl w:ilvl="7" w:tplc="04090003" w:tentative="1">
+      <w:start w:val="1"/>
+      <w:numFmt w:val="bullet"/>
+      <w:lvlText w:val="o"/>
+      <w:lvlJc w:val="left"/>
+      <w:pPr>
+        <w:ind w:left="5760" w:hanging="360"/>
+      </w:pPr>
+      <w:rPr>
+        <w:rFonts w:ascii="Courier New" w:hAnsi="Courier New" w:cs="Courier New" w:hint="default"/>
+      </w:rPr>
+    </w:lvl>
+    <w:lvl w:ilvl="8" w:tplc="04090005" w:tentative="1">
+      <w:start w:val="1"/>
+      <w:numFmt w:val="bullet"/>
+      <w:lvlText w:val=""/>
+      <w:lvlJc w:val="left"/>
+      <w:pPr>
+        <w:ind w:left="6480" w:hanging="360"/>
+      </w:pPr>
+      <w:rPr>
+        <w:rFonts w:ascii="Wingdings" w:hAnsi="Wingdings" w:hint="default"/>
+      </w:rPr>
+    </w:lvl>
+  </w:abstractNum>
+  <w:abstractNum w:abstractNumId="5" w15:restartNumberingAfterBreak="0">
+    <w:nsid w:val="2DF1428A"/>
+    <w:multiLevelType w:val="hybridMultilevel"/>
+    <w:tmpl w:val="B5BC5F14"/>
+    <w:lvl w:ilvl="0" w:tplc="04090001">
+      <w:start w:val="1"/>
+      <w:numFmt w:val="bullet"/>
+      <w:lvlText w:val=""/>
+      <w:lvlJc w:val="left"/>
+      <w:pPr>
+        <w:ind w:left="720" w:hanging="360"/>
+      </w:pPr>
+      <w:rPr>
+        <w:rFonts w:ascii="Symbol" w:hAnsi="Symbol" w:hint="default"/>
+      </w:rPr>
+    </w:lvl>
+    <w:lvl w:ilvl="1" w:tplc="04090003" w:tentative="1">
+      <w:start w:val="1"/>
+      <w:numFmt w:val="bullet"/>
+      <w:lvlText w:val="o"/>
+      <w:lvlJc w:val="left"/>
+      <w:pPr>
+        <w:ind w:left="1440" w:hanging="360"/>
+      </w:pPr>
+      <w:rPr>
+        <w:rFonts w:ascii="Courier New" w:hAnsi="Courier New" w:cs="Courier New" w:hint="default"/>
+      </w:rPr>
+    </w:lvl>
+    <w:lvl w:ilvl="2" w:tplc="04090005" w:tentative="1">
+      <w:start w:val="1"/>
+      <w:numFmt w:val="bullet"/>
+      <w:lvlText w:val=""/>
+      <w:lvlJc w:val="left"/>
+      <w:pPr>
+        <w:ind w:left="2160" w:hanging="360"/>
+      </w:pPr>
+      <w:rPr>
+        <w:rFonts w:ascii="Wingdings" w:hAnsi="Wingdings" w:hint="default"/>
+      </w:rPr>
+    </w:lvl>
+    <w:lvl w:ilvl="3" w:tplc="04090001" w:tentative="1">
+      <w:start w:val="1"/>
+      <w:numFmt w:val="bullet"/>
+      <w:lvlText w:val=""/>
+      <w:lvlJc w:val="left"/>
+      <w:pPr>
+        <w:ind w:left="2880" w:hanging="360"/>
+      </w:pPr>
+      <w:rPr>
+        <w:rFonts w:ascii="Symbol" w:hAnsi="Symbol" w:hint="default"/>
+      </w:rPr>
+    </w:lvl>
+    <w:lvl w:ilvl="4" w:tplc="04090003" w:tentative="1">
+      <w:start w:val="1"/>
+      <w:numFmt w:val="bullet"/>
+      <w:lvlText w:val="o"/>
+      <w:lvlJc w:val="left"/>
+      <w:pPr>
+        <w:ind w:left="3600" w:hanging="360"/>
+      </w:pPr>
+      <w:rPr>
+        <w:rFonts w:ascii="Courier New" w:hAnsi="Courier New" w:cs="Courier New" w:hint="default"/>
+      </w:rPr>
+    </w:lvl>
+    <w:lvl w:ilvl="5" w:tplc="04090005" w:tentative="1">
+      <w:start w:val="1"/>
+      <w:numFmt w:val="bullet"/>
+      <w:lvlText w:val=""/>
+      <w:lvlJc w:val="left"/>
+      <w:pPr>
+        <w:ind w:left="4320" w:hanging="360"/>
+      </w:pPr>
+      <w:rPr>
+        <w:rFonts w:ascii="Wingdings" w:hAnsi="Wingdings" w:hint="default"/>
+      </w:rPr>
+    </w:lvl>
+    <w:lvl w:ilvl="6" w:tplc="04090001" w:tentative="1">
+      <w:start w:val="1"/>
+      <w:numFmt w:val="bullet"/>
+      <w:lvlText w:val=""/>
+      <w:lvlJc w:val="left"/>
+      <w:pPr>
+        <w:ind w:left="5040" w:hanging="360"/>
+      </w:pPr>
+      <w:rPr>
+        <w:rFonts w:ascii="Symbol" w:hAnsi="Symbol" w:hint="default"/>
+      </w:rPr>
+    </w:lvl>
+    <w:lvl w:ilvl="7" w:tplc="04090003" w:tentative="1">
+      <w:start w:val="1"/>
+      <w:numFmt w:val="bullet"/>
+      <w:lvlText w:val="o"/>
+      <w:lvlJc w:val="left"/>
+      <w:pPr>
+        <w:ind w:left="5760" w:hanging="360"/>
+      </w:pPr>
+      <w:rPr>
+        <w:rFonts w:ascii="Courier New" w:hAnsi="Courier New" w:cs="Courier New" w:hint="default"/>
+      </w:rPr>
+    </w:lvl>
+    <w:lvl w:ilvl="8" w:tplc="04090005" w:tentative="1">
+      <w:start w:val="1"/>
+      <w:numFmt w:val="bullet"/>
+      <w:lvlText w:val=""/>
+      <w:lvlJc w:val="left"/>
+      <w:pPr>
+        <w:ind w:left="6480" w:hanging="360"/>
+      </w:pPr>
+      <w:rPr>
+        <w:rFonts w:ascii="Wingdings" w:hAnsi="Wingdings" w:hint="default"/>
+      </w:rPr>
+    </w:lvl>
+  </w:abstractNum>
+  <w:abstractNum w:abstractNumId="6" w15:restartNumberingAfterBreak="0">
     <w:nsid w:val="38DA4692"/>
     <w:multiLevelType w:val="hybridMultilevel"/>
     <w:tmpl w:val="23B40334"/>
@@ -4459,7 +5584,7 @@
       </w:rPr>
     </w:lvl>
   </w:abstractNum>
-  <w:abstractNum w:abstractNumId="3" w15:restartNumberingAfterBreak="0">
+  <w:abstractNum w:abstractNumId="7" w15:restartNumberingAfterBreak="0">
     <w:nsid w:val="421B55F0"/>
     <w:multiLevelType w:val="hybridMultilevel"/>
     <w:tmpl w:val="44362C48"/>
@@ -4572,7 +5697,120 @@
       </w:rPr>
     </w:lvl>
   </w:abstractNum>
-  <w:abstractNum w:abstractNumId="4" w15:restartNumberingAfterBreak="0">
+  <w:abstractNum w:abstractNumId="8" w15:restartNumberingAfterBreak="0">
+    <w:nsid w:val="4721745F"/>
+    <w:multiLevelType w:val="hybridMultilevel"/>
+    <w:tmpl w:val="746A7816"/>
+    <w:lvl w:ilvl="0" w:tplc="04090001">
+      <w:start w:val="1"/>
+      <w:numFmt w:val="bullet"/>
+      <w:lvlText w:val=""/>
+      <w:lvlJc w:val="left"/>
+      <w:pPr>
+        <w:ind w:left="720" w:hanging="360"/>
+      </w:pPr>
+      <w:rPr>
+        <w:rFonts w:ascii="Symbol" w:hAnsi="Symbol" w:hint="default"/>
+      </w:rPr>
+    </w:lvl>
+    <w:lvl w:ilvl="1" w:tplc="04090003" w:tentative="1">
+      <w:start w:val="1"/>
+      <w:numFmt w:val="bullet"/>
+      <w:lvlText w:val="o"/>
+      <w:lvlJc w:val="left"/>
+      <w:pPr>
+        <w:ind w:left="1440" w:hanging="360"/>
+      </w:pPr>
+      <w:rPr>
+        <w:rFonts w:ascii="Courier New" w:hAnsi="Courier New" w:cs="Courier New" w:hint="default"/>
+      </w:rPr>
+    </w:lvl>
+    <w:lvl w:ilvl="2" w:tplc="04090005" w:tentative="1">
+      <w:start w:val="1"/>
+      <w:numFmt w:val="bullet"/>
+      <w:lvlText w:val=""/>
+      <w:lvlJc w:val="left"/>
+      <w:pPr>
+        <w:ind w:left="2160" w:hanging="360"/>
+      </w:pPr>
+      <w:rPr>
+        <w:rFonts w:ascii="Wingdings" w:hAnsi="Wingdings" w:hint="default"/>
+      </w:rPr>
+    </w:lvl>
+    <w:lvl w:ilvl="3" w:tplc="04090001" w:tentative="1">
+      <w:start w:val="1"/>
+      <w:numFmt w:val="bullet"/>
+      <w:lvlText w:val=""/>
+      <w:lvlJc w:val="left"/>
+      <w:pPr>
+        <w:ind w:left="2880" w:hanging="360"/>
+      </w:pPr>
+      <w:rPr>
+        <w:rFonts w:ascii="Symbol" w:hAnsi="Symbol" w:hint="default"/>
+      </w:rPr>
+    </w:lvl>
+    <w:lvl w:ilvl="4" w:tplc="04090003" w:tentative="1">
+      <w:start w:val="1"/>
+      <w:numFmt w:val="bullet"/>
+      <w:lvlText w:val="o"/>
+      <w:lvlJc w:val="left"/>
+      <w:pPr>
+        <w:ind w:left="3600" w:hanging="360"/>
+      </w:pPr>
+      <w:rPr>
+        <w:rFonts w:ascii="Courier New" w:hAnsi="Courier New" w:cs="Courier New" w:hint="default"/>
+      </w:rPr>
+    </w:lvl>
+    <w:lvl w:ilvl="5" w:tplc="04090005" w:tentative="1">
+      <w:start w:val="1"/>
+      <w:numFmt w:val="bullet"/>
+      <w:lvlText w:val=""/>
+      <w:lvlJc w:val="left"/>
+      <w:pPr>
+        <w:ind w:left="4320" w:hanging="360"/>
+      </w:pPr>
+      <w:rPr>
+        <w:rFonts w:ascii="Wingdings" w:hAnsi="Wingdings" w:hint="default"/>
+      </w:rPr>
+    </w:lvl>
+    <w:lvl w:ilvl="6" w:tplc="04090001" w:tentative="1">
+      <w:start w:val="1"/>
+      <w:numFmt w:val="bullet"/>
+      <w:lvlText w:val=""/>
+      <w:lvlJc w:val="left"/>
+      <w:pPr>
+        <w:ind w:left="5040" w:hanging="360"/>
+      </w:pPr>
+      <w:rPr>
+        <w:rFonts w:ascii="Symbol" w:hAnsi="Symbol" w:hint="default"/>
+      </w:rPr>
+    </w:lvl>
+    <w:lvl w:ilvl="7" w:tplc="04090003" w:tentative="1">
+      <w:start w:val="1"/>
+      <w:numFmt w:val="bullet"/>
+      <w:lvlText w:val="o"/>
+      <w:lvlJc w:val="left"/>
+      <w:pPr>
+        <w:ind w:left="5760" w:hanging="360"/>
+      </w:pPr>
+      <w:rPr>
+        <w:rFonts w:ascii="Courier New" w:hAnsi="Courier New" w:cs="Courier New" w:hint="default"/>
+      </w:rPr>
+    </w:lvl>
+    <w:lvl w:ilvl="8" w:tplc="04090005" w:tentative="1">
+      <w:start w:val="1"/>
+      <w:numFmt w:val="bullet"/>
+      <w:lvlText w:val=""/>
+      <w:lvlJc w:val="left"/>
+      <w:pPr>
+        <w:ind w:left="6480" w:hanging="360"/>
+      </w:pPr>
+      <w:rPr>
+        <w:rFonts w:ascii="Wingdings" w:hAnsi="Wingdings" w:hint="default"/>
+      </w:rPr>
+    </w:lvl>
+  </w:abstractNum>
+  <w:abstractNum w:abstractNumId="9" w15:restartNumberingAfterBreak="0">
     <w:nsid w:val="54515D9C"/>
     <w:multiLevelType w:val="hybridMultilevel"/>
     <w:tmpl w:val="0360D938"/>
@@ -4685,7 +5923,7 @@
       </w:rPr>
     </w:lvl>
   </w:abstractNum>
-  <w:abstractNum w:abstractNumId="5" w15:restartNumberingAfterBreak="0">
+  <w:abstractNum w:abstractNumId="10" w15:restartNumberingAfterBreak="0">
     <w:nsid w:val="78911566"/>
     <w:multiLevelType w:val="hybridMultilevel"/>
     <w:tmpl w:val="2FE60820"/>
@@ -4798,7 +6036,7 @@
       </w:rPr>
     </w:lvl>
   </w:abstractNum>
-  <w:abstractNum w:abstractNumId="6" w15:restartNumberingAfterBreak="0">
+  <w:abstractNum w:abstractNumId="11" w15:restartNumberingAfterBreak="0">
     <w:nsid w:val="78C273A1"/>
     <w:multiLevelType w:val="hybridMultilevel"/>
     <w:tmpl w:val="D5DCD97A"/>
@@ -4887,32 +6125,47 @@
       </w:pPr>
     </w:lvl>
   </w:abstractNum>
-  <w:num w:numId="1" w16cid:durableId="526338571">
+  <w:num w:numId="1">
+    <w:abstractNumId w:val="3"/>
+  </w:num>
+  <w:num w:numId="2">
+    <w:abstractNumId w:val="10"/>
+  </w:num>
+  <w:num w:numId="3">
     <w:abstractNumId w:val="1"/>
   </w:num>
-  <w:num w:numId="2" w16cid:durableId="1957444130">
+  <w:num w:numId="4">
+    <w:abstractNumId w:val="9"/>
+  </w:num>
+  <w:num w:numId="5">
+    <w:abstractNumId w:val="6"/>
+  </w:num>
+  <w:num w:numId="6">
+    <w:abstractNumId w:val="7"/>
+  </w:num>
+  <w:num w:numId="7">
+    <w:abstractNumId w:val="11"/>
+  </w:num>
+  <w:num w:numId="8">
+    <w:abstractNumId w:val="2"/>
+  </w:num>
+  <w:num w:numId="9">
+    <w:abstractNumId w:val="4"/>
+  </w:num>
+  <w:num w:numId="10">
+    <w:abstractNumId w:val="0"/>
+  </w:num>
+  <w:num w:numId="11">
     <w:abstractNumId w:val="5"/>
   </w:num>
-  <w:num w:numId="3" w16cid:durableId="2136170512">
-    <w:abstractNumId w:val="0"/>
-  </w:num>
-  <w:num w:numId="4" w16cid:durableId="1198784573">
-    <w:abstractNumId w:val="4"/>
-  </w:num>
-  <w:num w:numId="5" w16cid:durableId="491795844">
-    <w:abstractNumId w:val="2"/>
-  </w:num>
-  <w:num w:numId="6" w16cid:durableId="929587852">
-    <w:abstractNumId w:val="3"/>
-  </w:num>
-  <w:num w:numId="7" w16cid:durableId="870806718">
-    <w:abstractNumId w:val="6"/>
+  <w:num w:numId="12">
+    <w:abstractNumId w:val="8"/>
   </w:num>
 </w:numbering>
 </file>
 
 <file path=word/styles.xml><?xml version="1.0" encoding="utf-8"?>
-<w:styles xmlns:mc="http://schemas.openxmlformats.org/markup-compatibility/2006" xmlns:r="http://schemas.openxmlformats.org/officeDocument/2006/relationships" xmlns:w="http://schemas.openxmlformats.org/wordprocessingml/2006/main" xmlns:w14="http://schemas.microsoft.com/office/word/2010/wordml" xmlns:w15="http://schemas.microsoft.com/office/word/2012/wordml" xmlns:w16cex="http://schemas.microsoft.com/office/word/2018/wordml/cex" xmlns:w16cid="http://schemas.microsoft.com/office/word/2016/wordml/cid" xmlns:w16="http://schemas.microsoft.com/office/word/2018/wordml" xmlns:w16du="http://schemas.microsoft.com/office/word/2023/wordml/word16du" xmlns:w16sdtdh="http://schemas.microsoft.com/office/word/2020/wordml/sdtdatahash" xmlns:w16sdtfl="http://schemas.microsoft.com/office/word/2024/wordml/sdtformatlock" xmlns:w16se="http://schemas.microsoft.com/office/word/2015/wordml/symex" mc:Ignorable="w14 w15 w16se w16cid w16 w16cex w16sdtdh w16sdtfl w16du">
+<w:styles xmlns:mc="http://schemas.openxmlformats.org/markup-compatibility/2006" xmlns:r="http://schemas.openxmlformats.org/officeDocument/2006/relationships" xmlns:w="http://schemas.openxmlformats.org/wordprocessingml/2006/main" xmlns:w14="http://schemas.microsoft.com/office/word/2010/wordml" xmlns:w15="http://schemas.microsoft.com/office/word/2012/wordml" xmlns:w16se="http://schemas.microsoft.com/office/word/2015/wordml/symex" mc:Ignorable="w14 w15 w16se">
   <w:docDefaults>
     <w:rPrDefault>
       <w:rPr>
@@ -4930,7 +6183,7 @@
       </w:pPr>
     </w:pPrDefault>
   </w:docDefaults>
-  <w:latentStyles w:defLockedState="0" w:defUIPriority="99" w:defSemiHidden="0" w:defUnhideWhenUsed="0" w:defQFormat="0" w:count="376">
+  <w:latentStyles w:defLockedState="0" w:defUIPriority="99" w:defSemiHidden="0" w:defUnhideWhenUsed="0" w:defQFormat="0" w:count="371">
     <w:lsdException w:name="Normal" w:uiPriority="0" w:qFormat="1"/>
     <w:lsdException w:name="heading 1" w:uiPriority="9" w:qFormat="1"/>
     <w:lsdException w:name="heading 2" w:semiHidden="1" w:uiPriority="9" w:unhideWhenUsed="1" w:qFormat="1"/>
@@ -5302,11 +6555,6 @@
     <w:lsdException w:name="List Table 5 Dark Accent 6" w:uiPriority="50"/>
     <w:lsdException w:name="List Table 6 Colorful Accent 6" w:uiPriority="51"/>
     <w:lsdException w:name="List Table 7 Colorful Accent 6" w:uiPriority="52"/>
-    <w:lsdException w:name="Mention" w:semiHidden="1" w:unhideWhenUsed="1"/>
-    <w:lsdException w:name="Smart Hyperlink" w:semiHidden="1" w:unhideWhenUsed="1"/>
-    <w:lsdException w:name="Hashtag" w:semiHidden="1" w:unhideWhenUsed="1"/>
-    <w:lsdException w:name="Unresolved Mention" w:semiHidden="1" w:unhideWhenUsed="1"/>
-    <w:lsdException w:name="Smart Link" w:semiHidden="1" w:unhideWhenUsed="1"/>
   </w:latentStyles>
   <w:style w:type="paragraph" w:default="1" w:styleId="Normal">
     <w:name w:val="Normal"/>
@@ -5515,6 +6763,7 @@
   <w:style w:type="character" w:default="1" w:styleId="DefaultParagraphFont">
     <w:name w:val="Default Paragraph Font"/>
     <w:uiPriority w:val="1"/>
+    <w:semiHidden/>
     <w:unhideWhenUsed/>
   </w:style>
   <w:style w:type="table" w:default="1" w:styleId="TableNormal">

--- a/docs/smart pantry task 2 assignment 1.docx
+++ b/docs/smart pantry task 2 assignment 1.docx
@@ -7,10 +7,16 @@
         <w:tabs>
           <w:tab w:val="left" w:pos="3060"/>
         </w:tabs>
+        <w:rPr>
+          <w:rFonts w:ascii="Times New Roman" w:hAnsi="Times New Roman"/>
+          <w:sz w:val="24"/>
+        </w:rPr>
       </w:pPr>
       <w:r>
         <w:rPr>
+          <w:rFonts w:ascii="Times New Roman" w:hAnsi="Times New Roman"/>
           <w:noProof/>
+          <w:sz w:val="24"/>
           <w:lang w:bidi="ar-SA"/>
         </w:rPr>
         <w:drawing>
@@ -57,9 +63,9 @@
       </w:r>
       <w:r>
         <w:rPr>
+          <w:rFonts w:ascii="Times New Roman" w:hAnsi="Times New Roman"/>
           <w:b/>
-          <w:sz w:val="56"/>
-          <w:szCs w:val="56"/>
+          <w:sz w:val="24"/>
         </w:rPr>
         <w:t>Assignment Cover Sheet</w:t>
       </w:r>
@@ -95,13 +101,15 @@
           <w:p>
             <w:pPr>
               <w:rPr>
-                <w:szCs w:val="22"/>
-              </w:rPr>
-            </w:pPr>
-            <w:r>
-              <w:rPr>
+                <w:rFonts w:ascii="Times New Roman" w:hAnsi="Times New Roman"/>
+                <w:sz w:val="24"/>
+              </w:rPr>
+            </w:pPr>
+            <w:r>
+              <w:rPr>
+                <w:rFonts w:ascii="Times New Roman" w:hAnsi="Times New Roman"/>
                 <w:b/>
-                <w:szCs w:val="22"/>
+                <w:sz w:val="24"/>
               </w:rPr>
               <w:t>Student Information (For group assignment, please state names of all members)</w:t>
             </w:r>
@@ -122,14 +130,16 @@
             <w:pPr>
               <w:jc w:val="center"/>
               <w:rPr>
+                <w:rFonts w:ascii="Times New Roman" w:hAnsi="Times New Roman"/>
                 <w:b/>
-                <w:szCs w:val="22"/>
-              </w:rPr>
-            </w:pPr>
-            <w:r>
-              <w:rPr>
+                <w:sz w:val="24"/>
+              </w:rPr>
+            </w:pPr>
+            <w:r>
+              <w:rPr>
+                <w:rFonts w:ascii="Times New Roman" w:hAnsi="Times New Roman"/>
                 <w:b/>
-                <w:szCs w:val="22"/>
+                <w:sz w:val="24"/>
               </w:rPr>
               <w:t>Grade/Marks</w:t>
             </w:r>
@@ -151,14 +161,16 @@
           <w:p>
             <w:pPr>
               <w:rPr>
+                <w:rFonts w:ascii="Times New Roman" w:hAnsi="Times New Roman"/>
                 <w:b/>
-                <w:szCs w:val="22"/>
-              </w:rPr>
-            </w:pPr>
-            <w:r>
-              <w:rPr>
+                <w:sz w:val="24"/>
+              </w:rPr>
+            </w:pPr>
+            <w:r>
+              <w:rPr>
+                <w:rFonts w:ascii="Times New Roman" w:hAnsi="Times New Roman"/>
                 <w:b/>
-                <w:szCs w:val="22"/>
+                <w:sz w:val="24"/>
               </w:rPr>
               <w:t>Name</w:t>
             </w:r>
@@ -176,14 +188,16 @@
           <w:p>
             <w:pPr>
               <w:rPr>
+                <w:rFonts w:ascii="Times New Roman" w:hAnsi="Times New Roman"/>
                 <w:b/>
-                <w:szCs w:val="22"/>
-              </w:rPr>
-            </w:pPr>
-            <w:r>
-              <w:rPr>
+                <w:sz w:val="24"/>
+              </w:rPr>
+            </w:pPr>
+            <w:r>
+              <w:rPr>
+                <w:rFonts w:ascii="Times New Roman" w:hAnsi="Times New Roman"/>
                 <w:b/>
-                <w:szCs w:val="22"/>
+                <w:sz w:val="24"/>
               </w:rPr>
               <w:t>ID</w:t>
             </w:r>
@@ -203,8 +217,9 @@
           <w:p>
             <w:pPr>
               <w:rPr>
+                <w:rFonts w:ascii="Times New Roman" w:hAnsi="Times New Roman"/>
                 <w:b/>
-                <w:szCs w:val="22"/>
+                <w:sz w:val="24"/>
               </w:rPr>
             </w:pPr>
           </w:p>
@@ -222,12 +237,14 @@
           <w:p>
             <w:pPr>
               <w:rPr>
-                <w:szCs w:val="22"/>
-              </w:rPr>
-            </w:pPr>
-            <w:r>
-              <w:rPr>
-                <w:szCs w:val="22"/>
+                <w:rFonts w:ascii="Times New Roman" w:hAnsi="Times New Roman"/>
+                <w:sz w:val="24"/>
+              </w:rPr>
+            </w:pPr>
+            <w:r>
+              <w:rPr>
+                <w:rFonts w:ascii="Times New Roman" w:hAnsi="Times New Roman"/>
+                <w:sz w:val="24"/>
               </w:rPr>
               <w:t>Sujina Tuladhar</w:t>
             </w:r>
@@ -244,12 +261,14 @@
           <w:p>
             <w:pPr>
               <w:rPr>
-                <w:szCs w:val="22"/>
-              </w:rPr>
-            </w:pPr>
-            <w:r>
-              <w:rPr>
-                <w:szCs w:val="22"/>
+                <w:rFonts w:ascii="Times New Roman" w:hAnsi="Times New Roman"/>
+                <w:sz w:val="24"/>
+              </w:rPr>
+            </w:pPr>
+            <w:r>
+              <w:rPr>
+                <w:rFonts w:ascii="Times New Roman" w:hAnsi="Times New Roman"/>
+                <w:sz w:val="24"/>
               </w:rPr>
               <w:t>E2300582</w:t>
             </w:r>
@@ -269,7 +288,8 @@
           <w:p>
             <w:pPr>
               <w:rPr>
-                <w:szCs w:val="22"/>
+                <w:rFonts w:ascii="Times New Roman" w:hAnsi="Times New Roman"/>
+                <w:sz w:val="24"/>
               </w:rPr>
             </w:pPr>
           </w:p>
@@ -287,12 +307,14 @@
           <w:p>
             <w:pPr>
               <w:rPr>
-                <w:szCs w:val="22"/>
-              </w:rPr>
-            </w:pPr>
-            <w:r>
-              <w:rPr>
-                <w:szCs w:val="22"/>
+                <w:rFonts w:ascii="Times New Roman" w:hAnsi="Times New Roman"/>
+                <w:sz w:val="24"/>
+              </w:rPr>
+            </w:pPr>
+            <w:r>
+              <w:rPr>
+                <w:rFonts w:ascii="Times New Roman" w:hAnsi="Times New Roman"/>
+                <w:sz w:val="24"/>
               </w:rPr>
               <w:t>Pasang Lama</w:t>
             </w:r>
@@ -309,12 +331,14 @@
           <w:p>
             <w:pPr>
               <w:rPr>
-                <w:szCs w:val="22"/>
-              </w:rPr>
-            </w:pPr>
-            <w:r>
-              <w:rPr>
-                <w:szCs w:val="22"/>
+                <w:rFonts w:ascii="Times New Roman" w:hAnsi="Times New Roman"/>
+                <w:sz w:val="24"/>
+              </w:rPr>
+            </w:pPr>
+            <w:r>
+              <w:rPr>
+                <w:rFonts w:ascii="Times New Roman" w:hAnsi="Times New Roman"/>
+                <w:sz w:val="24"/>
               </w:rPr>
               <w:t>E2400050</w:t>
             </w:r>
@@ -334,7 +358,8 @@
           <w:p>
             <w:pPr>
               <w:rPr>
-                <w:szCs w:val="22"/>
+                <w:rFonts w:ascii="Times New Roman" w:hAnsi="Times New Roman"/>
+                <w:sz w:val="24"/>
               </w:rPr>
             </w:pPr>
           </w:p>
@@ -352,12 +377,14 @@
           <w:p>
             <w:pPr>
               <w:rPr>
-                <w:szCs w:val="22"/>
-              </w:rPr>
-            </w:pPr>
-            <w:r>
-              <w:rPr>
-                <w:szCs w:val="22"/>
+                <w:rFonts w:ascii="Times New Roman" w:hAnsi="Times New Roman"/>
+                <w:sz w:val="24"/>
+              </w:rPr>
+            </w:pPr>
+            <w:r>
+              <w:rPr>
+                <w:rFonts w:ascii="Times New Roman" w:hAnsi="Times New Roman"/>
+                <w:sz w:val="24"/>
               </w:rPr>
               <w:t>Manav Rawal</w:t>
             </w:r>
@@ -374,12 +401,14 @@
           <w:p>
             <w:pPr>
               <w:rPr>
-                <w:szCs w:val="22"/>
-              </w:rPr>
-            </w:pPr>
-            <w:r>
-              <w:rPr>
-                <w:szCs w:val="22"/>
+                <w:rFonts w:ascii="Times New Roman" w:hAnsi="Times New Roman"/>
+                <w:sz w:val="24"/>
+              </w:rPr>
+            </w:pPr>
+            <w:r>
+              <w:rPr>
+                <w:rFonts w:ascii="Times New Roman" w:hAnsi="Times New Roman"/>
+                <w:sz w:val="24"/>
               </w:rPr>
               <w:t>E2300560</w:t>
             </w:r>
@@ -399,7 +428,8 @@
           <w:p>
             <w:pPr>
               <w:rPr>
-                <w:szCs w:val="22"/>
+                <w:rFonts w:ascii="Times New Roman" w:hAnsi="Times New Roman"/>
+                <w:sz w:val="24"/>
               </w:rPr>
             </w:pPr>
           </w:p>
@@ -417,7 +447,8 @@
           <w:p>
             <w:pPr>
               <w:rPr>
-                <w:szCs w:val="22"/>
+                <w:rFonts w:ascii="Times New Roman" w:hAnsi="Times New Roman"/>
+                <w:sz w:val="24"/>
               </w:rPr>
             </w:pPr>
           </w:p>
@@ -433,7 +464,8 @@
           <w:p>
             <w:pPr>
               <w:rPr>
-                <w:szCs w:val="22"/>
+                <w:rFonts w:ascii="Times New Roman" w:hAnsi="Times New Roman"/>
+                <w:sz w:val="24"/>
               </w:rPr>
             </w:pPr>
           </w:p>
@@ -452,7 +484,8 @@
           <w:p>
             <w:pPr>
               <w:rPr>
-                <w:szCs w:val="22"/>
+                <w:rFonts w:ascii="Times New Roman" w:hAnsi="Times New Roman"/>
+                <w:sz w:val="24"/>
               </w:rPr>
             </w:pPr>
           </w:p>
@@ -470,7 +503,8 @@
           <w:p>
             <w:pPr>
               <w:rPr>
-                <w:szCs w:val="22"/>
+                <w:rFonts w:ascii="Times New Roman" w:hAnsi="Times New Roman"/>
+                <w:sz w:val="24"/>
               </w:rPr>
             </w:pPr>
           </w:p>
@@ -486,7 +520,8 @@
           <w:p>
             <w:pPr>
               <w:rPr>
-                <w:szCs w:val="22"/>
+                <w:rFonts w:ascii="Times New Roman" w:hAnsi="Times New Roman"/>
+                <w:sz w:val="24"/>
               </w:rPr>
             </w:pPr>
           </w:p>
@@ -505,7 +540,8 @@
           <w:p>
             <w:pPr>
               <w:rPr>
-                <w:szCs w:val="22"/>
+                <w:rFonts w:ascii="Times New Roman" w:hAnsi="Times New Roman"/>
+                <w:sz w:val="24"/>
               </w:rPr>
             </w:pPr>
           </w:p>
@@ -523,7 +559,8 @@
           <w:p>
             <w:pPr>
               <w:rPr>
-                <w:szCs w:val="22"/>
+                <w:rFonts w:ascii="Times New Roman" w:hAnsi="Times New Roman"/>
+                <w:sz w:val="24"/>
               </w:rPr>
             </w:pPr>
           </w:p>
@@ -539,7 +576,8 @@
           <w:p>
             <w:pPr>
               <w:rPr>
-                <w:szCs w:val="22"/>
+                <w:rFonts w:ascii="Times New Roman" w:hAnsi="Times New Roman"/>
+                <w:sz w:val="24"/>
               </w:rPr>
             </w:pPr>
           </w:p>
@@ -558,7 +596,8 @@
           <w:p>
             <w:pPr>
               <w:rPr>
-                <w:szCs w:val="22"/>
+                <w:rFonts w:ascii="Times New Roman" w:hAnsi="Times New Roman"/>
+                <w:sz w:val="24"/>
               </w:rPr>
             </w:pPr>
           </w:p>
@@ -568,8 +607,8 @@
     <w:p>
       <w:pPr>
         <w:rPr>
-          <w:sz w:val="20"/>
-          <w:szCs w:val="20"/>
+          <w:rFonts w:ascii="Times New Roman" w:hAnsi="Times New Roman"/>
+          <w:sz w:val="24"/>
         </w:rPr>
       </w:pPr>
     </w:p>
@@ -580,9 +619,9 @@
         <w:tblLook w:val="04A0" w:firstRow="1" w:lastRow="0" w:firstColumn="1" w:lastColumn="0" w:noHBand="0" w:noVBand="1"/>
       </w:tblPr>
       <w:tblGrid>
-        <w:gridCol w:w="2816"/>
-        <w:gridCol w:w="3912"/>
-        <w:gridCol w:w="2560"/>
+        <w:gridCol w:w="2909"/>
+        <w:gridCol w:w="3838"/>
+        <w:gridCol w:w="2541"/>
       </w:tblGrid>
       <w:tr>
         <w:trPr>
@@ -604,13 +643,15 @@
           <w:p>
             <w:pPr>
               <w:rPr>
-                <w:szCs w:val="22"/>
-              </w:rPr>
-            </w:pPr>
-            <w:r>
-              <w:rPr>
+                <w:rFonts w:ascii="Times New Roman" w:hAnsi="Times New Roman"/>
+                <w:sz w:val="24"/>
+              </w:rPr>
+            </w:pPr>
+            <w:r>
+              <w:rPr>
+                <w:rFonts w:ascii="Times New Roman" w:hAnsi="Times New Roman"/>
                 <w:b/>
-                <w:szCs w:val="22"/>
+                <w:sz w:val="24"/>
               </w:rPr>
               <w:t>Module/Subject Information</w:t>
             </w:r>
@@ -631,14 +672,16 @@
             <w:pPr>
               <w:jc w:val="center"/>
               <w:rPr>
+                <w:rFonts w:ascii="Times New Roman" w:hAnsi="Times New Roman"/>
                 <w:b/>
-                <w:szCs w:val="22"/>
-              </w:rPr>
-            </w:pPr>
-            <w:r>
-              <w:rPr>
+                <w:sz w:val="24"/>
+              </w:rPr>
+            </w:pPr>
+            <w:r>
+              <w:rPr>
+                <w:rFonts w:ascii="Times New Roman" w:hAnsi="Times New Roman"/>
                 <w:b/>
-                <w:szCs w:val="22"/>
+                <w:sz w:val="24"/>
               </w:rPr>
               <w:t>Office Acknowledgement</w:t>
             </w:r>
@@ -660,23 +703,18 @@
           <w:p>
             <w:pPr>
               <w:rPr>
+                <w:rFonts w:ascii="Times New Roman" w:hAnsi="Times New Roman"/>
                 <w:b/>
-                <w:szCs w:val="22"/>
-              </w:rPr>
-            </w:pPr>
-            <w:r>
-              <w:rPr>
+                <w:sz w:val="24"/>
+              </w:rPr>
+            </w:pPr>
+            <w:r>
+              <w:rPr>
+                <w:rFonts w:ascii="Times New Roman" w:hAnsi="Times New Roman"/>
                 <w:b/>
-                <w:szCs w:val="22"/>
-              </w:rPr>
-              <w:t>Module/</w:t>
-            </w:r>
-            <w:r>
-              <w:rPr>
-                <w:b/>
-                <w:szCs w:val="22"/>
-              </w:rPr>
-              <w:t>Subject Code</w:t>
+                <w:sz w:val="24"/>
+              </w:rPr>
+              <w:t>Module/Subject Code</w:t>
             </w:r>
           </w:p>
         </w:tc>
@@ -692,12 +730,14 @@
           <w:p>
             <w:pPr>
               <w:rPr>
-                <w:szCs w:val="22"/>
-              </w:rPr>
-            </w:pPr>
-            <w:r>
-              <w:rPr>
-                <w:szCs w:val="22"/>
+                <w:rFonts w:ascii="Times New Roman" w:hAnsi="Times New Roman"/>
+                <w:sz w:val="24"/>
+              </w:rPr>
+            </w:pPr>
+            <w:r>
+              <w:rPr>
+                <w:rFonts w:ascii="Times New Roman" w:hAnsi="Times New Roman"/>
+                <w:sz w:val="24"/>
               </w:rPr>
               <w:t>BIT216</w:t>
             </w:r>
@@ -717,7 +757,8 @@
           <w:p>
             <w:pPr>
               <w:rPr>
-                <w:szCs w:val="22"/>
+                <w:rFonts w:ascii="Times New Roman" w:hAnsi="Times New Roman"/>
+                <w:sz w:val="24"/>
               </w:rPr>
             </w:pPr>
           </w:p>
@@ -735,23 +776,18 @@
           <w:p>
             <w:pPr>
               <w:rPr>
+                <w:rFonts w:ascii="Times New Roman" w:hAnsi="Times New Roman"/>
                 <w:b/>
-                <w:szCs w:val="22"/>
-              </w:rPr>
-            </w:pPr>
-            <w:r>
-              <w:rPr>
+                <w:sz w:val="24"/>
+              </w:rPr>
+            </w:pPr>
+            <w:r>
+              <w:rPr>
+                <w:rFonts w:ascii="Times New Roman" w:hAnsi="Times New Roman"/>
                 <w:b/>
-                <w:szCs w:val="22"/>
-              </w:rPr>
-              <w:t>Module/</w:t>
-            </w:r>
-            <w:r>
-              <w:rPr>
-                <w:b/>
-                <w:szCs w:val="22"/>
-              </w:rPr>
-              <w:t>Subject Name</w:t>
+                <w:sz w:val="24"/>
+              </w:rPr>
+              <w:t>Module/Subject Name</w:t>
             </w:r>
           </w:p>
         </w:tc>
@@ -766,12 +802,14 @@
           <w:p>
             <w:pPr>
               <w:rPr>
-                <w:szCs w:val="22"/>
-              </w:rPr>
-            </w:pPr>
-            <w:r>
-              <w:rPr>
-                <w:szCs w:val="22"/>
+                <w:rFonts w:ascii="Times New Roman" w:hAnsi="Times New Roman"/>
+                <w:sz w:val="24"/>
+              </w:rPr>
+            </w:pPr>
+            <w:r>
+              <w:rPr>
+                <w:rFonts w:ascii="Times New Roman" w:hAnsi="Times New Roman"/>
+                <w:sz w:val="24"/>
               </w:rPr>
               <w:t>Software Engineering Principles</w:t>
             </w:r>
@@ -791,7 +829,8 @@
           <w:p>
             <w:pPr>
               <w:rPr>
-                <w:szCs w:val="22"/>
+                <w:rFonts w:ascii="Times New Roman" w:hAnsi="Times New Roman"/>
+                <w:sz w:val="24"/>
               </w:rPr>
             </w:pPr>
           </w:p>
@@ -809,37 +848,18 @@
           <w:p>
             <w:pPr>
               <w:rPr>
+                <w:rFonts w:ascii="Times New Roman" w:hAnsi="Times New Roman"/>
                 <w:b/>
-                <w:szCs w:val="22"/>
-              </w:rPr>
-            </w:pPr>
-            <w:r>
-              <w:rPr>
+                <w:sz w:val="24"/>
+              </w:rPr>
+            </w:pPr>
+            <w:r>
+              <w:rPr>
+                <w:rFonts w:ascii="Times New Roman" w:hAnsi="Times New Roman"/>
                 <w:b/>
-                <w:szCs w:val="22"/>
-              </w:rPr>
-              <w:t>Lecturer</w:t>
-            </w:r>
-            <w:r>
-              <w:rPr>
-                <w:b/>
-                <w:szCs w:val="22"/>
-              </w:rPr>
-              <w:t>/</w:t>
-            </w:r>
-            <w:r>
-              <w:rPr>
-                <w:b/>
-                <w:szCs w:val="22"/>
-              </w:rPr>
-              <w:t>Tutor</w:t>
-            </w:r>
-            <w:r>
-              <w:rPr>
-                <w:b/>
-                <w:szCs w:val="22"/>
-              </w:rPr>
-              <w:t>/Facilitator</w:t>
+                <w:sz w:val="24"/>
+              </w:rPr>
+              <w:t>Lecturer/Tutor/Facilitator</w:t>
             </w:r>
           </w:p>
         </w:tc>
@@ -854,12 +874,14 @@
           <w:p>
             <w:pPr>
               <w:rPr>
-                <w:szCs w:val="22"/>
-              </w:rPr>
-            </w:pPr>
-            <w:r>
-              <w:rPr>
-                <w:szCs w:val="22"/>
+                <w:rFonts w:ascii="Times New Roman" w:hAnsi="Times New Roman"/>
+                <w:sz w:val="24"/>
+              </w:rPr>
+            </w:pPr>
+            <w:r>
+              <w:rPr>
+                <w:rFonts w:ascii="Times New Roman" w:hAnsi="Times New Roman"/>
+                <w:sz w:val="24"/>
               </w:rPr>
               <w:t>Mr. Sudeep Lal Bajimaya</w:t>
             </w:r>
@@ -879,7 +901,8 @@
           <w:p>
             <w:pPr>
               <w:rPr>
-                <w:szCs w:val="22"/>
+                <w:rFonts w:ascii="Times New Roman" w:hAnsi="Times New Roman"/>
+                <w:sz w:val="24"/>
               </w:rPr>
             </w:pPr>
           </w:p>
@@ -897,14 +920,16 @@
           <w:p>
             <w:pPr>
               <w:rPr>
+                <w:rFonts w:ascii="Times New Roman" w:hAnsi="Times New Roman"/>
                 <w:b/>
-                <w:szCs w:val="22"/>
-              </w:rPr>
-            </w:pPr>
-            <w:r>
-              <w:rPr>
+                <w:sz w:val="24"/>
+              </w:rPr>
+            </w:pPr>
+            <w:r>
+              <w:rPr>
+                <w:rFonts w:ascii="Times New Roman" w:hAnsi="Times New Roman"/>
                 <w:b/>
-                <w:szCs w:val="22"/>
+                <w:sz w:val="24"/>
               </w:rPr>
               <w:t>Due Date</w:t>
             </w:r>
@@ -921,31 +946,36 @@
           <w:p>
             <w:pPr>
               <w:rPr>
-                <w:szCs w:val="22"/>
-              </w:rPr>
-            </w:pPr>
-            <w:r>
-              <w:rPr>
-                <w:szCs w:val="22"/>
+                <w:rFonts w:ascii="Times New Roman" w:hAnsi="Times New Roman"/>
+                <w:sz w:val="24"/>
+              </w:rPr>
+            </w:pPr>
+            <w:r>
+              <w:rPr>
+                <w:rFonts w:ascii="Times New Roman" w:hAnsi="Times New Roman"/>
+                <w:sz w:val="24"/>
               </w:rPr>
               <w:t>26</w:t>
             </w:r>
             <w:r>
               <w:rPr>
-                <w:szCs w:val="22"/>
+                <w:rFonts w:ascii="Times New Roman" w:hAnsi="Times New Roman"/>
+                <w:sz w:val="24"/>
                 <w:vertAlign w:val="superscript"/>
               </w:rPr>
               <w:t>th</w:t>
             </w:r>
             <w:r>
               <w:rPr>
-                <w:szCs w:val="22"/>
+                <w:rFonts w:ascii="Times New Roman" w:hAnsi="Times New Roman"/>
+                <w:sz w:val="24"/>
               </w:rPr>
               <w:t xml:space="preserve"> </w:t>
             </w:r>
             <w:r>
               <w:rPr>
-                <w:szCs w:val="22"/>
+                <w:rFonts w:ascii="Times New Roman" w:hAnsi="Times New Roman"/>
+                <w:sz w:val="24"/>
               </w:rPr>
               <w:t xml:space="preserve"> June 2026</w:t>
             </w:r>
@@ -965,8 +995,9 @@
           <w:p>
             <w:pPr>
               <w:rPr>
+                <w:rFonts w:ascii="Times New Roman" w:hAnsi="Times New Roman"/>
                 <w:b/>
-                <w:szCs w:val="22"/>
+                <w:sz w:val="24"/>
               </w:rPr>
             </w:pPr>
           </w:p>
@@ -984,30 +1015,18 @@
           <w:p>
             <w:pPr>
               <w:rPr>
+                <w:rFonts w:ascii="Times New Roman" w:hAnsi="Times New Roman"/>
                 <w:b/>
-                <w:szCs w:val="22"/>
-              </w:rPr>
-            </w:pPr>
-            <w:r>
-              <w:rPr>
+                <w:sz w:val="24"/>
+              </w:rPr>
+            </w:pPr>
+            <w:r>
+              <w:rPr>
+                <w:rFonts w:ascii="Times New Roman" w:hAnsi="Times New Roman"/>
                 <w:b/>
-                <w:szCs w:val="22"/>
-              </w:rPr>
-              <w:t>Assignment Title</w:t>
-            </w:r>
-            <w:r>
-              <w:rPr>
-                <w:b/>
-                <w:szCs w:val="22"/>
-              </w:rPr>
-              <w:t>/</w:t>
-            </w:r>
-            <w:r>
-              <w:rPr>
-                <w:b/>
-                <w:szCs w:val="22"/>
-              </w:rPr>
-              <w:t>Topic</w:t>
+                <w:sz w:val="24"/>
+              </w:rPr>
+              <w:t>Assignment Title/Topic</w:t>
             </w:r>
           </w:p>
         </w:tc>
@@ -1022,12 +1041,14 @@
           <w:p>
             <w:pPr>
               <w:rPr>
-                <w:szCs w:val="22"/>
-              </w:rPr>
-            </w:pPr>
-            <w:r>
-              <w:rPr>
-                <w:szCs w:val="22"/>
+                <w:rFonts w:ascii="Times New Roman" w:hAnsi="Times New Roman"/>
+                <w:sz w:val="24"/>
+              </w:rPr>
+            </w:pPr>
+            <w:r>
+              <w:rPr>
+                <w:rFonts w:ascii="Times New Roman" w:hAnsi="Times New Roman"/>
+                <w:sz w:val="24"/>
               </w:rPr>
               <w:t>Assignment 1- Task 2</w:t>
             </w:r>
@@ -1047,8 +1068,9 @@
           <w:p>
             <w:pPr>
               <w:rPr>
+                <w:rFonts w:ascii="Times New Roman" w:hAnsi="Times New Roman"/>
                 <w:b/>
-                <w:szCs w:val="22"/>
+                <w:sz w:val="24"/>
               </w:rPr>
             </w:pPr>
           </w:p>
@@ -1066,14 +1088,16 @@
           <w:p>
             <w:pPr>
               <w:rPr>
+                <w:rFonts w:ascii="Times New Roman" w:hAnsi="Times New Roman"/>
                 <w:b/>
-                <w:szCs w:val="22"/>
-              </w:rPr>
-            </w:pPr>
-            <w:r>
-              <w:rPr>
+                <w:sz w:val="24"/>
+              </w:rPr>
+            </w:pPr>
+            <w:r>
+              <w:rPr>
+                <w:rFonts w:ascii="Times New Roman" w:hAnsi="Times New Roman"/>
                 <w:b/>
-                <w:szCs w:val="22"/>
+                <w:sz w:val="24"/>
               </w:rPr>
               <w:t>Intake (where applicable)</w:t>
             </w:r>
@@ -1090,12 +1114,14 @@
           <w:p>
             <w:pPr>
               <w:rPr>
-                <w:szCs w:val="22"/>
-              </w:rPr>
-            </w:pPr>
-            <w:r>
-              <w:rPr>
-                <w:szCs w:val="22"/>
+                <w:rFonts w:ascii="Times New Roman" w:hAnsi="Times New Roman"/>
+                <w:sz w:val="24"/>
+              </w:rPr>
+            </w:pPr>
+            <w:r>
+              <w:rPr>
+                <w:rFonts w:ascii="Times New Roman" w:hAnsi="Times New Roman"/>
+                <w:sz w:val="24"/>
               </w:rPr>
               <w:t>May 2026</w:t>
             </w:r>
@@ -1115,8 +1141,9 @@
           <w:p>
             <w:pPr>
               <w:rPr>
+                <w:rFonts w:ascii="Times New Roman" w:hAnsi="Times New Roman"/>
                 <w:b/>
-                <w:szCs w:val="22"/>
+                <w:sz w:val="24"/>
               </w:rPr>
             </w:pPr>
           </w:p>
@@ -1134,14 +1161,16 @@
           <w:p>
             <w:pPr>
               <w:rPr>
+                <w:rFonts w:ascii="Times New Roman" w:hAnsi="Times New Roman"/>
                 <w:b/>
-                <w:szCs w:val="22"/>
-              </w:rPr>
-            </w:pPr>
-            <w:r>
-              <w:rPr>
+                <w:sz w:val="24"/>
+              </w:rPr>
+            </w:pPr>
+            <w:r>
+              <w:rPr>
+                <w:rFonts w:ascii="Times New Roman" w:hAnsi="Times New Roman"/>
                 <w:b/>
-                <w:szCs w:val="22"/>
+                <w:sz w:val="24"/>
               </w:rPr>
               <w:t>Word Count</w:t>
             </w:r>
@@ -1158,7 +1187,8 @@
           <w:p>
             <w:pPr>
               <w:rPr>
-                <w:szCs w:val="22"/>
+                <w:rFonts w:ascii="Times New Roman" w:hAnsi="Times New Roman"/>
+                <w:sz w:val="24"/>
               </w:rPr>
             </w:pPr>
           </w:p>
@@ -1178,14 +1208,16 @@
             <w:pPr>
               <w:jc w:val="center"/>
               <w:rPr>
+                <w:rFonts w:ascii="Times New Roman" w:hAnsi="Times New Roman"/>
                 <w:b/>
-                <w:szCs w:val="22"/>
-              </w:rPr>
-            </w:pPr>
-            <w:r>
-              <w:rPr>
+                <w:sz w:val="24"/>
+              </w:rPr>
+            </w:pPr>
+            <w:r>
+              <w:rPr>
+                <w:rFonts w:ascii="Times New Roman" w:hAnsi="Times New Roman"/>
                 <w:b/>
-                <w:szCs w:val="22"/>
+                <w:sz w:val="24"/>
               </w:rPr>
               <w:t>Date/Time</w:t>
             </w:r>
@@ -1201,12 +1233,16 @@
         </w:tabs>
         <w:spacing w:after="0"/>
         <w:rPr>
+          <w:rFonts w:ascii="Times New Roman" w:hAnsi="Times New Roman"/>
           <w:b/>
+          <w:sz w:val="24"/>
         </w:rPr>
       </w:pPr>
       <w:r>
         <w:rPr>
+          <w:rFonts w:ascii="Times New Roman" w:hAnsi="Times New Roman"/>
           <w:b/>
+          <w:sz w:val="24"/>
         </w:rPr>
         <w:t>Declaration</w:t>
       </w:r>
@@ -1226,64 +1262,29 @@
         <w:ind w:left="360"/>
         <w:jc w:val="both"/>
         <w:rPr>
-          <w:sz w:val="20"/>
-          <w:szCs w:val="20"/>
+          <w:rFonts w:ascii="Times New Roman" w:hAnsi="Times New Roman" w:cs="Times New Roman"/>
+          <w:sz w:val="24"/>
         </w:rPr>
       </w:pPr>
       <w:r>
         <w:rPr>
-          <w:sz w:val="20"/>
-          <w:szCs w:val="20"/>
+          <w:rFonts w:ascii="Times New Roman" w:hAnsi="Times New Roman" w:cs="Times New Roman"/>
+          <w:sz w:val="24"/>
         </w:rPr>
-        <w:t xml:space="preserve">I/We have read and understood the </w:t>
+        <w:t xml:space="preserve">I/We have read and understood the Programme Handbook that explains on </w:t>
       </w:r>
       <w:r>
         <w:rPr>
-          <w:sz w:val="20"/>
-          <w:szCs w:val="20"/>
-        </w:rPr>
-        <w:t xml:space="preserve">Programme Handbook </w:t>
-      </w:r>
-      <w:r>
-        <w:rPr>
-          <w:sz w:val="20"/>
-          <w:szCs w:val="20"/>
-        </w:rPr>
-        <w:t>that explain</w:t>
-      </w:r>
-      <w:r>
-        <w:rPr>
-          <w:sz w:val="20"/>
-          <w:szCs w:val="20"/>
-        </w:rPr>
-        <w:t>s</w:t>
-      </w:r>
-      <w:r>
-        <w:rPr>
-          <w:sz w:val="20"/>
-          <w:szCs w:val="20"/>
-        </w:rPr>
-        <w:t xml:space="preserve"> </w:t>
-      </w:r>
-      <w:r>
-        <w:rPr>
-          <w:sz w:val="20"/>
-          <w:szCs w:val="20"/>
-        </w:rPr>
-        <w:t xml:space="preserve">on </w:t>
-      </w:r>
-      <w:r>
-        <w:rPr>
+          <w:rFonts w:ascii="Times New Roman" w:hAnsi="Times New Roman" w:cs="Times New Roman"/>
           <w:b/>
-          <w:sz w:val="20"/>
-          <w:szCs w:val="20"/>
+          <w:sz w:val="24"/>
         </w:rPr>
         <w:t>plagiarism</w:t>
       </w:r>
       <w:r>
         <w:rPr>
-          <w:sz w:val="20"/>
-          <w:szCs w:val="20"/>
+          <w:rFonts w:ascii="Times New Roman" w:hAnsi="Times New Roman" w:cs="Times New Roman"/>
+          <w:sz w:val="24"/>
         </w:rPr>
         <w:t>, and I/we testify that, unless otherwise acknowledged, the work submitted herein is entirely my/our own.</w:t>
       </w:r>
@@ -1303,14 +1304,14 @@
         <w:ind w:left="360"/>
         <w:jc w:val="both"/>
         <w:rPr>
-          <w:sz w:val="20"/>
-          <w:szCs w:val="20"/>
+          <w:rFonts w:ascii="Times New Roman" w:hAnsi="Times New Roman" w:cs="Times New Roman"/>
+          <w:sz w:val="24"/>
         </w:rPr>
       </w:pPr>
       <w:r>
         <w:rPr>
-          <w:sz w:val="20"/>
-          <w:szCs w:val="20"/>
+          <w:rFonts w:ascii="Times New Roman" w:hAnsi="Times New Roman" w:cs="Times New Roman"/>
+          <w:sz w:val="24"/>
         </w:rPr>
         <w:t>I/We declare that no part of this assignment has been written for me/us by any other person(s) except where such collaboration has been authorized by the lecturer concerned.</w:t>
       </w:r>
@@ -1330,14 +1331,14 @@
         <w:ind w:left="360"/>
         <w:jc w:val="both"/>
         <w:rPr>
-          <w:sz w:val="20"/>
-          <w:szCs w:val="20"/>
+          <w:rFonts w:ascii="Times New Roman" w:hAnsi="Times New Roman" w:cs="Times New Roman"/>
+          <w:sz w:val="24"/>
         </w:rPr>
       </w:pPr>
       <w:r>
         <w:rPr>
-          <w:sz w:val="20"/>
-          <w:szCs w:val="20"/>
+          <w:rFonts w:ascii="Times New Roman" w:hAnsi="Times New Roman" w:cs="Times New Roman"/>
+          <w:sz w:val="24"/>
         </w:rPr>
         <w:t>I/We authorize the University to test any work submitted by me/us, using text comparison software, for instances of plagiarism. I/We understand this will involve the University or its contractors copying my/our work and storing it on a database to be used in future to test work submitted by others.</w:t>
       </w:r>
@@ -1353,31 +1354,24 @@
         <w:ind w:left="810" w:hanging="810"/>
         <w:jc w:val="both"/>
         <w:rPr>
-          <w:sz w:val="20"/>
-          <w:szCs w:val="20"/>
+          <w:rFonts w:ascii="Times New Roman" w:hAnsi="Times New Roman"/>
+          <w:sz w:val="24"/>
         </w:rPr>
       </w:pPr>
       <w:r>
         <w:rPr>
-          <w:sz w:val="20"/>
-          <w:szCs w:val="20"/>
+          <w:rFonts w:ascii="Times New Roman" w:hAnsi="Times New Roman"/>
+          <w:sz w:val="24"/>
         </w:rPr>
         <w:t>Note:</w:t>
       </w:r>
       <w:r>
         <w:rPr>
-          <w:sz w:val="20"/>
-          <w:szCs w:val="20"/>
+          <w:rFonts w:ascii="Times New Roman" w:hAnsi="Times New Roman"/>
+          <w:sz w:val="24"/>
         </w:rPr>
         <w:tab/>
-        <w:t xml:space="preserve">1) </w:t>
-      </w:r>
-      <w:r>
-        <w:rPr>
-          <w:sz w:val="20"/>
-          <w:szCs w:val="20"/>
-        </w:rPr>
-        <w:t>The attachment of this statement on any electronically submitted assignments will be deemed to have the same authority as a signed statement.</w:t>
+        <w:t>1) The attachment of this statement on any electronically submitted assignments will be deemed to have the same authority as a signed statement.</w:t>
       </w:r>
     </w:p>
     <w:p>
@@ -1391,14 +1385,14 @@
         <w:ind w:left="810" w:hanging="810"/>
         <w:jc w:val="both"/>
         <w:rPr>
-          <w:sz w:val="20"/>
-          <w:szCs w:val="20"/>
+          <w:rFonts w:ascii="Times New Roman" w:hAnsi="Times New Roman"/>
+          <w:sz w:val="24"/>
         </w:rPr>
       </w:pPr>
       <w:r>
         <w:rPr>
-          <w:sz w:val="20"/>
-          <w:szCs w:val="20"/>
+          <w:rFonts w:ascii="Times New Roman" w:hAnsi="Times New Roman"/>
+          <w:sz w:val="24"/>
         </w:rPr>
         <w:tab/>
         <w:t>2) The Group Leader signs the declaration on behalf of all members.</w:t>
@@ -1429,20 +1423,17 @@
           <w:p>
             <w:pPr>
               <w:rPr>
-                <w:szCs w:val="22"/>
-              </w:rPr>
-            </w:pPr>
-            <w:r>
-              <w:rPr>
-                <w:szCs w:val="22"/>
-              </w:rPr>
-              <w:t>Signature</w:t>
-            </w:r>
-            <w:r>
-              <w:rPr>
-                <w:szCs w:val="22"/>
-              </w:rPr>
-              <w:t xml:space="preserve">: Sujina Tuladhar </w:t>
+                <w:rFonts w:ascii="Times New Roman" w:hAnsi="Times New Roman"/>
+                <w:sz w:val="24"/>
+              </w:rPr>
+            </w:pPr>
+            <w:r>
+              <w:rPr>
+                <w:rFonts w:ascii="Times New Roman" w:hAnsi="Times New Roman"/>
+                <w:sz w:val="24"/>
+              </w:rPr>
+              <w:lastRenderedPageBreak/>
+              <w:t xml:space="preserve">Signature: Sujina Tuladhar </w:t>
             </w:r>
           </w:p>
         </w:tc>
@@ -1454,43 +1445,43 @@
           <w:p>
             <w:pPr>
               <w:rPr>
-                <w:szCs w:val="22"/>
-              </w:rPr>
-            </w:pPr>
-            <w:r>
-              <w:rPr>
-                <w:szCs w:val="22"/>
-              </w:rPr>
-              <w:t>Date</w:t>
-            </w:r>
-            <w:r>
-              <w:rPr>
-                <w:szCs w:val="22"/>
-              </w:rPr>
-              <w:t xml:space="preserve">: </w:t>
-            </w:r>
-            <w:r>
-              <w:rPr>
-                <w:szCs w:val="22"/>
+                <w:rFonts w:ascii="Times New Roman" w:hAnsi="Times New Roman"/>
+                <w:sz w:val="24"/>
+              </w:rPr>
+            </w:pPr>
+            <w:r>
+              <w:rPr>
+                <w:rFonts w:ascii="Times New Roman" w:hAnsi="Times New Roman"/>
+                <w:sz w:val="24"/>
+              </w:rPr>
+              <w:t xml:space="preserve">Date: </w:t>
+            </w:r>
+            <w:r>
+              <w:rPr>
+                <w:rFonts w:ascii="Times New Roman" w:hAnsi="Times New Roman"/>
+                <w:sz w:val="24"/>
               </w:rPr>
               <w:t>26</w:t>
             </w:r>
             <w:r>
               <w:rPr>
-                <w:szCs w:val="22"/>
+                <w:rFonts w:ascii="Times New Roman" w:hAnsi="Times New Roman"/>
+                <w:sz w:val="24"/>
                 <w:vertAlign w:val="superscript"/>
               </w:rPr>
               <w:t>th</w:t>
             </w:r>
             <w:r>
               <w:rPr>
-                <w:szCs w:val="22"/>
+                <w:rFonts w:ascii="Times New Roman" w:hAnsi="Times New Roman"/>
+                <w:sz w:val="24"/>
               </w:rPr>
               <w:t xml:space="preserve"> </w:t>
             </w:r>
             <w:r>
               <w:rPr>
-                <w:szCs w:val="22"/>
+                <w:rFonts w:ascii="Times New Roman" w:hAnsi="Times New Roman"/>
+                <w:sz w:val="24"/>
               </w:rPr>
               <w:t xml:space="preserve"> June 2026</w:t>
             </w:r>
@@ -1512,12 +1503,14 @@
           <w:p>
             <w:pPr>
               <w:rPr>
-                <w:szCs w:val="22"/>
-              </w:rPr>
-            </w:pPr>
-            <w:r>
-              <w:rPr>
-                <w:szCs w:val="22"/>
+                <w:rFonts w:ascii="Times New Roman" w:hAnsi="Times New Roman"/>
+                <w:sz w:val="24"/>
+              </w:rPr>
+            </w:pPr>
+            <w:r>
+              <w:rPr>
+                <w:rFonts w:ascii="Times New Roman" w:hAnsi="Times New Roman"/>
+                <w:sz w:val="24"/>
               </w:rPr>
               <w:t>E-mail: sujina.tuladhar23@midvalley.edu.np</w:t>
             </w:r>
@@ -1534,7 +1527,8 @@
           <w:p>
             <w:pPr>
               <w:rPr>
-                <w:szCs w:val="22"/>
+                <w:rFonts w:ascii="Times New Roman" w:hAnsi="Times New Roman"/>
+                <w:sz w:val="24"/>
               </w:rPr>
             </w:pPr>
           </w:p>
@@ -1564,24 +1558,18 @@
             <w:pPr>
               <w:jc w:val="center"/>
               <w:rPr>
+                <w:rFonts w:ascii="Times New Roman" w:hAnsi="Times New Roman"/>
                 <w:b/>
-                <w:szCs w:val="22"/>
-              </w:rPr>
-            </w:pPr>
-            <w:r>
-              <w:rPr>
+                <w:sz w:val="24"/>
+              </w:rPr>
+            </w:pPr>
+            <w:r>
+              <w:rPr>
+                <w:rFonts w:ascii="Times New Roman" w:hAnsi="Times New Roman"/>
                 <w:b/>
-                <w:szCs w:val="22"/>
-              </w:rPr>
-              <w:lastRenderedPageBreak/>
-              <w:t>Feedback/Comments</w:t>
-            </w:r>
-            <w:r>
-              <w:rPr>
-                <w:b/>
-                <w:szCs w:val="22"/>
-              </w:rPr>
-              <w:t>*</w:t>
+                <w:sz w:val="24"/>
+              </w:rPr>
+              <w:t>Feedback/Comments*</w:t>
             </w:r>
           </w:p>
         </w:tc>
@@ -1595,23 +1583,18 @@
           <w:p>
             <w:pPr>
               <w:rPr>
+                <w:rFonts w:ascii="Times New Roman" w:hAnsi="Times New Roman"/>
                 <w:b/>
-                <w:szCs w:val="22"/>
-              </w:rPr>
-            </w:pPr>
-            <w:r>
-              <w:rPr>
+                <w:sz w:val="24"/>
+              </w:rPr>
+            </w:pPr>
+            <w:r>
+              <w:rPr>
+                <w:rFonts w:ascii="Times New Roman" w:hAnsi="Times New Roman"/>
                 <w:b/>
-                <w:szCs w:val="22"/>
-              </w:rPr>
-              <w:t>Main Strength</w:t>
-            </w:r>
-            <w:r>
-              <w:rPr>
-                <w:b/>
-                <w:szCs w:val="22"/>
-              </w:rPr>
-              <w:t>s</w:t>
+                <w:sz w:val="24"/>
+              </w:rPr>
+              <w:t>Main Strengths</w:t>
             </w:r>
           </w:p>
         </w:tc>
@@ -1625,7 +1608,14 @@
             <w:tcW w:w="9016" w:type="dxa"/>
             <w:vAlign w:val="center"/>
           </w:tcPr>
-          <w:p/>
+          <w:p>
+            <w:pPr>
+              <w:rPr>
+                <w:rFonts w:ascii="Times New Roman" w:hAnsi="Times New Roman"/>
+                <w:sz w:val="24"/>
+              </w:rPr>
+            </w:pPr>
+          </w:p>
         </w:tc>
       </w:tr>
       <w:tr>
@@ -1637,7 +1627,14 @@
             <w:tcW w:w="9016" w:type="dxa"/>
             <w:vAlign w:val="center"/>
           </w:tcPr>
-          <w:p/>
+          <w:p>
+            <w:pPr>
+              <w:rPr>
+                <w:rFonts w:ascii="Times New Roman" w:hAnsi="Times New Roman"/>
+                <w:sz w:val="24"/>
+              </w:rPr>
+            </w:pPr>
+          </w:p>
         </w:tc>
       </w:tr>
       <w:tr>
@@ -1649,7 +1646,14 @@
             <w:tcW w:w="9016" w:type="dxa"/>
             <w:vAlign w:val="center"/>
           </w:tcPr>
-          <w:p/>
+          <w:p>
+            <w:pPr>
+              <w:rPr>
+                <w:rFonts w:ascii="Times New Roman" w:hAnsi="Times New Roman"/>
+                <w:sz w:val="24"/>
+              </w:rPr>
+            </w:pPr>
+          </w:p>
         </w:tc>
       </w:tr>
       <w:tr>
@@ -1661,7 +1665,14 @@
             <w:tcW w:w="9016" w:type="dxa"/>
             <w:vAlign w:val="center"/>
           </w:tcPr>
-          <w:p/>
+          <w:p>
+            <w:pPr>
+              <w:rPr>
+                <w:rFonts w:ascii="Times New Roman" w:hAnsi="Times New Roman"/>
+                <w:sz w:val="24"/>
+              </w:rPr>
+            </w:pPr>
+          </w:p>
         </w:tc>
       </w:tr>
       <w:tr>
@@ -1673,7 +1684,14 @@
             <w:tcW w:w="9016" w:type="dxa"/>
             <w:vAlign w:val="center"/>
           </w:tcPr>
-          <w:p/>
+          <w:p>
+            <w:pPr>
+              <w:rPr>
+                <w:rFonts w:ascii="Times New Roman" w:hAnsi="Times New Roman"/>
+                <w:sz w:val="24"/>
+              </w:rPr>
+            </w:pPr>
+          </w:p>
         </w:tc>
       </w:tr>
       <w:tr>
@@ -1685,7 +1703,14 @@
             <w:tcW w:w="9016" w:type="dxa"/>
             <w:vAlign w:val="center"/>
           </w:tcPr>
-          <w:p/>
+          <w:p>
+            <w:pPr>
+              <w:rPr>
+                <w:rFonts w:ascii="Times New Roman" w:hAnsi="Times New Roman"/>
+                <w:sz w:val="24"/>
+              </w:rPr>
+            </w:pPr>
+          </w:p>
         </w:tc>
       </w:tr>
       <w:tr>
@@ -1700,7 +1725,14 @@
             </w:tcBorders>
             <w:vAlign w:val="center"/>
           </w:tcPr>
-          <w:p/>
+          <w:p>
+            <w:pPr>
+              <w:rPr>
+                <w:rFonts w:ascii="Times New Roman" w:hAnsi="Times New Roman"/>
+                <w:sz w:val="24"/>
+              </w:rPr>
+            </w:pPr>
+          </w:p>
         </w:tc>
       </w:tr>
       <w:tr>
@@ -1712,23 +1744,18 @@
           <w:p>
             <w:pPr>
               <w:rPr>
+                <w:rFonts w:ascii="Times New Roman" w:hAnsi="Times New Roman"/>
                 <w:b/>
-                <w:szCs w:val="22"/>
-              </w:rPr>
-            </w:pPr>
-            <w:r>
-              <w:rPr>
+                <w:sz w:val="24"/>
+              </w:rPr>
+            </w:pPr>
+            <w:r>
+              <w:rPr>
+                <w:rFonts w:ascii="Times New Roman" w:hAnsi="Times New Roman"/>
                 <w:b/>
-                <w:szCs w:val="22"/>
-              </w:rPr>
-              <w:t>Main Weakness</w:t>
-            </w:r>
-            <w:r>
-              <w:rPr>
-                <w:b/>
-                <w:szCs w:val="22"/>
-              </w:rPr>
-              <w:t>es</w:t>
+                <w:sz w:val="24"/>
+              </w:rPr>
+              <w:t>Main Weaknesses</w:t>
             </w:r>
           </w:p>
         </w:tc>
@@ -1742,7 +1769,14 @@
             <w:tcW w:w="9016" w:type="dxa"/>
             <w:vAlign w:val="center"/>
           </w:tcPr>
-          <w:p/>
+          <w:p>
+            <w:pPr>
+              <w:rPr>
+                <w:rFonts w:ascii="Times New Roman" w:hAnsi="Times New Roman"/>
+                <w:sz w:val="24"/>
+              </w:rPr>
+            </w:pPr>
+          </w:p>
         </w:tc>
       </w:tr>
       <w:tr>
@@ -1754,7 +1788,14 @@
             <w:tcW w:w="9016" w:type="dxa"/>
             <w:vAlign w:val="center"/>
           </w:tcPr>
-          <w:p/>
+          <w:p>
+            <w:pPr>
+              <w:rPr>
+                <w:rFonts w:ascii="Times New Roman" w:hAnsi="Times New Roman"/>
+                <w:sz w:val="24"/>
+              </w:rPr>
+            </w:pPr>
+          </w:p>
         </w:tc>
       </w:tr>
       <w:tr>
@@ -1766,7 +1807,14 @@
             <w:tcW w:w="9016" w:type="dxa"/>
             <w:vAlign w:val="center"/>
           </w:tcPr>
-          <w:p/>
+          <w:p>
+            <w:pPr>
+              <w:rPr>
+                <w:rFonts w:ascii="Times New Roman" w:hAnsi="Times New Roman"/>
+                <w:sz w:val="24"/>
+              </w:rPr>
+            </w:pPr>
+          </w:p>
         </w:tc>
       </w:tr>
       <w:tr>
@@ -1778,7 +1826,14 @@
             <w:tcW w:w="9016" w:type="dxa"/>
             <w:vAlign w:val="center"/>
           </w:tcPr>
-          <w:p/>
+          <w:p>
+            <w:pPr>
+              <w:rPr>
+                <w:rFonts w:ascii="Times New Roman" w:hAnsi="Times New Roman"/>
+                <w:sz w:val="24"/>
+              </w:rPr>
+            </w:pPr>
+          </w:p>
         </w:tc>
       </w:tr>
       <w:tr>
@@ -1790,7 +1845,14 @@
             <w:tcW w:w="9016" w:type="dxa"/>
             <w:vAlign w:val="center"/>
           </w:tcPr>
-          <w:p/>
+          <w:p>
+            <w:pPr>
+              <w:rPr>
+                <w:rFonts w:ascii="Times New Roman" w:hAnsi="Times New Roman"/>
+                <w:sz w:val="24"/>
+              </w:rPr>
+            </w:pPr>
+          </w:p>
         </w:tc>
       </w:tr>
       <w:tr>
@@ -1802,7 +1864,14 @@
             <w:tcW w:w="9016" w:type="dxa"/>
             <w:vAlign w:val="center"/>
           </w:tcPr>
-          <w:p/>
+          <w:p>
+            <w:pPr>
+              <w:rPr>
+                <w:rFonts w:ascii="Times New Roman" w:hAnsi="Times New Roman"/>
+                <w:sz w:val="24"/>
+              </w:rPr>
+            </w:pPr>
+          </w:p>
         </w:tc>
       </w:tr>
       <w:tr>
@@ -1814,30 +1883,18 @@
           <w:p>
             <w:pPr>
               <w:rPr>
+                <w:rFonts w:ascii="Times New Roman" w:hAnsi="Times New Roman"/>
                 <w:b/>
-                <w:szCs w:val="22"/>
-              </w:rPr>
-            </w:pPr>
-            <w:r>
-              <w:rPr>
+                <w:sz w:val="24"/>
+              </w:rPr>
+            </w:pPr>
+            <w:r>
+              <w:rPr>
+                <w:rFonts w:ascii="Times New Roman" w:hAnsi="Times New Roman"/>
                 <w:b/>
-                <w:szCs w:val="22"/>
-              </w:rPr>
-              <w:t>Suggestion</w:t>
-            </w:r>
-            <w:r>
-              <w:rPr>
-                <w:b/>
-                <w:szCs w:val="22"/>
-              </w:rPr>
-              <w:t>s</w:t>
-            </w:r>
-            <w:r>
-              <w:rPr>
-                <w:b/>
-                <w:szCs w:val="22"/>
-              </w:rPr>
-              <w:t xml:space="preserve"> for improvement</w:t>
+                <w:sz w:val="24"/>
+              </w:rPr>
+              <w:t>Suggestions for improvement</w:t>
             </w:r>
           </w:p>
         </w:tc>
@@ -1851,7 +1908,14 @@
             <w:tcW w:w="9016" w:type="dxa"/>
             <w:vAlign w:val="center"/>
           </w:tcPr>
-          <w:p/>
+          <w:p>
+            <w:pPr>
+              <w:rPr>
+                <w:rFonts w:ascii="Times New Roman" w:hAnsi="Times New Roman"/>
+                <w:sz w:val="24"/>
+              </w:rPr>
+            </w:pPr>
+          </w:p>
         </w:tc>
       </w:tr>
       <w:tr>
@@ -1863,7 +1927,14 @@
             <w:tcW w:w="9016" w:type="dxa"/>
             <w:vAlign w:val="center"/>
           </w:tcPr>
-          <w:p/>
+          <w:p>
+            <w:pPr>
+              <w:rPr>
+                <w:rFonts w:ascii="Times New Roman" w:hAnsi="Times New Roman"/>
+                <w:sz w:val="24"/>
+              </w:rPr>
+            </w:pPr>
+          </w:p>
         </w:tc>
       </w:tr>
       <w:tr>
@@ -1875,7 +1946,14 @@
             <w:tcW w:w="9016" w:type="dxa"/>
             <w:vAlign w:val="center"/>
           </w:tcPr>
-          <w:p/>
+          <w:p>
+            <w:pPr>
+              <w:rPr>
+                <w:rFonts w:ascii="Times New Roman" w:hAnsi="Times New Roman"/>
+                <w:sz w:val="24"/>
+              </w:rPr>
+            </w:pPr>
+          </w:p>
         </w:tc>
       </w:tr>
       <w:tr>
@@ -1887,7 +1965,14 @@
             <w:tcW w:w="9016" w:type="dxa"/>
             <w:vAlign w:val="center"/>
           </w:tcPr>
-          <w:p/>
+          <w:p>
+            <w:pPr>
+              <w:rPr>
+                <w:rFonts w:ascii="Times New Roman" w:hAnsi="Times New Roman"/>
+                <w:sz w:val="24"/>
+              </w:rPr>
+            </w:pPr>
+          </w:p>
         </w:tc>
       </w:tr>
       <w:tr>
@@ -1899,7 +1984,14 @@
             <w:tcW w:w="9016" w:type="dxa"/>
             <w:vAlign w:val="center"/>
           </w:tcPr>
-          <w:p/>
+          <w:p>
+            <w:pPr>
+              <w:rPr>
+                <w:rFonts w:ascii="Times New Roman" w:hAnsi="Times New Roman"/>
+                <w:sz w:val="24"/>
+              </w:rPr>
+            </w:pPr>
+          </w:p>
         </w:tc>
       </w:tr>
       <w:tr>
@@ -1911,7 +2003,14 @@
             <w:tcW w:w="9016" w:type="dxa"/>
             <w:vAlign w:val="center"/>
           </w:tcPr>
-          <w:p/>
+          <w:p>
+            <w:pPr>
+              <w:rPr>
+                <w:rFonts w:ascii="Times New Roman" w:hAnsi="Times New Roman"/>
+                <w:sz w:val="24"/>
+              </w:rPr>
+            </w:pPr>
+          </w:p>
         </w:tc>
       </w:tr>
     </w:tbl>
@@ -1921,8 +2020,8 @@
           <w:tab w:val="left" w:pos="6480"/>
         </w:tabs>
         <w:rPr>
-          <w:sz w:val="16"/>
-          <w:szCs w:val="16"/>
+          <w:rFonts w:ascii="Times New Roman" w:hAnsi="Times New Roman"/>
+          <w:sz w:val="24"/>
         </w:rPr>
       </w:pPr>
     </w:p>
@@ -1933,8 +2032,8 @@
         <w:tblLook w:val="04A0" w:firstRow="1" w:lastRow="0" w:firstColumn="1" w:lastColumn="0" w:noHBand="0" w:noVBand="1"/>
       </w:tblPr>
       <w:tblGrid>
-        <w:gridCol w:w="4298"/>
-        <w:gridCol w:w="4718"/>
+        <w:gridCol w:w="4300"/>
+        <w:gridCol w:w="4716"/>
       </w:tblGrid>
       <w:tr>
         <w:tc>
@@ -1948,8 +2047,9 @@
           <w:p>
             <w:pPr>
               <w:rPr>
+                <w:rFonts w:ascii="Times New Roman" w:hAnsi="Times New Roman"/>
                 <w:b/>
-                <w:szCs w:val="22"/>
+                <w:sz w:val="24"/>
               </w:rPr>
             </w:pPr>
           </w:p>
@@ -1962,23 +2062,18 @@
           <w:p>
             <w:pPr>
               <w:rPr>
+                <w:rFonts w:ascii="Times New Roman" w:hAnsi="Times New Roman"/>
                 <w:b/>
-                <w:szCs w:val="22"/>
-              </w:rPr>
-            </w:pPr>
-            <w:r>
-              <w:rPr>
+                <w:sz w:val="24"/>
+              </w:rPr>
+            </w:pPr>
+            <w:r>
+              <w:rPr>
+                <w:rFonts w:ascii="Times New Roman" w:hAnsi="Times New Roman"/>
                 <w:b/>
-                <w:szCs w:val="22"/>
-              </w:rPr>
-              <w:t>Student a</w:t>
-            </w:r>
-            <w:r>
-              <w:rPr>
-                <w:b/>
-                <w:szCs w:val="22"/>
-              </w:rPr>
-              <w:t>cknowledge feedback/comments</w:t>
+                <w:sz w:val="24"/>
+              </w:rPr>
+              <w:t>Student acknowledge feedback/comments</w:t>
             </w:r>
           </w:p>
         </w:tc>
@@ -1995,13 +2090,27 @@
               <w:bottom w:val="nil"/>
             </w:tcBorders>
           </w:tcPr>
-          <w:p/>
+          <w:p>
+            <w:pPr>
+              <w:rPr>
+                <w:rFonts w:ascii="Times New Roman" w:hAnsi="Times New Roman"/>
+                <w:sz w:val="24"/>
+              </w:rPr>
+            </w:pPr>
+          </w:p>
         </w:tc>
         <w:tc>
           <w:tcPr>
             <w:tcW w:w="4815" w:type="dxa"/>
           </w:tcPr>
-          <w:p/>
+          <w:p>
+            <w:pPr>
+              <w:rPr>
+                <w:rFonts w:ascii="Times New Roman" w:hAnsi="Times New Roman"/>
+                <w:sz w:val="24"/>
+              </w:rPr>
+            </w:pPr>
+          </w:p>
         </w:tc>
       </w:tr>
       <w:tr>
@@ -2019,20 +2128,16 @@
           <w:p>
             <w:pPr>
               <w:rPr>
-                <w:szCs w:val="22"/>
-              </w:rPr>
-            </w:pPr>
-            <w:r>
-              <w:rPr>
-                <w:szCs w:val="22"/>
-              </w:rPr>
-              <w:t>Grader</w:t>
-            </w:r>
-            <w:r>
-              <w:rPr>
-                <w:szCs w:val="22"/>
-              </w:rPr>
-              <w:t>’s signature</w:t>
+                <w:rFonts w:ascii="Times New Roman" w:hAnsi="Times New Roman"/>
+                <w:sz w:val="24"/>
+              </w:rPr>
+            </w:pPr>
+            <w:r>
+              <w:rPr>
+                <w:rFonts w:ascii="Times New Roman" w:hAnsi="Times New Roman"/>
+                <w:sz w:val="24"/>
+              </w:rPr>
+              <w:t>Grader’s signature</w:t>
             </w:r>
           </w:p>
         </w:tc>
@@ -2044,20 +2149,16 @@
           <w:p>
             <w:pPr>
               <w:rPr>
-                <w:szCs w:val="22"/>
-              </w:rPr>
-            </w:pPr>
-            <w:r>
-              <w:rPr>
-                <w:szCs w:val="22"/>
-              </w:rPr>
-              <w:t>Student’s signature</w:t>
-            </w:r>
-            <w:r>
-              <w:rPr>
-                <w:szCs w:val="22"/>
-              </w:rPr>
-              <w:t>:</w:t>
+                <w:rFonts w:ascii="Times New Roman" w:hAnsi="Times New Roman"/>
+                <w:sz w:val="24"/>
+              </w:rPr>
+            </w:pPr>
+            <w:r>
+              <w:rPr>
+                <w:rFonts w:ascii="Times New Roman" w:hAnsi="Times New Roman"/>
+                <w:sz w:val="24"/>
+              </w:rPr>
+              <w:t>Student’s signature:</w:t>
             </w:r>
           </w:p>
         </w:tc>
@@ -2074,20 +2175,16 @@
           <w:p>
             <w:pPr>
               <w:rPr>
-                <w:szCs w:val="22"/>
-              </w:rPr>
-            </w:pPr>
-            <w:r>
-              <w:rPr>
-                <w:szCs w:val="22"/>
-              </w:rPr>
-              <w:t>Date</w:t>
-            </w:r>
-            <w:r>
-              <w:rPr>
-                <w:szCs w:val="22"/>
-              </w:rPr>
-              <w:t>:</w:t>
+                <w:rFonts w:ascii="Times New Roman" w:hAnsi="Times New Roman"/>
+                <w:sz w:val="24"/>
+              </w:rPr>
+            </w:pPr>
+            <w:r>
+              <w:rPr>
+                <w:rFonts w:ascii="Times New Roman" w:hAnsi="Times New Roman"/>
+                <w:sz w:val="24"/>
+              </w:rPr>
+              <w:t>Date:</w:t>
             </w:r>
           </w:p>
         </w:tc>
@@ -2099,20 +2196,16 @@
           <w:p>
             <w:pPr>
               <w:rPr>
-                <w:szCs w:val="22"/>
-              </w:rPr>
-            </w:pPr>
-            <w:r>
-              <w:rPr>
-                <w:szCs w:val="22"/>
-              </w:rPr>
-              <w:t>Date</w:t>
-            </w:r>
-            <w:r>
-              <w:rPr>
-                <w:szCs w:val="22"/>
-              </w:rPr>
-              <w:t>:</w:t>
+                <w:rFonts w:ascii="Times New Roman" w:hAnsi="Times New Roman"/>
+                <w:sz w:val="24"/>
+              </w:rPr>
+            </w:pPr>
+            <w:r>
+              <w:rPr>
+                <w:rFonts w:ascii="Times New Roman" w:hAnsi="Times New Roman"/>
+                <w:sz w:val="24"/>
+              </w:rPr>
+              <w:t>Date:</w:t>
             </w:r>
           </w:p>
         </w:tc>
@@ -2124,14 +2217,14 @@
           <w:tab w:val="left" w:pos="6480"/>
         </w:tabs>
         <w:rPr>
-          <w:sz w:val="16"/>
-          <w:szCs w:val="16"/>
+          <w:rFonts w:ascii="Times New Roman" w:hAnsi="Times New Roman"/>
+          <w:sz w:val="24"/>
         </w:rPr>
       </w:pPr>
       <w:r>
         <w:rPr>
-          <w:sz w:val="16"/>
-          <w:szCs w:val="16"/>
+          <w:rFonts w:ascii="Times New Roman" w:hAnsi="Times New Roman"/>
+          <w:sz w:val="24"/>
         </w:rPr>
         <w:t>Note:</w:t>
       </w:r>
@@ -2149,15 +2242,16 @@
         <w:spacing w:after="0" w:line="240" w:lineRule="auto"/>
         <w:ind w:left="360"/>
         <w:rPr>
-          <w:sz w:val="18"/>
-          <w:szCs w:val="18"/>
+          <w:rFonts w:ascii="Times New Roman" w:hAnsi="Times New Roman" w:cs="Times New Roman"/>
+          <w:sz w:val="24"/>
         </w:rPr>
       </w:pPr>
       <w:r>
         <w:rPr>
-          <w:sz w:val="18"/>
-          <w:szCs w:val="18"/>
+          <w:rFonts w:ascii="Times New Roman" w:hAnsi="Times New Roman" w:cs="Times New Roman"/>
+          <w:sz w:val="24"/>
         </w:rPr>
+        <w:lastRenderedPageBreak/>
         <w:t>A soft and hard copy of the assignment shall be submitted.</w:t>
       </w:r>
     </w:p>
@@ -2174,14 +2268,14 @@
         <w:spacing w:after="0" w:line="240" w:lineRule="auto"/>
         <w:ind w:left="360"/>
         <w:rPr>
-          <w:sz w:val="18"/>
-          <w:szCs w:val="18"/>
+          <w:rFonts w:ascii="Times New Roman" w:hAnsi="Times New Roman" w:cs="Times New Roman"/>
+          <w:sz w:val="24"/>
         </w:rPr>
       </w:pPr>
       <w:r>
         <w:rPr>
-          <w:sz w:val="18"/>
-          <w:szCs w:val="18"/>
+          <w:rFonts w:ascii="Times New Roman" w:hAnsi="Times New Roman" w:cs="Times New Roman"/>
+          <w:sz w:val="24"/>
         </w:rPr>
         <w:t>The signed copy of the assignment cover sheet shall be retained by the marker.</w:t>
       </w:r>
@@ -2199,29 +2293,29 @@
         <w:spacing w:after="0" w:line="240" w:lineRule="auto"/>
         <w:ind w:left="360"/>
         <w:rPr>
-          <w:sz w:val="18"/>
-          <w:szCs w:val="18"/>
+          <w:rFonts w:ascii="Times New Roman" w:hAnsi="Times New Roman" w:cs="Times New Roman"/>
+          <w:sz w:val="24"/>
         </w:rPr>
       </w:pPr>
       <w:r>
         <w:rPr>
-          <w:sz w:val="18"/>
-          <w:szCs w:val="18"/>
+          <w:rFonts w:ascii="Times New Roman" w:hAnsi="Times New Roman" w:cs="Times New Roman"/>
+          <w:sz w:val="24"/>
         </w:rPr>
         <w:t xml:space="preserve">If the Turnitin report is required, students have to submit it with the assignment. However, departments may allow students up to </w:t>
       </w:r>
       <w:r>
         <w:rPr>
+          <w:rFonts w:ascii="Times New Roman" w:hAnsi="Times New Roman" w:cs="Times New Roman"/>
           <w:b/>
-          <w:sz w:val="18"/>
-          <w:szCs w:val="18"/>
+          <w:sz w:val="24"/>
         </w:rPr>
         <w:t>THREE</w:t>
       </w:r>
       <w:r>
         <w:rPr>
-          <w:sz w:val="18"/>
-          <w:szCs w:val="18"/>
+          <w:rFonts w:ascii="Times New Roman" w:hAnsi="Times New Roman" w:cs="Times New Roman"/>
+          <w:sz w:val="24"/>
         </w:rPr>
         <w:t xml:space="preserve"> (3) working days after submission of the assignment to submit the Turnitin report. The assignment shall only be marked upon the submission of the Turnitin report.</w:t>
       </w:r>
@@ -2234,8 +2328,8 @@
         </w:tabs>
         <w:ind w:left="360"/>
         <w:rPr>
-          <w:sz w:val="16"/>
-          <w:szCs w:val="16"/>
+          <w:rFonts w:ascii="Times New Roman" w:hAnsi="Times New Roman" w:cs="Times New Roman"/>
+          <w:sz w:val="24"/>
         </w:rPr>
       </w:pPr>
     </w:p>
@@ -2245,20 +2339,24 @@
           <w:tab w:val="left" w:pos="6480"/>
         </w:tabs>
         <w:rPr>
-          <w:sz w:val="18"/>
-          <w:szCs w:val="18"/>
+          <w:rFonts w:ascii="Times New Roman" w:hAnsi="Times New Roman"/>
+          <w:sz w:val="24"/>
         </w:rPr>
       </w:pPr>
       <w:r>
         <w:rPr>
-          <w:sz w:val="18"/>
-          <w:szCs w:val="18"/>
+          <w:rFonts w:ascii="Times New Roman" w:hAnsi="Times New Roman"/>
+          <w:sz w:val="24"/>
         </w:rPr>
         <w:t>*Use additional sheets if required.</w:t>
       </w:r>
     </w:p>
     <w:p>
       <w:pPr>
+        <w:rPr>
+          <w:rFonts w:ascii="Times New Roman" w:hAnsi="Times New Roman"/>
+          <w:sz w:val="24"/>
+        </w:rPr>
         <w:sectPr>
           <w:pgSz w:w="11906" w:h="16838"/>
           <w:pgMar w:top="1440" w:right="1440" w:bottom="1440" w:left="1440" w:header="708" w:footer="708" w:gutter="0"/>
@@ -2270,8 +2368,16 @@
     <w:p>
       <w:pPr>
         <w:jc w:val="center"/>
+        <w:rPr>
+          <w:rFonts w:ascii="Times New Roman" w:hAnsi="Times New Roman"/>
+          <w:sz w:val="24"/>
+        </w:rPr>
       </w:pPr>
       <w:r>
+        <w:rPr>
+          <w:rFonts w:ascii="Times New Roman" w:hAnsi="Times New Roman"/>
+          <w:sz w:val="24"/>
+        </w:rPr>
         <w:lastRenderedPageBreak/>
         <w:t>Task 2</w:t>
       </w:r>
@@ -2279,16 +2385,38 @@
     <w:p>
       <w:pPr>
         <w:jc w:val="center"/>
+        <w:rPr>
+          <w:rFonts w:ascii="Times New Roman" w:hAnsi="Times New Roman"/>
+          <w:sz w:val="24"/>
+        </w:rPr>
       </w:pPr>
       <w:r>
+        <w:rPr>
+          <w:rFonts w:ascii="Times New Roman" w:hAnsi="Times New Roman"/>
+          <w:sz w:val="24"/>
+        </w:rPr>
         <w:t>Smartpantry</w:t>
       </w:r>
       <w:r>
+        <w:rPr>
+          <w:rFonts w:ascii="Times New Roman" w:hAnsi="Times New Roman"/>
+          <w:sz w:val="24"/>
+        </w:rPr>
         <w:br w:type="page"/>
       </w:r>
     </w:p>
     <w:p>
+      <w:pPr>
+        <w:rPr>
+          <w:rFonts w:ascii="Times New Roman" w:hAnsi="Times New Roman"/>
+          <w:sz w:val="24"/>
+        </w:rPr>
+      </w:pPr>
       <w:r>
+        <w:rPr>
+          <w:rFonts w:ascii="Times New Roman" w:hAnsi="Times New Roman"/>
+          <w:sz w:val="24"/>
+        </w:rPr>
         <w:lastRenderedPageBreak/>
         <w:t>Part A : requirements Specification Documents</w:t>
       </w:r>
@@ -2300,18 +2428,46 @@
           <w:ilvl w:val="0"/>
           <w:numId w:val="1"/>
         </w:numPr>
+        <w:rPr>
+          <w:rFonts w:ascii="Times New Roman" w:hAnsi="Times New Roman" w:cs="Times New Roman"/>
+          <w:sz w:val="24"/>
+        </w:rPr>
       </w:pPr>
       <w:r>
+        <w:rPr>
+          <w:rFonts w:ascii="Times New Roman" w:hAnsi="Times New Roman" w:cs="Times New Roman"/>
+          <w:sz w:val="24"/>
+        </w:rPr>
         <w:t>Functional and Non Functional Requirements</w:t>
       </w:r>
     </w:p>
     <w:p>
+      <w:pPr>
+        <w:rPr>
+          <w:rFonts w:ascii="Times New Roman" w:hAnsi="Times New Roman"/>
+          <w:sz w:val="24"/>
+        </w:rPr>
+      </w:pPr>
       <w:r>
+        <w:rPr>
+          <w:rFonts w:ascii="Times New Roman" w:hAnsi="Times New Roman"/>
+          <w:sz w:val="24"/>
+        </w:rPr>
         <w:t>1.1Functional Requirements</w:t>
       </w:r>
     </w:p>
     <w:p>
+      <w:pPr>
+        <w:rPr>
+          <w:rFonts w:ascii="Times New Roman" w:hAnsi="Times New Roman"/>
+          <w:sz w:val="24"/>
+        </w:rPr>
+      </w:pPr>
       <w:r>
+        <w:rPr>
+          <w:rFonts w:ascii="Times New Roman" w:hAnsi="Times New Roman"/>
+          <w:sz w:val="24"/>
+        </w:rPr>
         <w:t>Functional requirements define the specific behaviors and functions the SmartPantry system must perform.</w:t>
       </w:r>
     </w:p>
@@ -2332,7 +2488,17 @@
             <w:tcW w:w="846" w:type="dxa"/>
           </w:tcPr>
           <w:p>
-            <w:r>
+            <w:pPr>
+              <w:rPr>
+                <w:rFonts w:ascii="Times New Roman" w:hAnsi="Times New Roman"/>
+                <w:sz w:val="24"/>
+              </w:rPr>
+            </w:pPr>
+            <w:r>
+              <w:rPr>
+                <w:rFonts w:ascii="Times New Roman" w:hAnsi="Times New Roman"/>
+                <w:sz w:val="24"/>
+              </w:rPr>
               <w:t>ID</w:t>
             </w:r>
           </w:p>
@@ -2342,7 +2508,17 @@
             <w:tcW w:w="3118" w:type="dxa"/>
           </w:tcPr>
           <w:p>
-            <w:r>
+            <w:pPr>
+              <w:rPr>
+                <w:rFonts w:ascii="Times New Roman" w:hAnsi="Times New Roman"/>
+                <w:sz w:val="24"/>
+              </w:rPr>
+            </w:pPr>
+            <w:r>
+              <w:rPr>
+                <w:rFonts w:ascii="Times New Roman" w:hAnsi="Times New Roman"/>
+                <w:sz w:val="24"/>
+              </w:rPr>
               <w:t>Requirement</w:t>
             </w:r>
           </w:p>
@@ -2352,7 +2528,17 @@
             <w:tcW w:w="5052" w:type="dxa"/>
           </w:tcPr>
           <w:p>
-            <w:r>
+            <w:pPr>
+              <w:rPr>
+                <w:rFonts w:ascii="Times New Roman" w:hAnsi="Times New Roman"/>
+                <w:sz w:val="24"/>
+              </w:rPr>
+            </w:pPr>
+            <w:r>
+              <w:rPr>
+                <w:rFonts w:ascii="Times New Roman" w:hAnsi="Times New Roman"/>
+                <w:sz w:val="24"/>
+              </w:rPr>
               <w:t>Description</w:t>
             </w:r>
           </w:p>
@@ -2364,7 +2550,17 @@
             <w:tcW w:w="846" w:type="dxa"/>
           </w:tcPr>
           <w:p>
-            <w:r>
+            <w:pPr>
+              <w:rPr>
+                <w:rFonts w:ascii="Times New Roman" w:hAnsi="Times New Roman"/>
+                <w:sz w:val="24"/>
+              </w:rPr>
+            </w:pPr>
+            <w:r>
+              <w:rPr>
+                <w:rFonts w:ascii="Times New Roman" w:hAnsi="Times New Roman"/>
+                <w:sz w:val="24"/>
+              </w:rPr>
               <w:t>FR1</w:t>
             </w:r>
           </w:p>
@@ -2374,7 +2570,17 @@
             <w:tcW w:w="3118" w:type="dxa"/>
           </w:tcPr>
           <w:p>
-            <w:r>
+            <w:pPr>
+              <w:rPr>
+                <w:rFonts w:ascii="Times New Roman" w:hAnsi="Times New Roman"/>
+                <w:sz w:val="24"/>
+              </w:rPr>
+            </w:pPr>
+            <w:r>
+              <w:rPr>
+                <w:rFonts w:ascii="Times New Roman" w:hAnsi="Times New Roman"/>
+                <w:sz w:val="24"/>
+              </w:rPr>
               <w:t>User Registration</w:t>
             </w:r>
           </w:p>
@@ -2384,7 +2590,17 @@
             <w:tcW w:w="5052" w:type="dxa"/>
           </w:tcPr>
           <w:p>
-            <w:r>
+            <w:pPr>
+              <w:rPr>
+                <w:rFonts w:ascii="Times New Roman" w:hAnsi="Times New Roman"/>
+                <w:sz w:val="24"/>
+              </w:rPr>
+            </w:pPr>
+            <w:r>
+              <w:rPr>
+                <w:rFonts w:ascii="Times New Roman" w:hAnsi="Times New Roman"/>
+                <w:sz w:val="24"/>
+              </w:rPr>
               <w:t>The system shall allow new users to register with full name, email, password, and household size.</w:t>
             </w:r>
           </w:p>
@@ -2396,7 +2612,17 @@
             <w:tcW w:w="846" w:type="dxa"/>
           </w:tcPr>
           <w:p>
-            <w:r>
+            <w:pPr>
+              <w:rPr>
+                <w:rFonts w:ascii="Times New Roman" w:hAnsi="Times New Roman"/>
+                <w:sz w:val="24"/>
+              </w:rPr>
+            </w:pPr>
+            <w:r>
+              <w:rPr>
+                <w:rFonts w:ascii="Times New Roman" w:hAnsi="Times New Roman"/>
+                <w:sz w:val="24"/>
+              </w:rPr>
               <w:t>FR2</w:t>
             </w:r>
           </w:p>
@@ -2406,7 +2632,17 @@
             <w:tcW w:w="3118" w:type="dxa"/>
           </w:tcPr>
           <w:p>
-            <w:r>
+            <w:pPr>
+              <w:rPr>
+                <w:rFonts w:ascii="Times New Roman" w:hAnsi="Times New Roman"/>
+                <w:sz w:val="24"/>
+              </w:rPr>
+            </w:pPr>
+            <w:r>
+              <w:rPr>
+                <w:rFonts w:ascii="Times New Roman" w:hAnsi="Times New Roman"/>
+                <w:sz w:val="24"/>
+              </w:rPr>
               <w:t>Email Verification</w:t>
             </w:r>
           </w:p>
@@ -2416,7 +2652,17 @@
             <w:tcW w:w="5052" w:type="dxa"/>
           </w:tcPr>
           <w:p>
-            <w:r>
+            <w:pPr>
+              <w:rPr>
+                <w:rFonts w:ascii="Times New Roman" w:hAnsi="Times New Roman"/>
+                <w:sz w:val="24"/>
+              </w:rPr>
+            </w:pPr>
+            <w:r>
+              <w:rPr>
+                <w:rFonts w:ascii="Times New Roman" w:hAnsi="Times New Roman"/>
+                <w:sz w:val="24"/>
+              </w:rPr>
               <w:t>The system shall send 6 digit verification code to the users email upon registration</w:t>
             </w:r>
           </w:p>
@@ -2428,7 +2674,17 @@
             <w:tcW w:w="846" w:type="dxa"/>
           </w:tcPr>
           <w:p>
-            <w:r>
+            <w:pPr>
+              <w:rPr>
+                <w:rFonts w:ascii="Times New Roman" w:hAnsi="Times New Roman"/>
+                <w:sz w:val="24"/>
+              </w:rPr>
+            </w:pPr>
+            <w:r>
+              <w:rPr>
+                <w:rFonts w:ascii="Times New Roman" w:hAnsi="Times New Roman"/>
+                <w:sz w:val="24"/>
+              </w:rPr>
               <w:t>FR3</w:t>
             </w:r>
           </w:p>
@@ -2438,7 +2694,17 @@
             <w:tcW w:w="3118" w:type="dxa"/>
           </w:tcPr>
           <w:p>
-            <w:r>
+            <w:pPr>
+              <w:rPr>
+                <w:rFonts w:ascii="Times New Roman" w:hAnsi="Times New Roman"/>
+                <w:sz w:val="24"/>
+              </w:rPr>
+            </w:pPr>
+            <w:r>
+              <w:rPr>
+                <w:rFonts w:ascii="Times New Roman" w:hAnsi="Times New Roman"/>
+                <w:sz w:val="24"/>
+              </w:rPr>
               <w:t>Two factor authentication</w:t>
             </w:r>
           </w:p>
@@ -2448,7 +2714,17 @@
             <w:tcW w:w="5052" w:type="dxa"/>
           </w:tcPr>
           <w:p>
-            <w:r>
+            <w:pPr>
+              <w:rPr>
+                <w:rFonts w:ascii="Times New Roman" w:hAnsi="Times New Roman"/>
+                <w:sz w:val="24"/>
+              </w:rPr>
+            </w:pPr>
+            <w:r>
+              <w:rPr>
+                <w:rFonts w:ascii="Times New Roman" w:hAnsi="Times New Roman"/>
+                <w:sz w:val="24"/>
+              </w:rPr>
               <w:t>The system shall support 2FA for account security during login</w:t>
             </w:r>
           </w:p>
@@ -2460,7 +2736,17 @@
             <w:tcW w:w="846" w:type="dxa"/>
           </w:tcPr>
           <w:p>
-            <w:r>
+            <w:pPr>
+              <w:rPr>
+                <w:rFonts w:ascii="Times New Roman" w:hAnsi="Times New Roman"/>
+                <w:sz w:val="24"/>
+              </w:rPr>
+            </w:pPr>
+            <w:r>
+              <w:rPr>
+                <w:rFonts w:ascii="Times New Roman" w:hAnsi="Times New Roman"/>
+                <w:sz w:val="24"/>
+              </w:rPr>
               <w:t>FR4</w:t>
             </w:r>
           </w:p>
@@ -2470,7 +2756,17 @@
             <w:tcW w:w="3118" w:type="dxa"/>
           </w:tcPr>
           <w:p>
-            <w:r>
+            <w:pPr>
+              <w:rPr>
+                <w:rFonts w:ascii="Times New Roman" w:hAnsi="Times New Roman"/>
+                <w:sz w:val="24"/>
+              </w:rPr>
+            </w:pPr>
+            <w:r>
+              <w:rPr>
+                <w:rFonts w:ascii="Times New Roman" w:hAnsi="Times New Roman"/>
+                <w:sz w:val="24"/>
+              </w:rPr>
               <w:t>Privacy Settings</w:t>
             </w:r>
           </w:p>
@@ -2480,7 +2776,17 @@
             <w:tcW w:w="5052" w:type="dxa"/>
           </w:tcPr>
           <w:p>
-            <w:r>
+            <w:pPr>
+              <w:rPr>
+                <w:rFonts w:ascii="Times New Roman" w:hAnsi="Times New Roman"/>
+                <w:sz w:val="24"/>
+              </w:rPr>
+            </w:pPr>
+            <w:r>
+              <w:rPr>
+                <w:rFonts w:ascii="Times New Roman" w:hAnsi="Times New Roman"/>
+                <w:sz w:val="24"/>
+              </w:rPr>
               <w:t>The system shall allow users to configure food listing visibility and notification preferences.</w:t>
             </w:r>
           </w:p>
@@ -2492,7 +2798,17 @@
             <w:tcW w:w="846" w:type="dxa"/>
           </w:tcPr>
           <w:p>
-            <w:r>
+            <w:pPr>
+              <w:rPr>
+                <w:rFonts w:ascii="Times New Roman" w:hAnsi="Times New Roman"/>
+                <w:sz w:val="24"/>
+              </w:rPr>
+            </w:pPr>
+            <w:r>
+              <w:rPr>
+                <w:rFonts w:ascii="Times New Roman" w:hAnsi="Times New Roman"/>
+                <w:sz w:val="24"/>
+              </w:rPr>
               <w:t>FR5</w:t>
             </w:r>
           </w:p>
@@ -2502,7 +2818,17 @@
             <w:tcW w:w="3118" w:type="dxa"/>
           </w:tcPr>
           <w:p>
-            <w:r>
+            <w:pPr>
+              <w:rPr>
+                <w:rFonts w:ascii="Times New Roman" w:hAnsi="Times New Roman"/>
+                <w:sz w:val="24"/>
+              </w:rPr>
+            </w:pPr>
+            <w:r>
+              <w:rPr>
+                <w:rFonts w:ascii="Times New Roman" w:hAnsi="Times New Roman"/>
+                <w:sz w:val="24"/>
+              </w:rPr>
               <w:t>Food Inventory Management</w:t>
             </w:r>
           </w:p>
@@ -2512,13 +2838,31 @@
             <w:tcW w:w="5052" w:type="dxa"/>
           </w:tcPr>
           <w:p>
-            <w:r>
+            <w:pPr>
+              <w:rPr>
+                <w:rFonts w:ascii="Times New Roman" w:hAnsi="Times New Roman"/>
+                <w:sz w:val="24"/>
+              </w:rPr>
+            </w:pPr>
+            <w:r>
+              <w:rPr>
+                <w:rFonts w:ascii="Times New Roman" w:hAnsi="Times New Roman"/>
+                <w:sz w:val="24"/>
+              </w:rPr>
               <w:t xml:space="preserve">The system shall allow users to add, edit, delete and </w:t>
             </w:r>
             <w:r>
+              <w:rPr>
+                <w:rFonts w:ascii="Times New Roman" w:hAnsi="Times New Roman"/>
+                <w:sz w:val="24"/>
+              </w:rPr>
               <w:t>categorize</w:t>
             </w:r>
             <w:r>
+              <w:rPr>
+                <w:rFonts w:ascii="Times New Roman" w:hAnsi="Times New Roman"/>
+                <w:sz w:val="24"/>
+              </w:rPr>
               <w:t xml:space="preserve"> food items with expiry dates and storage locations</w:t>
             </w:r>
           </w:p>
@@ -2530,7 +2874,17 @@
             <w:tcW w:w="846" w:type="dxa"/>
           </w:tcPr>
           <w:p>
-            <w:r>
+            <w:pPr>
+              <w:rPr>
+                <w:rFonts w:ascii="Times New Roman" w:hAnsi="Times New Roman"/>
+                <w:sz w:val="24"/>
+              </w:rPr>
+            </w:pPr>
+            <w:r>
+              <w:rPr>
+                <w:rFonts w:ascii="Times New Roman" w:hAnsi="Times New Roman"/>
+                <w:sz w:val="24"/>
+              </w:rPr>
               <w:t>FR6</w:t>
             </w:r>
           </w:p>
@@ -2540,7 +2894,17 @@
             <w:tcW w:w="3118" w:type="dxa"/>
           </w:tcPr>
           <w:p>
-            <w:r>
+            <w:pPr>
+              <w:rPr>
+                <w:rFonts w:ascii="Times New Roman" w:hAnsi="Times New Roman"/>
+                <w:sz w:val="24"/>
+              </w:rPr>
+            </w:pPr>
+            <w:r>
+              <w:rPr>
+                <w:rFonts w:ascii="Times New Roman" w:hAnsi="Times New Roman"/>
+                <w:sz w:val="24"/>
+              </w:rPr>
               <w:t>Expiry alerts</w:t>
             </w:r>
           </w:p>
@@ -2550,7 +2914,17 @@
             <w:tcW w:w="5052" w:type="dxa"/>
           </w:tcPr>
           <w:p>
-            <w:r>
+            <w:pPr>
+              <w:rPr>
+                <w:rFonts w:ascii="Times New Roman" w:hAnsi="Times New Roman"/>
+                <w:sz w:val="24"/>
+              </w:rPr>
+            </w:pPr>
+            <w:r>
+              <w:rPr>
+                <w:rFonts w:ascii="Times New Roman" w:hAnsi="Times New Roman"/>
+                <w:sz w:val="24"/>
+              </w:rPr>
               <w:t>The system shall notify users when food items are approaching their expiry dates.</w:t>
             </w:r>
           </w:p>
@@ -2562,7 +2936,17 @@
             <w:tcW w:w="846" w:type="dxa"/>
           </w:tcPr>
           <w:p>
-            <w:r>
+            <w:pPr>
+              <w:rPr>
+                <w:rFonts w:ascii="Times New Roman" w:hAnsi="Times New Roman"/>
+                <w:sz w:val="24"/>
+              </w:rPr>
+            </w:pPr>
+            <w:r>
+              <w:rPr>
+                <w:rFonts w:ascii="Times New Roman" w:hAnsi="Times New Roman"/>
+                <w:sz w:val="24"/>
+              </w:rPr>
               <w:t>FR7</w:t>
             </w:r>
           </w:p>
@@ -2572,7 +2956,17 @@
             <w:tcW w:w="3118" w:type="dxa"/>
           </w:tcPr>
           <w:p>
-            <w:r>
+            <w:pPr>
+              <w:rPr>
+                <w:rFonts w:ascii="Times New Roman" w:hAnsi="Times New Roman"/>
+                <w:sz w:val="24"/>
+              </w:rPr>
+            </w:pPr>
+            <w:r>
+              <w:rPr>
+                <w:rFonts w:ascii="Times New Roman" w:hAnsi="Times New Roman"/>
+                <w:sz w:val="24"/>
+              </w:rPr>
               <w:t>Donation Conversion</w:t>
             </w:r>
           </w:p>
@@ -2582,7 +2976,17 @@
             <w:tcW w:w="5052" w:type="dxa"/>
           </w:tcPr>
           <w:p>
-            <w:r>
+            <w:pPr>
+              <w:rPr>
+                <w:rFonts w:ascii="Times New Roman" w:hAnsi="Times New Roman"/>
+                <w:sz w:val="24"/>
+              </w:rPr>
+            </w:pPr>
+            <w:r>
+              <w:rPr>
+                <w:rFonts w:ascii="Times New Roman" w:hAnsi="Times New Roman"/>
+                <w:sz w:val="24"/>
+              </w:rPr>
               <w:t>The system shall allow users to convert inventory items to donation listings</w:t>
             </w:r>
           </w:p>
@@ -2594,7 +2998,17 @@
             <w:tcW w:w="846" w:type="dxa"/>
           </w:tcPr>
           <w:p>
-            <w:r>
+            <w:pPr>
+              <w:rPr>
+                <w:rFonts w:ascii="Times New Roman" w:hAnsi="Times New Roman"/>
+                <w:sz w:val="24"/>
+              </w:rPr>
+            </w:pPr>
+            <w:r>
+              <w:rPr>
+                <w:rFonts w:ascii="Times New Roman" w:hAnsi="Times New Roman"/>
+                <w:sz w:val="24"/>
+              </w:rPr>
               <w:t>FR8</w:t>
             </w:r>
           </w:p>
@@ -2604,7 +3018,17 @@
             <w:tcW w:w="3118" w:type="dxa"/>
           </w:tcPr>
           <w:p>
-            <w:r>
+            <w:pPr>
+              <w:rPr>
+                <w:rFonts w:ascii="Times New Roman" w:hAnsi="Times New Roman"/>
+                <w:sz w:val="24"/>
+              </w:rPr>
+            </w:pPr>
+            <w:r>
+              <w:rPr>
+                <w:rFonts w:ascii="Times New Roman" w:hAnsi="Times New Roman"/>
+                <w:sz w:val="24"/>
+              </w:rPr>
               <w:t>Browse Donations</w:t>
             </w:r>
           </w:p>
@@ -2614,7 +3038,17 @@
             <w:tcW w:w="5052" w:type="dxa"/>
           </w:tcPr>
           <w:p>
-            <w:r>
+            <w:pPr>
+              <w:rPr>
+                <w:rFonts w:ascii="Times New Roman" w:hAnsi="Times New Roman"/>
+                <w:sz w:val="24"/>
+              </w:rPr>
+            </w:pPr>
+            <w:r>
+              <w:rPr>
+                <w:rFonts w:ascii="Times New Roman" w:hAnsi="Times New Roman"/>
+                <w:sz w:val="24"/>
+              </w:rPr>
               <w:t>The system shall allow users to browse, filter and claim food donation listings by location or type.</w:t>
             </w:r>
           </w:p>
@@ -2626,7 +3060,17 @@
             <w:tcW w:w="846" w:type="dxa"/>
           </w:tcPr>
           <w:p>
-            <w:r>
+            <w:pPr>
+              <w:rPr>
+                <w:rFonts w:ascii="Times New Roman" w:hAnsi="Times New Roman"/>
+                <w:sz w:val="24"/>
+              </w:rPr>
+            </w:pPr>
+            <w:r>
+              <w:rPr>
+                <w:rFonts w:ascii="Times New Roman" w:hAnsi="Times New Roman"/>
+                <w:sz w:val="24"/>
+              </w:rPr>
               <w:t>FR9</w:t>
             </w:r>
           </w:p>
@@ -2636,7 +3080,17 @@
             <w:tcW w:w="3118" w:type="dxa"/>
           </w:tcPr>
           <w:p>
-            <w:r>
+            <w:pPr>
+              <w:rPr>
+                <w:rFonts w:ascii="Times New Roman" w:hAnsi="Times New Roman"/>
+                <w:sz w:val="24"/>
+              </w:rPr>
+            </w:pPr>
+            <w:r>
+              <w:rPr>
+                <w:rFonts w:ascii="Times New Roman" w:hAnsi="Times New Roman"/>
+                <w:sz w:val="24"/>
+              </w:rPr>
               <w:t>Food Analytics</w:t>
             </w:r>
           </w:p>
@@ -2646,7 +3100,17 @@
             <w:tcW w:w="5052" w:type="dxa"/>
           </w:tcPr>
           <w:p>
-            <w:r>
+            <w:pPr>
+              <w:rPr>
+                <w:rFonts w:ascii="Times New Roman" w:hAnsi="Times New Roman"/>
+                <w:sz w:val="24"/>
+              </w:rPr>
+            </w:pPr>
+            <w:r>
+              <w:rPr>
+                <w:rFonts w:ascii="Times New Roman" w:hAnsi="Times New Roman"/>
+                <w:sz w:val="24"/>
+              </w:rPr>
               <w:t>The system shall provide visual charts showing foods saved, donations made and trends over selected date ranges</w:t>
             </w:r>
           </w:p>
@@ -2658,7 +3122,17 @@
             <w:tcW w:w="846" w:type="dxa"/>
           </w:tcPr>
           <w:p>
-            <w:r>
+            <w:pPr>
+              <w:rPr>
+                <w:rFonts w:ascii="Times New Roman" w:hAnsi="Times New Roman"/>
+                <w:sz w:val="24"/>
+              </w:rPr>
+            </w:pPr>
+            <w:r>
+              <w:rPr>
+                <w:rFonts w:ascii="Times New Roman" w:hAnsi="Times New Roman"/>
+                <w:sz w:val="24"/>
+              </w:rPr>
               <w:t>FR10</w:t>
             </w:r>
           </w:p>
@@ -2668,7 +3142,17 @@
             <w:tcW w:w="3118" w:type="dxa"/>
           </w:tcPr>
           <w:p>
-            <w:r>
+            <w:pPr>
+              <w:rPr>
+                <w:rFonts w:ascii="Times New Roman" w:hAnsi="Times New Roman"/>
+                <w:sz w:val="24"/>
+              </w:rPr>
+            </w:pPr>
+            <w:r>
+              <w:rPr>
+                <w:rFonts w:ascii="Times New Roman" w:hAnsi="Times New Roman"/>
+                <w:sz w:val="24"/>
+              </w:rPr>
               <w:t>Notifications</w:t>
             </w:r>
           </w:p>
@@ -2678,7 +3162,17 @@
             <w:tcW w:w="5052" w:type="dxa"/>
           </w:tcPr>
           <w:p>
-            <w:r>
+            <w:pPr>
+              <w:rPr>
+                <w:rFonts w:ascii="Times New Roman" w:hAnsi="Times New Roman"/>
+                <w:sz w:val="24"/>
+              </w:rPr>
+            </w:pPr>
+            <w:r>
+              <w:rPr>
+                <w:rFonts w:ascii="Times New Roman" w:hAnsi="Times New Roman"/>
+                <w:sz w:val="24"/>
+              </w:rPr>
               <w:t xml:space="preserve">The system shall deliver push and email notifications for expiry alerts, donations updates and meal reminders </w:t>
             </w:r>
           </w:p>
@@ -2690,7 +3184,17 @@
             <w:tcW w:w="846" w:type="dxa"/>
           </w:tcPr>
           <w:p>
-            <w:r>
+            <w:pPr>
+              <w:rPr>
+                <w:rFonts w:ascii="Times New Roman" w:hAnsi="Times New Roman"/>
+                <w:sz w:val="24"/>
+              </w:rPr>
+            </w:pPr>
+            <w:r>
+              <w:rPr>
+                <w:rFonts w:ascii="Times New Roman" w:hAnsi="Times New Roman"/>
+                <w:sz w:val="24"/>
+              </w:rPr>
               <w:t>FR11</w:t>
             </w:r>
           </w:p>
@@ -2700,7 +3204,17 @@
             <w:tcW w:w="3118" w:type="dxa"/>
           </w:tcPr>
           <w:p>
-            <w:r>
+            <w:pPr>
+              <w:rPr>
+                <w:rFonts w:ascii="Times New Roman" w:hAnsi="Times New Roman"/>
+                <w:sz w:val="24"/>
+              </w:rPr>
+            </w:pPr>
+            <w:r>
+              <w:rPr>
+                <w:rFonts w:ascii="Times New Roman" w:hAnsi="Times New Roman"/>
+                <w:sz w:val="24"/>
+              </w:rPr>
               <w:t>Meal Planning</w:t>
             </w:r>
           </w:p>
@@ -2710,7 +3224,17 @@
             <w:tcW w:w="5052" w:type="dxa"/>
           </w:tcPr>
           <w:p>
-            <w:r>
+            <w:pPr>
+              <w:rPr>
+                <w:rFonts w:ascii="Times New Roman" w:hAnsi="Times New Roman"/>
+                <w:sz w:val="24"/>
+              </w:rPr>
+            </w:pPr>
+            <w:r>
+              <w:rPr>
+                <w:rFonts w:ascii="Times New Roman" w:hAnsi="Times New Roman"/>
+                <w:sz w:val="24"/>
+              </w:rPr>
               <w:t>The system shall allow users to plan weekly meals using a calendar view linked to food inventory</w:t>
             </w:r>
           </w:p>
@@ -2722,7 +3246,17 @@
             <w:tcW w:w="846" w:type="dxa"/>
           </w:tcPr>
           <w:p>
-            <w:r>
+            <w:pPr>
+              <w:rPr>
+                <w:rFonts w:ascii="Times New Roman" w:hAnsi="Times New Roman"/>
+                <w:sz w:val="24"/>
+              </w:rPr>
+            </w:pPr>
+            <w:r>
+              <w:rPr>
+                <w:rFonts w:ascii="Times New Roman" w:hAnsi="Times New Roman"/>
+                <w:sz w:val="24"/>
+              </w:rPr>
               <w:t>FR12</w:t>
             </w:r>
           </w:p>
@@ -2732,7 +3266,17 @@
             <w:tcW w:w="3118" w:type="dxa"/>
           </w:tcPr>
           <w:p>
-            <w:r>
+            <w:pPr>
+              <w:rPr>
+                <w:rFonts w:ascii="Times New Roman" w:hAnsi="Times New Roman"/>
+                <w:sz w:val="24"/>
+              </w:rPr>
+            </w:pPr>
+            <w:r>
+              <w:rPr>
+                <w:rFonts w:ascii="Times New Roman" w:hAnsi="Times New Roman"/>
+                <w:sz w:val="24"/>
+              </w:rPr>
               <w:t>Meal Suggestions</w:t>
             </w:r>
           </w:p>
@@ -2742,30 +3286,122 @@
             <w:tcW w:w="5052" w:type="dxa"/>
           </w:tcPr>
           <w:p>
-            <w:r>
+            <w:pPr>
+              <w:rPr>
+                <w:rFonts w:ascii="Times New Roman" w:hAnsi="Times New Roman"/>
+                <w:sz w:val="24"/>
+              </w:rPr>
+            </w:pPr>
+            <w:r>
+              <w:rPr>
+                <w:rFonts w:ascii="Times New Roman" w:hAnsi="Times New Roman"/>
+                <w:sz w:val="24"/>
+              </w:rPr>
               <w:t>The system shall suggest recipes based on available inventory items and upcoming expiry dates.</w:t>
             </w:r>
           </w:p>
         </w:tc>
       </w:tr>
     </w:tbl>
-    <w:p/>
-    <w:p/>
-    <w:p/>
-    <w:p/>
-    <w:p/>
-    <w:p/>
-    <w:p/>
-    <w:p/>
-    <w:p/>
     <w:p>
+      <w:pPr>
+        <w:rPr>
+          <w:rFonts w:ascii="Times New Roman" w:hAnsi="Times New Roman"/>
+          <w:sz w:val="24"/>
+        </w:rPr>
+      </w:pPr>
+    </w:p>
+    <w:p>
+      <w:pPr>
+        <w:rPr>
+          <w:rFonts w:ascii="Times New Roman" w:hAnsi="Times New Roman"/>
+          <w:sz w:val="24"/>
+        </w:rPr>
+      </w:pPr>
+    </w:p>
+    <w:p>
+      <w:pPr>
+        <w:rPr>
+          <w:rFonts w:ascii="Times New Roman" w:hAnsi="Times New Roman"/>
+          <w:sz w:val="24"/>
+        </w:rPr>
+      </w:pPr>
+    </w:p>
+    <w:p>
+      <w:pPr>
+        <w:rPr>
+          <w:rFonts w:ascii="Times New Roman" w:hAnsi="Times New Roman"/>
+          <w:sz w:val="24"/>
+        </w:rPr>
+      </w:pPr>
+    </w:p>
+    <w:p>
+      <w:pPr>
+        <w:rPr>
+          <w:rFonts w:ascii="Times New Roman" w:hAnsi="Times New Roman"/>
+          <w:sz w:val="24"/>
+        </w:rPr>
+      </w:pPr>
+    </w:p>
+    <w:p>
+      <w:pPr>
+        <w:rPr>
+          <w:rFonts w:ascii="Times New Roman" w:hAnsi="Times New Roman"/>
+          <w:sz w:val="24"/>
+        </w:rPr>
+      </w:pPr>
+    </w:p>
+    <w:p>
+      <w:pPr>
+        <w:rPr>
+          <w:rFonts w:ascii="Times New Roman" w:hAnsi="Times New Roman"/>
+          <w:sz w:val="24"/>
+        </w:rPr>
+      </w:pPr>
+    </w:p>
+    <w:p>
+      <w:pPr>
+        <w:rPr>
+          <w:rFonts w:ascii="Times New Roman" w:hAnsi="Times New Roman"/>
+          <w:sz w:val="24"/>
+        </w:rPr>
+      </w:pPr>
+    </w:p>
+    <w:p>
+      <w:pPr>
+        <w:rPr>
+          <w:rFonts w:ascii="Times New Roman" w:hAnsi="Times New Roman"/>
+          <w:sz w:val="24"/>
+        </w:rPr>
+      </w:pPr>
+    </w:p>
+    <w:p>
+      <w:pPr>
+        <w:rPr>
+          <w:rFonts w:ascii="Times New Roman" w:hAnsi="Times New Roman"/>
+          <w:sz w:val="24"/>
+        </w:rPr>
+      </w:pPr>
       <w:r>
+        <w:rPr>
+          <w:rFonts w:ascii="Times New Roman" w:hAnsi="Times New Roman"/>
+          <w:sz w:val="24"/>
+        </w:rPr>
         <w:t>1.2 Non Functional Requirements</w:t>
       </w:r>
     </w:p>
     <w:p>
+      <w:pPr>
+        <w:rPr>
+          <w:rFonts w:ascii="Times New Roman" w:hAnsi="Times New Roman"/>
+          <w:sz w:val="24"/>
+        </w:rPr>
+      </w:pPr>
       <w:r>
-        <w:lastRenderedPageBreak/>
+        <w:rPr>
+          <w:rFonts w:ascii="Times New Roman" w:hAnsi="Times New Roman"/>
+          <w:sz w:val="24"/>
+        </w:rPr>
         <w:t>Non-functional requirements define the quality attributes and constraints the system must satisfy.</w:t>
       </w:r>
     </w:p>
@@ -2786,7 +3422,17 @@
             <w:tcW w:w="988" w:type="dxa"/>
           </w:tcPr>
           <w:p>
-            <w:r>
+            <w:pPr>
+              <w:rPr>
+                <w:rFonts w:ascii="Times New Roman" w:hAnsi="Times New Roman"/>
+                <w:sz w:val="24"/>
+              </w:rPr>
+            </w:pPr>
+            <w:r>
+              <w:rPr>
+                <w:rFonts w:ascii="Times New Roman" w:hAnsi="Times New Roman"/>
+                <w:sz w:val="24"/>
+              </w:rPr>
               <w:t>ID</w:t>
             </w:r>
           </w:p>
@@ -2796,7 +3442,17 @@
             <w:tcW w:w="2268" w:type="dxa"/>
           </w:tcPr>
           <w:p>
-            <w:r>
+            <w:pPr>
+              <w:rPr>
+                <w:rFonts w:ascii="Times New Roman" w:hAnsi="Times New Roman"/>
+                <w:sz w:val="24"/>
+              </w:rPr>
+            </w:pPr>
+            <w:r>
+              <w:rPr>
+                <w:rFonts w:ascii="Times New Roman" w:hAnsi="Times New Roman"/>
+                <w:sz w:val="24"/>
+              </w:rPr>
               <w:t>Category</w:t>
             </w:r>
           </w:p>
@@ -2806,7 +3462,17 @@
             <w:tcW w:w="5760" w:type="dxa"/>
           </w:tcPr>
           <w:p>
-            <w:r>
+            <w:pPr>
+              <w:rPr>
+                <w:rFonts w:ascii="Times New Roman" w:hAnsi="Times New Roman"/>
+                <w:sz w:val="24"/>
+              </w:rPr>
+            </w:pPr>
+            <w:r>
+              <w:rPr>
+                <w:rFonts w:ascii="Times New Roman" w:hAnsi="Times New Roman"/>
+                <w:sz w:val="24"/>
+              </w:rPr>
               <w:t>Description</w:t>
             </w:r>
           </w:p>
@@ -2818,7 +3484,17 @@
             <w:tcW w:w="988" w:type="dxa"/>
           </w:tcPr>
           <w:p>
-            <w:r>
+            <w:pPr>
+              <w:rPr>
+                <w:rFonts w:ascii="Times New Roman" w:hAnsi="Times New Roman"/>
+                <w:sz w:val="24"/>
+              </w:rPr>
+            </w:pPr>
+            <w:r>
+              <w:rPr>
+                <w:rFonts w:ascii="Times New Roman" w:hAnsi="Times New Roman"/>
+                <w:sz w:val="24"/>
+              </w:rPr>
               <w:t>NFR1</w:t>
             </w:r>
           </w:p>
@@ -2828,7 +3504,17 @@
             <w:tcW w:w="2268" w:type="dxa"/>
           </w:tcPr>
           <w:p>
-            <w:r>
+            <w:pPr>
+              <w:rPr>
+                <w:rFonts w:ascii="Times New Roman" w:hAnsi="Times New Roman"/>
+                <w:sz w:val="24"/>
+              </w:rPr>
+            </w:pPr>
+            <w:r>
+              <w:rPr>
+                <w:rFonts w:ascii="Times New Roman" w:hAnsi="Times New Roman"/>
+                <w:sz w:val="24"/>
+              </w:rPr>
               <w:t>Performance</w:t>
             </w:r>
           </w:p>
@@ -2838,7 +3524,17 @@
             <w:tcW w:w="5760" w:type="dxa"/>
           </w:tcPr>
           <w:p>
-            <w:r>
+            <w:pPr>
+              <w:rPr>
+                <w:rFonts w:ascii="Times New Roman" w:hAnsi="Times New Roman"/>
+                <w:sz w:val="24"/>
+              </w:rPr>
+            </w:pPr>
+            <w:r>
+              <w:rPr>
+                <w:rFonts w:ascii="Times New Roman" w:hAnsi="Times New Roman"/>
+                <w:sz w:val="24"/>
+              </w:rPr>
               <w:t>The system shall load all the pages within 3 seconds under normal usage condition</w:t>
             </w:r>
           </w:p>
@@ -2850,7 +3546,17 @@
             <w:tcW w:w="988" w:type="dxa"/>
           </w:tcPr>
           <w:p>
-            <w:r>
+            <w:pPr>
+              <w:rPr>
+                <w:rFonts w:ascii="Times New Roman" w:hAnsi="Times New Roman"/>
+                <w:sz w:val="24"/>
+              </w:rPr>
+            </w:pPr>
+            <w:r>
+              <w:rPr>
+                <w:rFonts w:ascii="Times New Roman" w:hAnsi="Times New Roman"/>
+                <w:sz w:val="24"/>
+              </w:rPr>
               <w:t>NFR2</w:t>
             </w:r>
           </w:p>
@@ -2860,7 +3566,17 @@
             <w:tcW w:w="2268" w:type="dxa"/>
           </w:tcPr>
           <w:p>
-            <w:r>
+            <w:pPr>
+              <w:rPr>
+                <w:rFonts w:ascii="Times New Roman" w:hAnsi="Times New Roman"/>
+                <w:sz w:val="24"/>
+              </w:rPr>
+            </w:pPr>
+            <w:r>
+              <w:rPr>
+                <w:rFonts w:ascii="Times New Roman" w:hAnsi="Times New Roman"/>
+                <w:sz w:val="24"/>
+              </w:rPr>
               <w:t>Security</w:t>
             </w:r>
           </w:p>
@@ -2870,11 +3586,18 @@
             <w:tcW w:w="5760" w:type="dxa"/>
           </w:tcPr>
           <w:p>
-            <w:r>
-              <w:t>The passwords of the users should not be stored in a plain text in the database</w:t>
-            </w:r>
-            <w:r>
-              <w:t xml:space="preserve"> but should be hashed using algorithms like using bycrypt js.</w:t>
+            <w:pPr>
+              <w:rPr>
+                <w:rFonts w:ascii="Times New Roman" w:hAnsi="Times New Roman"/>
+                <w:sz w:val="24"/>
+              </w:rPr>
+            </w:pPr>
+            <w:r>
+              <w:rPr>
+                <w:rFonts w:ascii="Times New Roman" w:hAnsi="Times New Roman"/>
+                <w:sz w:val="24"/>
+              </w:rPr>
+              <w:t>The passwords of the users should not be stored in a plain text in the database but should be hashed using algorithms like using bycrypt js.</w:t>
             </w:r>
           </w:p>
         </w:tc>
@@ -2885,7 +3608,17 @@
             <w:tcW w:w="988" w:type="dxa"/>
           </w:tcPr>
           <w:p>
-            <w:r>
+            <w:pPr>
+              <w:rPr>
+                <w:rFonts w:ascii="Times New Roman" w:hAnsi="Times New Roman"/>
+                <w:sz w:val="24"/>
+              </w:rPr>
+            </w:pPr>
+            <w:r>
+              <w:rPr>
+                <w:rFonts w:ascii="Times New Roman" w:hAnsi="Times New Roman"/>
+                <w:sz w:val="24"/>
+              </w:rPr>
               <w:t>NFR3</w:t>
             </w:r>
           </w:p>
@@ -2895,7 +3628,17 @@
             <w:tcW w:w="2268" w:type="dxa"/>
           </w:tcPr>
           <w:p>
-            <w:r>
+            <w:pPr>
+              <w:rPr>
+                <w:rFonts w:ascii="Times New Roman" w:hAnsi="Times New Roman"/>
+                <w:sz w:val="24"/>
+              </w:rPr>
+            </w:pPr>
+            <w:r>
+              <w:rPr>
+                <w:rFonts w:ascii="Times New Roman" w:hAnsi="Times New Roman"/>
+                <w:sz w:val="24"/>
+              </w:rPr>
               <w:t>Usability</w:t>
             </w:r>
           </w:p>
@@ -2905,13 +3648,31 @@
             <w:tcW w:w="5760" w:type="dxa"/>
           </w:tcPr>
           <w:p>
-            <w:r>
+            <w:pPr>
+              <w:rPr>
+                <w:rFonts w:ascii="Times New Roman" w:hAnsi="Times New Roman"/>
+                <w:sz w:val="24"/>
+              </w:rPr>
+            </w:pPr>
+            <w:r>
+              <w:rPr>
+                <w:rFonts w:ascii="Times New Roman" w:hAnsi="Times New Roman"/>
+                <w:sz w:val="24"/>
+              </w:rPr>
               <w:t>The user interface of the web application should be easy and simple to understand  so that the first time user</w:t>
             </w:r>
             <w:r>
+              <w:rPr>
+                <w:rFonts w:ascii="Times New Roman" w:hAnsi="Times New Roman"/>
+                <w:sz w:val="24"/>
+              </w:rPr>
               <w:t xml:space="preserve">s </w:t>
             </w:r>
             <w:r>
+              <w:rPr>
+                <w:rFonts w:ascii="Times New Roman" w:hAnsi="Times New Roman"/>
+                <w:sz w:val="24"/>
+              </w:rPr>
               <w:t>can also be able to use it and understand how the web application works</w:t>
             </w:r>
           </w:p>
@@ -2923,7 +3684,17 @@
             <w:tcW w:w="988" w:type="dxa"/>
           </w:tcPr>
           <w:p>
-            <w:r>
+            <w:pPr>
+              <w:rPr>
+                <w:rFonts w:ascii="Times New Roman" w:hAnsi="Times New Roman"/>
+                <w:sz w:val="24"/>
+              </w:rPr>
+            </w:pPr>
+            <w:r>
+              <w:rPr>
+                <w:rFonts w:ascii="Times New Roman" w:hAnsi="Times New Roman"/>
+                <w:sz w:val="24"/>
+              </w:rPr>
               <w:t>NFR4</w:t>
             </w:r>
           </w:p>
@@ -2933,7 +3704,17 @@
             <w:tcW w:w="2268" w:type="dxa"/>
           </w:tcPr>
           <w:p>
-            <w:r>
+            <w:pPr>
+              <w:rPr>
+                <w:rFonts w:ascii="Times New Roman" w:hAnsi="Times New Roman"/>
+                <w:sz w:val="24"/>
+              </w:rPr>
+            </w:pPr>
+            <w:r>
+              <w:rPr>
+                <w:rFonts w:ascii="Times New Roman" w:hAnsi="Times New Roman"/>
+                <w:sz w:val="24"/>
+              </w:rPr>
               <w:t>Reliability</w:t>
             </w:r>
           </w:p>
@@ -2942,7 +3723,14 @@
           <w:tcPr>
             <w:tcW w:w="5760" w:type="dxa"/>
           </w:tcPr>
-          <w:p/>
+          <w:p>
+            <w:pPr>
+              <w:rPr>
+                <w:rFonts w:ascii="Times New Roman" w:hAnsi="Times New Roman"/>
+                <w:sz w:val="24"/>
+              </w:rPr>
+            </w:pPr>
+          </w:p>
         </w:tc>
       </w:tr>
       <w:tr>
@@ -2951,7 +3739,17 @@
             <w:tcW w:w="988" w:type="dxa"/>
           </w:tcPr>
           <w:p>
-            <w:r>
+            <w:pPr>
+              <w:rPr>
+                <w:rFonts w:ascii="Times New Roman" w:hAnsi="Times New Roman"/>
+                <w:sz w:val="24"/>
+              </w:rPr>
+            </w:pPr>
+            <w:r>
+              <w:rPr>
+                <w:rFonts w:ascii="Times New Roman" w:hAnsi="Times New Roman"/>
+                <w:sz w:val="24"/>
+              </w:rPr>
               <w:t>NFR5</w:t>
             </w:r>
           </w:p>
@@ -2961,7 +3759,17 @@
             <w:tcW w:w="2268" w:type="dxa"/>
           </w:tcPr>
           <w:p>
-            <w:r>
+            <w:pPr>
+              <w:rPr>
+                <w:rFonts w:ascii="Times New Roman" w:hAnsi="Times New Roman"/>
+                <w:sz w:val="24"/>
+              </w:rPr>
+            </w:pPr>
+            <w:r>
+              <w:rPr>
+                <w:rFonts w:ascii="Times New Roman" w:hAnsi="Times New Roman"/>
+                <w:sz w:val="24"/>
+              </w:rPr>
               <w:t>Scalability</w:t>
             </w:r>
           </w:p>
@@ -2971,7 +3779,17 @@
             <w:tcW w:w="5760" w:type="dxa"/>
           </w:tcPr>
           <w:p>
-            <w:r>
+            <w:pPr>
+              <w:rPr>
+                <w:rFonts w:ascii="Times New Roman" w:hAnsi="Times New Roman"/>
+                <w:sz w:val="24"/>
+              </w:rPr>
+            </w:pPr>
+            <w:r>
+              <w:rPr>
+                <w:rFonts w:ascii="Times New Roman" w:hAnsi="Times New Roman"/>
+                <w:sz w:val="24"/>
+              </w:rPr>
               <w:t>The system shall allow more number of users to use the web application without the degradation of performance</w:t>
             </w:r>
           </w:p>
@@ -2983,7 +3801,17 @@
             <w:tcW w:w="988" w:type="dxa"/>
           </w:tcPr>
           <w:p>
-            <w:r>
+            <w:pPr>
+              <w:rPr>
+                <w:rFonts w:ascii="Times New Roman" w:hAnsi="Times New Roman"/>
+                <w:sz w:val="24"/>
+              </w:rPr>
+            </w:pPr>
+            <w:r>
+              <w:rPr>
+                <w:rFonts w:ascii="Times New Roman" w:hAnsi="Times New Roman"/>
+                <w:sz w:val="24"/>
+              </w:rPr>
               <w:t>NFR6</w:t>
             </w:r>
           </w:p>
@@ -2993,7 +3821,17 @@
             <w:tcW w:w="2268" w:type="dxa"/>
           </w:tcPr>
           <w:p>
-            <w:r>
+            <w:pPr>
+              <w:rPr>
+                <w:rFonts w:ascii="Times New Roman" w:hAnsi="Times New Roman"/>
+                <w:sz w:val="24"/>
+              </w:rPr>
+            </w:pPr>
+            <w:r>
+              <w:rPr>
+                <w:rFonts w:ascii="Times New Roman" w:hAnsi="Times New Roman"/>
+                <w:sz w:val="24"/>
+              </w:rPr>
               <w:t>Compatibility</w:t>
             </w:r>
           </w:p>
@@ -3003,7 +3841,17 @@
             <w:tcW w:w="5760" w:type="dxa"/>
           </w:tcPr>
           <w:p>
-            <w:r>
+            <w:pPr>
+              <w:rPr>
+                <w:rFonts w:ascii="Times New Roman" w:hAnsi="Times New Roman"/>
+                <w:sz w:val="24"/>
+              </w:rPr>
+            </w:pPr>
+            <w:r>
+              <w:rPr>
+                <w:rFonts w:ascii="Times New Roman" w:hAnsi="Times New Roman"/>
+                <w:sz w:val="24"/>
+              </w:rPr>
               <w:t>The system shall be compatible with modern web browsers like Google Chrome, Microsoft Edge, Brave</w:t>
             </w:r>
           </w:p>
@@ -3015,7 +3863,17 @@
             <w:tcW w:w="988" w:type="dxa"/>
           </w:tcPr>
           <w:p>
-            <w:r>
+            <w:pPr>
+              <w:rPr>
+                <w:rFonts w:ascii="Times New Roman" w:hAnsi="Times New Roman"/>
+                <w:sz w:val="24"/>
+              </w:rPr>
+            </w:pPr>
+            <w:r>
+              <w:rPr>
+                <w:rFonts w:ascii="Times New Roman" w:hAnsi="Times New Roman"/>
+                <w:sz w:val="24"/>
+              </w:rPr>
               <w:t>NFR7</w:t>
             </w:r>
           </w:p>
@@ -3025,7 +3883,17 @@
             <w:tcW w:w="2268" w:type="dxa"/>
           </w:tcPr>
           <w:p>
-            <w:r>
+            <w:pPr>
+              <w:rPr>
+                <w:rFonts w:ascii="Times New Roman" w:hAnsi="Times New Roman"/>
+                <w:sz w:val="24"/>
+              </w:rPr>
+            </w:pPr>
+            <w:r>
+              <w:rPr>
+                <w:rFonts w:ascii="Times New Roman" w:hAnsi="Times New Roman"/>
+                <w:sz w:val="24"/>
+              </w:rPr>
               <w:t>Maintainability</w:t>
             </w:r>
           </w:p>
@@ -3035,7 +3903,17 @@
             <w:tcW w:w="5760" w:type="dxa"/>
           </w:tcPr>
           <w:p>
-            <w:r>
+            <w:pPr>
+              <w:rPr>
+                <w:rFonts w:ascii="Times New Roman" w:hAnsi="Times New Roman"/>
+                <w:sz w:val="24"/>
+              </w:rPr>
+            </w:pPr>
+            <w:r>
+              <w:rPr>
+                <w:rFonts w:ascii="Times New Roman" w:hAnsi="Times New Roman"/>
+                <w:sz w:val="24"/>
+              </w:rPr>
               <w:t>The codebase shall follow clean code principles and be documented on GitHub with regular commits.</w:t>
             </w:r>
           </w:p>
@@ -3047,7 +3925,17 @@
             <w:tcW w:w="988" w:type="dxa"/>
           </w:tcPr>
           <w:p>
-            <w:r>
+            <w:pPr>
+              <w:rPr>
+                <w:rFonts w:ascii="Times New Roman" w:hAnsi="Times New Roman"/>
+                <w:sz w:val="24"/>
+              </w:rPr>
+            </w:pPr>
+            <w:r>
+              <w:rPr>
+                <w:rFonts w:ascii="Times New Roman" w:hAnsi="Times New Roman"/>
+                <w:sz w:val="24"/>
+              </w:rPr>
               <w:t>NFR8</w:t>
             </w:r>
           </w:p>
@@ -3057,7 +3945,17 @@
             <w:tcW w:w="2268" w:type="dxa"/>
           </w:tcPr>
           <w:p>
-            <w:r>
+            <w:pPr>
+              <w:rPr>
+                <w:rFonts w:ascii="Times New Roman" w:hAnsi="Times New Roman"/>
+                <w:sz w:val="24"/>
+              </w:rPr>
+            </w:pPr>
+            <w:r>
+              <w:rPr>
+                <w:rFonts w:ascii="Times New Roman" w:hAnsi="Times New Roman"/>
+                <w:sz w:val="24"/>
+              </w:rPr>
               <w:t>Notification Delivery</w:t>
             </w:r>
           </w:p>
@@ -3066,39 +3964,195 @@
           <w:tcPr>
             <w:tcW w:w="5760" w:type="dxa"/>
           </w:tcPr>
-          <w:p/>
+          <w:p>
+            <w:pPr>
+              <w:rPr>
+                <w:rFonts w:ascii="Times New Roman" w:hAnsi="Times New Roman"/>
+                <w:sz w:val="24"/>
+              </w:rPr>
+            </w:pPr>
+          </w:p>
         </w:tc>
       </w:tr>
     </w:tbl>
-    <w:p/>
-    <w:p/>
-    <w:p/>
-    <w:p/>
-    <w:p/>
-    <w:p/>
-    <w:p/>
-    <w:p/>
-    <w:p/>
-    <w:p/>
-    <w:p/>
-    <w:p/>
-    <w:p/>
-    <w:p/>
-    <w:p/>
-    <w:p/>
-    <w:p/>
     <w:p>
+      <w:pPr>
+        <w:rPr>
+          <w:rFonts w:ascii="Times New Roman" w:hAnsi="Times New Roman"/>
+          <w:sz w:val="24"/>
+        </w:rPr>
+      </w:pPr>
+    </w:p>
+    <w:p>
+      <w:pPr>
+        <w:rPr>
+          <w:rFonts w:ascii="Times New Roman" w:hAnsi="Times New Roman"/>
+          <w:sz w:val="24"/>
+        </w:rPr>
+      </w:pPr>
+    </w:p>
+    <w:p>
+      <w:pPr>
+        <w:rPr>
+          <w:rFonts w:ascii="Times New Roman" w:hAnsi="Times New Roman"/>
+          <w:sz w:val="24"/>
+        </w:rPr>
+      </w:pPr>
+    </w:p>
+    <w:p>
+      <w:pPr>
+        <w:rPr>
+          <w:rFonts w:ascii="Times New Roman" w:hAnsi="Times New Roman"/>
+          <w:sz w:val="24"/>
+        </w:rPr>
+      </w:pPr>
+    </w:p>
+    <w:p>
+      <w:pPr>
+        <w:rPr>
+          <w:rFonts w:ascii="Times New Roman" w:hAnsi="Times New Roman"/>
+          <w:sz w:val="24"/>
+        </w:rPr>
+      </w:pPr>
+    </w:p>
+    <w:p>
+      <w:pPr>
+        <w:rPr>
+          <w:rFonts w:ascii="Times New Roman" w:hAnsi="Times New Roman"/>
+          <w:sz w:val="24"/>
+        </w:rPr>
+      </w:pPr>
+    </w:p>
+    <w:p>
+      <w:pPr>
+        <w:rPr>
+          <w:rFonts w:ascii="Times New Roman" w:hAnsi="Times New Roman"/>
+          <w:sz w:val="24"/>
+        </w:rPr>
+      </w:pPr>
+    </w:p>
+    <w:p>
+      <w:pPr>
+        <w:rPr>
+          <w:rFonts w:ascii="Times New Roman" w:hAnsi="Times New Roman"/>
+          <w:sz w:val="24"/>
+        </w:rPr>
+      </w:pPr>
+    </w:p>
+    <w:p>
+      <w:pPr>
+        <w:rPr>
+          <w:rFonts w:ascii="Times New Roman" w:hAnsi="Times New Roman"/>
+          <w:sz w:val="24"/>
+        </w:rPr>
+      </w:pPr>
+    </w:p>
+    <w:p>
+      <w:pPr>
+        <w:rPr>
+          <w:rFonts w:ascii="Times New Roman" w:hAnsi="Times New Roman"/>
+          <w:sz w:val="24"/>
+        </w:rPr>
+      </w:pPr>
+    </w:p>
+    <w:p>
+      <w:pPr>
+        <w:rPr>
+          <w:rFonts w:ascii="Times New Roman" w:hAnsi="Times New Roman"/>
+          <w:sz w:val="24"/>
+        </w:rPr>
+      </w:pPr>
+    </w:p>
+    <w:p>
+      <w:pPr>
+        <w:rPr>
+          <w:rFonts w:ascii="Times New Roman" w:hAnsi="Times New Roman"/>
+          <w:sz w:val="24"/>
+        </w:rPr>
+      </w:pPr>
+    </w:p>
+    <w:p>
+      <w:pPr>
+        <w:rPr>
+          <w:rFonts w:ascii="Times New Roman" w:hAnsi="Times New Roman"/>
+          <w:sz w:val="24"/>
+        </w:rPr>
+      </w:pPr>
+    </w:p>
+    <w:p>
+      <w:pPr>
+        <w:rPr>
+          <w:rFonts w:ascii="Times New Roman" w:hAnsi="Times New Roman"/>
+          <w:sz w:val="24"/>
+        </w:rPr>
+      </w:pPr>
+    </w:p>
+    <w:p>
+      <w:pPr>
+        <w:rPr>
+          <w:rFonts w:ascii="Times New Roman" w:hAnsi="Times New Roman"/>
+          <w:sz w:val="24"/>
+        </w:rPr>
+      </w:pPr>
+    </w:p>
+    <w:p>
+      <w:pPr>
+        <w:rPr>
+          <w:rFonts w:ascii="Times New Roman" w:hAnsi="Times New Roman"/>
+          <w:sz w:val="24"/>
+        </w:rPr>
+      </w:pPr>
+    </w:p>
+    <w:p>
+      <w:pPr>
+        <w:rPr>
+          <w:rFonts w:ascii="Times New Roman" w:hAnsi="Times New Roman"/>
+          <w:sz w:val="24"/>
+        </w:rPr>
+      </w:pPr>
+    </w:p>
+    <w:p>
+      <w:pPr>
+        <w:rPr>
+          <w:rFonts w:ascii="Times New Roman" w:hAnsi="Times New Roman"/>
+          <w:sz w:val="24"/>
+        </w:rPr>
+      </w:pPr>
       <w:r>
+        <w:rPr>
+          <w:rFonts w:ascii="Times New Roman" w:hAnsi="Times New Roman"/>
+          <w:sz w:val="24"/>
+        </w:rPr>
         <w:t>2.0 Requirements Modelling</w:t>
       </w:r>
     </w:p>
     <w:p>
+      <w:pPr>
+        <w:rPr>
+          <w:rFonts w:ascii="Times New Roman" w:hAnsi="Times New Roman"/>
+          <w:sz w:val="24"/>
+        </w:rPr>
+      </w:pPr>
       <w:r>
+        <w:rPr>
+          <w:rFonts w:ascii="Times New Roman" w:hAnsi="Times New Roman"/>
+          <w:sz w:val="24"/>
+        </w:rPr>
         <w:t>2.1 UC1 User Registration and Privacy Settings</w:t>
       </w:r>
     </w:p>
     <w:p>
+      <w:pPr>
+        <w:rPr>
+          <w:rFonts w:ascii="Times New Roman" w:hAnsi="Times New Roman"/>
+          <w:sz w:val="24"/>
+        </w:rPr>
+      </w:pPr>
       <w:r>
+        <w:rPr>
+          <w:rFonts w:ascii="Times New Roman" w:hAnsi="Times New Roman"/>
+          <w:sz w:val="24"/>
+        </w:rPr>
         <w:t>Done By student A: Sujina Tuladhar (E2300582)</w:t>
       </w:r>
     </w:p>
@@ -3118,8 +4172,17 @@
             <w:tcW w:w="2547" w:type="dxa"/>
           </w:tcPr>
           <w:p>
-            <w:r>
-              <w:lastRenderedPageBreak/>
+            <w:pPr>
+              <w:rPr>
+                <w:rFonts w:ascii="Times New Roman" w:hAnsi="Times New Roman"/>
+                <w:sz w:val="24"/>
+              </w:rPr>
+            </w:pPr>
+            <w:r>
+              <w:rPr>
+                <w:rFonts w:ascii="Times New Roman" w:hAnsi="Times New Roman"/>
+                <w:sz w:val="24"/>
+              </w:rPr>
               <w:t>User Story 1</w:t>
             </w:r>
           </w:p>
@@ -3129,17 +4192,47 @@
             <w:tcW w:w="6469" w:type="dxa"/>
           </w:tcPr>
           <w:p>
-            <w:r>
+            <w:pPr>
+              <w:rPr>
+                <w:rFonts w:ascii="Times New Roman" w:hAnsi="Times New Roman"/>
+                <w:sz w:val="24"/>
+              </w:rPr>
+            </w:pPr>
+            <w:r>
+              <w:rPr>
+                <w:rFonts w:ascii="Times New Roman" w:hAnsi="Times New Roman"/>
+                <w:sz w:val="24"/>
+              </w:rPr>
               <w:t>As a new user,</w:t>
             </w:r>
           </w:p>
           <w:p>
-            <w:r>
+            <w:pPr>
+              <w:rPr>
+                <w:rFonts w:ascii="Times New Roman" w:hAnsi="Times New Roman"/>
+                <w:sz w:val="24"/>
+              </w:rPr>
+            </w:pPr>
+            <w:r>
+              <w:rPr>
+                <w:rFonts w:ascii="Times New Roman" w:hAnsi="Times New Roman"/>
+                <w:sz w:val="24"/>
+              </w:rPr>
               <w:t xml:space="preserve">I need to register an account in SmartPantry with my full name, email, password, phone number and household size, </w:t>
             </w:r>
           </w:p>
           <w:p>
-            <w:r>
+            <w:pPr>
+              <w:rPr>
+                <w:rFonts w:ascii="Times New Roman" w:hAnsi="Times New Roman"/>
+                <w:sz w:val="24"/>
+              </w:rPr>
+            </w:pPr>
+            <w:r>
+              <w:rPr>
+                <w:rFonts w:ascii="Times New Roman" w:hAnsi="Times New Roman"/>
+                <w:sz w:val="24"/>
+              </w:rPr>
               <w:t>so that I can use all the SmartPantry features</w:t>
             </w:r>
           </w:p>
@@ -3151,7 +4244,17 @@
             <w:tcW w:w="2547" w:type="dxa"/>
           </w:tcPr>
           <w:p>
-            <w:r>
+            <w:pPr>
+              <w:rPr>
+                <w:rFonts w:ascii="Times New Roman" w:hAnsi="Times New Roman"/>
+                <w:sz w:val="24"/>
+              </w:rPr>
+            </w:pPr>
+            <w:r>
+              <w:rPr>
+                <w:rFonts w:ascii="Times New Roman" w:hAnsi="Times New Roman"/>
+                <w:sz w:val="24"/>
+              </w:rPr>
               <w:t>Acceptance Criteria</w:t>
             </w:r>
           </w:p>
@@ -3161,17 +4264,47 @@
             <w:tcW w:w="6469" w:type="dxa"/>
           </w:tcPr>
           <w:p>
-            <w:r>
+            <w:pPr>
+              <w:rPr>
+                <w:rFonts w:ascii="Times New Roman" w:hAnsi="Times New Roman"/>
+                <w:sz w:val="24"/>
+              </w:rPr>
+            </w:pPr>
+            <w:r>
+              <w:rPr>
+                <w:rFonts w:ascii="Times New Roman" w:hAnsi="Times New Roman"/>
+                <w:sz w:val="24"/>
+              </w:rPr>
               <w:t xml:space="preserve">Given a new user on the registration page, </w:t>
             </w:r>
           </w:p>
           <w:p>
-            <w:r>
+            <w:pPr>
+              <w:rPr>
+                <w:rFonts w:ascii="Times New Roman" w:hAnsi="Times New Roman"/>
+                <w:sz w:val="24"/>
+              </w:rPr>
+            </w:pPr>
+            <w:r>
+              <w:rPr>
+                <w:rFonts w:ascii="Times New Roman" w:hAnsi="Times New Roman"/>
+                <w:sz w:val="24"/>
+              </w:rPr>
               <w:t>when they submit valid details (name, email, password, phone number),</w:t>
             </w:r>
           </w:p>
           <w:p>
-            <w:r>
+            <w:pPr>
+              <w:rPr>
+                <w:rFonts w:ascii="Times New Roman" w:hAnsi="Times New Roman"/>
+                <w:sz w:val="24"/>
+              </w:rPr>
+            </w:pPr>
+            <w:r>
+              <w:rPr>
+                <w:rFonts w:ascii="Times New Roman" w:hAnsi="Times New Roman"/>
+                <w:sz w:val="24"/>
+              </w:rPr>
               <w:t xml:space="preserve"> then the system saves their record and sends a 6 digit verification code to their email or phone number</w:t>
             </w:r>
           </w:p>
@@ -3183,7 +4316,17 @@
             <w:tcW w:w="2547" w:type="dxa"/>
           </w:tcPr>
           <w:p>
-            <w:r>
+            <w:pPr>
+              <w:rPr>
+                <w:rFonts w:ascii="Times New Roman" w:hAnsi="Times New Roman"/>
+                <w:sz w:val="24"/>
+              </w:rPr>
+            </w:pPr>
+            <w:r>
+              <w:rPr>
+                <w:rFonts w:ascii="Times New Roman" w:hAnsi="Times New Roman"/>
+                <w:sz w:val="24"/>
+              </w:rPr>
               <w:t>MosSCow</w:t>
             </w:r>
           </w:p>
@@ -3193,7 +4336,17 @@
             <w:tcW w:w="6469" w:type="dxa"/>
           </w:tcPr>
           <w:p>
-            <w:r>
+            <w:pPr>
+              <w:rPr>
+                <w:rFonts w:ascii="Times New Roman" w:hAnsi="Times New Roman"/>
+                <w:sz w:val="24"/>
+              </w:rPr>
+            </w:pPr>
+            <w:r>
+              <w:rPr>
+                <w:rFonts w:ascii="Times New Roman" w:hAnsi="Times New Roman"/>
+                <w:sz w:val="24"/>
+              </w:rPr>
               <w:t>Must have (M)</w:t>
             </w:r>
           </w:p>
@@ -3205,7 +4358,17 @@
             <w:tcW w:w="2547" w:type="dxa"/>
           </w:tcPr>
           <w:p>
-            <w:r>
+            <w:pPr>
+              <w:rPr>
+                <w:rFonts w:ascii="Times New Roman" w:hAnsi="Times New Roman"/>
+                <w:sz w:val="24"/>
+              </w:rPr>
+            </w:pPr>
+            <w:r>
+              <w:rPr>
+                <w:rFonts w:ascii="Times New Roman" w:hAnsi="Times New Roman"/>
+                <w:sz w:val="24"/>
+              </w:rPr>
               <w:t>Tasks</w:t>
             </w:r>
           </w:p>
@@ -3221,8 +4384,16 @@
                 <w:ilvl w:val="0"/>
                 <w:numId w:val="2"/>
               </w:numPr>
-            </w:pPr>
-            <w:r>
+              <w:rPr>
+                <w:rFonts w:ascii="Times New Roman" w:hAnsi="Times New Roman" w:cs="Times New Roman"/>
+                <w:sz w:val="24"/>
+              </w:rPr>
+            </w:pPr>
+            <w:r>
+              <w:rPr>
+                <w:rFonts w:ascii="Times New Roman" w:hAnsi="Times New Roman" w:cs="Times New Roman"/>
+                <w:sz w:val="24"/>
+              </w:rPr>
               <w:t>Designing the registration form UI</w:t>
             </w:r>
           </w:p>
@@ -3233,8 +4404,16 @@
                 <w:ilvl w:val="0"/>
                 <w:numId w:val="2"/>
               </w:numPr>
-            </w:pPr>
-            <w:r>
+              <w:rPr>
+                <w:rFonts w:ascii="Times New Roman" w:hAnsi="Times New Roman" w:cs="Times New Roman"/>
+                <w:sz w:val="24"/>
+              </w:rPr>
+            </w:pPr>
+            <w:r>
+              <w:rPr>
+                <w:rFonts w:ascii="Times New Roman" w:hAnsi="Times New Roman" w:cs="Times New Roman"/>
+                <w:sz w:val="24"/>
+              </w:rPr>
               <w:t>Implementing input validation</w:t>
             </w:r>
           </w:p>
@@ -3245,8 +4424,16 @@
                 <w:ilvl w:val="0"/>
                 <w:numId w:val="2"/>
               </w:numPr>
-            </w:pPr>
-            <w:r>
+              <w:rPr>
+                <w:rFonts w:ascii="Times New Roman" w:hAnsi="Times New Roman" w:cs="Times New Roman"/>
+                <w:sz w:val="24"/>
+              </w:rPr>
+            </w:pPr>
+            <w:r>
+              <w:rPr>
+                <w:rFonts w:ascii="Times New Roman" w:hAnsi="Times New Roman" w:cs="Times New Roman"/>
+                <w:sz w:val="24"/>
+              </w:rPr>
               <w:t>Building the registration API</w:t>
             </w:r>
           </w:p>
@@ -3257,8 +4444,16 @@
                 <w:ilvl w:val="0"/>
                 <w:numId w:val="2"/>
               </w:numPr>
-            </w:pPr>
-            <w:r>
+              <w:rPr>
+                <w:rFonts w:ascii="Times New Roman" w:hAnsi="Times New Roman" w:cs="Times New Roman"/>
+                <w:sz w:val="24"/>
+              </w:rPr>
+            </w:pPr>
+            <w:r>
+              <w:rPr>
+                <w:rFonts w:ascii="Times New Roman" w:hAnsi="Times New Roman" w:cs="Times New Roman"/>
+                <w:sz w:val="24"/>
+              </w:rPr>
               <w:t>Generate and store 6 digit verification code with expiry in database</w:t>
             </w:r>
           </w:p>
@@ -3269,8 +4464,16 @@
                 <w:ilvl w:val="0"/>
                 <w:numId w:val="2"/>
               </w:numPr>
-            </w:pPr>
-            <w:r>
+              <w:rPr>
+                <w:rFonts w:ascii="Times New Roman" w:hAnsi="Times New Roman" w:cs="Times New Roman"/>
+                <w:sz w:val="24"/>
+              </w:rPr>
+            </w:pPr>
+            <w:r>
+              <w:rPr>
+                <w:rFonts w:ascii="Times New Roman" w:hAnsi="Times New Roman" w:cs="Times New Roman"/>
+                <w:sz w:val="24"/>
+              </w:rPr>
               <w:t>Activating user account upon successful verification</w:t>
             </w:r>
           </w:p>
@@ -3282,7 +4485,17 @@
             <w:tcW w:w="2547" w:type="dxa"/>
           </w:tcPr>
           <w:p>
-            <w:r>
+            <w:pPr>
+              <w:rPr>
+                <w:rFonts w:ascii="Times New Roman" w:hAnsi="Times New Roman"/>
+                <w:sz w:val="24"/>
+              </w:rPr>
+            </w:pPr>
+            <w:r>
+              <w:rPr>
+                <w:rFonts w:ascii="Times New Roman" w:hAnsi="Times New Roman"/>
+                <w:sz w:val="24"/>
+              </w:rPr>
               <w:t>Test Cases</w:t>
             </w:r>
           </w:p>
@@ -3292,7 +4505,17 @@
             <w:tcW w:w="6469" w:type="dxa"/>
           </w:tcPr>
           <w:p>
-            <w:r>
+            <w:pPr>
+              <w:rPr>
+                <w:rFonts w:ascii="Times New Roman" w:hAnsi="Times New Roman"/>
+                <w:sz w:val="24"/>
+              </w:rPr>
+            </w:pPr>
+            <w:r>
+              <w:rPr>
+                <w:rFonts w:ascii="Times New Roman" w:hAnsi="Times New Roman"/>
+                <w:sz w:val="24"/>
+              </w:rPr>
               <w:t>-</w:t>
             </w:r>
           </w:p>
@@ -3304,7 +4527,14 @@
             <w:tcW w:w="9016" w:type="dxa"/>
             <w:gridSpan w:val="2"/>
           </w:tcPr>
-          <w:p/>
+          <w:p>
+            <w:pPr>
+              <w:rPr>
+                <w:rFonts w:ascii="Times New Roman" w:hAnsi="Times New Roman"/>
+                <w:sz w:val="24"/>
+              </w:rPr>
+            </w:pPr>
+          </w:p>
         </w:tc>
       </w:tr>
       <w:tr>
@@ -3313,7 +4543,17 @@
             <w:tcW w:w="2547" w:type="dxa"/>
           </w:tcPr>
           <w:p>
-            <w:r>
+            <w:pPr>
+              <w:rPr>
+                <w:rFonts w:ascii="Times New Roman" w:hAnsi="Times New Roman"/>
+                <w:sz w:val="24"/>
+              </w:rPr>
+            </w:pPr>
+            <w:r>
+              <w:rPr>
+                <w:rFonts w:ascii="Times New Roman" w:hAnsi="Times New Roman"/>
+                <w:sz w:val="24"/>
+              </w:rPr>
               <w:t>User Story 2</w:t>
             </w:r>
           </w:p>
@@ -3323,20 +4563,54 @@
             <w:tcW w:w="6469" w:type="dxa"/>
           </w:tcPr>
           <w:p>
-            <w:r>
+            <w:pPr>
+              <w:rPr>
+                <w:rFonts w:ascii="Times New Roman" w:hAnsi="Times New Roman"/>
+                <w:sz w:val="24"/>
+              </w:rPr>
+            </w:pPr>
+            <w:r>
+              <w:rPr>
+                <w:rFonts w:ascii="Times New Roman" w:hAnsi="Times New Roman"/>
+                <w:sz w:val="24"/>
+              </w:rPr>
               <w:t xml:space="preserve">As a registered user, </w:t>
             </w:r>
           </w:p>
           <w:p>
-            <w:r>
+            <w:pPr>
+              <w:rPr>
+                <w:rFonts w:ascii="Times New Roman" w:hAnsi="Times New Roman"/>
+                <w:sz w:val="24"/>
+              </w:rPr>
+            </w:pPr>
+            <w:r>
+              <w:rPr>
+                <w:rFonts w:ascii="Times New Roman" w:hAnsi="Times New Roman"/>
+                <w:sz w:val="24"/>
+              </w:rPr>
               <w:t>I need to enable 2</w:t>
             </w:r>
             <w:r>
+              <w:rPr>
+                <w:rFonts w:ascii="Times New Roman" w:hAnsi="Times New Roman"/>
+                <w:sz w:val="24"/>
+              </w:rPr>
               <w:t xml:space="preserve"> Factor Authentication (2FA), </w:t>
             </w:r>
           </w:p>
           <w:p>
-            <w:r>
+            <w:pPr>
+              <w:rPr>
+                <w:rFonts w:ascii="Times New Roman" w:hAnsi="Times New Roman"/>
+                <w:sz w:val="24"/>
+              </w:rPr>
+            </w:pPr>
+            <w:r>
+              <w:rPr>
+                <w:rFonts w:ascii="Times New Roman" w:hAnsi="Times New Roman"/>
+                <w:sz w:val="24"/>
+              </w:rPr>
               <w:t>so that my account is secure from unauthorized access.</w:t>
             </w:r>
           </w:p>
@@ -3348,7 +4622,17 @@
             <w:tcW w:w="2547" w:type="dxa"/>
           </w:tcPr>
           <w:p>
-            <w:r>
+            <w:pPr>
+              <w:rPr>
+                <w:rFonts w:ascii="Times New Roman" w:hAnsi="Times New Roman"/>
+                <w:sz w:val="24"/>
+              </w:rPr>
+            </w:pPr>
+            <w:r>
+              <w:rPr>
+                <w:rFonts w:ascii="Times New Roman" w:hAnsi="Times New Roman"/>
+                <w:sz w:val="24"/>
+              </w:rPr>
               <w:t>Acceptance Criteria</w:t>
             </w:r>
           </w:p>
@@ -3358,17 +4642,47 @@
             <w:tcW w:w="6469" w:type="dxa"/>
           </w:tcPr>
           <w:p>
-            <w:r>
+            <w:pPr>
+              <w:rPr>
+                <w:rFonts w:ascii="Times New Roman" w:hAnsi="Times New Roman"/>
+                <w:sz w:val="24"/>
+              </w:rPr>
+            </w:pPr>
+            <w:r>
+              <w:rPr>
+                <w:rFonts w:ascii="Times New Roman" w:hAnsi="Times New Roman"/>
+                <w:sz w:val="24"/>
+              </w:rPr>
               <w:t xml:space="preserve">Given a registered account in the SmartPantry application, </w:t>
             </w:r>
           </w:p>
           <w:p>
-            <w:r>
+            <w:pPr>
+              <w:rPr>
+                <w:rFonts w:ascii="Times New Roman" w:hAnsi="Times New Roman"/>
+                <w:sz w:val="24"/>
+              </w:rPr>
+            </w:pPr>
+            <w:r>
+              <w:rPr>
+                <w:rFonts w:ascii="Times New Roman" w:hAnsi="Times New Roman"/>
+                <w:sz w:val="24"/>
+              </w:rPr>
               <w:t>when they enable 2FA and verify their phone or email,</w:t>
             </w:r>
           </w:p>
           <w:p>
-            <w:r>
+            <w:pPr>
+              <w:rPr>
+                <w:rFonts w:ascii="Times New Roman" w:hAnsi="Times New Roman"/>
+                <w:sz w:val="24"/>
+              </w:rPr>
+            </w:pPr>
+            <w:r>
+              <w:rPr>
+                <w:rFonts w:ascii="Times New Roman" w:hAnsi="Times New Roman"/>
+                <w:sz w:val="24"/>
+              </w:rPr>
               <w:t xml:space="preserve"> then the system requires a 2FA code on every subsequent login</w:t>
             </w:r>
           </w:p>
@@ -3380,7 +4694,17 @@
             <w:tcW w:w="2547" w:type="dxa"/>
           </w:tcPr>
           <w:p>
-            <w:r>
+            <w:pPr>
+              <w:rPr>
+                <w:rFonts w:ascii="Times New Roman" w:hAnsi="Times New Roman"/>
+                <w:sz w:val="24"/>
+              </w:rPr>
+            </w:pPr>
+            <w:r>
+              <w:rPr>
+                <w:rFonts w:ascii="Times New Roman" w:hAnsi="Times New Roman"/>
+                <w:sz w:val="24"/>
+              </w:rPr>
               <w:t>MoSCoW</w:t>
             </w:r>
           </w:p>
@@ -3390,7 +4714,17 @@
             <w:tcW w:w="6469" w:type="dxa"/>
           </w:tcPr>
           <w:p>
-            <w:r>
+            <w:pPr>
+              <w:rPr>
+                <w:rFonts w:ascii="Times New Roman" w:hAnsi="Times New Roman"/>
+                <w:sz w:val="24"/>
+              </w:rPr>
+            </w:pPr>
+            <w:r>
+              <w:rPr>
+                <w:rFonts w:ascii="Times New Roman" w:hAnsi="Times New Roman"/>
+                <w:sz w:val="24"/>
+              </w:rPr>
               <w:t>Must have (M)</w:t>
             </w:r>
           </w:p>
@@ -3402,7 +4736,17 @@
             <w:tcW w:w="2547" w:type="dxa"/>
           </w:tcPr>
           <w:p>
-            <w:r>
+            <w:pPr>
+              <w:rPr>
+                <w:rFonts w:ascii="Times New Roman" w:hAnsi="Times New Roman"/>
+                <w:sz w:val="24"/>
+              </w:rPr>
+            </w:pPr>
+            <w:r>
+              <w:rPr>
+                <w:rFonts w:ascii="Times New Roman" w:hAnsi="Times New Roman"/>
+                <w:sz w:val="24"/>
+              </w:rPr>
               <w:t>Tasks</w:t>
             </w:r>
           </w:p>
@@ -3418,8 +4762,16 @@
                 <w:ilvl w:val="0"/>
                 <w:numId w:val="3"/>
               </w:numPr>
-            </w:pPr>
-            <w:r>
+              <w:rPr>
+                <w:rFonts w:ascii="Times New Roman" w:hAnsi="Times New Roman" w:cs="Times New Roman"/>
+                <w:sz w:val="24"/>
+              </w:rPr>
+            </w:pPr>
+            <w:r>
+              <w:rPr>
+                <w:rFonts w:ascii="Times New Roman" w:hAnsi="Times New Roman" w:cs="Times New Roman"/>
+                <w:sz w:val="24"/>
+              </w:rPr>
               <w:t>Designing 2FA setup UI</w:t>
             </w:r>
           </w:p>
@@ -3430,8 +4782,16 @@
                 <w:ilvl w:val="0"/>
                 <w:numId w:val="3"/>
               </w:numPr>
-            </w:pPr>
-            <w:r>
+              <w:rPr>
+                <w:rFonts w:ascii="Times New Roman" w:hAnsi="Times New Roman" w:cs="Times New Roman"/>
+                <w:sz w:val="24"/>
+              </w:rPr>
+            </w:pPr>
+            <w:r>
+              <w:rPr>
+                <w:rFonts w:ascii="Times New Roman" w:hAnsi="Times New Roman" w:cs="Times New Roman"/>
+                <w:sz w:val="24"/>
+              </w:rPr>
               <w:t>Implementing Time based one time password or email OTP generation</w:t>
             </w:r>
           </w:p>
@@ -3442,8 +4802,16 @@
                 <w:ilvl w:val="0"/>
                 <w:numId w:val="3"/>
               </w:numPr>
-            </w:pPr>
-            <w:r>
+              <w:rPr>
+                <w:rFonts w:ascii="Times New Roman" w:hAnsi="Times New Roman" w:cs="Times New Roman"/>
+                <w:sz w:val="24"/>
+              </w:rPr>
+            </w:pPr>
+            <w:r>
+              <w:rPr>
+                <w:rFonts w:ascii="Times New Roman" w:hAnsi="Times New Roman" w:cs="Times New Roman"/>
+                <w:sz w:val="24"/>
+              </w:rPr>
               <w:t>Storing the status of 2FA in the suer profile</w:t>
             </w:r>
           </w:p>
@@ -3454,8 +4822,16 @@
                 <w:ilvl w:val="0"/>
                 <w:numId w:val="3"/>
               </w:numPr>
-            </w:pPr>
-            <w:r>
+              <w:rPr>
+                <w:rFonts w:ascii="Times New Roman" w:hAnsi="Times New Roman" w:cs="Times New Roman"/>
+                <w:sz w:val="24"/>
+              </w:rPr>
+            </w:pPr>
+            <w:r>
+              <w:rPr>
+                <w:rFonts w:ascii="Times New Roman" w:hAnsi="Times New Roman" w:cs="Times New Roman"/>
+                <w:sz w:val="24"/>
+              </w:rPr>
               <w:t>Enforcing 2FA on future logins</w:t>
             </w:r>
           </w:p>
@@ -3467,7 +4843,17 @@
             <w:tcW w:w="2547" w:type="dxa"/>
           </w:tcPr>
           <w:p>
-            <w:r>
+            <w:pPr>
+              <w:rPr>
+                <w:rFonts w:ascii="Times New Roman" w:hAnsi="Times New Roman"/>
+                <w:sz w:val="24"/>
+              </w:rPr>
+            </w:pPr>
+            <w:r>
+              <w:rPr>
+                <w:rFonts w:ascii="Times New Roman" w:hAnsi="Times New Roman"/>
+                <w:sz w:val="24"/>
+              </w:rPr>
               <w:t>Test Cases</w:t>
             </w:r>
           </w:p>
@@ -3477,7 +4863,17 @@
             <w:tcW w:w="6469" w:type="dxa"/>
           </w:tcPr>
           <w:p>
-            <w:r>
+            <w:pPr>
+              <w:rPr>
+                <w:rFonts w:ascii="Times New Roman" w:hAnsi="Times New Roman"/>
+                <w:sz w:val="24"/>
+              </w:rPr>
+            </w:pPr>
+            <w:r>
+              <w:rPr>
+                <w:rFonts w:ascii="Times New Roman" w:hAnsi="Times New Roman"/>
+                <w:sz w:val="24"/>
+              </w:rPr>
               <w:t>-</w:t>
             </w:r>
           </w:p>
@@ -3488,13 +4884,27 @@
           <w:tcPr>
             <w:tcW w:w="2547" w:type="dxa"/>
           </w:tcPr>
-          <w:p/>
+          <w:p>
+            <w:pPr>
+              <w:rPr>
+                <w:rFonts w:ascii="Times New Roman" w:hAnsi="Times New Roman"/>
+                <w:sz w:val="24"/>
+              </w:rPr>
+            </w:pPr>
+          </w:p>
         </w:tc>
         <w:tc>
           <w:tcPr>
             <w:tcW w:w="6469" w:type="dxa"/>
           </w:tcPr>
-          <w:p/>
+          <w:p>
+            <w:pPr>
+              <w:rPr>
+                <w:rFonts w:ascii="Times New Roman" w:hAnsi="Times New Roman"/>
+                <w:sz w:val="24"/>
+              </w:rPr>
+            </w:pPr>
+          </w:p>
         </w:tc>
       </w:tr>
       <w:tr>
@@ -3503,7 +4913,17 @@
             <w:tcW w:w="2547" w:type="dxa"/>
           </w:tcPr>
           <w:p>
-            <w:r>
+            <w:pPr>
+              <w:rPr>
+                <w:rFonts w:ascii="Times New Roman" w:hAnsi="Times New Roman"/>
+                <w:sz w:val="24"/>
+              </w:rPr>
+            </w:pPr>
+            <w:r>
+              <w:rPr>
+                <w:rFonts w:ascii="Times New Roman" w:hAnsi="Times New Roman"/>
+                <w:sz w:val="24"/>
+              </w:rPr>
               <w:t>User Story 3</w:t>
             </w:r>
           </w:p>
@@ -3513,17 +4933,47 @@
             <w:tcW w:w="6469" w:type="dxa"/>
           </w:tcPr>
           <w:p>
-            <w:r>
+            <w:pPr>
+              <w:rPr>
+                <w:rFonts w:ascii="Times New Roman" w:hAnsi="Times New Roman"/>
+                <w:sz w:val="24"/>
+              </w:rPr>
+            </w:pPr>
+            <w:r>
+              <w:rPr>
+                <w:rFonts w:ascii="Times New Roman" w:hAnsi="Times New Roman"/>
+                <w:sz w:val="24"/>
+              </w:rPr>
               <w:t>As a registered user,</w:t>
             </w:r>
           </w:p>
           <w:p>
-            <w:r>
+            <w:pPr>
+              <w:rPr>
+                <w:rFonts w:ascii="Times New Roman" w:hAnsi="Times New Roman"/>
+                <w:sz w:val="24"/>
+              </w:rPr>
+            </w:pPr>
+            <w:r>
+              <w:rPr>
+                <w:rFonts w:ascii="Times New Roman" w:hAnsi="Times New Roman"/>
+                <w:sz w:val="24"/>
+              </w:rPr>
               <w:t xml:space="preserve">I need to configure my privacy settings (food listing visibility), </w:t>
             </w:r>
           </w:p>
           <w:p>
-            <w:r>
+            <w:pPr>
+              <w:rPr>
+                <w:rFonts w:ascii="Times New Roman" w:hAnsi="Times New Roman"/>
+                <w:sz w:val="24"/>
+              </w:rPr>
+            </w:pPr>
+            <w:r>
+              <w:rPr>
+                <w:rFonts w:ascii="Times New Roman" w:hAnsi="Times New Roman"/>
+                <w:sz w:val="24"/>
+              </w:rPr>
               <w:t>So that I can control who sees my food donations</w:t>
             </w:r>
           </w:p>
@@ -3535,29 +4985,83 @@
             <w:tcW w:w="2547" w:type="dxa"/>
           </w:tcPr>
           <w:p>
-            <w:r>
+            <w:pPr>
+              <w:rPr>
+                <w:rFonts w:ascii="Times New Roman" w:hAnsi="Times New Roman"/>
+                <w:sz w:val="24"/>
+              </w:rPr>
+            </w:pPr>
+            <w:r>
+              <w:rPr>
+                <w:rFonts w:ascii="Times New Roman" w:hAnsi="Times New Roman"/>
+                <w:sz w:val="24"/>
+              </w:rPr>
               <w:t>Acceptance Criteria</w:t>
             </w:r>
           </w:p>
-          <w:p/>
-          <w:p/>
+          <w:p>
+            <w:pPr>
+              <w:rPr>
+                <w:rFonts w:ascii="Times New Roman" w:hAnsi="Times New Roman"/>
+                <w:sz w:val="24"/>
+              </w:rPr>
+            </w:pPr>
+          </w:p>
+          <w:p>
+            <w:pPr>
+              <w:rPr>
+                <w:rFonts w:ascii="Times New Roman" w:hAnsi="Times New Roman"/>
+                <w:sz w:val="24"/>
+              </w:rPr>
+            </w:pPr>
+          </w:p>
         </w:tc>
         <w:tc>
           <w:tcPr>
             <w:tcW w:w="6469" w:type="dxa"/>
           </w:tcPr>
           <w:p>
-            <w:r>
+            <w:pPr>
+              <w:rPr>
+                <w:rFonts w:ascii="Times New Roman" w:hAnsi="Times New Roman"/>
+                <w:sz w:val="24"/>
+              </w:rPr>
+            </w:pPr>
+            <w:r>
+              <w:rPr>
+                <w:rFonts w:ascii="Times New Roman" w:hAnsi="Times New Roman"/>
+                <w:sz w:val="24"/>
+              </w:rPr>
               <w:t>Given a logged in user in privacy settings,</w:t>
             </w:r>
           </w:p>
           <w:p>
-            <w:r>
+            <w:pPr>
+              <w:rPr>
+                <w:rFonts w:ascii="Times New Roman" w:hAnsi="Times New Roman"/>
+                <w:sz w:val="24"/>
+              </w:rPr>
+            </w:pPr>
+            <w:r>
+              <w:rPr>
+                <w:rFonts w:ascii="Times New Roman" w:hAnsi="Times New Roman"/>
+                <w:sz w:val="24"/>
+              </w:rPr>
               <w:t>When they toggle listing visibility to Private,</w:t>
             </w:r>
           </w:p>
           <w:p>
-            <w:r>
+            <w:pPr>
+              <w:rPr>
+                <w:rFonts w:ascii="Times New Roman" w:hAnsi="Times New Roman"/>
+                <w:sz w:val="24"/>
+              </w:rPr>
+            </w:pPr>
+            <w:r>
+              <w:rPr>
+                <w:rFonts w:ascii="Times New Roman" w:hAnsi="Times New Roman"/>
+                <w:sz w:val="24"/>
+              </w:rPr>
               <w:t>Then their donation listings are hidden from other users</w:t>
             </w:r>
           </w:p>
@@ -3569,7 +5073,17 @@
             <w:tcW w:w="2547" w:type="dxa"/>
           </w:tcPr>
           <w:p>
-            <w:r>
+            <w:pPr>
+              <w:rPr>
+                <w:rFonts w:ascii="Times New Roman" w:hAnsi="Times New Roman"/>
+                <w:sz w:val="24"/>
+              </w:rPr>
+            </w:pPr>
+            <w:r>
+              <w:rPr>
+                <w:rFonts w:ascii="Times New Roman" w:hAnsi="Times New Roman"/>
+                <w:sz w:val="24"/>
+              </w:rPr>
               <w:t>MoSCoW</w:t>
             </w:r>
           </w:p>
@@ -3579,7 +5093,17 @@
             <w:tcW w:w="6469" w:type="dxa"/>
           </w:tcPr>
           <w:p>
-            <w:r>
+            <w:pPr>
+              <w:rPr>
+                <w:rFonts w:ascii="Times New Roman" w:hAnsi="Times New Roman"/>
+                <w:sz w:val="24"/>
+              </w:rPr>
+            </w:pPr>
+            <w:r>
+              <w:rPr>
+                <w:rFonts w:ascii="Times New Roman" w:hAnsi="Times New Roman"/>
+                <w:sz w:val="24"/>
+              </w:rPr>
               <w:t>Should Have (S)</w:t>
             </w:r>
           </w:p>
@@ -3591,7 +5115,18 @@
             <w:tcW w:w="2547" w:type="dxa"/>
           </w:tcPr>
           <w:p>
-            <w:r>
+            <w:pPr>
+              <w:rPr>
+                <w:rFonts w:ascii="Times New Roman" w:hAnsi="Times New Roman"/>
+                <w:sz w:val="24"/>
+              </w:rPr>
+            </w:pPr>
+            <w:r>
+              <w:rPr>
+                <w:rFonts w:ascii="Times New Roman" w:hAnsi="Times New Roman"/>
+                <w:sz w:val="24"/>
+              </w:rPr>
+              <w:lastRenderedPageBreak/>
               <w:t>Tasks</w:t>
             </w:r>
           </w:p>
@@ -3607,8 +5142,16 @@
                 <w:ilvl w:val="0"/>
                 <w:numId w:val="5"/>
               </w:numPr>
-            </w:pPr>
-            <w:r>
+              <w:rPr>
+                <w:rFonts w:ascii="Times New Roman" w:hAnsi="Times New Roman" w:cs="Times New Roman"/>
+                <w:sz w:val="24"/>
+              </w:rPr>
+            </w:pPr>
+            <w:r>
+              <w:rPr>
+                <w:rFonts w:ascii="Times New Roman" w:hAnsi="Times New Roman" w:cs="Times New Roman"/>
+                <w:sz w:val="24"/>
+              </w:rPr>
               <w:t>Designing privacy settings UI</w:t>
             </w:r>
           </w:p>
@@ -3619,8 +5162,16 @@
                 <w:ilvl w:val="0"/>
                 <w:numId w:val="5"/>
               </w:numPr>
-            </w:pPr>
-            <w:r>
+              <w:rPr>
+                <w:rFonts w:ascii="Times New Roman" w:hAnsi="Times New Roman" w:cs="Times New Roman"/>
+                <w:sz w:val="24"/>
+              </w:rPr>
+            </w:pPr>
+            <w:r>
+              <w:rPr>
+                <w:rFonts w:ascii="Times New Roman" w:hAnsi="Times New Roman" w:cs="Times New Roman"/>
+                <w:sz w:val="24"/>
+              </w:rPr>
               <w:t>Storing privacy preferences in PostGreSQL</w:t>
             </w:r>
           </w:p>
@@ -3632,7 +5183,17 @@
             <w:tcW w:w="2547" w:type="dxa"/>
           </w:tcPr>
           <w:p>
-            <w:r>
+            <w:pPr>
+              <w:rPr>
+                <w:rFonts w:ascii="Times New Roman" w:hAnsi="Times New Roman"/>
+                <w:sz w:val="24"/>
+              </w:rPr>
+            </w:pPr>
+            <w:r>
+              <w:rPr>
+                <w:rFonts w:ascii="Times New Roman" w:hAnsi="Times New Roman"/>
+                <w:sz w:val="24"/>
+              </w:rPr>
               <w:t>Test Cases</w:t>
             </w:r>
           </w:p>
@@ -3642,22 +5203,66 @@
             <w:tcW w:w="6469" w:type="dxa"/>
           </w:tcPr>
           <w:p>
-            <w:r>
+            <w:pPr>
+              <w:rPr>
+                <w:rFonts w:ascii="Times New Roman" w:hAnsi="Times New Roman"/>
+                <w:sz w:val="24"/>
+              </w:rPr>
+            </w:pPr>
+            <w:r>
+              <w:rPr>
+                <w:rFonts w:ascii="Times New Roman" w:hAnsi="Times New Roman"/>
+                <w:sz w:val="24"/>
+              </w:rPr>
               <w:t>-</w:t>
             </w:r>
           </w:p>
         </w:tc>
       </w:tr>
     </w:tbl>
-    <w:p/>
-    <w:p/>
     <w:p>
+      <w:pPr>
+        <w:rPr>
+          <w:rFonts w:ascii="Times New Roman" w:hAnsi="Times New Roman"/>
+          <w:sz w:val="24"/>
+        </w:rPr>
+      </w:pPr>
+    </w:p>
+    <w:p>
+      <w:pPr>
+        <w:rPr>
+          <w:rFonts w:ascii="Times New Roman" w:hAnsi="Times New Roman"/>
+          <w:sz w:val="24"/>
+        </w:rPr>
+      </w:pPr>
+    </w:p>
+    <w:p>
+      <w:pPr>
+        <w:rPr>
+          <w:rFonts w:ascii="Times New Roman" w:hAnsi="Times New Roman"/>
+          <w:sz w:val="24"/>
+        </w:rPr>
+      </w:pPr>
       <w:r>
+        <w:rPr>
+          <w:rFonts w:ascii="Times New Roman" w:hAnsi="Times New Roman"/>
+          <w:sz w:val="24"/>
+        </w:rPr>
         <w:t>2.2 UC4 Food Analytics</w:t>
       </w:r>
     </w:p>
     <w:p>
+      <w:pPr>
+        <w:rPr>
+          <w:rFonts w:ascii="Times New Roman" w:hAnsi="Times New Roman"/>
+          <w:sz w:val="24"/>
+        </w:rPr>
+      </w:pPr>
       <w:r>
+        <w:rPr>
+          <w:rFonts w:ascii="Times New Roman" w:hAnsi="Times New Roman"/>
+          <w:sz w:val="24"/>
+        </w:rPr>
         <w:t>Done By Sujina Tuladhar (E2300582)</w:t>
       </w:r>
     </w:p>
@@ -3677,7 +5282,17 @@
             <w:tcW w:w="2263" w:type="dxa"/>
           </w:tcPr>
           <w:p>
-            <w:r>
+            <w:pPr>
+              <w:rPr>
+                <w:rFonts w:ascii="Times New Roman" w:hAnsi="Times New Roman"/>
+                <w:sz w:val="24"/>
+              </w:rPr>
+            </w:pPr>
+            <w:r>
+              <w:rPr>
+                <w:rFonts w:ascii="Times New Roman" w:hAnsi="Times New Roman"/>
+                <w:sz w:val="24"/>
+              </w:rPr>
               <w:t>User Story 1</w:t>
             </w:r>
           </w:p>
@@ -3687,17 +5302,47 @@
             <w:tcW w:w="6753" w:type="dxa"/>
           </w:tcPr>
           <w:p>
-            <w:r>
+            <w:pPr>
+              <w:rPr>
+                <w:rFonts w:ascii="Times New Roman" w:hAnsi="Times New Roman"/>
+                <w:sz w:val="24"/>
+              </w:rPr>
+            </w:pPr>
+            <w:r>
+              <w:rPr>
+                <w:rFonts w:ascii="Times New Roman" w:hAnsi="Times New Roman"/>
+                <w:sz w:val="24"/>
+              </w:rPr>
               <w:t>As a household user,</w:t>
             </w:r>
           </w:p>
           <w:p>
-            <w:r>
+            <w:pPr>
+              <w:rPr>
+                <w:rFonts w:ascii="Times New Roman" w:hAnsi="Times New Roman"/>
+                <w:sz w:val="24"/>
+              </w:rPr>
+            </w:pPr>
+            <w:r>
+              <w:rPr>
+                <w:rFonts w:ascii="Times New Roman" w:hAnsi="Times New Roman"/>
+                <w:sz w:val="24"/>
+              </w:rPr>
               <w:t>I need to view a visual dashboard of my food saved,</w:t>
             </w:r>
           </w:p>
           <w:p>
-            <w:r>
+            <w:pPr>
+              <w:rPr>
+                <w:rFonts w:ascii="Times New Roman" w:hAnsi="Times New Roman"/>
+                <w:sz w:val="24"/>
+              </w:rPr>
+            </w:pPr>
+            <w:r>
+              <w:rPr>
+                <w:rFonts w:ascii="Times New Roman" w:hAnsi="Times New Roman"/>
+                <w:sz w:val="24"/>
+              </w:rPr>
               <w:t>So that I can track my environmental impact and stay motivated.</w:t>
             </w:r>
           </w:p>
@@ -3709,8 +5354,17 @@
             <w:tcW w:w="2263" w:type="dxa"/>
           </w:tcPr>
           <w:p>
-            <w:r>
-              <w:lastRenderedPageBreak/>
+            <w:pPr>
+              <w:rPr>
+                <w:rFonts w:ascii="Times New Roman" w:hAnsi="Times New Roman"/>
+                <w:sz w:val="24"/>
+              </w:rPr>
+            </w:pPr>
+            <w:r>
+              <w:rPr>
+                <w:rFonts w:ascii="Times New Roman" w:hAnsi="Times New Roman"/>
+                <w:sz w:val="24"/>
+              </w:rPr>
               <w:t>Acceptance Criteria</w:t>
             </w:r>
           </w:p>
@@ -3720,17 +5374,47 @@
             <w:tcW w:w="6753" w:type="dxa"/>
           </w:tcPr>
           <w:p>
-            <w:r>
+            <w:pPr>
+              <w:rPr>
+                <w:rFonts w:ascii="Times New Roman" w:hAnsi="Times New Roman"/>
+                <w:sz w:val="24"/>
+              </w:rPr>
+            </w:pPr>
+            <w:r>
+              <w:rPr>
+                <w:rFonts w:ascii="Times New Roman" w:hAnsi="Times New Roman"/>
+                <w:sz w:val="24"/>
+              </w:rPr>
               <w:t>Given a recorded inventory and history of donation,</w:t>
             </w:r>
           </w:p>
           <w:p>
-            <w:r>
+            <w:pPr>
+              <w:rPr>
+                <w:rFonts w:ascii="Times New Roman" w:hAnsi="Times New Roman"/>
+                <w:sz w:val="24"/>
+              </w:rPr>
+            </w:pPr>
+            <w:r>
+              <w:rPr>
+                <w:rFonts w:ascii="Times New Roman" w:hAnsi="Times New Roman"/>
+                <w:sz w:val="24"/>
+              </w:rPr>
               <w:t>When the user opens analytics dashboard,</w:t>
             </w:r>
           </w:p>
           <w:p>
-            <w:r>
+            <w:pPr>
+              <w:rPr>
+                <w:rFonts w:ascii="Times New Roman" w:hAnsi="Times New Roman"/>
+                <w:sz w:val="24"/>
+              </w:rPr>
+            </w:pPr>
+            <w:r>
+              <w:rPr>
+                <w:rFonts w:ascii="Times New Roman" w:hAnsi="Times New Roman"/>
+                <w:sz w:val="24"/>
+              </w:rPr>
               <w:t>Then the system displays charts showing total food saved and number of donations made</w:t>
             </w:r>
           </w:p>
@@ -3742,7 +5426,17 @@
             <w:tcW w:w="2263" w:type="dxa"/>
           </w:tcPr>
           <w:p>
-            <w:r>
+            <w:pPr>
+              <w:rPr>
+                <w:rFonts w:ascii="Times New Roman" w:hAnsi="Times New Roman"/>
+                <w:sz w:val="24"/>
+              </w:rPr>
+            </w:pPr>
+            <w:r>
+              <w:rPr>
+                <w:rFonts w:ascii="Times New Roman" w:hAnsi="Times New Roman"/>
+                <w:sz w:val="24"/>
+              </w:rPr>
               <w:t>MoSCoW</w:t>
             </w:r>
           </w:p>
@@ -3752,7 +5446,17 @@
             <w:tcW w:w="6753" w:type="dxa"/>
           </w:tcPr>
           <w:p>
-            <w:r>
+            <w:pPr>
+              <w:rPr>
+                <w:rFonts w:ascii="Times New Roman" w:hAnsi="Times New Roman"/>
+                <w:sz w:val="24"/>
+              </w:rPr>
+            </w:pPr>
+            <w:r>
+              <w:rPr>
+                <w:rFonts w:ascii="Times New Roman" w:hAnsi="Times New Roman"/>
+                <w:sz w:val="24"/>
+              </w:rPr>
               <w:t>Must have (M)</w:t>
             </w:r>
           </w:p>
@@ -3764,7 +5468,17 @@
             <w:tcW w:w="2263" w:type="dxa"/>
           </w:tcPr>
           <w:p>
-            <w:r>
+            <w:pPr>
+              <w:rPr>
+                <w:rFonts w:ascii="Times New Roman" w:hAnsi="Times New Roman"/>
+                <w:sz w:val="24"/>
+              </w:rPr>
+            </w:pPr>
+            <w:r>
+              <w:rPr>
+                <w:rFonts w:ascii="Times New Roman" w:hAnsi="Times New Roman"/>
+                <w:sz w:val="24"/>
+              </w:rPr>
               <w:t>Tasks</w:t>
             </w:r>
           </w:p>
@@ -3780,8 +5494,16 @@
                 <w:ilvl w:val="0"/>
                 <w:numId w:val="4"/>
               </w:numPr>
-            </w:pPr>
-            <w:r>
+              <w:rPr>
+                <w:rFonts w:ascii="Times New Roman" w:hAnsi="Times New Roman" w:cs="Times New Roman"/>
+                <w:sz w:val="24"/>
+              </w:rPr>
+            </w:pPr>
+            <w:r>
+              <w:rPr>
+                <w:rFonts w:ascii="Times New Roman" w:hAnsi="Times New Roman" w:cs="Times New Roman"/>
+                <w:sz w:val="24"/>
+              </w:rPr>
               <w:t xml:space="preserve">Designing analytics dashboard UI </w:t>
             </w:r>
           </w:p>
@@ -3792,8 +5514,16 @@
                 <w:ilvl w:val="0"/>
                 <w:numId w:val="4"/>
               </w:numPr>
-            </w:pPr>
-            <w:r>
+              <w:rPr>
+                <w:rFonts w:ascii="Times New Roman" w:hAnsi="Times New Roman" w:cs="Times New Roman"/>
+                <w:sz w:val="24"/>
+              </w:rPr>
+            </w:pPr>
+            <w:r>
+              <w:rPr>
+                <w:rFonts w:ascii="Times New Roman" w:hAnsi="Times New Roman" w:cs="Times New Roman"/>
+                <w:sz w:val="24"/>
+              </w:rPr>
               <w:t>Rendering bar chart for food saved per week using Chart.js or similar</w:t>
             </w:r>
           </w:p>
@@ -3805,7 +5535,17 @@
             <w:tcW w:w="2263" w:type="dxa"/>
           </w:tcPr>
           <w:p>
-            <w:r>
+            <w:pPr>
+              <w:rPr>
+                <w:rFonts w:ascii="Times New Roman" w:hAnsi="Times New Roman"/>
+                <w:sz w:val="24"/>
+              </w:rPr>
+            </w:pPr>
+            <w:r>
+              <w:rPr>
+                <w:rFonts w:ascii="Times New Roman" w:hAnsi="Times New Roman"/>
+                <w:sz w:val="24"/>
+              </w:rPr>
               <w:t>Test cases</w:t>
             </w:r>
           </w:p>
@@ -3815,7 +5555,17 @@
             <w:tcW w:w="6753" w:type="dxa"/>
           </w:tcPr>
           <w:p>
-            <w:r>
+            <w:pPr>
+              <w:rPr>
+                <w:rFonts w:ascii="Times New Roman" w:hAnsi="Times New Roman"/>
+                <w:sz w:val="24"/>
+              </w:rPr>
+            </w:pPr>
+            <w:r>
+              <w:rPr>
+                <w:rFonts w:ascii="Times New Roman" w:hAnsi="Times New Roman"/>
+                <w:sz w:val="24"/>
+              </w:rPr>
               <w:t>-</w:t>
             </w:r>
           </w:p>
@@ -3826,13 +5576,27 @@
           <w:tcPr>
             <w:tcW w:w="2263" w:type="dxa"/>
           </w:tcPr>
-          <w:p/>
+          <w:p>
+            <w:pPr>
+              <w:rPr>
+                <w:rFonts w:ascii="Times New Roman" w:hAnsi="Times New Roman"/>
+                <w:sz w:val="24"/>
+              </w:rPr>
+            </w:pPr>
+          </w:p>
         </w:tc>
         <w:tc>
           <w:tcPr>
             <w:tcW w:w="6753" w:type="dxa"/>
           </w:tcPr>
-          <w:p/>
+          <w:p>
+            <w:pPr>
+              <w:rPr>
+                <w:rFonts w:ascii="Times New Roman" w:hAnsi="Times New Roman"/>
+                <w:sz w:val="24"/>
+              </w:rPr>
+            </w:pPr>
+          </w:p>
         </w:tc>
       </w:tr>
       <w:tr>
@@ -3841,7 +5605,17 @@
             <w:tcW w:w="2263" w:type="dxa"/>
           </w:tcPr>
           <w:p>
-            <w:r>
+            <w:pPr>
+              <w:rPr>
+                <w:rFonts w:ascii="Times New Roman" w:hAnsi="Times New Roman"/>
+                <w:sz w:val="24"/>
+              </w:rPr>
+            </w:pPr>
+            <w:r>
+              <w:rPr>
+                <w:rFonts w:ascii="Times New Roman" w:hAnsi="Times New Roman"/>
+                <w:sz w:val="24"/>
+              </w:rPr>
               <w:t>User Story 2</w:t>
             </w:r>
           </w:p>
@@ -3851,17 +5625,47 @@
             <w:tcW w:w="6753" w:type="dxa"/>
           </w:tcPr>
           <w:p>
-            <w:r>
+            <w:pPr>
+              <w:rPr>
+                <w:rFonts w:ascii="Times New Roman" w:hAnsi="Times New Roman"/>
+                <w:sz w:val="24"/>
+              </w:rPr>
+            </w:pPr>
+            <w:r>
+              <w:rPr>
+                <w:rFonts w:ascii="Times New Roman" w:hAnsi="Times New Roman"/>
+                <w:sz w:val="24"/>
+              </w:rPr>
               <w:t xml:space="preserve">As a household user, </w:t>
             </w:r>
           </w:p>
           <w:p>
-            <w:r>
+            <w:pPr>
+              <w:rPr>
+                <w:rFonts w:ascii="Times New Roman" w:hAnsi="Times New Roman"/>
+                <w:sz w:val="24"/>
+              </w:rPr>
+            </w:pPr>
+            <w:r>
+              <w:rPr>
+                <w:rFonts w:ascii="Times New Roman" w:hAnsi="Times New Roman"/>
+                <w:sz w:val="24"/>
+              </w:rPr>
               <w:t>I need to filter my analytics by date range or category,</w:t>
             </w:r>
           </w:p>
           <w:p>
-            <w:r>
+            <w:pPr>
+              <w:rPr>
+                <w:rFonts w:ascii="Times New Roman" w:hAnsi="Times New Roman"/>
+                <w:sz w:val="24"/>
+              </w:rPr>
+            </w:pPr>
+            <w:r>
+              <w:rPr>
+                <w:rFonts w:ascii="Times New Roman" w:hAnsi="Times New Roman"/>
+                <w:sz w:val="24"/>
+              </w:rPr>
               <w:t>So that I can see detailed trends for specific time periods</w:t>
             </w:r>
           </w:p>
@@ -3873,7 +5677,17 @@
             <w:tcW w:w="2263" w:type="dxa"/>
           </w:tcPr>
           <w:p>
-            <w:r>
+            <w:pPr>
+              <w:rPr>
+                <w:rFonts w:ascii="Times New Roman" w:hAnsi="Times New Roman"/>
+                <w:sz w:val="24"/>
+              </w:rPr>
+            </w:pPr>
+            <w:r>
+              <w:rPr>
+                <w:rFonts w:ascii="Times New Roman" w:hAnsi="Times New Roman"/>
+                <w:sz w:val="24"/>
+              </w:rPr>
               <w:t>Acceptance Criteria</w:t>
             </w:r>
           </w:p>
@@ -3883,17 +5697,47 @@
             <w:tcW w:w="6753" w:type="dxa"/>
           </w:tcPr>
           <w:p>
-            <w:r>
+            <w:pPr>
+              <w:rPr>
+                <w:rFonts w:ascii="Times New Roman" w:hAnsi="Times New Roman"/>
+                <w:sz w:val="24"/>
+              </w:rPr>
+            </w:pPr>
+            <w:r>
+              <w:rPr>
+                <w:rFonts w:ascii="Times New Roman" w:hAnsi="Times New Roman"/>
+                <w:sz w:val="24"/>
+              </w:rPr>
               <w:t>Given a user on the analytics dashboard,</w:t>
             </w:r>
           </w:p>
           <w:p>
-            <w:r>
+            <w:pPr>
+              <w:rPr>
+                <w:rFonts w:ascii="Times New Roman" w:hAnsi="Times New Roman"/>
+                <w:sz w:val="24"/>
+              </w:rPr>
+            </w:pPr>
+            <w:r>
+              <w:rPr>
+                <w:rFonts w:ascii="Times New Roman" w:hAnsi="Times New Roman"/>
+                <w:sz w:val="24"/>
+              </w:rPr>
               <w:t>When they select a date range and apply filters,</w:t>
             </w:r>
           </w:p>
           <w:p>
-            <w:r>
+            <w:pPr>
+              <w:rPr>
+                <w:rFonts w:ascii="Times New Roman" w:hAnsi="Times New Roman"/>
+                <w:sz w:val="24"/>
+              </w:rPr>
+            </w:pPr>
+            <w:r>
+              <w:rPr>
+                <w:rFonts w:ascii="Times New Roman" w:hAnsi="Times New Roman"/>
+                <w:sz w:val="24"/>
+              </w:rPr>
               <w:t>Then the system updates charts to show only data within that range</w:t>
             </w:r>
           </w:p>
@@ -3905,7 +5749,17 @@
             <w:tcW w:w="2263" w:type="dxa"/>
           </w:tcPr>
           <w:p>
-            <w:r>
+            <w:pPr>
+              <w:rPr>
+                <w:rFonts w:ascii="Times New Roman" w:hAnsi="Times New Roman"/>
+                <w:sz w:val="24"/>
+              </w:rPr>
+            </w:pPr>
+            <w:r>
+              <w:rPr>
+                <w:rFonts w:ascii="Times New Roman" w:hAnsi="Times New Roman"/>
+                <w:sz w:val="24"/>
+              </w:rPr>
               <w:t>MoSCoW</w:t>
             </w:r>
           </w:p>
@@ -3915,7 +5769,17 @@
             <w:tcW w:w="6753" w:type="dxa"/>
           </w:tcPr>
           <w:p>
-            <w:r>
+            <w:pPr>
+              <w:rPr>
+                <w:rFonts w:ascii="Times New Roman" w:hAnsi="Times New Roman"/>
+                <w:sz w:val="24"/>
+              </w:rPr>
+            </w:pPr>
+            <w:r>
+              <w:rPr>
+                <w:rFonts w:ascii="Times New Roman" w:hAnsi="Times New Roman"/>
+                <w:sz w:val="24"/>
+              </w:rPr>
               <w:t>Must have (M)</w:t>
             </w:r>
           </w:p>
@@ -3927,7 +5791,17 @@
             <w:tcW w:w="2263" w:type="dxa"/>
           </w:tcPr>
           <w:p>
-            <w:r>
+            <w:pPr>
+              <w:rPr>
+                <w:rFonts w:ascii="Times New Roman" w:hAnsi="Times New Roman"/>
+                <w:sz w:val="24"/>
+              </w:rPr>
+            </w:pPr>
+            <w:r>
+              <w:rPr>
+                <w:rFonts w:ascii="Times New Roman" w:hAnsi="Times New Roman"/>
+                <w:sz w:val="24"/>
+              </w:rPr>
               <w:t>Tasks</w:t>
             </w:r>
           </w:p>
@@ -3937,17 +5811,47 @@
             <w:tcW w:w="6753" w:type="dxa"/>
           </w:tcPr>
           <w:p>
-            <w:r>
+            <w:pPr>
+              <w:rPr>
+                <w:rFonts w:ascii="Times New Roman" w:hAnsi="Times New Roman"/>
+                <w:sz w:val="24"/>
+              </w:rPr>
+            </w:pPr>
+            <w:r>
+              <w:rPr>
+                <w:rFonts w:ascii="Times New Roman" w:hAnsi="Times New Roman"/>
+                <w:sz w:val="24"/>
+              </w:rPr>
               <w:t>Adding date range picker component</w:t>
             </w:r>
           </w:p>
           <w:p>
-            <w:r>
+            <w:pPr>
+              <w:rPr>
+                <w:rFonts w:ascii="Times New Roman" w:hAnsi="Times New Roman"/>
+                <w:sz w:val="24"/>
+              </w:rPr>
+            </w:pPr>
+            <w:r>
+              <w:rPr>
+                <w:rFonts w:ascii="Times New Roman" w:hAnsi="Times New Roman"/>
+                <w:sz w:val="24"/>
+              </w:rPr>
               <w:t>Adding category filter dropdown</w:t>
             </w:r>
           </w:p>
           <w:p>
-            <w:r>
+            <w:pPr>
+              <w:rPr>
+                <w:rFonts w:ascii="Times New Roman" w:hAnsi="Times New Roman"/>
+                <w:sz w:val="24"/>
+              </w:rPr>
+            </w:pPr>
+            <w:r>
+              <w:rPr>
+                <w:rFonts w:ascii="Times New Roman" w:hAnsi="Times New Roman"/>
+                <w:sz w:val="24"/>
+              </w:rPr>
               <w:t>Dynamically updating chart without page reload</w:t>
             </w:r>
           </w:p>
@@ -3959,7 +5863,17 @@
             <w:tcW w:w="2263" w:type="dxa"/>
           </w:tcPr>
           <w:p>
-            <w:r>
+            <w:pPr>
+              <w:rPr>
+                <w:rFonts w:ascii="Times New Roman" w:hAnsi="Times New Roman"/>
+                <w:sz w:val="24"/>
+              </w:rPr>
+            </w:pPr>
+            <w:r>
+              <w:rPr>
+                <w:rFonts w:ascii="Times New Roman" w:hAnsi="Times New Roman"/>
+                <w:sz w:val="24"/>
+              </w:rPr>
               <w:t>Test Cases</w:t>
             </w:r>
           </w:p>
@@ -3969,7 +5883,17 @@
             <w:tcW w:w="6753" w:type="dxa"/>
           </w:tcPr>
           <w:p>
-            <w:r>
+            <w:pPr>
+              <w:rPr>
+                <w:rFonts w:ascii="Times New Roman" w:hAnsi="Times New Roman"/>
+                <w:sz w:val="24"/>
+              </w:rPr>
+            </w:pPr>
+            <w:r>
+              <w:rPr>
+                <w:rFonts w:ascii="Times New Roman" w:hAnsi="Times New Roman"/>
+                <w:sz w:val="24"/>
+              </w:rPr>
               <w:t>-</w:t>
             </w:r>
           </w:p>
@@ -3980,13 +5904,27 @@
           <w:tcPr>
             <w:tcW w:w="2263" w:type="dxa"/>
           </w:tcPr>
-          <w:p/>
+          <w:p>
+            <w:pPr>
+              <w:rPr>
+                <w:rFonts w:ascii="Times New Roman" w:hAnsi="Times New Roman"/>
+                <w:sz w:val="24"/>
+              </w:rPr>
+            </w:pPr>
+          </w:p>
         </w:tc>
         <w:tc>
           <w:tcPr>
             <w:tcW w:w="6753" w:type="dxa"/>
           </w:tcPr>
-          <w:p/>
+          <w:p>
+            <w:pPr>
+              <w:rPr>
+                <w:rFonts w:ascii="Times New Roman" w:hAnsi="Times New Roman"/>
+                <w:sz w:val="24"/>
+              </w:rPr>
+            </w:pPr>
+          </w:p>
         </w:tc>
       </w:tr>
       <w:tr>
@@ -3994,30 +5932,89 @@
           <w:tcPr>
             <w:tcW w:w="2263" w:type="dxa"/>
           </w:tcPr>
-          <w:p/>
+          <w:p>
+            <w:pPr>
+              <w:rPr>
+                <w:rFonts w:ascii="Times New Roman" w:hAnsi="Times New Roman"/>
+                <w:sz w:val="24"/>
+              </w:rPr>
+            </w:pPr>
+          </w:p>
         </w:tc>
         <w:tc>
           <w:tcPr>
             <w:tcW w:w="6753" w:type="dxa"/>
           </w:tcPr>
-          <w:p/>
+          <w:p>
+            <w:pPr>
+              <w:rPr>
+                <w:rFonts w:ascii="Times New Roman" w:hAnsi="Times New Roman"/>
+                <w:sz w:val="24"/>
+              </w:rPr>
+            </w:pPr>
+          </w:p>
         </w:tc>
       </w:tr>
     </w:tbl>
-    <w:p/>
     <w:p>
-      <w:bookmarkStart w:id="0" w:name="_GoBack"/>
-      <w:bookmarkEnd w:id="0"/>
+      <w:pPr>
+        <w:rPr>
+          <w:rFonts w:ascii="Times New Roman" w:hAnsi="Times New Roman"/>
+          <w:sz w:val="24"/>
+        </w:rPr>
+      </w:pPr>
     </w:p>
-    <w:p/>
-    <w:p/>
     <w:p>
+      <w:pPr>
+        <w:rPr>
+          <w:rFonts w:ascii="Times New Roman" w:hAnsi="Times New Roman"/>
+          <w:sz w:val="24"/>
+        </w:rPr>
+      </w:pPr>
+    </w:p>
+    <w:p>
+      <w:pPr>
+        <w:rPr>
+          <w:rFonts w:ascii="Times New Roman" w:hAnsi="Times New Roman"/>
+          <w:sz w:val="24"/>
+        </w:rPr>
+      </w:pPr>
+    </w:p>
+    <w:p>
+      <w:pPr>
+        <w:rPr>
+          <w:rFonts w:ascii="Times New Roman" w:hAnsi="Times New Roman"/>
+          <w:sz w:val="24"/>
+        </w:rPr>
+      </w:pPr>
+    </w:p>
+    <w:p>
+      <w:pPr>
+        <w:rPr>
+          <w:rFonts w:ascii="Times New Roman" w:hAnsi="Times New Roman"/>
+          <w:sz w:val="24"/>
+        </w:rPr>
+      </w:pPr>
       <w:r>
+        <w:rPr>
+          <w:rFonts w:ascii="Times New Roman" w:hAnsi="Times New Roman"/>
+          <w:sz w:val="24"/>
+        </w:rPr>
         <w:t>2.5 UC3  Browse Food Items and Donations.</w:t>
       </w:r>
     </w:p>
     <w:p>
+      <w:pPr>
+        <w:rPr>
+          <w:rFonts w:ascii="Times New Roman" w:hAnsi="Times New Roman"/>
+          <w:sz w:val="24"/>
+        </w:rPr>
+      </w:pPr>
       <w:r>
+        <w:rPr>
+          <w:rFonts w:ascii="Times New Roman" w:hAnsi="Times New Roman"/>
+          <w:sz w:val="24"/>
+        </w:rPr>
         <w:t>Done By student C: Manav Rawal (E2300560)</w:t>
       </w:r>
     </w:p>
@@ -4037,7 +6034,17 @@
             <w:tcW w:w="2547" w:type="dxa"/>
           </w:tcPr>
           <w:p>
-            <w:r>
+            <w:pPr>
+              <w:rPr>
+                <w:rFonts w:ascii="Times New Roman" w:hAnsi="Times New Roman"/>
+                <w:sz w:val="24"/>
+              </w:rPr>
+            </w:pPr>
+            <w:r>
+              <w:rPr>
+                <w:rFonts w:ascii="Times New Roman" w:hAnsi="Times New Roman"/>
+                <w:sz w:val="24"/>
+              </w:rPr>
               <w:t>User Story 1</w:t>
             </w:r>
           </w:p>
@@ -4047,30 +6054,86 @@
             <w:tcW w:w="6469" w:type="dxa"/>
           </w:tcPr>
           <w:p>
-            <w:r>
+            <w:pPr>
+              <w:rPr>
+                <w:rFonts w:ascii="Times New Roman" w:hAnsi="Times New Roman"/>
+                <w:sz w:val="24"/>
+              </w:rPr>
+            </w:pPr>
+            <w:r>
+              <w:rPr>
+                <w:rFonts w:ascii="Times New Roman" w:hAnsi="Times New Roman"/>
+                <w:sz w:val="24"/>
+              </w:rPr>
               <w:t>As a household user,</w:t>
             </w:r>
           </w:p>
           <w:p>
-            <w:r>
+            <w:pPr>
+              <w:rPr>
+                <w:rFonts w:ascii="Times New Roman" w:hAnsi="Times New Roman"/>
+                <w:sz w:val="24"/>
+              </w:rPr>
+            </w:pPr>
+            <w:r>
+              <w:rPr>
+                <w:rFonts w:ascii="Times New Roman" w:hAnsi="Times New Roman"/>
+                <w:sz w:val="24"/>
+              </w:rPr>
               <w:t>I need</w:t>
             </w:r>
             <w:r>
+              <w:rPr>
+                <w:rFonts w:ascii="Times New Roman" w:hAnsi="Times New Roman"/>
+                <w:sz w:val="24"/>
+              </w:rPr>
               <w:t xml:space="preserve"> to search through the food donation listings by locati</w:t>
             </w:r>
             <w:r>
+              <w:rPr>
+                <w:rFonts w:ascii="Times New Roman" w:hAnsi="Times New Roman"/>
+                <w:sz w:val="24"/>
+              </w:rPr>
               <w:t xml:space="preserve">on, category and expiry date, </w:t>
             </w:r>
           </w:p>
           <w:p>
-            <w:r>
+            <w:pPr>
+              <w:rPr>
+                <w:rFonts w:ascii="Times New Roman" w:hAnsi="Times New Roman"/>
+                <w:sz w:val="24"/>
+              </w:rPr>
+            </w:pPr>
+            <w:r>
+              <w:rPr>
+                <w:rFonts w:ascii="Times New Roman" w:hAnsi="Times New Roman"/>
+                <w:sz w:val="24"/>
+              </w:rPr>
               <w:t>So that I can</w:t>
             </w:r>
             <w:r>
-              <w:t xml:space="preserve"> identify food items that are relevant to my needs.</w:t>
-            </w:r>
-          </w:p>
-          <w:p/>
+              <w:rPr>
+                <w:rFonts w:ascii="Times New Roman" w:hAnsi="Times New Roman"/>
+                <w:sz w:val="24"/>
+              </w:rPr>
+              <w:t xml:space="preserve"> find</w:t>
+            </w:r>
+            <w:r>
+              <w:rPr>
+                <w:rFonts w:ascii="Times New Roman" w:hAnsi="Times New Roman"/>
+                <w:sz w:val="24"/>
+              </w:rPr>
+              <w:t xml:space="preserve"> food items that are relevant to my needs.</w:t>
+            </w:r>
+          </w:p>
+          <w:p>
+            <w:pPr>
+              <w:rPr>
+                <w:rFonts w:ascii="Times New Roman" w:hAnsi="Times New Roman"/>
+                <w:sz w:val="24"/>
+              </w:rPr>
+            </w:pPr>
+          </w:p>
         </w:tc>
       </w:tr>
       <w:tr>
@@ -4079,7 +6142,18 @@
             <w:tcW w:w="2547" w:type="dxa"/>
           </w:tcPr>
           <w:p>
-            <w:r>
+            <w:pPr>
+              <w:rPr>
+                <w:rFonts w:ascii="Times New Roman" w:hAnsi="Times New Roman"/>
+                <w:sz w:val="24"/>
+              </w:rPr>
+            </w:pPr>
+            <w:r>
+              <w:rPr>
+                <w:rFonts w:ascii="Times New Roman" w:hAnsi="Times New Roman"/>
+                <w:sz w:val="24"/>
+              </w:rPr>
+              <w:lastRenderedPageBreak/>
               <w:t>Acceptance Criteria</w:t>
             </w:r>
           </w:p>
@@ -4089,8 +6163,61 @@
             <w:tcW w:w="6469" w:type="dxa"/>
           </w:tcPr>
           <w:p>
-            <w:r>
-              <w:t>If the user is signed in, and they filter by location, category, and expiry then the system will show them listings of donations that match the filters with the item details.</w:t>
+            <w:pPr>
+              <w:rPr>
+                <w:rFonts w:ascii="Times New Roman" w:hAnsi="Times New Roman"/>
+                <w:sz w:val="24"/>
+              </w:rPr>
+            </w:pPr>
+            <w:r>
+              <w:rPr>
+                <w:rFonts w:ascii="Times New Roman" w:hAnsi="Times New Roman"/>
+                <w:sz w:val="24"/>
+              </w:rPr>
+              <w:t xml:space="preserve">Given a </w:t>
+            </w:r>
+            <w:r>
+              <w:rPr>
+                <w:rFonts w:ascii="Times New Roman" w:hAnsi="Times New Roman"/>
+                <w:sz w:val="24"/>
+              </w:rPr>
+              <w:t>signed in</w:t>
+            </w:r>
+            <w:r>
+              <w:rPr>
+                <w:rFonts w:ascii="Times New Roman" w:hAnsi="Times New Roman"/>
+                <w:sz w:val="24"/>
+              </w:rPr>
+              <w:t xml:space="preserve"> user on the browse Donation page, when they apply filter for</w:t>
+            </w:r>
+            <w:r>
+              <w:rPr>
+                <w:rFonts w:ascii="Times New Roman" w:hAnsi="Times New Roman"/>
+                <w:sz w:val="24"/>
+              </w:rPr>
+              <w:t xml:space="preserve"> location, category, and expiry </w:t>
+            </w:r>
+            <w:r>
+              <w:rPr>
+                <w:rFonts w:ascii="Times New Roman" w:hAnsi="Times New Roman"/>
+                <w:sz w:val="24"/>
+              </w:rPr>
+              <w:t>date,</w:t>
+            </w:r>
+          </w:p>
+          <w:p>
+            <w:pPr>
+              <w:rPr>
+                <w:rFonts w:ascii="Times New Roman" w:hAnsi="Times New Roman"/>
+                <w:sz w:val="24"/>
+              </w:rPr>
+            </w:pPr>
+            <w:r>
+              <w:rPr>
+                <w:rFonts w:ascii="Times New Roman" w:hAnsi="Times New Roman"/>
+                <w:sz w:val="24"/>
+              </w:rPr>
+              <w:t>then the system will show them listings of donations that match the filters with the item details.</w:t>
             </w:r>
           </w:p>
         </w:tc>
@@ -4101,7 +6228,17 @@
             <w:tcW w:w="2547" w:type="dxa"/>
           </w:tcPr>
           <w:p>
-            <w:r>
+            <w:pPr>
+              <w:rPr>
+                <w:rFonts w:ascii="Times New Roman" w:hAnsi="Times New Roman"/>
+                <w:sz w:val="24"/>
+              </w:rPr>
+            </w:pPr>
+            <w:r>
+              <w:rPr>
+                <w:rFonts w:ascii="Times New Roman" w:hAnsi="Times New Roman"/>
+                <w:sz w:val="24"/>
+              </w:rPr>
               <w:t>MosSCow</w:t>
             </w:r>
           </w:p>
@@ -4111,7 +6248,17 @@
             <w:tcW w:w="6469" w:type="dxa"/>
           </w:tcPr>
           <w:p>
-            <w:r>
+            <w:pPr>
+              <w:rPr>
+                <w:rFonts w:ascii="Times New Roman" w:hAnsi="Times New Roman"/>
+                <w:sz w:val="24"/>
+              </w:rPr>
+            </w:pPr>
+            <w:r>
+              <w:rPr>
+                <w:rFonts w:ascii="Times New Roman" w:hAnsi="Times New Roman"/>
+                <w:sz w:val="24"/>
+              </w:rPr>
               <w:t>Must have (M)</w:t>
             </w:r>
           </w:p>
@@ -4123,7 +6270,17 @@
             <w:tcW w:w="2547" w:type="dxa"/>
           </w:tcPr>
           <w:p>
-            <w:r>
+            <w:pPr>
+              <w:rPr>
+                <w:rFonts w:ascii="Times New Roman" w:hAnsi="Times New Roman"/>
+                <w:sz w:val="24"/>
+              </w:rPr>
+            </w:pPr>
+            <w:r>
+              <w:rPr>
+                <w:rFonts w:ascii="Times New Roman" w:hAnsi="Times New Roman"/>
+                <w:sz w:val="24"/>
+              </w:rPr>
               <w:t>Tasks</w:t>
             </w:r>
           </w:p>
@@ -4137,14 +6294,19 @@
               <w:pStyle w:val="ListParagraph"/>
               <w:numPr>
                 <w:ilvl w:val="0"/>
-                <w:numId w:val="8"/>
+                <w:numId w:val="13"/>
               </w:numPr>
-            </w:pPr>
-            <w:r>
-              <w:t xml:space="preserve">Implement design of Browse Food Items </w:t>
-            </w:r>
-            <w:r>
-              <w:t>page, including filter sidebar.</w:t>
+              <w:rPr>
+                <w:rFonts w:ascii="Times New Roman" w:hAnsi="Times New Roman"/>
+                <w:sz w:val="24"/>
+              </w:rPr>
+            </w:pPr>
+            <w:r>
+              <w:rPr>
+                <w:rFonts w:ascii="Times New Roman" w:hAnsi="Times New Roman"/>
+                <w:sz w:val="24"/>
+              </w:rPr>
+              <w:t xml:space="preserve">Design the Browse Food Items page UI including a filter sidebar. </w:t>
             </w:r>
           </w:p>
           <w:p>
@@ -4152,11 +6314,19 @@
               <w:pStyle w:val="ListParagraph"/>
               <w:numPr>
                 <w:ilvl w:val="0"/>
-                <w:numId w:val="8"/>
+                <w:numId w:val="13"/>
               </w:numPr>
-            </w:pPr>
-            <w:r>
-              <w:t>Show listing cards containing: Item, quantity, expiry date, pick-up location, Poster's Name</w:t>
+              <w:rPr>
+                <w:rFonts w:ascii="Times New Roman" w:hAnsi="Times New Roman"/>
+                <w:sz w:val="24"/>
+              </w:rPr>
+            </w:pPr>
+            <w:r>
+              <w:rPr>
+                <w:rFonts w:ascii="Times New Roman" w:hAnsi="Times New Roman"/>
+                <w:sz w:val="24"/>
+              </w:rPr>
+              <w:t xml:space="preserve">Display listing cards showing item name, quantity, expiry date, pickup location and poster's name. </w:t>
             </w:r>
           </w:p>
           <w:p>
@@ -4164,11 +6334,19 @@
               <w:pStyle w:val="ListParagraph"/>
               <w:numPr>
                 <w:ilvl w:val="0"/>
-                <w:numId w:val="8"/>
+                <w:numId w:val="13"/>
               </w:numPr>
-            </w:pPr>
-            <w:r>
-              <w:t>If there are no results in the filters, display 'No items found' message.</w:t>
+              <w:rPr>
+                <w:rFonts w:ascii="Times New Roman" w:hAnsi="Times New Roman" w:cs="Times New Roman"/>
+                <w:sz w:val="24"/>
+              </w:rPr>
+            </w:pPr>
+            <w:r>
+              <w:rPr>
+                <w:rFonts w:ascii="Times New Roman" w:hAnsi="Times New Roman"/>
+                <w:sz w:val="24"/>
+              </w:rPr>
+              <w:t>Show a "No items found" message when no listings match the selected filters.</w:t>
             </w:r>
           </w:p>
         </w:tc>
@@ -4179,7 +6357,17 @@
             <w:tcW w:w="2547" w:type="dxa"/>
           </w:tcPr>
           <w:p>
-            <w:r>
+            <w:pPr>
+              <w:rPr>
+                <w:rFonts w:ascii="Times New Roman" w:hAnsi="Times New Roman"/>
+                <w:sz w:val="24"/>
+              </w:rPr>
+            </w:pPr>
+            <w:r>
+              <w:rPr>
+                <w:rFonts w:ascii="Times New Roman" w:hAnsi="Times New Roman"/>
+                <w:sz w:val="24"/>
+              </w:rPr>
               <w:t>Test Cases</w:t>
             </w:r>
           </w:p>
@@ -4189,7 +6377,17 @@
             <w:tcW w:w="6469" w:type="dxa"/>
           </w:tcPr>
           <w:p>
-            <w:r>
+            <w:pPr>
+              <w:rPr>
+                <w:rFonts w:ascii="Times New Roman" w:hAnsi="Times New Roman"/>
+                <w:sz w:val="24"/>
+              </w:rPr>
+            </w:pPr>
+            <w:r>
+              <w:rPr>
+                <w:rFonts w:ascii="Times New Roman" w:hAnsi="Times New Roman"/>
+                <w:sz w:val="24"/>
+              </w:rPr>
               <w:t>-</w:t>
             </w:r>
           </w:p>
@@ -4201,7 +6399,14 @@
             <w:tcW w:w="9016" w:type="dxa"/>
             <w:gridSpan w:val="2"/>
           </w:tcPr>
-          <w:p/>
+          <w:p>
+            <w:pPr>
+              <w:rPr>
+                <w:rFonts w:ascii="Times New Roman" w:hAnsi="Times New Roman"/>
+                <w:sz w:val="24"/>
+              </w:rPr>
+            </w:pPr>
+          </w:p>
         </w:tc>
       </w:tr>
       <w:tr>
@@ -4210,7 +6415,17 @@
             <w:tcW w:w="2547" w:type="dxa"/>
           </w:tcPr>
           <w:p>
-            <w:r>
+            <w:pPr>
+              <w:rPr>
+                <w:rFonts w:ascii="Times New Roman" w:hAnsi="Times New Roman"/>
+                <w:sz w:val="24"/>
+              </w:rPr>
+            </w:pPr>
+            <w:r>
+              <w:rPr>
+                <w:rFonts w:ascii="Times New Roman" w:hAnsi="Times New Roman"/>
+                <w:sz w:val="24"/>
+              </w:rPr>
               <w:t>User Story 2</w:t>
             </w:r>
           </w:p>
@@ -4220,16 +6435,53 @@
             <w:tcW w:w="6469" w:type="dxa"/>
           </w:tcPr>
           <w:p>
-            <w:r>
-              <w:t>As a household user I need to</w:t>
-            </w:r>
-            <w:r>
+            <w:pPr>
+              <w:rPr>
+                <w:rFonts w:ascii="Times New Roman" w:hAnsi="Times New Roman"/>
+                <w:sz w:val="24"/>
+              </w:rPr>
+            </w:pPr>
+            <w:r>
+              <w:rPr>
+                <w:rFonts w:ascii="Times New Roman" w:hAnsi="Times New Roman"/>
+                <w:sz w:val="24"/>
+              </w:rPr>
+              <w:t>As a household user,</w:t>
+            </w:r>
+          </w:p>
+          <w:p>
+            <w:pPr>
+              <w:rPr>
+                <w:rFonts w:ascii="Times New Roman" w:hAnsi="Times New Roman"/>
+                <w:sz w:val="24"/>
+              </w:rPr>
+            </w:pPr>
+            <w:r>
+              <w:rPr>
+                <w:rFonts w:ascii="Times New Roman" w:hAnsi="Times New Roman"/>
+                <w:sz w:val="24"/>
+              </w:rPr>
+              <w:t>I need to</w:t>
+            </w:r>
+            <w:r>
+              <w:rPr>
+                <w:rFonts w:ascii="Times New Roman" w:hAnsi="Times New Roman"/>
+                <w:sz w:val="24"/>
+              </w:rPr>
               <w:t xml:space="preserve"> fil</w:t>
             </w:r>
             <w:r>
+              <w:rPr>
+                <w:rFonts w:ascii="Times New Roman" w:hAnsi="Times New Roman"/>
+                <w:sz w:val="24"/>
+              </w:rPr>
               <w:t xml:space="preserve">l in a food donation listing, So that i can </w:t>
             </w:r>
             <w:r>
+              <w:rPr>
+                <w:rFonts w:ascii="Times New Roman" w:hAnsi="Times New Roman"/>
+                <w:sz w:val="24"/>
+              </w:rPr>
               <w:t>collect the food from the donor.</w:t>
             </w:r>
           </w:p>
@@ -4241,24 +6493,56 @@
             <w:tcW w:w="2547" w:type="dxa"/>
           </w:tcPr>
           <w:p>
-            <w:r>
-              <w:lastRenderedPageBreak/>
+            <w:pPr>
+              <w:rPr>
+                <w:rFonts w:ascii="Times New Roman" w:hAnsi="Times New Roman"/>
+                <w:sz w:val="24"/>
+              </w:rPr>
+            </w:pPr>
+            <w:r>
+              <w:rPr>
+                <w:rFonts w:ascii="Times New Roman" w:hAnsi="Times New Roman"/>
+                <w:sz w:val="24"/>
+              </w:rPr>
               <w:t>Acceptance Criteria</w:t>
             </w:r>
           </w:p>
-          <w:p/>
-          <w:p/>
+          <w:p>
+            <w:pPr>
+              <w:rPr>
+                <w:rFonts w:ascii="Times New Roman" w:hAnsi="Times New Roman"/>
+                <w:sz w:val="24"/>
+              </w:rPr>
+            </w:pPr>
+          </w:p>
+          <w:p>
+            <w:pPr>
+              <w:rPr>
+                <w:rFonts w:ascii="Times New Roman" w:hAnsi="Times New Roman"/>
+                <w:sz w:val="24"/>
+              </w:rPr>
+            </w:pPr>
+          </w:p>
         </w:tc>
         <w:tc>
           <w:tcPr>
             <w:tcW w:w="6469" w:type="dxa"/>
           </w:tcPr>
           <w:p>
-            <w:r>
-              <w:t>Assume that the user is a person who is looking at the list of donations and clicks 'Claim Item' and confirms, the system will then be set to "Claimed", a notification will be sent to the donor and the user will then be shown the pickup information.</w:t>
-            </w:r>
-          </w:p>
-          <w:p/>
+            <w:pPr>
+              <w:rPr>
+                <w:rFonts w:ascii="Times New Roman" w:hAnsi="Times New Roman"/>
+                <w:sz w:val="24"/>
+              </w:rPr>
+            </w:pPr>
+            <w:r>
+              <w:rPr>
+                <w:rFonts w:ascii="Times New Roman" w:hAnsi="Times New Roman"/>
+                <w:sz w:val="24"/>
+              </w:rPr>
+              <w:t>Given a signed-in user viewing a donation listing, when they click "Claim Item" and confirm, then the listing status is updated to "Claimed", a notification is sent to the donor, and the user is shown the pickup details and contact information.</w:t>
+            </w:r>
+          </w:p>
         </w:tc>
       </w:tr>
       <w:tr>
@@ -4267,7 +6551,17 @@
             <w:tcW w:w="2547" w:type="dxa"/>
           </w:tcPr>
           <w:p>
-            <w:r>
+            <w:pPr>
+              <w:rPr>
+                <w:rFonts w:ascii="Times New Roman" w:hAnsi="Times New Roman"/>
+                <w:sz w:val="24"/>
+              </w:rPr>
+            </w:pPr>
+            <w:r>
+              <w:rPr>
+                <w:rFonts w:ascii="Times New Roman" w:hAnsi="Times New Roman"/>
+                <w:sz w:val="24"/>
+              </w:rPr>
               <w:t>MoSCoW</w:t>
             </w:r>
           </w:p>
@@ -4277,10 +6571,24 @@
             <w:tcW w:w="6469" w:type="dxa"/>
           </w:tcPr>
           <w:p>
-            <w:r>
+            <w:pPr>
+              <w:rPr>
+                <w:rFonts w:ascii="Times New Roman" w:hAnsi="Times New Roman"/>
+                <w:sz w:val="24"/>
+              </w:rPr>
+            </w:pPr>
+            <w:r>
+              <w:rPr>
+                <w:rFonts w:ascii="Times New Roman" w:hAnsi="Times New Roman"/>
+                <w:sz w:val="24"/>
+              </w:rPr>
               <w:t>Should Have (M</w:t>
             </w:r>
             <w:r>
+              <w:rPr>
+                <w:rFonts w:ascii="Times New Roman" w:hAnsi="Times New Roman"/>
+                <w:sz w:val="24"/>
+              </w:rPr>
               <w:t>)</w:t>
             </w:r>
           </w:p>
@@ -4292,7 +6600,17 @@
             <w:tcW w:w="2547" w:type="dxa"/>
           </w:tcPr>
           <w:p>
-            <w:r>
+            <w:pPr>
+              <w:rPr>
+                <w:rFonts w:ascii="Times New Roman" w:hAnsi="Times New Roman"/>
+                <w:sz w:val="24"/>
+              </w:rPr>
+            </w:pPr>
+            <w:r>
+              <w:rPr>
+                <w:rFonts w:ascii="Times New Roman" w:hAnsi="Times New Roman"/>
+                <w:sz w:val="24"/>
+              </w:rPr>
               <w:t>Tasks</w:t>
             </w:r>
           </w:p>
@@ -4306,11 +6624,19 @@
               <w:pStyle w:val="ListParagraph"/>
               <w:numPr>
                 <w:ilvl w:val="0"/>
-                <w:numId w:val="9"/>
+                <w:numId w:val="15"/>
               </w:numPr>
-            </w:pPr>
-            <w:r>
-              <w:t>Each donation listing card should have a "Claim Item" button.</w:t>
+              <w:rPr>
+                <w:rFonts w:ascii="Times New Roman" w:hAnsi="Times New Roman"/>
+                <w:sz w:val="24"/>
+              </w:rPr>
+            </w:pPr>
+            <w:r>
+              <w:rPr>
+                <w:rFonts w:ascii="Times New Roman" w:hAnsi="Times New Roman"/>
+                <w:sz w:val="24"/>
+              </w:rPr>
+              <w:t>Add a "Claim Item" button to each donation listing card.</w:t>
             </w:r>
           </w:p>
           <w:p>
@@ -4318,11 +6644,19 @@
               <w:pStyle w:val="ListParagraph"/>
               <w:numPr>
                 <w:ilvl w:val="0"/>
-                <w:numId w:val="9"/>
+                <w:numId w:val="15"/>
               </w:numPr>
-            </w:pPr>
-            <w:r>
-              <w:t>Use the POST endpoint at /api/donations/:id/claim.</w:t>
+              <w:rPr>
+                <w:rFonts w:ascii="Times New Roman" w:hAnsi="Times New Roman"/>
+                <w:sz w:val="24"/>
+              </w:rPr>
+            </w:pPr>
+            <w:r>
+              <w:rPr>
+                <w:rFonts w:ascii="Times New Roman" w:hAnsi="Times New Roman"/>
+                <w:sz w:val="24"/>
+              </w:rPr>
+              <w:t xml:space="preserve"> Implement the POST endpoint /api/donations/:id/claim. </w:t>
             </w:r>
           </w:p>
           <w:p>
@@ -4330,11 +6664,19 @@
               <w:pStyle w:val="ListParagraph"/>
               <w:numPr>
                 <w:ilvl w:val="0"/>
-                <w:numId w:val="9"/>
+                <w:numId w:val="14"/>
               </w:numPr>
-            </w:pPr>
-            <w:r>
-              <w:t>Donations should be marked as "Claimed" and hidden from other users.</w:t>
+              <w:rPr>
+                <w:rFonts w:ascii="Times New Roman" w:hAnsi="Times New Roman" w:cs="Times New Roman"/>
+                <w:sz w:val="24"/>
+              </w:rPr>
+            </w:pPr>
+            <w:r>
+              <w:rPr>
+                <w:rFonts w:ascii="Times New Roman" w:hAnsi="Times New Roman"/>
+                <w:sz w:val="24"/>
+              </w:rPr>
+              <w:t xml:space="preserve">Mark claimed donations as "Claimed" and hide them from other users. </w:t>
             </w:r>
           </w:p>
           <w:p>
@@ -4342,11 +6684,19 @@
               <w:pStyle w:val="ListParagraph"/>
               <w:numPr>
                 <w:ilvl w:val="0"/>
-                <w:numId w:val="9"/>
+                <w:numId w:val="14"/>
               </w:numPr>
-            </w:pPr>
-            <w:r>
-              <w:t>Notify the donor of the claim</w:t>
+              <w:rPr>
+                <w:rFonts w:ascii="Times New Roman" w:hAnsi="Times New Roman" w:cs="Times New Roman"/>
+                <w:sz w:val="24"/>
+              </w:rPr>
+            </w:pPr>
+            <w:r>
+              <w:rPr>
+                <w:rFonts w:ascii="Times New Roman" w:hAnsi="Times New Roman"/>
+                <w:sz w:val="24"/>
+              </w:rPr>
+              <w:t xml:space="preserve">Send a notification to the donor upon a successful claim. </w:t>
             </w:r>
           </w:p>
           <w:p>
@@ -4354,11 +6704,19 @@
               <w:pStyle w:val="ListParagraph"/>
               <w:numPr>
                 <w:ilvl w:val="0"/>
-                <w:numId w:val="9"/>
+                <w:numId w:val="14"/>
               </w:numPr>
-            </w:pPr>
-            <w:r>
-              <w:t>Show the claimant the pickup place and means of contact.</w:t>
+              <w:rPr>
+                <w:rFonts w:ascii="Times New Roman" w:hAnsi="Times New Roman" w:cs="Times New Roman"/>
+                <w:sz w:val="24"/>
+              </w:rPr>
+            </w:pPr>
+            <w:r>
+              <w:rPr>
+                <w:rFonts w:ascii="Times New Roman" w:hAnsi="Times New Roman"/>
+                <w:sz w:val="24"/>
+              </w:rPr>
+              <w:t>Display the pickup location and contact details to the claimant.</w:t>
             </w:r>
           </w:p>
         </w:tc>
@@ -4369,7 +6727,17 @@
             <w:tcW w:w="2547" w:type="dxa"/>
           </w:tcPr>
           <w:p>
-            <w:r>
+            <w:pPr>
+              <w:rPr>
+                <w:rFonts w:ascii="Times New Roman" w:hAnsi="Times New Roman"/>
+                <w:sz w:val="24"/>
+              </w:rPr>
+            </w:pPr>
+            <w:r>
+              <w:rPr>
+                <w:rFonts w:ascii="Times New Roman" w:hAnsi="Times New Roman"/>
+                <w:sz w:val="24"/>
+              </w:rPr>
               <w:t>Test Cases</w:t>
             </w:r>
           </w:p>
@@ -4379,24 +6747,82 @@
             <w:tcW w:w="6469" w:type="dxa"/>
           </w:tcPr>
           <w:p>
-            <w:r>
+            <w:pPr>
+              <w:rPr>
+                <w:rFonts w:ascii="Times New Roman" w:hAnsi="Times New Roman"/>
+                <w:sz w:val="24"/>
+              </w:rPr>
+            </w:pPr>
+            <w:r>
+              <w:rPr>
+                <w:rFonts w:ascii="Times New Roman" w:hAnsi="Times New Roman"/>
+                <w:sz w:val="24"/>
+              </w:rPr>
               <w:t>-</w:t>
             </w:r>
           </w:p>
         </w:tc>
       </w:tr>
     </w:tbl>
-    <w:p/>
-    <w:p/>
-    <w:p/>
-    <w:p/>
     <w:p>
+      <w:pPr>
+        <w:rPr>
+          <w:rFonts w:ascii="Times New Roman" w:hAnsi="Times New Roman"/>
+          <w:sz w:val="24"/>
+        </w:rPr>
+      </w:pPr>
+    </w:p>
+    <w:p>
+      <w:pPr>
+        <w:rPr>
+          <w:rFonts w:ascii="Times New Roman" w:hAnsi="Times New Roman"/>
+          <w:sz w:val="24"/>
+        </w:rPr>
+      </w:pPr>
+    </w:p>
+    <w:p>
+      <w:pPr>
+        <w:rPr>
+          <w:rFonts w:ascii="Times New Roman" w:hAnsi="Times New Roman"/>
+          <w:sz w:val="24"/>
+        </w:rPr>
+      </w:pPr>
+    </w:p>
+    <w:p>
+      <w:pPr>
+        <w:rPr>
+          <w:rFonts w:ascii="Times New Roman" w:hAnsi="Times New Roman"/>
+          <w:sz w:val="24"/>
+        </w:rPr>
+      </w:pPr>
+    </w:p>
+    <w:p>
+      <w:pPr>
+        <w:rPr>
+          <w:rFonts w:ascii="Times New Roman" w:hAnsi="Times New Roman"/>
+          <w:sz w:val="24"/>
+        </w:rPr>
+      </w:pPr>
       <w:r>
+        <w:rPr>
+          <w:rFonts w:ascii="Times New Roman" w:hAnsi="Times New Roman"/>
+          <w:sz w:val="24"/>
+        </w:rPr>
         <w:t>2.6 UC6: Plan Weekly Meals</w:t>
       </w:r>
     </w:p>
     <w:p>
+      <w:pPr>
+        <w:rPr>
+          <w:rFonts w:ascii="Times New Roman" w:hAnsi="Times New Roman"/>
+          <w:sz w:val="24"/>
+        </w:rPr>
+      </w:pPr>
       <w:r>
+        <w:rPr>
+          <w:rFonts w:ascii="Times New Roman" w:hAnsi="Times New Roman"/>
+          <w:sz w:val="24"/>
+        </w:rPr>
         <w:t>Done By student C: Manav Rawal (E2300560)</w:t>
       </w:r>
     </w:p>
@@ -4416,7 +6842,17 @@
             <w:tcW w:w="2547" w:type="dxa"/>
           </w:tcPr>
           <w:p>
-            <w:r>
+            <w:pPr>
+              <w:rPr>
+                <w:rFonts w:ascii="Times New Roman" w:hAnsi="Times New Roman"/>
+                <w:sz w:val="24"/>
+              </w:rPr>
+            </w:pPr>
+            <w:r>
+              <w:rPr>
+                <w:rFonts w:ascii="Times New Roman" w:hAnsi="Times New Roman"/>
+                <w:sz w:val="24"/>
+              </w:rPr>
               <w:t>User Story 1</w:t>
             </w:r>
           </w:p>
@@ -4426,17 +6862,86 @@
             <w:tcW w:w="6469" w:type="dxa"/>
           </w:tcPr>
           <w:p>
-            <w:r>
-              <w:t>As a c</w:t>
-            </w:r>
-            <w:r>
-              <w:t xml:space="preserve">onsumer in a household, I need to </w:t>
-            </w:r>
-            <w:r>
-              <w:t>able to see the calendar of weekly meals and enter meals in time slots and on days so that I can plan my meals in advance and minimise food waste.</w:t>
-            </w:r>
-          </w:p>
-          <w:p/>
+            <w:pPr>
+              <w:rPr>
+                <w:rFonts w:ascii="Times New Roman" w:hAnsi="Times New Roman"/>
+                <w:sz w:val="24"/>
+              </w:rPr>
+            </w:pPr>
+            <w:r>
+              <w:rPr>
+                <w:rFonts w:ascii="Times New Roman" w:hAnsi="Times New Roman"/>
+                <w:sz w:val="24"/>
+              </w:rPr>
+              <w:t>As a</w:t>
+            </w:r>
+            <w:r>
+              <w:rPr>
+                <w:rFonts w:ascii="Times New Roman" w:hAnsi="Times New Roman"/>
+                <w:sz w:val="24"/>
+              </w:rPr>
+              <w:t xml:space="preserve"> household user,</w:t>
+            </w:r>
+          </w:p>
+          <w:p>
+            <w:pPr>
+              <w:rPr>
+                <w:rFonts w:ascii="Times New Roman" w:hAnsi="Times New Roman"/>
+                <w:sz w:val="24"/>
+              </w:rPr>
+            </w:pPr>
+            <w:r>
+              <w:rPr>
+                <w:rFonts w:ascii="Times New Roman" w:hAnsi="Times New Roman"/>
+                <w:sz w:val="24"/>
+              </w:rPr>
+              <w:t xml:space="preserve">I need to </w:t>
+            </w:r>
+            <w:r>
+              <w:rPr>
+                <w:rFonts w:ascii="Times New Roman" w:hAnsi="Times New Roman"/>
+                <w:sz w:val="24"/>
+              </w:rPr>
+              <w:t xml:space="preserve">able to see the calendar of weekly meals and enter </w:t>
+            </w:r>
+            <w:r>
+              <w:rPr>
+                <w:rFonts w:ascii="Times New Roman" w:hAnsi="Times New Roman"/>
+                <w:sz w:val="24"/>
+              </w:rPr>
+              <w:t>meals in time slots and on days,</w:t>
+            </w:r>
+          </w:p>
+          <w:p>
+            <w:pPr>
+              <w:rPr>
+                <w:rFonts w:ascii="Times New Roman" w:hAnsi="Times New Roman"/>
+                <w:sz w:val="24"/>
+              </w:rPr>
+            </w:pPr>
+            <w:r>
+              <w:rPr>
+                <w:rFonts w:ascii="Times New Roman" w:hAnsi="Times New Roman"/>
+                <w:sz w:val="24"/>
+              </w:rPr>
+              <w:t>S</w:t>
+            </w:r>
+            <w:r>
+              <w:rPr>
+                <w:rFonts w:ascii="Times New Roman" w:hAnsi="Times New Roman"/>
+                <w:sz w:val="24"/>
+              </w:rPr>
+              <w:t>o that I can plan my meals in advance and minimise food waste.</w:t>
+            </w:r>
+          </w:p>
+          <w:p>
+            <w:pPr>
+              <w:rPr>
+                <w:rFonts w:ascii="Times New Roman" w:hAnsi="Times New Roman"/>
+                <w:sz w:val="24"/>
+              </w:rPr>
+            </w:pPr>
+          </w:p>
         </w:tc>
       </w:tr>
       <w:tr>
@@ -4445,7 +6950,17 @@
             <w:tcW w:w="2547" w:type="dxa"/>
           </w:tcPr>
           <w:p>
-            <w:r>
+            <w:pPr>
+              <w:rPr>
+                <w:rFonts w:ascii="Times New Roman" w:hAnsi="Times New Roman"/>
+                <w:sz w:val="24"/>
+              </w:rPr>
+            </w:pPr>
+            <w:r>
+              <w:rPr>
+                <w:rFonts w:ascii="Times New Roman" w:hAnsi="Times New Roman"/>
+                <w:sz w:val="24"/>
+              </w:rPr>
               <w:t>Acceptance Criteria</w:t>
             </w:r>
           </w:p>
@@ -4455,11 +6970,28 @@
             <w:tcW w:w="6469" w:type="dxa"/>
           </w:tcPr>
           <w:p>
-            <w:r>
-              <w:t>If a User is logged in and has an updated food inventory, then when they go to 'Plan Weekly Meals', the system should show them a 7-day calendar with the slots for breakfast, lunch, dinner, and snacks.</w:t>
-            </w:r>
-          </w:p>
-          <w:p/>
+            <w:pPr>
+              <w:rPr>
+                <w:rFonts w:ascii="Times New Roman" w:hAnsi="Times New Roman"/>
+                <w:sz w:val="24"/>
+              </w:rPr>
+            </w:pPr>
+            <w:r>
+              <w:rPr>
+                <w:rFonts w:ascii="Times New Roman" w:hAnsi="Times New Roman"/>
+                <w:sz w:val="24"/>
+              </w:rPr>
+              <w:t xml:space="preserve">Given a signed-in user with an updated food inventory, when they navigate to "Plan Weekly Meals", then the system displays </w:t>
+            </w:r>
+            <w:r>
+              <w:rPr>
+                <w:rFonts w:ascii="Times New Roman" w:hAnsi="Times New Roman"/>
+                <w:sz w:val="24"/>
+              </w:rPr>
+              <w:lastRenderedPageBreak/>
+              <w:t>a 7-day calendar with time slots for breakfast, lunch, dinner and snacks.</w:t>
+            </w:r>
+          </w:p>
         </w:tc>
       </w:tr>
       <w:tr>
@@ -4468,7 +7000,18 @@
             <w:tcW w:w="2547" w:type="dxa"/>
           </w:tcPr>
           <w:p>
-            <w:r>
+            <w:pPr>
+              <w:rPr>
+                <w:rFonts w:ascii="Times New Roman" w:hAnsi="Times New Roman"/>
+                <w:sz w:val="24"/>
+              </w:rPr>
+            </w:pPr>
+            <w:r>
+              <w:rPr>
+                <w:rFonts w:ascii="Times New Roman" w:hAnsi="Times New Roman"/>
+                <w:sz w:val="24"/>
+              </w:rPr>
+              <w:lastRenderedPageBreak/>
               <w:t>MosSCow</w:t>
             </w:r>
           </w:p>
@@ -4478,7 +7021,17 @@
             <w:tcW w:w="6469" w:type="dxa"/>
           </w:tcPr>
           <w:p>
-            <w:r>
+            <w:pPr>
+              <w:rPr>
+                <w:rFonts w:ascii="Times New Roman" w:hAnsi="Times New Roman"/>
+                <w:sz w:val="24"/>
+              </w:rPr>
+            </w:pPr>
+            <w:r>
+              <w:rPr>
+                <w:rFonts w:ascii="Times New Roman" w:hAnsi="Times New Roman"/>
+                <w:sz w:val="24"/>
+              </w:rPr>
               <w:t>Must have (M)</w:t>
             </w:r>
           </w:p>
@@ -4490,7 +7043,17 @@
             <w:tcW w:w="2547" w:type="dxa"/>
           </w:tcPr>
           <w:p>
-            <w:r>
+            <w:pPr>
+              <w:rPr>
+                <w:rFonts w:ascii="Times New Roman" w:hAnsi="Times New Roman"/>
+                <w:sz w:val="24"/>
+              </w:rPr>
+            </w:pPr>
+            <w:r>
+              <w:rPr>
+                <w:rFonts w:ascii="Times New Roman" w:hAnsi="Times New Roman"/>
+                <w:sz w:val="24"/>
+              </w:rPr>
               <w:t>Tasks</w:t>
             </w:r>
           </w:p>
@@ -4504,11 +7067,19 @@
               <w:pStyle w:val="ListParagraph"/>
               <w:numPr>
                 <w:ilvl w:val="0"/>
-                <w:numId w:val="10"/>
+                <w:numId w:val="16"/>
               </w:numPr>
-            </w:pPr>
-            <w:r>
-              <w:t>Create a UI for the week planner calendar that allows for both day and meal slots to be designed.</w:t>
+              <w:rPr>
+                <w:rFonts w:ascii="Times New Roman" w:hAnsi="Times New Roman"/>
+                <w:sz w:val="24"/>
+              </w:rPr>
+            </w:pPr>
+            <w:r>
+              <w:rPr>
+                <w:rFonts w:ascii="Times New Roman" w:hAnsi="Times New Roman"/>
+                <w:sz w:val="24"/>
+              </w:rPr>
+              <w:t xml:space="preserve">Design the weekly meal planner calendar UI with day columns and meal slot rows. </w:t>
             </w:r>
           </w:p>
           <w:p>
@@ -4516,11 +7087,19 @@
               <w:pStyle w:val="ListParagraph"/>
               <w:numPr>
                 <w:ilvl w:val="0"/>
-                <w:numId w:val="10"/>
+                <w:numId w:val="16"/>
               </w:numPr>
-            </w:pPr>
-            <w:r>
-              <w:t>Let users select a slot and enter/change the name of the meal in the slot.</w:t>
+              <w:rPr>
+                <w:rFonts w:ascii="Times New Roman" w:hAnsi="Times New Roman" w:cs="Times New Roman"/>
+                <w:sz w:val="24"/>
+              </w:rPr>
+            </w:pPr>
+            <w:r>
+              <w:rPr>
+                <w:rFonts w:ascii="Times New Roman" w:hAnsi="Times New Roman"/>
+                <w:sz w:val="24"/>
+              </w:rPr>
+              <w:t xml:space="preserve">Allow users to select a slot and enter or edit a meal name. </w:t>
             </w:r>
           </w:p>
           <w:p>
@@ -4528,11 +7107,19 @@
               <w:pStyle w:val="ListParagraph"/>
               <w:numPr>
                 <w:ilvl w:val="0"/>
-                <w:numId w:val="10"/>
+                <w:numId w:val="16"/>
               </w:numPr>
-            </w:pPr>
-            <w:r>
-              <w:t>Show related product information for the items associated with each meal.</w:t>
+              <w:rPr>
+                <w:rFonts w:ascii="Times New Roman" w:hAnsi="Times New Roman" w:cs="Times New Roman"/>
+                <w:sz w:val="24"/>
+              </w:rPr>
+            </w:pPr>
+            <w:r>
+              <w:rPr>
+                <w:rFonts w:ascii="Times New Roman" w:hAnsi="Times New Roman"/>
+                <w:sz w:val="24"/>
+              </w:rPr>
+              <w:t>Display related inventory items associated with each planned meal.</w:t>
             </w:r>
           </w:p>
         </w:tc>
@@ -4543,7 +7130,17 @@
             <w:tcW w:w="2547" w:type="dxa"/>
           </w:tcPr>
           <w:p>
-            <w:r>
+            <w:pPr>
+              <w:rPr>
+                <w:rFonts w:ascii="Times New Roman" w:hAnsi="Times New Roman"/>
+                <w:sz w:val="24"/>
+              </w:rPr>
+            </w:pPr>
+            <w:r>
+              <w:rPr>
+                <w:rFonts w:ascii="Times New Roman" w:hAnsi="Times New Roman"/>
+                <w:sz w:val="24"/>
+              </w:rPr>
               <w:t>Test Cases</w:t>
             </w:r>
           </w:p>
@@ -4553,7 +7150,17 @@
             <w:tcW w:w="6469" w:type="dxa"/>
           </w:tcPr>
           <w:p>
-            <w:r>
+            <w:pPr>
+              <w:rPr>
+                <w:rFonts w:ascii="Times New Roman" w:hAnsi="Times New Roman"/>
+                <w:sz w:val="24"/>
+              </w:rPr>
+            </w:pPr>
+            <w:r>
+              <w:rPr>
+                <w:rFonts w:ascii="Times New Roman" w:hAnsi="Times New Roman"/>
+                <w:sz w:val="24"/>
+              </w:rPr>
               <w:t>-</w:t>
             </w:r>
           </w:p>
@@ -4565,7 +7172,14 @@
             <w:tcW w:w="9016" w:type="dxa"/>
             <w:gridSpan w:val="2"/>
           </w:tcPr>
-          <w:p/>
+          <w:p>
+            <w:pPr>
+              <w:rPr>
+                <w:rFonts w:ascii="Times New Roman" w:hAnsi="Times New Roman"/>
+                <w:sz w:val="24"/>
+              </w:rPr>
+            </w:pPr>
+          </w:p>
         </w:tc>
       </w:tr>
       <w:tr>
@@ -4574,7 +7188,17 @@
             <w:tcW w:w="2547" w:type="dxa"/>
           </w:tcPr>
           <w:p>
-            <w:r>
+            <w:pPr>
+              <w:rPr>
+                <w:rFonts w:ascii="Times New Roman" w:hAnsi="Times New Roman"/>
+                <w:sz w:val="24"/>
+              </w:rPr>
+            </w:pPr>
+            <w:r>
+              <w:rPr>
+                <w:rFonts w:ascii="Times New Roman" w:hAnsi="Times New Roman"/>
+                <w:sz w:val="24"/>
+              </w:rPr>
               <w:t>User Story 2</w:t>
             </w:r>
           </w:p>
@@ -4584,23 +7208,86 @@
             <w:tcW w:w="6469" w:type="dxa"/>
           </w:tcPr>
           <w:p>
-            <w:r>
-              <w:t>As a memb</w:t>
-            </w:r>
-            <w:r>
-              <w:t xml:space="preserve">er of a household, I need </w:t>
-            </w:r>
-            <w:r>
+            <w:pPr>
+              <w:rPr>
+                <w:rFonts w:ascii="Times New Roman" w:hAnsi="Times New Roman"/>
+                <w:sz w:val="24"/>
+              </w:rPr>
+            </w:pPr>
+            <w:r>
+              <w:rPr>
+                <w:rFonts w:ascii="Times New Roman" w:hAnsi="Times New Roman"/>
+                <w:sz w:val="24"/>
+              </w:rPr>
+              <w:t>As a household user,</w:t>
+            </w:r>
+          </w:p>
+          <w:p>
+            <w:pPr>
+              <w:rPr>
+                <w:rFonts w:ascii="Times New Roman" w:hAnsi="Times New Roman"/>
+                <w:sz w:val="24"/>
+              </w:rPr>
+            </w:pPr>
+            <w:r>
+              <w:rPr>
+                <w:rFonts w:ascii="Times New Roman" w:hAnsi="Times New Roman"/>
+                <w:sz w:val="24"/>
+              </w:rPr>
+              <w:t xml:space="preserve">I need </w:t>
+            </w:r>
+            <w:r>
+              <w:rPr>
+                <w:rFonts w:ascii="Times New Roman" w:hAnsi="Times New Roman"/>
+                <w:sz w:val="24"/>
+              </w:rPr>
               <w:t>to get recommendations on meals based on the curr</w:t>
             </w:r>
             <w:r>
-              <w:t xml:space="preserve">ent food items in my household, So that </w:t>
-            </w:r>
-            <w:r>
-              <w:t>in order to use up food items before they go bad.</w:t>
-            </w:r>
-          </w:p>
-          <w:p/>
+              <w:rPr>
+                <w:rFonts w:ascii="Times New Roman" w:hAnsi="Times New Roman"/>
+                <w:sz w:val="24"/>
+              </w:rPr>
+              <w:t xml:space="preserve">ent food items in my household, </w:t>
+            </w:r>
+          </w:p>
+          <w:p>
+            <w:pPr>
+              <w:rPr>
+                <w:rFonts w:ascii="Times New Roman" w:hAnsi="Times New Roman"/>
+                <w:sz w:val="24"/>
+              </w:rPr>
+            </w:pPr>
+            <w:r>
+              <w:rPr>
+                <w:rFonts w:ascii="Times New Roman" w:hAnsi="Times New Roman"/>
+                <w:sz w:val="24"/>
+              </w:rPr>
+              <w:t xml:space="preserve">So that </w:t>
+            </w:r>
+            <w:r>
+              <w:rPr>
+                <w:rFonts w:ascii="Times New Roman" w:hAnsi="Times New Roman"/>
+                <w:sz w:val="24"/>
+              </w:rPr>
+              <w:t>in order to use u</w:t>
+            </w:r>
+            <w:r>
+              <w:rPr>
+                <w:rFonts w:ascii="Times New Roman" w:hAnsi="Times New Roman"/>
+                <w:sz w:val="24"/>
+              </w:rPr>
+              <w:t>p food items before they expire.</w:t>
+            </w:r>
+          </w:p>
+          <w:p>
+            <w:pPr>
+              <w:rPr>
+                <w:rFonts w:ascii="Times New Roman" w:hAnsi="Times New Roman"/>
+                <w:sz w:val="24"/>
+              </w:rPr>
+            </w:pPr>
+          </w:p>
         </w:tc>
       </w:tr>
       <w:tr>
@@ -4609,7 +7296,17 @@
             <w:tcW w:w="2547" w:type="dxa"/>
           </w:tcPr>
           <w:p>
-            <w:r>
+            <w:pPr>
+              <w:rPr>
+                <w:rFonts w:ascii="Times New Roman" w:hAnsi="Times New Roman"/>
+                <w:sz w:val="24"/>
+              </w:rPr>
+            </w:pPr>
+            <w:r>
+              <w:rPr>
+                <w:rFonts w:ascii="Times New Roman" w:hAnsi="Times New Roman"/>
+                <w:sz w:val="24"/>
+              </w:rPr>
               <w:t>Acceptance Criteria</w:t>
             </w:r>
           </w:p>
@@ -4619,11 +7316,20 @@
             <w:tcW w:w="6469" w:type="dxa"/>
           </w:tcPr>
           <w:p>
-            <w:r>
-              <w:t>When meal planner user is provided with items that expire within 5 days, then at least 3 recipe suggestions displayed when the system generates suggestions.</w:t>
-            </w:r>
-          </w:p>
-          <w:p/>
+            <w:pPr>
+              <w:rPr>
+                <w:rFonts w:ascii="Times New Roman" w:hAnsi="Times New Roman"/>
+                <w:sz w:val="24"/>
+              </w:rPr>
+            </w:pPr>
+            <w:r>
+              <w:rPr>
+                <w:rFonts w:ascii="Times New Roman" w:hAnsi="Times New Roman"/>
+                <w:sz w:val="24"/>
+              </w:rPr>
+              <w:t>Given a signed-in user with inventory items expiring within 5 days, when the system generates meal suggestions, then at least 3 recipe suggestions are displayed with matching ingredients and a match percentage.</w:t>
+            </w:r>
+          </w:p>
         </w:tc>
       </w:tr>
       <w:tr>
@@ -4632,7 +7338,17 @@
             <w:tcW w:w="2547" w:type="dxa"/>
           </w:tcPr>
           <w:p>
-            <w:r>
+            <w:pPr>
+              <w:rPr>
+                <w:rFonts w:ascii="Times New Roman" w:hAnsi="Times New Roman"/>
+                <w:sz w:val="24"/>
+              </w:rPr>
+            </w:pPr>
+            <w:r>
+              <w:rPr>
+                <w:rFonts w:ascii="Times New Roman" w:hAnsi="Times New Roman"/>
+                <w:sz w:val="24"/>
+              </w:rPr>
               <w:t>MoSCoW</w:t>
             </w:r>
           </w:p>
@@ -4642,10 +7358,24 @@
             <w:tcW w:w="6469" w:type="dxa"/>
           </w:tcPr>
           <w:p>
-            <w:r>
-              <w:t>Must have (S</w:t>
-            </w:r>
-            <w:r>
+            <w:pPr>
+              <w:rPr>
+                <w:rFonts w:ascii="Times New Roman" w:hAnsi="Times New Roman"/>
+                <w:sz w:val="24"/>
+              </w:rPr>
+            </w:pPr>
+            <w:r>
+              <w:rPr>
+                <w:rFonts w:ascii="Times New Roman" w:hAnsi="Times New Roman"/>
+                <w:sz w:val="24"/>
+              </w:rPr>
+              <w:t>Must have (M</w:t>
+            </w:r>
+            <w:r>
+              <w:rPr>
+                <w:rFonts w:ascii="Times New Roman" w:hAnsi="Times New Roman"/>
+                <w:sz w:val="24"/>
+              </w:rPr>
               <w:t>)</w:t>
             </w:r>
           </w:p>
@@ -4657,8 +7387,17 @@
             <w:tcW w:w="2547" w:type="dxa"/>
           </w:tcPr>
           <w:p>
-            <w:r>
-              <w:lastRenderedPageBreak/>
+            <w:pPr>
+              <w:rPr>
+                <w:rFonts w:ascii="Times New Roman" w:hAnsi="Times New Roman"/>
+                <w:sz w:val="24"/>
+              </w:rPr>
+            </w:pPr>
+            <w:r>
+              <w:rPr>
+                <w:rFonts w:ascii="Times New Roman" w:hAnsi="Times New Roman"/>
+                <w:sz w:val="24"/>
+              </w:rPr>
               <w:t>Tasks</w:t>
             </w:r>
           </w:p>
@@ -4672,11 +7411,19 @@
               <w:pStyle w:val="ListParagraph"/>
               <w:numPr>
                 <w:ilvl w:val="0"/>
-                <w:numId w:val="12"/>
+                <w:numId w:val="17"/>
               </w:numPr>
-            </w:pPr>
-            <w:r>
-              <w:t>Create a meal recommendation algorithm using the inventory items that are expiring.</w:t>
+              <w:rPr>
+                <w:rFonts w:ascii="Times New Roman" w:hAnsi="Times New Roman"/>
+                <w:sz w:val="24"/>
+              </w:rPr>
+            </w:pPr>
+            <w:r>
+              <w:rPr>
+                <w:rFonts w:ascii="Times New Roman" w:hAnsi="Times New Roman"/>
+                <w:sz w:val="24"/>
+              </w:rPr>
+              <w:t xml:space="preserve">Build a meal suggestion algorithm based on inventory items approaching expiry. </w:t>
             </w:r>
           </w:p>
           <w:p>
@@ -4684,11 +7431,19 @@
               <w:pStyle w:val="ListParagraph"/>
               <w:numPr>
                 <w:ilvl w:val="0"/>
-                <w:numId w:val="12"/>
+                <w:numId w:val="17"/>
               </w:numPr>
-            </w:pPr>
-            <w:r>
-              <w:t>Create recipe cards for design with ingredients and match percentage</w:t>
+              <w:rPr>
+                <w:rFonts w:ascii="Times New Roman" w:hAnsi="Times New Roman"/>
+                <w:sz w:val="24"/>
+              </w:rPr>
+            </w:pPr>
+            <w:r>
+              <w:rPr>
+                <w:rFonts w:ascii="Times New Roman" w:hAnsi="Times New Roman"/>
+                <w:sz w:val="24"/>
+              </w:rPr>
+              <w:t xml:space="preserve">Design recipe suggestion cards showing recipe name, required ingredients and match percentage. </w:t>
             </w:r>
           </w:p>
           <w:p>
@@ -4696,14 +7451,30 @@
               <w:pStyle w:val="ListParagraph"/>
               <w:numPr>
                 <w:ilvl w:val="0"/>
-                <w:numId w:val="12"/>
+                <w:numId w:val="17"/>
               </w:numPr>
-            </w:pPr>
-            <w:r>
-              <w:t>Give user the option to add a suggested meal directly to a Calendar slot.</w:t>
-            </w:r>
-          </w:p>
-          <w:p/>
+              <w:rPr>
+                <w:rFonts w:ascii="Times New Roman" w:hAnsi="Times New Roman" w:cs="Times New Roman"/>
+                <w:sz w:val="24"/>
+              </w:rPr>
+            </w:pPr>
+            <w:r>
+              <w:rPr>
+                <w:rFonts w:ascii="Times New Roman" w:hAnsi="Times New Roman"/>
+                <w:sz w:val="24"/>
+              </w:rPr>
+              <w:t>Allow users to</w:t>
+            </w:r>
+            <w:bookmarkStart w:id="0" w:name="_GoBack"/>
+            <w:bookmarkEnd w:id="0"/>
+            <w:r>
+              <w:rPr>
+                <w:rFonts w:ascii="Times New Roman" w:hAnsi="Times New Roman"/>
+                <w:sz w:val="24"/>
+              </w:rPr>
+              <w:t xml:space="preserve"> add a suggested meal directly to a calendar slot.</w:t>
+            </w:r>
+          </w:p>
         </w:tc>
       </w:tr>
       <w:tr>
@@ -4712,7 +7483,17 @@
             <w:tcW w:w="2547" w:type="dxa"/>
           </w:tcPr>
           <w:p>
-            <w:r>
+            <w:pPr>
+              <w:rPr>
+                <w:rFonts w:ascii="Times New Roman" w:hAnsi="Times New Roman"/>
+                <w:sz w:val="24"/>
+              </w:rPr>
+            </w:pPr>
+            <w:r>
+              <w:rPr>
+                <w:rFonts w:ascii="Times New Roman" w:hAnsi="Times New Roman"/>
+                <w:sz w:val="24"/>
+              </w:rPr>
               <w:t>Test Cases</w:t>
             </w:r>
           </w:p>
@@ -4722,15 +7503,39 @@
             <w:tcW w:w="6469" w:type="dxa"/>
           </w:tcPr>
           <w:p>
-            <w:r>
+            <w:pPr>
+              <w:rPr>
+                <w:rFonts w:ascii="Times New Roman" w:hAnsi="Times New Roman"/>
+                <w:sz w:val="24"/>
+              </w:rPr>
+            </w:pPr>
+            <w:r>
+              <w:rPr>
+                <w:rFonts w:ascii="Times New Roman" w:hAnsi="Times New Roman"/>
+                <w:sz w:val="24"/>
+              </w:rPr>
               <w:t>-</w:t>
             </w:r>
           </w:p>
         </w:tc>
       </w:tr>
     </w:tbl>
-    <w:p/>
-    <w:p/>
+    <w:p>
+      <w:pPr>
+        <w:rPr>
+          <w:rFonts w:ascii="Times New Roman" w:hAnsi="Times New Roman"/>
+          <w:sz w:val="24"/>
+        </w:rPr>
+      </w:pPr>
+    </w:p>
+    <w:p>
+      <w:pPr>
+        <w:rPr>
+          <w:rFonts w:ascii="Times New Roman" w:hAnsi="Times New Roman"/>
+          <w:sz w:val="24"/>
+        </w:rPr>
+      </w:pPr>
+    </w:p>
     <w:sectPr>
       <w:pgSz w:w="11906" w:h="16838"/>
       <w:pgMar w:top="1440" w:right="1440" w:bottom="1440" w:left="1440" w:header="708" w:footer="708" w:gutter="0"/>
@@ -5359,6 +8164,232 @@
     </w:lvl>
   </w:abstractNum>
   <w:abstractNum w:abstractNumId="5" w15:restartNumberingAfterBreak="0">
+    <w:nsid w:val="13EE4DE2"/>
+    <w:multiLevelType w:val="hybridMultilevel"/>
+    <w:tmpl w:val="580410F6"/>
+    <w:lvl w:ilvl="0" w:tplc="04090001">
+      <w:start w:val="1"/>
+      <w:numFmt w:val="bullet"/>
+      <w:lvlText w:val=""/>
+      <w:lvlJc w:val="left"/>
+      <w:pPr>
+        <w:ind w:left="720" w:hanging="360"/>
+      </w:pPr>
+      <w:rPr>
+        <w:rFonts w:ascii="Symbol" w:hAnsi="Symbol" w:hint="default"/>
+      </w:rPr>
+    </w:lvl>
+    <w:lvl w:ilvl="1" w:tplc="04090003" w:tentative="1">
+      <w:start w:val="1"/>
+      <w:numFmt w:val="bullet"/>
+      <w:lvlText w:val="o"/>
+      <w:lvlJc w:val="left"/>
+      <w:pPr>
+        <w:ind w:left="1440" w:hanging="360"/>
+      </w:pPr>
+      <w:rPr>
+        <w:rFonts w:ascii="Courier New" w:hAnsi="Courier New" w:cs="Courier New" w:hint="default"/>
+      </w:rPr>
+    </w:lvl>
+    <w:lvl w:ilvl="2" w:tplc="04090005" w:tentative="1">
+      <w:start w:val="1"/>
+      <w:numFmt w:val="bullet"/>
+      <w:lvlText w:val=""/>
+      <w:lvlJc w:val="left"/>
+      <w:pPr>
+        <w:ind w:left="2160" w:hanging="360"/>
+      </w:pPr>
+      <w:rPr>
+        <w:rFonts w:ascii="Wingdings" w:hAnsi="Wingdings" w:hint="default"/>
+      </w:rPr>
+    </w:lvl>
+    <w:lvl w:ilvl="3" w:tplc="04090001" w:tentative="1">
+      <w:start w:val="1"/>
+      <w:numFmt w:val="bullet"/>
+      <w:lvlText w:val=""/>
+      <w:lvlJc w:val="left"/>
+      <w:pPr>
+        <w:ind w:left="2880" w:hanging="360"/>
+      </w:pPr>
+      <w:rPr>
+        <w:rFonts w:ascii="Symbol" w:hAnsi="Symbol" w:hint="default"/>
+      </w:rPr>
+    </w:lvl>
+    <w:lvl w:ilvl="4" w:tplc="04090003" w:tentative="1">
+      <w:start w:val="1"/>
+      <w:numFmt w:val="bullet"/>
+      <w:lvlText w:val="o"/>
+      <w:lvlJc w:val="left"/>
+      <w:pPr>
+        <w:ind w:left="3600" w:hanging="360"/>
+      </w:pPr>
+      <w:rPr>
+        <w:rFonts w:ascii="Courier New" w:hAnsi="Courier New" w:cs="Courier New" w:hint="default"/>
+      </w:rPr>
+    </w:lvl>
+    <w:lvl w:ilvl="5" w:tplc="04090005" w:tentative="1">
+      <w:start w:val="1"/>
+      <w:numFmt w:val="bullet"/>
+      <w:lvlText w:val=""/>
+      <w:lvlJc w:val="left"/>
+      <w:pPr>
+        <w:ind w:left="4320" w:hanging="360"/>
+      </w:pPr>
+      <w:rPr>
+        <w:rFonts w:ascii="Wingdings" w:hAnsi="Wingdings" w:hint="default"/>
+      </w:rPr>
+    </w:lvl>
+    <w:lvl w:ilvl="6" w:tplc="04090001" w:tentative="1">
+      <w:start w:val="1"/>
+      <w:numFmt w:val="bullet"/>
+      <w:lvlText w:val=""/>
+      <w:lvlJc w:val="left"/>
+      <w:pPr>
+        <w:ind w:left="5040" w:hanging="360"/>
+      </w:pPr>
+      <w:rPr>
+        <w:rFonts w:ascii="Symbol" w:hAnsi="Symbol" w:hint="default"/>
+      </w:rPr>
+    </w:lvl>
+    <w:lvl w:ilvl="7" w:tplc="04090003" w:tentative="1">
+      <w:start w:val="1"/>
+      <w:numFmt w:val="bullet"/>
+      <w:lvlText w:val="o"/>
+      <w:lvlJc w:val="left"/>
+      <w:pPr>
+        <w:ind w:left="5760" w:hanging="360"/>
+      </w:pPr>
+      <w:rPr>
+        <w:rFonts w:ascii="Courier New" w:hAnsi="Courier New" w:cs="Courier New" w:hint="default"/>
+      </w:rPr>
+    </w:lvl>
+    <w:lvl w:ilvl="8" w:tplc="04090005" w:tentative="1">
+      <w:start w:val="1"/>
+      <w:numFmt w:val="bullet"/>
+      <w:lvlText w:val=""/>
+      <w:lvlJc w:val="left"/>
+      <w:pPr>
+        <w:ind w:left="6480" w:hanging="360"/>
+      </w:pPr>
+      <w:rPr>
+        <w:rFonts w:ascii="Wingdings" w:hAnsi="Wingdings" w:hint="default"/>
+      </w:rPr>
+    </w:lvl>
+  </w:abstractNum>
+  <w:abstractNum w:abstractNumId="6" w15:restartNumberingAfterBreak="0">
+    <w:nsid w:val="2DCA4DA0"/>
+    <w:multiLevelType w:val="hybridMultilevel"/>
+    <w:tmpl w:val="2B0CED98"/>
+    <w:lvl w:ilvl="0" w:tplc="04090001">
+      <w:start w:val="1"/>
+      <w:numFmt w:val="bullet"/>
+      <w:lvlText w:val=""/>
+      <w:lvlJc w:val="left"/>
+      <w:pPr>
+        <w:ind w:left="720" w:hanging="360"/>
+      </w:pPr>
+      <w:rPr>
+        <w:rFonts w:ascii="Symbol" w:hAnsi="Symbol" w:hint="default"/>
+      </w:rPr>
+    </w:lvl>
+    <w:lvl w:ilvl="1" w:tplc="04090003" w:tentative="1">
+      <w:start w:val="1"/>
+      <w:numFmt w:val="bullet"/>
+      <w:lvlText w:val="o"/>
+      <w:lvlJc w:val="left"/>
+      <w:pPr>
+        <w:ind w:left="1440" w:hanging="360"/>
+      </w:pPr>
+      <w:rPr>
+        <w:rFonts w:ascii="Courier New" w:hAnsi="Courier New" w:cs="Courier New" w:hint="default"/>
+      </w:rPr>
+    </w:lvl>
+    <w:lvl w:ilvl="2" w:tplc="04090005" w:tentative="1">
+      <w:start w:val="1"/>
+      <w:numFmt w:val="bullet"/>
+      <w:lvlText w:val=""/>
+      <w:lvlJc w:val="left"/>
+      <w:pPr>
+        <w:ind w:left="2160" w:hanging="360"/>
+      </w:pPr>
+      <w:rPr>
+        <w:rFonts w:ascii="Wingdings" w:hAnsi="Wingdings" w:hint="default"/>
+      </w:rPr>
+    </w:lvl>
+    <w:lvl w:ilvl="3" w:tplc="04090001" w:tentative="1">
+      <w:start w:val="1"/>
+      <w:numFmt w:val="bullet"/>
+      <w:lvlText w:val=""/>
+      <w:lvlJc w:val="left"/>
+      <w:pPr>
+        <w:ind w:left="2880" w:hanging="360"/>
+      </w:pPr>
+      <w:rPr>
+        <w:rFonts w:ascii="Symbol" w:hAnsi="Symbol" w:hint="default"/>
+      </w:rPr>
+    </w:lvl>
+    <w:lvl w:ilvl="4" w:tplc="04090003" w:tentative="1">
+      <w:start w:val="1"/>
+      <w:numFmt w:val="bullet"/>
+      <w:lvlText w:val="o"/>
+      <w:lvlJc w:val="left"/>
+      <w:pPr>
+        <w:ind w:left="3600" w:hanging="360"/>
+      </w:pPr>
+      <w:rPr>
+        <w:rFonts w:ascii="Courier New" w:hAnsi="Courier New" w:cs="Courier New" w:hint="default"/>
+      </w:rPr>
+    </w:lvl>
+    <w:lvl w:ilvl="5" w:tplc="04090005" w:tentative="1">
+      <w:start w:val="1"/>
+      <w:numFmt w:val="bullet"/>
+      <w:lvlText w:val=""/>
+      <w:lvlJc w:val="left"/>
+      <w:pPr>
+        <w:ind w:left="4320" w:hanging="360"/>
+      </w:pPr>
+      <w:rPr>
+        <w:rFonts w:ascii="Wingdings" w:hAnsi="Wingdings" w:hint="default"/>
+      </w:rPr>
+    </w:lvl>
+    <w:lvl w:ilvl="6" w:tplc="04090001" w:tentative="1">
+      <w:start w:val="1"/>
+      <w:numFmt w:val="bullet"/>
+      <w:lvlText w:val=""/>
+      <w:lvlJc w:val="left"/>
+      <w:pPr>
+        <w:ind w:left="5040" w:hanging="360"/>
+      </w:pPr>
+      <w:rPr>
+        <w:rFonts w:ascii="Symbol" w:hAnsi="Symbol" w:hint="default"/>
+      </w:rPr>
+    </w:lvl>
+    <w:lvl w:ilvl="7" w:tplc="04090003" w:tentative="1">
+      <w:start w:val="1"/>
+      <w:numFmt w:val="bullet"/>
+      <w:lvlText w:val="o"/>
+      <w:lvlJc w:val="left"/>
+      <w:pPr>
+        <w:ind w:left="5760" w:hanging="360"/>
+      </w:pPr>
+      <w:rPr>
+        <w:rFonts w:ascii="Courier New" w:hAnsi="Courier New" w:cs="Courier New" w:hint="default"/>
+      </w:rPr>
+    </w:lvl>
+    <w:lvl w:ilvl="8" w:tplc="04090005" w:tentative="1">
+      <w:start w:val="1"/>
+      <w:numFmt w:val="bullet"/>
+      <w:lvlText w:val=""/>
+      <w:lvlJc w:val="left"/>
+      <w:pPr>
+        <w:ind w:left="6480" w:hanging="360"/>
+      </w:pPr>
+      <w:rPr>
+        <w:rFonts w:ascii="Wingdings" w:hAnsi="Wingdings" w:hint="default"/>
+      </w:rPr>
+    </w:lvl>
+  </w:abstractNum>
+  <w:abstractNum w:abstractNumId="7" w15:restartNumberingAfterBreak="0">
     <w:nsid w:val="2DF1428A"/>
     <w:multiLevelType w:val="hybridMultilevel"/>
     <w:tmpl w:val="B5BC5F14"/>
@@ -5471,7 +8502,120 @@
       </w:rPr>
     </w:lvl>
   </w:abstractNum>
-  <w:abstractNum w:abstractNumId="6" w15:restartNumberingAfterBreak="0">
+  <w:abstractNum w:abstractNumId="8" w15:restartNumberingAfterBreak="0">
+    <w:nsid w:val="38D75A12"/>
+    <w:multiLevelType w:val="hybridMultilevel"/>
+    <w:tmpl w:val="5B3C8CCA"/>
+    <w:lvl w:ilvl="0" w:tplc="04090001">
+      <w:start w:val="1"/>
+      <w:numFmt w:val="bullet"/>
+      <w:lvlText w:val=""/>
+      <w:lvlJc w:val="left"/>
+      <w:pPr>
+        <w:ind w:left="720" w:hanging="360"/>
+      </w:pPr>
+      <w:rPr>
+        <w:rFonts w:ascii="Symbol" w:hAnsi="Symbol" w:hint="default"/>
+      </w:rPr>
+    </w:lvl>
+    <w:lvl w:ilvl="1" w:tplc="04090003" w:tentative="1">
+      <w:start w:val="1"/>
+      <w:numFmt w:val="bullet"/>
+      <w:lvlText w:val="o"/>
+      <w:lvlJc w:val="left"/>
+      <w:pPr>
+        <w:ind w:left="1440" w:hanging="360"/>
+      </w:pPr>
+      <w:rPr>
+        <w:rFonts w:ascii="Courier New" w:hAnsi="Courier New" w:cs="Courier New" w:hint="default"/>
+      </w:rPr>
+    </w:lvl>
+    <w:lvl w:ilvl="2" w:tplc="04090005" w:tentative="1">
+      <w:start w:val="1"/>
+      <w:numFmt w:val="bullet"/>
+      <w:lvlText w:val=""/>
+      <w:lvlJc w:val="left"/>
+      <w:pPr>
+        <w:ind w:left="2160" w:hanging="360"/>
+      </w:pPr>
+      <w:rPr>
+        <w:rFonts w:ascii="Wingdings" w:hAnsi="Wingdings" w:hint="default"/>
+      </w:rPr>
+    </w:lvl>
+    <w:lvl w:ilvl="3" w:tplc="04090001" w:tentative="1">
+      <w:start w:val="1"/>
+      <w:numFmt w:val="bullet"/>
+      <w:lvlText w:val=""/>
+      <w:lvlJc w:val="left"/>
+      <w:pPr>
+        <w:ind w:left="2880" w:hanging="360"/>
+      </w:pPr>
+      <w:rPr>
+        <w:rFonts w:ascii="Symbol" w:hAnsi="Symbol" w:hint="default"/>
+      </w:rPr>
+    </w:lvl>
+    <w:lvl w:ilvl="4" w:tplc="04090003" w:tentative="1">
+      <w:start w:val="1"/>
+      <w:numFmt w:val="bullet"/>
+      <w:lvlText w:val="o"/>
+      <w:lvlJc w:val="left"/>
+      <w:pPr>
+        <w:ind w:left="3600" w:hanging="360"/>
+      </w:pPr>
+      <w:rPr>
+        <w:rFonts w:ascii="Courier New" w:hAnsi="Courier New" w:cs="Courier New" w:hint="default"/>
+      </w:rPr>
+    </w:lvl>
+    <w:lvl w:ilvl="5" w:tplc="04090005" w:tentative="1">
+      <w:start w:val="1"/>
+      <w:numFmt w:val="bullet"/>
+      <w:lvlText w:val=""/>
+      <w:lvlJc w:val="left"/>
+      <w:pPr>
+        <w:ind w:left="4320" w:hanging="360"/>
+      </w:pPr>
+      <w:rPr>
+        <w:rFonts w:ascii="Wingdings" w:hAnsi="Wingdings" w:hint="default"/>
+      </w:rPr>
+    </w:lvl>
+    <w:lvl w:ilvl="6" w:tplc="04090001" w:tentative="1">
+      <w:start w:val="1"/>
+      <w:numFmt w:val="bullet"/>
+      <w:lvlText w:val=""/>
+      <w:lvlJc w:val="left"/>
+      <w:pPr>
+        <w:ind w:left="5040" w:hanging="360"/>
+      </w:pPr>
+      <w:rPr>
+        <w:rFonts w:ascii="Symbol" w:hAnsi="Symbol" w:hint="default"/>
+      </w:rPr>
+    </w:lvl>
+    <w:lvl w:ilvl="7" w:tplc="04090003" w:tentative="1">
+      <w:start w:val="1"/>
+      <w:numFmt w:val="bullet"/>
+      <w:lvlText w:val="o"/>
+      <w:lvlJc w:val="left"/>
+      <w:pPr>
+        <w:ind w:left="5760" w:hanging="360"/>
+      </w:pPr>
+      <w:rPr>
+        <w:rFonts w:ascii="Courier New" w:hAnsi="Courier New" w:cs="Courier New" w:hint="default"/>
+      </w:rPr>
+    </w:lvl>
+    <w:lvl w:ilvl="8" w:tplc="04090005" w:tentative="1">
+      <w:start w:val="1"/>
+      <w:numFmt w:val="bullet"/>
+      <w:lvlText w:val=""/>
+      <w:lvlJc w:val="left"/>
+      <w:pPr>
+        <w:ind w:left="6480" w:hanging="360"/>
+      </w:pPr>
+      <w:rPr>
+        <w:rFonts w:ascii="Wingdings" w:hAnsi="Wingdings" w:hint="default"/>
+      </w:rPr>
+    </w:lvl>
+  </w:abstractNum>
+  <w:abstractNum w:abstractNumId="9" w15:restartNumberingAfterBreak="0">
     <w:nsid w:val="38DA4692"/>
     <w:multiLevelType w:val="hybridMultilevel"/>
     <w:tmpl w:val="23B40334"/>
@@ -5584,7 +8728,120 @@
       </w:rPr>
     </w:lvl>
   </w:abstractNum>
-  <w:abstractNum w:abstractNumId="7" w15:restartNumberingAfterBreak="0">
+  <w:abstractNum w:abstractNumId="10" w15:restartNumberingAfterBreak="0">
+    <w:nsid w:val="3BEF721B"/>
+    <w:multiLevelType w:val="hybridMultilevel"/>
+    <w:tmpl w:val="A58A40E4"/>
+    <w:lvl w:ilvl="0" w:tplc="04090001">
+      <w:start w:val="1"/>
+      <w:numFmt w:val="bullet"/>
+      <w:lvlText w:val=""/>
+      <w:lvlJc w:val="left"/>
+      <w:pPr>
+        <w:ind w:left="720" w:hanging="360"/>
+      </w:pPr>
+      <w:rPr>
+        <w:rFonts w:ascii="Symbol" w:hAnsi="Symbol" w:hint="default"/>
+      </w:rPr>
+    </w:lvl>
+    <w:lvl w:ilvl="1" w:tplc="04090003" w:tentative="1">
+      <w:start w:val="1"/>
+      <w:numFmt w:val="bullet"/>
+      <w:lvlText w:val="o"/>
+      <w:lvlJc w:val="left"/>
+      <w:pPr>
+        <w:ind w:left="1440" w:hanging="360"/>
+      </w:pPr>
+      <w:rPr>
+        <w:rFonts w:ascii="Courier New" w:hAnsi="Courier New" w:cs="Courier New" w:hint="default"/>
+      </w:rPr>
+    </w:lvl>
+    <w:lvl w:ilvl="2" w:tplc="04090005" w:tentative="1">
+      <w:start w:val="1"/>
+      <w:numFmt w:val="bullet"/>
+      <w:lvlText w:val=""/>
+      <w:lvlJc w:val="left"/>
+      <w:pPr>
+        <w:ind w:left="2160" w:hanging="360"/>
+      </w:pPr>
+      <w:rPr>
+        <w:rFonts w:ascii="Wingdings" w:hAnsi="Wingdings" w:hint="default"/>
+      </w:rPr>
+    </w:lvl>
+    <w:lvl w:ilvl="3" w:tplc="04090001" w:tentative="1">
+      <w:start w:val="1"/>
+      <w:numFmt w:val="bullet"/>
+      <w:lvlText w:val=""/>
+      <w:lvlJc w:val="left"/>
+      <w:pPr>
+        <w:ind w:left="2880" w:hanging="360"/>
+      </w:pPr>
+      <w:rPr>
+        <w:rFonts w:ascii="Symbol" w:hAnsi="Symbol" w:hint="default"/>
+      </w:rPr>
+    </w:lvl>
+    <w:lvl w:ilvl="4" w:tplc="04090003" w:tentative="1">
+      <w:start w:val="1"/>
+      <w:numFmt w:val="bullet"/>
+      <w:lvlText w:val="o"/>
+      <w:lvlJc w:val="left"/>
+      <w:pPr>
+        <w:ind w:left="3600" w:hanging="360"/>
+      </w:pPr>
+      <w:rPr>
+        <w:rFonts w:ascii="Courier New" w:hAnsi="Courier New" w:cs="Courier New" w:hint="default"/>
+      </w:rPr>
+    </w:lvl>
+    <w:lvl w:ilvl="5" w:tplc="04090005" w:tentative="1">
+      <w:start w:val="1"/>
+      <w:numFmt w:val="bullet"/>
+      <w:lvlText w:val=""/>
+      <w:lvlJc w:val="left"/>
+      <w:pPr>
+        <w:ind w:left="4320" w:hanging="360"/>
+      </w:pPr>
+      <w:rPr>
+        <w:rFonts w:ascii="Wingdings" w:hAnsi="Wingdings" w:hint="default"/>
+      </w:rPr>
+    </w:lvl>
+    <w:lvl w:ilvl="6" w:tplc="04090001" w:tentative="1">
+      <w:start w:val="1"/>
+      <w:numFmt w:val="bullet"/>
+      <w:lvlText w:val=""/>
+      <w:lvlJc w:val="left"/>
+      <w:pPr>
+        <w:ind w:left="5040" w:hanging="360"/>
+      </w:pPr>
+      <w:rPr>
+        <w:rFonts w:ascii="Symbol" w:hAnsi="Symbol" w:hint="default"/>
+      </w:rPr>
+    </w:lvl>
+    <w:lvl w:ilvl="7" w:tplc="04090003" w:tentative="1">
+      <w:start w:val="1"/>
+      <w:numFmt w:val="bullet"/>
+      <w:lvlText w:val="o"/>
+      <w:lvlJc w:val="left"/>
+      <w:pPr>
+        <w:ind w:left="5760" w:hanging="360"/>
+      </w:pPr>
+      <w:rPr>
+        <w:rFonts w:ascii="Courier New" w:hAnsi="Courier New" w:cs="Courier New" w:hint="default"/>
+      </w:rPr>
+    </w:lvl>
+    <w:lvl w:ilvl="8" w:tplc="04090005" w:tentative="1">
+      <w:start w:val="1"/>
+      <w:numFmt w:val="bullet"/>
+      <w:lvlText w:val=""/>
+      <w:lvlJc w:val="left"/>
+      <w:pPr>
+        <w:ind w:left="6480" w:hanging="360"/>
+      </w:pPr>
+      <w:rPr>
+        <w:rFonts w:ascii="Wingdings" w:hAnsi="Wingdings" w:hint="default"/>
+      </w:rPr>
+    </w:lvl>
+  </w:abstractNum>
+  <w:abstractNum w:abstractNumId="11" w15:restartNumberingAfterBreak="0">
     <w:nsid w:val="421B55F0"/>
     <w:multiLevelType w:val="hybridMultilevel"/>
     <w:tmpl w:val="44362C48"/>
@@ -5697,7 +8954,7 @@
       </w:rPr>
     </w:lvl>
   </w:abstractNum>
-  <w:abstractNum w:abstractNumId="8" w15:restartNumberingAfterBreak="0">
+  <w:abstractNum w:abstractNumId="12" w15:restartNumberingAfterBreak="0">
     <w:nsid w:val="4721745F"/>
     <w:multiLevelType w:val="hybridMultilevel"/>
     <w:tmpl w:val="746A7816"/>
@@ -5810,7 +9067,7 @@
       </w:rPr>
     </w:lvl>
   </w:abstractNum>
-  <w:abstractNum w:abstractNumId="9" w15:restartNumberingAfterBreak="0">
+  <w:abstractNum w:abstractNumId="13" w15:restartNumberingAfterBreak="0">
     <w:nsid w:val="54515D9C"/>
     <w:multiLevelType w:val="hybridMultilevel"/>
     <w:tmpl w:val="0360D938"/>
@@ -5923,7 +9180,7 @@
       </w:rPr>
     </w:lvl>
   </w:abstractNum>
-  <w:abstractNum w:abstractNumId="10" w15:restartNumberingAfterBreak="0">
+  <w:abstractNum w:abstractNumId="14" w15:restartNumberingAfterBreak="0">
     <w:nsid w:val="78911566"/>
     <w:multiLevelType w:val="hybridMultilevel"/>
     <w:tmpl w:val="2FE60820"/>
@@ -6036,7 +9293,7 @@
       </w:rPr>
     </w:lvl>
   </w:abstractNum>
-  <w:abstractNum w:abstractNumId="11" w15:restartNumberingAfterBreak="0">
+  <w:abstractNum w:abstractNumId="15" w15:restartNumberingAfterBreak="0">
     <w:nsid w:val="78C273A1"/>
     <w:multiLevelType w:val="hybridMultilevel"/>
     <w:tmpl w:val="D5DCD97A"/>
@@ -6123,28 +9380,141 @@
       <w:pPr>
         <w:ind w:left="6480" w:hanging="180"/>
       </w:pPr>
+    </w:lvl>
+  </w:abstractNum>
+  <w:abstractNum w:abstractNumId="16" w15:restartNumberingAfterBreak="0">
+    <w:nsid w:val="7975475D"/>
+    <w:multiLevelType w:val="hybridMultilevel"/>
+    <w:tmpl w:val="0B1476BA"/>
+    <w:lvl w:ilvl="0" w:tplc="04090001">
+      <w:start w:val="1"/>
+      <w:numFmt w:val="bullet"/>
+      <w:lvlText w:val=""/>
+      <w:lvlJc w:val="left"/>
+      <w:pPr>
+        <w:ind w:left="720" w:hanging="360"/>
+      </w:pPr>
+      <w:rPr>
+        <w:rFonts w:ascii="Symbol" w:hAnsi="Symbol" w:hint="default"/>
+      </w:rPr>
+    </w:lvl>
+    <w:lvl w:ilvl="1" w:tplc="04090003" w:tentative="1">
+      <w:start w:val="1"/>
+      <w:numFmt w:val="bullet"/>
+      <w:lvlText w:val="o"/>
+      <w:lvlJc w:val="left"/>
+      <w:pPr>
+        <w:ind w:left="1440" w:hanging="360"/>
+      </w:pPr>
+      <w:rPr>
+        <w:rFonts w:ascii="Courier New" w:hAnsi="Courier New" w:cs="Courier New" w:hint="default"/>
+      </w:rPr>
+    </w:lvl>
+    <w:lvl w:ilvl="2" w:tplc="04090005" w:tentative="1">
+      <w:start w:val="1"/>
+      <w:numFmt w:val="bullet"/>
+      <w:lvlText w:val=""/>
+      <w:lvlJc w:val="left"/>
+      <w:pPr>
+        <w:ind w:left="2160" w:hanging="360"/>
+      </w:pPr>
+      <w:rPr>
+        <w:rFonts w:ascii="Wingdings" w:hAnsi="Wingdings" w:hint="default"/>
+      </w:rPr>
+    </w:lvl>
+    <w:lvl w:ilvl="3" w:tplc="04090001" w:tentative="1">
+      <w:start w:val="1"/>
+      <w:numFmt w:val="bullet"/>
+      <w:lvlText w:val=""/>
+      <w:lvlJc w:val="left"/>
+      <w:pPr>
+        <w:ind w:left="2880" w:hanging="360"/>
+      </w:pPr>
+      <w:rPr>
+        <w:rFonts w:ascii="Symbol" w:hAnsi="Symbol" w:hint="default"/>
+      </w:rPr>
+    </w:lvl>
+    <w:lvl w:ilvl="4" w:tplc="04090003" w:tentative="1">
+      <w:start w:val="1"/>
+      <w:numFmt w:val="bullet"/>
+      <w:lvlText w:val="o"/>
+      <w:lvlJc w:val="left"/>
+      <w:pPr>
+        <w:ind w:left="3600" w:hanging="360"/>
+      </w:pPr>
+      <w:rPr>
+        <w:rFonts w:ascii="Courier New" w:hAnsi="Courier New" w:cs="Courier New" w:hint="default"/>
+      </w:rPr>
+    </w:lvl>
+    <w:lvl w:ilvl="5" w:tplc="04090005" w:tentative="1">
+      <w:start w:val="1"/>
+      <w:numFmt w:val="bullet"/>
+      <w:lvlText w:val=""/>
+      <w:lvlJc w:val="left"/>
+      <w:pPr>
+        <w:ind w:left="4320" w:hanging="360"/>
+      </w:pPr>
+      <w:rPr>
+        <w:rFonts w:ascii="Wingdings" w:hAnsi="Wingdings" w:hint="default"/>
+      </w:rPr>
+    </w:lvl>
+    <w:lvl w:ilvl="6" w:tplc="04090001" w:tentative="1">
+      <w:start w:val="1"/>
+      <w:numFmt w:val="bullet"/>
+      <w:lvlText w:val=""/>
+      <w:lvlJc w:val="left"/>
+      <w:pPr>
+        <w:ind w:left="5040" w:hanging="360"/>
+      </w:pPr>
+      <w:rPr>
+        <w:rFonts w:ascii="Symbol" w:hAnsi="Symbol" w:hint="default"/>
+      </w:rPr>
+    </w:lvl>
+    <w:lvl w:ilvl="7" w:tplc="04090003" w:tentative="1">
+      <w:start w:val="1"/>
+      <w:numFmt w:val="bullet"/>
+      <w:lvlText w:val="o"/>
+      <w:lvlJc w:val="left"/>
+      <w:pPr>
+        <w:ind w:left="5760" w:hanging="360"/>
+      </w:pPr>
+      <w:rPr>
+        <w:rFonts w:ascii="Courier New" w:hAnsi="Courier New" w:cs="Courier New" w:hint="default"/>
+      </w:rPr>
+    </w:lvl>
+    <w:lvl w:ilvl="8" w:tplc="04090005" w:tentative="1">
+      <w:start w:val="1"/>
+      <w:numFmt w:val="bullet"/>
+      <w:lvlText w:val=""/>
+      <w:lvlJc w:val="left"/>
+      <w:pPr>
+        <w:ind w:left="6480" w:hanging="360"/>
+      </w:pPr>
+      <w:rPr>
+        <w:rFonts w:ascii="Wingdings" w:hAnsi="Wingdings" w:hint="default"/>
+      </w:rPr>
     </w:lvl>
   </w:abstractNum>
   <w:num w:numId="1">
     <w:abstractNumId w:val="3"/>
   </w:num>
   <w:num w:numId="2">
-    <w:abstractNumId w:val="10"/>
+    <w:abstractNumId w:val="14"/>
   </w:num>
   <w:num w:numId="3">
     <w:abstractNumId w:val="1"/>
   </w:num>
   <w:num w:numId="4">
+    <w:abstractNumId w:val="13"/>
+  </w:num>
+  <w:num w:numId="5">
     <w:abstractNumId w:val="9"/>
   </w:num>
-  <w:num w:numId="5">
-    <w:abstractNumId w:val="6"/>
-  </w:num>
   <w:num w:numId="6">
-    <w:abstractNumId w:val="7"/>
+    <w:abstractNumId w:val="11"/>
   </w:num>
   <w:num w:numId="7">
-    <w:abstractNumId w:val="11"/>
+    <w:abstractNumId w:val="15"/>
   </w:num>
   <w:num w:numId="8">
     <w:abstractNumId w:val="2"/>
@@ -6156,10 +9526,25 @@
     <w:abstractNumId w:val="0"/>
   </w:num>
   <w:num w:numId="11">
-    <w:abstractNumId w:val="5"/>
+    <w:abstractNumId w:val="7"/>
   </w:num>
   <w:num w:numId="12">
+    <w:abstractNumId w:val="12"/>
+  </w:num>
+  <w:num w:numId="13">
+    <w:abstractNumId w:val="16"/>
+  </w:num>
+  <w:num w:numId="14">
+    <w:abstractNumId w:val="6"/>
+  </w:num>
+  <w:num w:numId="15">
     <w:abstractNumId w:val="8"/>
+  </w:num>
+  <w:num w:numId="16">
+    <w:abstractNumId w:val="10"/>
+  </w:num>
+  <w:num w:numId="17">
+    <w:abstractNumId w:val="5"/>
   </w:num>
 </w:numbering>
 </file>

--- a/docs/smart pantry task 2 assignment 1.docx
+++ b/docs/smart pantry task 2 assignment 1.docx
@@ -1,6 +1,6 @@
 
 <file path=word/document.xml><?xml version="1.0" encoding="utf-8"?>
-<w:document xmlns:wpc="http://schemas.microsoft.com/office/word/2010/wordprocessingCanvas" xmlns:cx="http://schemas.microsoft.com/office/drawing/2014/chartex" xmlns:mc="http://schemas.openxmlformats.org/markup-compatibility/2006" xmlns:o="urn:schemas-microsoft-com:office:office" xmlns:r="http://schemas.openxmlformats.org/officeDocument/2006/relationships" xmlns:m="http://schemas.openxmlformats.org/officeDocument/2006/math" xmlns:v="urn:schemas-microsoft-com:vml" xmlns:wp14="http://schemas.microsoft.com/office/word/2010/wordprocessingDrawing" xmlns:wp="http://schemas.openxmlformats.org/drawingml/2006/wordprocessingDrawing" xmlns:w10="urn:schemas-microsoft-com:office:word" xmlns:w="http://schemas.openxmlformats.org/wordprocessingml/2006/main" xmlns:w14="http://schemas.microsoft.com/office/word/2010/wordml" xmlns:w15="http://schemas.microsoft.com/office/word/2012/wordml" xmlns:w16se="http://schemas.microsoft.com/office/word/2015/wordml/symex" xmlns:wpg="http://schemas.microsoft.com/office/word/2010/wordprocessingGroup" xmlns:wpi="http://schemas.microsoft.com/office/word/2010/wordprocessingInk" xmlns:wne="http://schemas.microsoft.com/office/word/2006/wordml" xmlns:wps="http://schemas.microsoft.com/office/word/2010/wordprocessingShape" mc:Ignorable="w14 w15 w16se wp14">
+<w:document xmlns:wpc="http://schemas.microsoft.com/office/word/2010/wordprocessingCanvas" xmlns:cx="http://schemas.microsoft.com/office/drawing/2014/chartex" xmlns:cx1="http://schemas.microsoft.com/office/drawing/2015/9/8/chartex" xmlns:cx2="http://schemas.microsoft.com/office/drawing/2015/10/21/chartex" xmlns:cx3="http://schemas.microsoft.com/office/drawing/2016/5/9/chartex" xmlns:cx4="http://schemas.microsoft.com/office/drawing/2016/5/10/chartex" xmlns:cx5="http://schemas.microsoft.com/office/drawing/2016/5/11/chartex" xmlns:cx6="http://schemas.microsoft.com/office/drawing/2016/5/12/chartex" xmlns:cx7="http://schemas.microsoft.com/office/drawing/2016/5/13/chartex" xmlns:cx8="http://schemas.microsoft.com/office/drawing/2016/5/14/chartex" xmlns:mc="http://schemas.openxmlformats.org/markup-compatibility/2006" xmlns:aink="http://schemas.microsoft.com/office/drawing/2016/ink" xmlns:am3d="http://schemas.microsoft.com/office/drawing/2017/model3d" xmlns:o="urn:schemas-microsoft-com:office:office" xmlns:oel="http://schemas.microsoft.com/office/2019/extlst" xmlns:r="http://schemas.openxmlformats.org/officeDocument/2006/relationships" xmlns:m="http://schemas.openxmlformats.org/officeDocument/2006/math" xmlns:v="urn:schemas-microsoft-com:vml" xmlns:wp14="http://schemas.microsoft.com/office/word/2010/wordprocessingDrawing" xmlns:wp="http://schemas.openxmlformats.org/drawingml/2006/wordprocessingDrawing" xmlns:w10="urn:schemas-microsoft-com:office:word" xmlns:w="http://schemas.openxmlformats.org/wordprocessingml/2006/main" xmlns:w14="http://schemas.microsoft.com/office/word/2010/wordml" xmlns:w15="http://schemas.microsoft.com/office/word/2012/wordml" xmlns:w16cex="http://schemas.microsoft.com/office/word/2018/wordml/cex" xmlns:w16cid="http://schemas.microsoft.com/office/word/2016/wordml/cid" xmlns:w16="http://schemas.microsoft.com/office/word/2018/wordml" xmlns:w16du="http://schemas.microsoft.com/office/word/2023/wordml/word16du" xmlns:w16sdtdh="http://schemas.microsoft.com/office/word/2020/wordml/sdtdatahash" xmlns:w16sdtfl="http://schemas.microsoft.com/office/word/2024/wordml/sdtformatlock" xmlns:w16se="http://schemas.microsoft.com/office/word/2015/wordml/symex" xmlns:wpg="http://schemas.microsoft.com/office/word/2010/wordprocessingGroup" xmlns:wpi="http://schemas.microsoft.com/office/word/2010/wordprocessingInk" xmlns:wne="http://schemas.microsoft.com/office/word/2006/wordml" xmlns:wps="http://schemas.microsoft.com/office/word/2010/wordprocessingShape" mc:Ignorable="w14 w15 w16se w16cid w16 w16cex w16sdtdh w16sdtfl w16du wp14">
   <w:body>
     <w:p>
       <w:pPr>
@@ -35,7 +35,7 @@
                     <pic:cNvPicPr/>
                   </pic:nvPicPr>
                   <pic:blipFill>
-                    <a:blip r:embed="rId7" cstate="print">
+                    <a:blip r:embed="rId8" cstate="print">
                       <a:extLst>
                         <a:ext uri="{28A0092B-C50C-407E-A947-70E740481C1C}">
                           <a14:useLocalDpi xmlns:a14="http://schemas.microsoft.com/office/drawing/2010/main" val="0"/>
@@ -1271,7 +1271,7 @@
           <w:rFonts w:ascii="Times New Roman" w:hAnsi="Times New Roman" w:cs="Times New Roman"/>
           <w:sz w:val="24"/>
         </w:rPr>
-        <w:t xml:space="preserve">I/We have read and understood the Programme Handbook that explains on </w:t>
+        <w:t xml:space="preserve">I/We have read and understood the Program Handbook that explains on </w:t>
       </w:r>
       <w:r>
         <w:rPr>
@@ -4094,35 +4094,12 @@
           <w:sz w:val="24"/>
         </w:rPr>
       </w:pPr>
-    </w:p>
-    <w:p>
-      <w:pPr>
-        <w:rPr>
-          <w:rFonts w:ascii="Times New Roman" w:hAnsi="Times New Roman"/>
-          <w:sz w:val="24"/>
-        </w:rPr>
-      </w:pPr>
-    </w:p>
-    <w:p>
-      <w:pPr>
-        <w:rPr>
-          <w:rFonts w:ascii="Times New Roman" w:hAnsi="Times New Roman"/>
-          <w:sz w:val="24"/>
-        </w:rPr>
-      </w:pPr>
-    </w:p>
-    <w:p>
-      <w:pPr>
-        <w:rPr>
-          <w:rFonts w:ascii="Times New Roman" w:hAnsi="Times New Roman"/>
-          <w:sz w:val="24"/>
-        </w:rPr>
-      </w:pPr>
       <w:r>
         <w:rPr>
           <w:rFonts w:ascii="Times New Roman" w:hAnsi="Times New Roman"/>
           <w:sz w:val="24"/>
         </w:rPr>
+        <w:lastRenderedPageBreak/>
         <w:t>2.0 Requirements Modelling</w:t>
       </w:r>
     </w:p>
@@ -4394,7 +4371,7 @@
                 <w:rFonts w:ascii="Times New Roman" w:hAnsi="Times New Roman" w:cs="Times New Roman"/>
                 <w:sz w:val="24"/>
               </w:rPr>
-              <w:t>Designing the registration form UI</w:t>
+              <w:t>Design the registration form UI</w:t>
             </w:r>
           </w:p>
           <w:p>
@@ -4414,7 +4391,7 @@
                 <w:rFonts w:ascii="Times New Roman" w:hAnsi="Times New Roman" w:cs="Times New Roman"/>
                 <w:sz w:val="24"/>
               </w:rPr>
-              <w:t>Implementing input validation</w:t>
+              <w:t>Implement input validation</w:t>
             </w:r>
           </w:p>
           <w:p>
@@ -4434,7 +4411,7 @@
                 <w:rFonts w:ascii="Times New Roman" w:hAnsi="Times New Roman" w:cs="Times New Roman"/>
                 <w:sz w:val="24"/>
               </w:rPr>
-              <w:t>Building the registration API</w:t>
+              <w:t>Build the registration API</w:t>
             </w:r>
           </w:p>
           <w:p>
@@ -4474,7 +4451,21 @@
                 <w:rFonts w:ascii="Times New Roman" w:hAnsi="Times New Roman" w:cs="Times New Roman"/>
                 <w:sz w:val="24"/>
               </w:rPr>
-              <w:t>Activating user account upon successful verification</w:t>
+              <w:t>Activat</w:t>
+            </w:r>
+            <w:r>
+              <w:rPr>
+                <w:rFonts w:ascii="Times New Roman" w:hAnsi="Times New Roman" w:cs="Times New Roman"/>
+                <w:sz w:val="24"/>
+              </w:rPr>
+              <w:t>e</w:t>
+            </w:r>
+            <w:r>
+              <w:rPr>
+                <w:rFonts w:ascii="Times New Roman" w:hAnsi="Times New Roman" w:cs="Times New Roman"/>
+                <w:sz w:val="24"/>
+              </w:rPr>
+              <w:t xml:space="preserve"> user account upon successful verification</w:t>
             </w:r>
           </w:p>
         </w:tc>
@@ -4772,7 +4763,7 @@
                 <w:rFonts w:ascii="Times New Roman" w:hAnsi="Times New Roman" w:cs="Times New Roman"/>
                 <w:sz w:val="24"/>
               </w:rPr>
-              <w:t>Designing 2FA setup UI</w:t>
+              <w:t>Design 2FA setup UI</w:t>
             </w:r>
           </w:p>
           <w:p>
@@ -4792,7 +4783,7 @@
                 <w:rFonts w:ascii="Times New Roman" w:hAnsi="Times New Roman" w:cs="Times New Roman"/>
                 <w:sz w:val="24"/>
               </w:rPr>
-              <w:t>Implementing Time based one time password or email OTP generation</w:t>
+              <w:t>Implement Time based one time password or email OTP generation</w:t>
             </w:r>
           </w:p>
           <w:p>
@@ -4812,7 +4803,21 @@
                 <w:rFonts w:ascii="Times New Roman" w:hAnsi="Times New Roman" w:cs="Times New Roman"/>
                 <w:sz w:val="24"/>
               </w:rPr>
-              <w:t>Storing the status of 2FA in the suer profile</w:t>
+              <w:t>Stor</w:t>
+            </w:r>
+            <w:r>
+              <w:rPr>
+                <w:rFonts w:ascii="Times New Roman" w:hAnsi="Times New Roman" w:cs="Times New Roman"/>
+                <w:sz w:val="24"/>
+              </w:rPr>
+              <w:t>e</w:t>
+            </w:r>
+            <w:r>
+              <w:rPr>
+                <w:rFonts w:ascii="Times New Roman" w:hAnsi="Times New Roman" w:cs="Times New Roman"/>
+                <w:sz w:val="24"/>
+              </w:rPr>
+              <w:t xml:space="preserve"> the status of 2FA in the suer profile</w:t>
             </w:r>
           </w:p>
           <w:p>
@@ -4832,7 +4837,21 @@
                 <w:rFonts w:ascii="Times New Roman" w:hAnsi="Times New Roman" w:cs="Times New Roman"/>
                 <w:sz w:val="24"/>
               </w:rPr>
-              <w:t>Enforcing 2FA on future logins</w:t>
+              <w:t>Enforc</w:t>
+            </w:r>
+            <w:r>
+              <w:rPr>
+                <w:rFonts w:ascii="Times New Roman" w:hAnsi="Times New Roman" w:cs="Times New Roman"/>
+                <w:sz w:val="24"/>
+              </w:rPr>
+              <w:t>e</w:t>
+            </w:r>
+            <w:r>
+              <w:rPr>
+                <w:rFonts w:ascii="Times New Roman" w:hAnsi="Times New Roman" w:cs="Times New Roman"/>
+                <w:sz w:val="24"/>
+              </w:rPr>
+              <w:t xml:space="preserve"> 2FA on future logins</w:t>
             </w:r>
           </w:p>
         </w:tc>
@@ -4959,7 +4978,21 @@
                 <w:rFonts w:ascii="Times New Roman" w:hAnsi="Times New Roman"/>
                 <w:sz w:val="24"/>
               </w:rPr>
-              <w:t xml:space="preserve">I need to configure my privacy settings (food listing visibility), </w:t>
+              <w:t xml:space="preserve">I </w:t>
+            </w:r>
+            <w:r>
+              <w:rPr>
+                <w:rFonts w:ascii="Times New Roman" w:hAnsi="Times New Roman"/>
+                <w:sz w:val="24"/>
+              </w:rPr>
+              <w:t>should be able</w:t>
+            </w:r>
+            <w:r>
+              <w:rPr>
+                <w:rFonts w:ascii="Times New Roman" w:hAnsi="Times New Roman"/>
+                <w:sz w:val="24"/>
+              </w:rPr>
+              <w:t xml:space="preserve"> to configure my privacy settings, </w:t>
             </w:r>
           </w:p>
           <w:p>
@@ -5126,7 +5159,6 @@
                 <w:rFonts w:ascii="Times New Roman" w:hAnsi="Times New Roman"/>
                 <w:sz w:val="24"/>
               </w:rPr>
-              <w:lastRenderedPageBreak/>
               <w:t>Tasks</w:t>
             </w:r>
           </w:p>
@@ -5152,7 +5184,7 @@
                 <w:rFonts w:ascii="Times New Roman" w:hAnsi="Times New Roman" w:cs="Times New Roman"/>
                 <w:sz w:val="24"/>
               </w:rPr>
-              <w:t>Designing privacy settings UI</w:t>
+              <w:t>Design privacy settings UI</w:t>
             </w:r>
           </w:p>
           <w:p>
@@ -5172,7 +5204,348 @@
                 <w:rFonts w:ascii="Times New Roman" w:hAnsi="Times New Roman" w:cs="Times New Roman"/>
                 <w:sz w:val="24"/>
               </w:rPr>
-              <w:t>Storing privacy preferences in PostGreSQL</w:t>
+              <w:t>Stor</w:t>
+            </w:r>
+            <w:r>
+              <w:rPr>
+                <w:rFonts w:ascii="Times New Roman" w:hAnsi="Times New Roman" w:cs="Times New Roman"/>
+                <w:sz w:val="24"/>
+              </w:rPr>
+              <w:t>e</w:t>
+            </w:r>
+            <w:r>
+              <w:rPr>
+                <w:rFonts w:ascii="Times New Roman" w:hAnsi="Times New Roman" w:cs="Times New Roman"/>
+                <w:sz w:val="24"/>
+              </w:rPr>
+              <w:t xml:space="preserve"> privacy preferences in PostGreSQL</w:t>
+            </w:r>
+          </w:p>
+          <w:p>
+            <w:pPr>
+              <w:pStyle w:val="ListParagraph"/>
+              <w:numPr>
+                <w:ilvl w:val="0"/>
+                <w:numId w:val="5"/>
+              </w:numPr>
+              <w:rPr>
+                <w:rFonts w:ascii="Times New Roman" w:hAnsi="Times New Roman" w:cs="Times New Roman"/>
+                <w:sz w:val="24"/>
+              </w:rPr>
+            </w:pPr>
+          </w:p>
+        </w:tc>
+      </w:tr>
+      <w:tr>
+        <w:tc>
+          <w:tcPr>
+            <w:tcW w:w="2547" w:type="dxa"/>
+          </w:tcPr>
+          <w:p>
+            <w:pPr>
+              <w:rPr>
+                <w:rFonts w:ascii="Times New Roman" w:hAnsi="Times New Roman"/>
+                <w:sz w:val="24"/>
+              </w:rPr>
+            </w:pPr>
+            <w:r>
+              <w:rPr>
+                <w:rFonts w:ascii="Times New Roman" w:hAnsi="Times New Roman"/>
+                <w:sz w:val="24"/>
+              </w:rPr>
+              <w:t>Test Cases</w:t>
+            </w:r>
+          </w:p>
+        </w:tc>
+        <w:tc>
+          <w:tcPr>
+            <w:tcW w:w="6469" w:type="dxa"/>
+          </w:tcPr>
+          <w:p>
+            <w:pPr>
+              <w:rPr>
+                <w:rFonts w:ascii="Times New Roman" w:hAnsi="Times New Roman"/>
+                <w:sz w:val="24"/>
+              </w:rPr>
+            </w:pPr>
+            <w:r>
+              <w:rPr>
+                <w:rFonts w:ascii="Times New Roman" w:hAnsi="Times New Roman"/>
+                <w:sz w:val="24"/>
+              </w:rPr>
+              <w:t>-</w:t>
+            </w:r>
+          </w:p>
+        </w:tc>
+      </w:tr>
+      <w:tr>
+        <w:tc>
+          <w:tcPr>
+            <w:tcW w:w="2547" w:type="dxa"/>
+          </w:tcPr>
+          <w:p>
+            <w:pPr>
+              <w:rPr>
+                <w:rFonts w:ascii="Times New Roman" w:hAnsi="Times New Roman"/>
+                <w:sz w:val="24"/>
+              </w:rPr>
+            </w:pPr>
+          </w:p>
+        </w:tc>
+        <w:tc>
+          <w:tcPr>
+            <w:tcW w:w="6469" w:type="dxa"/>
+          </w:tcPr>
+          <w:p>
+            <w:pPr>
+              <w:rPr>
+                <w:rFonts w:ascii="Times New Roman" w:hAnsi="Times New Roman"/>
+                <w:sz w:val="24"/>
+              </w:rPr>
+            </w:pPr>
+          </w:p>
+        </w:tc>
+      </w:tr>
+      <w:tr>
+        <w:tc>
+          <w:tcPr>
+            <w:tcW w:w="2547" w:type="dxa"/>
+          </w:tcPr>
+          <w:p>
+            <w:pPr>
+              <w:rPr>
+                <w:rFonts w:ascii="Times New Roman" w:hAnsi="Times New Roman"/>
+                <w:sz w:val="24"/>
+              </w:rPr>
+            </w:pPr>
+            <w:r>
+              <w:rPr>
+                <w:rFonts w:ascii="Times New Roman" w:hAnsi="Times New Roman"/>
+                <w:sz w:val="24"/>
+              </w:rPr>
+              <w:lastRenderedPageBreak/>
+              <w:t>User Story 4</w:t>
+            </w:r>
+          </w:p>
+        </w:tc>
+        <w:tc>
+          <w:tcPr>
+            <w:tcW w:w="6469" w:type="dxa"/>
+          </w:tcPr>
+          <w:p>
+            <w:pPr>
+              <w:rPr>
+                <w:rFonts w:ascii="Times New Roman" w:hAnsi="Times New Roman"/>
+                <w:sz w:val="24"/>
+              </w:rPr>
+            </w:pPr>
+            <w:r>
+              <w:rPr>
+                <w:rFonts w:ascii="Times New Roman" w:hAnsi="Times New Roman"/>
+                <w:sz w:val="24"/>
+              </w:rPr>
+              <w:t>As a user,</w:t>
+            </w:r>
+          </w:p>
+          <w:p>
+            <w:pPr>
+              <w:rPr>
+                <w:rFonts w:ascii="Times New Roman" w:hAnsi="Times New Roman"/>
+                <w:sz w:val="24"/>
+              </w:rPr>
+            </w:pPr>
+            <w:r>
+              <w:rPr>
+                <w:rFonts w:ascii="Times New Roman" w:hAnsi="Times New Roman"/>
+                <w:sz w:val="24"/>
+              </w:rPr>
+              <w:t>I could reset my password if I forget it,</w:t>
+            </w:r>
+          </w:p>
+          <w:p>
+            <w:pPr>
+              <w:rPr>
+                <w:rFonts w:ascii="Times New Roman" w:hAnsi="Times New Roman"/>
+                <w:sz w:val="24"/>
+              </w:rPr>
+            </w:pPr>
+            <w:r>
+              <w:rPr>
+                <w:rFonts w:ascii="Times New Roman" w:hAnsi="Times New Roman"/>
+                <w:sz w:val="24"/>
+              </w:rPr>
+              <w:t>So that I can regain access to my account</w:t>
+            </w:r>
+          </w:p>
+        </w:tc>
+      </w:tr>
+      <w:tr>
+        <w:tc>
+          <w:tcPr>
+            <w:tcW w:w="2547" w:type="dxa"/>
+          </w:tcPr>
+          <w:p>
+            <w:pPr>
+              <w:rPr>
+                <w:rFonts w:ascii="Times New Roman" w:hAnsi="Times New Roman"/>
+                <w:sz w:val="24"/>
+              </w:rPr>
+            </w:pPr>
+            <w:r>
+              <w:rPr>
+                <w:rFonts w:ascii="Times New Roman" w:hAnsi="Times New Roman"/>
+                <w:sz w:val="24"/>
+              </w:rPr>
+              <w:t>Acceptance Criteria</w:t>
+            </w:r>
+          </w:p>
+        </w:tc>
+        <w:tc>
+          <w:tcPr>
+            <w:tcW w:w="6469" w:type="dxa"/>
+          </w:tcPr>
+          <w:p>
+            <w:pPr>
+              <w:rPr>
+                <w:rFonts w:ascii="Times New Roman" w:hAnsi="Times New Roman"/>
+                <w:sz w:val="24"/>
+              </w:rPr>
+            </w:pPr>
+            <w:r>
+              <w:rPr>
+                <w:rFonts w:ascii="Times New Roman" w:hAnsi="Times New Roman"/>
+                <w:sz w:val="24"/>
+              </w:rPr>
+              <w:t>Given a user on the login page who clicks ‘Forgot Password’,</w:t>
+            </w:r>
+          </w:p>
+          <w:p>
+            <w:pPr>
+              <w:rPr>
+                <w:rFonts w:ascii="Times New Roman" w:hAnsi="Times New Roman"/>
+                <w:sz w:val="24"/>
+              </w:rPr>
+            </w:pPr>
+            <w:r>
+              <w:rPr>
+                <w:rFonts w:ascii="Times New Roman" w:hAnsi="Times New Roman"/>
+                <w:sz w:val="24"/>
+              </w:rPr>
+              <w:t>When they enter their registered email, then the system sends a password reset link valid for 30 minutes</w:t>
+            </w:r>
+          </w:p>
+        </w:tc>
+      </w:tr>
+      <w:tr>
+        <w:tc>
+          <w:tcPr>
+            <w:tcW w:w="2547" w:type="dxa"/>
+          </w:tcPr>
+          <w:p>
+            <w:pPr>
+              <w:rPr>
+                <w:rFonts w:ascii="Times New Roman" w:hAnsi="Times New Roman"/>
+                <w:sz w:val="24"/>
+              </w:rPr>
+            </w:pPr>
+            <w:r>
+              <w:rPr>
+                <w:rFonts w:ascii="Times New Roman" w:hAnsi="Times New Roman"/>
+                <w:sz w:val="24"/>
+              </w:rPr>
+              <w:t>MoSCoW</w:t>
+            </w:r>
+          </w:p>
+        </w:tc>
+        <w:tc>
+          <w:tcPr>
+            <w:tcW w:w="6469" w:type="dxa"/>
+          </w:tcPr>
+          <w:p>
+            <w:pPr>
+              <w:rPr>
+                <w:rFonts w:ascii="Times New Roman" w:hAnsi="Times New Roman"/>
+                <w:sz w:val="24"/>
+              </w:rPr>
+            </w:pPr>
+            <w:r>
+              <w:rPr>
+                <w:rFonts w:ascii="Times New Roman" w:hAnsi="Times New Roman"/>
+                <w:sz w:val="24"/>
+              </w:rPr>
+              <w:t>Could Have (C)</w:t>
+            </w:r>
+          </w:p>
+        </w:tc>
+      </w:tr>
+      <w:tr>
+        <w:tc>
+          <w:tcPr>
+            <w:tcW w:w="2547" w:type="dxa"/>
+          </w:tcPr>
+          <w:p>
+            <w:pPr>
+              <w:rPr>
+                <w:rFonts w:ascii="Times New Roman" w:hAnsi="Times New Roman"/>
+                <w:sz w:val="24"/>
+              </w:rPr>
+            </w:pPr>
+            <w:r>
+              <w:rPr>
+                <w:rFonts w:ascii="Times New Roman" w:hAnsi="Times New Roman"/>
+                <w:sz w:val="24"/>
+              </w:rPr>
+              <w:t>Tasks</w:t>
+            </w:r>
+          </w:p>
+        </w:tc>
+        <w:tc>
+          <w:tcPr>
+            <w:tcW w:w="6469" w:type="dxa"/>
+          </w:tcPr>
+          <w:p>
+            <w:pPr>
+              <w:rPr>
+                <w:rFonts w:ascii="Times New Roman" w:hAnsi="Times New Roman"/>
+                <w:sz w:val="24"/>
+              </w:rPr>
+            </w:pPr>
+            <w:r>
+              <w:rPr>
+                <w:rFonts w:ascii="Times New Roman" w:hAnsi="Times New Roman"/>
+                <w:sz w:val="24"/>
+              </w:rPr>
+              <w:t>Design forgot password page and reset password form</w:t>
+            </w:r>
+          </w:p>
+          <w:p>
+            <w:pPr>
+              <w:rPr>
+                <w:rFonts w:ascii="Times New Roman" w:hAnsi="Times New Roman"/>
+                <w:sz w:val="24"/>
+              </w:rPr>
+            </w:pPr>
+            <w:r>
+              <w:rPr>
+                <w:rFonts w:ascii="Times New Roman" w:hAnsi="Times New Roman"/>
+                <w:sz w:val="24"/>
+              </w:rPr>
+              <w:t>Generate secure token and store with expiry in database</w:t>
+            </w:r>
+          </w:p>
+          <w:p>
+            <w:pPr>
+              <w:rPr>
+                <w:rFonts w:ascii="Times New Roman" w:hAnsi="Times New Roman"/>
+                <w:sz w:val="24"/>
+              </w:rPr>
+            </w:pPr>
+            <w:r>
+              <w:rPr>
+                <w:rFonts w:ascii="Times New Roman" w:hAnsi="Times New Roman"/>
+                <w:sz w:val="24"/>
+              </w:rPr>
+              <w:t>Send password reset email with token link using Django email backend</w:t>
             </w:r>
           </w:p>
         </w:tc>
@@ -5504,7 +5877,21 @@
                 <w:rFonts w:ascii="Times New Roman" w:hAnsi="Times New Roman" w:cs="Times New Roman"/>
                 <w:sz w:val="24"/>
               </w:rPr>
-              <w:t xml:space="preserve">Designing analytics dashboard UI </w:t>
+              <w:t>Desig</w:t>
+            </w:r>
+            <w:r>
+              <w:rPr>
+                <w:rFonts w:ascii="Times New Roman" w:hAnsi="Times New Roman" w:cs="Times New Roman"/>
+                <w:sz w:val="24"/>
+              </w:rPr>
+              <w:t>n</w:t>
+            </w:r>
+            <w:r>
+              <w:rPr>
+                <w:rFonts w:ascii="Times New Roman" w:hAnsi="Times New Roman" w:cs="Times New Roman"/>
+                <w:sz w:val="24"/>
+              </w:rPr>
+              <w:t xml:space="preserve"> analytics dashboard UI </w:t>
             </w:r>
           </w:p>
           <w:p>
@@ -5524,7 +5911,7 @@
                 <w:rFonts w:ascii="Times New Roman" w:hAnsi="Times New Roman" w:cs="Times New Roman"/>
                 <w:sz w:val="24"/>
               </w:rPr>
-              <w:t>Rendering bar chart for food saved per week using Chart.js or similar</w:t>
+              <w:t>Render bar chart for food saved per week using Chart.js or similar</w:t>
             </w:r>
           </w:p>
         </w:tc>
@@ -5651,7 +6038,21 @@
                 <w:rFonts w:ascii="Times New Roman" w:hAnsi="Times New Roman"/>
                 <w:sz w:val="24"/>
               </w:rPr>
-              <w:t>I need to filter my analytics by date range or category,</w:t>
+              <w:t xml:space="preserve">I </w:t>
+            </w:r>
+            <w:r>
+              <w:rPr>
+                <w:rFonts w:ascii="Times New Roman" w:hAnsi="Times New Roman"/>
+                <w:sz w:val="24"/>
+              </w:rPr>
+              <w:t>should be able</w:t>
+            </w:r>
+            <w:r>
+              <w:rPr>
+                <w:rFonts w:ascii="Times New Roman" w:hAnsi="Times New Roman"/>
+                <w:sz w:val="24"/>
+              </w:rPr>
+              <w:t xml:space="preserve"> to filter my analytics by date range or category,</w:t>
             </w:r>
           </w:p>
           <w:p>
@@ -5780,7 +6181,7 @@
                 <w:rFonts w:ascii="Times New Roman" w:hAnsi="Times New Roman"/>
                 <w:sz w:val="24"/>
               </w:rPr>
-              <w:t>Must have (M)</w:t>
+              <w:t>Should Have (S)</w:t>
             </w:r>
           </w:p>
         </w:tc>
@@ -5812,47 +6213,76 @@
           </w:tcPr>
           <w:p>
             <w:pPr>
-              <w:rPr>
-                <w:rFonts w:ascii="Times New Roman" w:hAnsi="Times New Roman"/>
-                <w:sz w:val="24"/>
-              </w:rPr>
-            </w:pPr>
-            <w:r>
-              <w:rPr>
-                <w:rFonts w:ascii="Times New Roman" w:hAnsi="Times New Roman"/>
-                <w:sz w:val="24"/>
-              </w:rPr>
-              <w:t>Adding date range picker component</w:t>
-            </w:r>
-          </w:p>
-          <w:p>
-            <w:pPr>
-              <w:rPr>
-                <w:rFonts w:ascii="Times New Roman" w:hAnsi="Times New Roman"/>
-                <w:sz w:val="24"/>
-              </w:rPr>
-            </w:pPr>
-            <w:r>
-              <w:rPr>
-                <w:rFonts w:ascii="Times New Roman" w:hAnsi="Times New Roman"/>
-                <w:sz w:val="24"/>
-              </w:rPr>
-              <w:t>Adding category filter dropdown</w:t>
-            </w:r>
-          </w:p>
-          <w:p>
-            <w:pPr>
-              <w:rPr>
-                <w:rFonts w:ascii="Times New Roman" w:hAnsi="Times New Roman"/>
-                <w:sz w:val="24"/>
-              </w:rPr>
-            </w:pPr>
-            <w:r>
-              <w:rPr>
-                <w:rFonts w:ascii="Times New Roman" w:hAnsi="Times New Roman"/>
-                <w:sz w:val="24"/>
-              </w:rPr>
-              <w:t>Dynamically updating chart without page reload</w:t>
+              <w:pStyle w:val="ListParagraph"/>
+              <w:numPr>
+                <w:ilvl w:val="0"/>
+                <w:numId w:val="21"/>
+              </w:numPr>
+              <w:rPr>
+                <w:rFonts w:ascii="Times New Roman" w:hAnsi="Times New Roman"/>
+                <w:sz w:val="24"/>
+              </w:rPr>
+            </w:pPr>
+            <w:r>
+              <w:rPr>
+                <w:rFonts w:ascii="Times New Roman" w:hAnsi="Times New Roman"/>
+                <w:sz w:val="24"/>
+              </w:rPr>
+              <w:t>Add date range picker component</w:t>
+            </w:r>
+          </w:p>
+          <w:p>
+            <w:pPr>
+              <w:pStyle w:val="ListParagraph"/>
+              <w:numPr>
+                <w:ilvl w:val="0"/>
+                <w:numId w:val="21"/>
+              </w:numPr>
+              <w:rPr>
+                <w:rFonts w:ascii="Times New Roman" w:hAnsi="Times New Roman"/>
+                <w:sz w:val="24"/>
+              </w:rPr>
+            </w:pPr>
+            <w:r>
+              <w:rPr>
+                <w:rFonts w:ascii="Times New Roman" w:hAnsi="Times New Roman"/>
+                <w:sz w:val="24"/>
+              </w:rPr>
+              <w:t>Add category filter dropdown</w:t>
+            </w:r>
+          </w:p>
+          <w:p>
+            <w:pPr>
+              <w:pStyle w:val="ListParagraph"/>
+              <w:numPr>
+                <w:ilvl w:val="0"/>
+                <w:numId w:val="21"/>
+              </w:numPr>
+              <w:rPr>
+                <w:rFonts w:ascii="Times New Roman" w:hAnsi="Times New Roman"/>
+                <w:sz w:val="24"/>
+              </w:rPr>
+            </w:pPr>
+            <w:r>
+              <w:rPr>
+                <w:rFonts w:ascii="Times New Roman" w:hAnsi="Times New Roman"/>
+                <w:sz w:val="24"/>
+              </w:rPr>
+              <w:t>Dynamically updat</w:t>
+            </w:r>
+            <w:r>
+              <w:rPr>
+                <w:rFonts w:ascii="Times New Roman" w:hAnsi="Times New Roman"/>
+                <w:sz w:val="24"/>
+              </w:rPr>
+              <w:t xml:space="preserve">e </w:t>
+            </w:r>
+            <w:r>
+              <w:rPr>
+                <w:rFonts w:ascii="Times New Roman" w:hAnsi="Times New Roman"/>
+                <w:sz w:val="24"/>
+              </w:rPr>
+              <w:t>chart without page reload</w:t>
             </w:r>
           </w:p>
         </w:tc>
@@ -5939,6 +6369,13 @@
                 <w:sz w:val="24"/>
               </w:rPr>
             </w:pPr>
+            <w:r>
+              <w:rPr>
+                <w:rFonts w:ascii="Times New Roman" w:hAnsi="Times New Roman"/>
+                <w:sz w:val="24"/>
+              </w:rPr>
+              <w:t>User story 3</w:t>
+            </w:r>
           </w:p>
         </w:tc>
         <w:tc>
@@ -5952,6 +6389,288 @@
                 <w:sz w:val="24"/>
               </w:rPr>
             </w:pPr>
+            <w:r>
+              <w:rPr>
+                <w:rFonts w:ascii="Times New Roman" w:hAnsi="Times New Roman"/>
+                <w:sz w:val="24"/>
+              </w:rPr>
+              <w:t>As a household user,</w:t>
+            </w:r>
+          </w:p>
+          <w:p>
+            <w:pPr>
+              <w:rPr>
+                <w:rFonts w:ascii="Times New Roman" w:hAnsi="Times New Roman"/>
+                <w:sz w:val="24"/>
+              </w:rPr>
+            </w:pPr>
+            <w:r>
+              <w:rPr>
+                <w:rFonts w:ascii="Times New Roman" w:hAnsi="Times New Roman"/>
+                <w:sz w:val="24"/>
+              </w:rPr>
+              <w:t xml:space="preserve"> I could receive an encouraging message when I reach a food saving milestone,</w:t>
+            </w:r>
+          </w:p>
+          <w:p>
+            <w:pPr>
+              <w:rPr>
+                <w:rFonts w:ascii="Times New Roman" w:hAnsi="Times New Roman"/>
+                <w:sz w:val="24"/>
+              </w:rPr>
+            </w:pPr>
+            <w:r>
+              <w:rPr>
+                <w:rFonts w:ascii="Times New Roman" w:hAnsi="Times New Roman"/>
+                <w:sz w:val="24"/>
+              </w:rPr>
+              <w:t xml:space="preserve"> so that I feel motivated to continue reducing waste</w:t>
+            </w:r>
+          </w:p>
+        </w:tc>
+      </w:tr>
+      <w:tr>
+        <w:tc>
+          <w:tcPr>
+            <w:tcW w:w="2263" w:type="dxa"/>
+          </w:tcPr>
+          <w:p>
+            <w:pPr>
+              <w:rPr>
+                <w:rFonts w:ascii="Times New Roman" w:hAnsi="Times New Roman"/>
+                <w:sz w:val="24"/>
+              </w:rPr>
+            </w:pPr>
+            <w:r>
+              <w:rPr>
+                <w:rFonts w:ascii="Times New Roman" w:hAnsi="Times New Roman"/>
+                <w:sz w:val="24"/>
+              </w:rPr>
+              <w:t>Acceptance Criteria</w:t>
+            </w:r>
+          </w:p>
+        </w:tc>
+        <w:tc>
+          <w:tcPr>
+            <w:tcW w:w="6753" w:type="dxa"/>
+          </w:tcPr>
+          <w:p>
+            <w:pPr>
+              <w:rPr>
+                <w:rFonts w:ascii="Times New Roman" w:hAnsi="Times New Roman"/>
+                <w:sz w:val="24"/>
+              </w:rPr>
+            </w:pPr>
+            <w:r>
+              <w:rPr>
+                <w:rFonts w:ascii="Times New Roman" w:hAnsi="Times New Roman"/>
+                <w:sz w:val="24"/>
+              </w:rPr>
+              <w:t>Given a user who has saved 10kg of food,</w:t>
+            </w:r>
+          </w:p>
+          <w:p>
+            <w:pPr>
+              <w:rPr>
+                <w:rFonts w:ascii="Times New Roman" w:hAnsi="Times New Roman"/>
+                <w:sz w:val="24"/>
+              </w:rPr>
+            </w:pPr>
+            <w:r>
+              <w:rPr>
+                <w:rFonts w:ascii="Times New Roman" w:hAnsi="Times New Roman"/>
+                <w:sz w:val="24"/>
+              </w:rPr>
+              <w:lastRenderedPageBreak/>
+              <w:t>When they view the dashboard,</w:t>
+            </w:r>
+          </w:p>
+          <w:p>
+            <w:pPr>
+              <w:rPr>
+                <w:rFonts w:ascii="Times New Roman" w:hAnsi="Times New Roman"/>
+                <w:sz w:val="24"/>
+              </w:rPr>
+            </w:pPr>
+            <w:r>
+              <w:rPr>
+                <w:rFonts w:ascii="Times New Roman" w:hAnsi="Times New Roman"/>
+                <w:sz w:val="24"/>
+              </w:rPr>
+              <w:t>Then the system displays a milestone message and a badge</w:t>
+            </w:r>
+          </w:p>
+        </w:tc>
+      </w:tr>
+      <w:tr>
+        <w:tc>
+          <w:tcPr>
+            <w:tcW w:w="2263" w:type="dxa"/>
+          </w:tcPr>
+          <w:p>
+            <w:pPr>
+              <w:rPr>
+                <w:rFonts w:ascii="Times New Roman" w:hAnsi="Times New Roman"/>
+                <w:sz w:val="24"/>
+              </w:rPr>
+            </w:pPr>
+            <w:r>
+              <w:rPr>
+                <w:rFonts w:ascii="Times New Roman" w:hAnsi="Times New Roman"/>
+                <w:sz w:val="24"/>
+              </w:rPr>
+              <w:lastRenderedPageBreak/>
+              <w:t>MoSCoW</w:t>
+            </w:r>
+          </w:p>
+        </w:tc>
+        <w:tc>
+          <w:tcPr>
+            <w:tcW w:w="6753" w:type="dxa"/>
+          </w:tcPr>
+          <w:p>
+            <w:pPr>
+              <w:rPr>
+                <w:rFonts w:ascii="Times New Roman" w:hAnsi="Times New Roman"/>
+                <w:sz w:val="24"/>
+              </w:rPr>
+            </w:pPr>
+            <w:r>
+              <w:rPr>
+                <w:rFonts w:ascii="Times New Roman" w:hAnsi="Times New Roman"/>
+                <w:sz w:val="24"/>
+              </w:rPr>
+              <w:t>Could Have (C)</w:t>
+            </w:r>
+          </w:p>
+        </w:tc>
+      </w:tr>
+      <w:tr>
+        <w:tc>
+          <w:tcPr>
+            <w:tcW w:w="2263" w:type="dxa"/>
+          </w:tcPr>
+          <w:p>
+            <w:pPr>
+              <w:rPr>
+                <w:rFonts w:ascii="Times New Roman" w:hAnsi="Times New Roman"/>
+                <w:sz w:val="24"/>
+              </w:rPr>
+            </w:pPr>
+            <w:r>
+              <w:rPr>
+                <w:rFonts w:ascii="Times New Roman" w:hAnsi="Times New Roman"/>
+                <w:sz w:val="24"/>
+              </w:rPr>
+              <w:t>Tasks</w:t>
+            </w:r>
+          </w:p>
+        </w:tc>
+        <w:tc>
+          <w:tcPr>
+            <w:tcW w:w="6753" w:type="dxa"/>
+          </w:tcPr>
+          <w:p>
+            <w:pPr>
+              <w:rPr>
+                <w:rFonts w:ascii="Times New Roman" w:hAnsi="Times New Roman"/>
+                <w:sz w:val="24"/>
+              </w:rPr>
+            </w:pPr>
+            <w:r>
+              <w:rPr>
+                <w:rFonts w:ascii="Times New Roman" w:hAnsi="Times New Roman"/>
+                <w:sz w:val="24"/>
+              </w:rPr>
+              <w:t>Define milestone</w:t>
+            </w:r>
+          </w:p>
+          <w:p>
+            <w:pPr>
+              <w:rPr>
+                <w:rFonts w:ascii="Times New Roman" w:hAnsi="Times New Roman"/>
+                <w:sz w:val="24"/>
+              </w:rPr>
+            </w:pPr>
+            <w:r>
+              <w:rPr>
+                <w:rFonts w:ascii="Times New Roman" w:hAnsi="Times New Roman"/>
+                <w:sz w:val="24"/>
+              </w:rPr>
+              <w:t>Implement milestone detection logic in backend</w:t>
+            </w:r>
+          </w:p>
+          <w:p>
+            <w:pPr>
+              <w:rPr>
+                <w:rFonts w:ascii="Times New Roman" w:hAnsi="Times New Roman"/>
+                <w:sz w:val="24"/>
+              </w:rPr>
+            </w:pPr>
+            <w:r>
+              <w:rPr>
+                <w:rFonts w:ascii="Times New Roman" w:hAnsi="Times New Roman"/>
+                <w:sz w:val="24"/>
+              </w:rPr>
+              <w:t>Design badge UI components</w:t>
+            </w:r>
+          </w:p>
+          <w:p>
+            <w:pPr>
+              <w:rPr>
+                <w:rFonts w:ascii="Times New Roman" w:hAnsi="Times New Roman"/>
+                <w:sz w:val="24"/>
+              </w:rPr>
+            </w:pPr>
+            <w:r>
+              <w:rPr>
+                <w:rFonts w:ascii="Times New Roman" w:hAnsi="Times New Roman"/>
+                <w:sz w:val="24"/>
+              </w:rPr>
+              <w:t>Display milestone notification on dashboard</w:t>
+            </w:r>
+          </w:p>
+        </w:tc>
+      </w:tr>
+      <w:tr>
+        <w:tc>
+          <w:tcPr>
+            <w:tcW w:w="2263" w:type="dxa"/>
+          </w:tcPr>
+          <w:p>
+            <w:pPr>
+              <w:rPr>
+                <w:rFonts w:ascii="Times New Roman" w:hAnsi="Times New Roman"/>
+                <w:sz w:val="24"/>
+              </w:rPr>
+            </w:pPr>
+            <w:r>
+              <w:rPr>
+                <w:rFonts w:ascii="Times New Roman" w:hAnsi="Times New Roman"/>
+                <w:sz w:val="24"/>
+              </w:rPr>
+              <w:t>Test Cases</w:t>
+            </w:r>
+          </w:p>
+        </w:tc>
+        <w:tc>
+          <w:tcPr>
+            <w:tcW w:w="6753" w:type="dxa"/>
+          </w:tcPr>
+          <w:p>
+            <w:pPr>
+              <w:rPr>
+                <w:rFonts w:ascii="Times New Roman" w:hAnsi="Times New Roman"/>
+                <w:sz w:val="24"/>
+              </w:rPr>
+            </w:pPr>
+            <w:r>
+              <w:rPr>
+                <w:rFonts w:ascii="Times New Roman" w:hAnsi="Times New Roman"/>
+                <w:sz w:val="24"/>
+              </w:rPr>
+              <w:t>-</w:t>
+            </w:r>
           </w:p>
         </w:tc>
       </w:tr>
@@ -5980,6 +6699,2837 @@
         </w:rPr>
       </w:pPr>
     </w:p>
+    <w:p>
+      <w:pPr>
+        <w:rPr>
+          <w:rFonts w:ascii="Times New Roman" w:hAnsi="Times New Roman"/>
+          <w:sz w:val="24"/>
+        </w:rPr>
+      </w:pPr>
+    </w:p>
+    <w:p>
+      <w:pPr>
+        <w:rPr>
+          <w:rFonts w:ascii="Times New Roman" w:hAnsi="Times New Roman"/>
+          <w:sz w:val="24"/>
+        </w:rPr>
+      </w:pPr>
+    </w:p>
+    <w:p>
+      <w:pPr>
+        <w:rPr>
+          <w:rFonts w:ascii="Times New Roman" w:hAnsi="Times New Roman"/>
+          <w:sz w:val="24"/>
+        </w:rPr>
+      </w:pPr>
+    </w:p>
+    <w:p>
+      <w:pPr>
+        <w:rPr>
+          <w:rFonts w:ascii="Times New Roman" w:hAnsi="Times New Roman"/>
+          <w:sz w:val="24"/>
+        </w:rPr>
+      </w:pPr>
+    </w:p>
+    <w:p>
+      <w:pPr>
+        <w:rPr>
+          <w:rFonts w:ascii="Times New Roman" w:hAnsi="Times New Roman"/>
+          <w:sz w:val="24"/>
+        </w:rPr>
+      </w:pPr>
+    </w:p>
+    <w:p>
+      <w:pPr>
+        <w:rPr>
+          <w:rFonts w:ascii="Times New Roman" w:hAnsi="Times New Roman"/>
+          <w:sz w:val="24"/>
+        </w:rPr>
+      </w:pPr>
+    </w:p>
+    <w:p>
+      <w:pPr>
+        <w:rPr>
+          <w:rFonts w:ascii="Times New Roman" w:hAnsi="Times New Roman"/>
+          <w:sz w:val="24"/>
+        </w:rPr>
+      </w:pPr>
+    </w:p>
+    <w:p>
+      <w:pPr>
+        <w:rPr>
+          <w:rFonts w:ascii="Times New Roman" w:hAnsi="Times New Roman"/>
+          <w:sz w:val="24"/>
+        </w:rPr>
+      </w:pPr>
+    </w:p>
+    <w:p>
+      <w:pPr>
+        <w:rPr>
+          <w:rFonts w:ascii="Times New Roman" w:hAnsi="Times New Roman"/>
+          <w:sz w:val="24"/>
+        </w:rPr>
+      </w:pPr>
+      <w:r>
+        <w:rPr>
+          <w:rFonts w:ascii="Times New Roman" w:hAnsi="Times New Roman"/>
+          <w:sz w:val="24"/>
+        </w:rPr>
+        <w:t>2.3 UC2 Manage Food Inventory</w:t>
+      </w:r>
+    </w:p>
+    <w:p>
+      <w:pPr>
+        <w:rPr>
+          <w:rFonts w:ascii="Times New Roman" w:hAnsi="Times New Roman"/>
+          <w:sz w:val="24"/>
+        </w:rPr>
+      </w:pPr>
+      <w:r>
+        <w:rPr>
+          <w:rFonts w:ascii="Times New Roman" w:hAnsi="Times New Roman"/>
+          <w:sz w:val="24"/>
+        </w:rPr>
+        <w:t>Done By Student B: Pasang Lama (E2400050)</w:t>
+      </w:r>
+    </w:p>
+    <w:tbl>
+      <w:tblPr>
+        <w:tblStyle w:val="TableGrid"/>
+        <w:tblW w:w="0" w:type="auto"/>
+        <w:tblLook w:val="04A0" w:firstRow="1" w:lastRow="0" w:firstColumn="1" w:lastColumn="0" w:noHBand="0" w:noVBand="1"/>
+      </w:tblPr>
+      <w:tblGrid>
+        <w:gridCol w:w="2547"/>
+        <w:gridCol w:w="6469"/>
+      </w:tblGrid>
+      <w:tr>
+        <w:tc>
+          <w:tcPr>
+            <w:tcW w:w="2547" w:type="dxa"/>
+          </w:tcPr>
+          <w:p>
+            <w:pPr>
+              <w:rPr>
+                <w:rFonts w:ascii="Times New Roman" w:hAnsi="Times New Roman"/>
+                <w:sz w:val="24"/>
+              </w:rPr>
+            </w:pPr>
+            <w:r>
+              <w:rPr>
+                <w:rFonts w:ascii="Times New Roman" w:hAnsi="Times New Roman"/>
+                <w:sz w:val="24"/>
+              </w:rPr>
+              <w:t>User Story 1</w:t>
+            </w:r>
+          </w:p>
+        </w:tc>
+        <w:tc>
+          <w:tcPr>
+            <w:tcW w:w="6469" w:type="dxa"/>
+          </w:tcPr>
+          <w:p>
+            <w:pPr>
+              <w:rPr>
+                <w:rFonts w:ascii="Times New Roman" w:hAnsi="Times New Roman"/>
+                <w:sz w:val="24"/>
+              </w:rPr>
+            </w:pPr>
+            <w:r>
+              <w:rPr>
+                <w:rFonts w:ascii="Times New Roman" w:hAnsi="Times New Roman"/>
+                <w:sz w:val="24"/>
+              </w:rPr>
+              <w:t>As a household user,</w:t>
+            </w:r>
+          </w:p>
+          <w:p>
+            <w:pPr>
+              <w:rPr>
+                <w:rFonts w:ascii="Times New Roman" w:hAnsi="Times New Roman"/>
+                <w:sz w:val="24"/>
+              </w:rPr>
+            </w:pPr>
+            <w:r>
+              <w:rPr>
+                <w:rFonts w:ascii="Times New Roman" w:hAnsi="Times New Roman"/>
+                <w:sz w:val="24"/>
+              </w:rPr>
+              <w:t>I need to add food items to my inventory with name, quantity, expiry date, and category,</w:t>
+            </w:r>
+          </w:p>
+          <w:p>
+            <w:pPr>
+              <w:rPr>
+                <w:rFonts w:ascii="Times New Roman" w:hAnsi="Times New Roman"/>
+                <w:sz w:val="24"/>
+              </w:rPr>
+            </w:pPr>
+            <w:r>
+              <w:rPr>
+                <w:rFonts w:ascii="Times New Roman" w:hAnsi="Times New Roman"/>
+                <w:sz w:val="24"/>
+              </w:rPr>
+              <w:t>So that I can track what food I have at home.</w:t>
+            </w:r>
+          </w:p>
+        </w:tc>
+      </w:tr>
+      <w:tr>
+        <w:tc>
+          <w:tcPr>
+            <w:tcW w:w="2547" w:type="dxa"/>
+          </w:tcPr>
+          <w:p>
+            <w:pPr>
+              <w:rPr>
+                <w:rFonts w:ascii="Times New Roman" w:hAnsi="Times New Roman"/>
+                <w:sz w:val="24"/>
+              </w:rPr>
+            </w:pPr>
+            <w:r>
+              <w:rPr>
+                <w:rFonts w:ascii="Times New Roman" w:hAnsi="Times New Roman"/>
+                <w:sz w:val="24"/>
+              </w:rPr>
+              <w:t>Acceptance Criteria</w:t>
+            </w:r>
+          </w:p>
+        </w:tc>
+        <w:tc>
+          <w:tcPr>
+            <w:tcW w:w="6469" w:type="dxa"/>
+          </w:tcPr>
+          <w:p>
+            <w:pPr>
+              <w:rPr>
+                <w:rFonts w:ascii="Times New Roman" w:hAnsi="Times New Roman"/>
+                <w:sz w:val="24"/>
+              </w:rPr>
+            </w:pPr>
+            <w:r>
+              <w:rPr>
+                <w:rFonts w:ascii="Times New Roman" w:hAnsi="Times New Roman"/>
+                <w:sz w:val="24"/>
+              </w:rPr>
+              <w:t>Given a logged in user on the inventory page,</w:t>
+            </w:r>
+          </w:p>
+          <w:p>
+            <w:pPr>
+              <w:rPr>
+                <w:rFonts w:ascii="Times New Roman" w:hAnsi="Times New Roman"/>
+                <w:sz w:val="24"/>
+              </w:rPr>
+            </w:pPr>
+            <w:r>
+              <w:rPr>
+                <w:rFonts w:ascii="Times New Roman" w:hAnsi="Times New Roman"/>
+                <w:sz w:val="24"/>
+              </w:rPr>
+              <w:t>When they click ‘Add Food Item” and fill in all required fields, then the item is saved to the database and displayed in the inventory list</w:t>
+            </w:r>
+          </w:p>
+        </w:tc>
+      </w:tr>
+      <w:tr>
+        <w:tc>
+          <w:tcPr>
+            <w:tcW w:w="2547" w:type="dxa"/>
+          </w:tcPr>
+          <w:p>
+            <w:pPr>
+              <w:rPr>
+                <w:rFonts w:ascii="Times New Roman" w:hAnsi="Times New Roman"/>
+                <w:sz w:val="24"/>
+              </w:rPr>
+            </w:pPr>
+            <w:r>
+              <w:rPr>
+                <w:rFonts w:ascii="Times New Roman" w:hAnsi="Times New Roman"/>
+                <w:sz w:val="24"/>
+              </w:rPr>
+              <w:t>MoSCoW</w:t>
+            </w:r>
+          </w:p>
+        </w:tc>
+        <w:tc>
+          <w:tcPr>
+            <w:tcW w:w="6469" w:type="dxa"/>
+          </w:tcPr>
+          <w:p>
+            <w:pPr>
+              <w:rPr>
+                <w:rFonts w:ascii="Times New Roman" w:hAnsi="Times New Roman"/>
+                <w:sz w:val="24"/>
+              </w:rPr>
+            </w:pPr>
+            <w:r>
+              <w:rPr>
+                <w:rFonts w:ascii="Times New Roman" w:hAnsi="Times New Roman"/>
+                <w:sz w:val="24"/>
+              </w:rPr>
+              <w:t>Must have (M)</w:t>
+            </w:r>
+          </w:p>
+        </w:tc>
+      </w:tr>
+      <w:tr>
+        <w:tc>
+          <w:tcPr>
+            <w:tcW w:w="2547" w:type="dxa"/>
+          </w:tcPr>
+          <w:p>
+            <w:pPr>
+              <w:rPr>
+                <w:rFonts w:ascii="Times New Roman" w:hAnsi="Times New Roman"/>
+                <w:sz w:val="24"/>
+              </w:rPr>
+            </w:pPr>
+            <w:r>
+              <w:rPr>
+                <w:rFonts w:ascii="Times New Roman" w:hAnsi="Times New Roman"/>
+                <w:sz w:val="24"/>
+              </w:rPr>
+              <w:t>Tasks</w:t>
+            </w:r>
+          </w:p>
+        </w:tc>
+        <w:tc>
+          <w:tcPr>
+            <w:tcW w:w="6469" w:type="dxa"/>
+          </w:tcPr>
+          <w:p>
+            <w:pPr>
+              <w:pStyle w:val="ListParagraph"/>
+              <w:numPr>
+                <w:ilvl w:val="0"/>
+                <w:numId w:val="20"/>
+              </w:numPr>
+              <w:rPr>
+                <w:rFonts w:ascii="Times New Roman" w:hAnsi="Times New Roman"/>
+                <w:sz w:val="24"/>
+              </w:rPr>
+            </w:pPr>
+            <w:r>
+              <w:rPr>
+                <w:rFonts w:ascii="Times New Roman" w:hAnsi="Times New Roman"/>
+                <w:sz w:val="24"/>
+              </w:rPr>
+              <w:t>Design Add Food form</w:t>
+            </w:r>
+          </w:p>
+          <w:p>
+            <w:pPr>
+              <w:pStyle w:val="ListParagraph"/>
+              <w:numPr>
+                <w:ilvl w:val="0"/>
+                <w:numId w:val="20"/>
+              </w:numPr>
+              <w:rPr>
+                <w:rFonts w:ascii="Times New Roman" w:hAnsi="Times New Roman"/>
+                <w:sz w:val="24"/>
+              </w:rPr>
+            </w:pPr>
+            <w:r>
+              <w:rPr>
+                <w:rFonts w:ascii="Times New Roman" w:hAnsi="Times New Roman"/>
+                <w:sz w:val="24"/>
+              </w:rPr>
+              <w:t>Implement input validation for required fields</w:t>
+            </w:r>
+          </w:p>
+          <w:p>
+            <w:pPr>
+              <w:pStyle w:val="ListParagraph"/>
+              <w:numPr>
+                <w:ilvl w:val="0"/>
+                <w:numId w:val="20"/>
+              </w:numPr>
+              <w:rPr>
+                <w:rFonts w:ascii="Times New Roman" w:hAnsi="Times New Roman"/>
+                <w:sz w:val="24"/>
+              </w:rPr>
+            </w:pPr>
+            <w:r>
+              <w:rPr>
+                <w:rFonts w:ascii="Times New Roman" w:hAnsi="Times New Roman"/>
+                <w:sz w:val="24"/>
+              </w:rPr>
+              <w:t>Display newly added item in inventory list without page reload</w:t>
+            </w:r>
+          </w:p>
+        </w:tc>
+      </w:tr>
+      <w:tr>
+        <w:tc>
+          <w:tcPr>
+            <w:tcW w:w="2547" w:type="dxa"/>
+          </w:tcPr>
+          <w:p>
+            <w:pPr>
+              <w:rPr>
+                <w:rFonts w:ascii="Times New Roman" w:hAnsi="Times New Roman"/>
+                <w:sz w:val="24"/>
+              </w:rPr>
+            </w:pPr>
+            <w:r>
+              <w:rPr>
+                <w:rFonts w:ascii="Times New Roman" w:hAnsi="Times New Roman"/>
+                <w:sz w:val="24"/>
+              </w:rPr>
+              <w:t>Test cases</w:t>
+            </w:r>
+          </w:p>
+        </w:tc>
+        <w:tc>
+          <w:tcPr>
+            <w:tcW w:w="6469" w:type="dxa"/>
+          </w:tcPr>
+          <w:p>
+            <w:pPr>
+              <w:rPr>
+                <w:rFonts w:ascii="Times New Roman" w:hAnsi="Times New Roman"/>
+                <w:sz w:val="24"/>
+              </w:rPr>
+            </w:pPr>
+            <w:r>
+              <w:rPr>
+                <w:rFonts w:ascii="Times New Roman" w:hAnsi="Times New Roman"/>
+                <w:sz w:val="24"/>
+              </w:rPr>
+              <w:t>-</w:t>
+            </w:r>
+          </w:p>
+        </w:tc>
+      </w:tr>
+      <w:tr>
+        <w:tc>
+          <w:tcPr>
+            <w:tcW w:w="2547" w:type="dxa"/>
+          </w:tcPr>
+          <w:p>
+            <w:pPr>
+              <w:rPr>
+                <w:rFonts w:ascii="Times New Roman" w:hAnsi="Times New Roman"/>
+                <w:sz w:val="24"/>
+              </w:rPr>
+            </w:pPr>
+          </w:p>
+        </w:tc>
+        <w:tc>
+          <w:tcPr>
+            <w:tcW w:w="6469" w:type="dxa"/>
+          </w:tcPr>
+          <w:p>
+            <w:pPr>
+              <w:rPr>
+                <w:rFonts w:ascii="Times New Roman" w:hAnsi="Times New Roman"/>
+                <w:sz w:val="24"/>
+              </w:rPr>
+            </w:pPr>
+          </w:p>
+        </w:tc>
+      </w:tr>
+      <w:tr>
+        <w:tc>
+          <w:tcPr>
+            <w:tcW w:w="2547" w:type="dxa"/>
+          </w:tcPr>
+          <w:p>
+            <w:pPr>
+              <w:rPr>
+                <w:rFonts w:ascii="Times New Roman" w:hAnsi="Times New Roman"/>
+                <w:sz w:val="24"/>
+              </w:rPr>
+            </w:pPr>
+            <w:r>
+              <w:rPr>
+                <w:rFonts w:ascii="Times New Roman" w:hAnsi="Times New Roman"/>
+                <w:sz w:val="24"/>
+              </w:rPr>
+              <w:t xml:space="preserve">User story 2 </w:t>
+            </w:r>
+          </w:p>
+        </w:tc>
+        <w:tc>
+          <w:tcPr>
+            <w:tcW w:w="6469" w:type="dxa"/>
+          </w:tcPr>
+          <w:p>
+            <w:pPr>
+              <w:rPr>
+                <w:rFonts w:ascii="Times New Roman" w:hAnsi="Times New Roman"/>
+                <w:sz w:val="24"/>
+              </w:rPr>
+            </w:pPr>
+            <w:r>
+              <w:rPr>
+                <w:rFonts w:ascii="Times New Roman" w:hAnsi="Times New Roman"/>
+                <w:sz w:val="24"/>
+              </w:rPr>
+              <w:t>As a household user,</w:t>
+            </w:r>
+          </w:p>
+          <w:p>
+            <w:pPr>
+              <w:rPr>
+                <w:rFonts w:ascii="Times New Roman" w:hAnsi="Times New Roman"/>
+                <w:sz w:val="24"/>
+              </w:rPr>
+            </w:pPr>
+            <w:r>
+              <w:rPr>
+                <w:rFonts w:ascii="Times New Roman" w:hAnsi="Times New Roman"/>
+                <w:sz w:val="24"/>
+              </w:rPr>
+              <w:t>I need to view all my food inventory items in one place,</w:t>
+            </w:r>
+          </w:p>
+          <w:p>
+            <w:pPr>
+              <w:rPr>
+                <w:rFonts w:ascii="Times New Roman" w:hAnsi="Times New Roman"/>
+                <w:sz w:val="24"/>
+              </w:rPr>
+            </w:pPr>
+            <w:r>
+              <w:rPr>
+                <w:rFonts w:ascii="Times New Roman" w:hAnsi="Times New Roman"/>
+                <w:sz w:val="24"/>
+              </w:rPr>
+              <w:t>So that I can easily see what I have at home</w:t>
+            </w:r>
+          </w:p>
+        </w:tc>
+      </w:tr>
+      <w:tr>
+        <w:tc>
+          <w:tcPr>
+            <w:tcW w:w="2547" w:type="dxa"/>
+          </w:tcPr>
+          <w:p>
+            <w:pPr>
+              <w:rPr>
+                <w:rFonts w:ascii="Times New Roman" w:hAnsi="Times New Roman"/>
+                <w:sz w:val="24"/>
+              </w:rPr>
+            </w:pPr>
+            <w:r>
+              <w:rPr>
+                <w:rFonts w:ascii="Times New Roman" w:hAnsi="Times New Roman"/>
+                <w:sz w:val="24"/>
+              </w:rPr>
+              <w:t>Acceptance Criteria</w:t>
+            </w:r>
+          </w:p>
+        </w:tc>
+        <w:tc>
+          <w:tcPr>
+            <w:tcW w:w="6469" w:type="dxa"/>
+          </w:tcPr>
+          <w:p>
+            <w:pPr>
+              <w:rPr>
+                <w:rFonts w:ascii="Times New Roman" w:hAnsi="Times New Roman"/>
+                <w:sz w:val="24"/>
+              </w:rPr>
+            </w:pPr>
+            <w:r>
+              <w:rPr>
+                <w:rFonts w:ascii="Times New Roman" w:hAnsi="Times New Roman"/>
+                <w:sz w:val="24"/>
+              </w:rPr>
+              <w:t>Given a logged in user on the inventory page,</w:t>
+            </w:r>
+          </w:p>
+          <w:p>
+            <w:pPr>
+              <w:rPr>
+                <w:rFonts w:ascii="Times New Roman" w:hAnsi="Times New Roman"/>
+                <w:sz w:val="24"/>
+              </w:rPr>
+            </w:pPr>
+            <w:r>
+              <w:rPr>
+                <w:rFonts w:ascii="Times New Roman" w:hAnsi="Times New Roman"/>
+                <w:sz w:val="24"/>
+              </w:rPr>
+              <w:t>When the page loads,</w:t>
+            </w:r>
+          </w:p>
+          <w:p>
+            <w:pPr>
+              <w:rPr>
+                <w:rFonts w:ascii="Times New Roman" w:hAnsi="Times New Roman"/>
+                <w:sz w:val="24"/>
+              </w:rPr>
+            </w:pPr>
+            <w:r>
+              <w:rPr>
+                <w:rFonts w:ascii="Times New Roman" w:hAnsi="Times New Roman"/>
+                <w:sz w:val="24"/>
+              </w:rPr>
+              <w:lastRenderedPageBreak/>
+              <w:t>Then the system displays all their food items in a table with name, quantity, expiry date, category and status</w:t>
+            </w:r>
+          </w:p>
+        </w:tc>
+      </w:tr>
+      <w:tr>
+        <w:tc>
+          <w:tcPr>
+            <w:tcW w:w="2547" w:type="dxa"/>
+          </w:tcPr>
+          <w:p>
+            <w:pPr>
+              <w:rPr>
+                <w:rFonts w:ascii="Times New Roman" w:hAnsi="Times New Roman"/>
+                <w:sz w:val="24"/>
+              </w:rPr>
+            </w:pPr>
+            <w:r>
+              <w:rPr>
+                <w:rFonts w:ascii="Times New Roman" w:hAnsi="Times New Roman"/>
+                <w:sz w:val="24"/>
+              </w:rPr>
+              <w:lastRenderedPageBreak/>
+              <w:t>MoSCoW</w:t>
+            </w:r>
+          </w:p>
+        </w:tc>
+        <w:tc>
+          <w:tcPr>
+            <w:tcW w:w="6469" w:type="dxa"/>
+          </w:tcPr>
+          <w:p>
+            <w:pPr>
+              <w:rPr>
+                <w:rFonts w:ascii="Times New Roman" w:hAnsi="Times New Roman"/>
+                <w:sz w:val="24"/>
+              </w:rPr>
+            </w:pPr>
+            <w:r>
+              <w:rPr>
+                <w:rFonts w:ascii="Times New Roman" w:hAnsi="Times New Roman"/>
+                <w:sz w:val="24"/>
+              </w:rPr>
+              <w:t>Must Have (M)</w:t>
+            </w:r>
+          </w:p>
+        </w:tc>
+      </w:tr>
+      <w:tr>
+        <w:tc>
+          <w:tcPr>
+            <w:tcW w:w="2547" w:type="dxa"/>
+          </w:tcPr>
+          <w:p>
+            <w:pPr>
+              <w:rPr>
+                <w:rFonts w:ascii="Times New Roman" w:hAnsi="Times New Roman"/>
+                <w:sz w:val="24"/>
+              </w:rPr>
+            </w:pPr>
+            <w:r>
+              <w:rPr>
+                <w:rFonts w:ascii="Times New Roman" w:hAnsi="Times New Roman"/>
+                <w:sz w:val="24"/>
+              </w:rPr>
+              <w:t>Tasks</w:t>
+            </w:r>
+          </w:p>
+        </w:tc>
+        <w:tc>
+          <w:tcPr>
+            <w:tcW w:w="6469" w:type="dxa"/>
+          </w:tcPr>
+          <w:p>
+            <w:pPr>
+              <w:rPr>
+                <w:rFonts w:ascii="Times New Roman" w:hAnsi="Times New Roman"/>
+                <w:sz w:val="24"/>
+              </w:rPr>
+            </w:pPr>
+            <w:r>
+              <w:rPr>
+                <w:rFonts w:ascii="Times New Roman" w:hAnsi="Times New Roman"/>
+                <w:sz w:val="24"/>
+              </w:rPr>
+              <w:t>Design inventory list or table UI</w:t>
+            </w:r>
+          </w:p>
+        </w:tc>
+      </w:tr>
+      <w:tr>
+        <w:tc>
+          <w:tcPr>
+            <w:tcW w:w="2547" w:type="dxa"/>
+          </w:tcPr>
+          <w:p>
+            <w:pPr>
+              <w:rPr>
+                <w:rFonts w:ascii="Times New Roman" w:hAnsi="Times New Roman"/>
+                <w:sz w:val="24"/>
+              </w:rPr>
+            </w:pPr>
+            <w:r>
+              <w:rPr>
+                <w:rFonts w:ascii="Times New Roman" w:hAnsi="Times New Roman"/>
+                <w:sz w:val="24"/>
+              </w:rPr>
+              <w:t>Test cases</w:t>
+            </w:r>
+          </w:p>
+        </w:tc>
+        <w:tc>
+          <w:tcPr>
+            <w:tcW w:w="6469" w:type="dxa"/>
+          </w:tcPr>
+          <w:p>
+            <w:pPr>
+              <w:rPr>
+                <w:rFonts w:ascii="Times New Roman" w:hAnsi="Times New Roman"/>
+                <w:sz w:val="24"/>
+              </w:rPr>
+            </w:pPr>
+            <w:r>
+              <w:rPr>
+                <w:rFonts w:ascii="Times New Roman" w:hAnsi="Times New Roman"/>
+                <w:sz w:val="24"/>
+              </w:rPr>
+              <w:t>-</w:t>
+            </w:r>
+          </w:p>
+        </w:tc>
+      </w:tr>
+      <w:tr>
+        <w:tc>
+          <w:tcPr>
+            <w:tcW w:w="2547" w:type="dxa"/>
+          </w:tcPr>
+          <w:p>
+            <w:pPr>
+              <w:rPr>
+                <w:rFonts w:ascii="Times New Roman" w:hAnsi="Times New Roman"/>
+                <w:sz w:val="24"/>
+              </w:rPr>
+            </w:pPr>
+          </w:p>
+        </w:tc>
+        <w:tc>
+          <w:tcPr>
+            <w:tcW w:w="6469" w:type="dxa"/>
+          </w:tcPr>
+          <w:p>
+            <w:pPr>
+              <w:rPr>
+                <w:rFonts w:ascii="Times New Roman" w:hAnsi="Times New Roman"/>
+                <w:sz w:val="24"/>
+              </w:rPr>
+            </w:pPr>
+          </w:p>
+        </w:tc>
+      </w:tr>
+      <w:tr>
+        <w:tc>
+          <w:tcPr>
+            <w:tcW w:w="2547" w:type="dxa"/>
+          </w:tcPr>
+          <w:p>
+            <w:pPr>
+              <w:rPr>
+                <w:rFonts w:ascii="Times New Roman" w:hAnsi="Times New Roman"/>
+                <w:sz w:val="24"/>
+              </w:rPr>
+            </w:pPr>
+            <w:r>
+              <w:rPr>
+                <w:rFonts w:ascii="Times New Roman" w:hAnsi="Times New Roman"/>
+                <w:sz w:val="24"/>
+              </w:rPr>
+              <w:t xml:space="preserve">User story </w:t>
+            </w:r>
+            <w:r>
+              <w:rPr>
+                <w:rFonts w:ascii="Times New Roman" w:hAnsi="Times New Roman"/>
+                <w:sz w:val="24"/>
+              </w:rPr>
+              <w:t>3</w:t>
+            </w:r>
+          </w:p>
+        </w:tc>
+        <w:tc>
+          <w:tcPr>
+            <w:tcW w:w="6469" w:type="dxa"/>
+          </w:tcPr>
+          <w:p>
+            <w:pPr>
+              <w:rPr>
+                <w:rFonts w:ascii="Times New Roman" w:hAnsi="Times New Roman"/>
+                <w:sz w:val="24"/>
+              </w:rPr>
+            </w:pPr>
+            <w:r>
+              <w:rPr>
+                <w:rFonts w:ascii="Times New Roman" w:hAnsi="Times New Roman"/>
+                <w:sz w:val="24"/>
+              </w:rPr>
+              <w:t>As a household user,</w:t>
+            </w:r>
+          </w:p>
+          <w:p>
+            <w:pPr>
+              <w:rPr>
+                <w:rFonts w:ascii="Times New Roman" w:hAnsi="Times New Roman"/>
+                <w:sz w:val="24"/>
+              </w:rPr>
+            </w:pPr>
+            <w:r>
+              <w:rPr>
+                <w:rFonts w:ascii="Times New Roman" w:hAnsi="Times New Roman"/>
+                <w:sz w:val="24"/>
+              </w:rPr>
+              <w:t xml:space="preserve">I </w:t>
+            </w:r>
+            <w:r>
+              <w:rPr>
+                <w:rFonts w:ascii="Times New Roman" w:hAnsi="Times New Roman"/>
+                <w:sz w:val="24"/>
+              </w:rPr>
+              <w:t>should be able</w:t>
+            </w:r>
+            <w:r>
+              <w:rPr>
+                <w:rFonts w:ascii="Times New Roman" w:hAnsi="Times New Roman"/>
+                <w:sz w:val="24"/>
+              </w:rPr>
+              <w:t xml:space="preserve"> to edit or delete food items in my inventory,</w:t>
+            </w:r>
+          </w:p>
+          <w:p>
+            <w:pPr>
+              <w:rPr>
+                <w:rFonts w:ascii="Times New Roman" w:hAnsi="Times New Roman"/>
+                <w:sz w:val="24"/>
+              </w:rPr>
+            </w:pPr>
+            <w:r>
+              <w:rPr>
+                <w:rFonts w:ascii="Times New Roman" w:hAnsi="Times New Roman"/>
+                <w:sz w:val="24"/>
+              </w:rPr>
+              <w:t>So that I can keep my inventory up to date</w:t>
+            </w:r>
+          </w:p>
+        </w:tc>
+      </w:tr>
+      <w:tr>
+        <w:tc>
+          <w:tcPr>
+            <w:tcW w:w="2547" w:type="dxa"/>
+          </w:tcPr>
+          <w:p>
+            <w:pPr>
+              <w:rPr>
+                <w:rFonts w:ascii="Times New Roman" w:hAnsi="Times New Roman"/>
+                <w:sz w:val="24"/>
+              </w:rPr>
+            </w:pPr>
+            <w:r>
+              <w:rPr>
+                <w:rFonts w:ascii="Times New Roman" w:hAnsi="Times New Roman"/>
+                <w:sz w:val="24"/>
+              </w:rPr>
+              <w:t>Acceptance Criteria</w:t>
+            </w:r>
+          </w:p>
+        </w:tc>
+        <w:tc>
+          <w:tcPr>
+            <w:tcW w:w="6469" w:type="dxa"/>
+          </w:tcPr>
+          <w:p>
+            <w:pPr>
+              <w:rPr>
+                <w:rFonts w:ascii="Times New Roman" w:hAnsi="Times New Roman"/>
+                <w:sz w:val="24"/>
+              </w:rPr>
+            </w:pPr>
+            <w:r>
+              <w:rPr>
+                <w:rFonts w:ascii="Times New Roman" w:hAnsi="Times New Roman"/>
+                <w:sz w:val="24"/>
+              </w:rPr>
+              <w:t>Given a logged in user viewing their inventory,</w:t>
+            </w:r>
+          </w:p>
+          <w:p>
+            <w:pPr>
+              <w:rPr>
+                <w:rFonts w:ascii="Times New Roman" w:hAnsi="Times New Roman"/>
+                <w:sz w:val="24"/>
+              </w:rPr>
+            </w:pPr>
+            <w:r>
+              <w:rPr>
+                <w:rFonts w:ascii="Times New Roman" w:hAnsi="Times New Roman"/>
+                <w:sz w:val="24"/>
+              </w:rPr>
+              <w:t>When they click ‘Edit’ on an item and update details,</w:t>
+            </w:r>
+          </w:p>
+          <w:p>
+            <w:pPr>
+              <w:rPr>
+                <w:rFonts w:ascii="Times New Roman" w:hAnsi="Times New Roman"/>
+                <w:sz w:val="24"/>
+              </w:rPr>
+            </w:pPr>
+            <w:r>
+              <w:rPr>
+                <w:rFonts w:ascii="Times New Roman" w:hAnsi="Times New Roman"/>
+                <w:sz w:val="24"/>
+              </w:rPr>
+              <w:t>Then the system saves the changes and updates the display. When they click ‘ Delete’, the system removes the item after confirmation</w:t>
+            </w:r>
+          </w:p>
+        </w:tc>
+      </w:tr>
+      <w:tr>
+        <w:tc>
+          <w:tcPr>
+            <w:tcW w:w="2547" w:type="dxa"/>
+          </w:tcPr>
+          <w:p>
+            <w:pPr>
+              <w:rPr>
+                <w:rFonts w:ascii="Times New Roman" w:hAnsi="Times New Roman"/>
+                <w:sz w:val="24"/>
+              </w:rPr>
+            </w:pPr>
+            <w:r>
+              <w:rPr>
+                <w:rFonts w:ascii="Times New Roman" w:hAnsi="Times New Roman"/>
+                <w:sz w:val="24"/>
+              </w:rPr>
+              <w:t>MoSCoW</w:t>
+            </w:r>
+          </w:p>
+        </w:tc>
+        <w:tc>
+          <w:tcPr>
+            <w:tcW w:w="6469" w:type="dxa"/>
+          </w:tcPr>
+          <w:p>
+            <w:pPr>
+              <w:rPr>
+                <w:rFonts w:ascii="Times New Roman" w:hAnsi="Times New Roman"/>
+                <w:sz w:val="24"/>
+              </w:rPr>
+            </w:pPr>
+            <w:r>
+              <w:rPr>
+                <w:rFonts w:ascii="Times New Roman" w:hAnsi="Times New Roman"/>
+                <w:sz w:val="24"/>
+              </w:rPr>
+              <w:t>Should</w:t>
+            </w:r>
+            <w:r>
+              <w:rPr>
+                <w:rFonts w:ascii="Times New Roman" w:hAnsi="Times New Roman"/>
+                <w:sz w:val="24"/>
+              </w:rPr>
+              <w:t xml:space="preserve"> Have (</w:t>
+            </w:r>
+            <w:r>
+              <w:rPr>
+                <w:rFonts w:ascii="Times New Roman" w:hAnsi="Times New Roman"/>
+                <w:sz w:val="24"/>
+              </w:rPr>
+              <w:t>S</w:t>
+            </w:r>
+            <w:r>
+              <w:rPr>
+                <w:rFonts w:ascii="Times New Roman" w:hAnsi="Times New Roman"/>
+                <w:sz w:val="24"/>
+              </w:rPr>
+              <w:t>)</w:t>
+            </w:r>
+          </w:p>
+        </w:tc>
+      </w:tr>
+      <w:tr>
+        <w:tc>
+          <w:tcPr>
+            <w:tcW w:w="2547" w:type="dxa"/>
+          </w:tcPr>
+          <w:p>
+            <w:pPr>
+              <w:rPr>
+                <w:rFonts w:ascii="Times New Roman" w:hAnsi="Times New Roman"/>
+                <w:sz w:val="24"/>
+              </w:rPr>
+            </w:pPr>
+            <w:r>
+              <w:rPr>
+                <w:rFonts w:ascii="Times New Roman" w:hAnsi="Times New Roman"/>
+                <w:sz w:val="24"/>
+              </w:rPr>
+              <w:t>Tasks</w:t>
+            </w:r>
+          </w:p>
+        </w:tc>
+        <w:tc>
+          <w:tcPr>
+            <w:tcW w:w="6469" w:type="dxa"/>
+          </w:tcPr>
+          <w:p>
+            <w:pPr>
+              <w:pStyle w:val="ListParagraph"/>
+              <w:numPr>
+                <w:ilvl w:val="0"/>
+                <w:numId w:val="19"/>
+              </w:numPr>
+              <w:rPr>
+                <w:rFonts w:ascii="Times New Roman" w:hAnsi="Times New Roman"/>
+                <w:sz w:val="24"/>
+              </w:rPr>
+            </w:pPr>
+            <w:r>
+              <w:rPr>
+                <w:rFonts w:ascii="Times New Roman" w:hAnsi="Times New Roman"/>
+                <w:sz w:val="24"/>
+              </w:rPr>
+              <w:t>Add Edit and delete action buttons to each inventory row</w:t>
+            </w:r>
+          </w:p>
+          <w:p>
+            <w:pPr>
+              <w:pStyle w:val="ListParagraph"/>
+              <w:numPr>
+                <w:ilvl w:val="0"/>
+                <w:numId w:val="19"/>
+              </w:numPr>
+              <w:rPr>
+                <w:rFonts w:ascii="Times New Roman" w:hAnsi="Times New Roman"/>
+                <w:sz w:val="24"/>
+              </w:rPr>
+            </w:pPr>
+            <w:r>
+              <w:rPr>
+                <w:rFonts w:ascii="Times New Roman" w:hAnsi="Times New Roman"/>
+                <w:sz w:val="24"/>
+              </w:rPr>
+              <w:t xml:space="preserve">Implement API </w:t>
+            </w:r>
+          </w:p>
+          <w:p>
+            <w:pPr>
+              <w:pStyle w:val="ListParagraph"/>
+              <w:numPr>
+                <w:ilvl w:val="0"/>
+                <w:numId w:val="19"/>
+              </w:numPr>
+              <w:rPr>
+                <w:rFonts w:ascii="Times New Roman" w:hAnsi="Times New Roman"/>
+                <w:sz w:val="24"/>
+              </w:rPr>
+            </w:pPr>
+            <w:r>
+              <w:rPr>
+                <w:rFonts w:ascii="Times New Roman" w:hAnsi="Times New Roman"/>
+                <w:sz w:val="24"/>
+              </w:rPr>
+              <w:t>Update inventory list dynamically after edit or delete</w:t>
+            </w:r>
+          </w:p>
+        </w:tc>
+      </w:tr>
+      <w:tr>
+        <w:tc>
+          <w:tcPr>
+            <w:tcW w:w="2547" w:type="dxa"/>
+          </w:tcPr>
+          <w:p>
+            <w:pPr>
+              <w:rPr>
+                <w:rFonts w:ascii="Times New Roman" w:hAnsi="Times New Roman"/>
+                <w:sz w:val="24"/>
+              </w:rPr>
+            </w:pPr>
+            <w:r>
+              <w:rPr>
+                <w:rFonts w:ascii="Times New Roman" w:hAnsi="Times New Roman"/>
+                <w:sz w:val="24"/>
+              </w:rPr>
+              <w:t xml:space="preserve">Test Cases </w:t>
+            </w:r>
+          </w:p>
+        </w:tc>
+        <w:tc>
+          <w:tcPr>
+            <w:tcW w:w="6469" w:type="dxa"/>
+          </w:tcPr>
+          <w:p>
+            <w:pPr>
+              <w:rPr>
+                <w:rFonts w:ascii="Times New Roman" w:hAnsi="Times New Roman"/>
+                <w:sz w:val="24"/>
+              </w:rPr>
+            </w:pPr>
+            <w:r>
+              <w:rPr>
+                <w:rFonts w:ascii="Times New Roman" w:hAnsi="Times New Roman"/>
+                <w:sz w:val="24"/>
+              </w:rPr>
+              <w:t>-</w:t>
+            </w:r>
+          </w:p>
+        </w:tc>
+      </w:tr>
+      <w:tr>
+        <w:tc>
+          <w:tcPr>
+            <w:tcW w:w="2547" w:type="dxa"/>
+          </w:tcPr>
+          <w:p>
+            <w:pPr>
+              <w:rPr>
+                <w:rFonts w:ascii="Times New Roman" w:hAnsi="Times New Roman"/>
+                <w:sz w:val="24"/>
+              </w:rPr>
+            </w:pPr>
+          </w:p>
+        </w:tc>
+        <w:tc>
+          <w:tcPr>
+            <w:tcW w:w="6469" w:type="dxa"/>
+          </w:tcPr>
+          <w:p>
+            <w:pPr>
+              <w:rPr>
+                <w:rFonts w:ascii="Times New Roman" w:hAnsi="Times New Roman"/>
+                <w:sz w:val="24"/>
+              </w:rPr>
+            </w:pPr>
+          </w:p>
+        </w:tc>
+      </w:tr>
+      <w:tr>
+        <w:tc>
+          <w:tcPr>
+            <w:tcW w:w="2547" w:type="dxa"/>
+          </w:tcPr>
+          <w:p>
+            <w:pPr>
+              <w:rPr>
+                <w:rFonts w:ascii="Times New Roman" w:hAnsi="Times New Roman"/>
+                <w:sz w:val="24"/>
+              </w:rPr>
+            </w:pPr>
+            <w:r>
+              <w:rPr>
+                <w:rFonts w:ascii="Times New Roman" w:hAnsi="Times New Roman"/>
+                <w:sz w:val="24"/>
+              </w:rPr>
+              <w:t xml:space="preserve">User Story </w:t>
+            </w:r>
+            <w:r>
+              <w:rPr>
+                <w:rFonts w:ascii="Times New Roman" w:hAnsi="Times New Roman"/>
+                <w:sz w:val="24"/>
+              </w:rPr>
+              <w:t>4</w:t>
+            </w:r>
+          </w:p>
+        </w:tc>
+        <w:tc>
+          <w:tcPr>
+            <w:tcW w:w="6469" w:type="dxa"/>
+          </w:tcPr>
+          <w:p>
+            <w:pPr>
+              <w:rPr>
+                <w:rFonts w:ascii="Times New Roman" w:hAnsi="Times New Roman"/>
+                <w:sz w:val="24"/>
+              </w:rPr>
+            </w:pPr>
+            <w:r>
+              <w:rPr>
+                <w:rFonts w:ascii="Times New Roman" w:hAnsi="Times New Roman"/>
+                <w:sz w:val="24"/>
+              </w:rPr>
+              <w:t>As a household user,</w:t>
+            </w:r>
+          </w:p>
+          <w:p>
+            <w:pPr>
+              <w:rPr>
+                <w:rFonts w:ascii="Times New Roman" w:hAnsi="Times New Roman"/>
+                <w:sz w:val="24"/>
+              </w:rPr>
+            </w:pPr>
+            <w:r>
+              <w:rPr>
+                <w:rFonts w:ascii="Times New Roman" w:hAnsi="Times New Roman"/>
+                <w:sz w:val="24"/>
+              </w:rPr>
+              <w:t xml:space="preserve">I </w:t>
+            </w:r>
+            <w:r>
+              <w:rPr>
+                <w:rFonts w:ascii="Times New Roman" w:hAnsi="Times New Roman"/>
+                <w:sz w:val="24"/>
+              </w:rPr>
+              <w:t>could</w:t>
+            </w:r>
+            <w:r>
+              <w:rPr>
+                <w:rFonts w:ascii="Times New Roman" w:hAnsi="Times New Roman"/>
+                <w:sz w:val="24"/>
+              </w:rPr>
+              <w:t xml:space="preserve"> convert an inventory item nearing expiry to a donation listings,</w:t>
+            </w:r>
+          </w:p>
+          <w:p>
+            <w:pPr>
+              <w:rPr>
+                <w:rFonts w:ascii="Times New Roman" w:hAnsi="Times New Roman"/>
+                <w:sz w:val="24"/>
+              </w:rPr>
+            </w:pPr>
+            <w:r>
+              <w:rPr>
+                <w:rFonts w:ascii="Times New Roman" w:hAnsi="Times New Roman"/>
+                <w:sz w:val="24"/>
+              </w:rPr>
+              <w:t>So that I can share food with others before it goes to waste</w:t>
+            </w:r>
+          </w:p>
+        </w:tc>
+      </w:tr>
+      <w:tr>
+        <w:tc>
+          <w:tcPr>
+            <w:tcW w:w="2547" w:type="dxa"/>
+          </w:tcPr>
+          <w:p>
+            <w:pPr>
+              <w:rPr>
+                <w:rFonts w:ascii="Times New Roman" w:hAnsi="Times New Roman"/>
+                <w:sz w:val="24"/>
+              </w:rPr>
+            </w:pPr>
+            <w:r>
+              <w:rPr>
+                <w:rFonts w:ascii="Times New Roman" w:hAnsi="Times New Roman"/>
+                <w:sz w:val="24"/>
+              </w:rPr>
+              <w:t>Acceptance Criteria</w:t>
+            </w:r>
+          </w:p>
+        </w:tc>
+        <w:tc>
+          <w:tcPr>
+            <w:tcW w:w="6469" w:type="dxa"/>
+          </w:tcPr>
+          <w:p>
+            <w:pPr>
+              <w:rPr>
+                <w:rFonts w:ascii="Times New Roman" w:hAnsi="Times New Roman"/>
+                <w:sz w:val="24"/>
+              </w:rPr>
+            </w:pPr>
+            <w:r>
+              <w:rPr>
+                <w:rFonts w:ascii="Times New Roman" w:hAnsi="Times New Roman"/>
+                <w:sz w:val="24"/>
+              </w:rPr>
+              <w:t>Given a user viewing an expiry inventory item,</w:t>
+            </w:r>
+          </w:p>
+          <w:p>
+            <w:pPr>
+              <w:rPr>
+                <w:rFonts w:ascii="Times New Roman" w:hAnsi="Times New Roman"/>
+                <w:sz w:val="24"/>
+              </w:rPr>
+            </w:pPr>
+            <w:r>
+              <w:rPr>
+                <w:rFonts w:ascii="Times New Roman" w:hAnsi="Times New Roman"/>
+                <w:sz w:val="24"/>
+              </w:rPr>
+              <w:t>When they click ‘Convert to Donation’ and confirm,</w:t>
+            </w:r>
+          </w:p>
+          <w:p>
+            <w:pPr>
+              <w:rPr>
+                <w:rFonts w:ascii="Times New Roman" w:hAnsi="Times New Roman"/>
+                <w:sz w:val="24"/>
+              </w:rPr>
+            </w:pPr>
+            <w:r>
+              <w:rPr>
+                <w:rFonts w:ascii="Times New Roman" w:hAnsi="Times New Roman"/>
+                <w:sz w:val="24"/>
+              </w:rPr>
+              <w:t>Then the item is moved to the donation list and a pickup location prompt appears</w:t>
+            </w:r>
+          </w:p>
+        </w:tc>
+      </w:tr>
+      <w:tr>
+        <w:tc>
+          <w:tcPr>
+            <w:tcW w:w="2547" w:type="dxa"/>
+          </w:tcPr>
+          <w:p>
+            <w:pPr>
+              <w:rPr>
+                <w:rFonts w:ascii="Times New Roman" w:hAnsi="Times New Roman"/>
+                <w:sz w:val="24"/>
+              </w:rPr>
+            </w:pPr>
+            <w:r>
+              <w:rPr>
+                <w:rFonts w:ascii="Times New Roman" w:hAnsi="Times New Roman"/>
+                <w:sz w:val="24"/>
+              </w:rPr>
+              <w:t>MoSCoW</w:t>
+            </w:r>
+          </w:p>
+        </w:tc>
+        <w:tc>
+          <w:tcPr>
+            <w:tcW w:w="6469" w:type="dxa"/>
+          </w:tcPr>
+          <w:p>
+            <w:pPr>
+              <w:rPr>
+                <w:rFonts w:ascii="Times New Roman" w:hAnsi="Times New Roman"/>
+                <w:sz w:val="24"/>
+              </w:rPr>
+            </w:pPr>
+            <w:r>
+              <w:rPr>
+                <w:rFonts w:ascii="Times New Roman" w:hAnsi="Times New Roman"/>
+                <w:sz w:val="24"/>
+              </w:rPr>
+              <w:t>Could Have (C)</w:t>
+            </w:r>
+          </w:p>
+        </w:tc>
+      </w:tr>
+      <w:tr>
+        <w:tc>
+          <w:tcPr>
+            <w:tcW w:w="2547" w:type="dxa"/>
+          </w:tcPr>
+          <w:p>
+            <w:pPr>
+              <w:rPr>
+                <w:rFonts w:ascii="Times New Roman" w:hAnsi="Times New Roman"/>
+                <w:sz w:val="24"/>
+              </w:rPr>
+            </w:pPr>
+            <w:r>
+              <w:rPr>
+                <w:rFonts w:ascii="Times New Roman" w:hAnsi="Times New Roman"/>
+                <w:sz w:val="24"/>
+              </w:rPr>
+              <w:t>Tasks</w:t>
+            </w:r>
+          </w:p>
+        </w:tc>
+        <w:tc>
+          <w:tcPr>
+            <w:tcW w:w="6469" w:type="dxa"/>
+          </w:tcPr>
+          <w:p>
+            <w:pPr>
+              <w:pStyle w:val="ListParagraph"/>
+              <w:numPr>
+                <w:ilvl w:val="0"/>
+                <w:numId w:val="18"/>
+              </w:numPr>
+              <w:rPr>
+                <w:rFonts w:ascii="Times New Roman" w:hAnsi="Times New Roman"/>
+                <w:sz w:val="24"/>
+              </w:rPr>
+            </w:pPr>
+            <w:r>
+              <w:rPr>
+                <w:rFonts w:ascii="Times New Roman" w:hAnsi="Times New Roman"/>
+                <w:sz w:val="24"/>
+              </w:rPr>
+              <w:t>Add ‘Convert to Donation’ button on inventory items nearing</w:t>
+            </w:r>
+            <w:r>
+              <w:rPr>
+                <w:rFonts w:ascii="Times New Roman" w:hAnsi="Times New Roman"/>
+                <w:sz w:val="24"/>
+              </w:rPr>
+              <w:t xml:space="preserve"> expiry less than or equal to 3 days</w:t>
+            </w:r>
+          </w:p>
+          <w:p>
+            <w:pPr>
+              <w:pStyle w:val="ListParagraph"/>
+              <w:numPr>
+                <w:ilvl w:val="0"/>
+                <w:numId w:val="18"/>
+              </w:numPr>
+              <w:rPr>
+                <w:rFonts w:ascii="Times New Roman" w:hAnsi="Times New Roman"/>
+                <w:sz w:val="24"/>
+              </w:rPr>
+            </w:pPr>
+            <w:r>
+              <w:rPr>
+                <w:rFonts w:ascii="Times New Roman" w:hAnsi="Times New Roman"/>
+                <w:sz w:val="24"/>
+              </w:rPr>
+              <w:t>Update inventory items status to ‘Donated’ after conversion</w:t>
+            </w:r>
+          </w:p>
+          <w:p>
+            <w:pPr>
+              <w:pStyle w:val="ListParagraph"/>
+              <w:numPr>
+                <w:ilvl w:val="0"/>
+                <w:numId w:val="18"/>
+              </w:numPr>
+              <w:rPr>
+                <w:rFonts w:ascii="Times New Roman" w:hAnsi="Times New Roman"/>
+                <w:sz w:val="24"/>
+              </w:rPr>
+            </w:pPr>
+            <w:r>
+              <w:rPr>
+                <w:rFonts w:ascii="Times New Roman" w:hAnsi="Times New Roman"/>
+                <w:sz w:val="24"/>
+              </w:rPr>
+              <w:t>Display converted item in donation listings section</w:t>
+            </w:r>
+          </w:p>
+        </w:tc>
+      </w:tr>
+      <w:tr>
+        <w:tc>
+          <w:tcPr>
+            <w:tcW w:w="2547" w:type="dxa"/>
+          </w:tcPr>
+          <w:p>
+            <w:pPr>
+              <w:rPr>
+                <w:rFonts w:ascii="Times New Roman" w:hAnsi="Times New Roman"/>
+                <w:sz w:val="24"/>
+              </w:rPr>
+            </w:pPr>
+            <w:r>
+              <w:rPr>
+                <w:rFonts w:ascii="Times New Roman" w:hAnsi="Times New Roman"/>
+                <w:sz w:val="24"/>
+              </w:rPr>
+              <w:t xml:space="preserve">Test Cases </w:t>
+            </w:r>
+          </w:p>
+        </w:tc>
+        <w:tc>
+          <w:tcPr>
+            <w:tcW w:w="6469" w:type="dxa"/>
+          </w:tcPr>
+          <w:p>
+            <w:pPr>
+              <w:rPr>
+                <w:rFonts w:ascii="Times New Roman" w:hAnsi="Times New Roman"/>
+                <w:sz w:val="24"/>
+              </w:rPr>
+            </w:pPr>
+            <w:r>
+              <w:rPr>
+                <w:rFonts w:ascii="Times New Roman" w:hAnsi="Times New Roman"/>
+                <w:sz w:val="24"/>
+              </w:rPr>
+              <w:t>-</w:t>
+            </w:r>
+          </w:p>
+        </w:tc>
+      </w:tr>
+      <w:tr>
+        <w:tc>
+          <w:tcPr>
+            <w:tcW w:w="2547" w:type="dxa"/>
+          </w:tcPr>
+          <w:p>
+            <w:pPr>
+              <w:rPr>
+                <w:rFonts w:ascii="Times New Roman" w:hAnsi="Times New Roman"/>
+                <w:sz w:val="24"/>
+              </w:rPr>
+            </w:pPr>
+          </w:p>
+        </w:tc>
+        <w:tc>
+          <w:tcPr>
+            <w:tcW w:w="6469" w:type="dxa"/>
+          </w:tcPr>
+          <w:p>
+            <w:pPr>
+              <w:rPr>
+                <w:rFonts w:ascii="Times New Roman" w:hAnsi="Times New Roman"/>
+                <w:sz w:val="24"/>
+              </w:rPr>
+            </w:pPr>
+          </w:p>
+        </w:tc>
+      </w:tr>
+    </w:tbl>
+    <w:p>
+      <w:pPr>
+        <w:rPr>
+          <w:rFonts w:ascii="Times New Roman" w:hAnsi="Times New Roman"/>
+          <w:sz w:val="24"/>
+        </w:rPr>
+      </w:pPr>
+    </w:p>
+    <w:p>
+      <w:pPr>
+        <w:rPr>
+          <w:rFonts w:ascii="Times New Roman" w:hAnsi="Times New Roman"/>
+          <w:sz w:val="24"/>
+        </w:rPr>
+      </w:pPr>
+      <w:r>
+        <w:rPr>
+          <w:rFonts w:ascii="Times New Roman" w:hAnsi="Times New Roman"/>
+          <w:sz w:val="24"/>
+        </w:rPr>
+        <w:t>2.4 UC5 View Notifications</w:t>
+      </w:r>
+    </w:p>
+    <w:p>
+      <w:pPr>
+        <w:rPr>
+          <w:rFonts w:ascii="Times New Roman" w:hAnsi="Times New Roman"/>
+          <w:sz w:val="24"/>
+        </w:rPr>
+      </w:pPr>
+      <w:r>
+        <w:rPr>
+          <w:rFonts w:ascii="Times New Roman" w:hAnsi="Times New Roman"/>
+          <w:sz w:val="24"/>
+        </w:rPr>
+        <w:t>Done By Student B: Pasang Lama (E2400050)</w:t>
+      </w:r>
+    </w:p>
+    <w:tbl>
+      <w:tblPr>
+        <w:tblStyle w:val="TableGrid"/>
+        <w:tblW w:w="0" w:type="auto"/>
+        <w:tblLook w:val="04A0" w:firstRow="1" w:lastRow="0" w:firstColumn="1" w:lastColumn="0" w:noHBand="0" w:noVBand="1"/>
+      </w:tblPr>
+      <w:tblGrid>
+        <w:gridCol w:w="2547"/>
+        <w:gridCol w:w="6469"/>
+      </w:tblGrid>
+      <w:tr>
+        <w:tc>
+          <w:tcPr>
+            <w:tcW w:w="2547" w:type="dxa"/>
+          </w:tcPr>
+          <w:p>
+            <w:pPr>
+              <w:rPr>
+                <w:rFonts w:ascii="Times New Roman" w:hAnsi="Times New Roman"/>
+                <w:sz w:val="24"/>
+              </w:rPr>
+            </w:pPr>
+            <w:r>
+              <w:rPr>
+                <w:rFonts w:ascii="Times New Roman" w:hAnsi="Times New Roman"/>
+                <w:sz w:val="24"/>
+              </w:rPr>
+              <w:t>User Story 1</w:t>
+            </w:r>
+          </w:p>
+        </w:tc>
+        <w:tc>
+          <w:tcPr>
+            <w:tcW w:w="6469" w:type="dxa"/>
+          </w:tcPr>
+          <w:p>
+            <w:pPr>
+              <w:rPr>
+                <w:rFonts w:ascii="Times New Roman" w:hAnsi="Times New Roman"/>
+                <w:sz w:val="24"/>
+              </w:rPr>
+            </w:pPr>
+            <w:r>
+              <w:rPr>
+                <w:rFonts w:ascii="Times New Roman" w:hAnsi="Times New Roman"/>
+                <w:sz w:val="24"/>
+              </w:rPr>
+              <w:t>As a household user,</w:t>
+            </w:r>
+          </w:p>
+          <w:p>
+            <w:pPr>
+              <w:rPr>
+                <w:rFonts w:ascii="Times New Roman" w:hAnsi="Times New Roman"/>
+                <w:sz w:val="24"/>
+              </w:rPr>
+            </w:pPr>
+            <w:r>
+              <w:rPr>
+                <w:rFonts w:ascii="Times New Roman" w:hAnsi="Times New Roman"/>
+                <w:sz w:val="24"/>
+              </w:rPr>
+              <w:t>I need to receive notifications when food items are approaching to their expiry dates,</w:t>
+            </w:r>
+          </w:p>
+          <w:p>
+            <w:pPr>
+              <w:rPr>
+                <w:rFonts w:ascii="Times New Roman" w:hAnsi="Times New Roman"/>
+                <w:sz w:val="24"/>
+              </w:rPr>
+            </w:pPr>
+            <w:r>
+              <w:rPr>
+                <w:rFonts w:ascii="Times New Roman" w:hAnsi="Times New Roman"/>
+                <w:sz w:val="24"/>
+              </w:rPr>
+              <w:t>So that I can use or donate them before they expire</w:t>
+            </w:r>
+          </w:p>
+        </w:tc>
+      </w:tr>
+      <w:tr>
+        <w:tc>
+          <w:tcPr>
+            <w:tcW w:w="2547" w:type="dxa"/>
+          </w:tcPr>
+          <w:p>
+            <w:pPr>
+              <w:rPr>
+                <w:rFonts w:ascii="Times New Roman" w:hAnsi="Times New Roman"/>
+                <w:sz w:val="24"/>
+              </w:rPr>
+            </w:pPr>
+            <w:r>
+              <w:rPr>
+                <w:rFonts w:ascii="Times New Roman" w:hAnsi="Times New Roman"/>
+                <w:sz w:val="24"/>
+              </w:rPr>
+              <w:t>Acceptance Criteria</w:t>
+            </w:r>
+          </w:p>
+        </w:tc>
+        <w:tc>
+          <w:tcPr>
+            <w:tcW w:w="6469" w:type="dxa"/>
+          </w:tcPr>
+          <w:p>
+            <w:pPr>
+              <w:rPr>
+                <w:rFonts w:ascii="Times New Roman" w:hAnsi="Times New Roman"/>
+                <w:sz w:val="24"/>
+              </w:rPr>
+            </w:pPr>
+            <w:r>
+              <w:rPr>
+                <w:rFonts w:ascii="Times New Roman" w:hAnsi="Times New Roman"/>
+                <w:sz w:val="24"/>
+              </w:rPr>
+              <w:t>Given a user with food items expiring within 3 days,</w:t>
+            </w:r>
+          </w:p>
+          <w:p>
+            <w:pPr>
+              <w:rPr>
+                <w:rFonts w:ascii="Times New Roman" w:hAnsi="Times New Roman"/>
+                <w:sz w:val="24"/>
+              </w:rPr>
+            </w:pPr>
+            <w:r>
+              <w:rPr>
+                <w:rFonts w:ascii="Times New Roman" w:hAnsi="Times New Roman"/>
+                <w:sz w:val="24"/>
+              </w:rPr>
+              <w:t>When the system checks expiry dates daily,</w:t>
+            </w:r>
+          </w:p>
+          <w:p>
+            <w:pPr>
+              <w:rPr>
+                <w:rFonts w:ascii="Times New Roman" w:hAnsi="Times New Roman"/>
+                <w:sz w:val="24"/>
+              </w:rPr>
+            </w:pPr>
+            <w:r>
+              <w:rPr>
+                <w:rFonts w:ascii="Times New Roman" w:hAnsi="Times New Roman"/>
+                <w:sz w:val="24"/>
+              </w:rPr>
+              <w:t>Then a notification is sent to the user’s notification centre and email</w:t>
+            </w:r>
+          </w:p>
+        </w:tc>
+      </w:tr>
+      <w:tr>
+        <w:tc>
+          <w:tcPr>
+            <w:tcW w:w="2547" w:type="dxa"/>
+          </w:tcPr>
+          <w:p>
+            <w:pPr>
+              <w:rPr>
+                <w:rFonts w:ascii="Times New Roman" w:hAnsi="Times New Roman"/>
+                <w:sz w:val="24"/>
+              </w:rPr>
+            </w:pPr>
+            <w:r>
+              <w:rPr>
+                <w:rFonts w:ascii="Times New Roman" w:hAnsi="Times New Roman"/>
+                <w:sz w:val="24"/>
+              </w:rPr>
+              <w:lastRenderedPageBreak/>
+              <w:t>MoSCoW</w:t>
+            </w:r>
+          </w:p>
+        </w:tc>
+        <w:tc>
+          <w:tcPr>
+            <w:tcW w:w="6469" w:type="dxa"/>
+          </w:tcPr>
+          <w:p>
+            <w:pPr>
+              <w:rPr>
+                <w:rFonts w:ascii="Times New Roman" w:hAnsi="Times New Roman"/>
+                <w:sz w:val="24"/>
+              </w:rPr>
+            </w:pPr>
+            <w:r>
+              <w:rPr>
+                <w:rFonts w:ascii="Times New Roman" w:hAnsi="Times New Roman"/>
+                <w:sz w:val="24"/>
+              </w:rPr>
+              <w:t>Must have (M)</w:t>
+            </w:r>
+          </w:p>
+        </w:tc>
+      </w:tr>
+      <w:tr>
+        <w:tc>
+          <w:tcPr>
+            <w:tcW w:w="2547" w:type="dxa"/>
+          </w:tcPr>
+          <w:p>
+            <w:pPr>
+              <w:rPr>
+                <w:rFonts w:ascii="Times New Roman" w:hAnsi="Times New Roman"/>
+                <w:sz w:val="24"/>
+              </w:rPr>
+            </w:pPr>
+            <w:r>
+              <w:rPr>
+                <w:rFonts w:ascii="Times New Roman" w:hAnsi="Times New Roman"/>
+                <w:sz w:val="24"/>
+              </w:rPr>
+              <w:t>Tasks</w:t>
+            </w:r>
+          </w:p>
+        </w:tc>
+        <w:tc>
+          <w:tcPr>
+            <w:tcW w:w="6469" w:type="dxa"/>
+          </w:tcPr>
+          <w:p>
+            <w:pPr>
+              <w:rPr>
+                <w:rFonts w:ascii="Times New Roman" w:hAnsi="Times New Roman"/>
+                <w:sz w:val="24"/>
+              </w:rPr>
+            </w:pPr>
+            <w:r>
+              <w:rPr>
+                <w:rFonts w:ascii="Times New Roman" w:hAnsi="Times New Roman"/>
+                <w:sz w:val="24"/>
+              </w:rPr>
+              <w:t>Implement scheduled background task to check expiry dates daily</w:t>
+            </w:r>
+          </w:p>
+          <w:p>
+            <w:pPr>
+              <w:rPr>
+                <w:rFonts w:ascii="Times New Roman" w:hAnsi="Times New Roman"/>
+                <w:sz w:val="24"/>
+              </w:rPr>
+            </w:pPr>
+            <w:r>
+              <w:rPr>
+                <w:rFonts w:ascii="Times New Roman" w:hAnsi="Times New Roman"/>
+                <w:sz w:val="24"/>
+              </w:rPr>
+              <w:t>Identify items expiring within 3 days for each user</w:t>
+            </w:r>
+          </w:p>
+          <w:p>
+            <w:pPr>
+              <w:rPr>
+                <w:rFonts w:ascii="Times New Roman" w:hAnsi="Times New Roman"/>
+                <w:sz w:val="24"/>
+              </w:rPr>
+            </w:pPr>
+            <w:r>
+              <w:rPr>
+                <w:rFonts w:ascii="Times New Roman" w:hAnsi="Times New Roman"/>
+                <w:sz w:val="24"/>
+              </w:rPr>
+              <w:t>Generate expiry notification records in PostgreSQL notification model</w:t>
+            </w:r>
+          </w:p>
+          <w:p>
+            <w:pPr>
+              <w:rPr>
+                <w:rFonts w:ascii="Times New Roman" w:hAnsi="Times New Roman"/>
+                <w:sz w:val="24"/>
+              </w:rPr>
+            </w:pPr>
+            <w:r>
+              <w:rPr>
+                <w:rFonts w:ascii="Times New Roman" w:hAnsi="Times New Roman"/>
+                <w:sz w:val="24"/>
+              </w:rPr>
+              <w:t>Send email alert using Django’s built in email backend and push alert via Firebase Cloud Messaging (FCM)</w:t>
+            </w:r>
+          </w:p>
+          <w:p>
+            <w:pPr>
+              <w:rPr>
+                <w:rFonts w:ascii="Times New Roman" w:hAnsi="Times New Roman"/>
+                <w:sz w:val="24"/>
+              </w:rPr>
+            </w:pPr>
+            <w:r>
+              <w:rPr>
+                <w:rFonts w:ascii="Times New Roman" w:hAnsi="Times New Roman"/>
+                <w:sz w:val="24"/>
+              </w:rPr>
+              <w:t>Display notification in users notification centre</w:t>
+            </w:r>
+          </w:p>
+        </w:tc>
+      </w:tr>
+      <w:tr>
+        <w:tc>
+          <w:tcPr>
+            <w:tcW w:w="2547" w:type="dxa"/>
+          </w:tcPr>
+          <w:p>
+            <w:pPr>
+              <w:rPr>
+                <w:rFonts w:ascii="Times New Roman" w:hAnsi="Times New Roman"/>
+                <w:sz w:val="24"/>
+              </w:rPr>
+            </w:pPr>
+            <w:r>
+              <w:rPr>
+                <w:rFonts w:ascii="Times New Roman" w:hAnsi="Times New Roman"/>
+                <w:sz w:val="24"/>
+              </w:rPr>
+              <w:t>Test Cases</w:t>
+            </w:r>
+          </w:p>
+        </w:tc>
+        <w:tc>
+          <w:tcPr>
+            <w:tcW w:w="6469" w:type="dxa"/>
+          </w:tcPr>
+          <w:p>
+            <w:pPr>
+              <w:rPr>
+                <w:rFonts w:ascii="Times New Roman" w:hAnsi="Times New Roman"/>
+                <w:sz w:val="24"/>
+              </w:rPr>
+            </w:pPr>
+            <w:r>
+              <w:rPr>
+                <w:rFonts w:ascii="Times New Roman" w:hAnsi="Times New Roman"/>
+                <w:sz w:val="24"/>
+              </w:rPr>
+              <w:t>-</w:t>
+            </w:r>
+          </w:p>
+        </w:tc>
+      </w:tr>
+      <w:tr>
+        <w:tc>
+          <w:tcPr>
+            <w:tcW w:w="2547" w:type="dxa"/>
+          </w:tcPr>
+          <w:p>
+            <w:pPr>
+              <w:rPr>
+                <w:rFonts w:ascii="Times New Roman" w:hAnsi="Times New Roman"/>
+                <w:sz w:val="24"/>
+              </w:rPr>
+            </w:pPr>
+          </w:p>
+        </w:tc>
+        <w:tc>
+          <w:tcPr>
+            <w:tcW w:w="6469" w:type="dxa"/>
+          </w:tcPr>
+          <w:p>
+            <w:pPr>
+              <w:rPr>
+                <w:rFonts w:ascii="Times New Roman" w:hAnsi="Times New Roman"/>
+                <w:sz w:val="24"/>
+              </w:rPr>
+            </w:pPr>
+          </w:p>
+        </w:tc>
+      </w:tr>
+      <w:tr>
+        <w:tc>
+          <w:tcPr>
+            <w:tcW w:w="2547" w:type="dxa"/>
+          </w:tcPr>
+          <w:p>
+            <w:pPr>
+              <w:rPr>
+                <w:rFonts w:ascii="Times New Roman" w:hAnsi="Times New Roman"/>
+                <w:sz w:val="24"/>
+              </w:rPr>
+            </w:pPr>
+            <w:r>
+              <w:rPr>
+                <w:rFonts w:ascii="Times New Roman" w:hAnsi="Times New Roman"/>
+                <w:sz w:val="24"/>
+              </w:rPr>
+              <w:t>User story 2</w:t>
+            </w:r>
+          </w:p>
+        </w:tc>
+        <w:tc>
+          <w:tcPr>
+            <w:tcW w:w="6469" w:type="dxa"/>
+          </w:tcPr>
+          <w:p>
+            <w:pPr>
+              <w:rPr>
+                <w:rFonts w:ascii="Times New Roman" w:hAnsi="Times New Roman"/>
+                <w:sz w:val="24"/>
+              </w:rPr>
+            </w:pPr>
+            <w:r>
+              <w:rPr>
+                <w:rFonts w:ascii="Times New Roman" w:hAnsi="Times New Roman"/>
+                <w:sz w:val="24"/>
+              </w:rPr>
+              <w:t>As a household user, I need to view all my notifications in one place,</w:t>
+            </w:r>
+          </w:p>
+          <w:p>
+            <w:pPr>
+              <w:rPr>
+                <w:rFonts w:ascii="Times New Roman" w:hAnsi="Times New Roman"/>
+                <w:sz w:val="24"/>
+              </w:rPr>
+            </w:pPr>
+            <w:r>
+              <w:rPr>
+                <w:rFonts w:ascii="Times New Roman" w:hAnsi="Times New Roman"/>
+                <w:sz w:val="24"/>
+              </w:rPr>
+              <w:t>So that I can stay informed about my food inventory, donations and meal plans</w:t>
+            </w:r>
+          </w:p>
+        </w:tc>
+      </w:tr>
+      <w:tr>
+        <w:tc>
+          <w:tcPr>
+            <w:tcW w:w="2547" w:type="dxa"/>
+          </w:tcPr>
+          <w:p>
+            <w:pPr>
+              <w:rPr>
+                <w:rFonts w:ascii="Times New Roman" w:hAnsi="Times New Roman"/>
+                <w:sz w:val="24"/>
+              </w:rPr>
+            </w:pPr>
+            <w:r>
+              <w:rPr>
+                <w:rFonts w:ascii="Times New Roman" w:hAnsi="Times New Roman"/>
+                <w:sz w:val="24"/>
+              </w:rPr>
+              <w:t>Acceptance Criteria</w:t>
+            </w:r>
+          </w:p>
+        </w:tc>
+        <w:tc>
+          <w:tcPr>
+            <w:tcW w:w="6469" w:type="dxa"/>
+          </w:tcPr>
+          <w:p>
+            <w:pPr>
+              <w:rPr>
+                <w:rFonts w:ascii="Times New Roman" w:hAnsi="Times New Roman"/>
+                <w:sz w:val="24"/>
+              </w:rPr>
+            </w:pPr>
+            <w:r>
+              <w:rPr>
+                <w:rFonts w:ascii="Times New Roman" w:hAnsi="Times New Roman"/>
+                <w:sz w:val="24"/>
+              </w:rPr>
+              <w:t>Given a logged in user clicking the notification icon,</w:t>
+            </w:r>
+          </w:p>
+          <w:p>
+            <w:pPr>
+              <w:rPr>
+                <w:rFonts w:ascii="Times New Roman" w:hAnsi="Times New Roman"/>
+                <w:sz w:val="24"/>
+              </w:rPr>
+            </w:pPr>
+            <w:r>
+              <w:rPr>
+                <w:rFonts w:ascii="Times New Roman" w:hAnsi="Times New Roman"/>
+                <w:sz w:val="24"/>
+              </w:rPr>
+              <w:t>When the notification panel opens,</w:t>
+            </w:r>
+          </w:p>
+          <w:p>
+            <w:pPr>
+              <w:rPr>
+                <w:rFonts w:ascii="Times New Roman" w:hAnsi="Times New Roman"/>
+                <w:sz w:val="24"/>
+              </w:rPr>
+            </w:pPr>
+            <w:r>
+              <w:rPr>
+                <w:rFonts w:ascii="Times New Roman" w:hAnsi="Times New Roman"/>
+                <w:sz w:val="24"/>
+              </w:rPr>
+              <w:t xml:space="preserve">Then the system displays all recent alerts </w:t>
+            </w:r>
+          </w:p>
+        </w:tc>
+      </w:tr>
+      <w:tr>
+        <w:tc>
+          <w:tcPr>
+            <w:tcW w:w="2547" w:type="dxa"/>
+          </w:tcPr>
+          <w:p>
+            <w:pPr>
+              <w:rPr>
+                <w:rFonts w:ascii="Times New Roman" w:hAnsi="Times New Roman"/>
+                <w:sz w:val="24"/>
+              </w:rPr>
+            </w:pPr>
+            <w:r>
+              <w:rPr>
+                <w:rFonts w:ascii="Times New Roman" w:hAnsi="Times New Roman"/>
+                <w:sz w:val="24"/>
+              </w:rPr>
+              <w:t>MoSCoW</w:t>
+            </w:r>
+          </w:p>
+        </w:tc>
+        <w:tc>
+          <w:tcPr>
+            <w:tcW w:w="6469" w:type="dxa"/>
+          </w:tcPr>
+          <w:p>
+            <w:pPr>
+              <w:rPr>
+                <w:rFonts w:ascii="Times New Roman" w:hAnsi="Times New Roman"/>
+                <w:sz w:val="24"/>
+              </w:rPr>
+            </w:pPr>
+            <w:r>
+              <w:rPr>
+                <w:rFonts w:ascii="Times New Roman" w:hAnsi="Times New Roman"/>
+                <w:sz w:val="24"/>
+              </w:rPr>
+              <w:t>Must have (M)</w:t>
+            </w:r>
+          </w:p>
+        </w:tc>
+      </w:tr>
+      <w:tr>
+        <w:tc>
+          <w:tcPr>
+            <w:tcW w:w="2547" w:type="dxa"/>
+          </w:tcPr>
+          <w:p>
+            <w:pPr>
+              <w:rPr>
+                <w:rFonts w:ascii="Times New Roman" w:hAnsi="Times New Roman"/>
+                <w:sz w:val="24"/>
+              </w:rPr>
+            </w:pPr>
+            <w:r>
+              <w:rPr>
+                <w:rFonts w:ascii="Times New Roman" w:hAnsi="Times New Roman"/>
+                <w:sz w:val="24"/>
+              </w:rPr>
+              <w:t>Tasks</w:t>
+            </w:r>
+          </w:p>
+        </w:tc>
+        <w:tc>
+          <w:tcPr>
+            <w:tcW w:w="6469" w:type="dxa"/>
+          </w:tcPr>
+          <w:p>
+            <w:pPr>
+              <w:rPr>
+                <w:rFonts w:ascii="Times New Roman" w:hAnsi="Times New Roman"/>
+                <w:sz w:val="24"/>
+              </w:rPr>
+            </w:pPr>
+            <w:r>
+              <w:rPr>
+                <w:rFonts w:ascii="Times New Roman" w:hAnsi="Times New Roman"/>
+                <w:sz w:val="24"/>
+              </w:rPr>
+              <w:t>Design notification panel UI with notification icon</w:t>
+            </w:r>
+          </w:p>
+          <w:p>
+            <w:pPr>
+              <w:rPr>
+                <w:rFonts w:ascii="Times New Roman" w:hAnsi="Times New Roman"/>
+                <w:sz w:val="24"/>
+              </w:rPr>
+            </w:pPr>
+            <w:r>
+              <w:rPr>
+                <w:rFonts w:ascii="Times New Roman" w:hAnsi="Times New Roman"/>
+                <w:sz w:val="24"/>
+              </w:rPr>
+              <w:t>Display notification type icons ( expiry, meal reminder or donation)</w:t>
+            </w:r>
+          </w:p>
+          <w:p>
+            <w:pPr>
+              <w:rPr>
+                <w:rFonts w:ascii="Times New Roman" w:hAnsi="Times New Roman"/>
+                <w:sz w:val="24"/>
+              </w:rPr>
+            </w:pPr>
+            <w:r>
+              <w:rPr>
+                <w:rFonts w:ascii="Times New Roman" w:hAnsi="Times New Roman"/>
+                <w:sz w:val="24"/>
+              </w:rPr>
+              <w:t>Show timestamp and status for each notification</w:t>
+            </w:r>
+          </w:p>
+        </w:tc>
+      </w:tr>
+      <w:tr>
+        <w:tc>
+          <w:tcPr>
+            <w:tcW w:w="2547" w:type="dxa"/>
+          </w:tcPr>
+          <w:p>
+            <w:pPr>
+              <w:rPr>
+                <w:rFonts w:ascii="Times New Roman" w:hAnsi="Times New Roman"/>
+                <w:sz w:val="24"/>
+              </w:rPr>
+            </w:pPr>
+            <w:r>
+              <w:rPr>
+                <w:rFonts w:ascii="Times New Roman" w:hAnsi="Times New Roman"/>
+                <w:sz w:val="24"/>
+              </w:rPr>
+              <w:t>Test cases</w:t>
+            </w:r>
+          </w:p>
+        </w:tc>
+        <w:tc>
+          <w:tcPr>
+            <w:tcW w:w="6469" w:type="dxa"/>
+          </w:tcPr>
+          <w:p>
+            <w:pPr>
+              <w:rPr>
+                <w:rFonts w:ascii="Times New Roman" w:hAnsi="Times New Roman"/>
+                <w:sz w:val="24"/>
+              </w:rPr>
+            </w:pPr>
+            <w:r>
+              <w:rPr>
+                <w:rFonts w:ascii="Times New Roman" w:hAnsi="Times New Roman"/>
+                <w:sz w:val="24"/>
+              </w:rPr>
+              <w:t>-</w:t>
+            </w:r>
+          </w:p>
+        </w:tc>
+      </w:tr>
+      <w:tr>
+        <w:tc>
+          <w:tcPr>
+            <w:tcW w:w="2547" w:type="dxa"/>
+          </w:tcPr>
+          <w:p>
+            <w:pPr>
+              <w:rPr>
+                <w:rFonts w:ascii="Times New Roman" w:hAnsi="Times New Roman"/>
+                <w:sz w:val="24"/>
+              </w:rPr>
+            </w:pPr>
+          </w:p>
+        </w:tc>
+        <w:tc>
+          <w:tcPr>
+            <w:tcW w:w="6469" w:type="dxa"/>
+          </w:tcPr>
+          <w:p>
+            <w:pPr>
+              <w:rPr>
+                <w:rFonts w:ascii="Times New Roman" w:hAnsi="Times New Roman"/>
+                <w:sz w:val="24"/>
+              </w:rPr>
+            </w:pPr>
+          </w:p>
+        </w:tc>
+      </w:tr>
+      <w:tr>
+        <w:tc>
+          <w:tcPr>
+            <w:tcW w:w="2547" w:type="dxa"/>
+          </w:tcPr>
+          <w:p>
+            <w:pPr>
+              <w:rPr>
+                <w:rFonts w:ascii="Times New Roman" w:hAnsi="Times New Roman"/>
+                <w:sz w:val="24"/>
+              </w:rPr>
+            </w:pPr>
+            <w:r>
+              <w:rPr>
+                <w:rFonts w:ascii="Times New Roman" w:hAnsi="Times New Roman"/>
+                <w:sz w:val="24"/>
+              </w:rPr>
+              <w:t>User Story 3</w:t>
+            </w:r>
+          </w:p>
+        </w:tc>
+        <w:tc>
+          <w:tcPr>
+            <w:tcW w:w="6469" w:type="dxa"/>
+          </w:tcPr>
+          <w:p>
+            <w:pPr>
+              <w:rPr>
+                <w:rFonts w:ascii="Times New Roman" w:hAnsi="Times New Roman"/>
+                <w:sz w:val="24"/>
+              </w:rPr>
+            </w:pPr>
+            <w:r>
+              <w:rPr>
+                <w:rFonts w:ascii="Times New Roman" w:hAnsi="Times New Roman"/>
+                <w:sz w:val="24"/>
+              </w:rPr>
+              <w:t>As a household user,</w:t>
+            </w:r>
+          </w:p>
+          <w:p>
+            <w:pPr>
+              <w:rPr>
+                <w:rFonts w:ascii="Times New Roman" w:hAnsi="Times New Roman"/>
+                <w:sz w:val="24"/>
+              </w:rPr>
+            </w:pPr>
+            <w:r>
+              <w:rPr>
+                <w:rFonts w:ascii="Times New Roman" w:hAnsi="Times New Roman"/>
+                <w:sz w:val="24"/>
+              </w:rPr>
+              <w:t>I should be able to mark notifications as read,</w:t>
+            </w:r>
+          </w:p>
+          <w:p>
+            <w:pPr>
+              <w:rPr>
+                <w:rFonts w:ascii="Times New Roman" w:hAnsi="Times New Roman"/>
+                <w:sz w:val="24"/>
+              </w:rPr>
+            </w:pPr>
+            <w:r>
+              <w:rPr>
+                <w:rFonts w:ascii="Times New Roman" w:hAnsi="Times New Roman"/>
+                <w:sz w:val="24"/>
+              </w:rPr>
+              <w:t>So that I can track which alerts I have already seen</w:t>
+            </w:r>
+          </w:p>
+        </w:tc>
+      </w:tr>
+      <w:tr>
+        <w:tc>
+          <w:tcPr>
+            <w:tcW w:w="2547" w:type="dxa"/>
+          </w:tcPr>
+          <w:p>
+            <w:pPr>
+              <w:rPr>
+                <w:rFonts w:ascii="Times New Roman" w:hAnsi="Times New Roman"/>
+                <w:sz w:val="24"/>
+              </w:rPr>
+            </w:pPr>
+            <w:r>
+              <w:rPr>
+                <w:rFonts w:ascii="Times New Roman" w:hAnsi="Times New Roman"/>
+                <w:sz w:val="24"/>
+              </w:rPr>
+              <w:t>Acceptance Criteria</w:t>
+            </w:r>
+          </w:p>
+        </w:tc>
+        <w:tc>
+          <w:tcPr>
+            <w:tcW w:w="6469" w:type="dxa"/>
+          </w:tcPr>
+          <w:p>
+            <w:pPr>
+              <w:rPr>
+                <w:rFonts w:ascii="Times New Roman" w:hAnsi="Times New Roman"/>
+                <w:sz w:val="24"/>
+              </w:rPr>
+            </w:pPr>
+            <w:r>
+              <w:rPr>
+                <w:rFonts w:ascii="Times New Roman" w:hAnsi="Times New Roman"/>
+                <w:sz w:val="24"/>
+              </w:rPr>
+              <w:t>Given a user viewing their notifications,</w:t>
+            </w:r>
+          </w:p>
+          <w:p>
+            <w:pPr>
+              <w:rPr>
+                <w:rFonts w:ascii="Times New Roman" w:hAnsi="Times New Roman"/>
+                <w:sz w:val="24"/>
+              </w:rPr>
+            </w:pPr>
+            <w:r>
+              <w:rPr>
+                <w:rFonts w:ascii="Times New Roman" w:hAnsi="Times New Roman"/>
+                <w:sz w:val="24"/>
+              </w:rPr>
+              <w:t>When they click ‘ Mark as read’ on notification,</w:t>
+            </w:r>
+          </w:p>
+          <w:p>
+            <w:pPr>
+              <w:rPr>
+                <w:rFonts w:ascii="Times New Roman" w:hAnsi="Times New Roman"/>
+                <w:sz w:val="24"/>
+              </w:rPr>
+            </w:pPr>
+            <w:r>
+              <w:rPr>
+                <w:rFonts w:ascii="Times New Roman" w:hAnsi="Times New Roman"/>
+                <w:sz w:val="24"/>
+              </w:rPr>
+              <w:t>Then the system updates the status and removes the unread indicator</w:t>
+            </w:r>
+          </w:p>
+        </w:tc>
+      </w:tr>
+      <w:tr>
+        <w:tc>
+          <w:tcPr>
+            <w:tcW w:w="2547" w:type="dxa"/>
+          </w:tcPr>
+          <w:p>
+            <w:pPr>
+              <w:rPr>
+                <w:rFonts w:ascii="Times New Roman" w:hAnsi="Times New Roman"/>
+                <w:sz w:val="24"/>
+              </w:rPr>
+            </w:pPr>
+            <w:r>
+              <w:rPr>
+                <w:rFonts w:ascii="Times New Roman" w:hAnsi="Times New Roman"/>
+                <w:sz w:val="24"/>
+              </w:rPr>
+              <w:t>MoSCow</w:t>
+            </w:r>
+          </w:p>
+        </w:tc>
+        <w:tc>
+          <w:tcPr>
+            <w:tcW w:w="6469" w:type="dxa"/>
+          </w:tcPr>
+          <w:p>
+            <w:pPr>
+              <w:rPr>
+                <w:rFonts w:ascii="Times New Roman" w:hAnsi="Times New Roman"/>
+                <w:sz w:val="24"/>
+              </w:rPr>
+            </w:pPr>
+            <w:r>
+              <w:rPr>
+                <w:rFonts w:ascii="Times New Roman" w:hAnsi="Times New Roman"/>
+                <w:sz w:val="24"/>
+              </w:rPr>
+              <w:t>Should have (S)</w:t>
+            </w:r>
+          </w:p>
+        </w:tc>
+      </w:tr>
+      <w:tr>
+        <w:tc>
+          <w:tcPr>
+            <w:tcW w:w="2547" w:type="dxa"/>
+          </w:tcPr>
+          <w:p>
+            <w:pPr>
+              <w:rPr>
+                <w:rFonts w:ascii="Times New Roman" w:hAnsi="Times New Roman"/>
+                <w:sz w:val="24"/>
+              </w:rPr>
+            </w:pPr>
+            <w:r>
+              <w:rPr>
+                <w:rFonts w:ascii="Times New Roman" w:hAnsi="Times New Roman"/>
+                <w:sz w:val="24"/>
+              </w:rPr>
+              <w:t>Tasks</w:t>
+            </w:r>
+          </w:p>
+        </w:tc>
+        <w:tc>
+          <w:tcPr>
+            <w:tcW w:w="6469" w:type="dxa"/>
+          </w:tcPr>
+          <w:p>
+            <w:pPr>
+              <w:rPr>
+                <w:rFonts w:ascii="Times New Roman" w:hAnsi="Times New Roman"/>
+                <w:sz w:val="24"/>
+              </w:rPr>
+            </w:pPr>
+            <w:r>
+              <w:rPr>
+                <w:rFonts w:ascii="Times New Roman" w:hAnsi="Times New Roman"/>
+                <w:sz w:val="24"/>
+              </w:rPr>
+              <w:t>Add ‘Mark as Read’ button</w:t>
+            </w:r>
+          </w:p>
+          <w:p>
+            <w:pPr>
+              <w:rPr>
+                <w:rFonts w:ascii="Times New Roman" w:hAnsi="Times New Roman"/>
+                <w:sz w:val="24"/>
+              </w:rPr>
+            </w:pPr>
+          </w:p>
+        </w:tc>
+      </w:tr>
+      <w:tr>
+        <w:tc>
+          <w:tcPr>
+            <w:tcW w:w="2547" w:type="dxa"/>
+          </w:tcPr>
+          <w:p>
+            <w:pPr>
+              <w:rPr>
+                <w:rFonts w:ascii="Times New Roman" w:hAnsi="Times New Roman"/>
+                <w:sz w:val="24"/>
+              </w:rPr>
+            </w:pPr>
+            <w:r>
+              <w:rPr>
+                <w:rFonts w:ascii="Times New Roman" w:hAnsi="Times New Roman"/>
+                <w:sz w:val="24"/>
+              </w:rPr>
+              <w:t>Test Cases</w:t>
+            </w:r>
+          </w:p>
+        </w:tc>
+        <w:tc>
+          <w:tcPr>
+            <w:tcW w:w="6469" w:type="dxa"/>
+          </w:tcPr>
+          <w:p>
+            <w:pPr>
+              <w:rPr>
+                <w:rFonts w:ascii="Times New Roman" w:hAnsi="Times New Roman"/>
+                <w:sz w:val="24"/>
+              </w:rPr>
+            </w:pPr>
+            <w:r>
+              <w:rPr>
+                <w:rFonts w:ascii="Times New Roman" w:hAnsi="Times New Roman"/>
+                <w:sz w:val="24"/>
+              </w:rPr>
+              <w:t>-</w:t>
+            </w:r>
+          </w:p>
+        </w:tc>
+      </w:tr>
+      <w:tr>
+        <w:tc>
+          <w:tcPr>
+            <w:tcW w:w="2547" w:type="dxa"/>
+          </w:tcPr>
+          <w:p>
+            <w:pPr>
+              <w:rPr>
+                <w:rFonts w:ascii="Times New Roman" w:hAnsi="Times New Roman"/>
+                <w:sz w:val="24"/>
+              </w:rPr>
+            </w:pPr>
+          </w:p>
+        </w:tc>
+        <w:tc>
+          <w:tcPr>
+            <w:tcW w:w="6469" w:type="dxa"/>
+          </w:tcPr>
+          <w:p>
+            <w:pPr>
+              <w:rPr>
+                <w:rFonts w:ascii="Times New Roman" w:hAnsi="Times New Roman"/>
+                <w:sz w:val="24"/>
+              </w:rPr>
+            </w:pPr>
+          </w:p>
+        </w:tc>
+      </w:tr>
+      <w:tr>
+        <w:tc>
+          <w:tcPr>
+            <w:tcW w:w="2547" w:type="dxa"/>
+          </w:tcPr>
+          <w:p>
+            <w:pPr>
+              <w:rPr>
+                <w:rFonts w:ascii="Times New Roman" w:hAnsi="Times New Roman"/>
+                <w:sz w:val="24"/>
+              </w:rPr>
+            </w:pPr>
+            <w:r>
+              <w:rPr>
+                <w:rFonts w:ascii="Times New Roman" w:hAnsi="Times New Roman"/>
+                <w:sz w:val="24"/>
+              </w:rPr>
+              <w:t xml:space="preserve">User story </w:t>
+            </w:r>
+            <w:r>
+              <w:rPr>
+                <w:rFonts w:ascii="Times New Roman" w:hAnsi="Times New Roman"/>
+                <w:sz w:val="24"/>
+              </w:rPr>
+              <w:t>4</w:t>
+            </w:r>
+          </w:p>
+        </w:tc>
+        <w:tc>
+          <w:tcPr>
+            <w:tcW w:w="6469" w:type="dxa"/>
+          </w:tcPr>
+          <w:p>
+            <w:pPr>
+              <w:rPr>
+                <w:rFonts w:ascii="Times New Roman" w:hAnsi="Times New Roman"/>
+                <w:sz w:val="24"/>
+              </w:rPr>
+            </w:pPr>
+            <w:r>
+              <w:rPr>
+                <w:rFonts w:ascii="Times New Roman" w:hAnsi="Times New Roman"/>
+                <w:sz w:val="24"/>
+              </w:rPr>
+              <w:t xml:space="preserve">As a household user, </w:t>
+            </w:r>
+          </w:p>
+          <w:p>
+            <w:pPr>
+              <w:rPr>
+                <w:rFonts w:ascii="Times New Roman" w:hAnsi="Times New Roman"/>
+                <w:sz w:val="24"/>
+              </w:rPr>
+            </w:pPr>
+            <w:r>
+              <w:rPr>
+                <w:rFonts w:ascii="Times New Roman" w:hAnsi="Times New Roman"/>
+                <w:sz w:val="24"/>
+              </w:rPr>
+              <w:t>I could receive a notification when someone claims my food donation,</w:t>
+            </w:r>
+          </w:p>
+          <w:p>
+            <w:pPr>
+              <w:rPr>
+                <w:rFonts w:ascii="Times New Roman" w:hAnsi="Times New Roman"/>
+                <w:sz w:val="24"/>
+              </w:rPr>
+            </w:pPr>
+            <w:r>
+              <w:rPr>
+                <w:rFonts w:ascii="Times New Roman" w:hAnsi="Times New Roman"/>
+                <w:sz w:val="24"/>
+              </w:rPr>
+              <w:t>So that I can arrange pickup with the person who claimed</w:t>
+            </w:r>
+          </w:p>
+        </w:tc>
+      </w:tr>
+      <w:tr>
+        <w:tc>
+          <w:tcPr>
+            <w:tcW w:w="2547" w:type="dxa"/>
+          </w:tcPr>
+          <w:p>
+            <w:pPr>
+              <w:rPr>
+                <w:rFonts w:ascii="Times New Roman" w:hAnsi="Times New Roman"/>
+                <w:sz w:val="24"/>
+              </w:rPr>
+            </w:pPr>
+            <w:r>
+              <w:rPr>
+                <w:rFonts w:ascii="Times New Roman" w:hAnsi="Times New Roman"/>
+                <w:sz w:val="24"/>
+              </w:rPr>
+              <w:t>Acceptance Criteria</w:t>
+            </w:r>
+          </w:p>
+        </w:tc>
+        <w:tc>
+          <w:tcPr>
+            <w:tcW w:w="6469" w:type="dxa"/>
+          </w:tcPr>
+          <w:p>
+            <w:pPr>
+              <w:rPr>
+                <w:rFonts w:ascii="Times New Roman" w:hAnsi="Times New Roman"/>
+                <w:sz w:val="24"/>
+              </w:rPr>
+            </w:pPr>
+            <w:r>
+              <w:rPr>
+                <w:rFonts w:ascii="Times New Roman" w:hAnsi="Times New Roman"/>
+                <w:sz w:val="24"/>
+              </w:rPr>
+              <w:t>Given a user who has posted a donation listing,</w:t>
+            </w:r>
+          </w:p>
+          <w:p>
+            <w:pPr>
+              <w:rPr>
+                <w:rFonts w:ascii="Times New Roman" w:hAnsi="Times New Roman"/>
+                <w:sz w:val="24"/>
+              </w:rPr>
+            </w:pPr>
+            <w:r>
+              <w:rPr>
+                <w:rFonts w:ascii="Times New Roman" w:hAnsi="Times New Roman"/>
+                <w:sz w:val="24"/>
+              </w:rPr>
+              <w:t>When another user claims it,</w:t>
+            </w:r>
+          </w:p>
+          <w:p>
+            <w:pPr>
+              <w:rPr>
+                <w:rFonts w:ascii="Times New Roman" w:hAnsi="Times New Roman"/>
+                <w:sz w:val="24"/>
+              </w:rPr>
+            </w:pPr>
+            <w:r>
+              <w:rPr>
+                <w:rFonts w:ascii="Times New Roman" w:hAnsi="Times New Roman"/>
+                <w:sz w:val="24"/>
+              </w:rPr>
+              <w:t>Then the system sends a notification with the claimants contact details and pickup arrangement prompts</w:t>
+            </w:r>
+          </w:p>
+        </w:tc>
+      </w:tr>
+      <w:tr>
+        <w:tc>
+          <w:tcPr>
+            <w:tcW w:w="2547" w:type="dxa"/>
+          </w:tcPr>
+          <w:p>
+            <w:pPr>
+              <w:rPr>
+                <w:rFonts w:ascii="Times New Roman" w:hAnsi="Times New Roman"/>
+                <w:sz w:val="24"/>
+              </w:rPr>
+            </w:pPr>
+            <w:r>
+              <w:rPr>
+                <w:rFonts w:ascii="Times New Roman" w:hAnsi="Times New Roman"/>
+                <w:sz w:val="24"/>
+              </w:rPr>
+              <w:t>MoSCoW</w:t>
+            </w:r>
+          </w:p>
+        </w:tc>
+        <w:tc>
+          <w:tcPr>
+            <w:tcW w:w="6469" w:type="dxa"/>
+          </w:tcPr>
+          <w:p>
+            <w:pPr>
+              <w:rPr>
+                <w:rFonts w:ascii="Times New Roman" w:hAnsi="Times New Roman"/>
+                <w:sz w:val="24"/>
+              </w:rPr>
+            </w:pPr>
+            <w:r>
+              <w:rPr>
+                <w:rFonts w:ascii="Times New Roman" w:hAnsi="Times New Roman"/>
+                <w:sz w:val="24"/>
+              </w:rPr>
+              <w:t xml:space="preserve">Could Have </w:t>
+            </w:r>
+            <w:r>
+              <w:rPr>
+                <w:rFonts w:ascii="Times New Roman" w:hAnsi="Times New Roman"/>
+                <w:sz w:val="24"/>
+              </w:rPr>
+              <w:t>(C)</w:t>
+            </w:r>
+          </w:p>
+        </w:tc>
+      </w:tr>
+      <w:tr>
+        <w:tc>
+          <w:tcPr>
+            <w:tcW w:w="2547" w:type="dxa"/>
+          </w:tcPr>
+          <w:p>
+            <w:pPr>
+              <w:rPr>
+                <w:rFonts w:ascii="Times New Roman" w:hAnsi="Times New Roman"/>
+                <w:sz w:val="24"/>
+              </w:rPr>
+            </w:pPr>
+            <w:r>
+              <w:rPr>
+                <w:rFonts w:ascii="Times New Roman" w:hAnsi="Times New Roman"/>
+                <w:sz w:val="24"/>
+              </w:rPr>
+              <w:t>Tasks</w:t>
+            </w:r>
+          </w:p>
+        </w:tc>
+        <w:tc>
+          <w:tcPr>
+            <w:tcW w:w="6469" w:type="dxa"/>
+          </w:tcPr>
+          <w:p>
+            <w:pPr>
+              <w:rPr>
+                <w:rFonts w:ascii="Times New Roman" w:hAnsi="Times New Roman"/>
+                <w:sz w:val="24"/>
+              </w:rPr>
+            </w:pPr>
+            <w:r>
+              <w:rPr>
+                <w:rFonts w:ascii="Times New Roman" w:hAnsi="Times New Roman"/>
+                <w:sz w:val="24"/>
+              </w:rPr>
+              <w:t>Implement donation claim event trigger</w:t>
+            </w:r>
+          </w:p>
+          <w:p>
+            <w:pPr>
+              <w:rPr>
+                <w:rFonts w:ascii="Times New Roman" w:hAnsi="Times New Roman"/>
+                <w:sz w:val="24"/>
+              </w:rPr>
+            </w:pPr>
+            <w:r>
+              <w:rPr>
+                <w:rFonts w:ascii="Times New Roman" w:hAnsi="Times New Roman"/>
+                <w:sz w:val="24"/>
+              </w:rPr>
+              <w:t>Generate claim notification for donation poster</w:t>
+            </w:r>
+          </w:p>
+          <w:p>
+            <w:pPr>
+              <w:rPr>
+                <w:rFonts w:ascii="Times New Roman" w:hAnsi="Times New Roman"/>
+                <w:sz w:val="24"/>
+              </w:rPr>
+            </w:pPr>
+            <w:r>
+              <w:rPr>
+                <w:rFonts w:ascii="Times New Roman" w:hAnsi="Times New Roman"/>
+                <w:sz w:val="24"/>
+              </w:rPr>
+              <w:t>Include claimant contact information in notification</w:t>
+            </w:r>
+          </w:p>
+        </w:tc>
+      </w:tr>
+      <w:tr>
+        <w:tc>
+          <w:tcPr>
+            <w:tcW w:w="2547" w:type="dxa"/>
+          </w:tcPr>
+          <w:p>
+            <w:pPr>
+              <w:rPr>
+                <w:rFonts w:ascii="Times New Roman" w:hAnsi="Times New Roman"/>
+                <w:sz w:val="24"/>
+              </w:rPr>
+            </w:pPr>
+            <w:r>
+              <w:rPr>
+                <w:rFonts w:ascii="Times New Roman" w:hAnsi="Times New Roman"/>
+                <w:sz w:val="24"/>
+              </w:rPr>
+              <w:lastRenderedPageBreak/>
+              <w:t>Test Cases</w:t>
+            </w:r>
+          </w:p>
+        </w:tc>
+        <w:tc>
+          <w:tcPr>
+            <w:tcW w:w="6469" w:type="dxa"/>
+          </w:tcPr>
+          <w:p>
+            <w:pPr>
+              <w:rPr>
+                <w:rFonts w:ascii="Times New Roman" w:hAnsi="Times New Roman"/>
+                <w:sz w:val="24"/>
+              </w:rPr>
+            </w:pPr>
+            <w:r>
+              <w:rPr>
+                <w:rFonts w:ascii="Times New Roman" w:hAnsi="Times New Roman"/>
+                <w:sz w:val="24"/>
+              </w:rPr>
+              <w:t>-</w:t>
+            </w:r>
+          </w:p>
+        </w:tc>
+      </w:tr>
+    </w:tbl>
     <w:p>
       <w:pPr>
         <w:rPr>
@@ -6153,7 +9703,6 @@
                 <w:rFonts w:ascii="Times New Roman" w:hAnsi="Times New Roman"/>
                 <w:sz w:val="24"/>
               </w:rPr>
-              <w:lastRenderedPageBreak/>
               <w:t>Acceptance Criteria</w:t>
             </w:r>
           </w:p>
@@ -6475,7 +10024,21 @@
                 <w:rFonts w:ascii="Times New Roman" w:hAnsi="Times New Roman"/>
                 <w:sz w:val="24"/>
               </w:rPr>
-              <w:t xml:space="preserve">l in a food donation listing, So that i can </w:t>
+              <w:t xml:space="preserve">l in a food donation listing, So that </w:t>
+            </w:r>
+            <w:r>
+              <w:rPr>
+                <w:rFonts w:ascii="Times New Roman" w:hAnsi="Times New Roman"/>
+                <w:sz w:val="24"/>
+              </w:rPr>
+              <w:t>I</w:t>
+            </w:r>
+            <w:r>
+              <w:rPr>
+                <w:rFonts w:ascii="Times New Roman" w:hAnsi="Times New Roman"/>
+                <w:sz w:val="24"/>
+              </w:rPr>
+              <w:t xml:space="preserve"> can </w:t>
             </w:r>
             <w:r>
               <w:rPr>
@@ -6738,6 +10301,321 @@
                 <w:rFonts w:ascii="Times New Roman" w:hAnsi="Times New Roman"/>
                 <w:sz w:val="24"/>
               </w:rPr>
+              <w:t>Test Cases</w:t>
+            </w:r>
+          </w:p>
+        </w:tc>
+        <w:tc>
+          <w:tcPr>
+            <w:tcW w:w="6469" w:type="dxa"/>
+          </w:tcPr>
+          <w:p>
+            <w:pPr>
+              <w:rPr>
+                <w:rFonts w:ascii="Times New Roman" w:hAnsi="Times New Roman"/>
+                <w:sz w:val="24"/>
+              </w:rPr>
+            </w:pPr>
+            <w:r>
+              <w:rPr>
+                <w:rFonts w:ascii="Times New Roman" w:hAnsi="Times New Roman"/>
+                <w:sz w:val="24"/>
+              </w:rPr>
+              <w:t>-</w:t>
+            </w:r>
+          </w:p>
+        </w:tc>
+      </w:tr>
+      <w:tr>
+        <w:tc>
+          <w:tcPr>
+            <w:tcW w:w="2547" w:type="dxa"/>
+          </w:tcPr>
+          <w:p>
+            <w:pPr>
+              <w:rPr>
+                <w:rFonts w:ascii="Times New Roman" w:hAnsi="Times New Roman"/>
+                <w:sz w:val="24"/>
+              </w:rPr>
+            </w:pPr>
+          </w:p>
+        </w:tc>
+        <w:tc>
+          <w:tcPr>
+            <w:tcW w:w="6469" w:type="dxa"/>
+          </w:tcPr>
+          <w:p>
+            <w:pPr>
+              <w:rPr>
+                <w:rFonts w:ascii="Times New Roman" w:hAnsi="Times New Roman"/>
+                <w:sz w:val="24"/>
+              </w:rPr>
+            </w:pPr>
+          </w:p>
+        </w:tc>
+      </w:tr>
+      <w:tr>
+        <w:tc>
+          <w:tcPr>
+            <w:tcW w:w="2547" w:type="dxa"/>
+          </w:tcPr>
+          <w:p>
+            <w:pPr>
+              <w:rPr>
+                <w:rFonts w:ascii="Times New Roman" w:hAnsi="Times New Roman"/>
+                <w:sz w:val="24"/>
+              </w:rPr>
+            </w:pPr>
+            <w:r>
+              <w:rPr>
+                <w:rFonts w:ascii="Times New Roman" w:hAnsi="Times New Roman"/>
+                <w:sz w:val="24"/>
+              </w:rPr>
+              <w:t>User story 3</w:t>
+            </w:r>
+          </w:p>
+        </w:tc>
+        <w:tc>
+          <w:tcPr>
+            <w:tcW w:w="6469" w:type="dxa"/>
+          </w:tcPr>
+          <w:p>
+            <w:pPr>
+              <w:rPr>
+                <w:rFonts w:ascii="Times New Roman" w:hAnsi="Times New Roman"/>
+                <w:sz w:val="24"/>
+              </w:rPr>
+            </w:pPr>
+            <w:r>
+              <w:rPr>
+                <w:rFonts w:ascii="Times New Roman" w:hAnsi="Times New Roman"/>
+                <w:sz w:val="24"/>
+              </w:rPr>
+              <w:t>As a household user,</w:t>
+            </w:r>
+          </w:p>
+          <w:p>
+            <w:pPr>
+              <w:rPr>
+                <w:rFonts w:ascii="Times New Roman" w:hAnsi="Times New Roman"/>
+                <w:sz w:val="24"/>
+              </w:rPr>
+            </w:pPr>
+            <w:r>
+              <w:rPr>
+                <w:rFonts w:ascii="Times New Roman" w:hAnsi="Times New Roman"/>
+                <w:sz w:val="24"/>
+              </w:rPr>
+              <w:t>I could flag a incorrect food listing for review,</w:t>
+            </w:r>
+          </w:p>
+          <w:p>
+            <w:pPr>
+              <w:rPr>
+                <w:rFonts w:ascii="Times New Roman" w:hAnsi="Times New Roman"/>
+                <w:sz w:val="24"/>
+              </w:rPr>
+            </w:pPr>
+            <w:r>
+              <w:rPr>
+                <w:rFonts w:ascii="Times New Roman" w:hAnsi="Times New Roman"/>
+                <w:sz w:val="24"/>
+              </w:rPr>
+              <w:t>So that the platform maintains listing quality</w:t>
+            </w:r>
+          </w:p>
+        </w:tc>
+      </w:tr>
+      <w:tr>
+        <w:tc>
+          <w:tcPr>
+            <w:tcW w:w="2547" w:type="dxa"/>
+          </w:tcPr>
+          <w:p>
+            <w:pPr>
+              <w:rPr>
+                <w:rFonts w:ascii="Times New Roman" w:hAnsi="Times New Roman"/>
+                <w:sz w:val="24"/>
+              </w:rPr>
+            </w:pPr>
+            <w:r>
+              <w:rPr>
+                <w:rFonts w:ascii="Times New Roman" w:hAnsi="Times New Roman"/>
+                <w:sz w:val="24"/>
+              </w:rPr>
+              <w:t>Acceptance Criteria</w:t>
+            </w:r>
+          </w:p>
+        </w:tc>
+        <w:tc>
+          <w:tcPr>
+            <w:tcW w:w="6469" w:type="dxa"/>
+          </w:tcPr>
+          <w:p>
+            <w:pPr>
+              <w:rPr>
+                <w:rFonts w:ascii="Times New Roman" w:hAnsi="Times New Roman"/>
+                <w:sz w:val="24"/>
+              </w:rPr>
+            </w:pPr>
+            <w:r>
+              <w:rPr>
+                <w:rFonts w:ascii="Times New Roman" w:hAnsi="Times New Roman"/>
+                <w:sz w:val="24"/>
+              </w:rPr>
+              <w:t xml:space="preserve">Given a user viewing a donation listing, </w:t>
+            </w:r>
+          </w:p>
+          <w:p>
+            <w:pPr>
+              <w:rPr>
+                <w:rFonts w:ascii="Times New Roman" w:hAnsi="Times New Roman"/>
+                <w:sz w:val="24"/>
+              </w:rPr>
+            </w:pPr>
+            <w:r>
+              <w:rPr>
+                <w:rFonts w:ascii="Times New Roman" w:hAnsi="Times New Roman"/>
+                <w:sz w:val="24"/>
+              </w:rPr>
+              <w:t>when they click ‘flag listing’ and provide a reason,</w:t>
+            </w:r>
+          </w:p>
+          <w:p>
+            <w:pPr>
+              <w:rPr>
+                <w:rFonts w:ascii="Times New Roman" w:hAnsi="Times New Roman"/>
+                <w:sz w:val="24"/>
+              </w:rPr>
+            </w:pPr>
+            <w:r>
+              <w:rPr>
+                <w:rFonts w:ascii="Times New Roman" w:hAnsi="Times New Roman"/>
+                <w:sz w:val="24"/>
+              </w:rPr>
+              <w:t>then the system records the flag for administrator review</w:t>
+            </w:r>
+          </w:p>
+        </w:tc>
+      </w:tr>
+      <w:tr>
+        <w:tc>
+          <w:tcPr>
+            <w:tcW w:w="2547" w:type="dxa"/>
+          </w:tcPr>
+          <w:p>
+            <w:pPr>
+              <w:rPr>
+                <w:rFonts w:ascii="Times New Roman" w:hAnsi="Times New Roman"/>
+                <w:sz w:val="24"/>
+              </w:rPr>
+            </w:pPr>
+            <w:r>
+              <w:rPr>
+                <w:rFonts w:ascii="Times New Roman" w:hAnsi="Times New Roman"/>
+                <w:sz w:val="24"/>
+              </w:rPr>
+              <w:t>MoSCow</w:t>
+            </w:r>
+          </w:p>
+        </w:tc>
+        <w:tc>
+          <w:tcPr>
+            <w:tcW w:w="6469" w:type="dxa"/>
+          </w:tcPr>
+          <w:p>
+            <w:pPr>
+              <w:rPr>
+                <w:rFonts w:ascii="Times New Roman" w:hAnsi="Times New Roman"/>
+                <w:sz w:val="24"/>
+              </w:rPr>
+            </w:pPr>
+            <w:r>
+              <w:rPr>
+                <w:rFonts w:ascii="Times New Roman" w:hAnsi="Times New Roman"/>
+                <w:sz w:val="24"/>
+              </w:rPr>
+              <w:t>Could Have (C)</w:t>
+            </w:r>
+          </w:p>
+        </w:tc>
+      </w:tr>
+      <w:tr>
+        <w:tc>
+          <w:tcPr>
+            <w:tcW w:w="2547" w:type="dxa"/>
+          </w:tcPr>
+          <w:p>
+            <w:pPr>
+              <w:rPr>
+                <w:rFonts w:ascii="Times New Roman" w:hAnsi="Times New Roman"/>
+                <w:sz w:val="24"/>
+              </w:rPr>
+            </w:pPr>
+            <w:r>
+              <w:rPr>
+                <w:rFonts w:ascii="Times New Roman" w:hAnsi="Times New Roman"/>
+                <w:sz w:val="24"/>
+              </w:rPr>
+              <w:t>Tasks</w:t>
+            </w:r>
+          </w:p>
+        </w:tc>
+        <w:tc>
+          <w:tcPr>
+            <w:tcW w:w="6469" w:type="dxa"/>
+          </w:tcPr>
+          <w:p>
+            <w:pPr>
+              <w:rPr>
+                <w:rFonts w:ascii="Times New Roman" w:hAnsi="Times New Roman"/>
+                <w:sz w:val="24"/>
+              </w:rPr>
+            </w:pPr>
+            <w:r>
+              <w:rPr>
+                <w:rFonts w:ascii="Times New Roman" w:hAnsi="Times New Roman"/>
+                <w:sz w:val="24"/>
+              </w:rPr>
+              <w:t>Add ‘flag’ button to listing detail view</w:t>
+            </w:r>
+          </w:p>
+          <w:p>
+            <w:pPr>
+              <w:rPr>
+                <w:rFonts w:ascii="Times New Roman" w:hAnsi="Times New Roman"/>
+                <w:sz w:val="24"/>
+              </w:rPr>
+            </w:pPr>
+            <w:r>
+              <w:rPr>
+                <w:rFonts w:ascii="Times New Roman" w:hAnsi="Times New Roman"/>
+                <w:sz w:val="24"/>
+              </w:rPr>
+              <w:lastRenderedPageBreak/>
+              <w:t>Store flag record in database for admin review</w:t>
+            </w:r>
+          </w:p>
+        </w:tc>
+      </w:tr>
+      <w:tr>
+        <w:tc>
+          <w:tcPr>
+            <w:tcW w:w="2547" w:type="dxa"/>
+          </w:tcPr>
+          <w:p>
+            <w:pPr>
+              <w:rPr>
+                <w:rFonts w:ascii="Times New Roman" w:hAnsi="Times New Roman"/>
+                <w:sz w:val="24"/>
+              </w:rPr>
+            </w:pPr>
+            <w:r>
+              <w:rPr>
+                <w:rFonts w:ascii="Times New Roman" w:hAnsi="Times New Roman"/>
+                <w:sz w:val="24"/>
+              </w:rPr>
+              <w:lastRenderedPageBreak/>
               <w:t>Test Cases</w:t>
             </w:r>
           </w:p>
@@ -6895,14 +10773,14 @@
                 <w:rFonts w:ascii="Times New Roman" w:hAnsi="Times New Roman"/>
                 <w:sz w:val="24"/>
               </w:rPr>
-              <w:t xml:space="preserve">I need to </w:t>
-            </w:r>
-            <w:r>
-              <w:rPr>
-                <w:rFonts w:ascii="Times New Roman" w:hAnsi="Times New Roman"/>
-                <w:sz w:val="24"/>
-              </w:rPr>
-              <w:t xml:space="preserve">able to see the calendar of weekly meals and enter </w:t>
+              <w:t xml:space="preserve">I need </w:t>
+            </w:r>
+            <w:r>
+              <w:rPr>
+                <w:rFonts w:ascii="Times New Roman" w:hAnsi="Times New Roman"/>
+                <w:sz w:val="24"/>
+              </w:rPr>
+              <w:t xml:space="preserve">to see the calendar of weekly meals and enter </w:t>
             </w:r>
             <w:r>
               <w:rPr>
@@ -6981,15 +10859,7 @@
                 <w:rFonts w:ascii="Times New Roman" w:hAnsi="Times New Roman"/>
                 <w:sz w:val="24"/>
               </w:rPr>
-              <w:t xml:space="preserve">Given a signed-in user with an updated food inventory, when they navigate to "Plan Weekly Meals", then the system displays </w:t>
-            </w:r>
-            <w:r>
-              <w:rPr>
-                <w:rFonts w:ascii="Times New Roman" w:hAnsi="Times New Roman"/>
-                <w:sz w:val="24"/>
-              </w:rPr>
-              <w:lastRenderedPageBreak/>
-              <w:t>a 7-day calendar with time slots for breakfast, lunch, dinner and snacks.</w:t>
+              <w:t>Given a signed-in user with an updated food inventory, when they navigate to "Plan Weekly Meals", then the system displays a 7-day calendar with time slots for breakfast, lunch, dinner and snacks.</w:t>
             </w:r>
           </w:p>
         </w:tc>
@@ -7011,7 +10881,6 @@
                 <w:rFonts w:ascii="Times New Roman" w:hAnsi="Times New Roman"/>
                 <w:sz w:val="24"/>
               </w:rPr>
-              <w:lastRenderedPageBreak/>
               <w:t>MosSCow</w:t>
             </w:r>
           </w:p>
@@ -7463,16 +11332,633 @@
                 <w:rFonts w:ascii="Times New Roman" w:hAnsi="Times New Roman"/>
                 <w:sz w:val="24"/>
               </w:rPr>
-              <w:t>Allow users to</w:t>
-            </w:r>
-            <w:bookmarkStart w:id="0" w:name="_GoBack"/>
-            <w:bookmarkEnd w:id="0"/>
-            <w:r>
-              <w:rPr>
-                <w:rFonts w:ascii="Times New Roman" w:hAnsi="Times New Roman"/>
-                <w:sz w:val="24"/>
-              </w:rPr>
-              <w:t xml:space="preserve"> add a suggested meal directly to a calendar slot.</w:t>
+              <w:t>Allow users to add a suggested meal directly to a calendar slot.</w:t>
+            </w:r>
+          </w:p>
+        </w:tc>
+      </w:tr>
+      <w:tr>
+        <w:tc>
+          <w:tcPr>
+            <w:tcW w:w="2547" w:type="dxa"/>
+          </w:tcPr>
+          <w:p>
+            <w:pPr>
+              <w:rPr>
+                <w:rFonts w:ascii="Times New Roman" w:hAnsi="Times New Roman"/>
+                <w:sz w:val="24"/>
+              </w:rPr>
+            </w:pPr>
+            <w:r>
+              <w:rPr>
+                <w:rFonts w:ascii="Times New Roman" w:hAnsi="Times New Roman"/>
+                <w:sz w:val="24"/>
+              </w:rPr>
+              <w:t>Test Cases</w:t>
+            </w:r>
+          </w:p>
+        </w:tc>
+        <w:tc>
+          <w:tcPr>
+            <w:tcW w:w="6469" w:type="dxa"/>
+          </w:tcPr>
+          <w:p>
+            <w:pPr>
+              <w:rPr>
+                <w:rFonts w:ascii="Times New Roman" w:hAnsi="Times New Roman"/>
+                <w:sz w:val="24"/>
+              </w:rPr>
+            </w:pPr>
+            <w:r>
+              <w:rPr>
+                <w:rFonts w:ascii="Times New Roman" w:hAnsi="Times New Roman"/>
+                <w:sz w:val="24"/>
+              </w:rPr>
+              <w:t>-</w:t>
+            </w:r>
+          </w:p>
+        </w:tc>
+      </w:tr>
+      <w:tr>
+        <w:tc>
+          <w:tcPr>
+            <w:tcW w:w="2547" w:type="dxa"/>
+          </w:tcPr>
+          <w:p>
+            <w:pPr>
+              <w:rPr>
+                <w:rFonts w:ascii="Times New Roman" w:hAnsi="Times New Roman"/>
+                <w:sz w:val="24"/>
+              </w:rPr>
+            </w:pPr>
+          </w:p>
+        </w:tc>
+        <w:tc>
+          <w:tcPr>
+            <w:tcW w:w="6469" w:type="dxa"/>
+          </w:tcPr>
+          <w:p>
+            <w:pPr>
+              <w:rPr>
+                <w:rFonts w:ascii="Times New Roman" w:hAnsi="Times New Roman"/>
+                <w:sz w:val="24"/>
+              </w:rPr>
+            </w:pPr>
+          </w:p>
+        </w:tc>
+      </w:tr>
+      <w:tr>
+        <w:tc>
+          <w:tcPr>
+            <w:tcW w:w="2547" w:type="dxa"/>
+          </w:tcPr>
+          <w:p>
+            <w:pPr>
+              <w:rPr>
+                <w:rFonts w:ascii="Times New Roman" w:hAnsi="Times New Roman"/>
+                <w:sz w:val="24"/>
+              </w:rPr>
+            </w:pPr>
+            <w:r>
+              <w:rPr>
+                <w:rFonts w:ascii="Times New Roman" w:hAnsi="Times New Roman"/>
+                <w:sz w:val="24"/>
+              </w:rPr>
+              <w:lastRenderedPageBreak/>
+              <w:t>User Story 3</w:t>
+            </w:r>
+          </w:p>
+        </w:tc>
+        <w:tc>
+          <w:tcPr>
+            <w:tcW w:w="6469" w:type="dxa"/>
+          </w:tcPr>
+          <w:p>
+            <w:pPr>
+              <w:rPr>
+                <w:rFonts w:ascii="Times New Roman" w:hAnsi="Times New Roman"/>
+                <w:sz w:val="24"/>
+              </w:rPr>
+            </w:pPr>
+            <w:r>
+              <w:rPr>
+                <w:rFonts w:ascii="Times New Roman" w:hAnsi="Times New Roman"/>
+                <w:sz w:val="24"/>
+              </w:rPr>
+              <w:t xml:space="preserve">As a </w:t>
+            </w:r>
+            <w:r>
+              <w:rPr>
+                <w:rFonts w:ascii="Times New Roman" w:hAnsi="Times New Roman"/>
+                <w:sz w:val="24"/>
+              </w:rPr>
+              <w:t>household</w:t>
+            </w:r>
+            <w:r>
+              <w:rPr>
+                <w:rFonts w:ascii="Times New Roman" w:hAnsi="Times New Roman"/>
+                <w:sz w:val="24"/>
+              </w:rPr>
+              <w:t xml:space="preserve"> user,</w:t>
+            </w:r>
+          </w:p>
+          <w:p>
+            <w:pPr>
+              <w:rPr>
+                <w:rFonts w:ascii="Times New Roman" w:hAnsi="Times New Roman"/>
+                <w:sz w:val="24"/>
+              </w:rPr>
+            </w:pPr>
+            <w:r>
+              <w:rPr>
+                <w:rFonts w:ascii="Times New Roman" w:hAnsi="Times New Roman"/>
+                <w:sz w:val="24"/>
+              </w:rPr>
+              <w:t xml:space="preserve">I should be able to edit or remove planned meals from my calendar, </w:t>
+            </w:r>
+          </w:p>
+          <w:p>
+            <w:pPr>
+              <w:rPr>
+                <w:rFonts w:ascii="Times New Roman" w:hAnsi="Times New Roman"/>
+                <w:sz w:val="24"/>
+              </w:rPr>
+            </w:pPr>
+            <w:r>
+              <w:rPr>
+                <w:rFonts w:ascii="Times New Roman" w:hAnsi="Times New Roman"/>
+                <w:sz w:val="24"/>
+              </w:rPr>
+              <w:t>So that I can update my meal plan when my plans change</w:t>
+            </w:r>
+          </w:p>
+        </w:tc>
+      </w:tr>
+      <w:tr>
+        <w:tc>
+          <w:tcPr>
+            <w:tcW w:w="2547" w:type="dxa"/>
+          </w:tcPr>
+          <w:p>
+            <w:pPr>
+              <w:rPr>
+                <w:rFonts w:ascii="Times New Roman" w:hAnsi="Times New Roman"/>
+                <w:sz w:val="24"/>
+              </w:rPr>
+            </w:pPr>
+            <w:r>
+              <w:rPr>
+                <w:rFonts w:ascii="Times New Roman" w:hAnsi="Times New Roman"/>
+                <w:sz w:val="24"/>
+              </w:rPr>
+              <w:t>Acceptance criteria</w:t>
+            </w:r>
+          </w:p>
+        </w:tc>
+        <w:tc>
+          <w:tcPr>
+            <w:tcW w:w="6469" w:type="dxa"/>
+          </w:tcPr>
+          <w:p>
+            <w:pPr>
+              <w:rPr>
+                <w:rFonts w:ascii="Times New Roman" w:hAnsi="Times New Roman"/>
+                <w:sz w:val="24"/>
+              </w:rPr>
+            </w:pPr>
+            <w:r>
+              <w:rPr>
+                <w:rFonts w:ascii="Times New Roman" w:hAnsi="Times New Roman"/>
+                <w:sz w:val="24"/>
+              </w:rPr>
+              <w:t>Given a user with meals already planned,</w:t>
+            </w:r>
+          </w:p>
+          <w:p>
+            <w:pPr>
+              <w:rPr>
+                <w:rFonts w:ascii="Times New Roman" w:hAnsi="Times New Roman"/>
+                <w:sz w:val="24"/>
+              </w:rPr>
+            </w:pPr>
+            <w:r>
+              <w:rPr>
+                <w:rFonts w:ascii="Times New Roman" w:hAnsi="Times New Roman"/>
+                <w:sz w:val="24"/>
+              </w:rPr>
+              <w:t>When they click on a meal slot and select Edit or Remove,</w:t>
+            </w:r>
+          </w:p>
+          <w:p>
+            <w:pPr>
+              <w:rPr>
+                <w:rFonts w:ascii="Times New Roman" w:hAnsi="Times New Roman"/>
+                <w:sz w:val="24"/>
+              </w:rPr>
+            </w:pPr>
+            <w:r>
+              <w:rPr>
+                <w:rFonts w:ascii="Times New Roman" w:hAnsi="Times New Roman"/>
+                <w:sz w:val="24"/>
+              </w:rPr>
+              <w:t>Then the system updates or clears that slot and refreshes the calendar</w:t>
+            </w:r>
+          </w:p>
+        </w:tc>
+      </w:tr>
+      <w:tr>
+        <w:tc>
+          <w:tcPr>
+            <w:tcW w:w="2547" w:type="dxa"/>
+          </w:tcPr>
+          <w:p>
+            <w:pPr>
+              <w:rPr>
+                <w:rFonts w:ascii="Times New Roman" w:hAnsi="Times New Roman"/>
+                <w:sz w:val="24"/>
+              </w:rPr>
+            </w:pPr>
+            <w:r>
+              <w:rPr>
+                <w:rFonts w:ascii="Times New Roman" w:hAnsi="Times New Roman"/>
+                <w:sz w:val="24"/>
+              </w:rPr>
+              <w:t>MoSCoW</w:t>
+            </w:r>
+          </w:p>
+        </w:tc>
+        <w:tc>
+          <w:tcPr>
+            <w:tcW w:w="6469" w:type="dxa"/>
+          </w:tcPr>
+          <w:p>
+            <w:pPr>
+              <w:rPr>
+                <w:rFonts w:ascii="Times New Roman" w:hAnsi="Times New Roman"/>
+                <w:sz w:val="24"/>
+              </w:rPr>
+            </w:pPr>
+            <w:r>
+              <w:rPr>
+                <w:rFonts w:ascii="Times New Roman" w:hAnsi="Times New Roman"/>
+                <w:sz w:val="24"/>
+              </w:rPr>
+              <w:t>Should have (S)</w:t>
+            </w:r>
+          </w:p>
+        </w:tc>
+      </w:tr>
+      <w:tr>
+        <w:tc>
+          <w:tcPr>
+            <w:tcW w:w="2547" w:type="dxa"/>
+          </w:tcPr>
+          <w:p>
+            <w:pPr>
+              <w:rPr>
+                <w:rFonts w:ascii="Times New Roman" w:hAnsi="Times New Roman"/>
+                <w:sz w:val="24"/>
+              </w:rPr>
+            </w:pPr>
+            <w:r>
+              <w:rPr>
+                <w:rFonts w:ascii="Times New Roman" w:hAnsi="Times New Roman"/>
+                <w:sz w:val="24"/>
+              </w:rPr>
+              <w:t>Tasks</w:t>
+            </w:r>
+          </w:p>
+        </w:tc>
+        <w:tc>
+          <w:tcPr>
+            <w:tcW w:w="6469" w:type="dxa"/>
+          </w:tcPr>
+          <w:p>
+            <w:pPr>
+              <w:rPr>
+                <w:rFonts w:ascii="Times New Roman" w:hAnsi="Times New Roman"/>
+                <w:sz w:val="24"/>
+              </w:rPr>
+            </w:pPr>
+            <w:r>
+              <w:rPr>
+                <w:rFonts w:ascii="Times New Roman" w:hAnsi="Times New Roman"/>
+                <w:sz w:val="24"/>
+              </w:rPr>
+              <w:t>Add Edit and Remove options to each filled meal slot</w:t>
+            </w:r>
+          </w:p>
+          <w:p>
+            <w:pPr>
+              <w:rPr>
+                <w:rFonts w:ascii="Times New Roman" w:hAnsi="Times New Roman"/>
+                <w:sz w:val="24"/>
+              </w:rPr>
+            </w:pPr>
+            <w:r>
+              <w:rPr>
+                <w:rFonts w:ascii="Times New Roman" w:hAnsi="Times New Roman"/>
+                <w:sz w:val="24"/>
+              </w:rPr>
+              <w:t>Refresh calendar view after edit or remove action</w:t>
+            </w:r>
+          </w:p>
+        </w:tc>
+      </w:tr>
+      <w:tr>
+        <w:tc>
+          <w:tcPr>
+            <w:tcW w:w="2547" w:type="dxa"/>
+          </w:tcPr>
+          <w:p>
+            <w:pPr>
+              <w:rPr>
+                <w:rFonts w:ascii="Times New Roman" w:hAnsi="Times New Roman"/>
+                <w:sz w:val="24"/>
+              </w:rPr>
+            </w:pPr>
+            <w:r>
+              <w:rPr>
+                <w:rFonts w:ascii="Times New Roman" w:hAnsi="Times New Roman"/>
+                <w:sz w:val="24"/>
+              </w:rPr>
+              <w:t>Test Cases</w:t>
+            </w:r>
+          </w:p>
+        </w:tc>
+        <w:tc>
+          <w:tcPr>
+            <w:tcW w:w="6469" w:type="dxa"/>
+          </w:tcPr>
+          <w:p>
+            <w:pPr>
+              <w:rPr>
+                <w:rFonts w:ascii="Times New Roman" w:hAnsi="Times New Roman"/>
+                <w:sz w:val="24"/>
+              </w:rPr>
+            </w:pPr>
+            <w:r>
+              <w:rPr>
+                <w:rFonts w:ascii="Times New Roman" w:hAnsi="Times New Roman"/>
+                <w:sz w:val="24"/>
+              </w:rPr>
+              <w:t>-</w:t>
+            </w:r>
+          </w:p>
+        </w:tc>
+      </w:tr>
+      <w:tr>
+        <w:tc>
+          <w:tcPr>
+            <w:tcW w:w="2547" w:type="dxa"/>
+          </w:tcPr>
+          <w:p>
+            <w:pPr>
+              <w:rPr>
+                <w:rFonts w:ascii="Times New Roman" w:hAnsi="Times New Roman"/>
+                <w:sz w:val="24"/>
+              </w:rPr>
+            </w:pPr>
+          </w:p>
+        </w:tc>
+        <w:tc>
+          <w:tcPr>
+            <w:tcW w:w="6469" w:type="dxa"/>
+          </w:tcPr>
+          <w:p>
+            <w:pPr>
+              <w:rPr>
+                <w:rFonts w:ascii="Times New Roman" w:hAnsi="Times New Roman"/>
+                <w:sz w:val="24"/>
+              </w:rPr>
+            </w:pPr>
+          </w:p>
+        </w:tc>
+      </w:tr>
+      <w:tr>
+        <w:tc>
+          <w:tcPr>
+            <w:tcW w:w="2547" w:type="dxa"/>
+          </w:tcPr>
+          <w:p>
+            <w:pPr>
+              <w:rPr>
+                <w:rFonts w:ascii="Times New Roman" w:hAnsi="Times New Roman"/>
+                <w:sz w:val="24"/>
+              </w:rPr>
+            </w:pPr>
+            <w:r>
+              <w:rPr>
+                <w:rFonts w:ascii="Times New Roman" w:hAnsi="Times New Roman"/>
+                <w:sz w:val="24"/>
+              </w:rPr>
+              <w:t>User Story 4</w:t>
+            </w:r>
+          </w:p>
+        </w:tc>
+        <w:tc>
+          <w:tcPr>
+            <w:tcW w:w="6469" w:type="dxa"/>
+          </w:tcPr>
+          <w:p>
+            <w:pPr>
+              <w:rPr>
+                <w:rFonts w:ascii="Times New Roman" w:hAnsi="Times New Roman"/>
+                <w:sz w:val="24"/>
+              </w:rPr>
+            </w:pPr>
+            <w:r>
+              <w:rPr>
+                <w:rFonts w:ascii="Times New Roman" w:hAnsi="Times New Roman"/>
+                <w:sz w:val="24"/>
+              </w:rPr>
+              <w:t>As a household user,</w:t>
+            </w:r>
+          </w:p>
+          <w:p>
+            <w:pPr>
+              <w:rPr>
+                <w:rFonts w:ascii="Times New Roman" w:hAnsi="Times New Roman"/>
+                <w:sz w:val="24"/>
+              </w:rPr>
+            </w:pPr>
+            <w:r>
+              <w:rPr>
+                <w:rFonts w:ascii="Times New Roman" w:hAnsi="Times New Roman"/>
+                <w:sz w:val="24"/>
+              </w:rPr>
+              <w:t>I could generate a shopping list based on my meal plan for ingredients not in my current inventory,</w:t>
+            </w:r>
+          </w:p>
+          <w:p>
+            <w:pPr>
+              <w:rPr>
+                <w:rFonts w:ascii="Times New Roman" w:hAnsi="Times New Roman"/>
+                <w:sz w:val="24"/>
+              </w:rPr>
+            </w:pPr>
+            <w:r>
+              <w:rPr>
+                <w:rFonts w:ascii="Times New Roman" w:hAnsi="Times New Roman"/>
+                <w:sz w:val="24"/>
+              </w:rPr>
+              <w:t>So that I know what to buy</w:t>
+            </w:r>
+          </w:p>
+        </w:tc>
+      </w:tr>
+      <w:tr>
+        <w:tc>
+          <w:tcPr>
+            <w:tcW w:w="2547" w:type="dxa"/>
+          </w:tcPr>
+          <w:p>
+            <w:pPr>
+              <w:rPr>
+                <w:rFonts w:ascii="Times New Roman" w:hAnsi="Times New Roman"/>
+                <w:sz w:val="24"/>
+              </w:rPr>
+            </w:pPr>
+            <w:r>
+              <w:rPr>
+                <w:rFonts w:ascii="Times New Roman" w:hAnsi="Times New Roman"/>
+                <w:sz w:val="24"/>
+              </w:rPr>
+              <w:t>Acceptance Criteria</w:t>
+            </w:r>
+          </w:p>
+        </w:tc>
+        <w:tc>
+          <w:tcPr>
+            <w:tcW w:w="6469" w:type="dxa"/>
+          </w:tcPr>
+          <w:p>
+            <w:pPr>
+              <w:rPr>
+                <w:rFonts w:ascii="Times New Roman" w:hAnsi="Times New Roman"/>
+                <w:sz w:val="24"/>
+              </w:rPr>
+            </w:pPr>
+            <w:r>
+              <w:rPr>
+                <w:rFonts w:ascii="Times New Roman" w:hAnsi="Times New Roman"/>
+                <w:sz w:val="24"/>
+              </w:rPr>
+              <w:t>Given a confirmed meal plan,</w:t>
+            </w:r>
+          </w:p>
+          <w:p>
+            <w:pPr>
+              <w:rPr>
+                <w:rFonts w:ascii="Times New Roman" w:hAnsi="Times New Roman"/>
+                <w:sz w:val="24"/>
+              </w:rPr>
+            </w:pPr>
+            <w:r>
+              <w:rPr>
+                <w:rFonts w:ascii="Times New Roman" w:hAnsi="Times New Roman"/>
+                <w:sz w:val="24"/>
+              </w:rPr>
+              <w:t>When the user clicks ‘Generate Shopping List’, then the system identifies missing ingredients and displays them as a downloadable list</w:t>
+            </w:r>
+          </w:p>
+        </w:tc>
+      </w:tr>
+      <w:tr>
+        <w:tc>
+          <w:tcPr>
+            <w:tcW w:w="2547" w:type="dxa"/>
+          </w:tcPr>
+          <w:p>
+            <w:pPr>
+              <w:rPr>
+                <w:rFonts w:ascii="Times New Roman" w:hAnsi="Times New Roman"/>
+                <w:sz w:val="24"/>
+              </w:rPr>
+            </w:pPr>
+            <w:r>
+              <w:rPr>
+                <w:rFonts w:ascii="Times New Roman" w:hAnsi="Times New Roman"/>
+                <w:sz w:val="24"/>
+              </w:rPr>
+              <w:t>MosCoW</w:t>
+            </w:r>
+          </w:p>
+        </w:tc>
+        <w:tc>
+          <w:tcPr>
+            <w:tcW w:w="6469" w:type="dxa"/>
+          </w:tcPr>
+          <w:p>
+            <w:pPr>
+              <w:rPr>
+                <w:rFonts w:ascii="Times New Roman" w:hAnsi="Times New Roman"/>
+                <w:sz w:val="24"/>
+              </w:rPr>
+            </w:pPr>
+            <w:r>
+              <w:rPr>
+                <w:rFonts w:ascii="Times New Roman" w:hAnsi="Times New Roman"/>
+                <w:sz w:val="24"/>
+              </w:rPr>
+              <w:t>Could Have (c)</w:t>
+            </w:r>
+          </w:p>
+        </w:tc>
+      </w:tr>
+      <w:tr>
+        <w:tc>
+          <w:tcPr>
+            <w:tcW w:w="2547" w:type="dxa"/>
+          </w:tcPr>
+          <w:p>
+            <w:pPr>
+              <w:rPr>
+                <w:rFonts w:ascii="Times New Roman" w:hAnsi="Times New Roman"/>
+                <w:sz w:val="24"/>
+              </w:rPr>
+            </w:pPr>
+            <w:r>
+              <w:rPr>
+                <w:rFonts w:ascii="Times New Roman" w:hAnsi="Times New Roman"/>
+                <w:sz w:val="24"/>
+              </w:rPr>
+              <w:t>Tasks</w:t>
+            </w:r>
+          </w:p>
+        </w:tc>
+        <w:tc>
+          <w:tcPr>
+            <w:tcW w:w="6469" w:type="dxa"/>
+          </w:tcPr>
+          <w:p>
+            <w:pPr>
+              <w:rPr>
+                <w:rFonts w:ascii="Times New Roman" w:hAnsi="Times New Roman"/>
+                <w:sz w:val="24"/>
+              </w:rPr>
+            </w:pPr>
+            <w:r>
+              <w:rPr>
+                <w:rFonts w:ascii="Times New Roman" w:hAnsi="Times New Roman"/>
+                <w:sz w:val="24"/>
+              </w:rPr>
+              <w:t>Compare meal plan ingredient requirements against current inventory</w:t>
+            </w:r>
+          </w:p>
+          <w:p>
+            <w:pPr>
+              <w:rPr>
+                <w:rFonts w:ascii="Times New Roman" w:hAnsi="Times New Roman"/>
+                <w:sz w:val="24"/>
+              </w:rPr>
+            </w:pPr>
+            <w:r>
+              <w:rPr>
+                <w:rFonts w:ascii="Times New Roman" w:hAnsi="Times New Roman"/>
+                <w:sz w:val="24"/>
+              </w:rPr>
+              <w:t>Identify missing ingredients</w:t>
             </w:r>
           </w:p>
         </w:tc>
@@ -7547,7 +12033,7 @@
 </file>
 
 <file path=word/endnotes.xml><?xml version="1.0" encoding="utf-8"?>
-<w:endnotes xmlns:wpc="http://schemas.microsoft.com/office/word/2010/wordprocessingCanvas" xmlns:cx="http://schemas.microsoft.com/office/drawing/2014/chartex" xmlns:mc="http://schemas.openxmlformats.org/markup-compatibility/2006" xmlns:o="urn:schemas-microsoft-com:office:office" xmlns:r="http://schemas.openxmlformats.org/officeDocument/2006/relationships" xmlns:m="http://schemas.openxmlformats.org/officeDocument/2006/math" xmlns:v="urn:schemas-microsoft-com:vml" xmlns:wp14="http://schemas.microsoft.com/office/word/2010/wordprocessingDrawing" xmlns:wp="http://schemas.openxmlformats.org/drawingml/2006/wordprocessingDrawing" xmlns:w10="urn:schemas-microsoft-com:office:word" xmlns:w="http://schemas.openxmlformats.org/wordprocessingml/2006/main" xmlns:w14="http://schemas.microsoft.com/office/word/2010/wordml" xmlns:w15="http://schemas.microsoft.com/office/word/2012/wordml" xmlns:w16se="http://schemas.microsoft.com/office/word/2015/wordml/symex" xmlns:wpg="http://schemas.microsoft.com/office/word/2010/wordprocessingGroup" xmlns:wpi="http://schemas.microsoft.com/office/word/2010/wordprocessingInk" xmlns:wne="http://schemas.microsoft.com/office/word/2006/wordml" xmlns:wps="http://schemas.microsoft.com/office/word/2010/wordprocessingShape" mc:Ignorable="w14 w15 w16se wp14">
+<w:endnotes xmlns:wpc="http://schemas.microsoft.com/office/word/2010/wordprocessingCanvas" xmlns:cx="http://schemas.microsoft.com/office/drawing/2014/chartex" xmlns:cx1="http://schemas.microsoft.com/office/drawing/2015/9/8/chartex" xmlns:cx2="http://schemas.microsoft.com/office/drawing/2015/10/21/chartex" xmlns:cx3="http://schemas.microsoft.com/office/drawing/2016/5/9/chartex" xmlns:cx4="http://schemas.microsoft.com/office/drawing/2016/5/10/chartex" xmlns:cx5="http://schemas.microsoft.com/office/drawing/2016/5/11/chartex" xmlns:cx6="http://schemas.microsoft.com/office/drawing/2016/5/12/chartex" xmlns:cx7="http://schemas.microsoft.com/office/drawing/2016/5/13/chartex" xmlns:cx8="http://schemas.microsoft.com/office/drawing/2016/5/14/chartex" xmlns:mc="http://schemas.openxmlformats.org/markup-compatibility/2006" xmlns:aink="http://schemas.microsoft.com/office/drawing/2016/ink" xmlns:am3d="http://schemas.microsoft.com/office/drawing/2017/model3d" xmlns:o="urn:schemas-microsoft-com:office:office" xmlns:oel="http://schemas.microsoft.com/office/2019/extlst" xmlns:r="http://schemas.openxmlformats.org/officeDocument/2006/relationships" xmlns:m="http://schemas.openxmlformats.org/officeDocument/2006/math" xmlns:v="urn:schemas-microsoft-com:vml" xmlns:wp14="http://schemas.microsoft.com/office/word/2010/wordprocessingDrawing" xmlns:wp="http://schemas.openxmlformats.org/drawingml/2006/wordprocessingDrawing" xmlns:w10="urn:schemas-microsoft-com:office:word" xmlns:w="http://schemas.openxmlformats.org/wordprocessingml/2006/main" xmlns:w14="http://schemas.microsoft.com/office/word/2010/wordml" xmlns:w15="http://schemas.microsoft.com/office/word/2012/wordml" xmlns:w16cex="http://schemas.microsoft.com/office/word/2018/wordml/cex" xmlns:w16cid="http://schemas.microsoft.com/office/word/2016/wordml/cid" xmlns:w16="http://schemas.microsoft.com/office/word/2018/wordml" xmlns:w16du="http://schemas.microsoft.com/office/word/2023/wordml/word16du" xmlns:w16sdtdh="http://schemas.microsoft.com/office/word/2020/wordml/sdtdatahash" xmlns:w16sdtfl="http://schemas.microsoft.com/office/word/2024/wordml/sdtformatlock" xmlns:w16se="http://schemas.microsoft.com/office/word/2015/wordml/symex" xmlns:wpg="http://schemas.microsoft.com/office/word/2010/wordprocessingGroup" xmlns:wpi="http://schemas.microsoft.com/office/word/2010/wordprocessingInk" xmlns:wne="http://schemas.microsoft.com/office/word/2006/wordml" xmlns:wps="http://schemas.microsoft.com/office/word/2010/wordprocessingShape" mc:Ignorable="w14 w15 w16se w16cid w16 w16cex w16sdtdh w16sdtfl w16du wp14">
   <w:endnote w:type="separator" w:id="-1">
     <w:p>
       <w:pPr>
@@ -7572,7 +12058,7 @@
 </file>
 
 <file path=word/footnotes.xml><?xml version="1.0" encoding="utf-8"?>
-<w:footnotes xmlns:wpc="http://schemas.microsoft.com/office/word/2010/wordprocessingCanvas" xmlns:cx="http://schemas.microsoft.com/office/drawing/2014/chartex" xmlns:mc="http://schemas.openxmlformats.org/markup-compatibility/2006" xmlns:o="urn:schemas-microsoft-com:office:office" xmlns:r="http://schemas.openxmlformats.org/officeDocument/2006/relationships" xmlns:m="http://schemas.openxmlformats.org/officeDocument/2006/math" xmlns:v="urn:schemas-microsoft-com:vml" xmlns:wp14="http://schemas.microsoft.com/office/word/2010/wordprocessingDrawing" xmlns:wp="http://schemas.openxmlformats.org/drawingml/2006/wordprocessingDrawing" xmlns:w10="urn:schemas-microsoft-com:office:word" xmlns:w="http://schemas.openxmlformats.org/wordprocessingml/2006/main" xmlns:w14="http://schemas.microsoft.com/office/word/2010/wordml" xmlns:w15="http://schemas.microsoft.com/office/word/2012/wordml" xmlns:w16se="http://schemas.microsoft.com/office/word/2015/wordml/symex" xmlns:wpg="http://schemas.microsoft.com/office/word/2010/wordprocessingGroup" xmlns:wpi="http://schemas.microsoft.com/office/word/2010/wordprocessingInk" xmlns:wne="http://schemas.microsoft.com/office/word/2006/wordml" xmlns:wps="http://schemas.microsoft.com/office/word/2010/wordprocessingShape" mc:Ignorable="w14 w15 w16se wp14">
+<w:footnotes xmlns:wpc="http://schemas.microsoft.com/office/word/2010/wordprocessingCanvas" xmlns:cx="http://schemas.microsoft.com/office/drawing/2014/chartex" xmlns:cx1="http://schemas.microsoft.com/office/drawing/2015/9/8/chartex" xmlns:cx2="http://schemas.microsoft.com/office/drawing/2015/10/21/chartex" xmlns:cx3="http://schemas.microsoft.com/office/drawing/2016/5/9/chartex" xmlns:cx4="http://schemas.microsoft.com/office/drawing/2016/5/10/chartex" xmlns:cx5="http://schemas.microsoft.com/office/drawing/2016/5/11/chartex" xmlns:cx6="http://schemas.microsoft.com/office/drawing/2016/5/12/chartex" xmlns:cx7="http://schemas.microsoft.com/office/drawing/2016/5/13/chartex" xmlns:cx8="http://schemas.microsoft.com/office/drawing/2016/5/14/chartex" xmlns:mc="http://schemas.openxmlformats.org/markup-compatibility/2006" xmlns:aink="http://schemas.microsoft.com/office/drawing/2016/ink" xmlns:am3d="http://schemas.microsoft.com/office/drawing/2017/model3d" xmlns:o="urn:schemas-microsoft-com:office:office" xmlns:oel="http://schemas.microsoft.com/office/2019/extlst" xmlns:r="http://schemas.openxmlformats.org/officeDocument/2006/relationships" xmlns:m="http://schemas.openxmlformats.org/officeDocument/2006/math" xmlns:v="urn:schemas-microsoft-com:vml" xmlns:wp14="http://schemas.microsoft.com/office/word/2010/wordprocessingDrawing" xmlns:wp="http://schemas.openxmlformats.org/drawingml/2006/wordprocessingDrawing" xmlns:w10="urn:schemas-microsoft-com:office:word" xmlns:w="http://schemas.openxmlformats.org/wordprocessingml/2006/main" xmlns:w14="http://schemas.microsoft.com/office/word/2010/wordml" xmlns:w15="http://schemas.microsoft.com/office/word/2012/wordml" xmlns:w16cex="http://schemas.microsoft.com/office/word/2018/wordml/cex" xmlns:w16cid="http://schemas.microsoft.com/office/word/2016/wordml/cid" xmlns:w16="http://schemas.microsoft.com/office/word/2018/wordml" xmlns:w16du="http://schemas.microsoft.com/office/word/2023/wordml/word16du" xmlns:w16sdtdh="http://schemas.microsoft.com/office/word/2020/wordml/sdtdatahash" xmlns:w16sdtfl="http://schemas.microsoft.com/office/word/2024/wordml/sdtformatlock" xmlns:w16se="http://schemas.microsoft.com/office/word/2015/wordml/symex" xmlns:wpg="http://schemas.microsoft.com/office/word/2010/wordprocessingGroup" xmlns:wpi="http://schemas.microsoft.com/office/word/2010/wordprocessingInk" xmlns:wne="http://schemas.microsoft.com/office/word/2006/wordml" xmlns:wps="http://schemas.microsoft.com/office/word/2010/wordprocessingShape" mc:Ignorable="w14 w15 w16se w16cid w16 w16cex w16sdtdh w16sdtfl w16du wp14">
   <w:footnote w:type="separator" w:id="-1">
     <w:p>
       <w:pPr>
@@ -7597,7 +12083,7 @@
 </file>
 
 <file path=word/numbering.xml><?xml version="1.0" encoding="utf-8"?>
-<w:numbering xmlns:wpc="http://schemas.microsoft.com/office/word/2010/wordprocessingCanvas" xmlns:cx="http://schemas.microsoft.com/office/drawing/2014/chartex" xmlns:mc="http://schemas.openxmlformats.org/markup-compatibility/2006" xmlns:o="urn:schemas-microsoft-com:office:office" xmlns:r="http://schemas.openxmlformats.org/officeDocument/2006/relationships" xmlns:m="http://schemas.openxmlformats.org/officeDocument/2006/math" xmlns:v="urn:schemas-microsoft-com:vml" xmlns:wp14="http://schemas.microsoft.com/office/word/2010/wordprocessingDrawing" xmlns:wp="http://schemas.openxmlformats.org/drawingml/2006/wordprocessingDrawing" xmlns:w10="urn:schemas-microsoft-com:office:word" xmlns:w="http://schemas.openxmlformats.org/wordprocessingml/2006/main" xmlns:w14="http://schemas.microsoft.com/office/word/2010/wordml" xmlns:w15="http://schemas.microsoft.com/office/word/2012/wordml" xmlns:w16se="http://schemas.microsoft.com/office/word/2015/wordml/symex" xmlns:wpg="http://schemas.microsoft.com/office/word/2010/wordprocessingGroup" xmlns:wpi="http://schemas.microsoft.com/office/word/2010/wordprocessingInk" xmlns:wne="http://schemas.microsoft.com/office/word/2006/wordml" xmlns:wps="http://schemas.microsoft.com/office/word/2010/wordprocessingShape" mc:Ignorable="w14 w15 w16se wp14">
+<w:numbering xmlns:wpc="http://schemas.microsoft.com/office/word/2010/wordprocessingCanvas" xmlns:cx="http://schemas.microsoft.com/office/drawing/2014/chartex" xmlns:cx1="http://schemas.microsoft.com/office/drawing/2015/9/8/chartex" xmlns:cx2="http://schemas.microsoft.com/office/drawing/2015/10/21/chartex" xmlns:cx3="http://schemas.microsoft.com/office/drawing/2016/5/9/chartex" xmlns:cx4="http://schemas.microsoft.com/office/drawing/2016/5/10/chartex" xmlns:cx5="http://schemas.microsoft.com/office/drawing/2016/5/11/chartex" xmlns:cx6="http://schemas.microsoft.com/office/drawing/2016/5/12/chartex" xmlns:cx7="http://schemas.microsoft.com/office/drawing/2016/5/13/chartex" xmlns:cx8="http://schemas.microsoft.com/office/drawing/2016/5/14/chartex" xmlns:mc="http://schemas.openxmlformats.org/markup-compatibility/2006" xmlns:aink="http://schemas.microsoft.com/office/drawing/2016/ink" xmlns:am3d="http://schemas.microsoft.com/office/drawing/2017/model3d" xmlns:o="urn:schemas-microsoft-com:office:office" xmlns:oel="http://schemas.microsoft.com/office/2019/extlst" xmlns:r="http://schemas.openxmlformats.org/officeDocument/2006/relationships" xmlns:m="http://schemas.openxmlformats.org/officeDocument/2006/math" xmlns:v="urn:schemas-microsoft-com:vml" xmlns:wp14="http://schemas.microsoft.com/office/word/2010/wordprocessingDrawing" xmlns:wp="http://schemas.openxmlformats.org/drawingml/2006/wordprocessingDrawing" xmlns:w10="urn:schemas-microsoft-com:office:word" xmlns:w="http://schemas.openxmlformats.org/wordprocessingml/2006/main" xmlns:w14="http://schemas.microsoft.com/office/word/2010/wordml" xmlns:w15="http://schemas.microsoft.com/office/word/2012/wordml" xmlns:w16cex="http://schemas.microsoft.com/office/word/2018/wordml/cex" xmlns:w16cid="http://schemas.microsoft.com/office/word/2016/wordml/cid" xmlns:w16="http://schemas.microsoft.com/office/word/2018/wordml" xmlns:w16du="http://schemas.microsoft.com/office/word/2023/wordml/word16du" xmlns:w16sdtdh="http://schemas.microsoft.com/office/word/2020/wordml/sdtdatahash" xmlns:w16sdtfl="http://schemas.microsoft.com/office/word/2024/wordml/sdtformatlock" xmlns:w16se="http://schemas.microsoft.com/office/word/2015/wordml/symex" xmlns:wpg="http://schemas.microsoft.com/office/word/2010/wordprocessingGroup" xmlns:wpi="http://schemas.microsoft.com/office/word/2010/wordprocessingInk" xmlns:wne="http://schemas.microsoft.com/office/word/2006/wordml" xmlns:wps="http://schemas.microsoft.com/office/word/2010/wordprocessingShape" mc:Ignorable="w14 w15 w16se w16cid w16 w16cex w16sdtdh w16sdtfl w16du wp14">
   <w:abstractNum w:abstractNumId="0" w15:restartNumberingAfterBreak="0">
     <w:nsid w:val="06314042"/>
     <w:multiLevelType w:val="hybridMultilevel"/>
@@ -8164,6 +12650,119 @@
     </w:lvl>
   </w:abstractNum>
   <w:abstractNum w:abstractNumId="5" w15:restartNumberingAfterBreak="0">
+    <w:nsid w:val="12934296"/>
+    <w:multiLevelType w:val="hybridMultilevel"/>
+    <w:tmpl w:val="50041AD4"/>
+    <w:lvl w:ilvl="0" w:tplc="04090001">
+      <w:start w:val="1"/>
+      <w:numFmt w:val="bullet"/>
+      <w:lvlText w:val=""/>
+      <w:lvlJc w:val="left"/>
+      <w:pPr>
+        <w:ind w:left="720" w:hanging="360"/>
+      </w:pPr>
+      <w:rPr>
+        <w:rFonts w:ascii="Symbol" w:hAnsi="Symbol" w:hint="default"/>
+      </w:rPr>
+    </w:lvl>
+    <w:lvl w:ilvl="1" w:tplc="04090003" w:tentative="1">
+      <w:start w:val="1"/>
+      <w:numFmt w:val="bullet"/>
+      <w:lvlText w:val="o"/>
+      <w:lvlJc w:val="left"/>
+      <w:pPr>
+        <w:ind w:left="1440" w:hanging="360"/>
+      </w:pPr>
+      <w:rPr>
+        <w:rFonts w:ascii="Courier New" w:hAnsi="Courier New" w:cs="Courier New" w:hint="default"/>
+      </w:rPr>
+    </w:lvl>
+    <w:lvl w:ilvl="2" w:tplc="04090005" w:tentative="1">
+      <w:start w:val="1"/>
+      <w:numFmt w:val="bullet"/>
+      <w:lvlText w:val=""/>
+      <w:lvlJc w:val="left"/>
+      <w:pPr>
+        <w:ind w:left="2160" w:hanging="360"/>
+      </w:pPr>
+      <w:rPr>
+        <w:rFonts w:ascii="Wingdings" w:hAnsi="Wingdings" w:hint="default"/>
+      </w:rPr>
+    </w:lvl>
+    <w:lvl w:ilvl="3" w:tplc="04090001" w:tentative="1">
+      <w:start w:val="1"/>
+      <w:numFmt w:val="bullet"/>
+      <w:lvlText w:val=""/>
+      <w:lvlJc w:val="left"/>
+      <w:pPr>
+        <w:ind w:left="2880" w:hanging="360"/>
+      </w:pPr>
+      <w:rPr>
+        <w:rFonts w:ascii="Symbol" w:hAnsi="Symbol" w:hint="default"/>
+      </w:rPr>
+    </w:lvl>
+    <w:lvl w:ilvl="4" w:tplc="04090003" w:tentative="1">
+      <w:start w:val="1"/>
+      <w:numFmt w:val="bullet"/>
+      <w:lvlText w:val="o"/>
+      <w:lvlJc w:val="left"/>
+      <w:pPr>
+        <w:ind w:left="3600" w:hanging="360"/>
+      </w:pPr>
+      <w:rPr>
+        <w:rFonts w:ascii="Courier New" w:hAnsi="Courier New" w:cs="Courier New" w:hint="default"/>
+      </w:rPr>
+    </w:lvl>
+    <w:lvl w:ilvl="5" w:tplc="04090005" w:tentative="1">
+      <w:start w:val="1"/>
+      <w:numFmt w:val="bullet"/>
+      <w:lvlText w:val=""/>
+      <w:lvlJc w:val="left"/>
+      <w:pPr>
+        <w:ind w:left="4320" w:hanging="360"/>
+      </w:pPr>
+      <w:rPr>
+        <w:rFonts w:ascii="Wingdings" w:hAnsi="Wingdings" w:hint="default"/>
+      </w:rPr>
+    </w:lvl>
+    <w:lvl w:ilvl="6" w:tplc="04090001" w:tentative="1">
+      <w:start w:val="1"/>
+      <w:numFmt w:val="bullet"/>
+      <w:lvlText w:val=""/>
+      <w:lvlJc w:val="left"/>
+      <w:pPr>
+        <w:ind w:left="5040" w:hanging="360"/>
+      </w:pPr>
+      <w:rPr>
+        <w:rFonts w:ascii="Symbol" w:hAnsi="Symbol" w:hint="default"/>
+      </w:rPr>
+    </w:lvl>
+    <w:lvl w:ilvl="7" w:tplc="04090003" w:tentative="1">
+      <w:start w:val="1"/>
+      <w:numFmt w:val="bullet"/>
+      <w:lvlText w:val="o"/>
+      <w:lvlJc w:val="left"/>
+      <w:pPr>
+        <w:ind w:left="5760" w:hanging="360"/>
+      </w:pPr>
+      <w:rPr>
+        <w:rFonts w:ascii="Courier New" w:hAnsi="Courier New" w:cs="Courier New" w:hint="default"/>
+      </w:rPr>
+    </w:lvl>
+    <w:lvl w:ilvl="8" w:tplc="04090005" w:tentative="1">
+      <w:start w:val="1"/>
+      <w:numFmt w:val="bullet"/>
+      <w:lvlText w:val=""/>
+      <w:lvlJc w:val="left"/>
+      <w:pPr>
+        <w:ind w:left="6480" w:hanging="360"/>
+      </w:pPr>
+      <w:rPr>
+        <w:rFonts w:ascii="Wingdings" w:hAnsi="Wingdings" w:hint="default"/>
+      </w:rPr>
+    </w:lvl>
+  </w:abstractNum>
+  <w:abstractNum w:abstractNumId="6" w15:restartNumberingAfterBreak="0">
     <w:nsid w:val="13EE4DE2"/>
     <w:multiLevelType w:val="hybridMultilevel"/>
     <w:tmpl w:val="580410F6"/>
@@ -8276,7 +12875,7 @@
       </w:rPr>
     </w:lvl>
   </w:abstractNum>
-  <w:abstractNum w:abstractNumId="6" w15:restartNumberingAfterBreak="0">
+  <w:abstractNum w:abstractNumId="7" w15:restartNumberingAfterBreak="0">
     <w:nsid w:val="2DCA4DA0"/>
     <w:multiLevelType w:val="hybridMultilevel"/>
     <w:tmpl w:val="2B0CED98"/>
@@ -8389,7 +12988,7 @@
       </w:rPr>
     </w:lvl>
   </w:abstractNum>
-  <w:abstractNum w:abstractNumId="7" w15:restartNumberingAfterBreak="0">
+  <w:abstractNum w:abstractNumId="8" w15:restartNumberingAfterBreak="0">
     <w:nsid w:val="2DF1428A"/>
     <w:multiLevelType w:val="hybridMultilevel"/>
     <w:tmpl w:val="B5BC5F14"/>
@@ -8502,7 +13101,7 @@
       </w:rPr>
     </w:lvl>
   </w:abstractNum>
-  <w:abstractNum w:abstractNumId="8" w15:restartNumberingAfterBreak="0">
+  <w:abstractNum w:abstractNumId="9" w15:restartNumberingAfterBreak="0">
     <w:nsid w:val="38D75A12"/>
     <w:multiLevelType w:val="hybridMultilevel"/>
     <w:tmpl w:val="5B3C8CCA"/>
@@ -8615,7 +13214,7 @@
       </w:rPr>
     </w:lvl>
   </w:abstractNum>
-  <w:abstractNum w:abstractNumId="9" w15:restartNumberingAfterBreak="0">
+  <w:abstractNum w:abstractNumId="10" w15:restartNumberingAfterBreak="0">
     <w:nsid w:val="38DA4692"/>
     <w:multiLevelType w:val="hybridMultilevel"/>
     <w:tmpl w:val="23B40334"/>
@@ -8728,7 +13327,7 @@
       </w:rPr>
     </w:lvl>
   </w:abstractNum>
-  <w:abstractNum w:abstractNumId="10" w15:restartNumberingAfterBreak="0">
+  <w:abstractNum w:abstractNumId="11" w15:restartNumberingAfterBreak="0">
     <w:nsid w:val="3BEF721B"/>
     <w:multiLevelType w:val="hybridMultilevel"/>
     <w:tmpl w:val="A58A40E4"/>
@@ -8841,7 +13440,7 @@
       </w:rPr>
     </w:lvl>
   </w:abstractNum>
-  <w:abstractNum w:abstractNumId="11" w15:restartNumberingAfterBreak="0">
+  <w:abstractNum w:abstractNumId="12" w15:restartNumberingAfterBreak="0">
     <w:nsid w:val="421B55F0"/>
     <w:multiLevelType w:val="hybridMultilevel"/>
     <w:tmpl w:val="44362C48"/>
@@ -8954,7 +13553,7 @@
       </w:rPr>
     </w:lvl>
   </w:abstractNum>
-  <w:abstractNum w:abstractNumId="12" w15:restartNumberingAfterBreak="0">
+  <w:abstractNum w:abstractNumId="13" w15:restartNumberingAfterBreak="0">
     <w:nsid w:val="4721745F"/>
     <w:multiLevelType w:val="hybridMultilevel"/>
     <w:tmpl w:val="746A7816"/>
@@ -9067,7 +13666,233 @@
       </w:rPr>
     </w:lvl>
   </w:abstractNum>
-  <w:abstractNum w:abstractNumId="13" w15:restartNumberingAfterBreak="0">
+  <w:abstractNum w:abstractNumId="14" w15:restartNumberingAfterBreak="0">
+    <w:nsid w:val="472F2184"/>
+    <w:multiLevelType w:val="hybridMultilevel"/>
+    <w:tmpl w:val="03EEFDB0"/>
+    <w:lvl w:ilvl="0" w:tplc="04090001">
+      <w:start w:val="1"/>
+      <w:numFmt w:val="bullet"/>
+      <w:lvlText w:val=""/>
+      <w:lvlJc w:val="left"/>
+      <w:pPr>
+        <w:ind w:left="720" w:hanging="360"/>
+      </w:pPr>
+      <w:rPr>
+        <w:rFonts w:ascii="Symbol" w:hAnsi="Symbol" w:hint="default"/>
+      </w:rPr>
+    </w:lvl>
+    <w:lvl w:ilvl="1" w:tplc="04090003" w:tentative="1">
+      <w:start w:val="1"/>
+      <w:numFmt w:val="bullet"/>
+      <w:lvlText w:val="o"/>
+      <w:lvlJc w:val="left"/>
+      <w:pPr>
+        <w:ind w:left="1440" w:hanging="360"/>
+      </w:pPr>
+      <w:rPr>
+        <w:rFonts w:ascii="Courier New" w:hAnsi="Courier New" w:cs="Courier New" w:hint="default"/>
+      </w:rPr>
+    </w:lvl>
+    <w:lvl w:ilvl="2" w:tplc="04090005" w:tentative="1">
+      <w:start w:val="1"/>
+      <w:numFmt w:val="bullet"/>
+      <w:lvlText w:val=""/>
+      <w:lvlJc w:val="left"/>
+      <w:pPr>
+        <w:ind w:left="2160" w:hanging="360"/>
+      </w:pPr>
+      <w:rPr>
+        <w:rFonts w:ascii="Wingdings" w:hAnsi="Wingdings" w:hint="default"/>
+      </w:rPr>
+    </w:lvl>
+    <w:lvl w:ilvl="3" w:tplc="04090001" w:tentative="1">
+      <w:start w:val="1"/>
+      <w:numFmt w:val="bullet"/>
+      <w:lvlText w:val=""/>
+      <w:lvlJc w:val="left"/>
+      <w:pPr>
+        <w:ind w:left="2880" w:hanging="360"/>
+      </w:pPr>
+      <w:rPr>
+        <w:rFonts w:ascii="Symbol" w:hAnsi="Symbol" w:hint="default"/>
+      </w:rPr>
+    </w:lvl>
+    <w:lvl w:ilvl="4" w:tplc="04090003" w:tentative="1">
+      <w:start w:val="1"/>
+      <w:numFmt w:val="bullet"/>
+      <w:lvlText w:val="o"/>
+      <w:lvlJc w:val="left"/>
+      <w:pPr>
+        <w:ind w:left="3600" w:hanging="360"/>
+      </w:pPr>
+      <w:rPr>
+        <w:rFonts w:ascii="Courier New" w:hAnsi="Courier New" w:cs="Courier New" w:hint="default"/>
+      </w:rPr>
+    </w:lvl>
+    <w:lvl w:ilvl="5" w:tplc="04090005" w:tentative="1">
+      <w:start w:val="1"/>
+      <w:numFmt w:val="bullet"/>
+      <w:lvlText w:val=""/>
+      <w:lvlJc w:val="left"/>
+      <w:pPr>
+        <w:ind w:left="4320" w:hanging="360"/>
+      </w:pPr>
+      <w:rPr>
+        <w:rFonts w:ascii="Wingdings" w:hAnsi="Wingdings" w:hint="default"/>
+      </w:rPr>
+    </w:lvl>
+    <w:lvl w:ilvl="6" w:tplc="04090001" w:tentative="1">
+      <w:start w:val="1"/>
+      <w:numFmt w:val="bullet"/>
+      <w:lvlText w:val=""/>
+      <w:lvlJc w:val="left"/>
+      <w:pPr>
+        <w:ind w:left="5040" w:hanging="360"/>
+      </w:pPr>
+      <w:rPr>
+        <w:rFonts w:ascii="Symbol" w:hAnsi="Symbol" w:hint="default"/>
+      </w:rPr>
+    </w:lvl>
+    <w:lvl w:ilvl="7" w:tplc="04090003" w:tentative="1">
+      <w:start w:val="1"/>
+      <w:numFmt w:val="bullet"/>
+      <w:lvlText w:val="o"/>
+      <w:lvlJc w:val="left"/>
+      <w:pPr>
+        <w:ind w:left="5760" w:hanging="360"/>
+      </w:pPr>
+      <w:rPr>
+        <w:rFonts w:ascii="Courier New" w:hAnsi="Courier New" w:cs="Courier New" w:hint="default"/>
+      </w:rPr>
+    </w:lvl>
+    <w:lvl w:ilvl="8" w:tplc="04090005" w:tentative="1">
+      <w:start w:val="1"/>
+      <w:numFmt w:val="bullet"/>
+      <w:lvlText w:val=""/>
+      <w:lvlJc w:val="left"/>
+      <w:pPr>
+        <w:ind w:left="6480" w:hanging="360"/>
+      </w:pPr>
+      <w:rPr>
+        <w:rFonts w:ascii="Wingdings" w:hAnsi="Wingdings" w:hint="default"/>
+      </w:rPr>
+    </w:lvl>
+  </w:abstractNum>
+  <w:abstractNum w:abstractNumId="15" w15:restartNumberingAfterBreak="0">
+    <w:nsid w:val="4AEC7550"/>
+    <w:multiLevelType w:val="hybridMultilevel"/>
+    <w:tmpl w:val="7FAA33A4"/>
+    <w:lvl w:ilvl="0" w:tplc="04090001">
+      <w:start w:val="1"/>
+      <w:numFmt w:val="bullet"/>
+      <w:lvlText w:val=""/>
+      <w:lvlJc w:val="left"/>
+      <w:pPr>
+        <w:ind w:left="720" w:hanging="360"/>
+      </w:pPr>
+      <w:rPr>
+        <w:rFonts w:ascii="Symbol" w:hAnsi="Symbol" w:hint="default"/>
+      </w:rPr>
+    </w:lvl>
+    <w:lvl w:ilvl="1" w:tplc="04090003" w:tentative="1">
+      <w:start w:val="1"/>
+      <w:numFmt w:val="bullet"/>
+      <w:lvlText w:val="o"/>
+      <w:lvlJc w:val="left"/>
+      <w:pPr>
+        <w:ind w:left="1440" w:hanging="360"/>
+      </w:pPr>
+      <w:rPr>
+        <w:rFonts w:ascii="Courier New" w:hAnsi="Courier New" w:cs="Courier New" w:hint="default"/>
+      </w:rPr>
+    </w:lvl>
+    <w:lvl w:ilvl="2" w:tplc="04090005" w:tentative="1">
+      <w:start w:val="1"/>
+      <w:numFmt w:val="bullet"/>
+      <w:lvlText w:val=""/>
+      <w:lvlJc w:val="left"/>
+      <w:pPr>
+        <w:ind w:left="2160" w:hanging="360"/>
+      </w:pPr>
+      <w:rPr>
+        <w:rFonts w:ascii="Wingdings" w:hAnsi="Wingdings" w:hint="default"/>
+      </w:rPr>
+    </w:lvl>
+    <w:lvl w:ilvl="3" w:tplc="04090001" w:tentative="1">
+      <w:start w:val="1"/>
+      <w:numFmt w:val="bullet"/>
+      <w:lvlText w:val=""/>
+      <w:lvlJc w:val="left"/>
+      <w:pPr>
+        <w:ind w:left="2880" w:hanging="360"/>
+      </w:pPr>
+      <w:rPr>
+        <w:rFonts w:ascii="Symbol" w:hAnsi="Symbol" w:hint="default"/>
+      </w:rPr>
+    </w:lvl>
+    <w:lvl w:ilvl="4" w:tplc="04090003" w:tentative="1">
+      <w:start w:val="1"/>
+      <w:numFmt w:val="bullet"/>
+      <w:lvlText w:val="o"/>
+      <w:lvlJc w:val="left"/>
+      <w:pPr>
+        <w:ind w:left="3600" w:hanging="360"/>
+      </w:pPr>
+      <w:rPr>
+        <w:rFonts w:ascii="Courier New" w:hAnsi="Courier New" w:cs="Courier New" w:hint="default"/>
+      </w:rPr>
+    </w:lvl>
+    <w:lvl w:ilvl="5" w:tplc="04090005" w:tentative="1">
+      <w:start w:val="1"/>
+      <w:numFmt w:val="bullet"/>
+      <w:lvlText w:val=""/>
+      <w:lvlJc w:val="left"/>
+      <w:pPr>
+        <w:ind w:left="4320" w:hanging="360"/>
+      </w:pPr>
+      <w:rPr>
+        <w:rFonts w:ascii="Wingdings" w:hAnsi="Wingdings" w:hint="default"/>
+      </w:rPr>
+    </w:lvl>
+    <w:lvl w:ilvl="6" w:tplc="04090001" w:tentative="1">
+      <w:start w:val="1"/>
+      <w:numFmt w:val="bullet"/>
+      <w:lvlText w:val=""/>
+      <w:lvlJc w:val="left"/>
+      <w:pPr>
+        <w:ind w:left="5040" w:hanging="360"/>
+      </w:pPr>
+      <w:rPr>
+        <w:rFonts w:ascii="Symbol" w:hAnsi="Symbol" w:hint="default"/>
+      </w:rPr>
+    </w:lvl>
+    <w:lvl w:ilvl="7" w:tplc="04090003" w:tentative="1">
+      <w:start w:val="1"/>
+      <w:numFmt w:val="bullet"/>
+      <w:lvlText w:val="o"/>
+      <w:lvlJc w:val="left"/>
+      <w:pPr>
+        <w:ind w:left="5760" w:hanging="360"/>
+      </w:pPr>
+      <w:rPr>
+        <w:rFonts w:ascii="Courier New" w:hAnsi="Courier New" w:cs="Courier New" w:hint="default"/>
+      </w:rPr>
+    </w:lvl>
+    <w:lvl w:ilvl="8" w:tplc="04090005" w:tentative="1">
+      <w:start w:val="1"/>
+      <w:numFmt w:val="bullet"/>
+      <w:lvlText w:val=""/>
+      <w:lvlJc w:val="left"/>
+      <w:pPr>
+        <w:ind w:left="6480" w:hanging="360"/>
+      </w:pPr>
+      <w:rPr>
+        <w:rFonts w:ascii="Wingdings" w:hAnsi="Wingdings" w:hint="default"/>
+      </w:rPr>
+    </w:lvl>
+  </w:abstractNum>
+  <w:abstractNum w:abstractNumId="16" w15:restartNumberingAfterBreak="0">
     <w:nsid w:val="54515D9C"/>
     <w:multiLevelType w:val="hybridMultilevel"/>
     <w:tmpl w:val="0360D938"/>
@@ -9180,7 +14005,120 @@
       </w:rPr>
     </w:lvl>
   </w:abstractNum>
-  <w:abstractNum w:abstractNumId="14" w15:restartNumberingAfterBreak="0">
+  <w:abstractNum w:abstractNumId="17" w15:restartNumberingAfterBreak="0">
+    <w:nsid w:val="55D043F9"/>
+    <w:multiLevelType w:val="hybridMultilevel"/>
+    <w:tmpl w:val="CA3E5234"/>
+    <w:lvl w:ilvl="0" w:tplc="04090001">
+      <w:start w:val="1"/>
+      <w:numFmt w:val="bullet"/>
+      <w:lvlText w:val=""/>
+      <w:lvlJc w:val="left"/>
+      <w:pPr>
+        <w:ind w:left="720" w:hanging="360"/>
+      </w:pPr>
+      <w:rPr>
+        <w:rFonts w:ascii="Symbol" w:hAnsi="Symbol" w:hint="default"/>
+      </w:rPr>
+    </w:lvl>
+    <w:lvl w:ilvl="1" w:tplc="04090003" w:tentative="1">
+      <w:start w:val="1"/>
+      <w:numFmt w:val="bullet"/>
+      <w:lvlText w:val="o"/>
+      <w:lvlJc w:val="left"/>
+      <w:pPr>
+        <w:ind w:left="1440" w:hanging="360"/>
+      </w:pPr>
+      <w:rPr>
+        <w:rFonts w:ascii="Courier New" w:hAnsi="Courier New" w:cs="Courier New" w:hint="default"/>
+      </w:rPr>
+    </w:lvl>
+    <w:lvl w:ilvl="2" w:tplc="04090005" w:tentative="1">
+      <w:start w:val="1"/>
+      <w:numFmt w:val="bullet"/>
+      <w:lvlText w:val=""/>
+      <w:lvlJc w:val="left"/>
+      <w:pPr>
+        <w:ind w:left="2160" w:hanging="360"/>
+      </w:pPr>
+      <w:rPr>
+        <w:rFonts w:ascii="Wingdings" w:hAnsi="Wingdings" w:hint="default"/>
+      </w:rPr>
+    </w:lvl>
+    <w:lvl w:ilvl="3" w:tplc="04090001" w:tentative="1">
+      <w:start w:val="1"/>
+      <w:numFmt w:val="bullet"/>
+      <w:lvlText w:val=""/>
+      <w:lvlJc w:val="left"/>
+      <w:pPr>
+        <w:ind w:left="2880" w:hanging="360"/>
+      </w:pPr>
+      <w:rPr>
+        <w:rFonts w:ascii="Symbol" w:hAnsi="Symbol" w:hint="default"/>
+      </w:rPr>
+    </w:lvl>
+    <w:lvl w:ilvl="4" w:tplc="04090003" w:tentative="1">
+      <w:start w:val="1"/>
+      <w:numFmt w:val="bullet"/>
+      <w:lvlText w:val="o"/>
+      <w:lvlJc w:val="left"/>
+      <w:pPr>
+        <w:ind w:left="3600" w:hanging="360"/>
+      </w:pPr>
+      <w:rPr>
+        <w:rFonts w:ascii="Courier New" w:hAnsi="Courier New" w:cs="Courier New" w:hint="default"/>
+      </w:rPr>
+    </w:lvl>
+    <w:lvl w:ilvl="5" w:tplc="04090005" w:tentative="1">
+      <w:start w:val="1"/>
+      <w:numFmt w:val="bullet"/>
+      <w:lvlText w:val=""/>
+      <w:lvlJc w:val="left"/>
+      <w:pPr>
+        <w:ind w:left="4320" w:hanging="360"/>
+      </w:pPr>
+      <w:rPr>
+        <w:rFonts w:ascii="Wingdings" w:hAnsi="Wingdings" w:hint="default"/>
+      </w:rPr>
+    </w:lvl>
+    <w:lvl w:ilvl="6" w:tplc="04090001" w:tentative="1">
+      <w:start w:val="1"/>
+      <w:numFmt w:val="bullet"/>
+      <w:lvlText w:val=""/>
+      <w:lvlJc w:val="left"/>
+      <w:pPr>
+        <w:ind w:left="5040" w:hanging="360"/>
+      </w:pPr>
+      <w:rPr>
+        <w:rFonts w:ascii="Symbol" w:hAnsi="Symbol" w:hint="default"/>
+      </w:rPr>
+    </w:lvl>
+    <w:lvl w:ilvl="7" w:tplc="04090003" w:tentative="1">
+      <w:start w:val="1"/>
+      <w:numFmt w:val="bullet"/>
+      <w:lvlText w:val="o"/>
+      <w:lvlJc w:val="left"/>
+      <w:pPr>
+        <w:ind w:left="5760" w:hanging="360"/>
+      </w:pPr>
+      <w:rPr>
+        <w:rFonts w:ascii="Courier New" w:hAnsi="Courier New" w:cs="Courier New" w:hint="default"/>
+      </w:rPr>
+    </w:lvl>
+    <w:lvl w:ilvl="8" w:tplc="04090005" w:tentative="1">
+      <w:start w:val="1"/>
+      <w:numFmt w:val="bullet"/>
+      <w:lvlText w:val=""/>
+      <w:lvlJc w:val="left"/>
+      <w:pPr>
+        <w:ind w:left="6480" w:hanging="360"/>
+      </w:pPr>
+      <w:rPr>
+        <w:rFonts w:ascii="Wingdings" w:hAnsi="Wingdings" w:hint="default"/>
+      </w:rPr>
+    </w:lvl>
+  </w:abstractNum>
+  <w:abstractNum w:abstractNumId="18" w15:restartNumberingAfterBreak="0">
     <w:nsid w:val="78911566"/>
     <w:multiLevelType w:val="hybridMultilevel"/>
     <w:tmpl w:val="2FE60820"/>
@@ -9293,7 +14231,7 @@
       </w:rPr>
     </w:lvl>
   </w:abstractNum>
-  <w:abstractNum w:abstractNumId="15" w15:restartNumberingAfterBreak="0">
+  <w:abstractNum w:abstractNumId="19" w15:restartNumberingAfterBreak="0">
     <w:nsid w:val="78C273A1"/>
     <w:multiLevelType w:val="hybridMultilevel"/>
     <w:tmpl w:val="D5DCD97A"/>
@@ -9382,7 +14320,7 @@
       </w:pPr>
     </w:lvl>
   </w:abstractNum>
-  <w:abstractNum w:abstractNumId="16" w15:restartNumberingAfterBreak="0">
+  <w:abstractNum w:abstractNumId="20" w15:restartNumberingAfterBreak="0">
     <w:nsid w:val="7975475D"/>
     <w:multiLevelType w:val="hybridMultilevel"/>
     <w:tmpl w:val="0B1476BA"/>
@@ -9495,62 +14433,74 @@
       </w:rPr>
     </w:lvl>
   </w:abstractNum>
-  <w:num w:numId="1">
+  <w:num w:numId="1" w16cid:durableId="407922998">
     <w:abstractNumId w:val="3"/>
   </w:num>
-  <w:num w:numId="2">
+  <w:num w:numId="2" w16cid:durableId="500046947">
+    <w:abstractNumId w:val="18"/>
+  </w:num>
+  <w:num w:numId="3" w16cid:durableId="954599155">
+    <w:abstractNumId w:val="1"/>
+  </w:num>
+  <w:num w:numId="4" w16cid:durableId="1716470037">
+    <w:abstractNumId w:val="16"/>
+  </w:num>
+  <w:num w:numId="5" w16cid:durableId="1060517484">
+    <w:abstractNumId w:val="10"/>
+  </w:num>
+  <w:num w:numId="6" w16cid:durableId="904611307">
+    <w:abstractNumId w:val="12"/>
+  </w:num>
+  <w:num w:numId="7" w16cid:durableId="141697755">
+    <w:abstractNumId w:val="19"/>
+  </w:num>
+  <w:num w:numId="8" w16cid:durableId="484320107">
+    <w:abstractNumId w:val="2"/>
+  </w:num>
+  <w:num w:numId="9" w16cid:durableId="1531380674">
+    <w:abstractNumId w:val="4"/>
+  </w:num>
+  <w:num w:numId="10" w16cid:durableId="1213079168">
+    <w:abstractNumId w:val="0"/>
+  </w:num>
+  <w:num w:numId="11" w16cid:durableId="669940940">
+    <w:abstractNumId w:val="8"/>
+  </w:num>
+  <w:num w:numId="12" w16cid:durableId="1885367701">
+    <w:abstractNumId w:val="13"/>
+  </w:num>
+  <w:num w:numId="13" w16cid:durableId="521019245">
+    <w:abstractNumId w:val="20"/>
+  </w:num>
+  <w:num w:numId="14" w16cid:durableId="369306638">
+    <w:abstractNumId w:val="7"/>
+  </w:num>
+  <w:num w:numId="15" w16cid:durableId="1786075030">
+    <w:abstractNumId w:val="9"/>
+  </w:num>
+  <w:num w:numId="16" w16cid:durableId="843782825">
+    <w:abstractNumId w:val="11"/>
+  </w:num>
+  <w:num w:numId="17" w16cid:durableId="321471330">
+    <w:abstractNumId w:val="6"/>
+  </w:num>
+  <w:num w:numId="18" w16cid:durableId="1418987278">
     <w:abstractNumId w:val="14"/>
   </w:num>
-  <w:num w:numId="3">
-    <w:abstractNumId w:val="1"/>
+  <w:num w:numId="19" w16cid:durableId="1483041027">
+    <w:abstractNumId w:val="17"/>
   </w:num>
-  <w:num w:numId="4">
-    <w:abstractNumId w:val="13"/>
-  </w:num>
-  <w:num w:numId="5">
-    <w:abstractNumId w:val="9"/>
-  </w:num>
-  <w:num w:numId="6">
-    <w:abstractNumId w:val="11"/>
-  </w:num>
-  <w:num w:numId="7">
+  <w:num w:numId="20" w16cid:durableId="1917205939">
     <w:abstractNumId w:val="15"/>
   </w:num>
-  <w:num w:numId="8">
-    <w:abstractNumId w:val="2"/>
-  </w:num>
-  <w:num w:numId="9">
-    <w:abstractNumId w:val="4"/>
-  </w:num>
-  <w:num w:numId="10">
-    <w:abstractNumId w:val="0"/>
-  </w:num>
-  <w:num w:numId="11">
-    <w:abstractNumId w:val="7"/>
-  </w:num>
-  <w:num w:numId="12">
-    <w:abstractNumId w:val="12"/>
-  </w:num>
-  <w:num w:numId="13">
-    <w:abstractNumId w:val="16"/>
-  </w:num>
-  <w:num w:numId="14">
-    <w:abstractNumId w:val="6"/>
-  </w:num>
-  <w:num w:numId="15">
-    <w:abstractNumId w:val="8"/>
-  </w:num>
-  <w:num w:numId="16">
-    <w:abstractNumId w:val="10"/>
-  </w:num>
-  <w:num w:numId="17">
+  <w:num w:numId="21" w16cid:durableId="597180717">
     <w:abstractNumId w:val="5"/>
   </w:num>
 </w:numbering>
 </file>
 
 <file path=word/styles.xml><?xml version="1.0" encoding="utf-8"?>
-<w:styles xmlns:mc="http://schemas.openxmlformats.org/markup-compatibility/2006" xmlns:r="http://schemas.openxmlformats.org/officeDocument/2006/relationships" xmlns:w="http://schemas.openxmlformats.org/wordprocessingml/2006/main" xmlns:w14="http://schemas.microsoft.com/office/word/2010/wordml" xmlns:w15="http://schemas.microsoft.com/office/word/2012/wordml" xmlns:w16se="http://schemas.microsoft.com/office/word/2015/wordml/symex" mc:Ignorable="w14 w15 w16se">
+<w:styles xmlns:mc="http://schemas.openxmlformats.org/markup-compatibility/2006" xmlns:r="http://schemas.openxmlformats.org/officeDocument/2006/relationships" xmlns:w="http://schemas.openxmlformats.org/wordprocessingml/2006/main" xmlns:w14="http://schemas.microsoft.com/office/word/2010/wordml" xmlns:w15="http://schemas.microsoft.com/office/word/2012/wordml" xmlns:w16cex="http://schemas.microsoft.com/office/word/2018/wordml/cex" xmlns:w16cid="http://schemas.microsoft.com/office/word/2016/wordml/cid" xmlns:w16="http://schemas.microsoft.com/office/word/2018/wordml" xmlns:w16du="http://schemas.microsoft.com/office/word/2023/wordml/word16du" xmlns:w16sdtdh="http://schemas.microsoft.com/office/word/2020/wordml/sdtdatahash" xmlns:w16sdtfl="http://schemas.microsoft.com/office/word/2024/wordml/sdtformatlock" xmlns:w16se="http://schemas.microsoft.com/office/word/2015/wordml/symex" mc:Ignorable="w14 w15 w16se w16cid w16 w16cex w16sdtdh w16sdtfl w16du">
   <w:docDefaults>
     <w:rPrDefault>
       <w:rPr>
@@ -9568,7 +14518,7 @@
       </w:pPr>
     </w:pPrDefault>
   </w:docDefaults>
-  <w:latentStyles w:defLockedState="0" w:defUIPriority="99" w:defSemiHidden="0" w:defUnhideWhenUsed="0" w:defQFormat="0" w:count="371">
+  <w:latentStyles w:defLockedState="0" w:defUIPriority="99" w:defSemiHidden="0" w:defUnhideWhenUsed="0" w:defQFormat="0" w:count="376">
     <w:lsdException w:name="Normal" w:uiPriority="0" w:qFormat="1"/>
     <w:lsdException w:name="heading 1" w:uiPriority="9" w:qFormat="1"/>
     <w:lsdException w:name="heading 2" w:semiHidden="1" w:uiPriority="9" w:unhideWhenUsed="1" w:qFormat="1"/>
@@ -9940,6 +14890,11 @@
     <w:lsdException w:name="List Table 5 Dark Accent 6" w:uiPriority="50"/>
     <w:lsdException w:name="List Table 6 Colorful Accent 6" w:uiPriority="51"/>
     <w:lsdException w:name="List Table 7 Colorful Accent 6" w:uiPriority="52"/>
+    <w:lsdException w:name="Mention" w:semiHidden="1" w:unhideWhenUsed="1"/>
+    <w:lsdException w:name="Smart Hyperlink" w:semiHidden="1" w:unhideWhenUsed="1"/>
+    <w:lsdException w:name="Hashtag" w:semiHidden="1" w:unhideWhenUsed="1"/>
+    <w:lsdException w:name="Unresolved Mention" w:semiHidden="1" w:unhideWhenUsed="1"/>
+    <w:lsdException w:name="Smart Link" w:semiHidden="1" w:unhideWhenUsed="1"/>
   </w:latentStyles>
   <w:style w:type="paragraph" w:default="1" w:styleId="Normal">
     <w:name w:val="Normal"/>
@@ -10847,4 +15802,16 @@
     </a:ext>
   </a:extLst>
 </a:theme>
+</file>
+
+<file path=customXml/item1.xml><?xml version="1.0" encoding="utf-8"?>
+<b:Sources xmlns:b="http://schemas.openxmlformats.org/officeDocument/2006/bibliography" xmlns="http://schemas.openxmlformats.org/officeDocument/2006/bibliography" SelectedStyle="\APASixthEditionOfficeOnline.xsl" StyleName="APA" Version="6"/>
+</file>
+
+<file path=customXml/itemProps1.xml><?xml version="1.0" encoding="utf-8"?>
+<ds:datastoreItem xmlns:ds="http://schemas.openxmlformats.org/officeDocument/2006/customXml" ds:itemID="{E11573CC-41A2-4536-8C38-27E19A5F6661}">
+  <ds:schemaRefs>
+    <ds:schemaRef ds:uri="http://schemas.openxmlformats.org/officeDocument/2006/bibliography"/>
+  </ds:schemaRefs>
+</ds:datastoreItem>
 </file>
--- a/docs/smart pantry task 2 assignment 1.docx
+++ b/docs/smart pantry task 2 assignment 1.docx
@@ -2456,7 +2456,16 @@
           <w:bCs/>
           <w:sz w:val="24"/>
         </w:rPr>
-        <w:t>- Smart Food Waste Reduction App</w:t>
+        <w:t xml:space="preserve"> -</w:t>
+      </w:r>
+      <w:r>
+        <w:rPr>
+          <w:rFonts w:ascii="Times New Roman" w:hAnsi="Times New Roman"/>
+          <w:b/>
+          <w:bCs/>
+          <w:sz w:val="24"/>
+        </w:rPr>
+        <w:t xml:space="preserve"> Smart Food Waste Reduction App</w:t>
       </w:r>
     </w:p>
     <w:p>
@@ -2721,9 +2730,10 @@
               <w:tab w:val="right" w:leader="dot" w:pos="9016"/>
             </w:tabs>
             <w:rPr>
-              <w:rFonts w:ascii="Times New Roman" w:eastAsiaTheme="minorEastAsia" w:hAnsi="Times New Roman" w:cs="Times New Roman"/>
+              <w:rFonts w:eastAsiaTheme="minorEastAsia" w:cstheme="minorBidi"/>
               <w:noProof/>
               <w:sz w:val="24"/>
+              <w:szCs w:val="30"/>
             </w:rPr>
           </w:pPr>
           <w:r>
@@ -2747,75 +2757,60 @@
             </w:rPr>
             <w:fldChar w:fldCharType="separate"/>
           </w:r>
-          <w:hyperlink w:anchor="_Toc233329758" w:history="1">
+          <w:hyperlink w:anchor="_Toc233375442" w:history="1">
             <w:r>
               <w:rPr>
                 <w:rStyle w:val="Hyperlink"/>
-                <w:rFonts w:ascii="Times New Roman" w:hAnsi="Times New Roman" w:cs="Times New Roman"/>
+                <w:rFonts w:ascii="Times New Roman" w:hAnsi="Times New Roman"/>
                 <w:noProof/>
-                <w:sz w:val="24"/>
               </w:rPr>
               <w:t>Requirement Specification Document</w:t>
             </w:r>
             <w:r>
               <w:rPr>
-                <w:rFonts w:ascii="Times New Roman" w:hAnsi="Times New Roman" w:cs="Times New Roman"/>
                 <w:noProof/>
                 <w:webHidden/>
-                <w:sz w:val="24"/>
               </w:rPr>
               <w:tab/>
             </w:r>
             <w:r>
               <w:rPr>
-                <w:rFonts w:ascii="Times New Roman" w:hAnsi="Times New Roman" w:cs="Times New Roman"/>
+                <w:rStyle w:val="Hyperlink"/>
+                <w:noProof/>
+              </w:rPr>
+              <w:fldChar w:fldCharType="begin"/>
+            </w:r>
+            <w:r>
+              <w:rPr>
                 <w:noProof/>
                 <w:webHidden/>
-                <w:sz w:val="24"/>
-              </w:rPr>
-              <w:fldChar w:fldCharType="begin"/>
-            </w:r>
-            <w:r>
-              <w:rPr>
-                <w:rFonts w:ascii="Times New Roman" w:hAnsi="Times New Roman" w:cs="Times New Roman"/>
+              </w:rPr>
+              <w:instrText xml:space="preserve"> PAGEREF _Toc233375442 \h </w:instrText>
+            </w:r>
+            <w:r>
+              <w:rPr>
+                <w:rStyle w:val="Hyperlink"/>
+                <w:noProof/>
+              </w:rPr>
+            </w:r>
+            <w:r>
+              <w:rPr>
+                <w:rStyle w:val="Hyperlink"/>
+                <w:noProof/>
+              </w:rPr>
+              <w:fldChar w:fldCharType="separate"/>
+            </w:r>
+            <w:r>
+              <w:rPr>
                 <w:noProof/>
                 <w:webHidden/>
-                <w:sz w:val="24"/>
-              </w:rPr>
-              <w:instrText xml:space="preserve"> PAGEREF _Toc233329758 \h </w:instrText>
-            </w:r>
-            <w:r>
-              <w:rPr>
-                <w:rFonts w:ascii="Times New Roman" w:hAnsi="Times New Roman" w:cs="Times New Roman"/>
+              </w:rPr>
+              <w:t>1</w:t>
+            </w:r>
+            <w:r>
+              <w:rPr>
+                <w:rStyle w:val="Hyperlink"/>
                 <w:noProof/>
-                <w:webHidden/>
-                <w:sz w:val="24"/>
-              </w:rPr>
-            </w:r>
-            <w:r>
-              <w:rPr>
-                <w:rFonts w:ascii="Times New Roman" w:hAnsi="Times New Roman" w:cs="Times New Roman"/>
-                <w:noProof/>
-                <w:webHidden/>
-                <w:sz w:val="24"/>
-              </w:rPr>
-              <w:fldChar w:fldCharType="separate"/>
-            </w:r>
-            <w:r>
-              <w:rPr>
-                <w:rFonts w:ascii="Times New Roman" w:hAnsi="Times New Roman" w:cs="Times New Roman"/>
-                <w:noProof/>
-                <w:webHidden/>
-                <w:sz w:val="24"/>
-              </w:rPr>
-              <w:t>1</w:t>
-            </w:r>
-            <w:r>
-              <w:rPr>
-                <w:rFonts w:ascii="Times New Roman" w:hAnsi="Times New Roman" w:cs="Times New Roman"/>
-                <w:noProof/>
-                <w:webHidden/>
-                <w:sz w:val="24"/>
               </w:rPr>
               <w:fldChar w:fldCharType="end"/>
             </w:r>
@@ -2828,80 +2823,66 @@
               <w:tab w:val="right" w:leader="dot" w:pos="9016"/>
             </w:tabs>
             <w:rPr>
-              <w:rFonts w:ascii="Times New Roman" w:eastAsiaTheme="minorEastAsia" w:hAnsi="Times New Roman" w:cs="Times New Roman"/>
+              <w:rFonts w:eastAsiaTheme="minorEastAsia" w:cstheme="minorBidi"/>
               <w:noProof/>
               <w:sz w:val="24"/>
+              <w:szCs w:val="30"/>
             </w:rPr>
           </w:pPr>
-          <w:hyperlink w:anchor="_Toc233329759" w:history="1">
+          <w:hyperlink w:anchor="_Toc233375443" w:history="1">
             <w:r>
               <w:rPr>
                 <w:rStyle w:val="Hyperlink"/>
-                <w:rFonts w:ascii="Times New Roman" w:hAnsi="Times New Roman" w:cs="Times New Roman"/>
+                <w:rFonts w:ascii="Times New Roman" w:hAnsi="Times New Roman"/>
                 <w:noProof/>
-                <w:sz w:val="24"/>
               </w:rPr>
               <w:t>1.0 Functional and Non Functional Requirements</w:t>
             </w:r>
             <w:r>
               <w:rPr>
-                <w:rFonts w:ascii="Times New Roman" w:hAnsi="Times New Roman" w:cs="Times New Roman"/>
                 <w:noProof/>
                 <w:webHidden/>
-                <w:sz w:val="24"/>
               </w:rPr>
               <w:tab/>
             </w:r>
             <w:r>
               <w:rPr>
-                <w:rFonts w:ascii="Times New Roman" w:hAnsi="Times New Roman" w:cs="Times New Roman"/>
+                <w:rStyle w:val="Hyperlink"/>
+                <w:noProof/>
+              </w:rPr>
+              <w:fldChar w:fldCharType="begin"/>
+            </w:r>
+            <w:r>
+              <w:rPr>
                 <w:noProof/>
                 <w:webHidden/>
-                <w:sz w:val="24"/>
-              </w:rPr>
-              <w:fldChar w:fldCharType="begin"/>
-            </w:r>
-            <w:r>
-              <w:rPr>
-                <w:rFonts w:ascii="Times New Roman" w:hAnsi="Times New Roman" w:cs="Times New Roman"/>
+              </w:rPr>
+              <w:instrText xml:space="preserve"> PAGEREF _Toc233375443 \h </w:instrText>
+            </w:r>
+            <w:r>
+              <w:rPr>
+                <w:rStyle w:val="Hyperlink"/>
+                <w:noProof/>
+              </w:rPr>
+            </w:r>
+            <w:r>
+              <w:rPr>
+                <w:rStyle w:val="Hyperlink"/>
+                <w:noProof/>
+              </w:rPr>
+              <w:fldChar w:fldCharType="separate"/>
+            </w:r>
+            <w:r>
+              <w:rPr>
                 <w:noProof/>
                 <w:webHidden/>
-                <w:sz w:val="24"/>
-              </w:rPr>
-              <w:instrText xml:space="preserve"> PAGEREF _Toc233329759 \h </w:instrText>
-            </w:r>
-            <w:r>
-              <w:rPr>
-                <w:rFonts w:ascii="Times New Roman" w:hAnsi="Times New Roman" w:cs="Times New Roman"/>
+              </w:rPr>
+              <w:t>1</w:t>
+            </w:r>
+            <w:r>
+              <w:rPr>
+                <w:rStyle w:val="Hyperlink"/>
                 <w:noProof/>
-                <w:webHidden/>
-                <w:sz w:val="24"/>
-              </w:rPr>
-            </w:r>
-            <w:r>
-              <w:rPr>
-                <w:rFonts w:ascii="Times New Roman" w:hAnsi="Times New Roman" w:cs="Times New Roman"/>
-                <w:noProof/>
-                <w:webHidden/>
-                <w:sz w:val="24"/>
-              </w:rPr>
-              <w:fldChar w:fldCharType="separate"/>
-            </w:r>
-            <w:r>
-              <w:rPr>
-                <w:rFonts w:ascii="Times New Roman" w:hAnsi="Times New Roman" w:cs="Times New Roman"/>
-                <w:noProof/>
-                <w:webHidden/>
-                <w:sz w:val="24"/>
-              </w:rPr>
-              <w:t>1</w:t>
-            </w:r>
-            <w:r>
-              <w:rPr>
-                <w:rFonts w:ascii="Times New Roman" w:hAnsi="Times New Roman" w:cs="Times New Roman"/>
-                <w:noProof/>
-                <w:webHidden/>
-                <w:sz w:val="24"/>
               </w:rPr>
               <w:fldChar w:fldCharType="end"/>
             </w:r>
@@ -2914,80 +2895,65 @@
               <w:tab w:val="right" w:leader="dot" w:pos="9016"/>
             </w:tabs>
             <w:rPr>
-              <w:rFonts w:ascii="Times New Roman" w:eastAsiaTheme="minorEastAsia" w:hAnsi="Times New Roman" w:cs="Times New Roman"/>
+              <w:rFonts w:eastAsiaTheme="minorEastAsia" w:cstheme="minorBidi"/>
               <w:noProof/>
               <w:sz w:val="24"/>
+              <w:szCs w:val="30"/>
             </w:rPr>
           </w:pPr>
-          <w:hyperlink w:anchor="_Toc233329760" w:history="1">
+          <w:hyperlink w:anchor="_Toc233375444" w:history="1">
             <w:r>
               <w:rPr>
                 <w:rStyle w:val="Hyperlink"/>
-                <w:rFonts w:ascii="Times New Roman" w:hAnsi="Times New Roman" w:cs="Times New Roman"/>
                 <w:noProof/>
-                <w:sz w:val="24"/>
               </w:rPr>
               <w:t>1.1 Functional Requirements</w:t>
             </w:r>
             <w:r>
               <w:rPr>
-                <w:rFonts w:ascii="Times New Roman" w:hAnsi="Times New Roman" w:cs="Times New Roman"/>
                 <w:noProof/>
                 <w:webHidden/>
-                <w:sz w:val="24"/>
               </w:rPr>
               <w:tab/>
             </w:r>
             <w:r>
               <w:rPr>
-                <w:rFonts w:ascii="Times New Roman" w:hAnsi="Times New Roman" w:cs="Times New Roman"/>
+                <w:rStyle w:val="Hyperlink"/>
+                <w:noProof/>
+              </w:rPr>
+              <w:fldChar w:fldCharType="begin"/>
+            </w:r>
+            <w:r>
+              <w:rPr>
                 <w:noProof/>
                 <w:webHidden/>
-                <w:sz w:val="24"/>
-              </w:rPr>
-              <w:fldChar w:fldCharType="begin"/>
-            </w:r>
-            <w:r>
-              <w:rPr>
-                <w:rFonts w:ascii="Times New Roman" w:hAnsi="Times New Roman" w:cs="Times New Roman"/>
+              </w:rPr>
+              <w:instrText xml:space="preserve"> PAGEREF _Toc233375444 \h </w:instrText>
+            </w:r>
+            <w:r>
+              <w:rPr>
+                <w:rStyle w:val="Hyperlink"/>
+                <w:noProof/>
+              </w:rPr>
+            </w:r>
+            <w:r>
+              <w:rPr>
+                <w:rStyle w:val="Hyperlink"/>
+                <w:noProof/>
+              </w:rPr>
+              <w:fldChar w:fldCharType="separate"/>
+            </w:r>
+            <w:r>
+              <w:rPr>
                 <w:noProof/>
                 <w:webHidden/>
-                <w:sz w:val="24"/>
-              </w:rPr>
-              <w:instrText xml:space="preserve"> PAGEREF _Toc233329760 \h </w:instrText>
-            </w:r>
-            <w:r>
-              <w:rPr>
-                <w:rFonts w:ascii="Times New Roman" w:hAnsi="Times New Roman" w:cs="Times New Roman"/>
+              </w:rPr>
+              <w:t>1</w:t>
+            </w:r>
+            <w:r>
+              <w:rPr>
+                <w:rStyle w:val="Hyperlink"/>
                 <w:noProof/>
-                <w:webHidden/>
-                <w:sz w:val="24"/>
-              </w:rPr>
-            </w:r>
-            <w:r>
-              <w:rPr>
-                <w:rFonts w:ascii="Times New Roman" w:hAnsi="Times New Roman" w:cs="Times New Roman"/>
-                <w:noProof/>
-                <w:webHidden/>
-                <w:sz w:val="24"/>
-              </w:rPr>
-              <w:fldChar w:fldCharType="separate"/>
-            </w:r>
-            <w:r>
-              <w:rPr>
-                <w:rFonts w:ascii="Times New Roman" w:hAnsi="Times New Roman" w:cs="Times New Roman"/>
-                <w:noProof/>
-                <w:webHidden/>
-                <w:sz w:val="24"/>
-              </w:rPr>
-              <w:t>1</w:t>
-            </w:r>
-            <w:r>
-              <w:rPr>
-                <w:rFonts w:ascii="Times New Roman" w:hAnsi="Times New Roman" w:cs="Times New Roman"/>
-                <w:noProof/>
-                <w:webHidden/>
-                <w:sz w:val="24"/>
               </w:rPr>
               <w:fldChar w:fldCharType="end"/>
             </w:r>
@@ -3000,80 +2966,65 @@
               <w:tab w:val="right" w:leader="dot" w:pos="9016"/>
             </w:tabs>
             <w:rPr>
-              <w:rFonts w:ascii="Times New Roman" w:eastAsiaTheme="minorEastAsia" w:hAnsi="Times New Roman" w:cs="Times New Roman"/>
+              <w:rFonts w:eastAsiaTheme="minorEastAsia" w:cstheme="minorBidi"/>
               <w:noProof/>
               <w:sz w:val="24"/>
+              <w:szCs w:val="30"/>
             </w:rPr>
           </w:pPr>
-          <w:hyperlink w:anchor="_Toc233329761" w:history="1">
+          <w:hyperlink w:anchor="_Toc233375445" w:history="1">
             <w:r>
               <w:rPr>
                 <w:rStyle w:val="Hyperlink"/>
-                <w:rFonts w:ascii="Times New Roman" w:hAnsi="Times New Roman" w:cs="Times New Roman"/>
                 <w:noProof/>
-                <w:sz w:val="24"/>
               </w:rPr>
               <w:t>1.2 Non Functional Requirements</w:t>
             </w:r>
             <w:r>
               <w:rPr>
-                <w:rFonts w:ascii="Times New Roman" w:hAnsi="Times New Roman" w:cs="Times New Roman"/>
                 <w:noProof/>
                 <w:webHidden/>
-                <w:sz w:val="24"/>
               </w:rPr>
               <w:tab/>
             </w:r>
             <w:r>
               <w:rPr>
-                <w:rFonts w:ascii="Times New Roman" w:hAnsi="Times New Roman" w:cs="Times New Roman"/>
+                <w:rStyle w:val="Hyperlink"/>
+                <w:noProof/>
+              </w:rPr>
+              <w:fldChar w:fldCharType="begin"/>
+            </w:r>
+            <w:r>
+              <w:rPr>
                 <w:noProof/>
                 <w:webHidden/>
-                <w:sz w:val="24"/>
-              </w:rPr>
-              <w:fldChar w:fldCharType="begin"/>
-            </w:r>
-            <w:r>
-              <w:rPr>
-                <w:rFonts w:ascii="Times New Roman" w:hAnsi="Times New Roman" w:cs="Times New Roman"/>
+              </w:rPr>
+              <w:instrText xml:space="preserve"> PAGEREF _Toc233375445 \h </w:instrText>
+            </w:r>
+            <w:r>
+              <w:rPr>
+                <w:rStyle w:val="Hyperlink"/>
+                <w:noProof/>
+              </w:rPr>
+            </w:r>
+            <w:r>
+              <w:rPr>
+                <w:rStyle w:val="Hyperlink"/>
+                <w:noProof/>
+              </w:rPr>
+              <w:fldChar w:fldCharType="separate"/>
+            </w:r>
+            <w:r>
+              <w:rPr>
                 <w:noProof/>
                 <w:webHidden/>
-                <w:sz w:val="24"/>
-              </w:rPr>
-              <w:instrText xml:space="preserve"> PAGEREF _Toc233329761 \h </w:instrText>
-            </w:r>
-            <w:r>
-              <w:rPr>
-                <w:rFonts w:ascii="Times New Roman" w:hAnsi="Times New Roman" w:cs="Times New Roman"/>
+              </w:rPr>
+              <w:t>2</w:t>
+            </w:r>
+            <w:r>
+              <w:rPr>
+                <w:rStyle w:val="Hyperlink"/>
                 <w:noProof/>
-                <w:webHidden/>
-                <w:sz w:val="24"/>
-              </w:rPr>
-            </w:r>
-            <w:r>
-              <w:rPr>
-                <w:rFonts w:ascii="Times New Roman" w:hAnsi="Times New Roman" w:cs="Times New Roman"/>
-                <w:noProof/>
-                <w:webHidden/>
-                <w:sz w:val="24"/>
-              </w:rPr>
-              <w:fldChar w:fldCharType="separate"/>
-            </w:r>
-            <w:r>
-              <w:rPr>
-                <w:rFonts w:ascii="Times New Roman" w:hAnsi="Times New Roman" w:cs="Times New Roman"/>
-                <w:noProof/>
-                <w:webHidden/>
-                <w:sz w:val="24"/>
-              </w:rPr>
-              <w:t>2</w:t>
-            </w:r>
-            <w:r>
-              <w:rPr>
-                <w:rFonts w:ascii="Times New Roman" w:hAnsi="Times New Roman" w:cs="Times New Roman"/>
-                <w:noProof/>
-                <w:webHidden/>
-                <w:sz w:val="24"/>
               </w:rPr>
               <w:fldChar w:fldCharType="end"/>
             </w:r>
@@ -3086,80 +3037,66 @@
               <w:tab w:val="right" w:leader="dot" w:pos="9016"/>
             </w:tabs>
             <w:rPr>
-              <w:rFonts w:ascii="Times New Roman" w:eastAsiaTheme="minorEastAsia" w:hAnsi="Times New Roman" w:cs="Times New Roman"/>
+              <w:rFonts w:eastAsiaTheme="minorEastAsia" w:cstheme="minorBidi"/>
               <w:noProof/>
               <w:sz w:val="24"/>
+              <w:szCs w:val="30"/>
             </w:rPr>
           </w:pPr>
-          <w:hyperlink w:anchor="_Toc233329762" w:history="1">
+          <w:hyperlink w:anchor="_Toc233375446" w:history="1">
             <w:r>
               <w:rPr>
                 <w:rStyle w:val="Hyperlink"/>
-                <w:rFonts w:ascii="Times New Roman" w:hAnsi="Times New Roman" w:cs="Times New Roman"/>
+                <w:rFonts w:ascii="Times New Roman" w:hAnsi="Times New Roman"/>
                 <w:noProof/>
-                <w:sz w:val="24"/>
               </w:rPr>
               <w:t>2.0 Requirements Modelling</w:t>
             </w:r>
             <w:r>
               <w:rPr>
-                <w:rFonts w:ascii="Times New Roman" w:hAnsi="Times New Roman" w:cs="Times New Roman"/>
                 <w:noProof/>
                 <w:webHidden/>
-                <w:sz w:val="24"/>
               </w:rPr>
               <w:tab/>
             </w:r>
             <w:r>
               <w:rPr>
-                <w:rFonts w:ascii="Times New Roman" w:hAnsi="Times New Roman" w:cs="Times New Roman"/>
+                <w:rStyle w:val="Hyperlink"/>
+                <w:noProof/>
+              </w:rPr>
+              <w:fldChar w:fldCharType="begin"/>
+            </w:r>
+            <w:r>
+              <w:rPr>
                 <w:noProof/>
                 <w:webHidden/>
-                <w:sz w:val="24"/>
-              </w:rPr>
-              <w:fldChar w:fldCharType="begin"/>
-            </w:r>
-            <w:r>
-              <w:rPr>
-                <w:rFonts w:ascii="Times New Roman" w:hAnsi="Times New Roman" w:cs="Times New Roman"/>
+              </w:rPr>
+              <w:instrText xml:space="preserve"> PAGEREF _Toc233375446 \h </w:instrText>
+            </w:r>
+            <w:r>
+              <w:rPr>
+                <w:rStyle w:val="Hyperlink"/>
+                <w:noProof/>
+              </w:rPr>
+            </w:r>
+            <w:r>
+              <w:rPr>
+                <w:rStyle w:val="Hyperlink"/>
+                <w:noProof/>
+              </w:rPr>
+              <w:fldChar w:fldCharType="separate"/>
+            </w:r>
+            <w:r>
+              <w:rPr>
                 <w:noProof/>
                 <w:webHidden/>
-                <w:sz w:val="24"/>
-              </w:rPr>
-              <w:instrText xml:space="preserve"> PAGEREF _Toc233329762 \h </w:instrText>
-            </w:r>
-            <w:r>
-              <w:rPr>
-                <w:rFonts w:ascii="Times New Roman" w:hAnsi="Times New Roman" w:cs="Times New Roman"/>
+              </w:rPr>
+              <w:t>3</w:t>
+            </w:r>
+            <w:r>
+              <w:rPr>
+                <w:rStyle w:val="Hyperlink"/>
                 <w:noProof/>
-                <w:webHidden/>
-                <w:sz w:val="24"/>
-              </w:rPr>
-            </w:r>
-            <w:r>
-              <w:rPr>
-                <w:rFonts w:ascii="Times New Roman" w:hAnsi="Times New Roman" w:cs="Times New Roman"/>
-                <w:noProof/>
-                <w:webHidden/>
-                <w:sz w:val="24"/>
-              </w:rPr>
-              <w:fldChar w:fldCharType="separate"/>
-            </w:r>
-            <w:r>
-              <w:rPr>
-                <w:rFonts w:ascii="Times New Roman" w:hAnsi="Times New Roman" w:cs="Times New Roman"/>
-                <w:noProof/>
-                <w:webHidden/>
-                <w:sz w:val="24"/>
-              </w:rPr>
-              <w:t>3</w:t>
-            </w:r>
-            <w:r>
-              <w:rPr>
-                <w:rFonts w:ascii="Times New Roman" w:hAnsi="Times New Roman" w:cs="Times New Roman"/>
-                <w:noProof/>
-                <w:webHidden/>
-                <w:sz w:val="24"/>
               </w:rPr>
               <w:fldChar w:fldCharType="end"/>
             </w:r>
@@ -3172,80 +3109,65 @@
               <w:tab w:val="right" w:leader="dot" w:pos="9016"/>
             </w:tabs>
             <w:rPr>
-              <w:rFonts w:ascii="Times New Roman" w:eastAsiaTheme="minorEastAsia" w:hAnsi="Times New Roman" w:cs="Times New Roman"/>
+              <w:rFonts w:eastAsiaTheme="minorEastAsia" w:cstheme="minorBidi"/>
               <w:noProof/>
               <w:sz w:val="24"/>
+              <w:szCs w:val="30"/>
             </w:rPr>
           </w:pPr>
-          <w:hyperlink w:anchor="_Toc233329763" w:history="1">
+          <w:hyperlink w:anchor="_Toc233375447" w:history="1">
             <w:r>
               <w:rPr>
                 <w:rStyle w:val="Hyperlink"/>
-                <w:rFonts w:ascii="Times New Roman" w:hAnsi="Times New Roman" w:cs="Times New Roman"/>
                 <w:noProof/>
-                <w:sz w:val="24"/>
               </w:rPr>
               <w:t>2.1 UC1 User Registration and Privacy Settings</w:t>
             </w:r>
             <w:r>
               <w:rPr>
-                <w:rFonts w:ascii="Times New Roman" w:hAnsi="Times New Roman" w:cs="Times New Roman"/>
                 <w:noProof/>
                 <w:webHidden/>
-                <w:sz w:val="24"/>
               </w:rPr>
               <w:tab/>
             </w:r>
             <w:r>
               <w:rPr>
-                <w:rFonts w:ascii="Times New Roman" w:hAnsi="Times New Roman" w:cs="Times New Roman"/>
+                <w:rStyle w:val="Hyperlink"/>
+                <w:noProof/>
+              </w:rPr>
+              <w:fldChar w:fldCharType="begin"/>
+            </w:r>
+            <w:r>
+              <w:rPr>
                 <w:noProof/>
                 <w:webHidden/>
-                <w:sz w:val="24"/>
-              </w:rPr>
-              <w:fldChar w:fldCharType="begin"/>
-            </w:r>
-            <w:r>
-              <w:rPr>
-                <w:rFonts w:ascii="Times New Roman" w:hAnsi="Times New Roman" w:cs="Times New Roman"/>
+              </w:rPr>
+              <w:instrText xml:space="preserve"> PAGEREF _Toc233375447 \h </w:instrText>
+            </w:r>
+            <w:r>
+              <w:rPr>
+                <w:rStyle w:val="Hyperlink"/>
+                <w:noProof/>
+              </w:rPr>
+            </w:r>
+            <w:r>
+              <w:rPr>
+                <w:rStyle w:val="Hyperlink"/>
+                <w:noProof/>
+              </w:rPr>
+              <w:fldChar w:fldCharType="separate"/>
+            </w:r>
+            <w:r>
+              <w:rPr>
                 <w:noProof/>
                 <w:webHidden/>
-                <w:sz w:val="24"/>
-              </w:rPr>
-              <w:instrText xml:space="preserve"> PAGEREF _Toc233329763 \h </w:instrText>
-            </w:r>
-            <w:r>
-              <w:rPr>
-                <w:rFonts w:ascii="Times New Roman" w:hAnsi="Times New Roman" w:cs="Times New Roman"/>
+              </w:rPr>
+              <w:t>3</w:t>
+            </w:r>
+            <w:r>
+              <w:rPr>
+                <w:rStyle w:val="Hyperlink"/>
                 <w:noProof/>
-                <w:webHidden/>
-                <w:sz w:val="24"/>
-              </w:rPr>
-            </w:r>
-            <w:r>
-              <w:rPr>
-                <w:rFonts w:ascii="Times New Roman" w:hAnsi="Times New Roman" w:cs="Times New Roman"/>
-                <w:noProof/>
-                <w:webHidden/>
-                <w:sz w:val="24"/>
-              </w:rPr>
-              <w:fldChar w:fldCharType="separate"/>
-            </w:r>
-            <w:r>
-              <w:rPr>
-                <w:rFonts w:ascii="Times New Roman" w:hAnsi="Times New Roman" w:cs="Times New Roman"/>
-                <w:noProof/>
-                <w:webHidden/>
-                <w:sz w:val="24"/>
-              </w:rPr>
-              <w:t>3</w:t>
-            </w:r>
-            <w:r>
-              <w:rPr>
-                <w:rFonts w:ascii="Times New Roman" w:hAnsi="Times New Roman" w:cs="Times New Roman"/>
-                <w:noProof/>
-                <w:webHidden/>
-                <w:sz w:val="24"/>
               </w:rPr>
               <w:fldChar w:fldCharType="end"/>
             </w:r>
@@ -3258,80 +3180,65 @@
               <w:tab w:val="right" w:leader="dot" w:pos="9016"/>
             </w:tabs>
             <w:rPr>
-              <w:rFonts w:ascii="Times New Roman" w:eastAsiaTheme="minorEastAsia" w:hAnsi="Times New Roman" w:cs="Times New Roman"/>
+              <w:rFonts w:eastAsiaTheme="minorEastAsia" w:cstheme="minorBidi"/>
               <w:noProof/>
               <w:sz w:val="24"/>
+              <w:szCs w:val="30"/>
             </w:rPr>
           </w:pPr>
-          <w:hyperlink w:anchor="_Toc233329764" w:history="1">
+          <w:hyperlink w:anchor="_Toc233375448" w:history="1">
             <w:r>
               <w:rPr>
                 <w:rStyle w:val="Hyperlink"/>
-                <w:rFonts w:ascii="Times New Roman" w:hAnsi="Times New Roman" w:cs="Times New Roman"/>
                 <w:noProof/>
-                <w:sz w:val="24"/>
               </w:rPr>
               <w:t>Done By Student A: Sujina Tuladhar (E2300582)</w:t>
             </w:r>
             <w:r>
               <w:rPr>
-                <w:rFonts w:ascii="Times New Roman" w:hAnsi="Times New Roman" w:cs="Times New Roman"/>
                 <w:noProof/>
                 <w:webHidden/>
-                <w:sz w:val="24"/>
               </w:rPr>
               <w:tab/>
             </w:r>
             <w:r>
               <w:rPr>
-                <w:rFonts w:ascii="Times New Roman" w:hAnsi="Times New Roman" w:cs="Times New Roman"/>
+                <w:rStyle w:val="Hyperlink"/>
+                <w:noProof/>
+              </w:rPr>
+              <w:fldChar w:fldCharType="begin"/>
+            </w:r>
+            <w:r>
+              <w:rPr>
                 <w:noProof/>
                 <w:webHidden/>
-                <w:sz w:val="24"/>
-              </w:rPr>
-              <w:fldChar w:fldCharType="begin"/>
-            </w:r>
-            <w:r>
-              <w:rPr>
-                <w:rFonts w:ascii="Times New Roman" w:hAnsi="Times New Roman" w:cs="Times New Roman"/>
+              </w:rPr>
+              <w:instrText xml:space="preserve"> PAGEREF _Toc233375448 \h </w:instrText>
+            </w:r>
+            <w:r>
+              <w:rPr>
+                <w:rStyle w:val="Hyperlink"/>
+                <w:noProof/>
+              </w:rPr>
+            </w:r>
+            <w:r>
+              <w:rPr>
+                <w:rStyle w:val="Hyperlink"/>
+                <w:noProof/>
+              </w:rPr>
+              <w:fldChar w:fldCharType="separate"/>
+            </w:r>
+            <w:r>
+              <w:rPr>
                 <w:noProof/>
                 <w:webHidden/>
-                <w:sz w:val="24"/>
-              </w:rPr>
-              <w:instrText xml:space="preserve"> PAGEREF _Toc233329764 \h </w:instrText>
-            </w:r>
-            <w:r>
-              <w:rPr>
-                <w:rFonts w:ascii="Times New Roman" w:hAnsi="Times New Roman" w:cs="Times New Roman"/>
+              </w:rPr>
+              <w:t>3</w:t>
+            </w:r>
+            <w:r>
+              <w:rPr>
+                <w:rStyle w:val="Hyperlink"/>
                 <w:noProof/>
-                <w:webHidden/>
-                <w:sz w:val="24"/>
-              </w:rPr>
-            </w:r>
-            <w:r>
-              <w:rPr>
-                <w:rFonts w:ascii="Times New Roman" w:hAnsi="Times New Roman" w:cs="Times New Roman"/>
-                <w:noProof/>
-                <w:webHidden/>
-                <w:sz w:val="24"/>
-              </w:rPr>
-              <w:fldChar w:fldCharType="separate"/>
-            </w:r>
-            <w:r>
-              <w:rPr>
-                <w:rFonts w:ascii="Times New Roman" w:hAnsi="Times New Roman" w:cs="Times New Roman"/>
-                <w:noProof/>
-                <w:webHidden/>
-                <w:sz w:val="24"/>
-              </w:rPr>
-              <w:t>3</w:t>
-            </w:r>
-            <w:r>
-              <w:rPr>
-                <w:rFonts w:ascii="Times New Roman" w:hAnsi="Times New Roman" w:cs="Times New Roman"/>
-                <w:noProof/>
-                <w:webHidden/>
-                <w:sz w:val="24"/>
               </w:rPr>
               <w:fldChar w:fldCharType="end"/>
             </w:r>
@@ -3344,80 +3251,65 @@
               <w:tab w:val="right" w:leader="dot" w:pos="9016"/>
             </w:tabs>
             <w:rPr>
-              <w:rFonts w:ascii="Times New Roman" w:eastAsiaTheme="minorEastAsia" w:hAnsi="Times New Roman" w:cs="Times New Roman"/>
+              <w:rFonts w:eastAsiaTheme="minorEastAsia" w:cstheme="minorBidi"/>
               <w:noProof/>
               <w:sz w:val="24"/>
+              <w:szCs w:val="30"/>
             </w:rPr>
           </w:pPr>
-          <w:hyperlink w:anchor="_Toc233329765" w:history="1">
+          <w:hyperlink w:anchor="_Toc233375449" w:history="1">
             <w:r>
               <w:rPr>
                 <w:rStyle w:val="Hyperlink"/>
-                <w:rFonts w:ascii="Times New Roman" w:hAnsi="Times New Roman" w:cs="Times New Roman"/>
                 <w:noProof/>
-                <w:sz w:val="24"/>
               </w:rPr>
               <w:t>2.2 UC4 Food Analytics</w:t>
             </w:r>
             <w:r>
               <w:rPr>
-                <w:rFonts w:ascii="Times New Roman" w:hAnsi="Times New Roman" w:cs="Times New Roman"/>
                 <w:noProof/>
                 <w:webHidden/>
-                <w:sz w:val="24"/>
               </w:rPr>
               <w:tab/>
             </w:r>
             <w:r>
               <w:rPr>
-                <w:rFonts w:ascii="Times New Roman" w:hAnsi="Times New Roman" w:cs="Times New Roman"/>
+                <w:rStyle w:val="Hyperlink"/>
+                <w:noProof/>
+              </w:rPr>
+              <w:fldChar w:fldCharType="begin"/>
+            </w:r>
+            <w:r>
+              <w:rPr>
                 <w:noProof/>
                 <w:webHidden/>
-                <w:sz w:val="24"/>
-              </w:rPr>
-              <w:fldChar w:fldCharType="begin"/>
-            </w:r>
-            <w:r>
-              <w:rPr>
-                <w:rFonts w:ascii="Times New Roman" w:hAnsi="Times New Roman" w:cs="Times New Roman"/>
+              </w:rPr>
+              <w:instrText xml:space="preserve"> PAGEREF _Toc233375449 \h </w:instrText>
+            </w:r>
+            <w:r>
+              <w:rPr>
+                <w:rStyle w:val="Hyperlink"/>
+                <w:noProof/>
+              </w:rPr>
+            </w:r>
+            <w:r>
+              <w:rPr>
+                <w:rStyle w:val="Hyperlink"/>
+                <w:noProof/>
+              </w:rPr>
+              <w:fldChar w:fldCharType="separate"/>
+            </w:r>
+            <w:r>
+              <w:rPr>
                 <w:noProof/>
                 <w:webHidden/>
-                <w:sz w:val="24"/>
-              </w:rPr>
-              <w:instrText xml:space="preserve"> PAGEREF _Toc233329765 \h </w:instrText>
-            </w:r>
-            <w:r>
-              <w:rPr>
-                <w:rFonts w:ascii="Times New Roman" w:hAnsi="Times New Roman" w:cs="Times New Roman"/>
+              </w:rPr>
+              <w:t>5</w:t>
+            </w:r>
+            <w:r>
+              <w:rPr>
+                <w:rStyle w:val="Hyperlink"/>
                 <w:noProof/>
-                <w:webHidden/>
-                <w:sz w:val="24"/>
-              </w:rPr>
-            </w:r>
-            <w:r>
-              <w:rPr>
-                <w:rFonts w:ascii="Times New Roman" w:hAnsi="Times New Roman" w:cs="Times New Roman"/>
-                <w:noProof/>
-                <w:webHidden/>
-                <w:sz w:val="24"/>
-              </w:rPr>
-              <w:fldChar w:fldCharType="separate"/>
-            </w:r>
-            <w:r>
-              <w:rPr>
-                <w:rFonts w:ascii="Times New Roman" w:hAnsi="Times New Roman" w:cs="Times New Roman"/>
-                <w:noProof/>
-                <w:webHidden/>
-                <w:sz w:val="24"/>
-              </w:rPr>
-              <w:t>4</w:t>
-            </w:r>
-            <w:r>
-              <w:rPr>
-                <w:rFonts w:ascii="Times New Roman" w:hAnsi="Times New Roman" w:cs="Times New Roman"/>
-                <w:noProof/>
-                <w:webHidden/>
-                <w:sz w:val="24"/>
               </w:rPr>
               <w:fldChar w:fldCharType="end"/>
             </w:r>
@@ -3430,80 +3322,65 @@
               <w:tab w:val="right" w:leader="dot" w:pos="9016"/>
             </w:tabs>
             <w:rPr>
-              <w:rFonts w:ascii="Times New Roman" w:eastAsiaTheme="minorEastAsia" w:hAnsi="Times New Roman" w:cs="Times New Roman"/>
+              <w:rFonts w:eastAsiaTheme="minorEastAsia" w:cstheme="minorBidi"/>
               <w:noProof/>
               <w:sz w:val="24"/>
+              <w:szCs w:val="30"/>
             </w:rPr>
           </w:pPr>
-          <w:hyperlink w:anchor="_Toc233329766" w:history="1">
+          <w:hyperlink w:anchor="_Toc233375450" w:history="1">
             <w:r>
               <w:rPr>
                 <w:rStyle w:val="Hyperlink"/>
-                <w:rFonts w:ascii="Times New Roman" w:hAnsi="Times New Roman" w:cs="Times New Roman"/>
                 <w:noProof/>
-                <w:sz w:val="24"/>
               </w:rPr>
               <w:t>Done By Sujina Tuladhar (E2300582)</w:t>
             </w:r>
             <w:r>
               <w:rPr>
-                <w:rFonts w:ascii="Times New Roman" w:hAnsi="Times New Roman" w:cs="Times New Roman"/>
                 <w:noProof/>
                 <w:webHidden/>
-                <w:sz w:val="24"/>
               </w:rPr>
               <w:tab/>
             </w:r>
             <w:r>
               <w:rPr>
-                <w:rFonts w:ascii="Times New Roman" w:hAnsi="Times New Roman" w:cs="Times New Roman"/>
+                <w:rStyle w:val="Hyperlink"/>
+                <w:noProof/>
+              </w:rPr>
+              <w:fldChar w:fldCharType="begin"/>
+            </w:r>
+            <w:r>
+              <w:rPr>
                 <w:noProof/>
                 <w:webHidden/>
-                <w:sz w:val="24"/>
-              </w:rPr>
-              <w:fldChar w:fldCharType="begin"/>
-            </w:r>
-            <w:r>
-              <w:rPr>
-                <w:rFonts w:ascii="Times New Roman" w:hAnsi="Times New Roman" w:cs="Times New Roman"/>
+              </w:rPr>
+              <w:instrText xml:space="preserve"> PAGEREF _Toc233375450 \h </w:instrText>
+            </w:r>
+            <w:r>
+              <w:rPr>
+                <w:rStyle w:val="Hyperlink"/>
+                <w:noProof/>
+              </w:rPr>
+            </w:r>
+            <w:r>
+              <w:rPr>
+                <w:rStyle w:val="Hyperlink"/>
+                <w:noProof/>
+              </w:rPr>
+              <w:fldChar w:fldCharType="separate"/>
+            </w:r>
+            <w:r>
+              <w:rPr>
                 <w:noProof/>
                 <w:webHidden/>
-                <w:sz w:val="24"/>
-              </w:rPr>
-              <w:instrText xml:space="preserve"> PAGEREF _Toc233329766 \h </w:instrText>
-            </w:r>
-            <w:r>
-              <w:rPr>
-                <w:rFonts w:ascii="Times New Roman" w:hAnsi="Times New Roman" w:cs="Times New Roman"/>
+              </w:rPr>
+              <w:t>5</w:t>
+            </w:r>
+            <w:r>
+              <w:rPr>
+                <w:rStyle w:val="Hyperlink"/>
                 <w:noProof/>
-                <w:webHidden/>
-                <w:sz w:val="24"/>
-              </w:rPr>
-            </w:r>
-            <w:r>
-              <w:rPr>
-                <w:rFonts w:ascii="Times New Roman" w:hAnsi="Times New Roman" w:cs="Times New Roman"/>
-                <w:noProof/>
-                <w:webHidden/>
-                <w:sz w:val="24"/>
-              </w:rPr>
-              <w:fldChar w:fldCharType="separate"/>
-            </w:r>
-            <w:r>
-              <w:rPr>
-                <w:rFonts w:ascii="Times New Roman" w:hAnsi="Times New Roman" w:cs="Times New Roman"/>
-                <w:noProof/>
-                <w:webHidden/>
-                <w:sz w:val="24"/>
-              </w:rPr>
-              <w:t>4</w:t>
-            </w:r>
-            <w:r>
-              <w:rPr>
-                <w:rFonts w:ascii="Times New Roman" w:hAnsi="Times New Roman" w:cs="Times New Roman"/>
-                <w:noProof/>
-                <w:webHidden/>
-                <w:sz w:val="24"/>
               </w:rPr>
               <w:fldChar w:fldCharType="end"/>
             </w:r>
@@ -3516,80 +3393,65 @@
               <w:tab w:val="right" w:leader="dot" w:pos="9016"/>
             </w:tabs>
             <w:rPr>
-              <w:rFonts w:ascii="Times New Roman" w:eastAsiaTheme="minorEastAsia" w:hAnsi="Times New Roman" w:cs="Times New Roman"/>
+              <w:rFonts w:eastAsiaTheme="minorEastAsia" w:cstheme="minorBidi"/>
               <w:noProof/>
               <w:sz w:val="24"/>
+              <w:szCs w:val="30"/>
             </w:rPr>
           </w:pPr>
-          <w:hyperlink w:anchor="_Toc233329767" w:history="1">
+          <w:hyperlink w:anchor="_Toc233375451" w:history="1">
             <w:r>
               <w:rPr>
                 <w:rStyle w:val="Hyperlink"/>
-                <w:rFonts w:ascii="Times New Roman" w:hAnsi="Times New Roman" w:cs="Times New Roman"/>
                 <w:noProof/>
-                <w:sz w:val="24"/>
               </w:rPr>
               <w:t>2.3 UC2 Manage Food Inventory</w:t>
             </w:r>
             <w:r>
               <w:rPr>
-                <w:rFonts w:ascii="Times New Roman" w:hAnsi="Times New Roman" w:cs="Times New Roman"/>
                 <w:noProof/>
                 <w:webHidden/>
-                <w:sz w:val="24"/>
               </w:rPr>
               <w:tab/>
             </w:r>
             <w:r>
               <w:rPr>
-                <w:rFonts w:ascii="Times New Roman" w:hAnsi="Times New Roman" w:cs="Times New Roman"/>
+                <w:rStyle w:val="Hyperlink"/>
+                <w:noProof/>
+              </w:rPr>
+              <w:fldChar w:fldCharType="begin"/>
+            </w:r>
+            <w:r>
+              <w:rPr>
                 <w:noProof/>
                 <w:webHidden/>
-                <w:sz w:val="24"/>
-              </w:rPr>
-              <w:fldChar w:fldCharType="begin"/>
-            </w:r>
-            <w:r>
-              <w:rPr>
-                <w:rFonts w:ascii="Times New Roman" w:hAnsi="Times New Roman" w:cs="Times New Roman"/>
+              </w:rPr>
+              <w:instrText xml:space="preserve"> PAGEREF _Toc233375451 \h </w:instrText>
+            </w:r>
+            <w:r>
+              <w:rPr>
+                <w:rStyle w:val="Hyperlink"/>
+                <w:noProof/>
+              </w:rPr>
+            </w:r>
+            <w:r>
+              <w:rPr>
+                <w:rStyle w:val="Hyperlink"/>
+                <w:noProof/>
+              </w:rPr>
+              <w:fldChar w:fldCharType="separate"/>
+            </w:r>
+            <w:r>
+              <w:rPr>
                 <w:noProof/>
                 <w:webHidden/>
-                <w:sz w:val="24"/>
-              </w:rPr>
-              <w:instrText xml:space="preserve"> PAGEREF _Toc233329767 \h </w:instrText>
-            </w:r>
-            <w:r>
-              <w:rPr>
-                <w:rFonts w:ascii="Times New Roman" w:hAnsi="Times New Roman" w:cs="Times New Roman"/>
+              </w:rPr>
+              <w:t>7</w:t>
+            </w:r>
+            <w:r>
+              <w:rPr>
+                <w:rStyle w:val="Hyperlink"/>
                 <w:noProof/>
-                <w:webHidden/>
-                <w:sz w:val="24"/>
-              </w:rPr>
-            </w:r>
-            <w:r>
-              <w:rPr>
-                <w:rFonts w:ascii="Times New Roman" w:hAnsi="Times New Roman" w:cs="Times New Roman"/>
-                <w:noProof/>
-                <w:webHidden/>
-                <w:sz w:val="24"/>
-              </w:rPr>
-              <w:fldChar w:fldCharType="separate"/>
-            </w:r>
-            <w:r>
-              <w:rPr>
-                <w:rFonts w:ascii="Times New Roman" w:hAnsi="Times New Roman" w:cs="Times New Roman"/>
-                <w:noProof/>
-                <w:webHidden/>
-                <w:sz w:val="24"/>
-              </w:rPr>
-              <w:t>6</w:t>
-            </w:r>
-            <w:r>
-              <w:rPr>
-                <w:rFonts w:ascii="Times New Roman" w:hAnsi="Times New Roman" w:cs="Times New Roman"/>
-                <w:noProof/>
-                <w:webHidden/>
-                <w:sz w:val="24"/>
               </w:rPr>
               <w:fldChar w:fldCharType="end"/>
             </w:r>
@@ -3602,80 +3464,65 @@
               <w:tab w:val="right" w:leader="dot" w:pos="9016"/>
             </w:tabs>
             <w:rPr>
-              <w:rFonts w:ascii="Times New Roman" w:eastAsiaTheme="minorEastAsia" w:hAnsi="Times New Roman" w:cs="Times New Roman"/>
+              <w:rFonts w:eastAsiaTheme="minorEastAsia" w:cstheme="minorBidi"/>
               <w:noProof/>
               <w:sz w:val="24"/>
+              <w:szCs w:val="30"/>
             </w:rPr>
           </w:pPr>
-          <w:hyperlink w:anchor="_Toc233329768" w:history="1">
+          <w:hyperlink w:anchor="_Toc233375452" w:history="1">
             <w:r>
               <w:rPr>
                 <w:rStyle w:val="Hyperlink"/>
-                <w:rFonts w:ascii="Times New Roman" w:hAnsi="Times New Roman" w:cs="Times New Roman"/>
                 <w:noProof/>
-                <w:sz w:val="24"/>
               </w:rPr>
               <w:t>Done By Student B: Pasang Lama (E2400050)</w:t>
             </w:r>
             <w:r>
               <w:rPr>
-                <w:rFonts w:ascii="Times New Roman" w:hAnsi="Times New Roman" w:cs="Times New Roman"/>
                 <w:noProof/>
                 <w:webHidden/>
-                <w:sz w:val="24"/>
               </w:rPr>
               <w:tab/>
             </w:r>
             <w:r>
               <w:rPr>
-                <w:rFonts w:ascii="Times New Roman" w:hAnsi="Times New Roman" w:cs="Times New Roman"/>
+                <w:rStyle w:val="Hyperlink"/>
+                <w:noProof/>
+              </w:rPr>
+              <w:fldChar w:fldCharType="begin"/>
+            </w:r>
+            <w:r>
+              <w:rPr>
                 <w:noProof/>
                 <w:webHidden/>
-                <w:sz w:val="24"/>
-              </w:rPr>
-              <w:fldChar w:fldCharType="begin"/>
-            </w:r>
-            <w:r>
-              <w:rPr>
-                <w:rFonts w:ascii="Times New Roman" w:hAnsi="Times New Roman" w:cs="Times New Roman"/>
+              </w:rPr>
+              <w:instrText xml:space="preserve"> PAGEREF _Toc233375452 \h </w:instrText>
+            </w:r>
+            <w:r>
+              <w:rPr>
+                <w:rStyle w:val="Hyperlink"/>
+                <w:noProof/>
+              </w:rPr>
+            </w:r>
+            <w:r>
+              <w:rPr>
+                <w:rStyle w:val="Hyperlink"/>
+                <w:noProof/>
+              </w:rPr>
+              <w:fldChar w:fldCharType="separate"/>
+            </w:r>
+            <w:r>
+              <w:rPr>
                 <w:noProof/>
                 <w:webHidden/>
-                <w:sz w:val="24"/>
-              </w:rPr>
-              <w:instrText xml:space="preserve"> PAGEREF _Toc233329768 \h </w:instrText>
-            </w:r>
-            <w:r>
-              <w:rPr>
-                <w:rFonts w:ascii="Times New Roman" w:hAnsi="Times New Roman" w:cs="Times New Roman"/>
+              </w:rPr>
+              <w:t>7</w:t>
+            </w:r>
+            <w:r>
+              <w:rPr>
+                <w:rStyle w:val="Hyperlink"/>
                 <w:noProof/>
-                <w:webHidden/>
-                <w:sz w:val="24"/>
-              </w:rPr>
-            </w:r>
-            <w:r>
-              <w:rPr>
-                <w:rFonts w:ascii="Times New Roman" w:hAnsi="Times New Roman" w:cs="Times New Roman"/>
-                <w:noProof/>
-                <w:webHidden/>
-                <w:sz w:val="24"/>
-              </w:rPr>
-              <w:fldChar w:fldCharType="separate"/>
-            </w:r>
-            <w:r>
-              <w:rPr>
-                <w:rFonts w:ascii="Times New Roman" w:hAnsi="Times New Roman" w:cs="Times New Roman"/>
-                <w:noProof/>
-                <w:webHidden/>
-                <w:sz w:val="24"/>
-              </w:rPr>
-              <w:t>6</w:t>
-            </w:r>
-            <w:r>
-              <w:rPr>
-                <w:rFonts w:ascii="Times New Roman" w:hAnsi="Times New Roman" w:cs="Times New Roman"/>
-                <w:noProof/>
-                <w:webHidden/>
-                <w:sz w:val="24"/>
               </w:rPr>
               <w:fldChar w:fldCharType="end"/>
             </w:r>
@@ -3688,80 +3535,65 @@
               <w:tab w:val="right" w:leader="dot" w:pos="9016"/>
             </w:tabs>
             <w:rPr>
-              <w:rFonts w:ascii="Times New Roman" w:eastAsiaTheme="minorEastAsia" w:hAnsi="Times New Roman" w:cs="Times New Roman"/>
+              <w:rFonts w:eastAsiaTheme="minorEastAsia" w:cstheme="minorBidi"/>
               <w:noProof/>
               <w:sz w:val="24"/>
+              <w:szCs w:val="30"/>
             </w:rPr>
           </w:pPr>
-          <w:hyperlink w:anchor="_Toc233329769" w:history="1">
+          <w:hyperlink w:anchor="_Toc233375453" w:history="1">
             <w:r>
               <w:rPr>
                 <w:rStyle w:val="Hyperlink"/>
-                <w:rFonts w:ascii="Times New Roman" w:hAnsi="Times New Roman" w:cs="Times New Roman"/>
                 <w:noProof/>
-                <w:sz w:val="24"/>
               </w:rPr>
               <w:t>2.4 UC5 View Notifications</w:t>
             </w:r>
             <w:r>
               <w:rPr>
-                <w:rFonts w:ascii="Times New Roman" w:hAnsi="Times New Roman" w:cs="Times New Roman"/>
                 <w:noProof/>
                 <w:webHidden/>
-                <w:sz w:val="24"/>
               </w:rPr>
               <w:tab/>
             </w:r>
             <w:r>
               <w:rPr>
-                <w:rFonts w:ascii="Times New Roman" w:hAnsi="Times New Roman" w:cs="Times New Roman"/>
+                <w:rStyle w:val="Hyperlink"/>
+                <w:noProof/>
+              </w:rPr>
+              <w:fldChar w:fldCharType="begin"/>
+            </w:r>
+            <w:r>
+              <w:rPr>
                 <w:noProof/>
                 <w:webHidden/>
-                <w:sz w:val="24"/>
-              </w:rPr>
-              <w:fldChar w:fldCharType="begin"/>
-            </w:r>
-            <w:r>
-              <w:rPr>
-                <w:rFonts w:ascii="Times New Roman" w:hAnsi="Times New Roman" w:cs="Times New Roman"/>
+              </w:rPr>
+              <w:instrText xml:space="preserve"> PAGEREF _Toc233375453 \h </w:instrText>
+            </w:r>
+            <w:r>
+              <w:rPr>
+                <w:rStyle w:val="Hyperlink"/>
+                <w:noProof/>
+              </w:rPr>
+            </w:r>
+            <w:r>
+              <w:rPr>
+                <w:rStyle w:val="Hyperlink"/>
+                <w:noProof/>
+              </w:rPr>
+              <w:fldChar w:fldCharType="separate"/>
+            </w:r>
+            <w:r>
+              <w:rPr>
                 <w:noProof/>
                 <w:webHidden/>
-                <w:sz w:val="24"/>
-              </w:rPr>
-              <w:instrText xml:space="preserve"> PAGEREF _Toc233329769 \h </w:instrText>
-            </w:r>
-            <w:r>
-              <w:rPr>
-                <w:rFonts w:ascii="Times New Roman" w:hAnsi="Times New Roman" w:cs="Times New Roman"/>
+              </w:rPr>
+              <w:t>9</w:t>
+            </w:r>
+            <w:r>
+              <w:rPr>
+                <w:rStyle w:val="Hyperlink"/>
                 <w:noProof/>
-                <w:webHidden/>
-                <w:sz w:val="24"/>
-              </w:rPr>
-            </w:r>
-            <w:r>
-              <w:rPr>
-                <w:rFonts w:ascii="Times New Roman" w:hAnsi="Times New Roman" w:cs="Times New Roman"/>
-                <w:noProof/>
-                <w:webHidden/>
-                <w:sz w:val="24"/>
-              </w:rPr>
-              <w:fldChar w:fldCharType="separate"/>
-            </w:r>
-            <w:r>
-              <w:rPr>
-                <w:rFonts w:ascii="Times New Roman" w:hAnsi="Times New Roman" w:cs="Times New Roman"/>
-                <w:noProof/>
-                <w:webHidden/>
-                <w:sz w:val="24"/>
-              </w:rPr>
-              <w:t>8</w:t>
-            </w:r>
-            <w:r>
-              <w:rPr>
-                <w:rFonts w:ascii="Times New Roman" w:hAnsi="Times New Roman" w:cs="Times New Roman"/>
-                <w:noProof/>
-                <w:webHidden/>
-                <w:sz w:val="24"/>
               </w:rPr>
               <w:fldChar w:fldCharType="end"/>
             </w:r>
@@ -3774,80 +3606,65 @@
               <w:tab w:val="right" w:leader="dot" w:pos="9016"/>
             </w:tabs>
             <w:rPr>
-              <w:rFonts w:ascii="Times New Roman" w:eastAsiaTheme="minorEastAsia" w:hAnsi="Times New Roman" w:cs="Times New Roman"/>
+              <w:rFonts w:eastAsiaTheme="minorEastAsia" w:cstheme="minorBidi"/>
               <w:noProof/>
               <w:sz w:val="24"/>
+              <w:szCs w:val="30"/>
             </w:rPr>
           </w:pPr>
-          <w:hyperlink w:anchor="_Toc233329770" w:history="1">
+          <w:hyperlink w:anchor="_Toc233375454" w:history="1">
             <w:r>
               <w:rPr>
                 <w:rStyle w:val="Hyperlink"/>
-                <w:rFonts w:ascii="Times New Roman" w:hAnsi="Times New Roman" w:cs="Times New Roman"/>
                 <w:noProof/>
-                <w:sz w:val="24"/>
               </w:rPr>
               <w:t>Done By Student B: Pasang Lama (E2400050)</w:t>
             </w:r>
             <w:r>
               <w:rPr>
-                <w:rFonts w:ascii="Times New Roman" w:hAnsi="Times New Roman" w:cs="Times New Roman"/>
                 <w:noProof/>
                 <w:webHidden/>
-                <w:sz w:val="24"/>
               </w:rPr>
               <w:tab/>
             </w:r>
             <w:r>
               <w:rPr>
-                <w:rFonts w:ascii="Times New Roman" w:hAnsi="Times New Roman" w:cs="Times New Roman"/>
+                <w:rStyle w:val="Hyperlink"/>
+                <w:noProof/>
+              </w:rPr>
+              <w:fldChar w:fldCharType="begin"/>
+            </w:r>
+            <w:r>
+              <w:rPr>
                 <w:noProof/>
                 <w:webHidden/>
-                <w:sz w:val="24"/>
-              </w:rPr>
-              <w:fldChar w:fldCharType="begin"/>
-            </w:r>
-            <w:r>
-              <w:rPr>
-                <w:rFonts w:ascii="Times New Roman" w:hAnsi="Times New Roman" w:cs="Times New Roman"/>
+              </w:rPr>
+              <w:instrText xml:space="preserve"> PAGEREF _Toc233375454 \h </w:instrText>
+            </w:r>
+            <w:r>
+              <w:rPr>
+                <w:rStyle w:val="Hyperlink"/>
+                <w:noProof/>
+              </w:rPr>
+            </w:r>
+            <w:r>
+              <w:rPr>
+                <w:rStyle w:val="Hyperlink"/>
+                <w:noProof/>
+              </w:rPr>
+              <w:fldChar w:fldCharType="separate"/>
+            </w:r>
+            <w:r>
+              <w:rPr>
                 <w:noProof/>
                 <w:webHidden/>
-                <w:sz w:val="24"/>
-              </w:rPr>
-              <w:instrText xml:space="preserve"> PAGEREF _Toc233329770 \h </w:instrText>
-            </w:r>
-            <w:r>
-              <w:rPr>
-                <w:rFonts w:ascii="Times New Roman" w:hAnsi="Times New Roman" w:cs="Times New Roman"/>
+              </w:rPr>
+              <w:t>9</w:t>
+            </w:r>
+            <w:r>
+              <w:rPr>
+                <w:rStyle w:val="Hyperlink"/>
                 <w:noProof/>
-                <w:webHidden/>
-                <w:sz w:val="24"/>
-              </w:rPr>
-            </w:r>
-            <w:r>
-              <w:rPr>
-                <w:rFonts w:ascii="Times New Roman" w:hAnsi="Times New Roman" w:cs="Times New Roman"/>
-                <w:noProof/>
-                <w:webHidden/>
-                <w:sz w:val="24"/>
-              </w:rPr>
-              <w:fldChar w:fldCharType="separate"/>
-            </w:r>
-            <w:r>
-              <w:rPr>
-                <w:rFonts w:ascii="Times New Roman" w:hAnsi="Times New Roman" w:cs="Times New Roman"/>
-                <w:noProof/>
-                <w:webHidden/>
-                <w:sz w:val="24"/>
-              </w:rPr>
-              <w:t>8</w:t>
-            </w:r>
-            <w:r>
-              <w:rPr>
-                <w:rFonts w:ascii="Times New Roman" w:hAnsi="Times New Roman" w:cs="Times New Roman"/>
-                <w:noProof/>
-                <w:webHidden/>
-                <w:sz w:val="24"/>
               </w:rPr>
               <w:fldChar w:fldCharType="end"/>
             </w:r>
@@ -3860,80 +3677,65 @@
               <w:tab w:val="right" w:leader="dot" w:pos="9016"/>
             </w:tabs>
             <w:rPr>
-              <w:rFonts w:ascii="Times New Roman" w:eastAsiaTheme="minorEastAsia" w:hAnsi="Times New Roman" w:cs="Times New Roman"/>
+              <w:rFonts w:eastAsiaTheme="minorEastAsia" w:cstheme="minorBidi"/>
               <w:noProof/>
               <w:sz w:val="24"/>
+              <w:szCs w:val="30"/>
             </w:rPr>
           </w:pPr>
-          <w:hyperlink w:anchor="_Toc233329771" w:history="1">
+          <w:hyperlink w:anchor="_Toc233375455" w:history="1">
             <w:r>
               <w:rPr>
                 <w:rStyle w:val="Hyperlink"/>
-                <w:rFonts w:ascii="Times New Roman" w:hAnsi="Times New Roman" w:cs="Times New Roman"/>
                 <w:noProof/>
-                <w:sz w:val="24"/>
               </w:rPr>
               <w:t>2.5 UC3  Browse Food Items and Donations.</w:t>
             </w:r>
             <w:r>
               <w:rPr>
-                <w:rFonts w:ascii="Times New Roman" w:hAnsi="Times New Roman" w:cs="Times New Roman"/>
                 <w:noProof/>
                 <w:webHidden/>
-                <w:sz w:val="24"/>
               </w:rPr>
               <w:tab/>
             </w:r>
             <w:r>
               <w:rPr>
-                <w:rFonts w:ascii="Times New Roman" w:hAnsi="Times New Roman" w:cs="Times New Roman"/>
+                <w:rStyle w:val="Hyperlink"/>
+                <w:noProof/>
+              </w:rPr>
+              <w:fldChar w:fldCharType="begin"/>
+            </w:r>
+            <w:r>
+              <w:rPr>
                 <w:noProof/>
                 <w:webHidden/>
-                <w:sz w:val="24"/>
-              </w:rPr>
-              <w:fldChar w:fldCharType="begin"/>
-            </w:r>
-            <w:r>
-              <w:rPr>
-                <w:rFonts w:ascii="Times New Roman" w:hAnsi="Times New Roman" w:cs="Times New Roman"/>
+              </w:rPr>
+              <w:instrText xml:space="preserve"> PAGEREF _Toc233375455 \h </w:instrText>
+            </w:r>
+            <w:r>
+              <w:rPr>
+                <w:rStyle w:val="Hyperlink"/>
+                <w:noProof/>
+              </w:rPr>
+            </w:r>
+            <w:r>
+              <w:rPr>
+                <w:rStyle w:val="Hyperlink"/>
+                <w:noProof/>
+              </w:rPr>
+              <w:fldChar w:fldCharType="separate"/>
+            </w:r>
+            <w:r>
+              <w:rPr>
                 <w:noProof/>
                 <w:webHidden/>
-                <w:sz w:val="24"/>
-              </w:rPr>
-              <w:instrText xml:space="preserve"> PAGEREF _Toc233329771 \h </w:instrText>
-            </w:r>
-            <w:r>
-              <w:rPr>
-                <w:rFonts w:ascii="Times New Roman" w:hAnsi="Times New Roman" w:cs="Times New Roman"/>
+              </w:rPr>
+              <w:t>11</w:t>
+            </w:r>
+            <w:r>
+              <w:rPr>
+                <w:rStyle w:val="Hyperlink"/>
                 <w:noProof/>
-                <w:webHidden/>
-                <w:sz w:val="24"/>
-              </w:rPr>
-            </w:r>
-            <w:r>
-              <w:rPr>
-                <w:rFonts w:ascii="Times New Roman" w:hAnsi="Times New Roman" w:cs="Times New Roman"/>
-                <w:noProof/>
-                <w:webHidden/>
-                <w:sz w:val="24"/>
-              </w:rPr>
-              <w:fldChar w:fldCharType="separate"/>
-            </w:r>
-            <w:r>
-              <w:rPr>
-                <w:rFonts w:ascii="Times New Roman" w:hAnsi="Times New Roman" w:cs="Times New Roman"/>
-                <w:noProof/>
-                <w:webHidden/>
-                <w:sz w:val="24"/>
-              </w:rPr>
-              <w:t>10</w:t>
-            </w:r>
-            <w:r>
-              <w:rPr>
-                <w:rFonts w:ascii="Times New Roman" w:hAnsi="Times New Roman" w:cs="Times New Roman"/>
-                <w:noProof/>
-                <w:webHidden/>
-                <w:sz w:val="24"/>
               </w:rPr>
               <w:fldChar w:fldCharType="end"/>
             </w:r>
@@ -3946,80 +3748,65 @@
               <w:tab w:val="right" w:leader="dot" w:pos="9016"/>
             </w:tabs>
             <w:rPr>
-              <w:rFonts w:ascii="Times New Roman" w:eastAsiaTheme="minorEastAsia" w:hAnsi="Times New Roman" w:cs="Times New Roman"/>
+              <w:rFonts w:eastAsiaTheme="minorEastAsia" w:cstheme="minorBidi"/>
               <w:noProof/>
               <w:sz w:val="24"/>
+              <w:szCs w:val="30"/>
             </w:rPr>
           </w:pPr>
-          <w:hyperlink w:anchor="_Toc233329772" w:history="1">
+          <w:hyperlink w:anchor="_Toc233375456" w:history="1">
             <w:r>
               <w:rPr>
                 <w:rStyle w:val="Hyperlink"/>
-                <w:rFonts w:ascii="Times New Roman" w:hAnsi="Times New Roman" w:cs="Times New Roman"/>
                 <w:noProof/>
-                <w:sz w:val="24"/>
               </w:rPr>
               <w:t>Done By student C: Manav Rawal (E2300560)</w:t>
             </w:r>
             <w:r>
               <w:rPr>
-                <w:rFonts w:ascii="Times New Roman" w:hAnsi="Times New Roman" w:cs="Times New Roman"/>
                 <w:noProof/>
                 <w:webHidden/>
-                <w:sz w:val="24"/>
               </w:rPr>
               <w:tab/>
             </w:r>
             <w:r>
               <w:rPr>
-                <w:rFonts w:ascii="Times New Roman" w:hAnsi="Times New Roman" w:cs="Times New Roman"/>
+                <w:rStyle w:val="Hyperlink"/>
+                <w:noProof/>
+              </w:rPr>
+              <w:fldChar w:fldCharType="begin"/>
+            </w:r>
+            <w:r>
+              <w:rPr>
                 <w:noProof/>
                 <w:webHidden/>
-                <w:sz w:val="24"/>
-              </w:rPr>
-              <w:fldChar w:fldCharType="begin"/>
-            </w:r>
-            <w:r>
-              <w:rPr>
-                <w:rFonts w:ascii="Times New Roman" w:hAnsi="Times New Roman" w:cs="Times New Roman"/>
+              </w:rPr>
+              <w:instrText xml:space="preserve"> PAGEREF _Toc233375456 \h </w:instrText>
+            </w:r>
+            <w:r>
+              <w:rPr>
+                <w:rStyle w:val="Hyperlink"/>
+                <w:noProof/>
+              </w:rPr>
+            </w:r>
+            <w:r>
+              <w:rPr>
+                <w:rStyle w:val="Hyperlink"/>
+                <w:noProof/>
+              </w:rPr>
+              <w:fldChar w:fldCharType="separate"/>
+            </w:r>
+            <w:r>
+              <w:rPr>
                 <w:noProof/>
                 <w:webHidden/>
-                <w:sz w:val="24"/>
-              </w:rPr>
-              <w:instrText xml:space="preserve"> PAGEREF _Toc233329772 \h </w:instrText>
-            </w:r>
-            <w:r>
-              <w:rPr>
-                <w:rFonts w:ascii="Times New Roman" w:hAnsi="Times New Roman" w:cs="Times New Roman"/>
+              </w:rPr>
+              <w:t>11</w:t>
+            </w:r>
+            <w:r>
+              <w:rPr>
+                <w:rStyle w:val="Hyperlink"/>
                 <w:noProof/>
-                <w:webHidden/>
-                <w:sz w:val="24"/>
-              </w:rPr>
-            </w:r>
-            <w:r>
-              <w:rPr>
-                <w:rFonts w:ascii="Times New Roman" w:hAnsi="Times New Roman" w:cs="Times New Roman"/>
-                <w:noProof/>
-                <w:webHidden/>
-                <w:sz w:val="24"/>
-              </w:rPr>
-              <w:fldChar w:fldCharType="separate"/>
-            </w:r>
-            <w:r>
-              <w:rPr>
-                <w:rFonts w:ascii="Times New Roman" w:hAnsi="Times New Roman" w:cs="Times New Roman"/>
-                <w:noProof/>
-                <w:webHidden/>
-                <w:sz w:val="24"/>
-              </w:rPr>
-              <w:t>10</w:t>
-            </w:r>
-            <w:r>
-              <w:rPr>
-                <w:rFonts w:ascii="Times New Roman" w:hAnsi="Times New Roman" w:cs="Times New Roman"/>
-                <w:noProof/>
-                <w:webHidden/>
-                <w:sz w:val="24"/>
               </w:rPr>
               <w:fldChar w:fldCharType="end"/>
             </w:r>
@@ -4032,80 +3819,65 @@
               <w:tab w:val="right" w:leader="dot" w:pos="9016"/>
             </w:tabs>
             <w:rPr>
-              <w:rFonts w:ascii="Times New Roman" w:eastAsiaTheme="minorEastAsia" w:hAnsi="Times New Roman" w:cs="Times New Roman"/>
+              <w:rFonts w:eastAsiaTheme="minorEastAsia" w:cstheme="minorBidi"/>
               <w:noProof/>
               <w:sz w:val="24"/>
+              <w:szCs w:val="30"/>
             </w:rPr>
           </w:pPr>
-          <w:hyperlink w:anchor="_Toc233329773" w:history="1">
+          <w:hyperlink w:anchor="_Toc233375457" w:history="1">
             <w:r>
               <w:rPr>
                 <w:rStyle w:val="Hyperlink"/>
-                <w:rFonts w:ascii="Times New Roman" w:hAnsi="Times New Roman" w:cs="Times New Roman"/>
                 <w:noProof/>
-                <w:sz w:val="24"/>
               </w:rPr>
               <w:t>2.6 UC6: Plan Weekly Meals</w:t>
             </w:r>
             <w:r>
               <w:rPr>
-                <w:rFonts w:ascii="Times New Roman" w:hAnsi="Times New Roman" w:cs="Times New Roman"/>
                 <w:noProof/>
                 <w:webHidden/>
-                <w:sz w:val="24"/>
               </w:rPr>
               <w:tab/>
             </w:r>
             <w:r>
               <w:rPr>
-                <w:rFonts w:ascii="Times New Roman" w:hAnsi="Times New Roman" w:cs="Times New Roman"/>
+                <w:rStyle w:val="Hyperlink"/>
+                <w:noProof/>
+              </w:rPr>
+              <w:fldChar w:fldCharType="begin"/>
+            </w:r>
+            <w:r>
+              <w:rPr>
                 <w:noProof/>
                 <w:webHidden/>
-                <w:sz w:val="24"/>
-              </w:rPr>
-              <w:fldChar w:fldCharType="begin"/>
-            </w:r>
-            <w:r>
-              <w:rPr>
-                <w:rFonts w:ascii="Times New Roman" w:hAnsi="Times New Roman" w:cs="Times New Roman"/>
+              </w:rPr>
+              <w:instrText xml:space="preserve"> PAGEREF _Toc233375457 \h </w:instrText>
+            </w:r>
+            <w:r>
+              <w:rPr>
+                <w:rStyle w:val="Hyperlink"/>
+                <w:noProof/>
+              </w:rPr>
+            </w:r>
+            <w:r>
+              <w:rPr>
+                <w:rStyle w:val="Hyperlink"/>
+                <w:noProof/>
+              </w:rPr>
+              <w:fldChar w:fldCharType="separate"/>
+            </w:r>
+            <w:r>
+              <w:rPr>
                 <w:noProof/>
                 <w:webHidden/>
-                <w:sz w:val="24"/>
-              </w:rPr>
-              <w:instrText xml:space="preserve"> PAGEREF _Toc233329773 \h </w:instrText>
-            </w:r>
-            <w:r>
-              <w:rPr>
-                <w:rFonts w:ascii="Times New Roman" w:hAnsi="Times New Roman" w:cs="Times New Roman"/>
+              </w:rPr>
+              <w:t>12</w:t>
+            </w:r>
+            <w:r>
+              <w:rPr>
+                <w:rStyle w:val="Hyperlink"/>
                 <w:noProof/>
-                <w:webHidden/>
-                <w:sz w:val="24"/>
-              </w:rPr>
-            </w:r>
-            <w:r>
-              <w:rPr>
-                <w:rFonts w:ascii="Times New Roman" w:hAnsi="Times New Roman" w:cs="Times New Roman"/>
-                <w:noProof/>
-                <w:webHidden/>
-                <w:sz w:val="24"/>
-              </w:rPr>
-              <w:fldChar w:fldCharType="separate"/>
-            </w:r>
-            <w:r>
-              <w:rPr>
-                <w:rFonts w:ascii="Times New Roman" w:hAnsi="Times New Roman" w:cs="Times New Roman"/>
-                <w:noProof/>
-                <w:webHidden/>
-                <w:sz w:val="24"/>
-              </w:rPr>
-              <w:t>12</w:t>
-            </w:r>
-            <w:r>
-              <w:rPr>
-                <w:rFonts w:ascii="Times New Roman" w:hAnsi="Times New Roman" w:cs="Times New Roman"/>
-                <w:noProof/>
-                <w:webHidden/>
-                <w:sz w:val="24"/>
               </w:rPr>
               <w:fldChar w:fldCharType="end"/>
             </w:r>
@@ -4118,80 +3890,65 @@
               <w:tab w:val="right" w:leader="dot" w:pos="9016"/>
             </w:tabs>
             <w:rPr>
-              <w:rFonts w:ascii="Times New Roman" w:eastAsiaTheme="minorEastAsia" w:hAnsi="Times New Roman" w:cs="Times New Roman"/>
+              <w:rFonts w:eastAsiaTheme="minorEastAsia" w:cstheme="minorBidi"/>
               <w:noProof/>
               <w:sz w:val="24"/>
+              <w:szCs w:val="30"/>
             </w:rPr>
           </w:pPr>
-          <w:hyperlink w:anchor="_Toc233329774" w:history="1">
+          <w:hyperlink w:anchor="_Toc233375458" w:history="1">
             <w:r>
               <w:rPr>
                 <w:rStyle w:val="Hyperlink"/>
-                <w:rFonts w:ascii="Times New Roman" w:hAnsi="Times New Roman" w:cs="Times New Roman"/>
                 <w:noProof/>
-                <w:sz w:val="24"/>
               </w:rPr>
               <w:t>Done By Student C: Manav Rawal (E2300560)</w:t>
             </w:r>
             <w:r>
               <w:rPr>
-                <w:rFonts w:ascii="Times New Roman" w:hAnsi="Times New Roman" w:cs="Times New Roman"/>
                 <w:noProof/>
                 <w:webHidden/>
-                <w:sz w:val="24"/>
               </w:rPr>
               <w:tab/>
             </w:r>
             <w:r>
               <w:rPr>
-                <w:rFonts w:ascii="Times New Roman" w:hAnsi="Times New Roman" w:cs="Times New Roman"/>
+                <w:rStyle w:val="Hyperlink"/>
+                <w:noProof/>
+              </w:rPr>
+              <w:fldChar w:fldCharType="begin"/>
+            </w:r>
+            <w:r>
+              <w:rPr>
                 <w:noProof/>
                 <w:webHidden/>
-                <w:sz w:val="24"/>
-              </w:rPr>
-              <w:fldChar w:fldCharType="begin"/>
-            </w:r>
-            <w:r>
-              <w:rPr>
-                <w:rFonts w:ascii="Times New Roman" w:hAnsi="Times New Roman" w:cs="Times New Roman"/>
+              </w:rPr>
+              <w:instrText xml:space="preserve"> PAGEREF _Toc233375458 \h </w:instrText>
+            </w:r>
+            <w:r>
+              <w:rPr>
+                <w:rStyle w:val="Hyperlink"/>
+                <w:noProof/>
+              </w:rPr>
+            </w:r>
+            <w:r>
+              <w:rPr>
+                <w:rStyle w:val="Hyperlink"/>
+                <w:noProof/>
+              </w:rPr>
+              <w:fldChar w:fldCharType="separate"/>
+            </w:r>
+            <w:r>
+              <w:rPr>
                 <w:noProof/>
                 <w:webHidden/>
-                <w:sz w:val="24"/>
-              </w:rPr>
-              <w:instrText xml:space="preserve"> PAGEREF _Toc233329774 \h </w:instrText>
-            </w:r>
-            <w:r>
-              <w:rPr>
-                <w:rFonts w:ascii="Times New Roman" w:hAnsi="Times New Roman" w:cs="Times New Roman"/>
+              </w:rPr>
+              <w:t>12</w:t>
+            </w:r>
+            <w:r>
+              <w:rPr>
+                <w:rStyle w:val="Hyperlink"/>
                 <w:noProof/>
-                <w:webHidden/>
-                <w:sz w:val="24"/>
-              </w:rPr>
-            </w:r>
-            <w:r>
-              <w:rPr>
-                <w:rFonts w:ascii="Times New Roman" w:hAnsi="Times New Roman" w:cs="Times New Roman"/>
-                <w:noProof/>
-                <w:webHidden/>
-                <w:sz w:val="24"/>
-              </w:rPr>
-              <w:fldChar w:fldCharType="separate"/>
-            </w:r>
-            <w:r>
-              <w:rPr>
-                <w:rFonts w:ascii="Times New Roman" w:hAnsi="Times New Roman" w:cs="Times New Roman"/>
-                <w:noProof/>
-                <w:webHidden/>
-                <w:sz w:val="24"/>
-              </w:rPr>
-              <w:t>12</w:t>
-            </w:r>
-            <w:r>
-              <w:rPr>
-                <w:rFonts w:ascii="Times New Roman" w:hAnsi="Times New Roman" w:cs="Times New Roman"/>
-                <w:noProof/>
-                <w:webHidden/>
-                <w:sz w:val="24"/>
               </w:rPr>
               <w:fldChar w:fldCharType="end"/>
             </w:r>
@@ -4204,80 +3961,66 @@
               <w:tab w:val="right" w:leader="dot" w:pos="9016"/>
             </w:tabs>
             <w:rPr>
-              <w:rFonts w:ascii="Times New Roman" w:eastAsiaTheme="minorEastAsia" w:hAnsi="Times New Roman" w:cs="Times New Roman"/>
+              <w:rFonts w:eastAsiaTheme="minorEastAsia" w:cstheme="minorBidi"/>
               <w:noProof/>
               <w:sz w:val="24"/>
+              <w:szCs w:val="30"/>
             </w:rPr>
           </w:pPr>
-          <w:hyperlink w:anchor="_Toc233329775" w:history="1">
+          <w:hyperlink w:anchor="_Toc233375459" w:history="1">
             <w:r>
               <w:rPr>
                 <w:rStyle w:val="Hyperlink"/>
-                <w:rFonts w:ascii="Times New Roman" w:hAnsi="Times New Roman" w:cs="Times New Roman"/>
+                <w:rFonts w:ascii="Times New Roman" w:hAnsi="Times New Roman"/>
                 <w:noProof/>
-                <w:sz w:val="24"/>
               </w:rPr>
               <w:t>3.0 Architectural Design</w:t>
             </w:r>
             <w:r>
               <w:rPr>
-                <w:rFonts w:ascii="Times New Roman" w:hAnsi="Times New Roman" w:cs="Times New Roman"/>
                 <w:noProof/>
                 <w:webHidden/>
-                <w:sz w:val="24"/>
               </w:rPr>
               <w:tab/>
             </w:r>
             <w:r>
               <w:rPr>
-                <w:rFonts w:ascii="Times New Roman" w:hAnsi="Times New Roman" w:cs="Times New Roman"/>
+                <w:rStyle w:val="Hyperlink"/>
+                <w:noProof/>
+              </w:rPr>
+              <w:fldChar w:fldCharType="begin"/>
+            </w:r>
+            <w:r>
+              <w:rPr>
                 <w:noProof/>
                 <w:webHidden/>
-                <w:sz w:val="24"/>
-              </w:rPr>
-              <w:fldChar w:fldCharType="begin"/>
-            </w:r>
-            <w:r>
-              <w:rPr>
-                <w:rFonts w:ascii="Times New Roman" w:hAnsi="Times New Roman" w:cs="Times New Roman"/>
+              </w:rPr>
+              <w:instrText xml:space="preserve"> PAGEREF _Toc233375459 \h </w:instrText>
+            </w:r>
+            <w:r>
+              <w:rPr>
+                <w:rStyle w:val="Hyperlink"/>
+                <w:noProof/>
+              </w:rPr>
+            </w:r>
+            <w:r>
+              <w:rPr>
+                <w:rStyle w:val="Hyperlink"/>
+                <w:noProof/>
+              </w:rPr>
+              <w:fldChar w:fldCharType="separate"/>
+            </w:r>
+            <w:r>
+              <w:rPr>
                 <w:noProof/>
                 <w:webHidden/>
-                <w:sz w:val="24"/>
-              </w:rPr>
-              <w:instrText xml:space="preserve"> PAGEREF _Toc233329775 \h </w:instrText>
-            </w:r>
-            <w:r>
-              <w:rPr>
-                <w:rFonts w:ascii="Times New Roman" w:hAnsi="Times New Roman" w:cs="Times New Roman"/>
+              </w:rPr>
+              <w:t>15</w:t>
+            </w:r>
+            <w:r>
+              <w:rPr>
+                <w:rStyle w:val="Hyperlink"/>
                 <w:noProof/>
-                <w:webHidden/>
-                <w:sz w:val="24"/>
-              </w:rPr>
-            </w:r>
-            <w:r>
-              <w:rPr>
-                <w:rFonts w:ascii="Times New Roman" w:hAnsi="Times New Roman" w:cs="Times New Roman"/>
-                <w:noProof/>
-                <w:webHidden/>
-                <w:sz w:val="24"/>
-              </w:rPr>
-              <w:fldChar w:fldCharType="separate"/>
-            </w:r>
-            <w:r>
-              <w:rPr>
-                <w:rFonts w:ascii="Times New Roman" w:hAnsi="Times New Roman" w:cs="Times New Roman"/>
-                <w:noProof/>
-                <w:webHidden/>
-                <w:sz w:val="24"/>
-              </w:rPr>
-              <w:t>15</w:t>
-            </w:r>
-            <w:r>
-              <w:rPr>
-                <w:rFonts w:ascii="Times New Roman" w:hAnsi="Times New Roman" w:cs="Times New Roman"/>
-                <w:noProof/>
-                <w:webHidden/>
-                <w:sz w:val="24"/>
               </w:rPr>
               <w:fldChar w:fldCharType="end"/>
             </w:r>
@@ -4290,80 +4033,66 @@
               <w:tab w:val="right" w:leader="dot" w:pos="9016"/>
             </w:tabs>
             <w:rPr>
-              <w:rFonts w:ascii="Times New Roman" w:eastAsiaTheme="minorEastAsia" w:hAnsi="Times New Roman" w:cs="Times New Roman"/>
+              <w:rFonts w:eastAsiaTheme="minorEastAsia" w:cstheme="minorBidi"/>
               <w:noProof/>
               <w:sz w:val="24"/>
+              <w:szCs w:val="30"/>
             </w:rPr>
           </w:pPr>
-          <w:hyperlink w:anchor="_Toc233329776" w:history="1">
+          <w:hyperlink w:anchor="_Toc233375460" w:history="1">
             <w:r>
               <w:rPr>
                 <w:rStyle w:val="Hyperlink"/>
-                <w:rFonts w:ascii="Times New Roman" w:hAnsi="Times New Roman" w:cs="Times New Roman"/>
+                <w:rFonts w:ascii="Times New Roman" w:hAnsi="Times New Roman"/>
                 <w:noProof/>
-                <w:sz w:val="24"/>
               </w:rPr>
               <w:t>4.0 Site Map</w:t>
             </w:r>
             <w:r>
               <w:rPr>
-                <w:rFonts w:ascii="Times New Roman" w:hAnsi="Times New Roman" w:cs="Times New Roman"/>
                 <w:noProof/>
                 <w:webHidden/>
-                <w:sz w:val="24"/>
               </w:rPr>
               <w:tab/>
             </w:r>
             <w:r>
               <w:rPr>
-                <w:rFonts w:ascii="Times New Roman" w:hAnsi="Times New Roman" w:cs="Times New Roman"/>
+                <w:rStyle w:val="Hyperlink"/>
+                <w:noProof/>
+              </w:rPr>
+              <w:fldChar w:fldCharType="begin"/>
+            </w:r>
+            <w:r>
+              <w:rPr>
                 <w:noProof/>
                 <w:webHidden/>
-                <w:sz w:val="24"/>
-              </w:rPr>
-              <w:fldChar w:fldCharType="begin"/>
-            </w:r>
-            <w:r>
-              <w:rPr>
-                <w:rFonts w:ascii="Times New Roman" w:hAnsi="Times New Roman" w:cs="Times New Roman"/>
+              </w:rPr>
+              <w:instrText xml:space="preserve"> PAGEREF _Toc233375460 \h </w:instrText>
+            </w:r>
+            <w:r>
+              <w:rPr>
+                <w:rStyle w:val="Hyperlink"/>
+                <w:noProof/>
+              </w:rPr>
+            </w:r>
+            <w:r>
+              <w:rPr>
+                <w:rStyle w:val="Hyperlink"/>
+                <w:noProof/>
+              </w:rPr>
+              <w:fldChar w:fldCharType="separate"/>
+            </w:r>
+            <w:r>
+              <w:rPr>
                 <w:noProof/>
                 <w:webHidden/>
-                <w:sz w:val="24"/>
-              </w:rPr>
-              <w:instrText xml:space="preserve"> PAGEREF _Toc233329776 \h </w:instrText>
-            </w:r>
-            <w:r>
-              <w:rPr>
-                <w:rFonts w:ascii="Times New Roman" w:hAnsi="Times New Roman" w:cs="Times New Roman"/>
+              </w:rPr>
+              <w:t>16</w:t>
+            </w:r>
+            <w:r>
+              <w:rPr>
+                <w:rStyle w:val="Hyperlink"/>
                 <w:noProof/>
-                <w:webHidden/>
-                <w:sz w:val="24"/>
-              </w:rPr>
-            </w:r>
-            <w:r>
-              <w:rPr>
-                <w:rFonts w:ascii="Times New Roman" w:hAnsi="Times New Roman" w:cs="Times New Roman"/>
-                <w:noProof/>
-                <w:webHidden/>
-                <w:sz w:val="24"/>
-              </w:rPr>
-              <w:fldChar w:fldCharType="separate"/>
-            </w:r>
-            <w:r>
-              <w:rPr>
-                <w:rFonts w:ascii="Times New Roman" w:hAnsi="Times New Roman" w:cs="Times New Roman"/>
-                <w:noProof/>
-                <w:webHidden/>
-                <w:sz w:val="24"/>
-              </w:rPr>
-              <w:t>15</w:t>
-            </w:r>
-            <w:r>
-              <w:rPr>
-                <w:rFonts w:ascii="Times New Roman" w:hAnsi="Times New Roman" w:cs="Times New Roman"/>
-                <w:noProof/>
-                <w:webHidden/>
-                <w:sz w:val="24"/>
               </w:rPr>
               <w:fldChar w:fldCharType="end"/>
             </w:r>
@@ -4376,80 +4105,66 @@
               <w:tab w:val="right" w:leader="dot" w:pos="9016"/>
             </w:tabs>
             <w:rPr>
-              <w:rFonts w:ascii="Times New Roman" w:eastAsiaTheme="minorEastAsia" w:hAnsi="Times New Roman" w:cs="Times New Roman"/>
+              <w:rFonts w:eastAsiaTheme="minorEastAsia" w:cstheme="minorBidi"/>
               <w:noProof/>
               <w:sz w:val="24"/>
+              <w:szCs w:val="30"/>
             </w:rPr>
           </w:pPr>
-          <w:hyperlink w:anchor="_Toc233329777" w:history="1">
+          <w:hyperlink w:anchor="_Toc233375461" w:history="1">
             <w:r>
               <w:rPr>
                 <w:rStyle w:val="Hyperlink"/>
-                <w:rFonts w:ascii="Times New Roman" w:hAnsi="Times New Roman" w:cs="Times New Roman"/>
+                <w:rFonts w:ascii="Times New Roman" w:hAnsi="Times New Roman"/>
                 <w:noProof/>
-                <w:sz w:val="24"/>
               </w:rPr>
               <w:t>5.0 Entity Relationship Diagram (ERD)</w:t>
             </w:r>
             <w:r>
               <w:rPr>
-                <w:rFonts w:ascii="Times New Roman" w:hAnsi="Times New Roman" w:cs="Times New Roman"/>
                 <w:noProof/>
                 <w:webHidden/>
-                <w:sz w:val="24"/>
               </w:rPr>
               <w:tab/>
             </w:r>
             <w:r>
               <w:rPr>
-                <w:rFonts w:ascii="Times New Roman" w:hAnsi="Times New Roman" w:cs="Times New Roman"/>
+                <w:rStyle w:val="Hyperlink"/>
+                <w:noProof/>
+              </w:rPr>
+              <w:fldChar w:fldCharType="begin"/>
+            </w:r>
+            <w:r>
+              <w:rPr>
                 <w:noProof/>
                 <w:webHidden/>
-                <w:sz w:val="24"/>
-              </w:rPr>
-              <w:fldChar w:fldCharType="begin"/>
-            </w:r>
-            <w:r>
-              <w:rPr>
-                <w:rFonts w:ascii="Times New Roman" w:hAnsi="Times New Roman" w:cs="Times New Roman"/>
+              </w:rPr>
+              <w:instrText xml:space="preserve"> PAGEREF _Toc233375461 \h </w:instrText>
+            </w:r>
+            <w:r>
+              <w:rPr>
+                <w:rStyle w:val="Hyperlink"/>
+                <w:noProof/>
+              </w:rPr>
+            </w:r>
+            <w:r>
+              <w:rPr>
+                <w:rStyle w:val="Hyperlink"/>
+                <w:noProof/>
+              </w:rPr>
+              <w:fldChar w:fldCharType="separate"/>
+            </w:r>
+            <w:r>
+              <w:rPr>
                 <w:noProof/>
                 <w:webHidden/>
-                <w:sz w:val="24"/>
-              </w:rPr>
-              <w:instrText xml:space="preserve"> PAGEREF _Toc233329777 \h </w:instrText>
-            </w:r>
-            <w:r>
-              <w:rPr>
-                <w:rFonts w:ascii="Times New Roman" w:hAnsi="Times New Roman" w:cs="Times New Roman"/>
+              </w:rPr>
+              <w:t>16</w:t>
+            </w:r>
+            <w:r>
+              <w:rPr>
+                <w:rStyle w:val="Hyperlink"/>
                 <w:noProof/>
-                <w:webHidden/>
-                <w:sz w:val="24"/>
-              </w:rPr>
-            </w:r>
-            <w:r>
-              <w:rPr>
-                <w:rFonts w:ascii="Times New Roman" w:hAnsi="Times New Roman" w:cs="Times New Roman"/>
-                <w:noProof/>
-                <w:webHidden/>
-                <w:sz w:val="24"/>
-              </w:rPr>
-              <w:fldChar w:fldCharType="separate"/>
-            </w:r>
-            <w:r>
-              <w:rPr>
-                <w:rFonts w:ascii="Times New Roman" w:hAnsi="Times New Roman" w:cs="Times New Roman"/>
-                <w:noProof/>
-                <w:webHidden/>
-                <w:sz w:val="24"/>
-              </w:rPr>
-              <w:t>16</w:t>
-            </w:r>
-            <w:r>
-              <w:rPr>
-                <w:rFonts w:ascii="Times New Roman" w:hAnsi="Times New Roman" w:cs="Times New Roman"/>
-                <w:noProof/>
-                <w:webHidden/>
-                <w:sz w:val="24"/>
               </w:rPr>
               <w:fldChar w:fldCharType="end"/>
             </w:r>
@@ -4462,80 +4177,66 @@
               <w:tab w:val="right" w:leader="dot" w:pos="9016"/>
             </w:tabs>
             <w:rPr>
-              <w:rFonts w:ascii="Times New Roman" w:eastAsiaTheme="minorEastAsia" w:hAnsi="Times New Roman" w:cs="Times New Roman"/>
+              <w:rFonts w:eastAsiaTheme="minorEastAsia" w:cstheme="minorBidi"/>
               <w:noProof/>
               <w:sz w:val="24"/>
+              <w:szCs w:val="30"/>
             </w:rPr>
           </w:pPr>
-          <w:hyperlink w:anchor="_Toc233329778" w:history="1">
+          <w:hyperlink w:anchor="_Toc233375462" w:history="1">
             <w:r>
               <w:rPr>
                 <w:rStyle w:val="Hyperlink"/>
-                <w:rFonts w:ascii="Times New Roman" w:hAnsi="Times New Roman" w:cs="Times New Roman"/>
+                <w:rFonts w:ascii="Times New Roman" w:hAnsi="Times New Roman"/>
                 <w:noProof/>
-                <w:sz w:val="24"/>
               </w:rPr>
               <w:t>6.0 Wireframes</w:t>
             </w:r>
             <w:r>
               <w:rPr>
-                <w:rFonts w:ascii="Times New Roman" w:hAnsi="Times New Roman" w:cs="Times New Roman"/>
                 <w:noProof/>
                 <w:webHidden/>
-                <w:sz w:val="24"/>
               </w:rPr>
               <w:tab/>
             </w:r>
             <w:r>
               <w:rPr>
-                <w:rFonts w:ascii="Times New Roman" w:hAnsi="Times New Roman" w:cs="Times New Roman"/>
+                <w:rStyle w:val="Hyperlink"/>
+                <w:noProof/>
+              </w:rPr>
+              <w:fldChar w:fldCharType="begin"/>
+            </w:r>
+            <w:r>
+              <w:rPr>
                 <w:noProof/>
                 <w:webHidden/>
-                <w:sz w:val="24"/>
-              </w:rPr>
-              <w:fldChar w:fldCharType="begin"/>
-            </w:r>
-            <w:r>
-              <w:rPr>
-                <w:rFonts w:ascii="Times New Roman" w:hAnsi="Times New Roman" w:cs="Times New Roman"/>
+              </w:rPr>
+              <w:instrText xml:space="preserve"> PAGEREF _Toc233375462 \h </w:instrText>
+            </w:r>
+            <w:r>
+              <w:rPr>
+                <w:rStyle w:val="Hyperlink"/>
+                <w:noProof/>
+              </w:rPr>
+            </w:r>
+            <w:r>
+              <w:rPr>
+                <w:rStyle w:val="Hyperlink"/>
+                <w:noProof/>
+              </w:rPr>
+              <w:fldChar w:fldCharType="separate"/>
+            </w:r>
+            <w:r>
+              <w:rPr>
                 <w:noProof/>
                 <w:webHidden/>
-                <w:sz w:val="24"/>
-              </w:rPr>
-              <w:instrText xml:space="preserve"> PAGEREF _Toc233329778 \h </w:instrText>
-            </w:r>
-            <w:r>
-              <w:rPr>
-                <w:rFonts w:ascii="Times New Roman" w:hAnsi="Times New Roman" w:cs="Times New Roman"/>
+              </w:rPr>
+              <w:t>17</w:t>
+            </w:r>
+            <w:r>
+              <w:rPr>
+                <w:rStyle w:val="Hyperlink"/>
                 <w:noProof/>
-                <w:webHidden/>
-                <w:sz w:val="24"/>
-              </w:rPr>
-            </w:r>
-            <w:r>
-              <w:rPr>
-                <w:rFonts w:ascii="Times New Roman" w:hAnsi="Times New Roman" w:cs="Times New Roman"/>
-                <w:noProof/>
-                <w:webHidden/>
-                <w:sz w:val="24"/>
-              </w:rPr>
-              <w:fldChar w:fldCharType="separate"/>
-            </w:r>
-            <w:r>
-              <w:rPr>
-                <w:rFonts w:ascii="Times New Roman" w:hAnsi="Times New Roman" w:cs="Times New Roman"/>
-                <w:noProof/>
-                <w:webHidden/>
-                <w:sz w:val="24"/>
-              </w:rPr>
-              <w:t>17</w:t>
-            </w:r>
-            <w:r>
-              <w:rPr>
-                <w:rFonts w:ascii="Times New Roman" w:hAnsi="Times New Roman" w:cs="Times New Roman"/>
-                <w:noProof/>
-                <w:webHidden/>
-                <w:sz w:val="24"/>
               </w:rPr>
               <w:fldChar w:fldCharType="end"/>
             </w:r>
@@ -4548,80 +4249,65 @@
               <w:tab w:val="right" w:leader="dot" w:pos="9016"/>
             </w:tabs>
             <w:rPr>
-              <w:rFonts w:ascii="Times New Roman" w:eastAsiaTheme="minorEastAsia" w:hAnsi="Times New Roman" w:cs="Times New Roman"/>
+              <w:rFonts w:eastAsiaTheme="minorEastAsia" w:cstheme="minorBidi"/>
               <w:noProof/>
               <w:sz w:val="24"/>
+              <w:szCs w:val="30"/>
             </w:rPr>
           </w:pPr>
-          <w:hyperlink w:anchor="_Toc233329779" w:history="1">
+          <w:hyperlink w:anchor="_Toc233375463" w:history="1">
             <w:r>
               <w:rPr>
                 <w:rStyle w:val="Hyperlink"/>
-                <w:rFonts w:ascii="Times New Roman" w:hAnsi="Times New Roman" w:cs="Times New Roman"/>
                 <w:noProof/>
-                <w:sz w:val="24"/>
               </w:rPr>
               <w:t>Figma Design</w:t>
             </w:r>
             <w:r>
               <w:rPr>
-                <w:rFonts w:ascii="Times New Roman" w:hAnsi="Times New Roman" w:cs="Times New Roman"/>
                 <w:noProof/>
                 <w:webHidden/>
-                <w:sz w:val="24"/>
               </w:rPr>
               <w:tab/>
             </w:r>
             <w:r>
               <w:rPr>
-                <w:rFonts w:ascii="Times New Roman" w:hAnsi="Times New Roman" w:cs="Times New Roman"/>
+                <w:rStyle w:val="Hyperlink"/>
+                <w:noProof/>
+              </w:rPr>
+              <w:fldChar w:fldCharType="begin"/>
+            </w:r>
+            <w:r>
+              <w:rPr>
                 <w:noProof/>
                 <w:webHidden/>
-                <w:sz w:val="24"/>
-              </w:rPr>
-              <w:fldChar w:fldCharType="begin"/>
-            </w:r>
-            <w:r>
-              <w:rPr>
-                <w:rFonts w:ascii="Times New Roman" w:hAnsi="Times New Roman" w:cs="Times New Roman"/>
+              </w:rPr>
+              <w:instrText xml:space="preserve"> PAGEREF _Toc233375463 \h </w:instrText>
+            </w:r>
+            <w:r>
+              <w:rPr>
+                <w:rStyle w:val="Hyperlink"/>
+                <w:noProof/>
+              </w:rPr>
+            </w:r>
+            <w:r>
+              <w:rPr>
+                <w:rStyle w:val="Hyperlink"/>
+                <w:noProof/>
+              </w:rPr>
+              <w:fldChar w:fldCharType="separate"/>
+            </w:r>
+            <w:r>
+              <w:rPr>
                 <w:noProof/>
                 <w:webHidden/>
-                <w:sz w:val="24"/>
-              </w:rPr>
-              <w:instrText xml:space="preserve"> PAGEREF _Toc233329779 \h </w:instrText>
-            </w:r>
-            <w:r>
-              <w:rPr>
-                <w:rFonts w:ascii="Times New Roman" w:hAnsi="Times New Roman" w:cs="Times New Roman"/>
+              </w:rPr>
+              <w:t>17</w:t>
+            </w:r>
+            <w:r>
+              <w:rPr>
+                <w:rStyle w:val="Hyperlink"/>
                 <w:noProof/>
-                <w:webHidden/>
-                <w:sz w:val="24"/>
-              </w:rPr>
-            </w:r>
-            <w:r>
-              <w:rPr>
-                <w:rFonts w:ascii="Times New Roman" w:hAnsi="Times New Roman" w:cs="Times New Roman"/>
-                <w:noProof/>
-                <w:webHidden/>
-                <w:sz w:val="24"/>
-              </w:rPr>
-              <w:fldChar w:fldCharType="separate"/>
-            </w:r>
-            <w:r>
-              <w:rPr>
-                <w:rFonts w:ascii="Times New Roman" w:hAnsi="Times New Roman" w:cs="Times New Roman"/>
-                <w:noProof/>
-                <w:webHidden/>
-                <w:sz w:val="24"/>
-              </w:rPr>
-              <w:t>17</w:t>
-            </w:r>
-            <w:r>
-              <w:rPr>
-                <w:rFonts w:ascii="Times New Roman" w:hAnsi="Times New Roman" w:cs="Times New Roman"/>
-                <w:noProof/>
-                <w:webHidden/>
-                <w:sz w:val="24"/>
               </w:rPr>
               <w:fldChar w:fldCharType="end"/>
             </w:r>
@@ -4634,80 +4320,65 @@
               <w:tab w:val="right" w:leader="dot" w:pos="9016"/>
             </w:tabs>
             <w:rPr>
-              <w:rFonts w:ascii="Times New Roman" w:eastAsiaTheme="minorEastAsia" w:hAnsi="Times New Roman" w:cs="Times New Roman"/>
+              <w:rFonts w:eastAsiaTheme="minorEastAsia" w:cstheme="minorBidi"/>
               <w:noProof/>
               <w:sz w:val="24"/>
+              <w:szCs w:val="30"/>
             </w:rPr>
           </w:pPr>
-          <w:hyperlink w:anchor="_Toc233329780" w:history="1">
+          <w:hyperlink w:anchor="_Toc233375464" w:history="1">
             <w:r>
               <w:rPr>
                 <w:rStyle w:val="Hyperlink"/>
-                <w:rFonts w:ascii="Times New Roman" w:hAnsi="Times New Roman" w:cs="Times New Roman"/>
                 <w:noProof/>
-                <w:sz w:val="24"/>
               </w:rPr>
               <w:t>Hand Sketch Design</w:t>
             </w:r>
             <w:r>
               <w:rPr>
-                <w:rFonts w:ascii="Times New Roman" w:hAnsi="Times New Roman" w:cs="Times New Roman"/>
                 <w:noProof/>
                 <w:webHidden/>
-                <w:sz w:val="24"/>
               </w:rPr>
               <w:tab/>
             </w:r>
             <w:r>
               <w:rPr>
-                <w:rFonts w:ascii="Times New Roman" w:hAnsi="Times New Roman" w:cs="Times New Roman"/>
+                <w:rStyle w:val="Hyperlink"/>
+                <w:noProof/>
+              </w:rPr>
+              <w:fldChar w:fldCharType="begin"/>
+            </w:r>
+            <w:r>
+              <w:rPr>
                 <w:noProof/>
                 <w:webHidden/>
-                <w:sz w:val="24"/>
-              </w:rPr>
-              <w:fldChar w:fldCharType="begin"/>
-            </w:r>
-            <w:r>
-              <w:rPr>
-                <w:rFonts w:ascii="Times New Roman" w:hAnsi="Times New Roman" w:cs="Times New Roman"/>
+              </w:rPr>
+              <w:instrText xml:space="preserve"> PAGEREF _Toc233375464 \h </w:instrText>
+            </w:r>
+            <w:r>
+              <w:rPr>
+                <w:rStyle w:val="Hyperlink"/>
+                <w:noProof/>
+              </w:rPr>
+            </w:r>
+            <w:r>
+              <w:rPr>
+                <w:rStyle w:val="Hyperlink"/>
+                <w:noProof/>
+              </w:rPr>
+              <w:fldChar w:fldCharType="separate"/>
+            </w:r>
+            <w:r>
+              <w:rPr>
                 <w:noProof/>
                 <w:webHidden/>
-                <w:sz w:val="24"/>
-              </w:rPr>
-              <w:instrText xml:space="preserve"> PAGEREF _Toc233329780 \h </w:instrText>
-            </w:r>
-            <w:r>
-              <w:rPr>
-                <w:rFonts w:ascii="Times New Roman" w:hAnsi="Times New Roman" w:cs="Times New Roman"/>
+              </w:rPr>
+              <w:t>25</w:t>
+            </w:r>
+            <w:r>
+              <w:rPr>
+                <w:rStyle w:val="Hyperlink"/>
                 <w:noProof/>
-                <w:webHidden/>
-                <w:sz w:val="24"/>
-              </w:rPr>
-            </w:r>
-            <w:r>
-              <w:rPr>
-                <w:rFonts w:ascii="Times New Roman" w:hAnsi="Times New Roman" w:cs="Times New Roman"/>
-                <w:noProof/>
-                <w:webHidden/>
-                <w:sz w:val="24"/>
-              </w:rPr>
-              <w:fldChar w:fldCharType="separate"/>
-            </w:r>
-            <w:r>
-              <w:rPr>
-                <w:rFonts w:ascii="Times New Roman" w:hAnsi="Times New Roman" w:cs="Times New Roman"/>
-                <w:noProof/>
-                <w:webHidden/>
-                <w:sz w:val="24"/>
-              </w:rPr>
-              <w:t>25</w:t>
-            </w:r>
-            <w:r>
-              <w:rPr>
-                <w:rFonts w:ascii="Times New Roman" w:hAnsi="Times New Roman" w:cs="Times New Roman"/>
-                <w:noProof/>
-                <w:webHidden/>
-                <w:sz w:val="24"/>
               </w:rPr>
               <w:fldChar w:fldCharType="end"/>
             </w:r>
@@ -4720,80 +4391,138 @@
               <w:tab w:val="right" w:leader="dot" w:pos="9016"/>
             </w:tabs>
             <w:rPr>
-              <w:rFonts w:ascii="Times New Roman" w:eastAsiaTheme="minorEastAsia" w:hAnsi="Times New Roman" w:cs="Times New Roman"/>
+              <w:rFonts w:eastAsiaTheme="minorEastAsia" w:cstheme="minorBidi"/>
               <w:noProof/>
               <w:sz w:val="24"/>
+              <w:szCs w:val="30"/>
             </w:rPr>
           </w:pPr>
-          <w:hyperlink w:anchor="_Toc233329781" w:history="1">
+          <w:hyperlink w:anchor="_Toc233375465" w:history="1">
             <w:r>
               <w:rPr>
                 <w:rStyle w:val="Hyperlink"/>
-                <w:rFonts w:ascii="Times New Roman" w:hAnsi="Times New Roman" w:cs="Times New Roman"/>
+                <w:rFonts w:ascii="Times New Roman" w:hAnsi="Times New Roman"/>
                 <w:noProof/>
-                <w:sz w:val="24"/>
               </w:rPr>
               <w:t>7.0 Database Design (Data Dictionary)</w:t>
             </w:r>
             <w:r>
               <w:rPr>
-                <w:rFonts w:ascii="Times New Roman" w:hAnsi="Times New Roman" w:cs="Times New Roman"/>
                 <w:noProof/>
                 <w:webHidden/>
-                <w:sz w:val="24"/>
               </w:rPr>
               <w:tab/>
             </w:r>
             <w:r>
               <w:rPr>
-                <w:rFonts w:ascii="Times New Roman" w:hAnsi="Times New Roman" w:cs="Times New Roman"/>
+                <w:rStyle w:val="Hyperlink"/>
+                <w:noProof/>
+              </w:rPr>
+              <w:fldChar w:fldCharType="begin"/>
+            </w:r>
+            <w:r>
+              <w:rPr>
                 <w:noProof/>
                 <w:webHidden/>
-                <w:sz w:val="24"/>
-              </w:rPr>
-              <w:fldChar w:fldCharType="begin"/>
-            </w:r>
-            <w:r>
-              <w:rPr>
-                <w:rFonts w:ascii="Times New Roman" w:hAnsi="Times New Roman" w:cs="Times New Roman"/>
+              </w:rPr>
+              <w:instrText xml:space="preserve"> PAGEREF _Toc233375465 \h </w:instrText>
+            </w:r>
+            <w:r>
+              <w:rPr>
+                <w:rStyle w:val="Hyperlink"/>
+                <w:noProof/>
+              </w:rPr>
+            </w:r>
+            <w:r>
+              <w:rPr>
+                <w:rStyle w:val="Hyperlink"/>
+                <w:noProof/>
+              </w:rPr>
+              <w:fldChar w:fldCharType="separate"/>
+            </w:r>
+            <w:r>
+              <w:rPr>
                 <w:noProof/>
                 <w:webHidden/>
-                <w:sz w:val="24"/>
-              </w:rPr>
-              <w:instrText xml:space="preserve"> PAGEREF _Toc233329781 \h </w:instrText>
-            </w:r>
-            <w:r>
-              <w:rPr>
-                <w:rFonts w:ascii="Times New Roman" w:hAnsi="Times New Roman" w:cs="Times New Roman"/>
+              </w:rPr>
+              <w:t>33</w:t>
+            </w:r>
+            <w:r>
+              <w:rPr>
+                <w:rStyle w:val="Hyperlink"/>
+                <w:noProof/>
+              </w:rPr>
+              <w:fldChar w:fldCharType="end"/>
+            </w:r>
+          </w:hyperlink>
+        </w:p>
+        <w:p>
+          <w:pPr>
+            <w:pStyle w:val="TOC1"/>
+            <w:tabs>
+              <w:tab w:val="right" w:leader="dot" w:pos="9016"/>
+            </w:tabs>
+            <w:rPr>
+              <w:rFonts w:eastAsiaTheme="minorEastAsia" w:cstheme="minorBidi"/>
+              <w:noProof/>
+              <w:sz w:val="24"/>
+              <w:szCs w:val="30"/>
+            </w:rPr>
+          </w:pPr>
+          <w:hyperlink w:anchor="_Toc233375466" w:history="1">
+            <w:r>
+              <w:rPr>
+                <w:rStyle w:val="Hyperlink"/>
+                <w:rFonts w:ascii="Times New Roman" w:hAnsi="Times New Roman"/>
+                <w:noProof/>
+              </w:rPr>
+              <w:t>Appendix</w:t>
+            </w:r>
+            <w:r>
+              <w:rPr>
                 <w:noProof/>
                 <w:webHidden/>
-                <w:sz w:val="24"/>
-              </w:rPr>
-            </w:r>
-            <w:r>
-              <w:rPr>
-                <w:rFonts w:ascii="Times New Roman" w:hAnsi="Times New Roman" w:cs="Times New Roman"/>
+              </w:rPr>
+              <w:tab/>
+            </w:r>
+            <w:r>
+              <w:rPr>
+                <w:rStyle w:val="Hyperlink"/>
+                <w:noProof/>
+              </w:rPr>
+              <w:fldChar w:fldCharType="begin"/>
+            </w:r>
+            <w:r>
+              <w:rPr>
                 <w:noProof/>
                 <w:webHidden/>
-                <w:sz w:val="24"/>
+              </w:rPr>
+              <w:instrText xml:space="preserve"> PAGEREF _Toc233375466 \h </w:instrText>
+            </w:r>
+            <w:r>
+              <w:rPr>
+                <w:rStyle w:val="Hyperlink"/>
+                <w:noProof/>
+              </w:rPr>
+            </w:r>
+            <w:r>
+              <w:rPr>
+                <w:rStyle w:val="Hyperlink"/>
+                <w:noProof/>
               </w:rPr>
               <w:fldChar w:fldCharType="separate"/>
             </w:r>
             <w:r>
               <w:rPr>
-                <w:rFonts w:ascii="Times New Roman" w:hAnsi="Times New Roman" w:cs="Times New Roman"/>
                 <w:noProof/>
                 <w:webHidden/>
-                <w:sz w:val="24"/>
-              </w:rPr>
-              <w:t>33</w:t>
-            </w:r>
-            <w:r>
-              <w:rPr>
-                <w:rFonts w:ascii="Times New Roman" w:hAnsi="Times New Roman" w:cs="Times New Roman"/>
+              </w:rPr>
+              <w:t>34</w:t>
+            </w:r>
+            <w:r>
+              <w:rPr>
+                <w:rStyle w:val="Hyperlink"/>
                 <w:noProof/>
-                <w:webHidden/>
-                <w:sz w:val="24"/>
               </w:rPr>
               <w:fldChar w:fldCharType="end"/>
             </w:r>
@@ -4900,13 +4629,13 @@
         </w:rPr>
         <w:fldChar w:fldCharType="separate"/>
       </w:r>
-      <w:hyperlink w:anchor="_Toc233329860" w:history="1">
+      <w:hyperlink w:anchor="_Toc233375497" w:history="1">
         <w:r>
           <w:rPr>
             <w:rStyle w:val="Hyperlink"/>
             <w:noProof/>
           </w:rPr>
-          <w:t>Figure 1Deployment Diagram</w:t>
+          <w:t>Figure 1Deployment Diagram – Smart Pantry</w:t>
         </w:r>
         <w:r>
           <w:rPr>
@@ -4927,7 +4656,7 @@
             <w:noProof/>
             <w:webHidden/>
           </w:rPr>
-          <w:instrText xml:space="preserve"> PAGEREF _Toc233329860 \h </w:instrText>
+          <w:instrText xml:space="preserve"> PAGEREF _Toc233375497 \h </w:instrText>
         </w:r>
         <w:r>
           <w:rPr>
@@ -4971,13 +4700,13 @@
           <w:szCs w:val="30"/>
         </w:rPr>
       </w:pPr>
-      <w:hyperlink w:anchor="_Toc233329861" w:history="1">
+      <w:hyperlink w:anchor="_Toc233375498" w:history="1">
         <w:r>
           <w:rPr>
             <w:rStyle w:val="Hyperlink"/>
             <w:noProof/>
           </w:rPr>
-          <w:t>Figure 2 Site Map</w:t>
+          <w:t>Figure 2 Site Map- Smart Pantry</w:t>
         </w:r>
         <w:r>
           <w:rPr>
@@ -4998,7 +4727,7 @@
             <w:noProof/>
             <w:webHidden/>
           </w:rPr>
-          <w:instrText xml:space="preserve"> PAGEREF _Toc233329861 \h </w:instrText>
+          <w:instrText xml:space="preserve"> PAGEREF _Toc233375498 \h </w:instrText>
         </w:r>
         <w:r>
           <w:rPr>
@@ -5018,7 +4747,7 @@
             <w:noProof/>
             <w:webHidden/>
           </w:rPr>
-          <w:t>15</w:t>
+          <w:t>16</w:t>
         </w:r>
         <w:r>
           <w:rPr>
@@ -5042,13 +4771,13 @@
           <w:szCs w:val="30"/>
         </w:rPr>
       </w:pPr>
-      <w:hyperlink w:anchor="_Toc233329862" w:history="1">
+      <w:hyperlink w:anchor="_Toc233375499" w:history="1">
         <w:r>
           <w:rPr>
             <w:rStyle w:val="Hyperlink"/>
             <w:noProof/>
           </w:rPr>
-          <w:t>Figure 3 Home Page</w:t>
+          <w:t>Figure 3 Entity Relation Diagram - Smart Pantry</w:t>
         </w:r>
         <w:r>
           <w:rPr>
@@ -5069,7 +4798,78 @@
             <w:noProof/>
             <w:webHidden/>
           </w:rPr>
-          <w:instrText xml:space="preserve"> PAGEREF _Toc233329862 \h </w:instrText>
+          <w:instrText xml:space="preserve"> PAGEREF _Toc233375499 \h </w:instrText>
+        </w:r>
+        <w:r>
+          <w:rPr>
+            <w:rStyle w:val="Hyperlink"/>
+            <w:noProof/>
+          </w:rPr>
+        </w:r>
+        <w:r>
+          <w:rPr>
+            <w:rStyle w:val="Hyperlink"/>
+            <w:noProof/>
+          </w:rPr>
+          <w:fldChar w:fldCharType="separate"/>
+        </w:r>
+        <w:r>
+          <w:rPr>
+            <w:noProof/>
+            <w:webHidden/>
+          </w:rPr>
+          <w:t>16</w:t>
+        </w:r>
+        <w:r>
+          <w:rPr>
+            <w:rStyle w:val="Hyperlink"/>
+            <w:noProof/>
+          </w:rPr>
+          <w:fldChar w:fldCharType="end"/>
+        </w:r>
+      </w:hyperlink>
+    </w:p>
+    <w:p>
+      <w:pPr>
+        <w:pStyle w:val="TableofFigures"/>
+        <w:tabs>
+          <w:tab w:val="right" w:leader="dot" w:pos="9016"/>
+        </w:tabs>
+        <w:rPr>
+          <w:rFonts w:eastAsiaTheme="minorEastAsia" w:cstheme="minorBidi"/>
+          <w:noProof/>
+          <w:sz w:val="24"/>
+          <w:szCs w:val="30"/>
+        </w:rPr>
+      </w:pPr>
+      <w:hyperlink w:anchor="_Toc233375500" w:history="1">
+        <w:r>
+          <w:rPr>
+            <w:rStyle w:val="Hyperlink"/>
+            <w:noProof/>
+          </w:rPr>
+          <w:t>Figure 4 Home Page</w:t>
+        </w:r>
+        <w:r>
+          <w:rPr>
+            <w:noProof/>
+            <w:webHidden/>
+          </w:rPr>
+          <w:tab/>
+        </w:r>
+        <w:r>
+          <w:rPr>
+            <w:rStyle w:val="Hyperlink"/>
+            <w:noProof/>
+          </w:rPr>
+          <w:fldChar w:fldCharType="begin"/>
+        </w:r>
+        <w:r>
+          <w:rPr>
+            <w:noProof/>
+            <w:webHidden/>
+          </w:rPr>
+          <w:instrText xml:space="preserve"> PAGEREF _Toc233375500 \h </w:instrText>
         </w:r>
         <w:r>
           <w:rPr>
@@ -5113,13 +4913,13 @@
           <w:szCs w:val="30"/>
         </w:rPr>
       </w:pPr>
-      <w:hyperlink w:anchor="_Toc233329863" w:history="1">
+      <w:hyperlink w:anchor="_Toc233375501" w:history="1">
         <w:r>
           <w:rPr>
             <w:rStyle w:val="Hyperlink"/>
             <w:noProof/>
           </w:rPr>
-          <w:t>Figure 4 Sign Up Page</w:t>
+          <w:t>Figure 5 Sign Up Page</w:t>
         </w:r>
         <w:r>
           <w:rPr>
@@ -5140,7 +4940,7 @@
             <w:noProof/>
             <w:webHidden/>
           </w:rPr>
-          <w:instrText xml:space="preserve"> PAGEREF _Toc233329863 \h </w:instrText>
+          <w:instrText xml:space="preserve"> PAGEREF _Toc233375501 \h </w:instrText>
         </w:r>
         <w:r>
           <w:rPr>
@@ -5184,13 +4984,13 @@
           <w:szCs w:val="30"/>
         </w:rPr>
       </w:pPr>
-      <w:hyperlink w:anchor="_Toc233329864" w:history="1">
+      <w:hyperlink w:anchor="_Toc233375502" w:history="1">
         <w:r>
           <w:rPr>
             <w:rStyle w:val="Hyperlink"/>
             <w:noProof/>
           </w:rPr>
-          <w:t>Figure 5 Login Page</w:t>
+          <w:t>Figure 6 Login Page</w:t>
         </w:r>
         <w:r>
           <w:rPr>
@@ -5211,7 +5011,7 @@
             <w:noProof/>
             <w:webHidden/>
           </w:rPr>
-          <w:instrText xml:space="preserve"> PAGEREF _Toc233329864 \h </w:instrText>
+          <w:instrText xml:space="preserve"> PAGEREF _Toc233375502 \h </w:instrText>
         </w:r>
         <w:r>
           <w:rPr>
@@ -5255,13 +5055,13 @@
           <w:szCs w:val="30"/>
         </w:rPr>
       </w:pPr>
-      <w:hyperlink w:anchor="_Toc233329865" w:history="1">
+      <w:hyperlink w:anchor="_Toc233375503" w:history="1">
         <w:r>
           <w:rPr>
             <w:rStyle w:val="Hyperlink"/>
             <w:noProof/>
           </w:rPr>
-          <w:t>Figure 6 User dashboard</w:t>
+          <w:t>Figure 7 User dashboard</w:t>
         </w:r>
         <w:r>
           <w:rPr>
@@ -5282,7 +5082,7 @@
             <w:noProof/>
             <w:webHidden/>
           </w:rPr>
-          <w:instrText xml:space="preserve"> PAGEREF _Toc233329865 \h </w:instrText>
+          <w:instrText xml:space="preserve"> PAGEREF _Toc233375503 \h </w:instrText>
         </w:r>
         <w:r>
           <w:rPr>
@@ -5326,13 +5126,13 @@
           <w:szCs w:val="30"/>
         </w:rPr>
       </w:pPr>
-      <w:hyperlink w:anchor="_Toc233329866" w:history="1">
+      <w:hyperlink w:anchor="_Toc233375504" w:history="1">
         <w:r>
           <w:rPr>
             <w:rStyle w:val="Hyperlink"/>
             <w:noProof/>
           </w:rPr>
-          <w:t>Figure 7 Food Inventory Page</w:t>
+          <w:t>Figure 8 Food Inventory Page</w:t>
         </w:r>
         <w:r>
           <w:rPr>
@@ -5353,7 +5153,7 @@
             <w:noProof/>
             <w:webHidden/>
           </w:rPr>
-          <w:instrText xml:space="preserve"> PAGEREF _Toc233329866 \h </w:instrText>
+          <w:instrText xml:space="preserve"> PAGEREF _Toc233375504 \h </w:instrText>
         </w:r>
         <w:r>
           <w:rPr>
@@ -5397,13 +5197,13 @@
           <w:szCs w:val="30"/>
         </w:rPr>
       </w:pPr>
-      <w:hyperlink w:anchor="_Toc233329867" w:history="1">
+      <w:hyperlink w:anchor="_Toc233375505" w:history="1">
         <w:r>
           <w:rPr>
             <w:rStyle w:val="Hyperlink"/>
             <w:noProof/>
           </w:rPr>
-          <w:t>Figure 8 Browse Donation Page</w:t>
+          <w:t>Figure 9 Browse Donation Page</w:t>
         </w:r>
         <w:r>
           <w:rPr>
@@ -5424,7 +5224,7 @@
             <w:noProof/>
             <w:webHidden/>
           </w:rPr>
-          <w:instrText xml:space="preserve"> PAGEREF _Toc233329867 \h </w:instrText>
+          <w:instrText xml:space="preserve"> PAGEREF _Toc233375505 \h </w:instrText>
         </w:r>
         <w:r>
           <w:rPr>
@@ -5468,13 +5268,13 @@
           <w:szCs w:val="30"/>
         </w:rPr>
       </w:pPr>
-      <w:hyperlink w:anchor="_Toc233329868" w:history="1">
+      <w:hyperlink w:anchor="_Toc233375506" w:history="1">
         <w:r>
           <w:rPr>
             <w:rStyle w:val="Hyperlink"/>
             <w:noProof/>
           </w:rPr>
-          <w:t>Figure 9 Food Analytics Page</w:t>
+          <w:t>Figure 10 Food Analytics Page</w:t>
         </w:r>
         <w:r>
           <w:rPr>
@@ -5495,7 +5295,7 @@
             <w:noProof/>
             <w:webHidden/>
           </w:rPr>
-          <w:instrText xml:space="preserve"> PAGEREF _Toc233329868 \h </w:instrText>
+          <w:instrText xml:space="preserve"> PAGEREF _Toc233375506 \h </w:instrText>
         </w:r>
         <w:r>
           <w:rPr>
@@ -5539,13 +5339,13 @@
           <w:szCs w:val="30"/>
         </w:rPr>
       </w:pPr>
-      <w:hyperlink w:anchor="_Toc233329869" w:history="1">
+      <w:hyperlink w:anchor="_Toc233375507" w:history="1">
         <w:r>
           <w:rPr>
             <w:rStyle w:val="Hyperlink"/>
             <w:noProof/>
           </w:rPr>
-          <w:t>Figure 10 Meal Plans Page</w:t>
+          <w:t>Figure 11 Meal Plans Page</w:t>
         </w:r>
         <w:r>
           <w:rPr>
@@ -5566,7 +5366,7 @@
             <w:noProof/>
             <w:webHidden/>
           </w:rPr>
-          <w:instrText xml:space="preserve"> PAGEREF _Toc233329869 \h </w:instrText>
+          <w:instrText xml:space="preserve"> PAGEREF _Toc233375507 \h </w:instrText>
         </w:r>
         <w:r>
           <w:rPr>
@@ -5610,13 +5410,13 @@
           <w:szCs w:val="30"/>
         </w:rPr>
       </w:pPr>
-      <w:hyperlink w:anchor="_Toc233329870" w:history="1">
+      <w:hyperlink w:anchor="_Toc233375508" w:history="1">
         <w:r>
           <w:rPr>
             <w:rStyle w:val="Hyperlink"/>
             <w:noProof/>
           </w:rPr>
-          <w:t>Figure 11 Notifications Page</w:t>
+          <w:t>Figure 12 Notifications Page</w:t>
         </w:r>
         <w:r>
           <w:rPr>
@@ -5637,7 +5437,7 @@
             <w:noProof/>
             <w:webHidden/>
           </w:rPr>
-          <w:instrText xml:space="preserve"> PAGEREF _Toc233329870 \h </w:instrText>
+          <w:instrText xml:space="preserve"> PAGEREF _Toc233375508 \h </w:instrText>
         </w:r>
         <w:r>
           <w:rPr>
@@ -5681,13 +5481,13 @@
           <w:szCs w:val="30"/>
         </w:rPr>
       </w:pPr>
-      <w:hyperlink w:anchor="_Toc233329871" w:history="1">
+      <w:hyperlink w:anchor="_Toc233375509" w:history="1">
         <w:r>
           <w:rPr>
             <w:rStyle w:val="Hyperlink"/>
             <w:noProof/>
           </w:rPr>
-          <w:t>Figure 12 Privacy Settings Page</w:t>
+          <w:t>Figure 13 Privacy Settings Page</w:t>
         </w:r>
         <w:r>
           <w:rPr>
@@ -5708,7 +5508,7 @@
             <w:noProof/>
             <w:webHidden/>
           </w:rPr>
-          <w:instrText xml:space="preserve"> PAGEREF _Toc233329871 \h </w:instrText>
+          <w:instrText xml:space="preserve"> PAGEREF _Toc233375509 \h </w:instrText>
         </w:r>
         <w:r>
           <w:rPr>
@@ -5752,13 +5552,13 @@
           <w:szCs w:val="30"/>
         </w:rPr>
       </w:pPr>
-      <w:hyperlink w:anchor="_Toc233329872" w:history="1">
+      <w:hyperlink w:anchor="_Toc233375510" w:history="1">
         <w:r>
           <w:rPr>
             <w:rStyle w:val="Hyperlink"/>
             <w:noProof/>
           </w:rPr>
-          <w:t>Figure 13 Home Page</w:t>
+          <w:t>Figure 14 Home Page</w:t>
         </w:r>
         <w:r>
           <w:rPr>
@@ -5779,7 +5579,7 @@
             <w:noProof/>
             <w:webHidden/>
           </w:rPr>
-          <w:instrText xml:space="preserve"> PAGEREF _Toc233329872 \h </w:instrText>
+          <w:instrText xml:space="preserve"> PAGEREF _Toc233375510 \h </w:instrText>
         </w:r>
         <w:r>
           <w:rPr>
@@ -5823,13 +5623,13 @@
           <w:szCs w:val="30"/>
         </w:rPr>
       </w:pPr>
-      <w:hyperlink w:anchor="_Toc233329873" w:history="1">
+      <w:hyperlink w:anchor="_Toc233375511" w:history="1">
         <w:r>
           <w:rPr>
             <w:rStyle w:val="Hyperlink"/>
             <w:noProof/>
           </w:rPr>
-          <w:t>Figure 14 Sign Up Page</w:t>
+          <w:t>Figure 15 Sign Up Page</w:t>
         </w:r>
         <w:r>
           <w:rPr>
@@ -5850,7 +5650,7 @@
             <w:noProof/>
             <w:webHidden/>
           </w:rPr>
-          <w:instrText xml:space="preserve"> PAGEREF _Toc233329873 \h </w:instrText>
+          <w:instrText xml:space="preserve"> PAGEREF _Toc233375511 \h </w:instrText>
         </w:r>
         <w:r>
           <w:rPr>
@@ -5894,13 +5694,13 @@
           <w:szCs w:val="30"/>
         </w:rPr>
       </w:pPr>
-      <w:hyperlink w:anchor="_Toc233329874" w:history="1">
+      <w:hyperlink w:anchor="_Toc233375512" w:history="1">
         <w:r>
           <w:rPr>
             <w:rStyle w:val="Hyperlink"/>
             <w:noProof/>
           </w:rPr>
-          <w:t>Figure 15 Login Page</w:t>
+          <w:t>Figure 16 Login Page</w:t>
         </w:r>
         <w:r>
           <w:rPr>
@@ -5921,7 +5721,7 @@
             <w:noProof/>
             <w:webHidden/>
           </w:rPr>
-          <w:instrText xml:space="preserve"> PAGEREF _Toc233329874 \h </w:instrText>
+          <w:instrText xml:space="preserve"> PAGEREF _Toc233375512 \h </w:instrText>
         </w:r>
         <w:r>
           <w:rPr>
@@ -5965,13 +5765,13 @@
           <w:szCs w:val="30"/>
         </w:rPr>
       </w:pPr>
-      <w:hyperlink w:anchor="_Toc233329875" w:history="1">
+      <w:hyperlink w:anchor="_Toc233375513" w:history="1">
         <w:r>
           <w:rPr>
             <w:rStyle w:val="Hyperlink"/>
             <w:noProof/>
           </w:rPr>
-          <w:t>Figure 16 User Dashboard</w:t>
+          <w:t>Figure 17 User Dashboard</w:t>
         </w:r>
         <w:r>
           <w:rPr>
@@ -5992,7 +5792,7 @@
             <w:noProof/>
             <w:webHidden/>
           </w:rPr>
-          <w:instrText xml:space="preserve"> PAGEREF _Toc233329875 \h </w:instrText>
+          <w:instrText xml:space="preserve"> PAGEREF _Toc233375513 \h </w:instrText>
         </w:r>
         <w:r>
           <w:rPr>
@@ -6036,13 +5836,13 @@
           <w:szCs w:val="30"/>
         </w:rPr>
       </w:pPr>
-      <w:hyperlink w:anchor="_Toc233329876" w:history="1">
+      <w:hyperlink w:anchor="_Toc233375514" w:history="1">
         <w:r>
           <w:rPr>
             <w:rStyle w:val="Hyperlink"/>
             <w:noProof/>
           </w:rPr>
-          <w:t>Figure 17 Food Inventory</w:t>
+          <w:t>Figure 18 Food Inventory</w:t>
         </w:r>
         <w:r>
           <w:rPr>
@@ -6063,7 +5863,7 @@
             <w:noProof/>
             <w:webHidden/>
           </w:rPr>
-          <w:instrText xml:space="preserve"> PAGEREF _Toc233329876 \h </w:instrText>
+          <w:instrText xml:space="preserve"> PAGEREF _Toc233375514 \h </w:instrText>
         </w:r>
         <w:r>
           <w:rPr>
@@ -6107,13 +5907,13 @@
           <w:szCs w:val="30"/>
         </w:rPr>
       </w:pPr>
-      <w:hyperlink w:anchor="_Toc233329877" w:history="1">
+      <w:hyperlink w:anchor="_Toc233375515" w:history="1">
         <w:r>
           <w:rPr>
             <w:rStyle w:val="Hyperlink"/>
             <w:noProof/>
           </w:rPr>
-          <w:t>Figure 18 Browse Donations</w:t>
+          <w:t>Figure 19 Browse Donations</w:t>
         </w:r>
         <w:r>
           <w:rPr>
@@ -6134,7 +5934,7 @@
             <w:noProof/>
             <w:webHidden/>
           </w:rPr>
-          <w:instrText xml:space="preserve"> PAGEREF _Toc233329877 \h </w:instrText>
+          <w:instrText xml:space="preserve"> PAGEREF _Toc233375515 \h </w:instrText>
         </w:r>
         <w:r>
           <w:rPr>
@@ -6178,13 +5978,13 @@
           <w:szCs w:val="30"/>
         </w:rPr>
       </w:pPr>
-      <w:hyperlink w:anchor="_Toc233329878" w:history="1">
+      <w:hyperlink w:anchor="_Toc233375516" w:history="1">
         <w:r>
           <w:rPr>
             <w:rStyle w:val="Hyperlink"/>
             <w:noProof/>
           </w:rPr>
-          <w:t>Figure 19 Food Analytics</w:t>
+          <w:t>Figure 20 Food Analytics</w:t>
         </w:r>
         <w:r>
           <w:rPr>
@@ -6205,7 +6005,7 @@
             <w:noProof/>
             <w:webHidden/>
           </w:rPr>
-          <w:instrText xml:space="preserve"> PAGEREF _Toc233329878 \h </w:instrText>
+          <w:instrText xml:space="preserve"> PAGEREF _Toc233375516 \h </w:instrText>
         </w:r>
         <w:r>
           <w:rPr>
@@ -6249,13 +6049,13 @@
           <w:szCs w:val="30"/>
         </w:rPr>
       </w:pPr>
-      <w:hyperlink w:anchor="_Toc233329879" w:history="1">
+      <w:hyperlink w:anchor="_Toc233375517" w:history="1">
         <w:r>
           <w:rPr>
             <w:rStyle w:val="Hyperlink"/>
             <w:noProof/>
           </w:rPr>
-          <w:t>Figure 20 Meal Suggestions</w:t>
+          <w:t>Figure 21 Meal Suggestions</w:t>
         </w:r>
         <w:r>
           <w:rPr>
@@ -6276,7 +6076,7 @@
             <w:noProof/>
             <w:webHidden/>
           </w:rPr>
-          <w:instrText xml:space="preserve"> PAGEREF _Toc233329879 \h </w:instrText>
+          <w:instrText xml:space="preserve"> PAGEREF _Toc233375517 \h </w:instrText>
         </w:r>
         <w:r>
           <w:rPr>
@@ -6320,13 +6120,13 @@
           <w:szCs w:val="30"/>
         </w:rPr>
       </w:pPr>
-      <w:hyperlink w:anchor="_Toc233329880" w:history="1">
+      <w:hyperlink w:anchor="_Toc233375518" w:history="1">
         <w:r>
           <w:rPr>
             <w:rStyle w:val="Hyperlink"/>
             <w:noProof/>
           </w:rPr>
-          <w:t>Figure 21 Notifications</w:t>
+          <w:t>Figure 22 Notifications</w:t>
         </w:r>
         <w:r>
           <w:rPr>
@@ -6347,7 +6147,7 @@
             <w:noProof/>
             <w:webHidden/>
           </w:rPr>
-          <w:instrText xml:space="preserve"> PAGEREF _Toc233329880 \h </w:instrText>
+          <w:instrText xml:space="preserve"> PAGEREF _Toc233375518 \h </w:instrText>
         </w:r>
         <w:r>
           <w:rPr>
@@ -6391,13 +6191,13 @@
           <w:szCs w:val="30"/>
         </w:rPr>
       </w:pPr>
-      <w:hyperlink w:anchor="_Toc233329881" w:history="1">
+      <w:hyperlink w:anchor="_Toc233375519" w:history="1">
         <w:r>
           <w:rPr>
             <w:rStyle w:val="Hyperlink"/>
             <w:noProof/>
           </w:rPr>
-          <w:t>Figure 22 Privacy Settings</w:t>
+          <w:t>Figure 23 Privacy Settings</w:t>
         </w:r>
         <w:r>
           <w:rPr>
@@ -6418,7 +6218,7 @@
             <w:noProof/>
             <w:webHidden/>
           </w:rPr>
-          <w:instrText xml:space="preserve"> PAGEREF _Toc233329881 \h </w:instrText>
+          <w:instrText xml:space="preserve"> PAGEREF _Toc233375519 \h </w:instrText>
         </w:r>
         <w:r>
           <w:rPr>
@@ -6500,7 +6300,7 @@
           <w:sz w:val="24"/>
         </w:rPr>
       </w:pPr>
-      <w:bookmarkStart w:id="0" w:name="_Toc233329758"/>
+      <w:bookmarkStart w:id="0" w:name="_Toc233375442"/>
       <w:r>
         <w:rPr>
           <w:rFonts w:ascii="Times New Roman" w:hAnsi="Times New Roman"/>
@@ -6521,7 +6321,7 @@
           <w:sz w:val="24"/>
         </w:rPr>
       </w:pPr>
-      <w:bookmarkStart w:id="1" w:name="_Toc233329759"/>
+      <w:bookmarkStart w:id="1" w:name="_Toc233375443"/>
       <w:r>
         <w:rPr>
           <w:rFonts w:ascii="Times New Roman" w:hAnsi="Times New Roman"/>
@@ -6542,7 +6342,7 @@
       <w:pPr>
         <w:pStyle w:val="Heading2"/>
       </w:pPr>
-      <w:bookmarkStart w:id="2" w:name="_Toc233329760"/>
+      <w:bookmarkStart w:id="2" w:name="_Toc233375444"/>
       <w:r>
         <w:t>1.1</w:t>
       </w:r>
@@ -7530,7 +7330,7 @@
       <w:pPr>
         <w:pStyle w:val="Heading2"/>
       </w:pPr>
-      <w:bookmarkStart w:id="3" w:name="_Toc233329761"/>
+      <w:bookmarkStart w:id="3" w:name="_Toc233375445"/>
       <w:r>
         <w:t>1.2 Non Functional Requirements</w:t>
       </w:r>
@@ -8293,7 +8093,7 @@
           <w:sz w:val="24"/>
         </w:rPr>
       </w:pPr>
-      <w:bookmarkStart w:id="4" w:name="_Toc233329762"/>
+      <w:bookmarkStart w:id="4" w:name="_Toc233375446"/>
       <w:r>
         <w:rPr>
           <w:rFonts w:ascii="Times New Roman" w:hAnsi="Times New Roman"/>
@@ -8308,7 +8108,7 @@
       <w:pPr>
         <w:pStyle w:val="Heading2"/>
       </w:pPr>
-      <w:bookmarkStart w:id="5" w:name="_Toc233329763"/>
+      <w:bookmarkStart w:id="5" w:name="_Toc233375447"/>
       <w:r>
         <w:t>2.1 UC1 User Registration and Privacy Settings</w:t>
       </w:r>
@@ -8318,7 +8118,7 @@
       <w:pPr>
         <w:pStyle w:val="Heading2"/>
       </w:pPr>
-      <w:bookmarkStart w:id="6" w:name="_Toc233329764"/>
+      <w:bookmarkStart w:id="6" w:name="_Toc233375448"/>
       <w:r>
         <w:t xml:space="preserve">Done By </w:t>
       </w:r>
@@ -10017,7 +9817,7 @@
       <w:pPr>
         <w:pStyle w:val="Heading2"/>
       </w:pPr>
-      <w:bookmarkStart w:id="7" w:name="_Toc233329765"/>
+      <w:bookmarkStart w:id="7" w:name="_Toc233375449"/>
       <w:r>
         <w:lastRenderedPageBreak/>
         <w:t>2.2 UC4 Food Analytics</w:t>
@@ -10028,7 +9828,7 @@
       <w:pPr>
         <w:pStyle w:val="Heading2"/>
       </w:pPr>
-      <w:bookmarkStart w:id="8" w:name="_Toc233329766"/>
+      <w:bookmarkStart w:id="8" w:name="_Toc233375450"/>
       <w:r>
         <w:t>Done By Sujina Tuladhar (E2300582)</w:t>
       </w:r>
@@ -11326,7 +11126,7 @@
       <w:pPr>
         <w:pStyle w:val="Heading2"/>
       </w:pPr>
-      <w:bookmarkStart w:id="9" w:name="_Toc233329767"/>
+      <w:bookmarkStart w:id="9" w:name="_Toc233375451"/>
       <w:r>
         <w:lastRenderedPageBreak/>
         <w:t>2.3 UC2 Manage Food Inventory</w:t>
@@ -11337,7 +11137,7 @@
       <w:pPr>
         <w:pStyle w:val="Heading2"/>
       </w:pPr>
-      <w:bookmarkStart w:id="10" w:name="_Toc233329768"/>
+      <w:bookmarkStart w:id="10" w:name="_Toc233375452"/>
       <w:r>
         <w:t>Done By Student B: Pasang Lama (E2400050)</w:t>
       </w:r>
@@ -12864,7 +12664,7 @@
       <w:pPr>
         <w:pStyle w:val="Heading2"/>
       </w:pPr>
-      <w:bookmarkStart w:id="11" w:name="_Toc233329769"/>
+      <w:bookmarkStart w:id="11" w:name="_Toc233375453"/>
       <w:r>
         <w:lastRenderedPageBreak/>
         <w:t>2.4 UC5 View Notifications</w:t>
@@ -12875,7 +12675,7 @@
       <w:pPr>
         <w:pStyle w:val="Heading2"/>
       </w:pPr>
-      <w:bookmarkStart w:id="12" w:name="_Toc233329770"/>
+      <w:bookmarkStart w:id="12" w:name="_Toc233375454"/>
       <w:r>
         <w:t>Done By Student B: Pasang Lama (E2400050)</w:t>
       </w:r>
@@ -14420,7 +14220,7 @@
       <w:pPr>
         <w:pStyle w:val="Heading2"/>
       </w:pPr>
-      <w:bookmarkStart w:id="13" w:name="_Toc233329771"/>
+      <w:bookmarkStart w:id="13" w:name="_Toc233375455"/>
       <w:r>
         <w:lastRenderedPageBreak/>
         <w:t>2.5 UC3  Browse Food Items and Donations.</w:t>
@@ -14431,7 +14231,7 @@
       <w:pPr>
         <w:pStyle w:val="Heading2"/>
       </w:pPr>
-      <w:bookmarkStart w:id="14" w:name="_Toc233329772"/>
+      <w:bookmarkStart w:id="14" w:name="_Toc233375456"/>
       <w:r>
         <w:t>Done By student C: Manav Rawal (E2300560)</w:t>
       </w:r>
@@ -15635,7 +15435,7 @@
       <w:pPr>
         <w:pStyle w:val="Heading2"/>
       </w:pPr>
-      <w:bookmarkStart w:id="15" w:name="_Toc233329773"/>
+      <w:bookmarkStart w:id="15" w:name="_Toc233375457"/>
       <w:r>
         <w:t>2.6 UC6: Plan Weekly Meals</w:t>
       </w:r>
@@ -15645,7 +15445,7 @@
       <w:pPr>
         <w:pStyle w:val="Heading2"/>
       </w:pPr>
-      <w:bookmarkStart w:id="16" w:name="_Toc233329774"/>
+      <w:bookmarkStart w:id="16" w:name="_Toc233375458"/>
       <w:r>
         <w:t xml:space="preserve">Done By </w:t>
       </w:r>
@@ -17155,7 +16955,7 @@
           <w:sz w:val="24"/>
         </w:rPr>
       </w:pPr>
-      <w:bookmarkStart w:id="17" w:name="_Toc233329775"/>
+      <w:bookmarkStart w:id="17" w:name="_Toc233375459"/>
       <w:r>
         <w:rPr>
           <w:rFonts w:ascii="Times New Roman" w:hAnsi="Times New Roman"/>
@@ -17730,7 +17530,7 @@
         <w:pStyle w:val="Caption"/>
         <w:jc w:val="center"/>
       </w:pPr>
-      <w:bookmarkStart w:id="18" w:name="_Toc233329860"/>
+      <w:bookmarkStart w:id="18" w:name="_Toc233375497"/>
       <w:r>
         <w:t xml:space="preserve">Figure </w:t>
       </w:r>
@@ -17758,6 +17558,9 @@
         </w:rPr>
         <w:t>Deployment Diagram</w:t>
       </w:r>
+      <w:r>
+        <w:t xml:space="preserve"> – Smart Pantry</w:t>
+      </w:r>
       <w:bookmarkEnd w:id="18"/>
     </w:p>
     <w:p>
@@ -17768,7 +17571,7 @@
           <w:sz w:val="24"/>
         </w:rPr>
       </w:pPr>
-      <w:bookmarkStart w:id="19" w:name="_Toc233329776"/>
+      <w:bookmarkStart w:id="19" w:name="_Toc233375460"/>
       <w:r>
         <w:rPr>
           <w:rFonts w:ascii="Times New Roman" w:hAnsi="Times New Roman"/>
@@ -17835,7 +17638,7 @@
         <w:pStyle w:val="Caption"/>
         <w:jc w:val="center"/>
       </w:pPr>
-      <w:bookmarkStart w:id="20" w:name="_Toc233329861"/>
+      <w:bookmarkStart w:id="20" w:name="_Toc233375498"/>
       <w:r>
         <w:t xml:space="preserve">Figure </w:t>
       </w:r>
@@ -17860,6 +17663,9 @@
       <w:r>
         <w:t xml:space="preserve"> Site Map</w:t>
       </w:r>
+      <w:r>
+        <w:t>- Smart Pantry</w:t>
+      </w:r>
       <w:bookmarkEnd w:id="20"/>
     </w:p>
     <w:p/>
@@ -17871,7 +17677,7 @@
           <w:sz w:val="24"/>
         </w:rPr>
       </w:pPr>
-      <w:bookmarkStart w:id="21" w:name="_Toc233329777"/>
+      <w:bookmarkStart w:id="21" w:name="_Toc233375461"/>
       <w:r>
         <w:rPr>
           <w:rFonts w:ascii="Times New Roman" w:hAnsi="Times New Roman"/>
@@ -17938,6 +17744,7 @@
         <w:pStyle w:val="Caption"/>
         <w:jc w:val="center"/>
       </w:pPr>
+      <w:bookmarkStart w:id="22" w:name="_Toc233375499"/>
       <w:r>
         <w:t xml:space="preserve">Figure </w:t>
       </w:r>
@@ -17965,6 +17772,7 @@
         </w:rPr>
         <w:t xml:space="preserve"> Entity Relation Diagram - Smart Pantry</w:t>
       </w:r>
+      <w:bookmarkEnd w:id="22"/>
     </w:p>
     <w:p>
       <w:pPr>
@@ -17974,7 +17782,7 @@
           <w:sz w:val="24"/>
         </w:rPr>
       </w:pPr>
-      <w:bookmarkStart w:id="22" w:name="_Toc233329778"/>
+      <w:bookmarkStart w:id="23" w:name="_Toc233375462"/>
       <w:r>
         <w:rPr>
           <w:rFonts w:ascii="Times New Roman" w:hAnsi="Times New Roman"/>
@@ -17983,17 +17791,17 @@
         <w:lastRenderedPageBreak/>
         <w:t>6.0 Wireframes</w:t>
       </w:r>
-      <w:bookmarkEnd w:id="22"/>
+      <w:bookmarkEnd w:id="23"/>
     </w:p>
     <w:p>
       <w:pPr>
         <w:pStyle w:val="Heading2"/>
       </w:pPr>
-      <w:bookmarkStart w:id="23" w:name="_Toc233329779"/>
+      <w:bookmarkStart w:id="24" w:name="_Toc233375463"/>
       <w:r>
         <w:t>Figma Design</w:t>
       </w:r>
-      <w:bookmarkEnd w:id="23"/>
+      <w:bookmarkEnd w:id="24"/>
     </w:p>
     <w:p>
       <w:pPr>
@@ -18052,7 +17860,7 @@
         <w:pStyle w:val="Caption"/>
         <w:jc w:val="center"/>
       </w:pPr>
-      <w:bookmarkStart w:id="24" w:name="_Toc233329862"/>
+      <w:bookmarkStart w:id="25" w:name="_Toc233375500"/>
       <w:r>
         <w:t xml:space="preserve">Figure </w:t>
       </w:r>
@@ -18080,7 +17888,7 @@
         </w:rPr>
         <w:t xml:space="preserve"> Home Page</w:t>
       </w:r>
-      <w:bookmarkEnd w:id="24"/>
+      <w:bookmarkEnd w:id="25"/>
     </w:p>
     <w:p/>
     <w:p>
@@ -18140,7 +17948,7 @@
         <w:pStyle w:val="Caption"/>
         <w:jc w:val="center"/>
       </w:pPr>
-      <w:bookmarkStart w:id="25" w:name="_Toc233329863"/>
+      <w:bookmarkStart w:id="26" w:name="_Toc233375501"/>
       <w:r>
         <w:t xml:space="preserve">Figure </w:t>
       </w:r>
@@ -18165,7 +17973,7 @@
       <w:r>
         <w:t xml:space="preserve"> Sign Up Page</w:t>
       </w:r>
-      <w:bookmarkEnd w:id="25"/>
+      <w:bookmarkEnd w:id="26"/>
     </w:p>
     <w:p>
       <w:pPr>
@@ -18223,7 +18031,7 @@
         <w:pStyle w:val="Caption"/>
         <w:jc w:val="center"/>
       </w:pPr>
-      <w:bookmarkStart w:id="26" w:name="_Toc233329864"/>
+      <w:bookmarkStart w:id="27" w:name="_Toc233375502"/>
       <w:r>
         <w:t xml:space="preserve">Figure </w:t>
       </w:r>
@@ -18248,7 +18056,7 @@
       <w:r>
         <w:t xml:space="preserve"> Login Page</w:t>
       </w:r>
-      <w:bookmarkEnd w:id="26"/>
+      <w:bookmarkEnd w:id="27"/>
     </w:p>
     <w:p>
       <w:pPr>
@@ -18307,7 +18115,7 @@
         <w:pStyle w:val="Caption"/>
         <w:jc w:val="center"/>
       </w:pPr>
-      <w:bookmarkStart w:id="27" w:name="_Toc233329865"/>
+      <w:bookmarkStart w:id="28" w:name="_Toc233375503"/>
       <w:r>
         <w:t xml:space="preserve">Figure </w:t>
       </w:r>
@@ -18332,7 +18140,7 @@
       <w:r>
         <w:t xml:space="preserve"> User dashboard</w:t>
       </w:r>
-      <w:bookmarkEnd w:id="27"/>
+      <w:bookmarkEnd w:id="28"/>
     </w:p>
     <w:p>
       <w:pPr>
@@ -18391,7 +18199,7 @@
         <w:pStyle w:val="Caption"/>
         <w:jc w:val="center"/>
       </w:pPr>
-      <w:bookmarkStart w:id="28" w:name="_Toc233329866"/>
+      <w:bookmarkStart w:id="29" w:name="_Toc233375504"/>
       <w:r>
         <w:t xml:space="preserve">Figure </w:t>
       </w:r>
@@ -18416,7 +18224,7 @@
       <w:r>
         <w:t xml:space="preserve"> Food Inventory Page</w:t>
       </w:r>
-      <w:bookmarkEnd w:id="28"/>
+      <w:bookmarkEnd w:id="29"/>
     </w:p>
     <w:p>
       <w:pPr>
@@ -18475,7 +18283,7 @@
         <w:pStyle w:val="Caption"/>
         <w:jc w:val="center"/>
       </w:pPr>
-      <w:bookmarkStart w:id="29" w:name="_Toc233329867"/>
+      <w:bookmarkStart w:id="30" w:name="_Toc233375505"/>
       <w:r>
         <w:t xml:space="preserve">Figure </w:t>
       </w:r>
@@ -18500,7 +18308,7 @@
       <w:r>
         <w:t xml:space="preserve"> Browse Donation Page</w:t>
       </w:r>
-      <w:bookmarkEnd w:id="29"/>
+      <w:bookmarkEnd w:id="30"/>
     </w:p>
     <w:p>
       <w:pPr>
@@ -18559,7 +18367,7 @@
         <w:pStyle w:val="Caption"/>
         <w:jc w:val="center"/>
       </w:pPr>
-      <w:bookmarkStart w:id="30" w:name="_Toc233329868"/>
+      <w:bookmarkStart w:id="31" w:name="_Toc233375506"/>
       <w:r>
         <w:t xml:space="preserve">Figure </w:t>
       </w:r>
@@ -18584,7 +18392,7 @@
       <w:r>
         <w:t xml:space="preserve"> Food Analytics Page</w:t>
       </w:r>
-      <w:bookmarkEnd w:id="30"/>
+      <w:bookmarkEnd w:id="31"/>
     </w:p>
     <w:p>
       <w:pPr>
@@ -18643,7 +18451,7 @@
         <w:pStyle w:val="Caption"/>
         <w:jc w:val="center"/>
       </w:pPr>
-      <w:bookmarkStart w:id="31" w:name="_Toc233329869"/>
+      <w:bookmarkStart w:id="32" w:name="_Toc233375507"/>
       <w:r>
         <w:t xml:space="preserve">Figure </w:t>
       </w:r>
@@ -18668,7 +18476,7 @@
       <w:r>
         <w:t xml:space="preserve"> Meal Plans Page</w:t>
       </w:r>
-      <w:bookmarkEnd w:id="31"/>
+      <w:bookmarkEnd w:id="32"/>
     </w:p>
     <w:p>
       <w:pPr>
@@ -18727,7 +18535,7 @@
         <w:pStyle w:val="Caption"/>
         <w:jc w:val="center"/>
       </w:pPr>
-      <w:bookmarkStart w:id="32" w:name="_Toc233329870"/>
+      <w:bookmarkStart w:id="33" w:name="_Toc233375508"/>
       <w:r>
         <w:t xml:space="preserve">Figure </w:t>
       </w:r>
@@ -18752,7 +18560,7 @@
       <w:r>
         <w:t xml:space="preserve"> Notifications Page</w:t>
       </w:r>
-      <w:bookmarkEnd w:id="32"/>
+      <w:bookmarkEnd w:id="33"/>
     </w:p>
     <w:p>
       <w:pPr>
@@ -18810,7 +18618,7 @@
         <w:pStyle w:val="Caption"/>
         <w:jc w:val="center"/>
       </w:pPr>
-      <w:bookmarkStart w:id="33" w:name="_Toc233329871"/>
+      <w:bookmarkStart w:id="34" w:name="_Toc233375509"/>
       <w:r>
         <w:t xml:space="preserve">Figure </w:t>
       </w:r>
@@ -18835,18 +18643,18 @@
       <w:r>
         <w:t xml:space="preserve"> Privacy Settings Page</w:t>
       </w:r>
-      <w:bookmarkEnd w:id="33"/>
+      <w:bookmarkEnd w:id="34"/>
     </w:p>
     <w:p>
       <w:pPr>
         <w:pStyle w:val="Heading2"/>
       </w:pPr>
-      <w:bookmarkStart w:id="34" w:name="_Toc233329780"/>
+      <w:bookmarkStart w:id="35" w:name="_Toc233375464"/>
       <w:r>
         <w:lastRenderedPageBreak/>
         <w:t>Hand Sketch Design</w:t>
       </w:r>
-      <w:bookmarkEnd w:id="34"/>
+      <w:bookmarkEnd w:id="35"/>
     </w:p>
     <w:p>
       <w:pPr>
@@ -18904,7 +18712,7 @@
         <w:pStyle w:val="Caption"/>
         <w:jc w:val="center"/>
       </w:pPr>
-      <w:bookmarkStart w:id="35" w:name="_Toc233329872"/>
+      <w:bookmarkStart w:id="36" w:name="_Toc233375510"/>
       <w:r>
         <w:t xml:space="preserve">Figure </w:t>
       </w:r>
@@ -18932,7 +18740,7 @@
         </w:rPr>
         <w:t xml:space="preserve"> Home Page</w:t>
       </w:r>
-      <w:bookmarkEnd w:id="35"/>
+      <w:bookmarkEnd w:id="36"/>
     </w:p>
     <w:p>
       <w:pPr>
@@ -18991,7 +18799,7 @@
         <w:pStyle w:val="Caption"/>
         <w:jc w:val="center"/>
       </w:pPr>
-      <w:bookmarkStart w:id="36" w:name="_Toc233329873"/>
+      <w:bookmarkStart w:id="37" w:name="_Toc233375511"/>
       <w:r>
         <w:t xml:space="preserve">Figure </w:t>
       </w:r>
@@ -19019,7 +18827,7 @@
         </w:rPr>
         <w:t xml:space="preserve"> Sign Up Page</w:t>
       </w:r>
-      <w:bookmarkEnd w:id="36"/>
+      <w:bookmarkEnd w:id="37"/>
     </w:p>
     <w:p>
       <w:pPr>
@@ -19077,7 +18885,7 @@
         <w:pStyle w:val="Caption"/>
         <w:jc w:val="center"/>
       </w:pPr>
-      <w:bookmarkStart w:id="37" w:name="_Toc233329874"/>
+      <w:bookmarkStart w:id="38" w:name="_Toc233375512"/>
       <w:r>
         <w:t xml:space="preserve">Figure </w:t>
       </w:r>
@@ -19102,7 +18910,7 @@
       <w:r>
         <w:t xml:space="preserve"> Login Page</w:t>
       </w:r>
-      <w:bookmarkEnd w:id="37"/>
+      <w:bookmarkEnd w:id="38"/>
     </w:p>
     <w:p>
       <w:pPr>
@@ -19161,7 +18969,7 @@
         <w:pStyle w:val="Caption"/>
         <w:jc w:val="center"/>
       </w:pPr>
-      <w:bookmarkStart w:id="38" w:name="_Toc233329875"/>
+      <w:bookmarkStart w:id="39" w:name="_Toc233375513"/>
       <w:r>
         <w:t xml:space="preserve">Figure </w:t>
       </w:r>
@@ -19186,7 +18994,7 @@
       <w:r>
         <w:t xml:space="preserve"> User Dashboard</w:t>
       </w:r>
-      <w:bookmarkEnd w:id="38"/>
+      <w:bookmarkEnd w:id="39"/>
     </w:p>
     <w:p>
       <w:pPr>
@@ -19245,7 +19053,7 @@
         <w:pStyle w:val="Caption"/>
         <w:jc w:val="center"/>
       </w:pPr>
-      <w:bookmarkStart w:id="39" w:name="_Toc233329876"/>
+      <w:bookmarkStart w:id="40" w:name="_Toc233375514"/>
       <w:r>
         <w:t xml:space="preserve">Figure </w:t>
       </w:r>
@@ -19270,7 +19078,7 @@
       <w:r>
         <w:t xml:space="preserve"> Food Inventory</w:t>
       </w:r>
-      <w:bookmarkEnd w:id="39"/>
+      <w:bookmarkEnd w:id="40"/>
     </w:p>
     <w:p/>
     <w:p>
@@ -19330,7 +19138,7 @@
         <w:pStyle w:val="Caption"/>
         <w:jc w:val="center"/>
       </w:pPr>
-      <w:bookmarkStart w:id="40" w:name="_Toc233329877"/>
+      <w:bookmarkStart w:id="41" w:name="_Toc233375515"/>
       <w:r>
         <w:t xml:space="preserve">Figure </w:t>
       </w:r>
@@ -19355,7 +19163,7 @@
       <w:r>
         <w:t xml:space="preserve"> Browse Donations</w:t>
       </w:r>
-      <w:bookmarkEnd w:id="40"/>
+      <w:bookmarkEnd w:id="41"/>
     </w:p>
     <w:p>
       <w:pPr>
@@ -19414,7 +19222,7 @@
         <w:pStyle w:val="Caption"/>
         <w:jc w:val="center"/>
       </w:pPr>
-      <w:bookmarkStart w:id="41" w:name="_Toc233329878"/>
+      <w:bookmarkStart w:id="42" w:name="_Toc233375516"/>
       <w:r>
         <w:t xml:space="preserve">Figure </w:t>
       </w:r>
@@ -19439,7 +19247,7 @@
       <w:r>
         <w:t xml:space="preserve"> Food Analytics</w:t>
       </w:r>
-      <w:bookmarkEnd w:id="41"/>
+      <w:bookmarkEnd w:id="42"/>
     </w:p>
     <w:p>
       <w:pPr>
@@ -19498,7 +19306,7 @@
         <w:pStyle w:val="Caption"/>
         <w:jc w:val="center"/>
       </w:pPr>
-      <w:bookmarkStart w:id="42" w:name="_Toc233329879"/>
+      <w:bookmarkStart w:id="43" w:name="_Toc233375517"/>
       <w:r>
         <w:t xml:space="preserve">Figure </w:t>
       </w:r>
@@ -19523,7 +19331,7 @@
       <w:r>
         <w:t xml:space="preserve"> Meal Suggestions</w:t>
       </w:r>
-      <w:bookmarkEnd w:id="42"/>
+      <w:bookmarkEnd w:id="43"/>
     </w:p>
     <w:p>
       <w:pPr>
@@ -19582,7 +19390,7 @@
         <w:pStyle w:val="Caption"/>
         <w:jc w:val="center"/>
       </w:pPr>
-      <w:bookmarkStart w:id="43" w:name="_Toc233329880"/>
+      <w:bookmarkStart w:id="44" w:name="_Toc233375518"/>
       <w:r>
         <w:t xml:space="preserve">Figure </w:t>
       </w:r>
@@ -19607,7 +19415,7 @@
       <w:r>
         <w:t xml:space="preserve"> Notifications</w:t>
       </w:r>
-      <w:bookmarkEnd w:id="43"/>
+      <w:bookmarkEnd w:id="44"/>
     </w:p>
     <w:p>
       <w:pPr>
@@ -19665,7 +19473,7 @@
         <w:pStyle w:val="Caption"/>
         <w:jc w:val="center"/>
       </w:pPr>
-      <w:bookmarkStart w:id="44" w:name="_Toc233329881"/>
+      <w:bookmarkStart w:id="45" w:name="_Toc233375519"/>
       <w:r>
         <w:t xml:space="preserve">Figure </w:t>
       </w:r>
@@ -19693,7 +19501,7 @@
         </w:rPr>
         <w:t xml:space="preserve"> Privacy Settings</w:t>
       </w:r>
-      <w:bookmarkEnd w:id="44"/>
+      <w:bookmarkEnd w:id="45"/>
     </w:p>
     <w:p/>
     <w:p>
@@ -19704,7 +19512,7 @@
           <w:sz w:val="24"/>
         </w:rPr>
       </w:pPr>
-      <w:bookmarkStart w:id="45" w:name="_Toc233329781"/>
+      <w:bookmarkStart w:id="46" w:name="_Toc233375465"/>
       <w:r>
         <w:rPr>
           <w:rFonts w:ascii="Times New Roman" w:hAnsi="Times New Roman"/>
@@ -19713,7 +19521,7 @@
         <w:lastRenderedPageBreak/>
         <w:t>7.0 Database Design (Data Dictionary)</w:t>
       </w:r>
-      <w:bookmarkEnd w:id="45"/>
+      <w:bookmarkEnd w:id="46"/>
     </w:p>
     <w:p>
       <w:pPr>
@@ -22516,6 +22324,7 @@
           <w:sz w:val="24"/>
         </w:rPr>
       </w:pPr>
+      <w:bookmarkStart w:id="47" w:name="_Toc233375466"/>
       <w:r>
         <w:rPr>
           <w:rFonts w:ascii="Times New Roman" w:hAnsi="Times New Roman"/>
@@ -22523,6 +22332,7 @@
         </w:rPr>
         <w:t>Appendix</w:t>
       </w:r>
+      <w:bookmarkEnd w:id="47"/>
     </w:p>
     <w:p>
       <w:pPr>

--- a/docs/smart pantry task 2 assignment 1.docx
+++ b/docs/smart pantry task 2 assignment 1.docx
@@ -2682,6 +2682,15 @@
     </w:p>
     <w:sdt>
       <w:sdtPr>
+        <w:rPr>
+          <w:rFonts w:asciiTheme="minorHAnsi" w:eastAsiaTheme="minorHAnsi" w:hAnsiTheme="minorHAnsi" w:cs="Times New Roman"/>
+          <w:color w:val="auto"/>
+          <w:kern w:val="2"/>
+          <w:sz w:val="22"/>
+          <w:szCs w:val="24"/>
+          <w:lang w:bidi="th-TH"/>
+          <w14:ligatures w14:val="standardContextual"/>
+        </w:rPr>
         <w:id w:val="-302002314"/>
         <w:docPartObj>
           <w:docPartGallery w:val="Table of Contents"/>
@@ -2690,16 +2699,11 @@
       </w:sdtPr>
       <w:sdtEndPr>
         <w:rPr>
-          <w:rFonts w:ascii="Times New Roman" w:eastAsiaTheme="minorHAnsi" w:hAnsi="Times New Roman" w:cs="Times New Roman"/>
+          <w:rFonts w:ascii="Times New Roman" w:hAnsi="Times New Roman"/>
           <w:b/>
           <w:bCs/>
           <w:noProof/>
-          <w:color w:val="auto"/>
-          <w:kern w:val="2"/>
           <w:sz w:val="24"/>
-          <w:szCs w:val="24"/>
-          <w:lang w:bidi="th-TH"/>
-          <w14:ligatures w14:val="standardContextual"/>
         </w:rPr>
       </w:sdtEndPr>
       <w:sdtContent>
@@ -2757,7 +2761,7 @@
             </w:rPr>
             <w:fldChar w:fldCharType="separate"/>
           </w:r>
-          <w:hyperlink w:anchor="_Toc233375442" w:history="1">
+          <w:hyperlink w:anchor="_Toc233376443" w:history="1">
             <w:r>
               <w:rPr>
                 <w:rStyle w:val="Hyperlink"/>
@@ -2775,42 +2779,42 @@
             </w:r>
             <w:r>
               <w:rPr>
-                <w:rStyle w:val="Hyperlink"/>
-                <w:noProof/>
-              </w:rPr>
-              <w:fldChar w:fldCharType="begin"/>
-            </w:r>
-            <w:r>
-              <w:rPr>
                 <w:noProof/>
                 <w:webHidden/>
               </w:rPr>
-              <w:instrText xml:space="preserve"> PAGEREF _Toc233375442 \h </w:instrText>
-            </w:r>
-            <w:r>
-              <w:rPr>
-                <w:rStyle w:val="Hyperlink"/>
-                <w:noProof/>
-              </w:rPr>
-            </w:r>
-            <w:r>
-              <w:rPr>
-                <w:rStyle w:val="Hyperlink"/>
-                <w:noProof/>
-              </w:rPr>
-              <w:fldChar w:fldCharType="separate"/>
+              <w:fldChar w:fldCharType="begin"/>
             </w:r>
             <w:r>
               <w:rPr>
                 <w:noProof/>
                 <w:webHidden/>
               </w:rPr>
+              <w:instrText xml:space="preserve"> PAGEREF _Toc233376443 \h </w:instrText>
+            </w:r>
+            <w:r>
+              <w:rPr>
+                <w:noProof/>
+                <w:webHidden/>
+              </w:rPr>
+            </w:r>
+            <w:r>
+              <w:rPr>
+                <w:noProof/>
+                <w:webHidden/>
+              </w:rPr>
+              <w:fldChar w:fldCharType="separate"/>
+            </w:r>
+            <w:r>
+              <w:rPr>
+                <w:noProof/>
+                <w:webHidden/>
+              </w:rPr>
               <w:t>1</w:t>
             </w:r>
             <w:r>
               <w:rPr>
-                <w:rStyle w:val="Hyperlink"/>
                 <w:noProof/>
+                <w:webHidden/>
               </w:rPr>
               <w:fldChar w:fldCharType="end"/>
             </w:r>
@@ -2829,7 +2833,7 @@
               <w:szCs w:val="30"/>
             </w:rPr>
           </w:pPr>
-          <w:hyperlink w:anchor="_Toc233375443" w:history="1">
+          <w:hyperlink w:anchor="_Toc233376444" w:history="1">
             <w:r>
               <w:rPr>
                 <w:rStyle w:val="Hyperlink"/>
@@ -2847,42 +2851,42 @@
             </w:r>
             <w:r>
               <w:rPr>
-                <w:rStyle w:val="Hyperlink"/>
-                <w:noProof/>
-              </w:rPr>
-              <w:fldChar w:fldCharType="begin"/>
-            </w:r>
-            <w:r>
-              <w:rPr>
                 <w:noProof/>
                 <w:webHidden/>
               </w:rPr>
-              <w:instrText xml:space="preserve"> PAGEREF _Toc233375443 \h </w:instrText>
-            </w:r>
-            <w:r>
-              <w:rPr>
-                <w:rStyle w:val="Hyperlink"/>
-                <w:noProof/>
-              </w:rPr>
-            </w:r>
-            <w:r>
-              <w:rPr>
-                <w:rStyle w:val="Hyperlink"/>
-                <w:noProof/>
-              </w:rPr>
-              <w:fldChar w:fldCharType="separate"/>
+              <w:fldChar w:fldCharType="begin"/>
             </w:r>
             <w:r>
               <w:rPr>
                 <w:noProof/>
                 <w:webHidden/>
               </w:rPr>
+              <w:instrText xml:space="preserve"> PAGEREF _Toc233376444 \h </w:instrText>
+            </w:r>
+            <w:r>
+              <w:rPr>
+                <w:noProof/>
+                <w:webHidden/>
+              </w:rPr>
+            </w:r>
+            <w:r>
+              <w:rPr>
+                <w:noProof/>
+                <w:webHidden/>
+              </w:rPr>
+              <w:fldChar w:fldCharType="separate"/>
+            </w:r>
+            <w:r>
+              <w:rPr>
+                <w:noProof/>
+                <w:webHidden/>
+              </w:rPr>
               <w:t>1</w:t>
             </w:r>
             <w:r>
               <w:rPr>
-                <w:rStyle w:val="Hyperlink"/>
                 <w:noProof/>
+                <w:webHidden/>
               </w:rPr>
               <w:fldChar w:fldCharType="end"/>
             </w:r>
@@ -2901,7 +2905,7 @@
               <w:szCs w:val="30"/>
             </w:rPr>
           </w:pPr>
-          <w:hyperlink w:anchor="_Toc233375444" w:history="1">
+          <w:hyperlink w:anchor="_Toc233376445" w:history="1">
             <w:r>
               <w:rPr>
                 <w:rStyle w:val="Hyperlink"/>
@@ -2918,42 +2922,42 @@
             </w:r>
             <w:r>
               <w:rPr>
-                <w:rStyle w:val="Hyperlink"/>
-                <w:noProof/>
-              </w:rPr>
-              <w:fldChar w:fldCharType="begin"/>
-            </w:r>
-            <w:r>
-              <w:rPr>
                 <w:noProof/>
                 <w:webHidden/>
               </w:rPr>
-              <w:instrText xml:space="preserve"> PAGEREF _Toc233375444 \h </w:instrText>
-            </w:r>
-            <w:r>
-              <w:rPr>
-                <w:rStyle w:val="Hyperlink"/>
-                <w:noProof/>
-              </w:rPr>
-            </w:r>
-            <w:r>
-              <w:rPr>
-                <w:rStyle w:val="Hyperlink"/>
-                <w:noProof/>
-              </w:rPr>
-              <w:fldChar w:fldCharType="separate"/>
+              <w:fldChar w:fldCharType="begin"/>
             </w:r>
             <w:r>
               <w:rPr>
                 <w:noProof/>
                 <w:webHidden/>
               </w:rPr>
+              <w:instrText xml:space="preserve"> PAGEREF _Toc233376445 \h </w:instrText>
+            </w:r>
+            <w:r>
+              <w:rPr>
+                <w:noProof/>
+                <w:webHidden/>
+              </w:rPr>
+            </w:r>
+            <w:r>
+              <w:rPr>
+                <w:noProof/>
+                <w:webHidden/>
+              </w:rPr>
+              <w:fldChar w:fldCharType="separate"/>
+            </w:r>
+            <w:r>
+              <w:rPr>
+                <w:noProof/>
+                <w:webHidden/>
+              </w:rPr>
               <w:t>1</w:t>
             </w:r>
             <w:r>
               <w:rPr>
-                <w:rStyle w:val="Hyperlink"/>
                 <w:noProof/>
+                <w:webHidden/>
               </w:rPr>
               <w:fldChar w:fldCharType="end"/>
             </w:r>
@@ -2972,7 +2976,7 @@
               <w:szCs w:val="30"/>
             </w:rPr>
           </w:pPr>
-          <w:hyperlink w:anchor="_Toc233375445" w:history="1">
+          <w:hyperlink w:anchor="_Toc233376446" w:history="1">
             <w:r>
               <w:rPr>
                 <w:rStyle w:val="Hyperlink"/>
@@ -2989,42 +2993,42 @@
             </w:r>
             <w:r>
               <w:rPr>
-                <w:rStyle w:val="Hyperlink"/>
-                <w:noProof/>
-              </w:rPr>
-              <w:fldChar w:fldCharType="begin"/>
-            </w:r>
-            <w:r>
-              <w:rPr>
                 <w:noProof/>
                 <w:webHidden/>
               </w:rPr>
-              <w:instrText xml:space="preserve"> PAGEREF _Toc233375445 \h </w:instrText>
-            </w:r>
-            <w:r>
-              <w:rPr>
-                <w:rStyle w:val="Hyperlink"/>
-                <w:noProof/>
-              </w:rPr>
-            </w:r>
-            <w:r>
-              <w:rPr>
-                <w:rStyle w:val="Hyperlink"/>
-                <w:noProof/>
-              </w:rPr>
-              <w:fldChar w:fldCharType="separate"/>
+              <w:fldChar w:fldCharType="begin"/>
             </w:r>
             <w:r>
               <w:rPr>
                 <w:noProof/>
                 <w:webHidden/>
               </w:rPr>
+              <w:instrText xml:space="preserve"> PAGEREF _Toc233376446 \h </w:instrText>
+            </w:r>
+            <w:r>
+              <w:rPr>
+                <w:noProof/>
+                <w:webHidden/>
+              </w:rPr>
+            </w:r>
+            <w:r>
+              <w:rPr>
+                <w:noProof/>
+                <w:webHidden/>
+              </w:rPr>
+              <w:fldChar w:fldCharType="separate"/>
+            </w:r>
+            <w:r>
+              <w:rPr>
+                <w:noProof/>
+                <w:webHidden/>
+              </w:rPr>
               <w:t>2</w:t>
             </w:r>
             <w:r>
               <w:rPr>
-                <w:rStyle w:val="Hyperlink"/>
                 <w:noProof/>
+                <w:webHidden/>
               </w:rPr>
               <w:fldChar w:fldCharType="end"/>
             </w:r>
@@ -3043,7 +3047,7 @@
               <w:szCs w:val="30"/>
             </w:rPr>
           </w:pPr>
-          <w:hyperlink w:anchor="_Toc233375446" w:history="1">
+          <w:hyperlink w:anchor="_Toc233376447" w:history="1">
             <w:r>
               <w:rPr>
                 <w:rStyle w:val="Hyperlink"/>
@@ -3061,42 +3065,42 @@
             </w:r>
             <w:r>
               <w:rPr>
-                <w:rStyle w:val="Hyperlink"/>
-                <w:noProof/>
-              </w:rPr>
-              <w:fldChar w:fldCharType="begin"/>
-            </w:r>
-            <w:r>
-              <w:rPr>
                 <w:noProof/>
                 <w:webHidden/>
               </w:rPr>
-              <w:instrText xml:space="preserve"> PAGEREF _Toc233375446 \h </w:instrText>
-            </w:r>
-            <w:r>
-              <w:rPr>
-                <w:rStyle w:val="Hyperlink"/>
-                <w:noProof/>
-              </w:rPr>
-            </w:r>
-            <w:r>
-              <w:rPr>
-                <w:rStyle w:val="Hyperlink"/>
-                <w:noProof/>
-              </w:rPr>
-              <w:fldChar w:fldCharType="separate"/>
+              <w:fldChar w:fldCharType="begin"/>
             </w:r>
             <w:r>
               <w:rPr>
                 <w:noProof/>
                 <w:webHidden/>
               </w:rPr>
+              <w:instrText xml:space="preserve"> PAGEREF _Toc233376447 \h </w:instrText>
+            </w:r>
+            <w:r>
+              <w:rPr>
+                <w:noProof/>
+                <w:webHidden/>
+              </w:rPr>
+            </w:r>
+            <w:r>
+              <w:rPr>
+                <w:noProof/>
+                <w:webHidden/>
+              </w:rPr>
+              <w:fldChar w:fldCharType="separate"/>
+            </w:r>
+            <w:r>
+              <w:rPr>
+                <w:noProof/>
+                <w:webHidden/>
+              </w:rPr>
               <w:t>3</w:t>
             </w:r>
             <w:r>
               <w:rPr>
-                <w:rStyle w:val="Hyperlink"/>
                 <w:noProof/>
+                <w:webHidden/>
               </w:rPr>
               <w:fldChar w:fldCharType="end"/>
             </w:r>
@@ -3115,7 +3119,7 @@
               <w:szCs w:val="30"/>
             </w:rPr>
           </w:pPr>
-          <w:hyperlink w:anchor="_Toc233375447" w:history="1">
+          <w:hyperlink w:anchor="_Toc233376448" w:history="1">
             <w:r>
               <w:rPr>
                 <w:rStyle w:val="Hyperlink"/>
@@ -3132,42 +3136,42 @@
             </w:r>
             <w:r>
               <w:rPr>
-                <w:rStyle w:val="Hyperlink"/>
-                <w:noProof/>
-              </w:rPr>
-              <w:fldChar w:fldCharType="begin"/>
-            </w:r>
-            <w:r>
-              <w:rPr>
                 <w:noProof/>
                 <w:webHidden/>
               </w:rPr>
-              <w:instrText xml:space="preserve"> PAGEREF _Toc233375447 \h </w:instrText>
-            </w:r>
-            <w:r>
-              <w:rPr>
-                <w:rStyle w:val="Hyperlink"/>
-                <w:noProof/>
-              </w:rPr>
-            </w:r>
-            <w:r>
-              <w:rPr>
-                <w:rStyle w:val="Hyperlink"/>
-                <w:noProof/>
-              </w:rPr>
-              <w:fldChar w:fldCharType="separate"/>
+              <w:fldChar w:fldCharType="begin"/>
             </w:r>
             <w:r>
               <w:rPr>
                 <w:noProof/>
                 <w:webHidden/>
               </w:rPr>
+              <w:instrText xml:space="preserve"> PAGEREF _Toc233376448 \h </w:instrText>
+            </w:r>
+            <w:r>
+              <w:rPr>
+                <w:noProof/>
+                <w:webHidden/>
+              </w:rPr>
+            </w:r>
+            <w:r>
+              <w:rPr>
+                <w:noProof/>
+                <w:webHidden/>
+              </w:rPr>
+              <w:fldChar w:fldCharType="separate"/>
+            </w:r>
+            <w:r>
+              <w:rPr>
+                <w:noProof/>
+                <w:webHidden/>
+              </w:rPr>
               <w:t>3</w:t>
             </w:r>
             <w:r>
               <w:rPr>
-                <w:rStyle w:val="Hyperlink"/>
                 <w:noProof/>
+                <w:webHidden/>
               </w:rPr>
               <w:fldChar w:fldCharType="end"/>
             </w:r>
@@ -3186,7 +3190,7 @@
               <w:szCs w:val="30"/>
             </w:rPr>
           </w:pPr>
-          <w:hyperlink w:anchor="_Toc233375448" w:history="1">
+          <w:hyperlink w:anchor="_Toc233376449" w:history="1">
             <w:r>
               <w:rPr>
                 <w:rStyle w:val="Hyperlink"/>
@@ -3203,42 +3207,42 @@
             </w:r>
             <w:r>
               <w:rPr>
-                <w:rStyle w:val="Hyperlink"/>
-                <w:noProof/>
-              </w:rPr>
-              <w:fldChar w:fldCharType="begin"/>
-            </w:r>
-            <w:r>
-              <w:rPr>
                 <w:noProof/>
                 <w:webHidden/>
               </w:rPr>
-              <w:instrText xml:space="preserve"> PAGEREF _Toc233375448 \h </w:instrText>
-            </w:r>
-            <w:r>
-              <w:rPr>
-                <w:rStyle w:val="Hyperlink"/>
-                <w:noProof/>
-              </w:rPr>
-            </w:r>
-            <w:r>
-              <w:rPr>
-                <w:rStyle w:val="Hyperlink"/>
-                <w:noProof/>
-              </w:rPr>
-              <w:fldChar w:fldCharType="separate"/>
+              <w:fldChar w:fldCharType="begin"/>
             </w:r>
             <w:r>
               <w:rPr>
                 <w:noProof/>
                 <w:webHidden/>
               </w:rPr>
+              <w:instrText xml:space="preserve"> PAGEREF _Toc233376449 \h </w:instrText>
+            </w:r>
+            <w:r>
+              <w:rPr>
+                <w:noProof/>
+                <w:webHidden/>
+              </w:rPr>
+            </w:r>
+            <w:r>
+              <w:rPr>
+                <w:noProof/>
+                <w:webHidden/>
+              </w:rPr>
+              <w:fldChar w:fldCharType="separate"/>
+            </w:r>
+            <w:r>
+              <w:rPr>
+                <w:noProof/>
+                <w:webHidden/>
+              </w:rPr>
               <w:t>3</w:t>
             </w:r>
             <w:r>
               <w:rPr>
-                <w:rStyle w:val="Hyperlink"/>
                 <w:noProof/>
+                <w:webHidden/>
               </w:rPr>
               <w:fldChar w:fldCharType="end"/>
             </w:r>
@@ -3257,7 +3261,7 @@
               <w:szCs w:val="30"/>
             </w:rPr>
           </w:pPr>
-          <w:hyperlink w:anchor="_Toc233375449" w:history="1">
+          <w:hyperlink w:anchor="_Toc233376450" w:history="1">
             <w:r>
               <w:rPr>
                 <w:rStyle w:val="Hyperlink"/>
@@ -3274,42 +3278,42 @@
             </w:r>
             <w:r>
               <w:rPr>
-                <w:rStyle w:val="Hyperlink"/>
-                <w:noProof/>
-              </w:rPr>
-              <w:fldChar w:fldCharType="begin"/>
-            </w:r>
-            <w:r>
-              <w:rPr>
                 <w:noProof/>
                 <w:webHidden/>
               </w:rPr>
-              <w:instrText xml:space="preserve"> PAGEREF _Toc233375449 \h </w:instrText>
-            </w:r>
-            <w:r>
-              <w:rPr>
-                <w:rStyle w:val="Hyperlink"/>
-                <w:noProof/>
-              </w:rPr>
-            </w:r>
-            <w:r>
-              <w:rPr>
-                <w:rStyle w:val="Hyperlink"/>
-                <w:noProof/>
-              </w:rPr>
-              <w:fldChar w:fldCharType="separate"/>
+              <w:fldChar w:fldCharType="begin"/>
             </w:r>
             <w:r>
               <w:rPr>
                 <w:noProof/>
                 <w:webHidden/>
               </w:rPr>
+              <w:instrText xml:space="preserve"> PAGEREF _Toc233376450 \h </w:instrText>
+            </w:r>
+            <w:r>
+              <w:rPr>
+                <w:noProof/>
+                <w:webHidden/>
+              </w:rPr>
+            </w:r>
+            <w:r>
+              <w:rPr>
+                <w:noProof/>
+                <w:webHidden/>
+              </w:rPr>
+              <w:fldChar w:fldCharType="separate"/>
+            </w:r>
+            <w:r>
+              <w:rPr>
+                <w:noProof/>
+                <w:webHidden/>
+              </w:rPr>
               <w:t>5</w:t>
             </w:r>
             <w:r>
               <w:rPr>
-                <w:rStyle w:val="Hyperlink"/>
                 <w:noProof/>
+                <w:webHidden/>
               </w:rPr>
               <w:fldChar w:fldCharType="end"/>
             </w:r>
@@ -3328,13 +3332,13 @@
               <w:szCs w:val="30"/>
             </w:rPr>
           </w:pPr>
-          <w:hyperlink w:anchor="_Toc233375450" w:history="1">
+          <w:hyperlink w:anchor="_Toc233376451" w:history="1">
             <w:r>
               <w:rPr>
                 <w:rStyle w:val="Hyperlink"/>
                 <w:noProof/>
               </w:rPr>
-              <w:t>Done By Sujina Tuladhar (E2300582)</w:t>
+              <w:t>Done By  Student A :Sujina Tuladhar (E2300582)</w:t>
             </w:r>
             <w:r>
               <w:rPr>
@@ -3345,42 +3349,42 @@
             </w:r>
             <w:r>
               <w:rPr>
-                <w:rStyle w:val="Hyperlink"/>
-                <w:noProof/>
-              </w:rPr>
-              <w:fldChar w:fldCharType="begin"/>
-            </w:r>
-            <w:r>
-              <w:rPr>
                 <w:noProof/>
                 <w:webHidden/>
               </w:rPr>
-              <w:instrText xml:space="preserve"> PAGEREF _Toc233375450 \h </w:instrText>
-            </w:r>
-            <w:r>
-              <w:rPr>
-                <w:rStyle w:val="Hyperlink"/>
-                <w:noProof/>
-              </w:rPr>
-            </w:r>
-            <w:r>
-              <w:rPr>
-                <w:rStyle w:val="Hyperlink"/>
-                <w:noProof/>
-              </w:rPr>
-              <w:fldChar w:fldCharType="separate"/>
+              <w:fldChar w:fldCharType="begin"/>
             </w:r>
             <w:r>
               <w:rPr>
                 <w:noProof/>
                 <w:webHidden/>
               </w:rPr>
+              <w:instrText xml:space="preserve"> PAGEREF _Toc233376451 \h </w:instrText>
+            </w:r>
+            <w:r>
+              <w:rPr>
+                <w:noProof/>
+                <w:webHidden/>
+              </w:rPr>
+            </w:r>
+            <w:r>
+              <w:rPr>
+                <w:noProof/>
+                <w:webHidden/>
+              </w:rPr>
+              <w:fldChar w:fldCharType="separate"/>
+            </w:r>
+            <w:r>
+              <w:rPr>
+                <w:noProof/>
+                <w:webHidden/>
+              </w:rPr>
               <w:t>5</w:t>
             </w:r>
             <w:r>
               <w:rPr>
-                <w:rStyle w:val="Hyperlink"/>
                 <w:noProof/>
+                <w:webHidden/>
               </w:rPr>
               <w:fldChar w:fldCharType="end"/>
             </w:r>
@@ -3399,7 +3403,7 @@
               <w:szCs w:val="30"/>
             </w:rPr>
           </w:pPr>
-          <w:hyperlink w:anchor="_Toc233375451" w:history="1">
+          <w:hyperlink w:anchor="_Toc233376452" w:history="1">
             <w:r>
               <w:rPr>
                 <w:rStyle w:val="Hyperlink"/>
@@ -3416,42 +3420,42 @@
             </w:r>
             <w:r>
               <w:rPr>
-                <w:rStyle w:val="Hyperlink"/>
-                <w:noProof/>
-              </w:rPr>
-              <w:fldChar w:fldCharType="begin"/>
-            </w:r>
-            <w:r>
-              <w:rPr>
                 <w:noProof/>
                 <w:webHidden/>
               </w:rPr>
-              <w:instrText xml:space="preserve"> PAGEREF _Toc233375451 \h </w:instrText>
-            </w:r>
-            <w:r>
-              <w:rPr>
-                <w:rStyle w:val="Hyperlink"/>
-                <w:noProof/>
-              </w:rPr>
-            </w:r>
-            <w:r>
-              <w:rPr>
-                <w:rStyle w:val="Hyperlink"/>
-                <w:noProof/>
-              </w:rPr>
-              <w:fldChar w:fldCharType="separate"/>
+              <w:fldChar w:fldCharType="begin"/>
             </w:r>
             <w:r>
               <w:rPr>
                 <w:noProof/>
                 <w:webHidden/>
               </w:rPr>
+              <w:instrText xml:space="preserve"> PAGEREF _Toc233376452 \h </w:instrText>
+            </w:r>
+            <w:r>
+              <w:rPr>
+                <w:noProof/>
+                <w:webHidden/>
+              </w:rPr>
+            </w:r>
+            <w:r>
+              <w:rPr>
+                <w:noProof/>
+                <w:webHidden/>
+              </w:rPr>
+              <w:fldChar w:fldCharType="separate"/>
+            </w:r>
+            <w:r>
+              <w:rPr>
+                <w:noProof/>
+                <w:webHidden/>
+              </w:rPr>
               <w:t>7</w:t>
             </w:r>
             <w:r>
               <w:rPr>
-                <w:rStyle w:val="Hyperlink"/>
                 <w:noProof/>
+                <w:webHidden/>
               </w:rPr>
               <w:fldChar w:fldCharType="end"/>
             </w:r>
@@ -3470,7 +3474,7 @@
               <w:szCs w:val="30"/>
             </w:rPr>
           </w:pPr>
-          <w:hyperlink w:anchor="_Toc233375452" w:history="1">
+          <w:hyperlink w:anchor="_Toc233376453" w:history="1">
             <w:r>
               <w:rPr>
                 <w:rStyle w:val="Hyperlink"/>
@@ -3487,42 +3491,42 @@
             </w:r>
             <w:r>
               <w:rPr>
-                <w:rStyle w:val="Hyperlink"/>
-                <w:noProof/>
-              </w:rPr>
-              <w:fldChar w:fldCharType="begin"/>
-            </w:r>
-            <w:r>
-              <w:rPr>
                 <w:noProof/>
                 <w:webHidden/>
               </w:rPr>
-              <w:instrText xml:space="preserve"> PAGEREF _Toc233375452 \h </w:instrText>
-            </w:r>
-            <w:r>
-              <w:rPr>
-                <w:rStyle w:val="Hyperlink"/>
-                <w:noProof/>
-              </w:rPr>
-            </w:r>
-            <w:r>
-              <w:rPr>
-                <w:rStyle w:val="Hyperlink"/>
-                <w:noProof/>
-              </w:rPr>
-              <w:fldChar w:fldCharType="separate"/>
+              <w:fldChar w:fldCharType="begin"/>
             </w:r>
             <w:r>
               <w:rPr>
                 <w:noProof/>
                 <w:webHidden/>
               </w:rPr>
+              <w:instrText xml:space="preserve"> PAGEREF _Toc233376453 \h </w:instrText>
+            </w:r>
+            <w:r>
+              <w:rPr>
+                <w:noProof/>
+                <w:webHidden/>
+              </w:rPr>
+            </w:r>
+            <w:r>
+              <w:rPr>
+                <w:noProof/>
+                <w:webHidden/>
+              </w:rPr>
+              <w:fldChar w:fldCharType="separate"/>
+            </w:r>
+            <w:r>
+              <w:rPr>
+                <w:noProof/>
+                <w:webHidden/>
+              </w:rPr>
               <w:t>7</w:t>
             </w:r>
             <w:r>
               <w:rPr>
-                <w:rStyle w:val="Hyperlink"/>
                 <w:noProof/>
+                <w:webHidden/>
               </w:rPr>
               <w:fldChar w:fldCharType="end"/>
             </w:r>
@@ -3541,7 +3545,7 @@
               <w:szCs w:val="30"/>
             </w:rPr>
           </w:pPr>
-          <w:hyperlink w:anchor="_Toc233375453" w:history="1">
+          <w:hyperlink w:anchor="_Toc233376454" w:history="1">
             <w:r>
               <w:rPr>
                 <w:rStyle w:val="Hyperlink"/>
@@ -3558,42 +3562,42 @@
             </w:r>
             <w:r>
               <w:rPr>
-                <w:rStyle w:val="Hyperlink"/>
-                <w:noProof/>
-              </w:rPr>
-              <w:fldChar w:fldCharType="begin"/>
-            </w:r>
-            <w:r>
-              <w:rPr>
                 <w:noProof/>
                 <w:webHidden/>
               </w:rPr>
-              <w:instrText xml:space="preserve"> PAGEREF _Toc233375453 \h </w:instrText>
-            </w:r>
-            <w:r>
-              <w:rPr>
-                <w:rStyle w:val="Hyperlink"/>
-                <w:noProof/>
-              </w:rPr>
-            </w:r>
-            <w:r>
-              <w:rPr>
-                <w:rStyle w:val="Hyperlink"/>
-                <w:noProof/>
-              </w:rPr>
-              <w:fldChar w:fldCharType="separate"/>
+              <w:fldChar w:fldCharType="begin"/>
             </w:r>
             <w:r>
               <w:rPr>
                 <w:noProof/>
                 <w:webHidden/>
               </w:rPr>
+              <w:instrText xml:space="preserve"> PAGEREF _Toc233376454 \h </w:instrText>
+            </w:r>
+            <w:r>
+              <w:rPr>
+                <w:noProof/>
+                <w:webHidden/>
+              </w:rPr>
+            </w:r>
+            <w:r>
+              <w:rPr>
+                <w:noProof/>
+                <w:webHidden/>
+              </w:rPr>
+              <w:fldChar w:fldCharType="separate"/>
+            </w:r>
+            <w:r>
+              <w:rPr>
+                <w:noProof/>
+                <w:webHidden/>
+              </w:rPr>
               <w:t>9</w:t>
             </w:r>
             <w:r>
               <w:rPr>
-                <w:rStyle w:val="Hyperlink"/>
                 <w:noProof/>
+                <w:webHidden/>
               </w:rPr>
               <w:fldChar w:fldCharType="end"/>
             </w:r>
@@ -3612,7 +3616,7 @@
               <w:szCs w:val="30"/>
             </w:rPr>
           </w:pPr>
-          <w:hyperlink w:anchor="_Toc233375454" w:history="1">
+          <w:hyperlink w:anchor="_Toc233376455" w:history="1">
             <w:r>
               <w:rPr>
                 <w:rStyle w:val="Hyperlink"/>
@@ -3629,42 +3633,42 @@
             </w:r>
             <w:r>
               <w:rPr>
-                <w:rStyle w:val="Hyperlink"/>
-                <w:noProof/>
-              </w:rPr>
-              <w:fldChar w:fldCharType="begin"/>
-            </w:r>
-            <w:r>
-              <w:rPr>
                 <w:noProof/>
                 <w:webHidden/>
               </w:rPr>
-              <w:instrText xml:space="preserve"> PAGEREF _Toc233375454 \h </w:instrText>
-            </w:r>
-            <w:r>
-              <w:rPr>
-                <w:rStyle w:val="Hyperlink"/>
-                <w:noProof/>
-              </w:rPr>
-            </w:r>
-            <w:r>
-              <w:rPr>
-                <w:rStyle w:val="Hyperlink"/>
-                <w:noProof/>
-              </w:rPr>
-              <w:fldChar w:fldCharType="separate"/>
+              <w:fldChar w:fldCharType="begin"/>
             </w:r>
             <w:r>
               <w:rPr>
                 <w:noProof/>
                 <w:webHidden/>
               </w:rPr>
+              <w:instrText xml:space="preserve"> PAGEREF _Toc233376455 \h </w:instrText>
+            </w:r>
+            <w:r>
+              <w:rPr>
+                <w:noProof/>
+                <w:webHidden/>
+              </w:rPr>
+            </w:r>
+            <w:r>
+              <w:rPr>
+                <w:noProof/>
+                <w:webHidden/>
+              </w:rPr>
+              <w:fldChar w:fldCharType="separate"/>
+            </w:r>
+            <w:r>
+              <w:rPr>
+                <w:noProof/>
+                <w:webHidden/>
+              </w:rPr>
               <w:t>9</w:t>
             </w:r>
             <w:r>
               <w:rPr>
-                <w:rStyle w:val="Hyperlink"/>
                 <w:noProof/>
+                <w:webHidden/>
               </w:rPr>
               <w:fldChar w:fldCharType="end"/>
             </w:r>
@@ -3683,7 +3687,7 @@
               <w:szCs w:val="30"/>
             </w:rPr>
           </w:pPr>
-          <w:hyperlink w:anchor="_Toc233375455" w:history="1">
+          <w:hyperlink w:anchor="_Toc233376456" w:history="1">
             <w:r>
               <w:rPr>
                 <w:rStyle w:val="Hyperlink"/>
@@ -3700,42 +3704,42 @@
             </w:r>
             <w:r>
               <w:rPr>
-                <w:rStyle w:val="Hyperlink"/>
-                <w:noProof/>
-              </w:rPr>
-              <w:fldChar w:fldCharType="begin"/>
-            </w:r>
-            <w:r>
-              <w:rPr>
                 <w:noProof/>
                 <w:webHidden/>
               </w:rPr>
-              <w:instrText xml:space="preserve"> PAGEREF _Toc233375455 \h </w:instrText>
-            </w:r>
-            <w:r>
-              <w:rPr>
-                <w:rStyle w:val="Hyperlink"/>
-                <w:noProof/>
-              </w:rPr>
-            </w:r>
-            <w:r>
-              <w:rPr>
-                <w:rStyle w:val="Hyperlink"/>
-                <w:noProof/>
-              </w:rPr>
-              <w:fldChar w:fldCharType="separate"/>
+              <w:fldChar w:fldCharType="begin"/>
             </w:r>
             <w:r>
               <w:rPr>
                 <w:noProof/>
                 <w:webHidden/>
               </w:rPr>
+              <w:instrText xml:space="preserve"> PAGEREF _Toc233376456 \h </w:instrText>
+            </w:r>
+            <w:r>
+              <w:rPr>
+                <w:noProof/>
+                <w:webHidden/>
+              </w:rPr>
+            </w:r>
+            <w:r>
+              <w:rPr>
+                <w:noProof/>
+                <w:webHidden/>
+              </w:rPr>
+              <w:fldChar w:fldCharType="separate"/>
+            </w:r>
+            <w:r>
+              <w:rPr>
+                <w:noProof/>
+                <w:webHidden/>
+              </w:rPr>
               <w:t>11</w:t>
             </w:r>
             <w:r>
               <w:rPr>
-                <w:rStyle w:val="Hyperlink"/>
                 <w:noProof/>
+                <w:webHidden/>
               </w:rPr>
               <w:fldChar w:fldCharType="end"/>
             </w:r>
@@ -3754,13 +3758,13 @@
               <w:szCs w:val="30"/>
             </w:rPr>
           </w:pPr>
-          <w:hyperlink w:anchor="_Toc233375456" w:history="1">
+          <w:hyperlink w:anchor="_Toc233376457" w:history="1">
             <w:r>
               <w:rPr>
                 <w:rStyle w:val="Hyperlink"/>
                 <w:noProof/>
               </w:rPr>
-              <w:t>Done By student C: Manav Rawal (E2300560)</w:t>
+              <w:t>Done By Student C: Manav Rawal (E2300560)</w:t>
             </w:r>
             <w:r>
               <w:rPr>
@@ -3771,42 +3775,42 @@
             </w:r>
             <w:r>
               <w:rPr>
-                <w:rStyle w:val="Hyperlink"/>
-                <w:noProof/>
-              </w:rPr>
-              <w:fldChar w:fldCharType="begin"/>
-            </w:r>
-            <w:r>
-              <w:rPr>
                 <w:noProof/>
                 <w:webHidden/>
               </w:rPr>
-              <w:instrText xml:space="preserve"> PAGEREF _Toc233375456 \h </w:instrText>
-            </w:r>
-            <w:r>
-              <w:rPr>
-                <w:rStyle w:val="Hyperlink"/>
-                <w:noProof/>
-              </w:rPr>
-            </w:r>
-            <w:r>
-              <w:rPr>
-                <w:rStyle w:val="Hyperlink"/>
-                <w:noProof/>
-              </w:rPr>
-              <w:fldChar w:fldCharType="separate"/>
+              <w:fldChar w:fldCharType="begin"/>
             </w:r>
             <w:r>
               <w:rPr>
                 <w:noProof/>
                 <w:webHidden/>
               </w:rPr>
+              <w:instrText xml:space="preserve"> PAGEREF _Toc233376457 \h </w:instrText>
+            </w:r>
+            <w:r>
+              <w:rPr>
+                <w:noProof/>
+                <w:webHidden/>
+              </w:rPr>
+            </w:r>
+            <w:r>
+              <w:rPr>
+                <w:noProof/>
+                <w:webHidden/>
+              </w:rPr>
+              <w:fldChar w:fldCharType="separate"/>
+            </w:r>
+            <w:r>
+              <w:rPr>
+                <w:noProof/>
+                <w:webHidden/>
+              </w:rPr>
               <w:t>11</w:t>
             </w:r>
             <w:r>
               <w:rPr>
-                <w:rStyle w:val="Hyperlink"/>
                 <w:noProof/>
+                <w:webHidden/>
               </w:rPr>
               <w:fldChar w:fldCharType="end"/>
             </w:r>
@@ -3825,7 +3829,7 @@
               <w:szCs w:val="30"/>
             </w:rPr>
           </w:pPr>
-          <w:hyperlink w:anchor="_Toc233375457" w:history="1">
+          <w:hyperlink w:anchor="_Toc233376458" w:history="1">
             <w:r>
               <w:rPr>
                 <w:rStyle w:val="Hyperlink"/>
@@ -3842,42 +3846,42 @@
             </w:r>
             <w:r>
               <w:rPr>
-                <w:rStyle w:val="Hyperlink"/>
-                <w:noProof/>
-              </w:rPr>
-              <w:fldChar w:fldCharType="begin"/>
-            </w:r>
-            <w:r>
-              <w:rPr>
                 <w:noProof/>
                 <w:webHidden/>
               </w:rPr>
-              <w:instrText xml:space="preserve"> PAGEREF _Toc233375457 \h </w:instrText>
-            </w:r>
-            <w:r>
-              <w:rPr>
-                <w:rStyle w:val="Hyperlink"/>
-                <w:noProof/>
-              </w:rPr>
-            </w:r>
-            <w:r>
-              <w:rPr>
-                <w:rStyle w:val="Hyperlink"/>
-                <w:noProof/>
-              </w:rPr>
-              <w:fldChar w:fldCharType="separate"/>
+              <w:fldChar w:fldCharType="begin"/>
             </w:r>
             <w:r>
               <w:rPr>
                 <w:noProof/>
                 <w:webHidden/>
               </w:rPr>
+              <w:instrText xml:space="preserve"> PAGEREF _Toc233376458 \h </w:instrText>
+            </w:r>
+            <w:r>
+              <w:rPr>
+                <w:noProof/>
+                <w:webHidden/>
+              </w:rPr>
+            </w:r>
+            <w:r>
+              <w:rPr>
+                <w:noProof/>
+                <w:webHidden/>
+              </w:rPr>
+              <w:fldChar w:fldCharType="separate"/>
+            </w:r>
+            <w:r>
+              <w:rPr>
+                <w:noProof/>
+                <w:webHidden/>
+              </w:rPr>
               <w:t>12</w:t>
             </w:r>
             <w:r>
               <w:rPr>
-                <w:rStyle w:val="Hyperlink"/>
                 <w:noProof/>
+                <w:webHidden/>
               </w:rPr>
               <w:fldChar w:fldCharType="end"/>
             </w:r>
@@ -3896,7 +3900,7 @@
               <w:szCs w:val="30"/>
             </w:rPr>
           </w:pPr>
-          <w:hyperlink w:anchor="_Toc233375458" w:history="1">
+          <w:hyperlink w:anchor="_Toc233376459" w:history="1">
             <w:r>
               <w:rPr>
                 <w:rStyle w:val="Hyperlink"/>
@@ -3913,42 +3917,42 @@
             </w:r>
             <w:r>
               <w:rPr>
-                <w:rStyle w:val="Hyperlink"/>
-                <w:noProof/>
-              </w:rPr>
-              <w:fldChar w:fldCharType="begin"/>
-            </w:r>
-            <w:r>
-              <w:rPr>
                 <w:noProof/>
                 <w:webHidden/>
               </w:rPr>
-              <w:instrText xml:space="preserve"> PAGEREF _Toc233375458 \h </w:instrText>
-            </w:r>
-            <w:r>
-              <w:rPr>
-                <w:rStyle w:val="Hyperlink"/>
-                <w:noProof/>
-              </w:rPr>
-            </w:r>
-            <w:r>
-              <w:rPr>
-                <w:rStyle w:val="Hyperlink"/>
-                <w:noProof/>
-              </w:rPr>
-              <w:fldChar w:fldCharType="separate"/>
+              <w:fldChar w:fldCharType="begin"/>
             </w:r>
             <w:r>
               <w:rPr>
                 <w:noProof/>
                 <w:webHidden/>
               </w:rPr>
+              <w:instrText xml:space="preserve"> PAGEREF _Toc233376459 \h </w:instrText>
+            </w:r>
+            <w:r>
+              <w:rPr>
+                <w:noProof/>
+                <w:webHidden/>
+              </w:rPr>
+            </w:r>
+            <w:r>
+              <w:rPr>
+                <w:noProof/>
+                <w:webHidden/>
+              </w:rPr>
+              <w:fldChar w:fldCharType="separate"/>
+            </w:r>
+            <w:r>
+              <w:rPr>
+                <w:noProof/>
+                <w:webHidden/>
+              </w:rPr>
               <w:t>12</w:t>
             </w:r>
             <w:r>
               <w:rPr>
-                <w:rStyle w:val="Hyperlink"/>
                 <w:noProof/>
+                <w:webHidden/>
               </w:rPr>
               <w:fldChar w:fldCharType="end"/>
             </w:r>
@@ -3967,7 +3971,7 @@
               <w:szCs w:val="30"/>
             </w:rPr>
           </w:pPr>
-          <w:hyperlink w:anchor="_Toc233375459" w:history="1">
+          <w:hyperlink w:anchor="_Toc233376460" w:history="1">
             <w:r>
               <w:rPr>
                 <w:rStyle w:val="Hyperlink"/>
@@ -3985,42 +3989,42 @@
             </w:r>
             <w:r>
               <w:rPr>
-                <w:rStyle w:val="Hyperlink"/>
-                <w:noProof/>
-              </w:rPr>
-              <w:fldChar w:fldCharType="begin"/>
-            </w:r>
-            <w:r>
-              <w:rPr>
                 <w:noProof/>
                 <w:webHidden/>
               </w:rPr>
-              <w:instrText xml:space="preserve"> PAGEREF _Toc233375459 \h </w:instrText>
-            </w:r>
-            <w:r>
-              <w:rPr>
-                <w:rStyle w:val="Hyperlink"/>
-                <w:noProof/>
-              </w:rPr>
-            </w:r>
-            <w:r>
-              <w:rPr>
-                <w:rStyle w:val="Hyperlink"/>
-                <w:noProof/>
-              </w:rPr>
-              <w:fldChar w:fldCharType="separate"/>
+              <w:fldChar w:fldCharType="begin"/>
             </w:r>
             <w:r>
               <w:rPr>
                 <w:noProof/>
                 <w:webHidden/>
               </w:rPr>
+              <w:instrText xml:space="preserve"> PAGEREF _Toc233376460 \h </w:instrText>
+            </w:r>
+            <w:r>
+              <w:rPr>
+                <w:noProof/>
+                <w:webHidden/>
+              </w:rPr>
+            </w:r>
+            <w:r>
+              <w:rPr>
+                <w:noProof/>
+                <w:webHidden/>
+              </w:rPr>
+              <w:fldChar w:fldCharType="separate"/>
+            </w:r>
+            <w:r>
+              <w:rPr>
+                <w:noProof/>
+                <w:webHidden/>
+              </w:rPr>
               <w:t>15</w:t>
             </w:r>
             <w:r>
               <w:rPr>
-                <w:rStyle w:val="Hyperlink"/>
                 <w:noProof/>
+                <w:webHidden/>
               </w:rPr>
               <w:fldChar w:fldCharType="end"/>
             </w:r>
@@ -4039,7 +4043,7 @@
               <w:szCs w:val="30"/>
             </w:rPr>
           </w:pPr>
-          <w:hyperlink w:anchor="_Toc233375460" w:history="1">
+          <w:hyperlink w:anchor="_Toc233376461" w:history="1">
             <w:r>
               <w:rPr>
                 <w:rStyle w:val="Hyperlink"/>
@@ -4057,42 +4061,42 @@
             </w:r>
             <w:r>
               <w:rPr>
-                <w:rStyle w:val="Hyperlink"/>
-                <w:noProof/>
-              </w:rPr>
-              <w:fldChar w:fldCharType="begin"/>
-            </w:r>
-            <w:r>
-              <w:rPr>
                 <w:noProof/>
                 <w:webHidden/>
               </w:rPr>
-              <w:instrText xml:space="preserve"> PAGEREF _Toc233375460 \h </w:instrText>
-            </w:r>
-            <w:r>
-              <w:rPr>
-                <w:rStyle w:val="Hyperlink"/>
-                <w:noProof/>
-              </w:rPr>
-            </w:r>
-            <w:r>
-              <w:rPr>
-                <w:rStyle w:val="Hyperlink"/>
-                <w:noProof/>
-              </w:rPr>
-              <w:fldChar w:fldCharType="separate"/>
+              <w:fldChar w:fldCharType="begin"/>
             </w:r>
             <w:r>
               <w:rPr>
                 <w:noProof/>
                 <w:webHidden/>
               </w:rPr>
+              <w:instrText xml:space="preserve"> PAGEREF _Toc233376461 \h </w:instrText>
+            </w:r>
+            <w:r>
+              <w:rPr>
+                <w:noProof/>
+                <w:webHidden/>
+              </w:rPr>
+            </w:r>
+            <w:r>
+              <w:rPr>
+                <w:noProof/>
+                <w:webHidden/>
+              </w:rPr>
+              <w:fldChar w:fldCharType="separate"/>
+            </w:r>
+            <w:r>
+              <w:rPr>
+                <w:noProof/>
+                <w:webHidden/>
+              </w:rPr>
               <w:t>16</w:t>
             </w:r>
             <w:r>
               <w:rPr>
-                <w:rStyle w:val="Hyperlink"/>
                 <w:noProof/>
+                <w:webHidden/>
               </w:rPr>
               <w:fldChar w:fldCharType="end"/>
             </w:r>
@@ -4111,7 +4115,7 @@
               <w:szCs w:val="30"/>
             </w:rPr>
           </w:pPr>
-          <w:hyperlink w:anchor="_Toc233375461" w:history="1">
+          <w:hyperlink w:anchor="_Toc233376462" w:history="1">
             <w:r>
               <w:rPr>
                 <w:rStyle w:val="Hyperlink"/>
@@ -4129,42 +4133,42 @@
             </w:r>
             <w:r>
               <w:rPr>
-                <w:rStyle w:val="Hyperlink"/>
-                <w:noProof/>
-              </w:rPr>
-              <w:fldChar w:fldCharType="begin"/>
-            </w:r>
-            <w:r>
-              <w:rPr>
                 <w:noProof/>
                 <w:webHidden/>
               </w:rPr>
-              <w:instrText xml:space="preserve"> PAGEREF _Toc233375461 \h </w:instrText>
-            </w:r>
-            <w:r>
-              <w:rPr>
-                <w:rStyle w:val="Hyperlink"/>
-                <w:noProof/>
-              </w:rPr>
-            </w:r>
-            <w:r>
-              <w:rPr>
-                <w:rStyle w:val="Hyperlink"/>
-                <w:noProof/>
-              </w:rPr>
-              <w:fldChar w:fldCharType="separate"/>
+              <w:fldChar w:fldCharType="begin"/>
             </w:r>
             <w:r>
               <w:rPr>
                 <w:noProof/>
                 <w:webHidden/>
               </w:rPr>
+              <w:instrText xml:space="preserve"> PAGEREF _Toc233376462 \h </w:instrText>
+            </w:r>
+            <w:r>
+              <w:rPr>
+                <w:noProof/>
+                <w:webHidden/>
+              </w:rPr>
+            </w:r>
+            <w:r>
+              <w:rPr>
+                <w:noProof/>
+                <w:webHidden/>
+              </w:rPr>
+              <w:fldChar w:fldCharType="separate"/>
+            </w:r>
+            <w:r>
+              <w:rPr>
+                <w:noProof/>
+                <w:webHidden/>
+              </w:rPr>
               <w:t>16</w:t>
             </w:r>
             <w:r>
               <w:rPr>
-                <w:rStyle w:val="Hyperlink"/>
                 <w:noProof/>
+                <w:webHidden/>
               </w:rPr>
               <w:fldChar w:fldCharType="end"/>
             </w:r>
@@ -4183,7 +4187,7 @@
               <w:szCs w:val="30"/>
             </w:rPr>
           </w:pPr>
-          <w:hyperlink w:anchor="_Toc233375462" w:history="1">
+          <w:hyperlink w:anchor="_Toc233376463" w:history="1">
             <w:r>
               <w:rPr>
                 <w:rStyle w:val="Hyperlink"/>
@@ -4201,42 +4205,42 @@
             </w:r>
             <w:r>
               <w:rPr>
-                <w:rStyle w:val="Hyperlink"/>
-                <w:noProof/>
-              </w:rPr>
-              <w:fldChar w:fldCharType="begin"/>
-            </w:r>
-            <w:r>
-              <w:rPr>
                 <w:noProof/>
                 <w:webHidden/>
               </w:rPr>
-              <w:instrText xml:space="preserve"> PAGEREF _Toc233375462 \h </w:instrText>
-            </w:r>
-            <w:r>
-              <w:rPr>
-                <w:rStyle w:val="Hyperlink"/>
-                <w:noProof/>
-              </w:rPr>
-            </w:r>
-            <w:r>
-              <w:rPr>
-                <w:rStyle w:val="Hyperlink"/>
-                <w:noProof/>
-              </w:rPr>
-              <w:fldChar w:fldCharType="separate"/>
+              <w:fldChar w:fldCharType="begin"/>
             </w:r>
             <w:r>
               <w:rPr>
                 <w:noProof/>
                 <w:webHidden/>
               </w:rPr>
+              <w:instrText xml:space="preserve"> PAGEREF _Toc233376463 \h </w:instrText>
+            </w:r>
+            <w:r>
+              <w:rPr>
+                <w:noProof/>
+                <w:webHidden/>
+              </w:rPr>
+            </w:r>
+            <w:r>
+              <w:rPr>
+                <w:noProof/>
+                <w:webHidden/>
+              </w:rPr>
+              <w:fldChar w:fldCharType="separate"/>
+            </w:r>
+            <w:r>
+              <w:rPr>
+                <w:noProof/>
+                <w:webHidden/>
+              </w:rPr>
               <w:t>17</w:t>
             </w:r>
             <w:r>
               <w:rPr>
-                <w:rStyle w:val="Hyperlink"/>
                 <w:noProof/>
+                <w:webHidden/>
               </w:rPr>
               <w:fldChar w:fldCharType="end"/>
             </w:r>
@@ -4255,7 +4259,7 @@
               <w:szCs w:val="30"/>
             </w:rPr>
           </w:pPr>
-          <w:hyperlink w:anchor="_Toc233375463" w:history="1">
+          <w:hyperlink w:anchor="_Toc233376464" w:history="1">
             <w:r>
               <w:rPr>
                 <w:rStyle w:val="Hyperlink"/>
@@ -4272,42 +4276,42 @@
             </w:r>
             <w:r>
               <w:rPr>
-                <w:rStyle w:val="Hyperlink"/>
-                <w:noProof/>
-              </w:rPr>
-              <w:fldChar w:fldCharType="begin"/>
-            </w:r>
-            <w:r>
-              <w:rPr>
                 <w:noProof/>
                 <w:webHidden/>
               </w:rPr>
-              <w:instrText xml:space="preserve"> PAGEREF _Toc233375463 \h </w:instrText>
-            </w:r>
-            <w:r>
-              <w:rPr>
-                <w:rStyle w:val="Hyperlink"/>
-                <w:noProof/>
-              </w:rPr>
-            </w:r>
-            <w:r>
-              <w:rPr>
-                <w:rStyle w:val="Hyperlink"/>
-                <w:noProof/>
-              </w:rPr>
-              <w:fldChar w:fldCharType="separate"/>
+              <w:fldChar w:fldCharType="begin"/>
             </w:r>
             <w:r>
               <w:rPr>
                 <w:noProof/>
                 <w:webHidden/>
               </w:rPr>
+              <w:instrText xml:space="preserve"> PAGEREF _Toc233376464 \h </w:instrText>
+            </w:r>
+            <w:r>
+              <w:rPr>
+                <w:noProof/>
+                <w:webHidden/>
+              </w:rPr>
+            </w:r>
+            <w:r>
+              <w:rPr>
+                <w:noProof/>
+                <w:webHidden/>
+              </w:rPr>
+              <w:fldChar w:fldCharType="separate"/>
+            </w:r>
+            <w:r>
+              <w:rPr>
+                <w:noProof/>
+                <w:webHidden/>
+              </w:rPr>
               <w:t>17</w:t>
             </w:r>
             <w:r>
               <w:rPr>
-                <w:rStyle w:val="Hyperlink"/>
                 <w:noProof/>
+                <w:webHidden/>
               </w:rPr>
               <w:fldChar w:fldCharType="end"/>
             </w:r>
@@ -4326,7 +4330,7 @@
               <w:szCs w:val="30"/>
             </w:rPr>
           </w:pPr>
-          <w:hyperlink w:anchor="_Toc233375464" w:history="1">
+          <w:hyperlink w:anchor="_Toc233376465" w:history="1">
             <w:r>
               <w:rPr>
                 <w:rStyle w:val="Hyperlink"/>
@@ -4343,42 +4347,42 @@
             </w:r>
             <w:r>
               <w:rPr>
-                <w:rStyle w:val="Hyperlink"/>
-                <w:noProof/>
-              </w:rPr>
-              <w:fldChar w:fldCharType="begin"/>
-            </w:r>
-            <w:r>
-              <w:rPr>
                 <w:noProof/>
                 <w:webHidden/>
               </w:rPr>
-              <w:instrText xml:space="preserve"> PAGEREF _Toc233375464 \h </w:instrText>
-            </w:r>
-            <w:r>
-              <w:rPr>
-                <w:rStyle w:val="Hyperlink"/>
-                <w:noProof/>
-              </w:rPr>
-            </w:r>
-            <w:r>
-              <w:rPr>
-                <w:rStyle w:val="Hyperlink"/>
-                <w:noProof/>
-              </w:rPr>
-              <w:fldChar w:fldCharType="separate"/>
+              <w:fldChar w:fldCharType="begin"/>
             </w:r>
             <w:r>
               <w:rPr>
                 <w:noProof/>
                 <w:webHidden/>
               </w:rPr>
+              <w:instrText xml:space="preserve"> PAGEREF _Toc233376465 \h </w:instrText>
+            </w:r>
+            <w:r>
+              <w:rPr>
+                <w:noProof/>
+                <w:webHidden/>
+              </w:rPr>
+            </w:r>
+            <w:r>
+              <w:rPr>
+                <w:noProof/>
+                <w:webHidden/>
+              </w:rPr>
+              <w:fldChar w:fldCharType="separate"/>
+            </w:r>
+            <w:r>
+              <w:rPr>
+                <w:noProof/>
+                <w:webHidden/>
+              </w:rPr>
               <w:t>25</w:t>
             </w:r>
             <w:r>
               <w:rPr>
-                <w:rStyle w:val="Hyperlink"/>
                 <w:noProof/>
+                <w:webHidden/>
               </w:rPr>
               <w:fldChar w:fldCharType="end"/>
             </w:r>
@@ -4397,7 +4401,7 @@
               <w:szCs w:val="30"/>
             </w:rPr>
           </w:pPr>
-          <w:hyperlink w:anchor="_Toc233375465" w:history="1">
+          <w:hyperlink w:anchor="_Toc233376466" w:history="1">
             <w:r>
               <w:rPr>
                 <w:rStyle w:val="Hyperlink"/>
@@ -4415,42 +4419,42 @@
             </w:r>
             <w:r>
               <w:rPr>
-                <w:rStyle w:val="Hyperlink"/>
-                <w:noProof/>
-              </w:rPr>
-              <w:fldChar w:fldCharType="begin"/>
-            </w:r>
-            <w:r>
-              <w:rPr>
                 <w:noProof/>
                 <w:webHidden/>
               </w:rPr>
-              <w:instrText xml:space="preserve"> PAGEREF _Toc233375465 \h </w:instrText>
-            </w:r>
-            <w:r>
-              <w:rPr>
-                <w:rStyle w:val="Hyperlink"/>
-                <w:noProof/>
-              </w:rPr>
-            </w:r>
-            <w:r>
-              <w:rPr>
-                <w:rStyle w:val="Hyperlink"/>
-                <w:noProof/>
-              </w:rPr>
-              <w:fldChar w:fldCharType="separate"/>
+              <w:fldChar w:fldCharType="begin"/>
             </w:r>
             <w:r>
               <w:rPr>
                 <w:noProof/>
                 <w:webHidden/>
               </w:rPr>
+              <w:instrText xml:space="preserve"> PAGEREF _Toc233376466 \h </w:instrText>
+            </w:r>
+            <w:r>
+              <w:rPr>
+                <w:noProof/>
+                <w:webHidden/>
+              </w:rPr>
+            </w:r>
+            <w:r>
+              <w:rPr>
+                <w:noProof/>
+                <w:webHidden/>
+              </w:rPr>
+              <w:fldChar w:fldCharType="separate"/>
+            </w:r>
+            <w:r>
+              <w:rPr>
+                <w:noProof/>
+                <w:webHidden/>
+              </w:rPr>
               <w:t>33</w:t>
             </w:r>
             <w:r>
               <w:rPr>
-                <w:rStyle w:val="Hyperlink"/>
                 <w:noProof/>
+                <w:webHidden/>
               </w:rPr>
               <w:fldChar w:fldCharType="end"/>
             </w:r>
@@ -4469,7 +4473,7 @@
               <w:szCs w:val="30"/>
             </w:rPr>
           </w:pPr>
-          <w:hyperlink w:anchor="_Toc233375466" w:history="1">
+          <w:hyperlink w:anchor="_Toc233376467" w:history="1">
             <w:r>
               <w:rPr>
                 <w:rStyle w:val="Hyperlink"/>
@@ -4487,42 +4491,42 @@
             </w:r>
             <w:r>
               <w:rPr>
-                <w:rStyle w:val="Hyperlink"/>
-                <w:noProof/>
-              </w:rPr>
-              <w:fldChar w:fldCharType="begin"/>
-            </w:r>
-            <w:r>
-              <w:rPr>
                 <w:noProof/>
                 <w:webHidden/>
               </w:rPr>
-              <w:instrText xml:space="preserve"> PAGEREF _Toc233375466 \h </w:instrText>
-            </w:r>
-            <w:r>
-              <w:rPr>
-                <w:rStyle w:val="Hyperlink"/>
-                <w:noProof/>
-              </w:rPr>
-            </w:r>
-            <w:r>
-              <w:rPr>
-                <w:rStyle w:val="Hyperlink"/>
-                <w:noProof/>
-              </w:rPr>
-              <w:fldChar w:fldCharType="separate"/>
+              <w:fldChar w:fldCharType="begin"/>
             </w:r>
             <w:r>
               <w:rPr>
                 <w:noProof/>
                 <w:webHidden/>
               </w:rPr>
+              <w:instrText xml:space="preserve"> PAGEREF _Toc233376467 \h </w:instrText>
+            </w:r>
+            <w:r>
+              <w:rPr>
+                <w:noProof/>
+                <w:webHidden/>
+              </w:rPr>
+            </w:r>
+            <w:r>
+              <w:rPr>
+                <w:noProof/>
+                <w:webHidden/>
+              </w:rPr>
+              <w:fldChar w:fldCharType="separate"/>
+            </w:r>
+            <w:r>
+              <w:rPr>
+                <w:noProof/>
+                <w:webHidden/>
+              </w:rPr>
               <w:t>34</w:t>
             </w:r>
             <w:r>
               <w:rPr>
-                <w:rStyle w:val="Hyperlink"/>
                 <w:noProof/>
+                <w:webHidden/>
               </w:rPr>
               <w:fldChar w:fldCharType="end"/>
             </w:r>
@@ -6300,7 +6304,7 @@
           <w:sz w:val="24"/>
         </w:rPr>
       </w:pPr>
-      <w:bookmarkStart w:id="0" w:name="_Toc233375442"/>
+      <w:bookmarkStart w:id="0" w:name="_Toc233376443"/>
       <w:r>
         <w:rPr>
           <w:rFonts w:ascii="Times New Roman" w:hAnsi="Times New Roman"/>
@@ -6321,7 +6325,7 @@
           <w:sz w:val="24"/>
         </w:rPr>
       </w:pPr>
-      <w:bookmarkStart w:id="1" w:name="_Toc233375443"/>
+      <w:bookmarkStart w:id="1" w:name="_Toc233376444"/>
       <w:r>
         <w:rPr>
           <w:rFonts w:ascii="Times New Roman" w:hAnsi="Times New Roman"/>
@@ -6342,7 +6346,7 @@
       <w:pPr>
         <w:pStyle w:val="Heading2"/>
       </w:pPr>
-      <w:bookmarkStart w:id="2" w:name="_Toc233375444"/>
+      <w:bookmarkStart w:id="2" w:name="_Toc233376445"/>
       <w:r>
         <w:t>1.1</w:t>
       </w:r>
@@ -7330,7 +7334,7 @@
       <w:pPr>
         <w:pStyle w:val="Heading2"/>
       </w:pPr>
-      <w:bookmarkStart w:id="3" w:name="_Toc233375445"/>
+      <w:bookmarkStart w:id="3" w:name="_Toc233376446"/>
       <w:r>
         <w:t>1.2 Non Functional Requirements</w:t>
       </w:r>
@@ -8093,7 +8097,7 @@
           <w:sz w:val="24"/>
         </w:rPr>
       </w:pPr>
-      <w:bookmarkStart w:id="4" w:name="_Toc233375446"/>
+      <w:bookmarkStart w:id="4" w:name="_Toc233376447"/>
       <w:r>
         <w:rPr>
           <w:rFonts w:ascii="Times New Roman" w:hAnsi="Times New Roman"/>
@@ -8108,7 +8112,7 @@
       <w:pPr>
         <w:pStyle w:val="Heading2"/>
       </w:pPr>
-      <w:bookmarkStart w:id="5" w:name="_Toc233375447"/>
+      <w:bookmarkStart w:id="5" w:name="_Toc233376448"/>
       <w:r>
         <w:t>2.1 UC1 User Registration and Privacy Settings</w:t>
       </w:r>
@@ -8118,7 +8122,7 @@
       <w:pPr>
         <w:pStyle w:val="Heading2"/>
       </w:pPr>
-      <w:bookmarkStart w:id="6" w:name="_Toc233375448"/>
+      <w:bookmarkStart w:id="6" w:name="_Toc233376449"/>
       <w:r>
         <w:t xml:space="preserve">Done By </w:t>
       </w:r>
@@ -9817,7 +9821,7 @@
       <w:pPr>
         <w:pStyle w:val="Heading2"/>
       </w:pPr>
-      <w:bookmarkStart w:id="7" w:name="_Toc233375449"/>
+      <w:bookmarkStart w:id="7" w:name="_Toc233376450"/>
       <w:r>
         <w:lastRenderedPageBreak/>
         <w:t>2.2 UC4 Food Analytics</w:t>
@@ -9828,9 +9832,15 @@
       <w:pPr>
         <w:pStyle w:val="Heading2"/>
       </w:pPr>
-      <w:bookmarkStart w:id="8" w:name="_Toc233375450"/>
+      <w:bookmarkStart w:id="8" w:name="_Toc233376451"/>
       <w:r>
-        <w:t>Done By Sujina Tuladhar (E2300582)</w:t>
+        <w:t xml:space="preserve">Done By </w:t>
+      </w:r>
+      <w:r>
+        <w:t xml:space="preserve"> Student A :</w:t>
+      </w:r>
+      <w:r>
+        <w:t>Sujina Tuladhar (E2300582)</w:t>
       </w:r>
       <w:bookmarkEnd w:id="8"/>
     </w:p>
@@ -11126,7 +11136,7 @@
       <w:pPr>
         <w:pStyle w:val="Heading2"/>
       </w:pPr>
-      <w:bookmarkStart w:id="9" w:name="_Toc233375451"/>
+      <w:bookmarkStart w:id="9" w:name="_Toc233376452"/>
       <w:r>
         <w:lastRenderedPageBreak/>
         <w:t>2.3 UC2 Manage Food Inventory</w:t>
@@ -11137,7 +11147,7 @@
       <w:pPr>
         <w:pStyle w:val="Heading2"/>
       </w:pPr>
-      <w:bookmarkStart w:id="10" w:name="_Toc233375452"/>
+      <w:bookmarkStart w:id="10" w:name="_Toc233376453"/>
       <w:r>
         <w:t>Done By Student B: Pasang Lama (E2400050)</w:t>
       </w:r>
@@ -12664,7 +12674,7 @@
       <w:pPr>
         <w:pStyle w:val="Heading2"/>
       </w:pPr>
-      <w:bookmarkStart w:id="11" w:name="_Toc233375453"/>
+      <w:bookmarkStart w:id="11" w:name="_Toc233376454"/>
       <w:r>
         <w:lastRenderedPageBreak/>
         <w:t>2.4 UC5 View Notifications</w:t>
@@ -12675,7 +12685,7 @@
       <w:pPr>
         <w:pStyle w:val="Heading2"/>
       </w:pPr>
-      <w:bookmarkStart w:id="12" w:name="_Toc233375454"/>
+      <w:bookmarkStart w:id="12" w:name="_Toc233376455"/>
       <w:r>
         <w:t>Done By Student B: Pasang Lama (E2400050)</w:t>
       </w:r>
@@ -14220,7 +14230,7 @@
       <w:pPr>
         <w:pStyle w:val="Heading2"/>
       </w:pPr>
-      <w:bookmarkStart w:id="13" w:name="_Toc233375455"/>
+      <w:bookmarkStart w:id="13" w:name="_Toc233376456"/>
       <w:r>
         <w:lastRenderedPageBreak/>
         <w:t>2.5 UC3  Browse Food Items and Donations.</w:t>
@@ -14231,9 +14241,15 @@
       <w:pPr>
         <w:pStyle w:val="Heading2"/>
       </w:pPr>
-      <w:bookmarkStart w:id="14" w:name="_Toc233375456"/>
+      <w:bookmarkStart w:id="14" w:name="_Toc233376457"/>
       <w:r>
-        <w:t>Done By student C: Manav Rawal (E2300560)</w:t>
+        <w:t xml:space="preserve">Done By </w:t>
+      </w:r>
+      <w:r>
+        <w:t>S</w:t>
+      </w:r>
+      <w:r>
+        <w:t>tudent C: Manav Rawal (E2300560)</w:t>
       </w:r>
       <w:bookmarkEnd w:id="14"/>
     </w:p>
@@ -15435,7 +15451,7 @@
       <w:pPr>
         <w:pStyle w:val="Heading2"/>
       </w:pPr>
-      <w:bookmarkStart w:id="15" w:name="_Toc233375457"/>
+      <w:bookmarkStart w:id="15" w:name="_Toc233376458"/>
       <w:r>
         <w:t>2.6 UC6: Plan Weekly Meals</w:t>
       </w:r>
@@ -15445,7 +15461,7 @@
       <w:pPr>
         <w:pStyle w:val="Heading2"/>
       </w:pPr>
-      <w:bookmarkStart w:id="16" w:name="_Toc233375458"/>
+      <w:bookmarkStart w:id="16" w:name="_Toc233376459"/>
       <w:r>
         <w:t xml:space="preserve">Done By </w:t>
       </w:r>
@@ -16955,7 +16971,7 @@
           <w:sz w:val="24"/>
         </w:rPr>
       </w:pPr>
-      <w:bookmarkStart w:id="17" w:name="_Toc233375459"/>
+      <w:bookmarkStart w:id="17" w:name="_Toc233376460"/>
       <w:r>
         <w:rPr>
           <w:rFonts w:ascii="Times New Roman" w:hAnsi="Times New Roman"/>
@@ -17534,24 +17550,14 @@
       <w:r>
         <w:t xml:space="preserve">Figure </w:t>
       </w:r>
-      <w:r>
-        <w:fldChar w:fldCharType="begin"/>
-      </w:r>
-      <w:r>
-        <w:instrText xml:space="preserve"> SEQ Figure \* ARABIC </w:instrText>
-      </w:r>
-      <w:r>
-        <w:fldChar w:fldCharType="separate"/>
-      </w:r>
-      <w:r>
-        <w:rPr>
-          <w:noProof/>
-        </w:rPr>
-        <w:t>1</w:t>
-      </w:r>
-      <w:r>
-        <w:fldChar w:fldCharType="end"/>
-      </w:r>
+      <w:fldSimple w:instr=" SEQ Figure \* ARABIC ">
+        <w:r>
+          <w:rPr>
+            <w:noProof/>
+          </w:rPr>
+          <w:t>1</w:t>
+        </w:r>
+      </w:fldSimple>
       <w:r>
         <w:rPr>
           <w:noProof/>
@@ -17571,7 +17577,7 @@
           <w:sz w:val="24"/>
         </w:rPr>
       </w:pPr>
-      <w:bookmarkStart w:id="19" w:name="_Toc233375460"/>
+      <w:bookmarkStart w:id="19" w:name="_Toc233376461"/>
       <w:r>
         <w:rPr>
           <w:rFonts w:ascii="Times New Roman" w:hAnsi="Times New Roman"/>
@@ -17642,24 +17648,14 @@
       <w:r>
         <w:t xml:space="preserve">Figure </w:t>
       </w:r>
-      <w:r>
-        <w:fldChar w:fldCharType="begin"/>
-      </w:r>
-      <w:r>
-        <w:instrText xml:space="preserve"> SEQ Figure \* ARABIC </w:instrText>
-      </w:r>
-      <w:r>
-        <w:fldChar w:fldCharType="separate"/>
-      </w:r>
-      <w:r>
-        <w:rPr>
-          <w:noProof/>
-        </w:rPr>
-        <w:t>2</w:t>
-      </w:r>
-      <w:r>
-        <w:fldChar w:fldCharType="end"/>
-      </w:r>
+      <w:fldSimple w:instr=" SEQ Figure \* ARABIC ">
+        <w:r>
+          <w:rPr>
+            <w:noProof/>
+          </w:rPr>
+          <w:t>2</w:t>
+        </w:r>
+      </w:fldSimple>
       <w:r>
         <w:t xml:space="preserve"> Site Map</w:t>
       </w:r>
@@ -17677,7 +17673,7 @@
           <w:sz w:val="24"/>
         </w:rPr>
       </w:pPr>
-      <w:bookmarkStart w:id="21" w:name="_Toc233375461"/>
+      <w:bookmarkStart w:id="21" w:name="_Toc233376462"/>
       <w:r>
         <w:rPr>
           <w:rFonts w:ascii="Times New Roman" w:hAnsi="Times New Roman"/>
@@ -17748,24 +17744,14 @@
       <w:r>
         <w:t xml:space="preserve">Figure </w:t>
       </w:r>
-      <w:r>
-        <w:fldChar w:fldCharType="begin"/>
-      </w:r>
-      <w:r>
-        <w:instrText xml:space="preserve"> SEQ Figure \* ARABIC </w:instrText>
-      </w:r>
-      <w:r>
-        <w:fldChar w:fldCharType="separate"/>
-      </w:r>
-      <w:r>
-        <w:rPr>
-          <w:noProof/>
-        </w:rPr>
-        <w:t>3</w:t>
-      </w:r>
-      <w:r>
-        <w:fldChar w:fldCharType="end"/>
-      </w:r>
+      <w:fldSimple w:instr=" SEQ Figure \* ARABIC ">
+        <w:r>
+          <w:rPr>
+            <w:noProof/>
+          </w:rPr>
+          <w:t>3</w:t>
+        </w:r>
+      </w:fldSimple>
       <w:r>
         <w:rPr>
           <w:noProof/>
@@ -17782,7 +17768,7 @@
           <w:sz w:val="24"/>
         </w:rPr>
       </w:pPr>
-      <w:bookmarkStart w:id="23" w:name="_Toc233375462"/>
+      <w:bookmarkStart w:id="23" w:name="_Toc233376463"/>
       <w:r>
         <w:rPr>
           <w:rFonts w:ascii="Times New Roman" w:hAnsi="Times New Roman"/>
@@ -17797,7 +17783,7 @@
       <w:pPr>
         <w:pStyle w:val="Heading2"/>
       </w:pPr>
-      <w:bookmarkStart w:id="24" w:name="_Toc233375463"/>
+      <w:bookmarkStart w:id="24" w:name="_Toc233376464"/>
       <w:r>
         <w:t>Figma Design</w:t>
       </w:r>
@@ -17864,24 +17850,14 @@
       <w:r>
         <w:t xml:space="preserve">Figure </w:t>
       </w:r>
-      <w:r>
-        <w:fldChar w:fldCharType="begin"/>
-      </w:r>
-      <w:r>
-        <w:instrText xml:space="preserve"> SEQ Figure \* ARABIC </w:instrText>
-      </w:r>
-      <w:r>
-        <w:fldChar w:fldCharType="separate"/>
-      </w:r>
-      <w:r>
-        <w:rPr>
-          <w:noProof/>
-        </w:rPr>
-        <w:t>4</w:t>
-      </w:r>
-      <w:r>
-        <w:fldChar w:fldCharType="end"/>
-      </w:r>
+      <w:fldSimple w:instr=" SEQ Figure \* ARABIC ">
+        <w:r>
+          <w:rPr>
+            <w:noProof/>
+          </w:rPr>
+          <w:t>4</w:t>
+        </w:r>
+      </w:fldSimple>
       <w:r>
         <w:rPr>
           <w:noProof/>
@@ -17901,7 +17877,7 @@
         </w:rPr>
         <w:lastRenderedPageBreak/>
         <w:drawing>
-          <wp:inline distT="0" distB="0" distL="0" distR="0" wp14:anchorId="0FF07B8E" wp14:editId="271B1C66">
+          <wp:inline distT="0" distB="0" distL="0" distR="0" wp14:anchorId="0FF07B8E" wp14:editId="17BFE393">
             <wp:extent cx="4937760" cy="3312446"/>
             <wp:effectExtent l="0" t="0" r="0" b="2540"/>
             <wp:docPr id="1604142548" name="Picture 11"/>
@@ -17952,24 +17928,14 @@
       <w:r>
         <w:t xml:space="preserve">Figure </w:t>
       </w:r>
-      <w:r>
-        <w:fldChar w:fldCharType="begin"/>
-      </w:r>
-      <w:r>
-        <w:instrText xml:space="preserve"> SEQ Figure \* ARABIC </w:instrText>
-      </w:r>
-      <w:r>
-        <w:fldChar w:fldCharType="separate"/>
-      </w:r>
-      <w:r>
-        <w:rPr>
-          <w:noProof/>
-        </w:rPr>
-        <w:t>5</w:t>
-      </w:r>
-      <w:r>
-        <w:fldChar w:fldCharType="end"/>
-      </w:r>
+      <w:fldSimple w:instr=" SEQ Figure \* ARABIC ">
+        <w:r>
+          <w:rPr>
+            <w:noProof/>
+          </w:rPr>
+          <w:t>5</w:t>
+        </w:r>
+      </w:fldSimple>
       <w:r>
         <w:t xml:space="preserve"> Sign Up Page</w:t>
       </w:r>
@@ -17984,7 +17950,7 @@
           <w:noProof/>
         </w:rPr>
         <w:drawing>
-          <wp:inline distT="0" distB="0" distL="0" distR="0" wp14:anchorId="2E99110F" wp14:editId="38C6363A">
+          <wp:inline distT="0" distB="0" distL="0" distR="0" wp14:anchorId="2E99110F" wp14:editId="4B83BB93">
             <wp:extent cx="5326380" cy="2941724"/>
             <wp:effectExtent l="0" t="0" r="7620" b="0"/>
             <wp:docPr id="722520202" name="Picture 12"/>
@@ -18035,24 +18001,14 @@
       <w:r>
         <w:t xml:space="preserve">Figure </w:t>
       </w:r>
-      <w:r>
-        <w:fldChar w:fldCharType="begin"/>
-      </w:r>
-      <w:r>
-        <w:instrText xml:space="preserve"> SEQ Figure \* ARABIC </w:instrText>
-      </w:r>
-      <w:r>
-        <w:fldChar w:fldCharType="separate"/>
-      </w:r>
-      <w:r>
-        <w:rPr>
-          <w:noProof/>
-        </w:rPr>
-        <w:t>6</w:t>
-      </w:r>
-      <w:r>
-        <w:fldChar w:fldCharType="end"/>
-      </w:r>
+      <w:fldSimple w:instr=" SEQ Figure \* ARABIC ">
+        <w:r>
+          <w:rPr>
+            <w:noProof/>
+          </w:rPr>
+          <w:t>6</w:t>
+        </w:r>
+      </w:fldSimple>
       <w:r>
         <w:t xml:space="preserve"> Login Page</w:t>
       </w:r>
@@ -18068,7 +18024,7 @@
         </w:rPr>
         <w:lastRenderedPageBreak/>
         <w:drawing>
-          <wp:inline distT="0" distB="0" distL="0" distR="0" wp14:anchorId="4F91835F" wp14:editId="4BA94B9A">
+          <wp:inline distT="0" distB="0" distL="0" distR="0" wp14:anchorId="4F91835F" wp14:editId="4601BB85">
             <wp:extent cx="4357074" cy="6979920"/>
             <wp:effectExtent l="0" t="0" r="5715" b="0"/>
             <wp:docPr id="547955451" name="Picture 13"/>
@@ -18119,24 +18075,14 @@
       <w:r>
         <w:t xml:space="preserve">Figure </w:t>
       </w:r>
-      <w:r>
-        <w:fldChar w:fldCharType="begin"/>
-      </w:r>
-      <w:r>
-        <w:instrText xml:space="preserve"> SEQ Figure \* ARABIC </w:instrText>
-      </w:r>
-      <w:r>
-        <w:fldChar w:fldCharType="separate"/>
-      </w:r>
-      <w:r>
-        <w:rPr>
-          <w:noProof/>
-        </w:rPr>
-        <w:t>7</w:t>
-      </w:r>
-      <w:r>
-        <w:fldChar w:fldCharType="end"/>
-      </w:r>
+      <w:fldSimple w:instr=" SEQ Figure \* ARABIC ">
+        <w:r>
+          <w:rPr>
+            <w:noProof/>
+          </w:rPr>
+          <w:t>7</w:t>
+        </w:r>
+      </w:fldSimple>
       <w:r>
         <w:t xml:space="preserve"> User dashboard</w:t>
       </w:r>
@@ -18152,7 +18098,7 @@
         </w:rPr>
         <w:lastRenderedPageBreak/>
         <w:drawing>
-          <wp:inline distT="0" distB="0" distL="0" distR="0" wp14:anchorId="0205D609" wp14:editId="10D16200">
+          <wp:inline distT="0" distB="0" distL="0" distR="0" wp14:anchorId="0205D609" wp14:editId="5AA34E5A">
             <wp:extent cx="4625129" cy="6179820"/>
             <wp:effectExtent l="0" t="0" r="4445" b="0"/>
             <wp:docPr id="1664024834" name="Picture 14"/>
@@ -18203,24 +18149,14 @@
       <w:r>
         <w:t xml:space="preserve">Figure </w:t>
       </w:r>
-      <w:r>
-        <w:fldChar w:fldCharType="begin"/>
-      </w:r>
-      <w:r>
-        <w:instrText xml:space="preserve"> SEQ Figure \* ARABIC </w:instrText>
-      </w:r>
-      <w:r>
-        <w:fldChar w:fldCharType="separate"/>
-      </w:r>
-      <w:r>
-        <w:rPr>
-          <w:noProof/>
-        </w:rPr>
-        <w:t>8</w:t>
-      </w:r>
-      <w:r>
-        <w:fldChar w:fldCharType="end"/>
-      </w:r>
+      <w:fldSimple w:instr=" SEQ Figure \* ARABIC ">
+        <w:r>
+          <w:rPr>
+            <w:noProof/>
+          </w:rPr>
+          <w:t>8</w:t>
+        </w:r>
+      </w:fldSimple>
       <w:r>
         <w:t xml:space="preserve"> Food Inventory Page</w:t>
       </w:r>
@@ -18287,24 +18223,14 @@
       <w:r>
         <w:t xml:space="preserve">Figure </w:t>
       </w:r>
-      <w:r>
-        <w:fldChar w:fldCharType="begin"/>
-      </w:r>
-      <w:r>
-        <w:instrText xml:space="preserve"> SEQ Figure \* ARABIC </w:instrText>
-      </w:r>
-      <w:r>
-        <w:fldChar w:fldCharType="separate"/>
-      </w:r>
-      <w:r>
-        <w:rPr>
-          <w:noProof/>
-        </w:rPr>
-        <w:t>9</w:t>
-      </w:r>
-      <w:r>
-        <w:fldChar w:fldCharType="end"/>
-      </w:r>
+      <w:fldSimple w:instr=" SEQ Figure \* ARABIC ">
+        <w:r>
+          <w:rPr>
+            <w:noProof/>
+          </w:rPr>
+          <w:t>9</w:t>
+        </w:r>
+      </w:fldSimple>
       <w:r>
         <w:t xml:space="preserve"> Browse Donation Page</w:t>
       </w:r>
@@ -18320,7 +18246,7 @@
         </w:rPr>
         <w:lastRenderedPageBreak/>
         <w:drawing>
-          <wp:inline distT="0" distB="0" distL="0" distR="0" wp14:anchorId="5775E02F" wp14:editId="738334C2">
+          <wp:inline distT="0" distB="0" distL="0" distR="0" wp14:anchorId="5775E02F" wp14:editId="6C2B77E4">
             <wp:extent cx="3921979" cy="5623560"/>
             <wp:effectExtent l="0" t="0" r="2540" b="0"/>
             <wp:docPr id="940847111" name="Picture 16"/>
@@ -18371,24 +18297,14 @@
       <w:r>
         <w:t xml:space="preserve">Figure </w:t>
       </w:r>
-      <w:r>
-        <w:fldChar w:fldCharType="begin"/>
-      </w:r>
-      <w:r>
-        <w:instrText xml:space="preserve"> SEQ Figure \* ARABIC </w:instrText>
-      </w:r>
-      <w:r>
-        <w:fldChar w:fldCharType="separate"/>
-      </w:r>
-      <w:r>
-        <w:rPr>
-          <w:noProof/>
-        </w:rPr>
-        <w:t>10</w:t>
-      </w:r>
-      <w:r>
-        <w:fldChar w:fldCharType="end"/>
-      </w:r>
+      <w:fldSimple w:instr=" SEQ Figure \* ARABIC ">
+        <w:r>
+          <w:rPr>
+            <w:noProof/>
+          </w:rPr>
+          <w:t>10</w:t>
+        </w:r>
+      </w:fldSimple>
       <w:r>
         <w:t xml:space="preserve"> Food Analytics Page</w:t>
       </w:r>
@@ -18404,7 +18320,7 @@
         </w:rPr>
         <w:lastRenderedPageBreak/>
         <w:drawing>
-          <wp:inline distT="0" distB="0" distL="0" distR="0" wp14:anchorId="71BE9EDD" wp14:editId="7E6493B3">
+          <wp:inline distT="0" distB="0" distL="0" distR="0" wp14:anchorId="71BE9EDD" wp14:editId="1623882A">
             <wp:extent cx="4393801" cy="5731510"/>
             <wp:effectExtent l="0" t="0" r="6985" b="2540"/>
             <wp:docPr id="1449421646" name="Picture 17"/>
@@ -18455,24 +18371,14 @@
       <w:r>
         <w:t xml:space="preserve">Figure </w:t>
       </w:r>
-      <w:r>
-        <w:fldChar w:fldCharType="begin"/>
-      </w:r>
-      <w:r>
-        <w:instrText xml:space="preserve"> SEQ Figure \* ARABIC </w:instrText>
-      </w:r>
-      <w:r>
-        <w:fldChar w:fldCharType="separate"/>
-      </w:r>
-      <w:r>
-        <w:rPr>
-          <w:noProof/>
-        </w:rPr>
-        <w:t>11</w:t>
-      </w:r>
-      <w:r>
-        <w:fldChar w:fldCharType="end"/>
-      </w:r>
+      <w:fldSimple w:instr=" SEQ Figure \* ARABIC ">
+        <w:r>
+          <w:rPr>
+            <w:noProof/>
+          </w:rPr>
+          <w:t>11</w:t>
+        </w:r>
+      </w:fldSimple>
       <w:r>
         <w:t xml:space="preserve"> Meal Plans Page</w:t>
       </w:r>
@@ -18488,7 +18394,7 @@
         </w:rPr>
         <w:lastRenderedPageBreak/>
         <w:drawing>
-          <wp:inline distT="0" distB="0" distL="0" distR="0" wp14:anchorId="02EE1883" wp14:editId="428B8B1C">
+          <wp:inline distT="0" distB="0" distL="0" distR="0" wp14:anchorId="02EE1883" wp14:editId="1AA3BA01">
             <wp:extent cx="4882928" cy="3463925"/>
             <wp:effectExtent l="0" t="0" r="0" b="3175"/>
             <wp:docPr id="1722105437" name="Picture 18"/>
@@ -18539,24 +18445,14 @@
       <w:r>
         <w:t xml:space="preserve">Figure </w:t>
       </w:r>
-      <w:r>
-        <w:fldChar w:fldCharType="begin"/>
-      </w:r>
-      <w:r>
-        <w:instrText xml:space="preserve"> SEQ Figure \* ARABIC </w:instrText>
-      </w:r>
-      <w:r>
-        <w:fldChar w:fldCharType="separate"/>
-      </w:r>
-      <w:r>
-        <w:rPr>
-          <w:noProof/>
-        </w:rPr>
-        <w:t>12</w:t>
-      </w:r>
-      <w:r>
-        <w:fldChar w:fldCharType="end"/>
-      </w:r>
+      <w:fldSimple w:instr=" SEQ Figure \* ARABIC ">
+        <w:r>
+          <w:rPr>
+            <w:noProof/>
+          </w:rPr>
+          <w:t>12</w:t>
+        </w:r>
+      </w:fldSimple>
       <w:r>
         <w:t xml:space="preserve"> Notifications Page</w:t>
       </w:r>
@@ -18622,24 +18518,14 @@
       <w:r>
         <w:t xml:space="preserve">Figure </w:t>
       </w:r>
-      <w:r>
-        <w:fldChar w:fldCharType="begin"/>
-      </w:r>
-      <w:r>
-        <w:instrText xml:space="preserve"> SEQ Figure \* ARABIC </w:instrText>
-      </w:r>
-      <w:r>
-        <w:fldChar w:fldCharType="separate"/>
-      </w:r>
-      <w:r>
-        <w:rPr>
-          <w:noProof/>
-        </w:rPr>
-        <w:t>13</w:t>
-      </w:r>
-      <w:r>
-        <w:fldChar w:fldCharType="end"/>
-      </w:r>
+      <w:fldSimple w:instr=" SEQ Figure \* ARABIC ">
+        <w:r>
+          <w:rPr>
+            <w:noProof/>
+          </w:rPr>
+          <w:t>13</w:t>
+        </w:r>
+      </w:fldSimple>
       <w:r>
         <w:t xml:space="preserve"> Privacy Settings Page</w:t>
       </w:r>
@@ -18649,7 +18535,7 @@
       <w:pPr>
         <w:pStyle w:val="Heading2"/>
       </w:pPr>
-      <w:bookmarkStart w:id="35" w:name="_Toc233375464"/>
+      <w:bookmarkStart w:id="35" w:name="_Toc233376465"/>
       <w:r>
         <w:lastRenderedPageBreak/>
         <w:t>Hand Sketch Design</w:t>
@@ -18716,24 +18602,14 @@
       <w:r>
         <w:t xml:space="preserve">Figure </w:t>
       </w:r>
-      <w:r>
-        <w:fldChar w:fldCharType="begin"/>
-      </w:r>
-      <w:r>
-        <w:instrText xml:space="preserve"> SEQ Figure \* ARABIC </w:instrText>
-      </w:r>
-      <w:r>
-        <w:fldChar w:fldCharType="separate"/>
-      </w:r>
-      <w:r>
-        <w:rPr>
-          <w:noProof/>
-        </w:rPr>
-        <w:t>14</w:t>
-      </w:r>
-      <w:r>
-        <w:fldChar w:fldCharType="end"/>
-      </w:r>
+      <w:fldSimple w:instr=" SEQ Figure \* ARABIC ">
+        <w:r>
+          <w:rPr>
+            <w:noProof/>
+          </w:rPr>
+          <w:t>14</w:t>
+        </w:r>
+      </w:fldSimple>
       <w:r>
         <w:rPr>
           <w:noProof/>
@@ -18752,7 +18628,7 @@
         </w:rPr>
         <w:lastRenderedPageBreak/>
         <w:drawing>
-          <wp:inline distT="0" distB="0" distL="0" distR="0" wp14:anchorId="437AA80B" wp14:editId="730F66AC">
+          <wp:inline distT="0" distB="0" distL="0" distR="0" wp14:anchorId="437AA80B" wp14:editId="6B9051EC">
             <wp:extent cx="2858500" cy="4003040"/>
             <wp:effectExtent l="0" t="0" r="0" b="0"/>
             <wp:docPr id="1892587219" name="Picture 8"/>
@@ -18803,24 +18679,14 @@
       <w:r>
         <w:t xml:space="preserve">Figure </w:t>
       </w:r>
-      <w:r>
-        <w:fldChar w:fldCharType="begin"/>
-      </w:r>
-      <w:r>
-        <w:instrText xml:space="preserve"> SEQ Figure \* ARABIC </w:instrText>
-      </w:r>
-      <w:r>
-        <w:fldChar w:fldCharType="separate"/>
-      </w:r>
-      <w:r>
-        <w:rPr>
-          <w:noProof/>
-        </w:rPr>
-        <w:t>15</w:t>
-      </w:r>
-      <w:r>
-        <w:fldChar w:fldCharType="end"/>
-      </w:r>
+      <w:fldSimple w:instr=" SEQ Figure \* ARABIC ">
+        <w:r>
+          <w:rPr>
+            <w:noProof/>
+          </w:rPr>
+          <w:t>15</w:t>
+        </w:r>
+      </w:fldSimple>
       <w:r>
         <w:rPr>
           <w:noProof/>
@@ -18838,7 +18704,7 @@
           <w:noProof/>
         </w:rPr>
         <w:drawing>
-          <wp:inline distT="0" distB="0" distL="0" distR="0" wp14:anchorId="2EDE2A3D" wp14:editId="110E779C">
+          <wp:inline distT="0" distB="0" distL="0" distR="0" wp14:anchorId="2EDE2A3D" wp14:editId="27A7CDD6">
             <wp:extent cx="2934148" cy="3718560"/>
             <wp:effectExtent l="0" t="0" r="0" b="0"/>
             <wp:docPr id="680856097" name="Picture 9"/>
@@ -18889,24 +18755,14 @@
       <w:r>
         <w:t xml:space="preserve">Figure </w:t>
       </w:r>
-      <w:r>
-        <w:fldChar w:fldCharType="begin"/>
-      </w:r>
-      <w:r>
-        <w:instrText xml:space="preserve"> SEQ Figure \* ARABIC </w:instrText>
-      </w:r>
-      <w:r>
-        <w:fldChar w:fldCharType="separate"/>
-      </w:r>
-      <w:r>
-        <w:rPr>
-          <w:noProof/>
-        </w:rPr>
-        <w:t>16</w:t>
-      </w:r>
-      <w:r>
-        <w:fldChar w:fldCharType="end"/>
-      </w:r>
+      <w:fldSimple w:instr=" SEQ Figure \* ARABIC ">
+        <w:r>
+          <w:rPr>
+            <w:noProof/>
+          </w:rPr>
+          <w:t>16</w:t>
+        </w:r>
+      </w:fldSimple>
       <w:r>
         <w:t xml:space="preserve"> Login Page</w:t>
       </w:r>
@@ -18973,24 +18829,14 @@
       <w:r>
         <w:t xml:space="preserve">Figure </w:t>
       </w:r>
-      <w:r>
-        <w:fldChar w:fldCharType="begin"/>
-      </w:r>
-      <w:r>
-        <w:instrText xml:space="preserve"> SEQ Figure \* ARABIC </w:instrText>
-      </w:r>
-      <w:r>
-        <w:fldChar w:fldCharType="separate"/>
-      </w:r>
-      <w:r>
-        <w:rPr>
-          <w:noProof/>
-        </w:rPr>
-        <w:t>17</w:t>
-      </w:r>
-      <w:r>
-        <w:fldChar w:fldCharType="end"/>
-      </w:r>
+      <w:fldSimple w:instr=" SEQ Figure \* ARABIC ">
+        <w:r>
+          <w:rPr>
+            <w:noProof/>
+          </w:rPr>
+          <w:t>17</w:t>
+        </w:r>
+      </w:fldSimple>
       <w:r>
         <w:t xml:space="preserve"> User Dashboard</w:t>
       </w:r>
@@ -19057,24 +18903,14 @@
       <w:r>
         <w:t xml:space="preserve">Figure </w:t>
       </w:r>
-      <w:r>
-        <w:fldChar w:fldCharType="begin"/>
-      </w:r>
-      <w:r>
-        <w:instrText xml:space="preserve"> SEQ Figure \* ARABIC </w:instrText>
-      </w:r>
-      <w:r>
-        <w:fldChar w:fldCharType="separate"/>
-      </w:r>
-      <w:r>
-        <w:rPr>
-          <w:noProof/>
-        </w:rPr>
-        <w:t>18</w:t>
-      </w:r>
-      <w:r>
-        <w:fldChar w:fldCharType="end"/>
-      </w:r>
+      <w:fldSimple w:instr=" SEQ Figure \* ARABIC ">
+        <w:r>
+          <w:rPr>
+            <w:noProof/>
+          </w:rPr>
+          <w:t>18</w:t>
+        </w:r>
+      </w:fldSimple>
       <w:r>
         <w:t xml:space="preserve"> Food Inventory</w:t>
       </w:r>
@@ -19142,24 +18978,14 @@
       <w:r>
         <w:t xml:space="preserve">Figure </w:t>
       </w:r>
-      <w:r>
-        <w:fldChar w:fldCharType="begin"/>
-      </w:r>
-      <w:r>
-        <w:instrText xml:space="preserve"> SEQ Figure \* ARABIC </w:instrText>
-      </w:r>
-      <w:r>
-        <w:fldChar w:fldCharType="separate"/>
-      </w:r>
-      <w:r>
-        <w:rPr>
-          <w:noProof/>
-        </w:rPr>
-        <w:t>19</w:t>
-      </w:r>
-      <w:r>
-        <w:fldChar w:fldCharType="end"/>
-      </w:r>
+      <w:fldSimple w:instr=" SEQ Figure \* ARABIC ">
+        <w:r>
+          <w:rPr>
+            <w:noProof/>
+          </w:rPr>
+          <w:t>19</w:t>
+        </w:r>
+      </w:fldSimple>
       <w:r>
         <w:t xml:space="preserve"> Browse Donations</w:t>
       </w:r>
@@ -19226,24 +19052,14 @@
       <w:r>
         <w:t xml:space="preserve">Figure </w:t>
       </w:r>
-      <w:r>
-        <w:fldChar w:fldCharType="begin"/>
-      </w:r>
-      <w:r>
-        <w:instrText xml:space="preserve"> SEQ Figure \* ARABIC </w:instrText>
-      </w:r>
-      <w:r>
-        <w:fldChar w:fldCharType="separate"/>
-      </w:r>
-      <w:r>
-        <w:rPr>
-          <w:noProof/>
-        </w:rPr>
-        <w:t>20</w:t>
-      </w:r>
-      <w:r>
-        <w:fldChar w:fldCharType="end"/>
-      </w:r>
+      <w:fldSimple w:instr=" SEQ Figure \* ARABIC ">
+        <w:r>
+          <w:rPr>
+            <w:noProof/>
+          </w:rPr>
+          <w:t>20</w:t>
+        </w:r>
+      </w:fldSimple>
       <w:r>
         <w:t xml:space="preserve"> Food Analytics</w:t>
       </w:r>
@@ -19310,24 +19126,14 @@
       <w:r>
         <w:t xml:space="preserve">Figure </w:t>
       </w:r>
-      <w:r>
-        <w:fldChar w:fldCharType="begin"/>
-      </w:r>
-      <w:r>
-        <w:instrText xml:space="preserve"> SEQ Figure \* ARABIC </w:instrText>
-      </w:r>
-      <w:r>
-        <w:fldChar w:fldCharType="separate"/>
-      </w:r>
-      <w:r>
-        <w:rPr>
-          <w:noProof/>
-        </w:rPr>
-        <w:t>21</w:t>
-      </w:r>
-      <w:r>
-        <w:fldChar w:fldCharType="end"/>
-      </w:r>
+      <w:fldSimple w:instr=" SEQ Figure \* ARABIC ">
+        <w:r>
+          <w:rPr>
+            <w:noProof/>
+          </w:rPr>
+          <w:t>21</w:t>
+        </w:r>
+      </w:fldSimple>
       <w:r>
         <w:t xml:space="preserve"> Meal Suggestions</w:t>
       </w:r>
@@ -19343,7 +19149,7 @@
         </w:rPr>
         <w:lastRenderedPageBreak/>
         <w:drawing>
-          <wp:inline distT="0" distB="0" distL="0" distR="0" wp14:anchorId="223190E0" wp14:editId="7F1AC83E">
+          <wp:inline distT="0" distB="0" distL="0" distR="0" wp14:anchorId="223190E0" wp14:editId="3A1DE35A">
             <wp:extent cx="3101340" cy="4250342"/>
             <wp:effectExtent l="0" t="0" r="3810" b="0"/>
             <wp:docPr id="1682450521" name="Picture 25"/>
@@ -19394,24 +19200,14 @@
       <w:r>
         <w:t xml:space="preserve">Figure </w:t>
       </w:r>
-      <w:r>
-        <w:fldChar w:fldCharType="begin"/>
-      </w:r>
-      <w:r>
-        <w:instrText xml:space="preserve"> SEQ Figure \* ARABIC </w:instrText>
-      </w:r>
-      <w:r>
-        <w:fldChar w:fldCharType="separate"/>
-      </w:r>
-      <w:r>
-        <w:rPr>
-          <w:noProof/>
-        </w:rPr>
-        <w:t>22</w:t>
-      </w:r>
-      <w:r>
-        <w:fldChar w:fldCharType="end"/>
-      </w:r>
+      <w:fldSimple w:instr=" SEQ Figure \* ARABIC ">
+        <w:r>
+          <w:rPr>
+            <w:noProof/>
+          </w:rPr>
+          <w:t>22</w:t>
+        </w:r>
+      </w:fldSimple>
       <w:r>
         <w:t xml:space="preserve"> Notifications</w:t>
       </w:r>
@@ -19477,24 +19273,14 @@
       <w:r>
         <w:t xml:space="preserve">Figure </w:t>
       </w:r>
-      <w:r>
-        <w:fldChar w:fldCharType="begin"/>
-      </w:r>
-      <w:r>
-        <w:instrText xml:space="preserve"> SEQ Figure \* ARABIC </w:instrText>
-      </w:r>
-      <w:r>
-        <w:fldChar w:fldCharType="separate"/>
-      </w:r>
-      <w:r>
-        <w:rPr>
-          <w:noProof/>
-        </w:rPr>
-        <w:t>23</w:t>
-      </w:r>
-      <w:r>
-        <w:fldChar w:fldCharType="end"/>
-      </w:r>
+      <w:fldSimple w:instr=" SEQ Figure \* ARABIC ">
+        <w:r>
+          <w:rPr>
+            <w:noProof/>
+          </w:rPr>
+          <w:t>23</w:t>
+        </w:r>
+      </w:fldSimple>
       <w:r>
         <w:rPr>
           <w:noProof/>
@@ -19512,7 +19298,7 @@
           <w:sz w:val="24"/>
         </w:rPr>
       </w:pPr>
-      <w:bookmarkStart w:id="46" w:name="_Toc233375465"/>
+      <w:bookmarkStart w:id="46" w:name="_Toc233376466"/>
       <w:r>
         <w:rPr>
           <w:rFonts w:ascii="Times New Roman" w:hAnsi="Times New Roman"/>
@@ -22324,7 +22110,7 @@
           <w:sz w:val="24"/>
         </w:rPr>
       </w:pPr>
-      <w:bookmarkStart w:id="47" w:name="_Toc233375466"/>
+      <w:bookmarkStart w:id="47" w:name="_Toc233376467"/>
       <w:r>
         <w:rPr>
           <w:rFonts w:ascii="Times New Roman" w:hAnsi="Times New Roman"/>
@@ -33336,6 +33122,7 @@
   <w:style w:type="character" w:default="1" w:styleId="DefaultParagraphFont">
     <w:name w:val="Default Paragraph Font"/>
     <w:uiPriority w:val="1"/>
+    <w:semiHidden/>
     <w:unhideWhenUsed/>
   </w:style>
   <w:style w:type="table" w:default="1" w:styleId="TableNormal">
